--- a/Business understanding.docx
+++ b/Business understanding.docx
@@ -208,109 +208,6 @@
     <w:p>
       <w:pPr>
         <w:rPr>
-          <w:color w:val="EE0000"/>
-        </w:rPr>
-      </w:pPr>
-    </w:p>
-    <w:p>
-      <w:pPr>
-        <w:rPr>
-          <w:color w:val="EE0000"/>
-        </w:rPr>
-      </w:pPr>
-    </w:p>
-    <w:p>
-      <w:pPr>
-        <w:rPr>
-          <w:color w:val="EE0000"/>
-        </w:rPr>
-      </w:pPr>
-      <w:r>
-        <w:rPr>
-          <w:color w:val="EE0000"/>
-        </w:rPr>
-        <w:t>Understand what the customer wants to accomplish from a business perspective</w:t>
-      </w:r>
-    </w:p>
-    <w:p>
-      <w:pPr>
-        <w:rPr>
-          <w:color w:val="EE0000"/>
-        </w:rPr>
-      </w:pPr>
-      <w:r>
-        <w:rPr>
-          <w:color w:val="EE0000"/>
-        </w:rPr>
-        <w:t xml:space="preserve">Set Objectives: Define primary objectives, what do I </w:t>
-      </w:r>
-      <w:proofErr w:type="spellStart"/>
-      <w:proofErr w:type="gramStart"/>
-      <w:r>
-        <w:rPr>
-          <w:color w:val="EE0000"/>
-        </w:rPr>
-        <w:t>cant</w:t>
-      </w:r>
-      <w:proofErr w:type="spellEnd"/>
-      <w:proofErr w:type="gramEnd"/>
-      <w:r>
-        <w:rPr>
-          <w:color w:val="EE0000"/>
-        </w:rPr>
-        <w:t xml:space="preserve"> to achieve</w:t>
-      </w:r>
-    </w:p>
-    <w:p>
-      <w:pPr>
-        <w:rPr>
-          <w:color w:val="EE0000"/>
-        </w:rPr>
-      </w:pPr>
-      <w:r>
-        <w:rPr>
-          <w:color w:val="EE0000"/>
-        </w:rPr>
-        <w:t>Produce a project plan: Specify the steps to be performed, including tools and techniques</w:t>
-      </w:r>
-    </w:p>
-    <w:p>
-      <w:pPr>
-        <w:rPr>
-          <w:color w:val="EE0000"/>
-        </w:rPr>
-      </w:pPr>
-      <w:r>
-        <w:rPr>
-          <w:color w:val="EE0000"/>
-        </w:rPr>
-        <w:t>Business success criteria: How will you measure the success</w:t>
-      </w:r>
-      <w:proofErr w:type="gramStart"/>
-      <w:r>
-        <w:rPr>
-          <w:color w:val="EE0000"/>
-        </w:rPr>
-        <w:t>? ,</w:t>
-      </w:r>
-      <w:proofErr w:type="gramEnd"/>
-      <w:r>
-        <w:rPr>
-          <w:color w:val="EE0000"/>
-        </w:rPr>
-        <w:t xml:space="preserve"> give useful insights into the relationships</w:t>
-      </w:r>
-    </w:p>
-    <w:p>
-      <w:pPr>
-        <w:rPr>
-          <w:color w:val="EE0000"/>
-        </w:rPr>
-      </w:pPr>
-    </w:p>
-    <w:p>
-      <w:pPr>
-        <w:rPr>
           <w:b/>
           <w:bCs/>
           <w:color w:val="EE0000"/>
@@ -328,13 +225,13 @@
     <w:p>
       <w:pPr>
         <w:rPr>
-          <w:color w:val="EE0000"/>
+          <w:color w:val="000000" w:themeColor="text1"/>
           <w:u w:val="single"/>
         </w:rPr>
       </w:pPr>
       <w:r>
         <w:rPr>
-          <w:color w:val="EE0000"/>
+          <w:color w:val="000000" w:themeColor="text1"/>
           <w:u w:val="single"/>
         </w:rPr>
         <w:t>Inventory of resources:</w:t>
@@ -401,13 +298,13 @@
     <w:p>
       <w:pPr>
         <w:rPr>
-          <w:color w:val="EE0000"/>
+          <w:color w:val="000000" w:themeColor="text1"/>
           <w:u w:val="single"/>
         </w:rPr>
       </w:pPr>
       <w:r>
         <w:rPr>
-          <w:color w:val="EE0000"/>
+          <w:color w:val="000000" w:themeColor="text1"/>
           <w:u w:val="single"/>
         </w:rPr>
         <w:t xml:space="preserve">Requirements, assumptions and constraints: </w:t>
@@ -485,255 +382,1017 @@
     <w:p>
       <w:pPr>
         <w:rPr>
-          <w:color w:val="EE0000"/>
+          <w:color w:val="000000" w:themeColor="text1"/>
           <w:u w:val="single"/>
         </w:rPr>
       </w:pPr>
       <w:r>
         <w:rPr>
-          <w:color w:val="EE0000"/>
+          <w:color w:val="000000" w:themeColor="text1"/>
           <w:u w:val="single"/>
         </w:rPr>
+        <w:t>Risks and contingencies</w:t>
+      </w:r>
+    </w:p>
+    <w:p>
+      <w:pPr>
+        <w:rPr>
+          <w:color w:val="000000" w:themeColor="text1"/>
+        </w:rPr>
+      </w:pPr>
+      <w:r>
+        <w:rPr>
+          <w:color w:val="000000" w:themeColor="text1"/>
+        </w:rPr>
+        <w:t>Risk: The</w:t>
+      </w:r>
+      <w:r>
+        <w:rPr>
+          <w:color w:val="000000" w:themeColor="text1"/>
+        </w:rPr>
+        <w:t xml:space="preserve"> hotel’s data set</w:t>
+      </w:r>
+      <w:r>
+        <w:rPr>
+          <w:color w:val="000000" w:themeColor="text1"/>
+        </w:rPr>
+        <w:t xml:space="preserve"> is longer</w:t>
+      </w:r>
+      <w:r>
+        <w:rPr>
+          <w:color w:val="000000" w:themeColor="text1"/>
+        </w:rPr>
+        <w:t xml:space="preserve"> and messy</w:t>
+      </w:r>
+      <w:r>
+        <w:rPr>
+          <w:color w:val="000000" w:themeColor="text1"/>
+        </w:rPr>
+        <w:t xml:space="preserve"> than expected</w:t>
+      </w:r>
+      <w:r>
+        <w:rPr>
+          <w:color w:val="000000" w:themeColor="text1"/>
+        </w:rPr>
+        <w:t xml:space="preserve">, risking the </w:t>
+      </w:r>
+      <w:proofErr w:type="gramStart"/>
+      <w:r>
+        <w:rPr>
+          <w:color w:val="000000" w:themeColor="text1"/>
+        </w:rPr>
+        <w:t>dead line</w:t>
+      </w:r>
+      <w:proofErr w:type="gramEnd"/>
+    </w:p>
+    <w:p>
+      <w:pPr>
+        <w:rPr>
+          <w:color w:val="000000" w:themeColor="text1"/>
+        </w:rPr>
+      </w:pPr>
+      <w:r>
+        <w:rPr>
+          <w:color w:val="000000" w:themeColor="text1"/>
+        </w:rPr>
+        <w:t xml:space="preserve">Contingency: </w:t>
+      </w:r>
+      <w:r>
+        <w:rPr>
+          <w:color w:val="000000" w:themeColor="text1"/>
+        </w:rPr>
+        <w:t>Focus on the historical data sets from 2 years till now</w:t>
+      </w:r>
+      <w:r>
+        <w:rPr>
+          <w:color w:val="000000" w:themeColor="text1"/>
+        </w:rPr>
+        <w:t xml:space="preserve"> and focus in only 1 hotel in 1 specific location of Dublin</w:t>
+      </w:r>
+    </w:p>
+    <w:p>
+      <w:pPr>
+        <w:rPr>
+          <w:color w:val="000000" w:themeColor="text1"/>
+        </w:rPr>
+      </w:pPr>
+      <w:r>
+        <w:rPr>
+          <w:color w:val="000000" w:themeColor="text1"/>
+        </w:rPr>
+        <w:t xml:space="preserve">Risk: </w:t>
+      </w:r>
+      <w:r>
+        <w:rPr>
+          <w:color w:val="000000" w:themeColor="text1"/>
+        </w:rPr>
+        <w:t>Random forest may be</w:t>
+      </w:r>
+      <w:r>
+        <w:rPr>
+          <w:color w:val="000000" w:themeColor="text1"/>
+        </w:rPr>
+        <w:t xml:space="preserve"> </w:t>
+      </w:r>
+      <w:r>
+        <w:rPr>
+          <w:color w:val="000000" w:themeColor="text1"/>
+        </w:rPr>
+        <w:t xml:space="preserve">a big model for a very local project. </w:t>
+      </w:r>
+    </w:p>
+    <w:p>
+      <w:pPr>
+        <w:rPr>
+          <w:color w:val="000000" w:themeColor="text1"/>
+        </w:rPr>
+      </w:pPr>
+      <w:r>
+        <w:rPr>
+          <w:color w:val="000000" w:themeColor="text1"/>
+        </w:rPr>
+        <w:t xml:space="preserve">Contingency: Random forest can be limited to only a few trees </w:t>
+      </w:r>
+    </w:p>
+    <w:p>
+      <w:pPr>
+        <w:rPr>
+          <w:color w:val="000000" w:themeColor="text1"/>
+          <w:u w:val="single"/>
+        </w:rPr>
+      </w:pPr>
+      <w:r>
+        <w:rPr>
+          <w:color w:val="000000" w:themeColor="text1"/>
+          <w:u w:val="single"/>
+        </w:rPr>
         <w:t xml:space="preserve">Terminology: </w:t>
       </w:r>
+    </w:p>
+    <w:p>
+      <w:r>
+        <w:t xml:space="preserve">Glossary </w:t>
+      </w:r>
+      <w:r>
+        <w:t>of Relevant Business Terminology</w:t>
+      </w:r>
+    </w:p>
+    <w:p>
+      <w:r>
+        <w:t>Understaffing: A situation here the number of employees scheduled is insufficient to meet guest demand, potentially leading to</w:t>
+      </w:r>
+      <w:r>
+        <w:t xml:space="preserve"> drop service quality and lost revenue.</w:t>
+      </w:r>
+    </w:p>
+    <w:p>
+      <w:r>
+        <w:t>Overstaffing: A situation where the hotel has more employees scheduled then necessary for the current workload</w:t>
+      </w:r>
+      <w:r>
+        <w:t xml:space="preserve">. </w:t>
+      </w:r>
+    </w:p>
+    <w:p>
+      <w:r>
+        <w:lastRenderedPageBreak/>
+        <w:t xml:space="preserve">Occupancy rate: </w:t>
+      </w:r>
+      <w:r>
+        <w:t xml:space="preserve">The ratio of rented room in use to the total </w:t>
+      </w:r>
+      <w:r>
+        <w:t>available rooms in the hotel</w:t>
+      </w:r>
+    </w:p>
+    <w:p>
+      <w:r>
+        <w:t>Demand Driver: An external factor such a concert, a football game or a specific weather condition</w:t>
+      </w:r>
+      <w:r>
+        <w:t xml:space="preserve"> that impact significantly on the amount of guest and their behaviour. </w:t>
+      </w:r>
+    </w:p>
+    <w:p>
+      <w:r>
+        <w:t xml:space="preserve">Glossary of Machine Learning Terminology </w:t>
+      </w:r>
+    </w:p>
+    <w:p>
+      <w:r>
+        <w:t xml:space="preserve">Target value (y): </w:t>
+      </w:r>
+      <w:r>
+        <w:t xml:space="preserve">The specific outcome to predict like the Optimal Staff count to </w:t>
+      </w:r>
+      <w:r>
+        <w:t>schedule at a given day</w:t>
+      </w:r>
+    </w:p>
+    <w:p>
+      <w:r>
+        <w:t xml:space="preserve">Features(x): The input </w:t>
+      </w:r>
+      <w:r>
+        <w:t xml:space="preserve">data used to predict (y), </w:t>
+      </w:r>
+      <w:r>
+        <w:t xml:space="preserve">such as “Precipitation” from Met Éireann </w:t>
+      </w:r>
+    </w:p>
+    <w:p>
+      <w:r>
+        <w:t xml:space="preserve">Random Fores: </w:t>
+      </w:r>
+      <w:r>
+        <w:t xml:space="preserve">A machine learning model that combines multiple “decision trees” to provide </w:t>
+      </w:r>
+      <w:r>
+        <w:t>more accurate and stable predictions</w:t>
+      </w:r>
+      <w:r>
+        <w:t xml:space="preserve"> </w:t>
+      </w:r>
+    </w:p>
+    <w:p>
+      <w:pPr>
+        <w:rPr>
+          <w:color w:val="EE0000"/>
+        </w:rPr>
+      </w:pPr>
+      <w:r>
+        <w:rPr>
+          <w:color w:val="EE0000"/>
+        </w:rPr>
+        <w:t>NOTE: EXTEND THIS GLOSSARY AFTER FINISHING THE PROJECT</w:t>
+      </w:r>
+    </w:p>
+    <w:p>
+      <w:pPr>
+        <w:rPr>
+          <w:color w:val="EE0000"/>
+        </w:rPr>
+      </w:pPr>
+    </w:p>
+    <w:p>
+      <w:pPr>
+        <w:rPr>
+          <w:u w:val="single"/>
+        </w:rPr>
+      </w:pPr>
+      <w:r>
+        <w:rPr>
+          <w:u w:val="single"/>
+        </w:rPr>
+        <w:t xml:space="preserve">Cost </w:t>
+      </w:r>
+      <w:r>
+        <w:rPr>
+          <w:u w:val="single"/>
+        </w:rPr>
+        <w:t xml:space="preserve">and </w:t>
+      </w:r>
+      <w:r>
+        <w:rPr>
+          <w:u w:val="single"/>
+        </w:rPr>
+        <w:t xml:space="preserve">benefit analysis </w:t>
+      </w:r>
+    </w:p>
+    <w:p>
+      <w:r>
+        <w:t xml:space="preserve">Estimated reject cost: </w:t>
+      </w:r>
+    </w:p>
+    <w:p>
+      <w:r>
+        <w:t>-Personnel: The Analyst is the primary cost</w:t>
+      </w:r>
+      <w:r>
+        <w:t>, the time spent on data cleaning, modelling and evaluation.</w:t>
+      </w:r>
+    </w:p>
+    <w:p>
+      <w:r>
+        <w:t>-Computing resources:</w:t>
+      </w:r>
+      <w:r>
+        <w:t xml:space="preserve"> Software </w:t>
+      </w:r>
+      <w:r>
+        <w:t>like Python/Scikit- Learn are zero cost as we are using open-source tools</w:t>
+      </w:r>
+    </w:p>
+    <w:p>
+      <w:r>
+        <w:t>- Pandas for data manipulations is free of charge</w:t>
+      </w:r>
+    </w:p>
+    <w:p>
+      <w:r>
+        <w:t>-</w:t>
+      </w:r>
+      <w:r>
+        <w:t xml:space="preserve">Data acquisition: </w:t>
+      </w:r>
+      <w:r>
+        <w:t>Accessing to Met Eireann and Kaggle data is currently free of charge</w:t>
+      </w:r>
+    </w:p>
+    <w:p>
+      <w:pPr>
+        <w:rPr>
+          <w:color w:val="EE0000"/>
+        </w:rPr>
+      </w:pPr>
+      <w:r>
+        <w:rPr>
+          <w:color w:val="EE0000"/>
+        </w:rPr>
+        <w:t>NOTE, WHAT ABOUT POWER BI, IS IT FREE</w:t>
+      </w:r>
+      <w:r>
+        <w:rPr>
+          <w:color w:val="EE0000"/>
+        </w:rPr>
+        <w:t>, DO I NEED CLOUD SERVICES</w:t>
+      </w:r>
+      <w:r>
+        <w:rPr>
+          <w:color w:val="EE0000"/>
+        </w:rPr>
+        <w:t>?</w:t>
+      </w:r>
+    </w:p>
+    <w:p>
+      <w:r>
+        <w:t xml:space="preserve">Potential Benefits: </w:t>
+      </w:r>
+    </w:p>
+    <w:p>
+      <w:r>
+        <w:t>-Reduced Labour waste: By predict low demand days, the hotel can avoid unnecessary staff.</w:t>
+      </w:r>
+    </w:p>
+    <w:p>
+      <w:r>
+        <w:t xml:space="preserve">-Revenue protection: On high demand days the hotel will be prepared with the right </w:t>
+      </w:r>
+      <w:r>
+        <w:t>number</w:t>
+      </w:r>
+      <w:r>
+        <w:t xml:space="preserve"> of staff, preventing a negative experience to the guests, avoiding bad reviews, and making their experience unforgettable. </w:t>
+      </w:r>
+    </w:p>
+    <w:p>
+      <w:r>
+        <w:t>-Operational efficiency: An automated system reduces the time for manager to manually check weather and calendar events individually.</w:t>
+      </w:r>
+    </w:p>
+    <w:p>
+      <w:pPr>
+        <w:rPr>
+          <w:color w:val="EE0000"/>
+        </w:rPr>
+      </w:pPr>
+    </w:p>
+    <w:p>
+      <w:r>
+        <w:t>Monetary Example</w:t>
+      </w:r>
+      <w:r>
+        <w:t xml:space="preserve"> </w:t>
+      </w:r>
+      <w:r>
+        <w:t>Specific Comparison</w:t>
+      </w:r>
+    </w:p>
+    <w:p>
+      <w:r>
+        <w:lastRenderedPageBreak/>
+        <w:t xml:space="preserve">Overstaffing: If we have 5 staff members paid 15 euro per hour on a rainy day or no busy day, then the loos is about 600 euro in salaries for that staff that will be hanging around. </w:t>
+      </w:r>
+    </w:p>
+    <w:p>
+      <w:r>
+        <w:t xml:space="preserve">Understaffing: If we didn’t consider the Tailor swift concert, that can lead to maybe 3 bad reviews on social media. </w:t>
+      </w:r>
+    </w:p>
+    <w:p>
+      <w:pPr>
+        <w:rPr>
+          <w:color w:val="EE0000"/>
+        </w:rPr>
+      </w:pPr>
+    </w:p>
+    <w:p>
+      <w:pPr>
+        <w:rPr>
+          <w:color w:val="EE0000"/>
+        </w:rPr>
+      </w:pPr>
+    </w:p>
+    <w:p>
+      <w:pPr>
+        <w:rPr>
+          <w:color w:val="EE0000"/>
+        </w:rPr>
+      </w:pPr>
     </w:p>
     <w:p>
       <w:pPr>
         <w:rPr>
           <w:b/>
           <w:bCs/>
+          <w:color w:val="EE0000"/>
         </w:rPr>
       </w:pPr>
       <w:r>
         <w:rPr>
           <w:b/>
           <w:bCs/>
-        </w:rPr>
-        <w:t xml:space="preserve">Glossary </w:t>
-      </w:r>
-      <w:r>
+          <w:color w:val="EE0000"/>
+        </w:rPr>
+        <w:t>Determine data mining/Machine Learning goals</w:t>
+      </w:r>
+    </w:p>
+    <w:p>
+      <w:pPr>
+        <w:rPr>
+          <w:u w:val="single"/>
+        </w:rPr>
+      </w:pPr>
+      <w:r>
+        <w:rPr>
+          <w:u w:val="single"/>
+        </w:rPr>
+        <w:t xml:space="preserve">Business Success Criteria: </w:t>
+      </w:r>
+    </w:p>
+    <w:p>
+      <w:r>
+        <w:t>Success will be achieved if the model can reduce overstaffing cost by at least 15% over a time of 3 months while maintaining a 4.5</w:t>
+      </w:r>
+      <w:r>
+        <w:t xml:space="preserve">/5 </w:t>
+      </w:r>
+      <w:r>
+        <w:t>star</w:t>
+      </w:r>
+      <w:r>
+        <w:t xml:space="preserve">s reviews on satisfaction rating. </w:t>
+      </w:r>
+    </w:p>
+    <w:p>
+      <w:pPr>
+        <w:rPr>
+          <w:u w:val="single"/>
+        </w:rPr>
+      </w:pPr>
+      <w:r>
+        <w:rPr>
+          <w:u w:val="single"/>
+        </w:rPr>
+        <w:t>Machine Learning Criteria:</w:t>
+      </w:r>
+    </w:p>
+    <w:p>
+      <w:r>
+        <w:t xml:space="preserve">The model should present </w:t>
+      </w:r>
+      <w:r>
+        <w:t>80% accuracy or higher</w:t>
+      </w:r>
+    </w:p>
+    <w:p>
+      <w:pPr>
+        <w:rPr>
+          <w:u w:val="single"/>
+        </w:rPr>
+      </w:pPr>
+    </w:p>
+    <w:p>
+      <w:pPr>
+        <w:rPr>
+          <w:u w:val="single"/>
+        </w:rPr>
+      </w:pPr>
+    </w:p>
+    <w:p>
+      <w:pPr>
+        <w:rPr>
+          <w:u w:val="single"/>
+        </w:rPr>
+      </w:pPr>
+    </w:p>
+    <w:p>
+      <w:pPr>
+        <w:rPr>
+          <w:u w:val="single"/>
+        </w:rPr>
+      </w:pPr>
+    </w:p>
+    <w:p>
+      <w:pPr>
         <w:rPr>
           <w:b/>
           <w:bCs/>
-        </w:rPr>
-        <w:t>of Relevant Business Terminology</w:t>
-      </w:r>
-    </w:p>
-    <w:p>
-      <w:r>
-        <w:lastRenderedPageBreak/>
-        <w:t>Understaffing: A situation here the number of employees scheduled is insufficient to meet guest demand, potentially leading to</w:t>
-      </w:r>
-      <w:r>
-        <w:t xml:space="preserve"> drop service quality and lost revenue.</w:t>
-      </w:r>
-    </w:p>
-    <w:p>
-      <w:r>
-        <w:t>Overstaffing: A situation where the hotel has more employees scheduled then necessary for the current workload</w:t>
-      </w:r>
-      <w:r>
-        <w:t xml:space="preserve">. </w:t>
-      </w:r>
-    </w:p>
-    <w:p>
-      <w:r>
-        <w:t xml:space="preserve">Occupancy rate: </w:t>
-      </w:r>
-      <w:r>
-        <w:t xml:space="preserve">The ratio of rented room in use to the total </w:t>
-      </w:r>
-      <w:r>
-        <w:t>available rooms in the hotel</w:t>
-      </w:r>
-    </w:p>
-    <w:p>
-      <w:r>
-        <w:t>Demand Driver: An external factor such a concert, a football game or a specific weather condition</w:t>
-      </w:r>
-      <w:r>
-        <w:t xml:space="preserve"> that impact significantly on the amount of guest and their behaviour. </w:t>
-      </w:r>
-    </w:p>
-    <w:p>
-      <w:pPr>
+          <w:color w:val="EE0000"/>
+        </w:rPr>
+      </w:pPr>
+      <w:r>
         <w:rPr>
           <w:b/>
           <w:bCs/>
-        </w:rPr>
-      </w:pPr>
-      <w:r>
+          <w:color w:val="EE0000"/>
+        </w:rPr>
+        <w:t>Produce project plan</w:t>
+      </w:r>
+    </w:p>
+    <w:tbl>
+      <w:tblPr>
+        <w:tblStyle w:val="TableGrid"/>
+        <w:tblW w:w="0" w:type="auto"/>
+        <w:tblLook w:val="04A0" w:firstRow="1" w:lastRow="0" w:firstColumn="1" w:lastColumn="0" w:noHBand="0" w:noVBand="1"/>
+      </w:tblPr>
+      <w:tblGrid>
+        <w:gridCol w:w="1797"/>
+        <w:gridCol w:w="1758"/>
+        <w:gridCol w:w="1778"/>
+        <w:gridCol w:w="1761"/>
+        <w:gridCol w:w="1922"/>
+      </w:tblGrid>
+      <w:tr>
+        <w:tc>
+          <w:tcPr>
+            <w:tcW w:w="1797" w:type="dxa"/>
+          </w:tcPr>
+          <w:p>
+            <w:r>
+              <w:t>PHASE</w:t>
+            </w:r>
+          </w:p>
+        </w:tc>
+        <w:tc>
+          <w:tcPr>
+            <w:tcW w:w="1758" w:type="dxa"/>
+          </w:tcPr>
+          <w:p>
+            <w:r>
+              <w:t>DURATION</w:t>
+            </w:r>
+          </w:p>
+        </w:tc>
+        <w:tc>
+          <w:tcPr>
+            <w:tcW w:w="1778" w:type="dxa"/>
+          </w:tcPr>
+          <w:p>
+            <w:r>
+              <w:t>INPUT</w:t>
+            </w:r>
+          </w:p>
+        </w:tc>
+        <w:tc>
+          <w:tcPr>
+            <w:tcW w:w="1761" w:type="dxa"/>
+          </w:tcPr>
+          <w:p>
+            <w:r>
+              <w:t xml:space="preserve">OUTPUT </w:t>
+            </w:r>
+          </w:p>
+        </w:tc>
+        <w:tc>
+          <w:tcPr>
+            <w:tcW w:w="1922" w:type="dxa"/>
+          </w:tcPr>
+          <w:p>
+            <w:r>
+              <w:t>DEPENDENC</w:t>
+            </w:r>
+            <w:r>
+              <w:t>IES</w:t>
+            </w:r>
+          </w:p>
+        </w:tc>
+      </w:tr>
+      <w:tr>
+        <w:tc>
+          <w:tcPr>
+            <w:tcW w:w="1797" w:type="dxa"/>
+          </w:tcPr>
+          <w:p>
+            <w:r>
+              <w:t xml:space="preserve">Business </w:t>
+            </w:r>
+          </w:p>
+          <w:p>
+            <w:r>
+              <w:t>Understanding</w:t>
+            </w:r>
+          </w:p>
+        </w:tc>
+        <w:tc>
+          <w:tcPr>
+            <w:tcW w:w="1758" w:type="dxa"/>
+          </w:tcPr>
+          <w:p>
+            <w:r>
+              <w:t>21</w:t>
+            </w:r>
+            <w:r>
+              <w:rPr>
+                <w:vertAlign w:val="superscript"/>
+              </w:rPr>
+              <w:t>st</w:t>
+            </w:r>
+            <w:r>
+              <w:t xml:space="preserve"> April</w:t>
+            </w:r>
+          </w:p>
+          <w:p>
+            <w:r>
+              <w:t>22</w:t>
+            </w:r>
+            <w:r>
+              <w:rPr>
+                <w:vertAlign w:val="superscript"/>
+              </w:rPr>
+              <w:t>nd</w:t>
+            </w:r>
+            <w:r>
+              <w:t xml:space="preserve"> April</w:t>
+            </w:r>
+          </w:p>
+        </w:tc>
+        <w:tc>
+          <w:tcPr>
+            <w:tcW w:w="1778" w:type="dxa"/>
+          </w:tcPr>
+          <w:p>
+            <w:r>
+              <w:t>Initial goals and notes</w:t>
+            </w:r>
+          </w:p>
+        </w:tc>
+        <w:tc>
+          <w:tcPr>
+            <w:tcW w:w="1761" w:type="dxa"/>
+          </w:tcPr>
+          <w:p>
+            <w:r>
+              <w:t xml:space="preserve">Finalized </w:t>
+            </w:r>
+            <w:r>
+              <w:t xml:space="preserve">plan, </w:t>
+            </w:r>
+            <w:r>
+              <w:t>objectives and c</w:t>
+            </w:r>
+            <w:r>
+              <w:t>riteria</w:t>
+            </w:r>
+          </w:p>
+        </w:tc>
+        <w:tc>
+          <w:tcPr>
+            <w:tcW w:w="1922" w:type="dxa"/>
+          </w:tcPr>
+          <w:p>
+            <w:r>
+              <w:t>None</w:t>
+            </w:r>
+          </w:p>
+        </w:tc>
+      </w:tr>
+      <w:tr>
+        <w:tc>
+          <w:tcPr>
+            <w:tcW w:w="1797" w:type="dxa"/>
+          </w:tcPr>
+          <w:p>
+            <w:r>
+              <w:t>Data</w:t>
+            </w:r>
+          </w:p>
+          <w:p>
+            <w:r>
+              <w:t>Understanding</w:t>
+            </w:r>
+          </w:p>
+        </w:tc>
+        <w:tc>
+          <w:tcPr>
+            <w:tcW w:w="1758" w:type="dxa"/>
+          </w:tcPr>
+          <w:p>
+            <w:r>
+              <w:t>23</w:t>
+            </w:r>
+            <w:r>
+              <w:rPr>
+                <w:vertAlign w:val="superscript"/>
+              </w:rPr>
+              <w:t>rd</w:t>
+            </w:r>
+            <w:r>
+              <w:t xml:space="preserve"> April-</w:t>
+            </w:r>
+          </w:p>
+          <w:p>
+            <w:r>
+              <w:t>30</w:t>
+            </w:r>
+            <w:proofErr w:type="gramStart"/>
+            <w:r>
+              <w:rPr>
+                <w:vertAlign w:val="superscript"/>
+              </w:rPr>
+              <w:t>th</w:t>
+            </w:r>
+            <w:r>
+              <w:t xml:space="preserve"> </w:t>
+            </w:r>
+            <w:r>
+              <w:t xml:space="preserve"> April</w:t>
+            </w:r>
+            <w:proofErr w:type="gramEnd"/>
+          </w:p>
+        </w:tc>
+        <w:tc>
+          <w:tcPr>
+            <w:tcW w:w="1778" w:type="dxa"/>
+          </w:tcPr>
+          <w:p>
+            <w:r>
+              <w:t>Datasets from:</w:t>
+            </w:r>
+          </w:p>
+          <w:p>
+            <w:r>
+              <w:t xml:space="preserve">Met </w:t>
+            </w:r>
+            <w:r>
+              <w:t>Eireann</w:t>
+            </w:r>
+            <w:r>
+              <w:t xml:space="preserve">, </w:t>
+            </w:r>
+          </w:p>
+          <w:p>
+            <w:r>
+              <w:t>Kaggle</w:t>
+            </w:r>
+            <w:r>
+              <w:t xml:space="preserve"> and personalized event list</w:t>
+            </w:r>
+          </w:p>
+        </w:tc>
+        <w:tc>
+          <w:tcPr>
+            <w:tcW w:w="1761" w:type="dxa"/>
+          </w:tcPr>
+          <w:p>
+            <w:r>
+              <w:t>Data exploration report, initial data quality check</w:t>
+            </w:r>
+          </w:p>
+        </w:tc>
+        <w:tc>
+          <w:tcPr>
+            <w:tcW w:w="1922" w:type="dxa"/>
+          </w:tcPr>
+          <w:p>
+            <w:r>
+              <w:t>Access to data</w:t>
+            </w:r>
+          </w:p>
+        </w:tc>
+      </w:tr>
+      <w:tr>
+        <w:tc>
+          <w:tcPr>
+            <w:tcW w:w="1797" w:type="dxa"/>
+          </w:tcPr>
+          <w:p>
+            <w:r>
+              <w:t>Data preparation</w:t>
+            </w:r>
+          </w:p>
+        </w:tc>
+        <w:tc>
+          <w:tcPr>
+            <w:tcW w:w="1758" w:type="dxa"/>
+          </w:tcPr>
+          <w:p>
+            <w:r>
+              <w:t>28</w:t>
+            </w:r>
+            <w:r>
+              <w:rPr>
+                <w:vertAlign w:val="superscript"/>
+              </w:rPr>
+              <w:t>th</w:t>
+            </w:r>
+            <w:r>
+              <w:t xml:space="preserve"> April- </w:t>
+            </w:r>
+          </w:p>
+          <w:p/>
+        </w:tc>
+        <w:tc>
+          <w:tcPr>
+            <w:tcW w:w="1778" w:type="dxa"/>
+          </w:tcPr>
+          <w:p>
+            <w:r>
+              <w:t>Raw data from 3 data sets</w:t>
+            </w:r>
+          </w:p>
+        </w:tc>
+        <w:tc>
+          <w:tcPr>
+            <w:tcW w:w="1761" w:type="dxa"/>
+          </w:tcPr>
+          <w:p>
+            <w:r>
+              <w:t>Merge the sets</w:t>
+            </w:r>
+          </w:p>
+        </w:tc>
+        <w:tc>
+          <w:tcPr>
+            <w:tcW w:w="1922" w:type="dxa"/>
+          </w:tcPr>
+          <w:p>
+            <w:r>
+              <w:t>Previous phase</w:t>
+            </w:r>
+          </w:p>
+        </w:tc>
+      </w:tr>
+      <w:tr>
+        <w:tc>
+          <w:tcPr>
+            <w:tcW w:w="1797" w:type="dxa"/>
+          </w:tcPr>
+          <w:p>
+            <w:r>
+              <w:t>Modelling</w:t>
+            </w:r>
+          </w:p>
+        </w:tc>
+        <w:tc>
+          <w:tcPr>
+            <w:tcW w:w="1758" w:type="dxa"/>
+          </w:tcPr>
+          <w:p/>
+        </w:tc>
+        <w:tc>
+          <w:tcPr>
+            <w:tcW w:w="1778" w:type="dxa"/>
+          </w:tcPr>
+          <w:p>
+            <w:r>
+              <w:t>Prepared data sets</w:t>
+            </w:r>
+          </w:p>
+        </w:tc>
+        <w:tc>
+          <w:tcPr>
+            <w:tcW w:w="1761" w:type="dxa"/>
+          </w:tcPr>
+          <w:p>
+            <w:r>
+              <w:t>Random Forest regression model</w:t>
+            </w:r>
+          </w:p>
+        </w:tc>
+        <w:tc>
+          <w:tcPr>
+            <w:tcW w:w="1922" w:type="dxa"/>
+          </w:tcPr>
+          <w:p>
+            <w:r>
+              <w:t>Previous phase</w:t>
+            </w:r>
+          </w:p>
+        </w:tc>
+      </w:tr>
+      <w:tr>
+        <w:tc>
+          <w:tcPr>
+            <w:tcW w:w="1797" w:type="dxa"/>
+          </w:tcPr>
+          <w:p>
+            <w:r>
+              <w:t>Evaluation</w:t>
+            </w:r>
+          </w:p>
+        </w:tc>
+        <w:tc>
+          <w:tcPr>
+            <w:tcW w:w="1758" w:type="dxa"/>
+          </w:tcPr>
+          <w:p/>
+        </w:tc>
+        <w:tc>
+          <w:tcPr>
+            <w:tcW w:w="1778" w:type="dxa"/>
+          </w:tcPr>
+          <w:p>
+            <w:proofErr w:type="gramStart"/>
+            <w:r>
+              <w:t>Model</w:t>
+            </w:r>
+            <w:proofErr w:type="gramEnd"/>
+            <w:r>
+              <w:t xml:space="preserve"> predict and test data</w:t>
+            </w:r>
+          </w:p>
+        </w:tc>
+        <w:tc>
+          <w:tcPr>
+            <w:tcW w:w="1761" w:type="dxa"/>
+          </w:tcPr>
+          <w:p>
+            <w:r>
+              <w:t>Evaluate 80% accuracy goal</w:t>
+            </w:r>
+          </w:p>
+        </w:tc>
+        <w:tc>
+          <w:tcPr>
+            <w:tcW w:w="1922" w:type="dxa"/>
+          </w:tcPr>
+          <w:p>
+            <w:r>
+              <w:t>Previous phase</w:t>
+            </w:r>
+          </w:p>
+        </w:tc>
+      </w:tr>
+      <w:tr>
+        <w:tc>
+          <w:tcPr>
+            <w:tcW w:w="1797" w:type="dxa"/>
+          </w:tcPr>
+          <w:p>
+            <w:r>
+              <w:lastRenderedPageBreak/>
+              <w:t>Deployment</w:t>
+            </w:r>
+          </w:p>
+        </w:tc>
+        <w:tc>
+          <w:tcPr>
+            <w:tcW w:w="1758" w:type="dxa"/>
+          </w:tcPr>
+          <w:p/>
+        </w:tc>
+        <w:tc>
+          <w:tcPr>
+            <w:tcW w:w="1778" w:type="dxa"/>
+          </w:tcPr>
+          <w:p>
+            <w:r>
+              <w:t>Final model and evaluation results</w:t>
+            </w:r>
+          </w:p>
+        </w:tc>
+        <w:tc>
+          <w:tcPr>
+            <w:tcW w:w="1761" w:type="dxa"/>
+          </w:tcPr>
+          <w:p>
+            <w:r>
+              <w:t>Power Bi report</w:t>
+            </w:r>
+          </w:p>
+        </w:tc>
+        <w:tc>
+          <w:tcPr>
+            <w:tcW w:w="1922" w:type="dxa"/>
+          </w:tcPr>
+          <w:p>
+            <w:r>
+              <w:t>Previous phase</w:t>
+            </w:r>
+          </w:p>
+        </w:tc>
+      </w:tr>
+    </w:tbl>
+    <w:p>
+      <w:pPr>
         <w:rPr>
           <w:b/>
           <w:bCs/>
-        </w:rPr>
-        <w:t xml:space="preserve">Glossary of Machine Learning Terminology </w:t>
-      </w:r>
-    </w:p>
-    <w:p>
-      <w:r>
-        <w:t xml:space="preserve">Target value (y): </w:t>
-      </w:r>
-      <w:r>
-        <w:t xml:space="preserve">The specific outcome to predict like the Optimal Staff count to </w:t>
-      </w:r>
-      <w:r>
-        <w:t>schedule at a given day</w:t>
-      </w:r>
-    </w:p>
-    <w:p>
-      <w:r>
-        <w:t xml:space="preserve">Features(x): The input </w:t>
-      </w:r>
-      <w:r>
-        <w:t xml:space="preserve">data used to predict (y), </w:t>
-      </w:r>
-      <w:r>
-        <w:t xml:space="preserve">such as “Precipitation” from Met Éireann </w:t>
-      </w:r>
-    </w:p>
-    <w:p>
-      <w:r>
-        <w:t xml:space="preserve">Random Fores: </w:t>
-      </w:r>
-      <w:r>
-        <w:t xml:space="preserve">A machine learning model that combines multiple “decision trees” to provide </w:t>
-      </w:r>
-      <w:r>
-        <w:t>more accurate and stable predictions</w:t>
-      </w:r>
-      <w:r>
-        <w:t xml:space="preserve"> </w:t>
-      </w:r>
-    </w:p>
-    <w:p>
-      <w:pPr>
-        <w:rPr>
-          <w:color w:val="EE0000"/>
-        </w:rPr>
-      </w:pPr>
-      <w:r>
-        <w:rPr>
-          <w:color w:val="EE0000"/>
-        </w:rPr>
-        <w:t>NOTE: EXTEND THIS GLOSSARY AFTER FINISHING THE PROJECT</w:t>
-      </w:r>
-    </w:p>
-    <w:p>
-      <w:pPr>
-        <w:rPr>
-          <w:color w:val="EE0000"/>
-        </w:rPr>
-      </w:pPr>
-    </w:p>
-    <w:p>
-      <w:r>
-        <w:t xml:space="preserve">Cost </w:t>
-      </w:r>
-      <w:r>
-        <w:t xml:space="preserve">and </w:t>
-      </w:r>
-      <w:r>
-        <w:t xml:space="preserve">benefit analysis </w:t>
-      </w:r>
-    </w:p>
-    <w:p>
-      <w:r>
-        <w:t xml:space="preserve">Estimated reject cost: </w:t>
-      </w:r>
-    </w:p>
-    <w:p>
-      <w:r>
-        <w:t>-Personnel: The Analyst is the primary cost</w:t>
-      </w:r>
-      <w:r>
-        <w:t>, the time spent on data cleaning, modelling and evaluation.</w:t>
-      </w:r>
-    </w:p>
-    <w:p>
-      <w:r>
-        <w:t>-Computing resources:</w:t>
-      </w:r>
-      <w:r>
-        <w:t xml:space="preserve"> Software </w:t>
-      </w:r>
-      <w:r>
-        <w:t>like Python/Scikit- Learn are zero cost as we are using open-source tools</w:t>
-      </w:r>
-    </w:p>
-    <w:p>
-      <w:r>
-        <w:t xml:space="preserve">Data acquisition: </w:t>
-      </w:r>
-      <w:r>
-        <w:t>Accessing to Met Eireann and Kaggle data is currently free of charge</w:t>
-      </w:r>
-    </w:p>
-    <w:p>
-      <w:pPr>
-        <w:rPr>
-          <w:color w:val="EE0000"/>
-        </w:rPr>
-      </w:pPr>
-      <w:r>
-        <w:rPr>
-          <w:color w:val="EE0000"/>
-        </w:rPr>
-        <w:t>NOTE, WHAT ABOUT POWER BI, IS IT FREE?</w:t>
-      </w:r>
-    </w:p>
-    <w:p>
-      <w:r>
-        <w:t xml:space="preserve">Potential Benefits: </w:t>
-      </w:r>
-    </w:p>
-    <w:p>
-      <w:r>
-        <w:t>-Reduced Labour waste: By predict low demand days, the hotel can avoid</w:t>
-      </w:r>
-      <w:r>
-        <w:t xml:space="preserve"> unnecessary staff</w:t>
-      </w:r>
-      <w:r>
-        <w:t>.</w:t>
-      </w:r>
-    </w:p>
-    <w:p>
-      <w:r>
-        <w:t xml:space="preserve">-Revenue protection: </w:t>
-      </w:r>
-      <w:r>
-        <w:t xml:space="preserve">On high demand days the hotel will be prepared with the right </w:t>
-      </w:r>
-      <w:proofErr w:type="gramStart"/>
-      <w:r>
-        <w:t>amount</w:t>
-      </w:r>
-      <w:proofErr w:type="gramEnd"/>
-      <w:r>
-        <w:t xml:space="preserve"> of staff, preventing a negative </w:t>
-      </w:r>
-      <w:r>
-        <w:t xml:space="preserve">experience to the guests, avoiding bad reviews, and making their experience unforgettable. </w:t>
-      </w:r>
-    </w:p>
-    <w:p>
-      <w:r>
-        <w:t xml:space="preserve">-Operational </w:t>
-      </w:r>
-      <w:r>
-        <w:t xml:space="preserve">efficiency: An automated system </w:t>
-      </w:r>
-      <w:proofErr w:type="gramStart"/>
-      <w:r>
-        <w:t>reduce</w:t>
-      </w:r>
-      <w:proofErr w:type="gramEnd"/>
-      <w:r>
-        <w:t xml:space="preserve"> the time for manager to manually check weather and calendar events individually.</w:t>
-      </w:r>
-    </w:p>
-    <w:p/>
+          <w:color w:val="EE0000"/>
+        </w:rPr>
+      </w:pPr>
+    </w:p>
     <w:p>
       <w:pPr>
         <w:rPr>
@@ -746,285 +1405,20 @@
     <w:p>
       <w:pPr>
         <w:rPr>
-          <w:color w:val="EE0000"/>
-          <w:u w:val="single"/>
-        </w:rPr>
-      </w:pPr>
-      <w:r>
-        <w:rPr>
-          <w:color w:val="EE0000"/>
-          <w:u w:val="single"/>
-        </w:rPr>
-        <w:t>Inventory of resources:</w:t>
-      </w:r>
-    </w:p>
-    <w:p>
-      <w:pPr>
-        <w:rPr>
-          <w:color w:val="EE0000"/>
-        </w:rPr>
-      </w:pPr>
-      <w:r>
-        <w:rPr>
-          <w:color w:val="EE0000"/>
-        </w:rPr>
-        <w:t>List the resources available to the project</w:t>
-      </w:r>
-      <w:r>
-        <w:rPr>
-          <w:color w:val="EE0000"/>
-        </w:rPr>
-        <w:t xml:space="preserve">, </w:t>
-      </w:r>
-      <w:proofErr w:type="gramStart"/>
-      <w:r>
-        <w:rPr>
-          <w:color w:val="EE0000"/>
-        </w:rPr>
-        <w:t>including:</w:t>
-      </w:r>
-      <w:proofErr w:type="gramEnd"/>
-      <w:r>
-        <w:rPr>
-          <w:color w:val="EE0000"/>
-        </w:rPr>
-        <w:t xml:space="preserve"> personnel (business experts, data experts, technical support, data mining experts), data (fixed extracts, access to live, warehoused, or operational data), computing resources (hardware platforms), and software (data mining/ Machine Learning tools, other relevant software).</w:t>
-      </w:r>
-    </w:p>
-    <w:p>
-      <w:pPr>
-        <w:rPr>
-          <w:color w:val="EE0000"/>
-          <w:u w:val="single"/>
-        </w:rPr>
-      </w:pPr>
-      <w:r>
-        <w:rPr>
-          <w:color w:val="EE0000"/>
-          <w:u w:val="single"/>
-        </w:rPr>
-        <w:t xml:space="preserve">Requirements, assumptions and constraints: </w:t>
-      </w:r>
-    </w:p>
-    <w:p>
-      <w:pPr>
-        <w:rPr>
-          <w:color w:val="EE0000"/>
-        </w:rPr>
-      </w:pPr>
-      <w:r>
-        <w:rPr>
-          <w:color w:val="EE0000"/>
-        </w:rPr>
-        <w:t>Comprehensibility and quality of results, legal issues. List the assumptions made by the project, can include assumptions about the data that can be verified data mining/machine learning or can be a non-verifiable assumption.</w:t>
-      </w:r>
-    </w:p>
-    <w:p>
-      <w:pPr>
-        <w:rPr>
-          <w:color w:val="EE0000"/>
-          <w:u w:val="single"/>
-        </w:rPr>
-      </w:pPr>
-      <w:r>
-        <w:rPr>
-          <w:color w:val="EE0000"/>
-          <w:u w:val="single"/>
-        </w:rPr>
-        <w:t xml:space="preserve">Risk and contingencies: </w:t>
-      </w:r>
-    </w:p>
-    <w:p>
-      <w:pPr>
-        <w:rPr>
-          <w:color w:val="EE0000"/>
-        </w:rPr>
-      </w:pPr>
-      <w:r>
-        <w:rPr>
-          <w:color w:val="EE0000"/>
-        </w:rPr>
-        <w:t>Risk of what can delay the project</w:t>
-      </w:r>
-    </w:p>
-    <w:p>
-      <w:pPr>
-        <w:rPr>
-          <w:color w:val="EE0000"/>
-          <w:u w:val="single"/>
-        </w:rPr>
-      </w:pPr>
-      <w:r>
-        <w:rPr>
-          <w:color w:val="EE0000"/>
-          <w:u w:val="single"/>
-        </w:rPr>
-        <w:t xml:space="preserve">Terminology: </w:t>
-      </w:r>
-    </w:p>
-    <w:p>
-      <w:pPr>
-        <w:rPr>
-          <w:color w:val="EE0000"/>
-        </w:rPr>
-      </w:pPr>
-      <w:r>
-        <w:rPr>
-          <w:color w:val="EE0000"/>
-        </w:rPr>
-        <w:t>Glossary 1: business terminology</w:t>
-      </w:r>
-    </w:p>
-    <w:p>
-      <w:pPr>
-        <w:rPr>
-          <w:color w:val="EE0000"/>
-        </w:rPr>
-      </w:pPr>
-      <w:r>
-        <w:rPr>
-          <w:color w:val="EE0000"/>
-        </w:rPr>
-        <w:t>Glossary 2: data mining/machine learning</w:t>
-      </w:r>
-    </w:p>
-    <w:p>
-      <w:pPr>
-        <w:rPr>
-          <w:color w:val="EE0000"/>
-          <w:u w:val="single"/>
-        </w:rPr>
-      </w:pPr>
-      <w:r>
-        <w:rPr>
-          <w:color w:val="EE0000"/>
-          <w:u w:val="single"/>
-        </w:rPr>
-        <w:t xml:space="preserve"> Cost of benefits: </w:t>
-      </w:r>
-    </w:p>
-    <w:p>
-      <w:pPr>
-        <w:rPr>
-          <w:color w:val="EE0000"/>
-        </w:rPr>
-      </w:pPr>
-      <w:r>
-        <w:rPr>
-          <w:color w:val="EE0000"/>
-        </w:rPr>
-        <w:t>Cost-benefit analysis, be as specific as possible, use monetary measures</w:t>
-      </w:r>
-    </w:p>
-    <w:p>
-      <w:pPr>
-        <w:rPr>
-          <w:color w:val="EE0000"/>
-        </w:rPr>
-      </w:pPr>
-    </w:p>
-    <w:p>
-      <w:pPr>
-        <w:rPr>
-          <w:color w:val="EE0000"/>
-        </w:rPr>
-      </w:pPr>
-    </w:p>
-    <w:p>
-      <w:pPr>
-        <w:rPr>
-          <w:color w:val="EE0000"/>
-        </w:rPr>
-      </w:pPr>
-    </w:p>
-    <w:p>
-      <w:pPr>
-        <w:rPr>
-          <w:color w:val="EE0000"/>
-        </w:rPr>
-      </w:pPr>
-    </w:p>
-    <w:p>
-      <w:pPr>
-        <w:rPr>
           <w:b/>
           <w:bCs/>
           <w:color w:val="EE0000"/>
         </w:rPr>
       </w:pPr>
-      <w:r>
+    </w:p>
+    <w:p>
+      <w:pPr>
         <w:rPr>
           <w:b/>
           <w:bCs/>
           <w:color w:val="EE0000"/>
         </w:rPr>
-        <w:t>Determine data mining/Machine Learning goals</w:t>
-      </w:r>
-    </w:p>
-    <w:p>
-      <w:pPr>
-        <w:rPr>
-          <w:color w:val="EE0000"/>
-        </w:rPr>
-      </w:pPr>
-      <w:r>
-        <w:rPr>
-          <w:color w:val="EE0000"/>
-        </w:rPr>
-        <w:t>Set and explain the goals but NOT in a business terminology, this time in technical terms</w:t>
-      </w:r>
-      <w:r>
-        <w:rPr>
-          <w:color w:val="EE0000"/>
-        </w:rPr>
-        <w:t xml:space="preserve">. Try to answer this question: What does the business need to see to consider this project a win? Be specific with percentages. </w:t>
-      </w:r>
-    </w:p>
-    <w:p>
-      <w:pPr>
-        <w:rPr>
-          <w:color w:val="EE0000"/>
-        </w:rPr>
-      </w:pPr>
-      <w:r>
-        <w:rPr>
-          <w:color w:val="EE0000"/>
-        </w:rPr>
-        <w:t xml:space="preserve">- Outputs </w:t>
-      </w:r>
-    </w:p>
-    <w:p>
-      <w:pPr>
-        <w:rPr>
-          <w:color w:val="EE0000"/>
-        </w:rPr>
-      </w:pPr>
-      <w:r>
-        <w:rPr>
-          <w:color w:val="EE0000"/>
-        </w:rPr>
-        <w:t xml:space="preserve">1. Business success criteria – describe the intended outputs of the project that enable the achievement of the business objectives. </w:t>
-      </w:r>
-    </w:p>
-    <w:p>
-      <w:pPr>
-        <w:rPr>
-          <w:color w:val="EE0000"/>
-        </w:rPr>
-      </w:pPr>
-      <w:r>
-        <w:rPr>
-          <w:color w:val="EE0000"/>
-        </w:rPr>
-        <w:t xml:space="preserve">2. Data mining / Machine Learning success criteria – define the criteria for a successful outcome to the project in technical terms—for example, a certain level of predictive </w:t>
-      </w:r>
-      <w:r>
-        <w:rPr>
-          <w:color w:val="EE0000"/>
-        </w:rPr>
-        <w:lastRenderedPageBreak/>
-        <w:t>accuracy or a propensity-to-purchase profile with a given degree of “lift.” As with business success criteria, it may be necessary to describe these in subjective terms, in which case the person or persons making the subjective judgment should be identified.</w:t>
-      </w:r>
+      </w:pPr>
     </w:p>
     <w:p>
       <w:pPr>
@@ -1034,50 +1428,16 @@
           <w:color w:val="EE0000"/>
         </w:rPr>
       </w:pPr>
-    </w:p>
-    <w:p>
-      <w:pPr>
+      <w:r>
         <w:rPr>
           <w:b/>
           <w:bCs/>
           <w:color w:val="EE0000"/>
         </w:rPr>
-      </w:pPr>
-      <w:r>
-        <w:rPr>
-          <w:b/>
-          <w:bCs/>
-          <w:color w:val="EE0000"/>
-        </w:rPr>
-        <w:t>Produce project plan</w:t>
-      </w:r>
-    </w:p>
-    <w:p>
-      <w:pPr>
-        <w:rPr>
-          <w:color w:val="EE0000"/>
-        </w:rPr>
-      </w:pPr>
-      <w:r>
-        <w:rPr>
-          <w:color w:val="EE0000"/>
-        </w:rPr>
-        <w:t>Describe the plan for achieving the data mining/machine learning goals. The plan should specify steps to be performed including tools and techniques.</w:t>
-      </w:r>
-    </w:p>
-    <w:p>
-      <w:pPr>
-        <w:rPr>
-          <w:color w:val="EE0000"/>
-        </w:rPr>
-      </w:pPr>
-      <w:r>
-        <w:rPr>
-          <w:color w:val="EE0000"/>
-        </w:rPr>
-        <w:t xml:space="preserve">- 1. Project plan – list the stages to be executed in the project, together with their duration, resources required, inputs, outputs, and dependencies. Where possible, make explicit the large-scale iterations in the data mining process—for example, repetitions of the modelling and evaluation phases. As part of the project plan, it is also important to analyse dependencies between time schedule and risks. Mark results of these analyses explicitly in the project plan, ideally with actions and recommendations if the risks are manifested. Note: the project plan contains detailed plans for each phase. Decide at this point which evaluation strategy will be used in the evaluation phase. The project plan is a dynamic document in the sense that at the end of each phase, a review of progress and achievements is necessary, and a corresponding update of the project plan is recommended. Specific review points for these updates are part of the project plan. </w:t>
-      </w:r>
-    </w:p>
+        <w:br w:type="page"/>
+      </w:r>
+    </w:p>
+    <w:p/>
     <w:p>
       <w:pPr>
         <w:rPr>
@@ -1091,6 +1451,112 @@
         <w:t>2. Initial assessment of tools and techniques – at the end of the first phase, an initial assessment of tools and techniques should be performed. Here, for example, you select a data mining tool that supports various methods for different stages of the process. It is important to assess tools and techniques early in the process since the selection of tools and techniques may influence the entire project.</w:t>
       </w:r>
     </w:p>
+    <w:p>
+      <w:pPr>
+        <w:rPr>
+          <w:color w:val="EE0000"/>
+        </w:rPr>
+      </w:pPr>
+    </w:p>
+    <w:p>
+      <w:r>
+        <w:t>THIS IS THE</w:t>
+      </w:r>
+      <w:r>
+        <w:t xml:space="preserve"> GENERAL IDEA OF THE PROJECT, ORGANISE IT AND EXPLAIN IT CLEAR LATER: </w:t>
+      </w:r>
+    </w:p>
+    <w:p>
+      <w:r>
+        <w:t>3 DATA SETS</w:t>
+      </w:r>
+    </w:p>
+    <w:p>
+      <w:r>
+        <w:t>1 MET EIREAN, 2 HOTEL OCCUPANCY, 3 EVENTS</w:t>
+      </w:r>
+    </w:p>
+    <w:p>
+      <w:r>
+        <w:t xml:space="preserve">1 I DON’T NEED ALL THE MET EIREAN DATA SET, ONLY THE MOST IMPORTANT COLUMS SUCH AS </w:t>
+      </w:r>
+      <w:r>
+        <w:t xml:space="preserve">“MAX TEMEPERATURE”, “MIN TEMP”, “PRECIPITATION”, I ONLY NEED TO KNOW HOW WARM </w:t>
+      </w:r>
+      <w:r>
+        <w:t xml:space="preserve">IS AND HOW RAINY IS. </w:t>
+      </w:r>
+    </w:p>
+    <w:p>
+      <w:r>
+        <w:t xml:space="preserve">2 HOTEL OCUPANCY, I ONLY NEED 2 COLUMS, DATE AND OCUPANCY, I DON’T NEED TO KNOW WHO THE GUEST IS, HOW MANY DAYS THEY STAYED ETC. </w:t>
+      </w:r>
+    </w:p>
+    <w:p>
+      <w:r>
+        <w:t>3</w:t>
+      </w:r>
+      <w:r>
+        <w:t xml:space="preserve"> THERE IS NO WAY TO KNOW IN ONLY 1 DATA SET THE </w:t>
+      </w:r>
+      <w:r>
+        <w:t>FUTURE EVENTS, THIS EVENTS HAVE TO BE PLANNED IN ADVANCE</w:t>
+      </w:r>
+      <w:r>
+        <w:t xml:space="preserve">, </w:t>
+      </w:r>
+      <w:proofErr w:type="gramStart"/>
+      <w:r>
+        <w:t>LETS</w:t>
+      </w:r>
+      <w:proofErr w:type="gramEnd"/>
+      <w:r>
+        <w:t xml:space="preserve"> SAY 6 MONTHS IN ADVANCE. I WILL CREATE THIS MYSELF </w:t>
+      </w:r>
+      <w:r>
+        <w:t>AND JUST DEFINE IF IS A BIG EVENT OR NO</w:t>
+      </w:r>
+      <w:r>
+        <w:t xml:space="preserve">T, THIS CAN BE A BINARY INPUT. </w:t>
+      </w:r>
+    </w:p>
+    <w:p>
+      <w:r>
+        <w:t>USIGN PYTHON MERGE THE COLUMNS</w:t>
+      </w:r>
+      <w:r>
+        <w:t xml:space="preserve"> AND USE RANDOM FOREST TO PREDICT </w:t>
+      </w:r>
+    </w:p>
+    <w:p>
+      <w:proofErr w:type="gramStart"/>
+      <w:r>
+        <w:t>FIRST OF ALL</w:t>
+      </w:r>
+      <w:proofErr w:type="gramEnd"/>
+      <w:r>
+        <w:t xml:space="preserve"> I AM GOING TO SELECT THE WEATER VARIABLES</w:t>
+      </w:r>
+      <w:r>
+        <w:t xml:space="preserve"> FROM GLASNEVIN IRELAND LOCATION (I COULD CHOOSE ANY OF THE </w:t>
+      </w:r>
+      <w:r>
+        <w:t>506 STATIONS IN IRELAND DEPENDING ON THE HOTEL LOCATION</w:t>
+      </w:r>
+      <w:r>
+        <w:t>)</w:t>
+      </w:r>
+    </w:p>
+    <w:p>
+      <w:r>
+        <w:t xml:space="preserve">POWER BI AND </w:t>
+      </w:r>
+      <w:r>
+        <w:t>VISUALS NOT DEFINED YET</w:t>
+      </w:r>
+    </w:p>
+    <w:p/>
+    <w:p/>
     <w:sectPr>
       <w:pgSz w:w="11906" w:h="16838"/>
       <w:pgMar w:top="1440" w:right="1440" w:bottom="1440" w:left="1440" w:header="720" w:footer="720" w:gutter="0"/>
@@ -1501,7 +1967,7 @@
   <w:style w:type="paragraph" w:default="1" w:styleId="Normal">
     <w:name w:val="Normal"/>
     <w:qFormat/>
-    <w:rsid w:val="00461B90"/>
+    <w:rsid w:val="00F44AE5"/>
   </w:style>
   <w:style w:type="paragraph" w:styleId="Heading1">
     <w:name w:val="heading 1"/>
@@ -1705,7 +2171,6 @@
   <w:style w:type="character" w:default="1" w:styleId="DefaultParagraphFont">
     <w:name w:val="Default Paragraph Font"/>
     <w:uiPriority w:val="1"/>
-    <w:semiHidden/>
     <w:unhideWhenUsed/>
   </w:style>
   <w:style w:type="table" w:default="1" w:styleId="TableNormal">
@@ -2018,6 +2483,25 @@
       <w:color w:val="0F4761" w:themeColor="accent1" w:themeShade="BF"/>
       <w:spacing w:val="5"/>
     </w:rPr>
+  </w:style>
+  <w:style w:type="table" w:styleId="TableGrid">
+    <w:name w:val="Table Grid"/>
+    <w:basedOn w:val="TableNormal"/>
+    <w:uiPriority w:val="39"/>
+    <w:rsid w:val="00D927FE"/>
+    <w:pPr>
+      <w:spacing w:after="0" w:line="240" w:lineRule="auto"/>
+    </w:pPr>
+    <w:tblPr>
+      <w:tblBorders>
+        <w:top w:val="single" w:sz="4" w:space="0" w:color="auto"/>
+        <w:left w:val="single" w:sz="4" w:space="0" w:color="auto"/>
+        <w:bottom w:val="single" w:sz="4" w:space="0" w:color="auto"/>
+        <w:right w:val="single" w:sz="4" w:space="0" w:color="auto"/>
+        <w:insideH w:val="single" w:sz="4" w:space="0" w:color="auto"/>
+        <w:insideV w:val="single" w:sz="4" w:space="0" w:color="auto"/>
+      </w:tblBorders>
+    </w:tblPr>
   </w:style>
 </w:styles>
 </file>

--- a/Business understanding.docx
+++ b/Business understanding.docx
@@ -696,7 +696,15 @@
         <w:t xml:space="preserve">Data acquisition: </w:t>
       </w:r>
       <w:r>
-        <w:t>Accessing to Met Eireann and Kaggle data is currently free of charge</w:t>
+        <w:t xml:space="preserve">Accessing to </w:t>
+      </w:r>
+      <w:proofErr w:type="spellStart"/>
+      <w:r>
+        <w:t>Met</w:t>
+      </w:r>
+      <w:proofErr w:type="spellEnd"/>
+      <w:r>
+        <w:t xml:space="preserve"> Eireann and Kaggle data is currently free of charge</w:t>
       </w:r>
     </w:p>
     <w:p>
@@ -1556,6 +1564,392 @@
       </w:r>
     </w:p>
     <w:p/>
+    <w:p/>
+    <w:p/>
+    <w:p/>
+    <w:p/>
+    <w:p/>
+    <w:p/>
+    <w:p/>
+    <w:p/>
+    <w:p>
+      <w:r>
+        <w:t>REFERENCING:</w:t>
+      </w:r>
+    </w:p>
+    <w:p>
+      <w:r>
+        <w:t>AI ref:</w:t>
+      </w:r>
+    </w:p>
+    <w:tbl>
+      <w:tblPr>
+        <w:tblStyle w:val="TableGrid"/>
+        <w:tblW w:w="0" w:type="auto"/>
+        <w:tblLayout w:type="fixed"/>
+        <w:tblLook w:val="04A0" w:firstRow="1" w:lastRow="0" w:firstColumn="1" w:lastColumn="0" w:noHBand="0" w:noVBand="1"/>
+      </w:tblPr>
+      <w:tblGrid>
+        <w:gridCol w:w="985"/>
+        <w:gridCol w:w="810"/>
+        <w:gridCol w:w="1620"/>
+        <w:gridCol w:w="1980"/>
+        <w:gridCol w:w="3621"/>
+      </w:tblGrid>
+      <w:tr>
+        <w:tc>
+          <w:tcPr>
+            <w:tcW w:w="985" w:type="dxa"/>
+          </w:tcPr>
+          <w:p>
+            <w:pPr>
+              <w:rPr>
+                <w:b/>
+                <w:bCs/>
+              </w:rPr>
+            </w:pPr>
+            <w:r>
+              <w:rPr>
+                <w:b/>
+                <w:bCs/>
+              </w:rPr>
+              <w:t>Author</w:t>
+            </w:r>
+          </w:p>
+        </w:tc>
+        <w:tc>
+          <w:tcPr>
+            <w:tcW w:w="810" w:type="dxa"/>
+          </w:tcPr>
+          <w:p>
+            <w:pPr>
+              <w:rPr>
+                <w:b/>
+                <w:bCs/>
+              </w:rPr>
+            </w:pPr>
+            <w:r>
+              <w:rPr>
+                <w:b/>
+                <w:bCs/>
+              </w:rPr>
+              <w:t>Year</w:t>
+            </w:r>
+          </w:p>
+        </w:tc>
+        <w:tc>
+          <w:tcPr>
+            <w:tcW w:w="1620" w:type="dxa"/>
+          </w:tcPr>
+          <w:p>
+            <w:pPr>
+              <w:rPr>
+                <w:b/>
+                <w:bCs/>
+              </w:rPr>
+            </w:pPr>
+            <w:r>
+              <w:rPr>
+                <w:b/>
+                <w:bCs/>
+              </w:rPr>
+              <w:t>Title</w:t>
+            </w:r>
+          </w:p>
+        </w:tc>
+        <w:tc>
+          <w:tcPr>
+            <w:tcW w:w="1980" w:type="dxa"/>
+          </w:tcPr>
+          <w:p>
+            <w:pPr>
+              <w:rPr>
+                <w:b/>
+                <w:bCs/>
+              </w:rPr>
+            </w:pPr>
+            <w:r>
+              <w:rPr>
+                <w:b/>
+                <w:bCs/>
+              </w:rPr>
+              <w:t>Model/Version</w:t>
+            </w:r>
+          </w:p>
+        </w:tc>
+        <w:tc>
+          <w:tcPr>
+            <w:tcW w:w="3621" w:type="dxa"/>
+          </w:tcPr>
+          <w:p>
+            <w:pPr>
+              <w:rPr>
+                <w:b/>
+                <w:bCs/>
+              </w:rPr>
+            </w:pPr>
+            <w:r>
+              <w:rPr>
+                <w:b/>
+                <w:bCs/>
+              </w:rPr>
+              <w:t>URL</w:t>
+            </w:r>
+          </w:p>
+        </w:tc>
+      </w:tr>
+      <w:tr>
+        <w:tc>
+          <w:tcPr>
+            <w:tcW w:w="985" w:type="dxa"/>
+          </w:tcPr>
+          <w:p>
+            <w:r>
+              <w:t>Gemini</w:t>
+            </w:r>
+          </w:p>
+        </w:tc>
+        <w:tc>
+          <w:tcPr>
+            <w:tcW w:w="810" w:type="dxa"/>
+          </w:tcPr>
+          <w:p>
+            <w:r>
+              <w:t>2026</w:t>
+            </w:r>
+          </w:p>
+        </w:tc>
+        <w:tc>
+          <w:tcPr>
+            <w:tcW w:w="1620" w:type="dxa"/>
+          </w:tcPr>
+          <w:p>
+            <w:r>
+              <w:t>Average precipitation</w:t>
+            </w:r>
+          </w:p>
+        </w:tc>
+        <w:tc>
+          <w:tcPr>
+            <w:tcW w:w="1980" w:type="dxa"/>
+          </w:tcPr>
+          <w:p>
+            <w:r>
+              <w:t>Gemini 3 Flash</w:t>
+            </w:r>
+          </w:p>
+        </w:tc>
+        <w:tc>
+          <w:tcPr>
+            <w:tcW w:w="3621" w:type="dxa"/>
+          </w:tcPr>
+          <w:p>
+            <w:hyperlink r:id="rId4" w:history="1">
+              <w:r>
+                <w:rPr>
+                  <w:rStyle w:val="Hyperlink"/>
+                </w:rPr>
+                <w:t>https://gemini.google.com/app/3006e339cbe8a9ce</w:t>
+              </w:r>
+            </w:hyperlink>
+          </w:p>
+        </w:tc>
+      </w:tr>
+      <w:tr>
+        <w:tc>
+          <w:tcPr>
+            <w:tcW w:w="985" w:type="dxa"/>
+          </w:tcPr>
+          <w:p>
+            <w:r>
+              <w:t>Gemini</w:t>
+            </w:r>
+          </w:p>
+        </w:tc>
+        <w:tc>
+          <w:tcPr>
+            <w:tcW w:w="810" w:type="dxa"/>
+          </w:tcPr>
+          <w:p>
+            <w:r>
+              <w:t>2026</w:t>
+            </w:r>
+          </w:p>
+        </w:tc>
+        <w:tc>
+          <w:tcPr>
+            <w:tcW w:w="1620" w:type="dxa"/>
+          </w:tcPr>
+          <w:p>
+            <w:r>
+              <w:t>Generate event data set</w:t>
+            </w:r>
+          </w:p>
+        </w:tc>
+        <w:tc>
+          <w:tcPr>
+            <w:tcW w:w="1980" w:type="dxa"/>
+          </w:tcPr>
+          <w:p>
+            <w:r>
+              <w:t>Gemini 3 Flash</w:t>
+            </w:r>
+          </w:p>
+        </w:tc>
+        <w:tc>
+          <w:tcPr>
+            <w:tcW w:w="3621" w:type="dxa"/>
+          </w:tcPr>
+          <w:p>
+            <w:hyperlink r:id="rId5" w:history="1">
+              <w:r>
+                <w:rPr>
+                  <w:rStyle w:val="Hyperlink"/>
+                </w:rPr>
+                <w:t>https://gemini.google.com/app/3a60ad48297c4249</w:t>
+              </w:r>
+            </w:hyperlink>
+            <w:r>
+              <w:t xml:space="preserve"> </w:t>
+            </w:r>
+          </w:p>
+        </w:tc>
+      </w:tr>
+      <w:tr>
+        <w:tc>
+          <w:tcPr>
+            <w:tcW w:w="985" w:type="dxa"/>
+          </w:tcPr>
+          <w:p/>
+        </w:tc>
+        <w:tc>
+          <w:tcPr>
+            <w:tcW w:w="810" w:type="dxa"/>
+          </w:tcPr>
+          <w:p/>
+        </w:tc>
+        <w:tc>
+          <w:tcPr>
+            <w:tcW w:w="1620" w:type="dxa"/>
+          </w:tcPr>
+          <w:p/>
+        </w:tc>
+        <w:tc>
+          <w:tcPr>
+            <w:tcW w:w="1980" w:type="dxa"/>
+          </w:tcPr>
+          <w:p/>
+        </w:tc>
+        <w:tc>
+          <w:tcPr>
+            <w:tcW w:w="3621" w:type="dxa"/>
+          </w:tcPr>
+          <w:p/>
+        </w:tc>
+      </w:tr>
+      <w:tr>
+        <w:tc>
+          <w:tcPr>
+            <w:tcW w:w="985" w:type="dxa"/>
+          </w:tcPr>
+          <w:p/>
+        </w:tc>
+        <w:tc>
+          <w:tcPr>
+            <w:tcW w:w="810" w:type="dxa"/>
+          </w:tcPr>
+          <w:p/>
+        </w:tc>
+        <w:tc>
+          <w:tcPr>
+            <w:tcW w:w="1620" w:type="dxa"/>
+          </w:tcPr>
+          <w:p/>
+        </w:tc>
+        <w:tc>
+          <w:tcPr>
+            <w:tcW w:w="1980" w:type="dxa"/>
+          </w:tcPr>
+          <w:p/>
+        </w:tc>
+        <w:tc>
+          <w:tcPr>
+            <w:tcW w:w="3621" w:type="dxa"/>
+          </w:tcPr>
+          <w:p/>
+        </w:tc>
+      </w:tr>
+      <w:tr>
+        <w:tc>
+          <w:tcPr>
+            <w:tcW w:w="985" w:type="dxa"/>
+          </w:tcPr>
+          <w:p/>
+        </w:tc>
+        <w:tc>
+          <w:tcPr>
+            <w:tcW w:w="810" w:type="dxa"/>
+          </w:tcPr>
+          <w:p/>
+        </w:tc>
+        <w:tc>
+          <w:tcPr>
+            <w:tcW w:w="1620" w:type="dxa"/>
+          </w:tcPr>
+          <w:p/>
+        </w:tc>
+        <w:tc>
+          <w:tcPr>
+            <w:tcW w:w="1980" w:type="dxa"/>
+          </w:tcPr>
+          <w:p/>
+        </w:tc>
+        <w:tc>
+          <w:tcPr>
+            <w:tcW w:w="3621" w:type="dxa"/>
+          </w:tcPr>
+          <w:p/>
+        </w:tc>
+      </w:tr>
+    </w:tbl>
+    <w:p/>
+    <w:p/>
+    <w:p>
+      <w:r>
+        <w:t xml:space="preserve">Other </w:t>
+      </w:r>
+      <w:proofErr w:type="gramStart"/>
+      <w:r>
+        <w:t>references :</w:t>
+      </w:r>
+      <w:proofErr w:type="gramEnd"/>
+      <w:r>
+        <w:t xml:space="preserve"> </w:t>
+      </w:r>
+    </w:p>
+    <w:p>
+      <w:hyperlink r:id="rId6" w:history="1">
+        <w:r>
+          <w:rPr>
+            <w:rStyle w:val="Hyperlink"/>
+          </w:rPr>
+          <w:t>https://www.w3schools.com/python/ref_string_replace.asp</w:t>
+        </w:r>
+      </w:hyperlink>
+    </w:p>
+    <w:p>
+      <w:hyperlink r:id="rId7" w:history="1">
+        <w:r>
+          <w:rPr>
+            <w:rStyle w:val="Hyperlink"/>
+          </w:rPr>
+          <w:t>https://www.geeksforgeeks.org/python/python-map-function/</w:t>
+        </w:r>
+      </w:hyperlink>
+      <w:r>
+        <w:t xml:space="preserve"> </w:t>
+      </w:r>
+    </w:p>
     <w:p/>
     <w:sectPr>
       <w:pgSz w:w="11906" w:h="16838"/>
@@ -2171,6 +2565,7 @@
   <w:style w:type="character" w:default="1" w:styleId="DefaultParagraphFont">
     <w:name w:val="Default Paragraph Font"/>
     <w:uiPriority w:val="1"/>
+    <w:semiHidden/>
     <w:unhideWhenUsed/>
   </w:style>
   <w:style w:type="table" w:default="1" w:styleId="TableNormal">
@@ -2502,6 +2897,29 @@
         <w:insideV w:val="single" w:sz="4" w:space="0" w:color="auto"/>
       </w:tblBorders>
     </w:tblPr>
+  </w:style>
+  <w:style w:type="character" w:styleId="Hyperlink">
+    <w:name w:val="Hyperlink"/>
+    <w:basedOn w:val="DefaultParagraphFont"/>
+    <w:uiPriority w:val="99"/>
+    <w:unhideWhenUsed/>
+    <w:rsid w:val="0069655E"/>
+    <w:rPr>
+      <w:color w:val="467886" w:themeColor="hyperlink"/>
+      <w:u w:val="single"/>
+    </w:rPr>
+  </w:style>
+  <w:style w:type="character" w:styleId="UnresolvedMention">
+    <w:name w:val="Unresolved Mention"/>
+    <w:basedOn w:val="DefaultParagraphFont"/>
+    <w:uiPriority w:val="99"/>
+    <w:semiHidden/>
+    <w:unhideWhenUsed/>
+    <w:rsid w:val="0069655E"/>
+    <w:rPr>
+      <w:color w:val="605E5C"/>
+      <w:shd w:val="clear" w:color="auto" w:fill="E1DFDD"/>
+    </w:rPr>
   </w:style>
 </w:styles>
 </file>

--- a/Business understanding.docx
+++ b/Business understanding.docx
@@ -1832,19 +1832,48 @@
           <w:tcPr>
             <w:tcW w:w="1620" w:type="dxa"/>
           </w:tcPr>
+          <w:p>
+            <w:proofErr w:type="spellStart"/>
+            <w:r>
+              <w:t>dt.day_</w:t>
+            </w:r>
+            <w:proofErr w:type="gramStart"/>
+            <w:r>
+              <w:t>name</w:t>
+            </w:r>
+            <w:proofErr w:type="spellEnd"/>
+            <w:r>
+              <w:t>(</w:t>
+            </w:r>
+            <w:proofErr w:type="gramEnd"/>
+            <w:r>
+              <w:t>)</w:t>
+            </w:r>
+          </w:p>
+        </w:tc>
+        <w:tc>
+          <w:tcPr>
+            <w:tcW w:w="1980" w:type="dxa"/>
+          </w:tcPr>
           <w:p/>
         </w:tc>
         <w:tc>
           <w:tcPr>
-            <w:tcW w:w="1980" w:type="dxa"/>
-          </w:tcPr>
-          <w:p/>
-        </w:tc>
-        <w:tc>
-          <w:tcPr>
             <w:tcW w:w="3621" w:type="dxa"/>
           </w:tcPr>
-          <w:p/>
+          <w:p>
+            <w:hyperlink r:id="rId6" w:history="1">
+              <w:r>
+                <w:rPr>
+                  <w:rStyle w:val="Hyperlink"/>
+                </w:rPr>
+                <w:t>https://gemini.google.com/app/3006e339cbe8a9ce</w:t>
+              </w:r>
+            </w:hyperlink>
+            <w:r>
+              <w:t xml:space="preserve"> </w:t>
+            </w:r>
+          </w:p>
         </w:tc>
       </w:tr>
       <w:tr>
@@ -1928,7 +1957,7 @@
       </w:r>
     </w:p>
     <w:p>
-      <w:hyperlink r:id="rId6" w:history="1">
+      <w:hyperlink r:id="rId7" w:history="1">
         <w:r>
           <w:rPr>
             <w:rStyle w:val="Hyperlink"/>
@@ -1938,7 +1967,7 @@
       </w:hyperlink>
     </w:p>
     <w:p>
-      <w:hyperlink r:id="rId7" w:history="1">
+      <w:hyperlink r:id="rId8" w:history="1">
         <w:r>
           <w:rPr>
             <w:rStyle w:val="Hyperlink"/>
@@ -2565,7 +2594,6 @@
   <w:style w:type="character" w:default="1" w:styleId="DefaultParagraphFont">
     <w:name w:val="Default Paragraph Font"/>
     <w:uiPriority w:val="1"/>
-    <w:semiHidden/>
     <w:unhideWhenUsed/>
   </w:style>
   <w:style w:type="table" w:default="1" w:styleId="TableNormal">

--- a/Business understanding.docx
+++ b/Business understanding.docx
@@ -60,18 +60,10 @@
         <w:t xml:space="preserve">The customer’s primary goal is to optimize the hotel’s human resources </w:t>
       </w:r>
       <w:r>
-        <w:t>by synthesizing three key factors: historical hotel occupancy, real-time meteorological data, and city-wide event schedules (festivals, concerts, sports</w:t>
-      </w:r>
-      <w:proofErr w:type="gramStart"/>
-      <w:r>
-        <w:t>).</w:t>
-      </w:r>
-      <w:r>
-        <w:t>.</w:t>
-      </w:r>
-      <w:proofErr w:type="gramEnd"/>
-      <w:r>
-        <w:t xml:space="preserve"> The goal is to reduce operational costs by avoiding overstaffing on low-demand and protect customer service and quality during high demand.</w:t>
+        <w:t>by synthesizing three key factors: historical hotel occupancy, real-time meteorological data, and city-wide event schedules (festivals, concerts, sports).</w:t>
+      </w:r>
+      <w:r>
+        <w:t>. The goal is to reduce operational costs by avoiding overstaffing on low-demand and protect customer service and quality during high demand.</w:t>
       </w:r>
     </w:p>
     <w:p>
@@ -85,11 +77,9 @@
       <w:r>
         <w:t xml:space="preserve"> a football match can impact the staffing requirements on a </w:t>
       </w:r>
-      <w:proofErr w:type="gramStart"/>
       <w:r>
         <w:t>rainy day</w:t>
       </w:r>
-      <w:proofErr w:type="gramEnd"/>
       <w:r>
         <w:t xml:space="preserve"> vs a regular rainy day? 2) Can we reduce cost in labour in low-traffic days without make the staff felt minimized? </w:t>
       </w:r>
@@ -154,19 +144,11 @@
           <w:color w:val="EE0000"/>
         </w:rPr>
       </w:pPr>
-      <w:proofErr w:type="gramStart"/>
-      <w:r>
-        <w:rPr>
-          <w:color w:val="EE0000"/>
-        </w:rPr>
-        <w:t>NOTE:I</w:t>
-      </w:r>
-      <w:proofErr w:type="gramEnd"/>
-      <w:r>
-        <w:rPr>
-          <w:color w:val="EE0000"/>
-        </w:rPr>
-        <w:t xml:space="preserve"> MAY NEED AD NUMBERS LIKE A %, BUT I DON’T KNOW HOT TO CALCULATE THAT. </w:t>
+      <w:r>
+        <w:rPr>
+          <w:color w:val="EE0000"/>
+        </w:rPr>
+        <w:t xml:space="preserve">NOTE:I MAY NEED AD NUMBERS LIKE A %, BUT I DON’T KNOW HOT TO CALCULATE THAT. </w:t>
       </w:r>
     </w:p>
     <w:p/>
@@ -244,16 +226,11 @@
       <w:r>
         <w:t xml:space="preserve"> sets: </w:t>
       </w:r>
-      <w:proofErr w:type="gramStart"/>
       <w:r>
         <w:t xml:space="preserve">Met  </w:t>
       </w:r>
       <w:r>
-        <w:t>Éireann</w:t>
-      </w:r>
-      <w:proofErr w:type="gramEnd"/>
-      <w:r>
-        <w:t xml:space="preserve"> data set</w:t>
+        <w:t>Éireann data set</w:t>
       </w:r>
       <w:r>
         <w:t xml:space="preserve"> for weather predictions and </w:t>
@@ -271,13 +248,8 @@
       <w:r>
         <w:t xml:space="preserve">-Computing and Software: </w:t>
       </w:r>
-      <w:proofErr w:type="spellStart"/>
-      <w:r>
-        <w:t>Jupyter</w:t>
-      </w:r>
-      <w:proofErr w:type="spellEnd"/>
-      <w:r>
-        <w:t xml:space="preserve"> for the </w:t>
+      <w:r>
+        <w:t xml:space="preserve">Jupyter for the </w:t>
       </w:r>
       <w:r>
         <w:t>phyton-based environment</w:t>
@@ -434,16 +406,8 @@
         <w:rPr>
           <w:color w:val="000000" w:themeColor="text1"/>
         </w:rPr>
-        <w:t xml:space="preserve">, risking the </w:t>
-      </w:r>
-      <w:proofErr w:type="gramStart"/>
-      <w:r>
-        <w:rPr>
-          <w:color w:val="000000" w:themeColor="text1"/>
-        </w:rPr>
-        <w:t>dead line</w:t>
-      </w:r>
-      <w:proofErr w:type="gramEnd"/>
+        <w:t>, risking the dead line</w:t>
+      </w:r>
     </w:p>
     <w:p>
       <w:pPr>
@@ -696,15 +660,7 @@
         <w:t xml:space="preserve">Data acquisition: </w:t>
       </w:r>
       <w:r>
-        <w:t xml:space="preserve">Accessing to </w:t>
-      </w:r>
-      <w:proofErr w:type="spellStart"/>
-      <w:r>
-        <w:t>Met</w:t>
-      </w:r>
-      <w:proofErr w:type="spellEnd"/>
-      <w:r>
-        <w:t xml:space="preserve"> Eireann and Kaggle data is currently free of charge</w:t>
+        <w:t>Accessing to Met Eireann and Kaggle data is currently free of charge</w:t>
       </w:r>
     </w:p>
     <w:p>
@@ -1113,7 +1069,6 @@
             <w:r>
               <w:t>30</w:t>
             </w:r>
-            <w:proofErr w:type="gramStart"/>
             <w:r>
               <w:rPr>
                 <w:vertAlign w:val="superscript"/>
@@ -1126,7 +1081,6 @@
             <w:r>
               <w:t xml:space="preserve"> April</w:t>
             </w:r>
-            <w:proofErr w:type="gramEnd"/>
           </w:p>
         </w:tc>
         <w:tc>
@@ -1311,13 +1265,8 @@
             <w:tcW w:w="1778" w:type="dxa"/>
           </w:tcPr>
           <w:p>
-            <w:proofErr w:type="gramStart"/>
-            <w:r>
-              <w:t>Model</w:t>
-            </w:r>
-            <w:proofErr w:type="gramEnd"/>
-            <w:r>
-              <w:t xml:space="preserve"> predict and test data</w:t>
+            <w:r>
+              <w:t>Model predict and test data</w:t>
             </w:r>
           </w:p>
         </w:tc>
@@ -1511,15 +1460,7 @@
         <w:t>FUTURE EVENTS, THIS EVENTS HAVE TO BE PLANNED IN ADVANCE</w:t>
       </w:r>
       <w:r>
-        <w:t xml:space="preserve">, </w:t>
-      </w:r>
-      <w:proofErr w:type="gramStart"/>
-      <w:r>
-        <w:t>LETS</w:t>
-      </w:r>
-      <w:proofErr w:type="gramEnd"/>
-      <w:r>
-        <w:t xml:space="preserve"> SAY 6 MONTHS IN ADVANCE. I WILL CREATE THIS MYSELF </w:t>
+        <w:t xml:space="preserve">, LETS SAY 6 MONTHS IN ADVANCE. I WILL CREATE THIS MYSELF </w:t>
       </w:r>
       <w:r>
         <w:t>AND JUST DEFINE IF IS A BIG EVENT OR NO</w:t>
@@ -1537,13 +1478,8 @@
       </w:r>
     </w:p>
     <w:p>
-      <w:proofErr w:type="gramStart"/>
-      <w:r>
-        <w:t>FIRST OF ALL</w:t>
-      </w:r>
-      <w:proofErr w:type="gramEnd"/>
-      <w:r>
-        <w:t xml:space="preserve"> I AM GOING TO SELECT THE WEATER VARIABLES</w:t>
+      <w:r>
+        <w:t>FIRST OF ALL I AM GOING TO SELECT THE WEATER VARIABLES</w:t>
       </w:r>
       <w:r>
         <w:t xml:space="preserve"> FROM GLASNEVIN IRELAND LOCATION (I COULD CHOOSE ANY OF THE </w:t>
@@ -1564,14 +1500,134 @@
       </w:r>
     </w:p>
     <w:p/>
-    <w:p/>
-    <w:p/>
-    <w:p/>
-    <w:p/>
-    <w:p/>
-    <w:p/>
-    <w:p/>
-    <w:p/>
+    <w:p>
+      <w:pPr>
+        <w:rPr>
+          <w:color w:val="EE0000"/>
+        </w:rPr>
+      </w:pPr>
+      <w:r>
+        <w:rPr>
+          <w:color w:val="EE0000"/>
+        </w:rPr>
+        <w:t xml:space="preserve">Tienes que implementar something like </w:t>
+      </w:r>
+      <w:r>
+        <w:rPr>
+          <w:color w:val="EE0000"/>
+        </w:rPr>
+        <w:t xml:space="preserve">standard scaler, robust </w:t>
+      </w:r>
+      <w:r>
+        <w:rPr>
+          <w:color w:val="EE0000"/>
+        </w:rPr>
+        <w:t>scalar</w:t>
+      </w:r>
+      <w:r>
+        <w:rPr>
+          <w:color w:val="EE0000"/>
+        </w:rPr>
+        <w:t>, amputation</w:t>
+      </w:r>
+      <w:r>
+        <w:rPr>
+          <w:color w:val="EE0000"/>
+        </w:rPr>
+        <w:t xml:space="preserve">, outliners, define </w:t>
+      </w:r>
+      <w:r>
+        <w:rPr>
+          <w:color w:val="EE0000"/>
+        </w:rPr>
+        <w:t>of the ske</w:t>
+      </w:r>
+      <w:r>
+        <w:rPr>
+          <w:color w:val="EE0000"/>
+        </w:rPr>
+        <w:t>w</w:t>
+      </w:r>
+      <w:r>
+        <w:rPr>
+          <w:color w:val="EE0000"/>
+        </w:rPr>
+        <w:t xml:space="preserve"> looks like. Tell me what I can implement and why my teacher wants me to implement them </w:t>
+      </w:r>
+      <w:r>
+        <w:rPr>
+          <w:color w:val="EE0000"/>
+        </w:rPr>
+        <w:t xml:space="preserve"> </w:t>
+      </w:r>
+    </w:p>
+    <w:p>
+      <w:pPr>
+        <w:rPr>
+          <w:lang w:val="es-ES"/>
+        </w:rPr>
+      </w:pPr>
+      <w:r>
+        <w:rPr>
+          <w:lang w:val="es-ES"/>
+        </w:rPr>
+        <w:t>Haver fichas con cada u</w:t>
+      </w:r>
+      <w:r>
+        <w:rPr>
+          <w:lang w:val="es-ES"/>
+        </w:rPr>
+        <w:t>na de las definiciones y como lucen</w:t>
+      </w:r>
+      <w:r>
+        <w:rPr>
+          <w:lang w:val="es-ES"/>
+        </w:rPr>
+        <w:t xml:space="preserve"> y que significan, después intenta aplicarlas a tu projecto and show it to the teacher tomorrow</w:t>
+      </w:r>
+    </w:p>
+    <w:p>
+      <w:pPr>
+        <w:rPr>
+          <w:lang w:val="es-ES"/>
+        </w:rPr>
+      </w:pPr>
+    </w:p>
+    <w:p>
+      <w:pPr>
+        <w:rPr>
+          <w:lang w:val="es-ES"/>
+        </w:rPr>
+      </w:pPr>
+    </w:p>
+    <w:p>
+      <w:pPr>
+        <w:rPr>
+          <w:lang w:val="es-ES"/>
+        </w:rPr>
+      </w:pPr>
+    </w:p>
+    <w:p>
+      <w:pPr>
+        <w:rPr>
+          <w:lang w:val="es-ES"/>
+        </w:rPr>
+      </w:pPr>
+    </w:p>
+    <w:p>
+      <w:pPr>
+        <w:rPr>
+          <w:lang w:val="es-ES"/>
+        </w:rPr>
+      </w:pPr>
+    </w:p>
+    <w:p>
+      <w:pPr>
+        <w:rPr>
+          <w:lang w:val="es-ES"/>
+        </w:rPr>
+      </w:pPr>
+    </w:p>
     <w:p>
       <w:r>
         <w:t>REFERENCING:</w:t>
@@ -1833,21 +1889,8 @@
             <w:tcW w:w="1620" w:type="dxa"/>
           </w:tcPr>
           <w:p>
-            <w:proofErr w:type="spellStart"/>
-            <w:r>
-              <w:t>dt.day_</w:t>
-            </w:r>
-            <w:proofErr w:type="gramStart"/>
-            <w:r>
-              <w:t>name</w:t>
-            </w:r>
-            <w:proofErr w:type="spellEnd"/>
-            <w:r>
-              <w:t>(</w:t>
-            </w:r>
-            <w:proofErr w:type="gramEnd"/>
-            <w:r>
-              <w:t>)</w:t>
+            <w:r>
+              <w:t>dt.day_name()</w:t>
             </w:r>
           </w:p>
         </w:tc>
@@ -1945,15 +1988,7 @@
     <w:p/>
     <w:p>
       <w:r>
-        <w:t xml:space="preserve">Other </w:t>
-      </w:r>
-      <w:proofErr w:type="gramStart"/>
-      <w:r>
-        <w:t>references :</w:t>
-      </w:r>
-      <w:proofErr w:type="gramEnd"/>
-      <w:r>
-        <w:t xml:space="preserve"> </w:t>
+        <w:t xml:space="preserve">Other references : </w:t>
       </w:r>
     </w:p>
     <w:p>

--- a/Business understanding.docx
+++ b/Business understanding.docx
@@ -14,14 +14,1664 @@
           <w:sz w:val="96"/>
           <w:szCs w:val="96"/>
         </w:rPr>
-        <w:t>B</w:t>
-      </w:r>
-      <w:r>
-        <w:rPr>
-          <w:sz w:val="96"/>
-          <w:szCs w:val="96"/>
-        </w:rPr>
-        <w:t>usiness understanding</w:t>
+        <w:t>CRISP</w:t>
+      </w:r>
+    </w:p>
+    <w:p>
+      <w:r>
+        <w:br w:type="page"/>
+      </w:r>
+    </w:p>
+    <w:p>
+      <w:r>
+        <w:lastRenderedPageBreak/>
+        <w:t>Introduction</w:t>
+      </w:r>
+    </w:p>
+    <w:p>
+      <w:pPr>
+        <w:numPr>
+          <w:ilvl w:val="0"/>
+          <w:numId w:val="2"/>
+        </w:numPr>
+      </w:pPr>
+      <w:r>
+        <w:t>What the report is: a CRISP-DM analysis of a machine learning project</w:t>
+      </w:r>
+    </w:p>
+    <w:p>
+      <w:pPr>
+        <w:numPr>
+          <w:ilvl w:val="0"/>
+          <w:numId w:val="2"/>
+        </w:numPr>
+      </w:pPr>
+      <w:r>
+        <w:t>One sentence on the business context: staffing a city-centre Dublin hotel</w:t>
+      </w:r>
+    </w:p>
+    <w:p>
+      <w:pPr>
+        <w:numPr>
+          <w:ilvl w:val="0"/>
+          <w:numId w:val="2"/>
+        </w:numPr>
+      </w:pPr>
+      <w:r>
+        <w:t>Why CRISP-DM was chosen as the methodology</w:t>
+      </w:r>
+    </w:p>
+    <w:p>
+      <w:pPr>
+        <w:numPr>
+          <w:ilvl w:val="0"/>
+          <w:numId w:val="2"/>
+        </w:numPr>
+      </w:pPr>
+      <w:r>
+        <w:t>Brief roadmap of the 6 stages</w:t>
+      </w:r>
+    </w:p>
+    <w:p>
+      <w:r>
+        <w:br w:type="page"/>
+      </w:r>
+    </w:p>
+    <w:p>
+      <w:r>
+        <w:lastRenderedPageBreak/>
+        <w:t>Business Understanding</w:t>
+      </w:r>
+    </w:p>
+    <w:p>
+      <w:r>
+        <w:t>1. BUSINESS UNDERSTANDING (~600 words)</w:t>
+      </w:r>
+    </w:p>
+    <w:p>
+      <w:r>
+        <w:rPr>
+          <w:b/>
+          <w:bCs/>
+        </w:rPr>
+        <w:t>1.1 Background</w:t>
+      </w:r>
+    </w:p>
+    <w:p>
+      <w:pPr>
+        <w:numPr>
+          <w:ilvl w:val="0"/>
+          <w:numId w:val="3"/>
+        </w:numPr>
+      </w:pPr>
+      <w:r>
+        <w:t>Hotel industry in Dublin: tourism-heavy, seasonal fluctuations, events impact</w:t>
+      </w:r>
+    </w:p>
+    <w:p>
+      <w:pPr>
+        <w:numPr>
+          <w:ilvl w:val="0"/>
+          <w:numId w:val="3"/>
+        </w:numPr>
+      </w:pPr>
+      <w:r>
+        <w:t>The problem with manual staffing: overstaffing wastes money, understaffing hurts service</w:t>
+      </w:r>
+    </w:p>
+    <w:p>
+      <w:r>
+        <w:rPr>
+          <w:b/>
+          <w:bCs/>
+        </w:rPr>
+        <w:t>1.2 Business Objective</w:t>
+      </w:r>
+    </w:p>
+    <w:p>
+      <w:pPr>
+        <w:numPr>
+          <w:ilvl w:val="0"/>
+          <w:numId w:val="4"/>
+        </w:numPr>
+      </w:pPr>
+      <w:r>
+        <w:t>Primary goal: predict the number of staff needed each day</w:t>
+      </w:r>
+    </w:p>
+    <w:p>
+      <w:pPr>
+        <w:numPr>
+          <w:ilvl w:val="0"/>
+          <w:numId w:val="4"/>
+        </w:numPr>
+      </w:pPr>
+      <w:r>
+        <w:t>Why regression (not classification)? Because the target is a continuous number</w:t>
+      </w:r>
+    </w:p>
+    <w:p>
+      <w:r>
+        <w:rPr>
+          <w:b/>
+          <w:bCs/>
+        </w:rPr>
+        <w:t>1.3 Data Mining Goal</w:t>
+      </w:r>
+    </w:p>
+    <w:p>
+      <w:pPr>
+        <w:numPr>
+          <w:ilvl w:val="0"/>
+          <w:numId w:val="5"/>
+        </w:numPr>
+      </w:pPr>
+      <w:r>
+        <w:t>Build a model that predicts daily guest occupancy → convert to staffing ratio</w:t>
+      </w:r>
+    </w:p>
+    <w:p>
+      <w:pPr>
+        <w:numPr>
+          <w:ilvl w:val="0"/>
+          <w:numId w:val="5"/>
+        </w:numPr>
+      </w:pPr>
+      <w:r>
+        <w:t>Success criteria: R² ≥ 0.70, MAE as low as possible</w:t>
+      </w:r>
+    </w:p>
+    <w:p>
+      <w:r>
+        <w:rPr>
+          <w:b/>
+          <w:bCs/>
+        </w:rPr>
+        <w:t>1.4 Constraints</w:t>
+      </w:r>
+    </w:p>
+    <w:p>
+      <w:pPr>
+        <w:numPr>
+          <w:ilvl w:val="0"/>
+          <w:numId w:val="6"/>
+        </w:numPr>
+      </w:pPr>
+      <w:r>
+        <w:t>Only historical data available (no real-time sensors)</w:t>
+      </w:r>
+    </w:p>
+    <w:p>
+      <w:pPr>
+        <w:numPr>
+          <w:ilvl w:val="0"/>
+          <w:numId w:val="6"/>
+        </w:numPr>
+      </w:pPr>
+      <w:r>
+        <w:t>Data covers 2015–2017 only</w:t>
+      </w:r>
+    </w:p>
+    <w:p>
+      <w:pPr>
+        <w:numPr>
+          <w:ilvl w:val="0"/>
+          <w:numId w:val="6"/>
+        </w:numPr>
+      </w:pPr>
+      <w:r>
+        <w:t>Staff-to-guest ratio is an estimate (1 staff per 5 guests)</w:t>
+      </w:r>
+    </w:p>
+    <w:p>
+      <w:r>
+        <w:br w:type="page"/>
+      </w:r>
+    </w:p>
+    <w:p>
+      <w:r>
+        <w:lastRenderedPageBreak/>
+        <w:t>Data Understanding</w:t>
+      </w:r>
+    </w:p>
+    <w:p>
+      <w:r>
+        <w:t>2. DATA UNDERSTANDING (~800 words)</w:t>
+      </w:r>
+    </w:p>
+    <w:p>
+      <w:r>
+        <w:rPr>
+          <w:b/>
+          <w:bCs/>
+        </w:rPr>
+        <w:t>2.1 Data Sources (3 datasets)</w:t>
+      </w:r>
+    </w:p>
+    <w:p>
+      <w:pPr>
+        <w:numPr>
+          <w:ilvl w:val="0"/>
+          <w:numId w:val="7"/>
+        </w:numPr>
+      </w:pPr>
+      <w:r>
+        <w:t>Kaggle Hotel Bookings CSV — 119,390 bookings, H1 hotel used</w:t>
+      </w:r>
+    </w:p>
+    <w:p>
+      <w:pPr>
+        <w:numPr>
+          <w:ilvl w:val="0"/>
+          <w:numId w:val="7"/>
+        </w:numPr>
+      </w:pPr>
+      <w:r>
+        <w:t>Met Éireann Weather — Station dly1823, daily readings 2015–2017</w:t>
+      </w:r>
+    </w:p>
+    <w:p>
+      <w:pPr>
+        <w:numPr>
+          <w:ilvl w:val="0"/>
+          <w:numId w:val="7"/>
+        </w:numPr>
+      </w:pPr>
+      <w:r>
+        <w:t xml:space="preserve">Dublin Events — AI-generated synthetic dataset, </w:t>
+      </w:r>
+      <w:proofErr w:type="spellStart"/>
+      <w:r>
+        <w:t>event_impact</w:t>
+      </w:r>
+      <w:proofErr w:type="spellEnd"/>
+      <w:r>
+        <w:t xml:space="preserve"> scale 1–10</w:t>
+      </w:r>
+    </w:p>
+    <w:p>
+      <w:r>
+        <w:rPr>
+          <w:b/>
+          <w:bCs/>
+        </w:rPr>
+        <w:t>2.2 Initial Data Exploration</w:t>
+      </w:r>
+    </w:p>
+    <w:p>
+      <w:pPr>
+        <w:numPr>
+          <w:ilvl w:val="0"/>
+          <w:numId w:val="8"/>
+        </w:numPr>
+      </w:pPr>
+      <w:r>
+        <w:t xml:space="preserve">Kaggle: key columns (arrival date, stays, </w:t>
+      </w:r>
+      <w:proofErr w:type="spellStart"/>
+      <w:r>
+        <w:t>total_people</w:t>
+      </w:r>
+      <w:proofErr w:type="spellEnd"/>
+      <w:r>
+        <w:t xml:space="preserve">, </w:t>
+      </w:r>
+      <w:proofErr w:type="spellStart"/>
+      <w:r>
+        <w:t>adr</w:t>
+      </w:r>
+      <w:proofErr w:type="spellEnd"/>
+      <w:r>
+        <w:t xml:space="preserve">, </w:t>
+      </w:r>
+      <w:proofErr w:type="spellStart"/>
+      <w:r>
+        <w:t>is_canceled</w:t>
+      </w:r>
+      <w:proofErr w:type="spellEnd"/>
+      <w:r>
+        <w:t>)</w:t>
+      </w:r>
+    </w:p>
+    <w:p>
+      <w:pPr>
+        <w:numPr>
+          <w:ilvl w:val="0"/>
+          <w:numId w:val="8"/>
+        </w:numPr>
+      </w:pPr>
+      <w:r>
+        <w:t xml:space="preserve">Weather: </w:t>
+      </w:r>
+      <w:proofErr w:type="spellStart"/>
+      <w:r>
+        <w:t>maxt</w:t>
+      </w:r>
+      <w:proofErr w:type="spellEnd"/>
+      <w:r>
+        <w:t xml:space="preserve">, mint, rain, </w:t>
+      </w:r>
+      <w:proofErr w:type="spellStart"/>
+      <w:r>
+        <w:t>weather_quality</w:t>
+      </w:r>
+      <w:proofErr w:type="spellEnd"/>
+      <w:r>
+        <w:t xml:space="preserve"> categories</w:t>
+      </w:r>
+    </w:p>
+    <w:p>
+      <w:pPr>
+        <w:numPr>
+          <w:ilvl w:val="0"/>
+          <w:numId w:val="8"/>
+        </w:numPr>
+      </w:pPr>
+      <w:r>
+        <w:t xml:space="preserve">Events: date + </w:t>
+      </w:r>
+      <w:proofErr w:type="spellStart"/>
+      <w:r>
+        <w:t>event_impact</w:t>
+      </w:r>
+      <w:proofErr w:type="spellEnd"/>
+      <w:r>
+        <w:t xml:space="preserve"> score</w:t>
+      </w:r>
+    </w:p>
+    <w:p>
+      <w:r>
+        <w:rPr>
+          <w:b/>
+          <w:bCs/>
+        </w:rPr>
+        <w:t>2.3 Key EDA Findings (with plot references)</w:t>
+      </w:r>
+    </w:p>
+    <w:p>
+      <w:pPr>
+        <w:numPr>
+          <w:ilvl w:val="0"/>
+          <w:numId w:val="9"/>
+        </w:numPr>
+      </w:pPr>
+      <w:r>
+        <w:t>Plot 1: Daily occupancy — strong seasonality, summer peaks</w:t>
+      </w:r>
+    </w:p>
+    <w:p>
+      <w:pPr>
+        <w:numPr>
+          <w:ilvl w:val="0"/>
+          <w:numId w:val="9"/>
+        </w:numPr>
+      </w:pPr>
+      <w:r>
+        <w:t xml:space="preserve">Plot 2: Day of week — Fri/Sat highest, </w:t>
+      </w:r>
+      <w:proofErr w:type="gramStart"/>
+      <w:r>
+        <w:t>Monday</w:t>
+      </w:r>
+      <w:proofErr w:type="gramEnd"/>
+      <w:r>
+        <w:t xml:space="preserve"> lowest</w:t>
+      </w:r>
+    </w:p>
+    <w:p>
+      <w:pPr>
+        <w:numPr>
+          <w:ilvl w:val="0"/>
+          <w:numId w:val="9"/>
+        </w:numPr>
+      </w:pPr>
+      <w:r>
+        <w:t>Plot 3: Weather vs Events scatter — Christmas anomaly explained</w:t>
+      </w:r>
+    </w:p>
+    <w:p>
+      <w:pPr>
+        <w:numPr>
+          <w:ilvl w:val="0"/>
+          <w:numId w:val="9"/>
+        </w:numPr>
+      </w:pPr>
+      <w:r>
+        <w:t>Plot 4: Monthly occupancy — clear U-shape, August peak</w:t>
+      </w:r>
+    </w:p>
+    <w:p>
+      <w:pPr>
+        <w:numPr>
+          <w:ilvl w:val="0"/>
+          <w:numId w:val="9"/>
+        </w:numPr>
+      </w:pPr>
+      <w:r>
+        <w:t>Plot 5: Weather quality — dry vs poor weather paradox explained</w:t>
+      </w:r>
+    </w:p>
+    <w:p>
+      <w:pPr>
+        <w:numPr>
+          <w:ilvl w:val="0"/>
+          <w:numId w:val="9"/>
+        </w:numPr>
+      </w:pPr>
+      <w:r>
+        <w:t xml:space="preserve">Plot 6: Correlation heatmap — </w:t>
+      </w:r>
+      <w:proofErr w:type="spellStart"/>
+      <w:r>
+        <w:t>maxt</w:t>
+      </w:r>
+      <w:proofErr w:type="spellEnd"/>
+      <w:r>
+        <w:t>/mint redundancy identified</w:t>
+      </w:r>
+    </w:p>
+    <w:p>
+      <w:r>
+        <w:rPr>
+          <w:b/>
+          <w:bCs/>
+        </w:rPr>
+        <w:t>2.4 Data Quality Issues Found</w:t>
+      </w:r>
+    </w:p>
+    <w:p>
+      <w:pPr>
+        <w:numPr>
+          <w:ilvl w:val="0"/>
+          <w:numId w:val="10"/>
+        </w:numPr>
+      </w:pPr>
+      <w:r>
+        <w:t>Cancellations present (33,102 out of total bookings) — filter needed</w:t>
+      </w:r>
+    </w:p>
+    <w:p>
+      <w:pPr>
+        <w:numPr>
+          <w:ilvl w:val="0"/>
+          <w:numId w:val="10"/>
+        </w:numPr>
+      </w:pPr>
+      <w:r>
+        <w:t>Duplicate weather rows (two stations merged by accident) — dly175 removed</w:t>
+      </w:r>
+    </w:p>
+    <w:p>
+      <w:pPr>
+        <w:numPr>
+          <w:ilvl w:val="0"/>
+          <w:numId w:val="10"/>
+        </w:numPr>
+      </w:pPr>
+      <w:r>
+        <w:t>Zero-length stays excluded</w:t>
+      </w:r>
+    </w:p>
+    <w:p/>
+    <w:p>
+      <w:r>
+        <w:br w:type="page"/>
+      </w:r>
+    </w:p>
+    <w:p>
+      <w:r>
+        <w:lastRenderedPageBreak/>
+        <w:t>Data Preparation</w:t>
+      </w:r>
+    </w:p>
+    <w:p>
+      <w:r>
+        <w:t>3. DATA PREPARATION (~900 words)</w:t>
+      </w:r>
+    </w:p>
+    <w:p>
+      <w:r>
+        <w:rPr>
+          <w:b/>
+          <w:bCs/>
+        </w:rPr>
+        <w:t>3.1 The Core Fix: Arrivals vs Nightly Occupancy</w:t>
+      </w:r>
+    </w:p>
+    <w:p>
+      <w:pPr>
+        <w:numPr>
+          <w:ilvl w:val="0"/>
+          <w:numId w:val="11"/>
+        </w:numPr>
+      </w:pPr>
+      <w:r>
+        <w:t>Original approach: counted arrivals per day → wrong definition</w:t>
+      </w:r>
+    </w:p>
+    <w:p>
+      <w:pPr>
+        <w:numPr>
+          <w:ilvl w:val="0"/>
+          <w:numId w:val="11"/>
+        </w:numPr>
+      </w:pPr>
+      <w:r>
+        <w:t xml:space="preserve">Fix: expand each booking across all nights of stay using </w:t>
+      </w:r>
+      <w:proofErr w:type="spellStart"/>
+      <w:proofErr w:type="gramStart"/>
+      <w:r>
+        <w:t>pd.Timedelta</w:t>
+      </w:r>
+      <w:proofErr w:type="spellEnd"/>
+      <w:proofErr w:type="gramEnd"/>
+    </w:p>
+    <w:p>
+      <w:pPr>
+        <w:numPr>
+          <w:ilvl w:val="0"/>
+          <w:numId w:val="11"/>
+        </w:numPr>
+      </w:pPr>
+      <w:r>
+        <w:t>Impact: R² went from -0.2051 → 0.7133</w:t>
+      </w:r>
+    </w:p>
+    <w:p>
+      <w:r>
+        <w:rPr>
+          <w:b/>
+          <w:bCs/>
+        </w:rPr>
+        <w:t>3.2 Data Merging</w:t>
+      </w:r>
+    </w:p>
+    <w:p>
+      <w:pPr>
+        <w:numPr>
+          <w:ilvl w:val="0"/>
+          <w:numId w:val="12"/>
+        </w:numPr>
+      </w:pPr>
+      <w:r>
+        <w:t>Three datasets merged on date column</w:t>
+      </w:r>
+    </w:p>
+    <w:p>
+      <w:pPr>
+        <w:numPr>
+          <w:ilvl w:val="0"/>
+          <w:numId w:val="12"/>
+        </w:numPr>
+      </w:pPr>
+      <w:r>
+        <w:t xml:space="preserve">Final </w:t>
+      </w:r>
+      <w:proofErr w:type="spellStart"/>
+      <w:r>
+        <w:t>df_final</w:t>
+      </w:r>
+      <w:proofErr w:type="spellEnd"/>
+      <w:r>
+        <w:t>: 793 rows (one per day, 2015–2017)</w:t>
+      </w:r>
+    </w:p>
+    <w:p>
+      <w:r>
+        <w:rPr>
+          <w:b/>
+          <w:bCs/>
+        </w:rPr>
+        <w:t>3.3 Feature Engineering</w:t>
+      </w:r>
+    </w:p>
+    <w:p>
+      <w:pPr>
+        <w:numPr>
+          <w:ilvl w:val="0"/>
+          <w:numId w:val="13"/>
+        </w:numPr>
+      </w:pPr>
+      <w:r>
+        <w:t xml:space="preserve">Cyclical encoding: month (sin/cos /12), </w:t>
+      </w:r>
+      <w:proofErr w:type="spellStart"/>
+      <w:r>
+        <w:t>week_of_year</w:t>
+      </w:r>
+      <w:proofErr w:type="spellEnd"/>
+      <w:r>
+        <w:t xml:space="preserve"> (sin/cos /52) — why not one-hot</w:t>
+      </w:r>
+    </w:p>
+    <w:p>
+      <w:pPr>
+        <w:numPr>
+          <w:ilvl w:val="0"/>
+          <w:numId w:val="13"/>
+        </w:numPr>
+      </w:pPr>
+      <w:r>
+        <w:t xml:space="preserve">One-hot encoding: </w:t>
+      </w:r>
+      <w:proofErr w:type="spellStart"/>
+      <w:r>
+        <w:t>day_of_week</w:t>
+      </w:r>
+      <w:proofErr w:type="spellEnd"/>
+      <w:r>
+        <w:t xml:space="preserve">, </w:t>
+      </w:r>
+      <w:proofErr w:type="spellStart"/>
+      <w:r>
+        <w:t>weather_quality</w:t>
+      </w:r>
+      <w:proofErr w:type="spellEnd"/>
+      <w:r>
+        <w:t xml:space="preserve"> — why these need it</w:t>
+      </w:r>
+    </w:p>
+    <w:p>
+      <w:pPr>
+        <w:numPr>
+          <w:ilvl w:val="0"/>
+          <w:numId w:val="13"/>
+        </w:numPr>
+      </w:pPr>
+      <w:r>
+        <w:t xml:space="preserve">Lag features: </w:t>
+      </w:r>
+      <w:proofErr w:type="spellStart"/>
+      <w:r>
+        <w:t>occupancy_yesterday</w:t>
+      </w:r>
+      <w:proofErr w:type="spellEnd"/>
+      <w:r>
+        <w:t xml:space="preserve">, occupancy_7d_avg, </w:t>
+      </w:r>
+      <w:proofErr w:type="spellStart"/>
+      <w:r>
+        <w:t>occupancy_last_week</w:t>
+      </w:r>
+      <w:proofErr w:type="spellEnd"/>
+      <w:r>
+        <w:t xml:space="preserve">, </w:t>
+      </w:r>
+      <w:proofErr w:type="spellStart"/>
+      <w:r>
+        <w:t>occupancy_last_year</w:t>
+      </w:r>
+      <w:proofErr w:type="spellEnd"/>
+      <w:r>
+        <w:t xml:space="preserve"> — justify each</w:t>
+      </w:r>
+    </w:p>
+    <w:p>
+      <w:pPr>
+        <w:numPr>
+          <w:ilvl w:val="0"/>
+          <w:numId w:val="13"/>
+        </w:numPr>
+      </w:pPr>
+      <w:r>
+        <w:t xml:space="preserve">Removed features: mint (0.82 </w:t>
+      </w:r>
+      <w:proofErr w:type="spellStart"/>
+      <w:r>
+        <w:t>corr</w:t>
+      </w:r>
+      <w:proofErr w:type="spellEnd"/>
+      <w:r>
+        <w:t xml:space="preserve"> with </w:t>
+      </w:r>
+      <w:proofErr w:type="spellStart"/>
+      <w:r>
+        <w:t>maxt</w:t>
+      </w:r>
+      <w:proofErr w:type="spellEnd"/>
+      <w:r>
+        <w:t xml:space="preserve">), </w:t>
+      </w:r>
+      <w:proofErr w:type="spellStart"/>
+      <w:r>
+        <w:t>day_num</w:t>
+      </w:r>
+      <w:proofErr w:type="spellEnd"/>
+      <w:r>
+        <w:t xml:space="preserve"> (duplicate of one-hot)</w:t>
+      </w:r>
+    </w:p>
+    <w:p>
+      <w:r>
+        <w:rPr>
+          <w:b/>
+          <w:bCs/>
+        </w:rPr>
+        <w:t>3.4 Final Feature List</w:t>
+      </w:r>
+    </w:p>
+    <w:p>
+      <w:pPr>
+        <w:numPr>
+          <w:ilvl w:val="0"/>
+          <w:numId w:val="14"/>
+        </w:numPr>
+      </w:pPr>
+      <w:r>
+        <w:t>List all 16+ features with one-line justification for each</w:t>
+      </w:r>
+    </w:p>
+    <w:p>
+      <w:r>
+        <w:rPr>
+          <w:b/>
+          <w:bCs/>
+        </w:rPr>
+        <w:t>3.5 Train/Test Split</w:t>
+      </w:r>
+    </w:p>
+    <w:p>
+      <w:pPr>
+        <w:numPr>
+          <w:ilvl w:val="0"/>
+          <w:numId w:val="15"/>
+        </w:numPr>
+      </w:pPr>
+      <w:r>
+        <w:t xml:space="preserve">80/20 chronological split </w:t>
+      </w:r>
+      <w:proofErr w:type="gramStart"/>
+      <w:r>
+        <w:t>using .</w:t>
+      </w:r>
+      <w:proofErr w:type="spellStart"/>
+      <w:r>
+        <w:t>iloc</w:t>
+      </w:r>
+      <w:proofErr w:type="spellEnd"/>
+      <w:proofErr w:type="gramEnd"/>
+      <w:r>
+        <w:t xml:space="preserve"> — why NOT random split for time series</w:t>
+      </w:r>
+    </w:p>
+    <w:p>
+      <w:r>
+        <w:br w:type="page"/>
+      </w:r>
+    </w:p>
+    <w:p>
+      <w:r>
+        <w:lastRenderedPageBreak/>
+        <w:t>Modelling</w:t>
+      </w:r>
+    </w:p>
+    <w:p>
+      <w:r>
+        <w:t>4. MODELLING (~900 words)</w:t>
+      </w:r>
+    </w:p>
+    <w:p>
+      <w:r>
+        <w:rPr>
+          <w:b/>
+          <w:bCs/>
+        </w:rPr>
+        <w:t>4.1 Algorithm Selection</w:t>
+      </w:r>
+    </w:p>
+    <w:p>
+      <w:pPr>
+        <w:numPr>
+          <w:ilvl w:val="0"/>
+          <w:numId w:val="16"/>
+        </w:numPr>
+      </w:pPr>
+      <w:r>
+        <w:t>4 algorithms compared: Linear Regression, Decision Tree, Random Forest, Gradient Boosting</w:t>
+      </w:r>
+    </w:p>
+    <w:p>
+      <w:pPr>
+        <w:numPr>
+          <w:ilvl w:val="0"/>
+          <w:numId w:val="16"/>
+        </w:numPr>
+      </w:pPr>
+      <w:r>
+        <w:t xml:space="preserve">All tested with </w:t>
+      </w:r>
+      <w:proofErr w:type="spellStart"/>
+      <w:r>
+        <w:t>TimeSeriesSplit</w:t>
+      </w:r>
+      <w:proofErr w:type="spellEnd"/>
+      <w:r>
+        <w:t xml:space="preserve"> (5 folds) — why </w:t>
+      </w:r>
+      <w:proofErr w:type="spellStart"/>
+      <w:r>
+        <w:t>TimeSeriesSplit</w:t>
+      </w:r>
+      <w:proofErr w:type="spellEnd"/>
+      <w:r>
+        <w:t xml:space="preserve"> and not </w:t>
+      </w:r>
+      <w:proofErr w:type="spellStart"/>
+      <w:r>
+        <w:t>KFold</w:t>
+      </w:r>
+      <w:proofErr w:type="spellEnd"/>
+    </w:p>
+    <w:p>
+      <w:pPr>
+        <w:numPr>
+          <w:ilvl w:val="0"/>
+          <w:numId w:val="16"/>
+        </w:numPr>
+      </w:pPr>
+      <w:r>
+        <w:t>Results table: R² and Standard Deviation for each</w:t>
+      </w:r>
+    </w:p>
+    <w:p>
+      <w:r>
+        <w:rPr>
+          <w:b/>
+          <w:bCs/>
+        </w:rPr>
+        <w:t>4.2 Why Random Forest Was Chosen</w:t>
+      </w:r>
+    </w:p>
+    <w:p>
+      <w:pPr>
+        <w:numPr>
+          <w:ilvl w:val="0"/>
+          <w:numId w:val="17"/>
+        </w:numPr>
+      </w:pPr>
+      <w:r>
+        <w:t>Best R² among positive scores</w:t>
+      </w:r>
+    </w:p>
+    <w:p>
+      <w:pPr>
+        <w:numPr>
+          <w:ilvl w:val="0"/>
+          <w:numId w:val="17"/>
+        </w:numPr>
+      </w:pPr>
+      <w:r>
+        <w:t>Lowest standard deviation (most consistent)</w:t>
+      </w:r>
+    </w:p>
+    <w:p>
+      <w:pPr>
+        <w:numPr>
+          <w:ilvl w:val="0"/>
+          <w:numId w:val="17"/>
+        </w:numPr>
+      </w:pPr>
+      <w:r>
+        <w:t>Handles non-linear relationships</w:t>
+      </w:r>
+    </w:p>
+    <w:p>
+      <w:pPr>
+        <w:numPr>
+          <w:ilvl w:val="0"/>
+          <w:numId w:val="17"/>
+        </w:numPr>
+      </w:pPr>
+      <w:r>
+        <w:t>Built-in feature importance</w:t>
+      </w:r>
+    </w:p>
+    <w:p>
+      <w:pPr>
+        <w:numPr>
+          <w:ilvl w:val="0"/>
+          <w:numId w:val="17"/>
+        </w:numPr>
+      </w:pPr>
+      <w:r>
+        <w:t>Robust to outliers</w:t>
+      </w:r>
+    </w:p>
+    <w:p>
+      <w:r>
+        <w:rPr>
+          <w:b/>
+          <w:bCs/>
+        </w:rPr>
+        <w:t>4.3 Model Configuration</w:t>
+      </w:r>
+    </w:p>
+    <w:p>
+      <w:pPr>
+        <w:numPr>
+          <w:ilvl w:val="0"/>
+          <w:numId w:val="18"/>
+        </w:numPr>
+      </w:pPr>
+      <w:proofErr w:type="spellStart"/>
+      <w:r>
+        <w:t>n_estimators</w:t>
+      </w:r>
+      <w:proofErr w:type="spellEnd"/>
+      <w:r>
+        <w:t>=200 — why 200 trees</w:t>
+      </w:r>
+    </w:p>
+    <w:p>
+      <w:pPr>
+        <w:numPr>
+          <w:ilvl w:val="0"/>
+          <w:numId w:val="18"/>
+        </w:numPr>
+      </w:pPr>
+      <w:r>
+        <w:t>Default hyperparameters otherwise</w:t>
+      </w:r>
+    </w:p>
+    <w:p>
+      <w:pPr>
+        <w:numPr>
+          <w:ilvl w:val="0"/>
+          <w:numId w:val="18"/>
+        </w:numPr>
+      </w:pPr>
+      <w:r>
+        <w:t>Random state for reproducibility</w:t>
+      </w:r>
+    </w:p>
+    <w:p>
+      <w:r>
+        <w:rPr>
+          <w:b/>
+          <w:bCs/>
+        </w:rPr>
+        <w:t>4.4 Cross-Validation Results</w:t>
+      </w:r>
+    </w:p>
+    <w:p>
+      <w:pPr>
+        <w:numPr>
+          <w:ilvl w:val="0"/>
+          <w:numId w:val="19"/>
+        </w:numPr>
+      </w:pPr>
+      <w:proofErr w:type="spellStart"/>
+      <w:r>
+        <w:t>TimeSeriesSplit</w:t>
+      </w:r>
+      <w:proofErr w:type="spellEnd"/>
+      <w:r>
+        <w:t xml:space="preserve"> 5-fold results: list the 5 R² scores</w:t>
+      </w:r>
+    </w:p>
+    <w:p>
+      <w:pPr>
+        <w:numPr>
+          <w:ilvl w:val="0"/>
+          <w:numId w:val="19"/>
+        </w:numPr>
+      </w:pPr>
+      <w:r>
+        <w:t>Final R² = 0.7133 on test set</w:t>
+      </w:r>
+    </w:p>
+    <w:p>
+      <w:pPr>
+        <w:numPr>
+          <w:ilvl w:val="0"/>
+          <w:numId w:val="19"/>
+        </w:numPr>
+      </w:pPr>
+      <w:r>
+        <w:t>MAE = 16.66 guests</w:t>
+      </w:r>
+    </w:p>
+    <w:p>
+      <w:r>
+        <w:br w:type="page"/>
+      </w:r>
+    </w:p>
+    <w:p>
+      <w:r>
+        <w:lastRenderedPageBreak/>
+        <w:t>Evaluation</w:t>
+      </w:r>
+    </w:p>
+    <w:p>
+      <w:r>
+        <w:t>5. EVALUATION (~800 words)</w:t>
+      </w:r>
+    </w:p>
+    <w:p>
+      <w:r>
+        <w:rPr>
+          <w:b/>
+          <w:bCs/>
+        </w:rPr>
+        <w:t>5.1 Performance Metrics</w:t>
+      </w:r>
+    </w:p>
+    <w:p>
+      <w:pPr>
+        <w:numPr>
+          <w:ilvl w:val="0"/>
+          <w:numId w:val="20"/>
+        </w:numPr>
+      </w:pPr>
+      <w:r>
+        <w:t>R² = 0.7133: interpretation — model explains 71% of variance</w:t>
+      </w:r>
+    </w:p>
+    <w:p>
+      <w:pPr>
+        <w:numPr>
+          <w:ilvl w:val="0"/>
+          <w:numId w:val="20"/>
+        </w:numPr>
+      </w:pPr>
+      <w:r>
+        <w:t xml:space="preserve">MAE = 16.66: in context of hotel with ~200 </w:t>
+      </w:r>
+      <w:proofErr w:type="gramStart"/>
+      <w:r>
+        <w:t>guests</w:t>
+      </w:r>
+      <w:proofErr w:type="gramEnd"/>
+      <w:r>
+        <w:t xml:space="preserve"> average</w:t>
+      </w:r>
+    </w:p>
+    <w:p>
+      <w:pPr>
+        <w:numPr>
+          <w:ilvl w:val="0"/>
+          <w:numId w:val="20"/>
+        </w:numPr>
+      </w:pPr>
+      <w:r>
+        <w:t>Why both metrics matter (R² = fit quality, MAE = practical error)</w:t>
+      </w:r>
+    </w:p>
+    <w:p>
+      <w:r>
+        <w:rPr>
+          <w:b/>
+          <w:bCs/>
+        </w:rPr>
+        <w:t>5.2 Plot-by-Plot Evaluation</w:t>
+      </w:r>
+    </w:p>
+    <w:p>
+      <w:pPr>
+        <w:numPr>
+          <w:ilvl w:val="0"/>
+          <w:numId w:val="21"/>
+        </w:numPr>
+      </w:pPr>
+      <w:r>
+        <w:t>Plot 7: Algorithm comparison boxplot — RF chosen, reasoning</w:t>
+      </w:r>
+    </w:p>
+    <w:p>
+      <w:pPr>
+        <w:numPr>
+          <w:ilvl w:val="0"/>
+          <w:numId w:val="21"/>
+        </w:numPr>
+      </w:pPr>
+      <w:r>
+        <w:t xml:space="preserve">Plot 8: Feature importance — top 5 features, </w:t>
+      </w:r>
+      <w:proofErr w:type="spellStart"/>
+      <w:r>
+        <w:t>occupancy_yesterday</w:t>
+      </w:r>
+      <w:proofErr w:type="spellEnd"/>
+      <w:r>
+        <w:t xml:space="preserve"> dominates</w:t>
+      </w:r>
+    </w:p>
+    <w:p>
+      <w:pPr>
+        <w:numPr>
+          <w:ilvl w:val="0"/>
+          <w:numId w:val="21"/>
+        </w:numPr>
+      </w:pPr>
+      <w:r>
+        <w:t>Plot 9: Actual vs Predicted scatter — cluster around diagonal, some spread</w:t>
+      </w:r>
+    </w:p>
+    <w:p>
+      <w:pPr>
+        <w:numPr>
+          <w:ilvl w:val="0"/>
+          <w:numId w:val="21"/>
+        </w:numPr>
+      </w:pPr>
+      <w:r>
+        <w:t>Plot 10 &amp; 12: Actual vs Predicted over time — captures peaks/troughs</w:t>
+      </w:r>
+    </w:p>
+    <w:p>
+      <w:pPr>
+        <w:numPr>
+          <w:ilvl w:val="0"/>
+          <w:numId w:val="21"/>
+        </w:numPr>
+      </w:pPr>
+      <w:r>
+        <w:t>Plot 11: Error distribution — left skew, near-bell shape, mean near zero</w:t>
+      </w:r>
+    </w:p>
+    <w:p>
+      <w:r>
+        <w:rPr>
+          <w:b/>
+          <w:bCs/>
+        </w:rPr>
+        <w:t>5.3 Business Evaluation</w:t>
+      </w:r>
+    </w:p>
+    <w:p>
+      <w:pPr>
+        <w:numPr>
+          <w:ilvl w:val="0"/>
+          <w:numId w:val="22"/>
+        </w:numPr>
+      </w:pPr>
+      <w:r>
+        <w:t>Staffing ratio: 1 staff per 5 guests</w:t>
+      </w:r>
+    </w:p>
+    <w:p>
+      <w:pPr>
+        <w:numPr>
+          <w:ilvl w:val="0"/>
+          <w:numId w:val="22"/>
+        </w:numPr>
+      </w:pPr>
+      <w:r>
+        <w:t>Plot 13: Top 10 busiest days — colour-coded bar chart</w:t>
+      </w:r>
+    </w:p>
+    <w:p>
+      <w:pPr>
+        <w:numPr>
+          <w:ilvl w:val="0"/>
+          <w:numId w:val="22"/>
+        </w:numPr>
+      </w:pPr>
+      <w:r>
+        <w:t xml:space="preserve">16.66 MAE → ±3 staff </w:t>
+      </w:r>
+      <w:proofErr w:type="gramStart"/>
+      <w:r>
+        <w:t>members</w:t>
+      </w:r>
+      <w:proofErr w:type="gramEnd"/>
+      <w:r>
+        <w:t xml:space="preserve"> practical impact</w:t>
+      </w:r>
+    </w:p>
+    <w:p>
+      <w:pPr>
+        <w:numPr>
+          <w:ilvl w:val="0"/>
+          <w:numId w:val="22"/>
+        </w:numPr>
+      </w:pPr>
+      <w:r>
+        <w:t>Acceptable error for hotel planning purposes</w:t>
+      </w:r>
+    </w:p>
+    <w:p>
+      <w:r>
+        <w:rPr>
+          <w:b/>
+          <w:bCs/>
+        </w:rPr>
+        <w:t>5.4 Limitations</w:t>
+      </w:r>
+    </w:p>
+    <w:p>
+      <w:pPr>
+        <w:numPr>
+          <w:ilvl w:val="0"/>
+          <w:numId w:val="23"/>
+        </w:numPr>
+      </w:pPr>
+      <w:r>
+        <w:t>Model trained on 3 years only</w:t>
+      </w:r>
+    </w:p>
+    <w:p>
+      <w:pPr>
+        <w:numPr>
+          <w:ilvl w:val="0"/>
+          <w:numId w:val="23"/>
+        </w:numPr>
+      </w:pPr>
+      <w:r>
+        <w:t>Events data is synthetic (AI-generated), not real</w:t>
+      </w:r>
+    </w:p>
+    <w:p>
+      <w:pPr>
+        <w:numPr>
+          <w:ilvl w:val="0"/>
+          <w:numId w:val="23"/>
+        </w:numPr>
+      </w:pPr>
+      <w:r>
+        <w:t>External shocks (e.g. COVID, strikes) not accounted for</w:t>
+      </w:r>
+    </w:p>
+    <w:p>
+      <w:pPr>
+        <w:numPr>
+          <w:ilvl w:val="0"/>
+          <w:numId w:val="23"/>
+        </w:numPr>
+      </w:pPr>
+      <w:r>
+        <w:t>Staffing ratio is a simplification</w:t>
+      </w:r>
+    </w:p>
+    <w:p>
+      <w:r>
+        <w:br w:type="page"/>
+      </w:r>
+    </w:p>
+    <w:p>
+      <w:r>
+        <w:lastRenderedPageBreak/>
+        <w:t>Deployment</w:t>
+      </w:r>
+    </w:p>
+    <w:p>
+      <w:r>
+        <w:t>6. DEPLOYMENT (~500 words)</w:t>
+      </w:r>
+    </w:p>
+    <w:p>
+      <w:r>
+        <w:rPr>
+          <w:b/>
+          <w:bCs/>
+        </w:rPr>
+        <w:t>6.1 Deployment Scenario</w:t>
+      </w:r>
+    </w:p>
+    <w:p>
+      <w:pPr>
+        <w:numPr>
+          <w:ilvl w:val="0"/>
+          <w:numId w:val="24"/>
+        </w:numPr>
+      </w:pPr>
+      <w:r>
+        <w:t>Who uses it: Hotel Operations Manager</w:t>
+      </w:r>
+    </w:p>
+    <w:p>
+      <w:pPr>
+        <w:numPr>
+          <w:ilvl w:val="0"/>
+          <w:numId w:val="24"/>
+        </w:numPr>
+      </w:pPr>
+      <w:r>
+        <w:t>When: monthly planning cycle, 30-day rolling forecast</w:t>
+      </w:r>
+    </w:p>
+    <w:p>
+      <w:pPr>
+        <w:numPr>
+          <w:ilvl w:val="0"/>
+          <w:numId w:val="24"/>
+        </w:numPr>
+      </w:pPr>
+      <w:r>
+        <w:t>Format: dashboard or spreadsheet output</w:t>
+      </w:r>
+    </w:p>
+    <w:p>
+      <w:r>
+        <w:rPr>
+          <w:b/>
+          <w:bCs/>
+        </w:rPr>
+        <w:t>6.2 What the Model Outputs</w:t>
+      </w:r>
+    </w:p>
+    <w:p>
+      <w:pPr>
+        <w:numPr>
+          <w:ilvl w:val="0"/>
+          <w:numId w:val="25"/>
+        </w:numPr>
+      </w:pPr>
+      <w:r>
+        <w:t>Predicted occupancy for next N days</w:t>
+      </w:r>
+    </w:p>
+    <w:p>
+      <w:pPr>
+        <w:numPr>
+          <w:ilvl w:val="0"/>
+          <w:numId w:val="25"/>
+        </w:numPr>
+      </w:pPr>
+      <w:r>
+        <w:t xml:space="preserve">Converted </w:t>
+      </w:r>
+      <w:proofErr w:type="gramStart"/>
+      <w:r>
+        <w:t>to:</w:t>
+      </w:r>
+      <w:proofErr w:type="gramEnd"/>
+      <w:r>
+        <w:t xml:space="preserve"> recommended staff count</w:t>
+      </w:r>
+    </w:p>
+    <w:p>
+      <w:pPr>
+        <w:numPr>
+          <w:ilvl w:val="0"/>
+          <w:numId w:val="25"/>
+        </w:numPr>
+      </w:pPr>
+      <w:r>
+        <w:t>Visual: colour-coded bar chart (Plot 13 style)</w:t>
+      </w:r>
+    </w:p>
+    <w:p>
+      <w:r>
+        <w:rPr>
+          <w:b/>
+          <w:bCs/>
+        </w:rPr>
+        <w:t>6.3 Monitoring and Maintenance</w:t>
+      </w:r>
+    </w:p>
+    <w:p>
+      <w:pPr>
+        <w:numPr>
+          <w:ilvl w:val="0"/>
+          <w:numId w:val="26"/>
+        </w:numPr>
+      </w:pPr>
+      <w:r>
+        <w:t>Model should be retrained annually with new bookings data</w:t>
+      </w:r>
+    </w:p>
+    <w:p>
+      <w:pPr>
+        <w:numPr>
+          <w:ilvl w:val="0"/>
+          <w:numId w:val="26"/>
+        </w:numPr>
+      </w:pPr>
+      <w:r>
+        <w:t>Weather data updated via Met Éireann API</w:t>
+      </w:r>
+    </w:p>
+    <w:p>
+      <w:pPr>
+        <w:numPr>
+          <w:ilvl w:val="0"/>
+          <w:numId w:val="26"/>
+        </w:numPr>
+      </w:pPr>
+      <w:r>
+        <w:t>Events data: real data source needed for production</w:t>
+      </w:r>
+    </w:p>
+    <w:p>
+      <w:r>
+        <w:rPr>
+          <w:b/>
+          <w:bCs/>
+        </w:rPr>
+        <w:t>6.4 Risks and Ethical Considerations</w:t>
+      </w:r>
+    </w:p>
+    <w:p>
+      <w:pPr>
+        <w:numPr>
+          <w:ilvl w:val="0"/>
+          <w:numId w:val="27"/>
+        </w:numPr>
+      </w:pPr>
+      <w:r>
+        <w:t>Over-reliance on prediction without human judgment</w:t>
+      </w:r>
+    </w:p>
+    <w:p>
+      <w:pPr>
+        <w:numPr>
+          <w:ilvl w:val="0"/>
+          <w:numId w:val="27"/>
+        </w:numPr>
+      </w:pPr>
+      <w:r>
+        <w:t>Model cannot predict sudden demand spikes</w:t>
+      </w:r>
+    </w:p>
+    <w:p>
+      <w:pPr>
+        <w:numPr>
+          <w:ilvl w:val="0"/>
+          <w:numId w:val="27"/>
+        </w:numPr>
+      </w:pPr>
+      <w:r>
+        <w:t>Staff data privacy if extended to individual scheduling</w:t>
+      </w:r>
+    </w:p>
+    <w:p>
+      <w:r>
+        <w:br w:type="page"/>
+      </w:r>
+    </w:p>
+    <w:p>
+      <w:r>
+        <w:lastRenderedPageBreak/>
+        <w:t>Conclusion</w:t>
+      </w:r>
+    </w:p>
+    <w:p>
+      <w:r>
+        <w:t>7. CONCLUSION (~200 words)</w:t>
+      </w:r>
+    </w:p>
+    <w:p>
+      <w:pPr>
+        <w:numPr>
+          <w:ilvl w:val="0"/>
+          <w:numId w:val="28"/>
+        </w:numPr>
+      </w:pPr>
+      <w:r>
+        <w:t>Summary: CRISP-DM guided a structured journey from problem to prediction</w:t>
+      </w:r>
+    </w:p>
+    <w:p>
+      <w:pPr>
+        <w:numPr>
+          <w:ilvl w:val="0"/>
+          <w:numId w:val="28"/>
+        </w:numPr>
+      </w:pPr>
+      <w:r>
+        <w:t>Key achievement: R² = 0.7133, MAE = 16.66 guests</w:t>
+      </w:r>
+    </w:p>
+    <w:p>
+      <w:pPr>
+        <w:numPr>
+          <w:ilvl w:val="0"/>
+          <w:numId w:val="28"/>
+        </w:numPr>
+      </w:pPr>
+      <w:r>
+        <w:t>Most important lesson: correct data definition (occupancy = nightly, not arrivals)</w:t>
+      </w:r>
+    </w:p>
+    <w:p>
+      <w:pPr>
+        <w:numPr>
+          <w:ilvl w:val="0"/>
+          <w:numId w:val="28"/>
+        </w:numPr>
+      </w:pPr>
+      <w:r>
+        <w:t xml:space="preserve">CRISP-DM's iterative nature: the occupancy </w:t>
+      </w:r>
+      <w:proofErr w:type="gramStart"/>
+      <w:r>
+        <w:t>fix</w:t>
+      </w:r>
+      <w:proofErr w:type="gramEnd"/>
+      <w:r>
+        <w:t xml:space="preserve"> triggered re-visiting stages 2, 3, 4, 5</w:t>
+      </w:r>
+    </w:p>
+    <w:p>
+      <w:pPr>
+        <w:numPr>
+          <w:ilvl w:val="0"/>
+          <w:numId w:val="28"/>
+        </w:numPr>
+      </w:pPr>
+      <w:r>
+        <w:t>Future work: real events data, larger dataset, staff categories (reception, kitchen, housekeeping)</w:t>
+      </w:r>
+    </w:p>
+    <w:p/>
+    <w:p>
+      <w:r>
+        <w:br w:type="page"/>
+      </w:r>
+    </w:p>
+    <w:p>
+      <w:r>
+        <w:lastRenderedPageBreak/>
+        <w:t>REFERENCES</w:t>
+      </w:r>
+    </w:p>
+    <w:p>
+      <w:pPr>
+        <w:numPr>
+          <w:ilvl w:val="0"/>
+          <w:numId w:val="29"/>
+        </w:numPr>
+      </w:pPr>
+      <w:r>
+        <w:t>Kaggle Hotel Booking Demand dataset</w:t>
+      </w:r>
+    </w:p>
+    <w:p>
+      <w:pPr>
+        <w:numPr>
+          <w:ilvl w:val="0"/>
+          <w:numId w:val="29"/>
+        </w:numPr>
+      </w:pPr>
+      <w:r>
+        <w:t>Met Éireann open data</w:t>
+      </w:r>
+    </w:p>
+    <w:p>
+      <w:pPr>
+        <w:numPr>
+          <w:ilvl w:val="0"/>
+          <w:numId w:val="29"/>
+        </w:numPr>
+      </w:pPr>
+      <w:r>
+        <w:t>Scikit-learn documentation</w:t>
+      </w:r>
+    </w:p>
+    <w:p>
+      <w:pPr>
+        <w:numPr>
+          <w:ilvl w:val="0"/>
+          <w:numId w:val="29"/>
+        </w:numPr>
+      </w:pPr>
+      <w:r>
+        <w:t>CRISP-DM guide (teacher's materials)</w:t>
+      </w:r>
+    </w:p>
+    <w:p>
+      <w:pPr>
+        <w:numPr>
+          <w:ilvl w:val="0"/>
+          <w:numId w:val="29"/>
+        </w:numPr>
+      </w:pPr>
+      <w:proofErr w:type="spellStart"/>
+      <w:r>
+        <w:t>Breiman</w:t>
+      </w:r>
+      <w:proofErr w:type="spellEnd"/>
+      <w:r>
+        <w:t xml:space="preserve"> (2001) Random Forests paper</w:t>
+      </w:r>
+    </w:p>
+    <w:p>
+      <w:r>
+        <w:br w:type="page"/>
+      </w:r>
+    </w:p>
+    <w:p>
+      <w:r>
+        <w:lastRenderedPageBreak/>
+        <w:br w:type="page"/>
+      </w:r>
+    </w:p>
+    <w:p>
+      <w:r>
+        <w:lastRenderedPageBreak/>
+        <w:br w:type="page"/>
+      </w:r>
+    </w:p>
+    <w:p>
+      <w:r>
+        <w:lastRenderedPageBreak/>
+        <w:br w:type="page"/>
+      </w:r>
+    </w:p>
+    <w:p>
+      <w:r>
+        <w:lastRenderedPageBreak/>
+        <w:br w:type="page"/>
+      </w:r>
+    </w:p>
+    <w:p>
+      <w:r>
+        <w:lastRenderedPageBreak/>
+        <w:br w:type="page"/>
+      </w:r>
+    </w:p>
+    <w:p>
+      <w:r>
+        <w:lastRenderedPageBreak/>
+        <w:br w:type="page"/>
+      </w:r>
+    </w:p>
+    <w:p>
+      <w:r>
+        <w:lastRenderedPageBreak/>
+        <w:br w:type="page"/>
       </w:r>
     </w:p>
     <w:p/>
@@ -60,10 +1710,18 @@
         <w:t xml:space="preserve">The customer’s primary goal is to optimize the hotel’s human resources </w:t>
       </w:r>
       <w:r>
-        <w:t>by synthesizing three key factors: historical hotel occupancy, real-time meteorological data, and city-wide event schedules (festivals, concerts, sports).</w:t>
-      </w:r>
-      <w:r>
-        <w:t>. The goal is to reduce operational costs by avoiding overstaffing on low-demand and protect customer service and quality during high demand.</w:t>
+        <w:t>by synthesizing three key factors: historical hotel occupancy, real-time meteorological data, and city-wide event schedules (festivals, concerts, sports</w:t>
+      </w:r>
+      <w:proofErr w:type="gramStart"/>
+      <w:r>
+        <w:t>).</w:t>
+      </w:r>
+      <w:r>
+        <w:t>.</w:t>
+      </w:r>
+      <w:proofErr w:type="gramEnd"/>
+      <w:r>
+        <w:t xml:space="preserve"> The goal is to reduce operational costs by avoiding overstaffing on low-demand and protect customer service and quality during high demand.</w:t>
       </w:r>
     </w:p>
     <w:p>
@@ -77,9 +1735,11 @@
       <w:r>
         <w:t xml:space="preserve"> a football match can impact the staffing requirements on a </w:t>
       </w:r>
+      <w:proofErr w:type="gramStart"/>
       <w:r>
         <w:t>rainy day</w:t>
       </w:r>
+      <w:proofErr w:type="gramEnd"/>
       <w:r>
         <w:t xml:space="preserve"> vs a regular rainy day? 2) Can we reduce cost in labour in low-traffic days without make the staff felt minimized? </w:t>
       </w:r>
@@ -144,11 +1804,19 @@
           <w:color w:val="EE0000"/>
         </w:rPr>
       </w:pPr>
+      <w:proofErr w:type="gramStart"/>
       <w:r>
         <w:rPr>
           <w:color w:val="EE0000"/>
         </w:rPr>
-        <w:t xml:space="preserve">NOTE:I MAY NEED AD NUMBERS LIKE A %, BUT I DON’T KNOW HOT TO CALCULATE THAT. </w:t>
+        <w:t>NOTE:I</w:t>
+      </w:r>
+      <w:proofErr w:type="gramEnd"/>
+      <w:r>
+        <w:rPr>
+          <w:color w:val="EE0000"/>
+        </w:rPr>
+        <w:t xml:space="preserve"> MAY NEED AD NUMBERS LIKE A %, BUT I DON’T KNOW HOT TO CALCULATE THAT. </w:t>
       </w:r>
     </w:p>
     <w:p/>
@@ -221,16 +1889,22 @@
     </w:p>
     <w:p>
       <w:r>
+        <w:lastRenderedPageBreak/>
         <w:t>-Data</w:t>
       </w:r>
       <w:r>
         <w:t xml:space="preserve"> sets: </w:t>
       </w:r>
+      <w:proofErr w:type="gramStart"/>
       <w:r>
         <w:t xml:space="preserve">Met  </w:t>
       </w:r>
       <w:r>
-        <w:t>Éireann data set</w:t>
+        <w:t>Éireann</w:t>
+      </w:r>
+      <w:proofErr w:type="gramEnd"/>
+      <w:r>
+        <w:t xml:space="preserve"> data set</w:t>
       </w:r>
       <w:r>
         <w:t xml:space="preserve"> for weather predictions and </w:t>
@@ -248,8 +1922,13 @@
       <w:r>
         <w:t xml:space="preserve">-Computing and Software: </w:t>
       </w:r>
-      <w:r>
-        <w:t xml:space="preserve">Jupyter for the </w:t>
+      <w:proofErr w:type="spellStart"/>
+      <w:r>
+        <w:t>Jupyter</w:t>
+      </w:r>
+      <w:proofErr w:type="spellEnd"/>
+      <w:r>
+        <w:t xml:space="preserve"> for the </w:t>
       </w:r>
       <w:r>
         <w:t>phyton-based environment</w:t>
@@ -406,8 +2085,16 @@
         <w:rPr>
           <w:color w:val="000000" w:themeColor="text1"/>
         </w:rPr>
-        <w:t>, risking the dead line</w:t>
-      </w:r>
+        <w:t xml:space="preserve">, risking the </w:t>
+      </w:r>
+      <w:proofErr w:type="gramStart"/>
+      <w:r>
+        <w:rPr>
+          <w:color w:val="000000" w:themeColor="text1"/>
+        </w:rPr>
+        <w:t>dead line</w:t>
+      </w:r>
+      <w:proofErr w:type="gramEnd"/>
     </w:p>
     <w:p>
       <w:pPr>
@@ -519,42 +2206,42 @@
     </w:p>
     <w:p>
       <w:r>
+        <w:t xml:space="preserve">Occupancy rate: </w:t>
+      </w:r>
+      <w:r>
+        <w:t xml:space="preserve">The ratio of rented room in use to the total </w:t>
+      </w:r>
+      <w:r>
+        <w:t>available rooms in the hotel</w:t>
+      </w:r>
+    </w:p>
+    <w:p>
+      <w:r>
+        <w:t>Demand Driver: An external factor such a concert, a football game or a specific weather condition</w:t>
+      </w:r>
+      <w:r>
+        <w:t xml:space="preserve"> that impact significantly on the amount of guest and their behaviour. </w:t>
+      </w:r>
+    </w:p>
+    <w:p>
+      <w:r>
+        <w:t xml:space="preserve">Glossary of Machine Learning Terminology </w:t>
+      </w:r>
+    </w:p>
+    <w:p>
+      <w:r>
+        <w:t xml:space="preserve">Target value (y): </w:t>
+      </w:r>
+      <w:r>
+        <w:t xml:space="preserve">The specific outcome to predict like the Optimal Staff count to </w:t>
+      </w:r>
+      <w:r>
+        <w:t>schedule at a given day</w:t>
+      </w:r>
+    </w:p>
+    <w:p>
+      <w:r>
         <w:lastRenderedPageBreak/>
-        <w:t xml:space="preserve">Occupancy rate: </w:t>
-      </w:r>
-      <w:r>
-        <w:t xml:space="preserve">The ratio of rented room in use to the total </w:t>
-      </w:r>
-      <w:r>
-        <w:t>available rooms in the hotel</w:t>
-      </w:r>
-    </w:p>
-    <w:p>
-      <w:r>
-        <w:t>Demand Driver: An external factor such a concert, a football game or a specific weather condition</w:t>
-      </w:r>
-      <w:r>
-        <w:t xml:space="preserve"> that impact significantly on the amount of guest and their behaviour. </w:t>
-      </w:r>
-    </w:p>
-    <w:p>
-      <w:r>
-        <w:t xml:space="preserve">Glossary of Machine Learning Terminology </w:t>
-      </w:r>
-    </w:p>
-    <w:p>
-      <w:r>
-        <w:t xml:space="preserve">Target value (y): </w:t>
-      </w:r>
-      <w:r>
-        <w:t xml:space="preserve">The specific outcome to predict like the Optimal Staff count to </w:t>
-      </w:r>
-      <w:r>
-        <w:t>schedule at a given day</w:t>
-      </w:r>
-    </w:p>
-    <w:p>
-      <w:r>
         <w:t xml:space="preserve">Features(x): The input </w:t>
       </w:r>
       <w:r>
@@ -660,7 +2347,15 @@
         <w:t xml:space="preserve">Data acquisition: </w:t>
       </w:r>
       <w:r>
-        <w:t>Accessing to Met Eireann and Kaggle data is currently free of charge</w:t>
+        <w:t xml:space="preserve">Accessing to </w:t>
+      </w:r>
+      <w:proofErr w:type="spellStart"/>
+      <w:r>
+        <w:t>Met</w:t>
+      </w:r>
+      <w:proofErr w:type="spellEnd"/>
+      <w:r>
+        <w:t xml:space="preserve"> Eireann and Kaggle data is currently free of charge</w:t>
       </w:r>
     </w:p>
     <w:p>
@@ -734,7 +2429,6 @@
     </w:p>
     <w:p>
       <w:r>
-        <w:lastRenderedPageBreak/>
         <w:t xml:space="preserve">Overstaffing: If we have 5 staff members paid 15 euro per hour on a rainy day or no busy day, then the loos is about 600 euro in salaries for that staff that will be hanging around. </w:t>
       </w:r>
     </w:p>
@@ -778,6 +2472,7 @@
           <w:bCs/>
           <w:color w:val="EE0000"/>
         </w:rPr>
+        <w:lastRenderedPageBreak/>
         <w:t>Determine data mining/Machine Learning goals</w:t>
       </w:r>
     </w:p>
@@ -1069,6 +2764,7 @@
             <w:r>
               <w:t>30</w:t>
             </w:r>
+            <w:proofErr w:type="gramStart"/>
             <w:r>
               <w:rPr>
                 <w:vertAlign w:val="superscript"/>
@@ -1081,6 +2777,7 @@
             <w:r>
               <w:t xml:space="preserve"> April</w:t>
             </w:r>
+            <w:proofErr w:type="gramEnd"/>
           </w:p>
         </w:tc>
         <w:tc>
@@ -1265,8 +2962,13 @@
             <w:tcW w:w="1778" w:type="dxa"/>
           </w:tcPr>
           <w:p>
+            <w:proofErr w:type="gramStart"/>
             <w:r>
-              <w:t>Model predict and test data</w:t>
+              <w:t>Model</w:t>
+            </w:r>
+            <w:proofErr w:type="gramEnd"/>
+            <w:r>
+              <w:t xml:space="preserve"> predict and test data</w:t>
             </w:r>
           </w:p>
         </w:tc>
@@ -1298,7 +3000,6 @@
           </w:tcPr>
           <w:p>
             <w:r>
-              <w:lastRenderedPageBreak/>
               <w:t>Deployment</w:t>
             </w:r>
           </w:p>
@@ -1460,7 +3161,15 @@
         <w:t>FUTURE EVENTS, THIS EVENTS HAVE TO BE PLANNED IN ADVANCE</w:t>
       </w:r>
       <w:r>
-        <w:t xml:space="preserve">, LETS SAY 6 MONTHS IN ADVANCE. I WILL CREATE THIS MYSELF </w:t>
+        <w:t xml:space="preserve">, </w:t>
+      </w:r>
+      <w:proofErr w:type="gramStart"/>
+      <w:r>
+        <w:t>LETS</w:t>
+      </w:r>
+      <w:proofErr w:type="gramEnd"/>
+      <w:r>
+        <w:t xml:space="preserve"> SAY 6 MONTHS IN ADVANCE. I WILL CREATE THIS MYSELF </w:t>
       </w:r>
       <w:r>
         <w:t>AND JUST DEFINE IF IS A BIG EVENT OR NO</w:t>
@@ -1478,8 +3187,13 @@
       </w:r>
     </w:p>
     <w:p>
-      <w:r>
-        <w:t>FIRST OF ALL I AM GOING TO SELECT THE WEATER VARIABLES</w:t>
+      <w:proofErr w:type="gramStart"/>
+      <w:r>
+        <w:t>FIRST OF ALL</w:t>
+      </w:r>
+      <w:proofErr w:type="gramEnd"/>
+      <w:r>
+        <w:t xml:space="preserve"> I AM GOING TO SELECT THE WEATER VARIABLES</w:t>
       </w:r>
       <w:r>
         <w:t xml:space="preserve"> FROM GLASNEVIN IRELAND LOCATION (I COULD CHOOSE ANY OF THE </w:t>
@@ -1506,22 +3220,52 @@
           <w:color w:val="EE0000"/>
         </w:rPr>
       </w:pPr>
+      <w:proofErr w:type="spellStart"/>
       <w:r>
         <w:rPr>
           <w:color w:val="EE0000"/>
         </w:rPr>
-        <w:t xml:space="preserve">Tienes que implementar something like </w:t>
-      </w:r>
+        <w:t>Tienes</w:t>
+      </w:r>
+      <w:proofErr w:type="spellEnd"/>
       <w:r>
         <w:rPr>
           <w:color w:val="EE0000"/>
         </w:rPr>
-        <w:t xml:space="preserve">standard scaler, robust </w:t>
-      </w:r>
+        <w:t xml:space="preserve"> </w:t>
+      </w:r>
+      <w:proofErr w:type="spellStart"/>
       <w:r>
         <w:rPr>
           <w:color w:val="EE0000"/>
         </w:rPr>
+        <w:t>que</w:t>
+      </w:r>
+      <w:proofErr w:type="spellEnd"/>
+      <w:r>
+        <w:rPr>
+          <w:color w:val="EE0000"/>
+        </w:rPr>
+        <w:t xml:space="preserve"> </w:t>
+      </w:r>
+      <w:proofErr w:type="spellStart"/>
+      <w:r>
+        <w:rPr>
+          <w:color w:val="EE0000"/>
+        </w:rPr>
+        <w:t>implementar</w:t>
+      </w:r>
+      <w:proofErr w:type="spellEnd"/>
+      <w:r>
+        <w:rPr>
+          <w:color w:val="EE0000"/>
+        </w:rPr>
+        <w:t xml:space="preserve"> something like standard scaler, robust </w:t>
+      </w:r>
+      <w:r>
+        <w:rPr>
+          <w:color w:val="EE0000"/>
+        </w:rPr>
         <w:t>scalar</w:t>
       </w:r>
       <w:r>
@@ -1583,8 +3327,100 @@
         <w:rPr>
           <w:lang w:val="es-ES"/>
         </w:rPr>
-        <w:t xml:space="preserve"> y que significan, después intenta aplicarlas a tu projecto and show it to the teacher tomorrow</w:t>
-      </w:r>
+        <w:t xml:space="preserve"> y que significan, después intenta aplicarlas a tu </w:t>
+      </w:r>
+      <w:proofErr w:type="spellStart"/>
+      <w:r>
+        <w:rPr>
+          <w:lang w:val="es-ES"/>
+        </w:rPr>
+        <w:t>projecto</w:t>
+      </w:r>
+      <w:proofErr w:type="spellEnd"/>
+      <w:r>
+        <w:rPr>
+          <w:lang w:val="es-ES"/>
+        </w:rPr>
+        <w:t xml:space="preserve"> and </w:t>
+      </w:r>
+      <w:proofErr w:type="gramStart"/>
+      <w:r>
+        <w:rPr>
+          <w:lang w:val="es-ES"/>
+        </w:rPr>
+        <w:t>show</w:t>
+      </w:r>
+      <w:proofErr w:type="gramEnd"/>
+      <w:r>
+        <w:rPr>
+          <w:lang w:val="es-ES"/>
+        </w:rPr>
+        <w:t xml:space="preserve"> </w:t>
+      </w:r>
+      <w:proofErr w:type="spellStart"/>
+      <w:r>
+        <w:rPr>
+          <w:lang w:val="es-ES"/>
+        </w:rPr>
+        <w:t>it</w:t>
+      </w:r>
+      <w:proofErr w:type="spellEnd"/>
+      <w:r>
+        <w:rPr>
+          <w:lang w:val="es-ES"/>
+        </w:rPr>
+        <w:t xml:space="preserve"> </w:t>
+      </w:r>
+      <w:proofErr w:type="spellStart"/>
+      <w:r>
+        <w:rPr>
+          <w:lang w:val="es-ES"/>
+        </w:rPr>
+        <w:t>to</w:t>
+      </w:r>
+      <w:proofErr w:type="spellEnd"/>
+      <w:r>
+        <w:rPr>
+          <w:lang w:val="es-ES"/>
+        </w:rPr>
+        <w:t xml:space="preserve"> </w:t>
+      </w:r>
+      <w:proofErr w:type="spellStart"/>
+      <w:r>
+        <w:rPr>
+          <w:lang w:val="es-ES"/>
+        </w:rPr>
+        <w:t>the</w:t>
+      </w:r>
+      <w:proofErr w:type="spellEnd"/>
+      <w:r>
+        <w:rPr>
+          <w:lang w:val="es-ES"/>
+        </w:rPr>
+        <w:t xml:space="preserve"> </w:t>
+      </w:r>
+      <w:proofErr w:type="spellStart"/>
+      <w:r>
+        <w:rPr>
+          <w:lang w:val="es-ES"/>
+        </w:rPr>
+        <w:t>teacher</w:t>
+      </w:r>
+      <w:proofErr w:type="spellEnd"/>
+      <w:r>
+        <w:rPr>
+          <w:lang w:val="es-ES"/>
+        </w:rPr>
+        <w:t xml:space="preserve"> </w:t>
+      </w:r>
+      <w:proofErr w:type="spellStart"/>
+      <w:r>
+        <w:rPr>
+          <w:lang w:val="es-ES"/>
+        </w:rPr>
+        <w:t>tomorrow</w:t>
+      </w:r>
+      <w:proofErr w:type="spellEnd"/>
     </w:p>
     <w:p>
       <w:pPr>
@@ -1800,7 +3636,7 @@
             <w:tcW w:w="3621" w:type="dxa"/>
           </w:tcPr>
           <w:p>
-            <w:hyperlink r:id="rId4" w:history="1">
+            <w:hyperlink r:id="rId5" w:history="1">
               <w:r>
                 <w:rPr>
                   <w:rStyle w:val="Hyperlink"/>
@@ -1856,19 +3692,526 @@
           <w:tcPr>
             <w:tcW w:w="3621" w:type="dxa"/>
           </w:tcPr>
+          <w:p/>
+        </w:tc>
+      </w:tr>
+      <w:tr>
+        <w:tc>
+          <w:tcPr>
+            <w:tcW w:w="985" w:type="dxa"/>
+          </w:tcPr>
+          <w:p/>
+        </w:tc>
+        <w:tc>
+          <w:tcPr>
+            <w:tcW w:w="810" w:type="dxa"/>
+          </w:tcPr>
+          <w:p/>
+        </w:tc>
+        <w:tc>
+          <w:tcPr>
+            <w:tcW w:w="1620" w:type="dxa"/>
+          </w:tcPr>
           <w:p>
-            <w:hyperlink r:id="rId5" w:history="1">
-              <w:r>
-                <w:rPr>
-                  <w:rStyle w:val="Hyperlink"/>
-                </w:rPr>
-                <w:t>https://gemini.google.com/app/3a60ad48297c4249</w:t>
-              </w:r>
-            </w:hyperlink>
+            <w:proofErr w:type="spellStart"/>
+            <w:r>
+              <w:t>dt.day_</w:t>
+            </w:r>
+            <w:proofErr w:type="gramStart"/>
+            <w:r>
+              <w:t>name</w:t>
+            </w:r>
+            <w:proofErr w:type="spellEnd"/>
+            <w:r>
+              <w:t>(</w:t>
+            </w:r>
+            <w:proofErr w:type="gramEnd"/>
+            <w:r>
+              <w:t>)</w:t>
+            </w:r>
+          </w:p>
+        </w:tc>
+        <w:tc>
+          <w:tcPr>
+            <w:tcW w:w="1980" w:type="dxa"/>
+          </w:tcPr>
+          <w:p/>
+        </w:tc>
+        <w:tc>
+          <w:tcPr>
+            <w:tcW w:w="3621" w:type="dxa"/>
+          </w:tcPr>
+          <w:p/>
+        </w:tc>
+      </w:tr>
+      <w:tr>
+        <w:tc>
+          <w:tcPr>
+            <w:tcW w:w="985" w:type="dxa"/>
+          </w:tcPr>
+          <w:p/>
+        </w:tc>
+        <w:tc>
+          <w:tcPr>
+            <w:tcW w:w="810" w:type="dxa"/>
+          </w:tcPr>
+          <w:p/>
+        </w:tc>
+        <w:tc>
+          <w:tcPr>
+            <w:tcW w:w="1620" w:type="dxa"/>
+          </w:tcPr>
+          <w:p>
+            <w:r>
+              <w:t>Categorize weather precipitation</w:t>
+            </w:r>
+          </w:p>
+        </w:tc>
+        <w:tc>
+          <w:tcPr>
+            <w:tcW w:w="1980" w:type="dxa"/>
+          </w:tcPr>
+          <w:p/>
+        </w:tc>
+        <w:tc>
+          <w:tcPr>
+            <w:tcW w:w="3621" w:type="dxa"/>
+          </w:tcPr>
+          <w:p/>
+        </w:tc>
+      </w:tr>
+      <w:tr>
+        <w:tc>
+          <w:tcPr>
+            <w:tcW w:w="985" w:type="dxa"/>
+          </w:tcPr>
+          <w:p/>
+        </w:tc>
+        <w:tc>
+          <w:tcPr>
+            <w:tcW w:w="810" w:type="dxa"/>
+          </w:tcPr>
+          <w:p/>
+        </w:tc>
+        <w:tc>
+          <w:tcPr>
+            <w:tcW w:w="1620" w:type="dxa"/>
+          </w:tcPr>
+          <w:p>
+            <w:r>
+              <w:t>Ireland bank holidays</w:t>
+            </w:r>
+          </w:p>
+        </w:tc>
+        <w:tc>
+          <w:tcPr>
+            <w:tcW w:w="1980" w:type="dxa"/>
+          </w:tcPr>
+          <w:p/>
+        </w:tc>
+        <w:tc>
+          <w:tcPr>
+            <w:tcW w:w="3621" w:type="dxa"/>
+          </w:tcPr>
+          <w:p/>
+        </w:tc>
+      </w:tr>
+      <w:tr>
+        <w:tc>
+          <w:tcPr>
+            <w:tcW w:w="985" w:type="dxa"/>
+          </w:tcPr>
+          <w:p/>
+        </w:tc>
+        <w:tc>
+          <w:tcPr>
+            <w:tcW w:w="810" w:type="dxa"/>
+          </w:tcPr>
+          <w:p/>
+        </w:tc>
+        <w:tc>
+          <w:tcPr>
+            <w:tcW w:w="1620" w:type="dxa"/>
+          </w:tcPr>
+          <w:p>
+            <w:r>
+              <w:t>P value explanation</w:t>
+            </w:r>
+          </w:p>
+        </w:tc>
+        <w:tc>
+          <w:tcPr>
+            <w:tcW w:w="1980" w:type="dxa"/>
+          </w:tcPr>
+          <w:p/>
+        </w:tc>
+        <w:tc>
+          <w:tcPr>
+            <w:tcW w:w="3621" w:type="dxa"/>
+          </w:tcPr>
+          <w:p/>
+        </w:tc>
+      </w:tr>
+      <w:tr>
+        <w:tc>
+          <w:tcPr>
+            <w:tcW w:w="985" w:type="dxa"/>
+          </w:tcPr>
+          <w:p/>
+        </w:tc>
+        <w:tc>
+          <w:tcPr>
+            <w:tcW w:w="810" w:type="dxa"/>
+          </w:tcPr>
+          <w:p/>
+        </w:tc>
+        <w:tc>
+          <w:tcPr>
+            <w:tcW w:w="1620" w:type="dxa"/>
+          </w:tcPr>
+          <w:p>
+            <w:r>
+              <w:t>R-squared impact</w:t>
+            </w:r>
+          </w:p>
+        </w:tc>
+        <w:tc>
+          <w:tcPr>
+            <w:tcW w:w="1980" w:type="dxa"/>
+          </w:tcPr>
+          <w:p/>
+        </w:tc>
+        <w:tc>
+          <w:tcPr>
+            <w:tcW w:w="3621" w:type="dxa"/>
+          </w:tcPr>
+          <w:p/>
+        </w:tc>
+      </w:tr>
+      <w:tr>
+        <w:tc>
+          <w:tcPr>
+            <w:tcW w:w="985" w:type="dxa"/>
+          </w:tcPr>
+          <w:p/>
+        </w:tc>
+        <w:tc>
+          <w:tcPr>
+            <w:tcW w:w="810" w:type="dxa"/>
+          </w:tcPr>
+          <w:p/>
+        </w:tc>
+        <w:tc>
+          <w:tcPr>
+            <w:tcW w:w="1620" w:type="dxa"/>
+          </w:tcPr>
+          <w:p>
+            <w:r>
+              <w:t>Techniques to increase r-square</w:t>
+            </w:r>
+          </w:p>
+        </w:tc>
+        <w:tc>
+          <w:tcPr>
+            <w:tcW w:w="1980" w:type="dxa"/>
+          </w:tcPr>
+          <w:p/>
+        </w:tc>
+        <w:tc>
+          <w:tcPr>
+            <w:tcW w:w="3621" w:type="dxa"/>
+          </w:tcPr>
+          <w:p/>
+        </w:tc>
+      </w:tr>
+      <w:tr>
+        <w:tc>
+          <w:tcPr>
+            <w:tcW w:w="985" w:type="dxa"/>
+          </w:tcPr>
+          <w:p/>
+        </w:tc>
+        <w:tc>
+          <w:tcPr>
+            <w:tcW w:w="810" w:type="dxa"/>
+          </w:tcPr>
+          <w:p/>
+        </w:tc>
+        <w:tc>
+          <w:tcPr>
+            <w:tcW w:w="1620" w:type="dxa"/>
+          </w:tcPr>
+          <w:p>
+            <w:r>
+              <w:t xml:space="preserve">Time series </w:t>
+            </w:r>
+            <w:proofErr w:type="gramStart"/>
+            <w:r>
+              <w:t>shift(</w:t>
+            </w:r>
+            <w:proofErr w:type="gramEnd"/>
+            <w:r>
+              <w:t>)</w:t>
+            </w:r>
+          </w:p>
+        </w:tc>
+        <w:tc>
+          <w:tcPr>
+            <w:tcW w:w="1980" w:type="dxa"/>
+          </w:tcPr>
+          <w:p/>
+        </w:tc>
+        <w:tc>
+          <w:tcPr>
+            <w:tcW w:w="3621" w:type="dxa"/>
+          </w:tcPr>
+          <w:p/>
+        </w:tc>
+      </w:tr>
+      <w:tr>
+        <w:tc>
+          <w:tcPr>
+            <w:tcW w:w="985" w:type="dxa"/>
+          </w:tcPr>
+          <w:p/>
+        </w:tc>
+        <w:tc>
+          <w:tcPr>
+            <w:tcW w:w="810" w:type="dxa"/>
+          </w:tcPr>
+          <w:p/>
+        </w:tc>
+        <w:tc>
+          <w:tcPr>
+            <w:tcW w:w="1620" w:type="dxa"/>
+          </w:tcPr>
+          <w:p>
+            <w:r>
+              <w:t>Vocabulary improvement</w:t>
+            </w:r>
+          </w:p>
+        </w:tc>
+        <w:tc>
+          <w:tcPr>
+            <w:tcW w:w="1980" w:type="dxa"/>
+          </w:tcPr>
+          <w:p/>
+        </w:tc>
+        <w:tc>
+          <w:tcPr>
+            <w:tcW w:w="3621" w:type="dxa"/>
+          </w:tcPr>
+          <w:p/>
+        </w:tc>
+      </w:tr>
+      <w:tr>
+        <w:tc>
+          <w:tcPr>
+            <w:tcW w:w="985" w:type="dxa"/>
+          </w:tcPr>
+          <w:p/>
+        </w:tc>
+        <w:tc>
+          <w:tcPr>
+            <w:tcW w:w="810" w:type="dxa"/>
+          </w:tcPr>
+          <w:p/>
+        </w:tc>
+        <w:tc>
+          <w:tcPr>
+            <w:tcW w:w="1620" w:type="dxa"/>
+          </w:tcPr>
+          <w:p>
+            <w:r>
+              <w:t>ARIMA model</w:t>
+            </w:r>
+          </w:p>
+        </w:tc>
+        <w:tc>
+          <w:tcPr>
+            <w:tcW w:w="1980" w:type="dxa"/>
+          </w:tcPr>
+          <w:p/>
+        </w:tc>
+        <w:tc>
+          <w:tcPr>
+            <w:tcW w:w="3621" w:type="dxa"/>
+          </w:tcPr>
+          <w:p/>
+        </w:tc>
+      </w:tr>
+      <w:tr>
+        <w:tc>
+          <w:tcPr>
+            <w:tcW w:w="985" w:type="dxa"/>
+          </w:tcPr>
+          <w:p/>
+        </w:tc>
+        <w:tc>
+          <w:tcPr>
+            <w:tcW w:w="810" w:type="dxa"/>
+          </w:tcPr>
+          <w:p/>
+        </w:tc>
+        <w:tc>
+          <w:tcPr>
+            <w:tcW w:w="1620" w:type="dxa"/>
+          </w:tcPr>
+          <w:p>
+            <w:r>
+              <w:t xml:space="preserve">How to use </w:t>
+            </w:r>
+            <w:proofErr w:type="spellStart"/>
+            <w:proofErr w:type="gramStart"/>
+            <w:r>
+              <w:t>x.iloc</w:t>
+            </w:r>
+            <w:proofErr w:type="spellEnd"/>
+            <w:proofErr w:type="gramEnd"/>
+          </w:p>
+        </w:tc>
+        <w:tc>
+          <w:tcPr>
+            <w:tcW w:w="1980" w:type="dxa"/>
+          </w:tcPr>
+          <w:p/>
+        </w:tc>
+        <w:tc>
+          <w:tcPr>
+            <w:tcW w:w="3621" w:type="dxa"/>
+          </w:tcPr>
+          <w:p/>
+        </w:tc>
+      </w:tr>
+      <w:tr>
+        <w:tc>
+          <w:tcPr>
+            <w:tcW w:w="985" w:type="dxa"/>
+          </w:tcPr>
+          <w:p/>
+        </w:tc>
+        <w:tc>
+          <w:tcPr>
+            <w:tcW w:w="810" w:type="dxa"/>
+          </w:tcPr>
+          <w:p/>
+        </w:tc>
+        <w:tc>
+          <w:tcPr>
+            <w:tcW w:w="1620" w:type="dxa"/>
+          </w:tcPr>
+          <w:p>
+            <w:r>
+              <w:t xml:space="preserve">What is </w:t>
+            </w:r>
+            <w:proofErr w:type="spellStart"/>
+            <w:proofErr w:type="gramStart"/>
+            <w:r>
+              <w:t>pd.Timedelta</w:t>
+            </w:r>
+            <w:proofErr w:type="spellEnd"/>
+            <w:proofErr w:type="gramEnd"/>
+          </w:p>
+        </w:tc>
+        <w:tc>
+          <w:tcPr>
+            <w:tcW w:w="1980" w:type="dxa"/>
+          </w:tcPr>
+          <w:p/>
+        </w:tc>
+        <w:tc>
+          <w:tcPr>
+            <w:tcW w:w="3621" w:type="dxa"/>
+          </w:tcPr>
+          <w:p/>
+        </w:tc>
+      </w:tr>
+      <w:tr>
+        <w:tc>
+          <w:tcPr>
+            <w:tcW w:w="985" w:type="dxa"/>
+          </w:tcPr>
+          <w:p/>
+        </w:tc>
+        <w:tc>
+          <w:tcPr>
+            <w:tcW w:w="810" w:type="dxa"/>
+          </w:tcPr>
+          <w:p/>
+        </w:tc>
+        <w:tc>
+          <w:tcPr>
+            <w:tcW w:w="1620" w:type="dxa"/>
+          </w:tcPr>
+          <w:p>
+            <w:r>
+              <w:t>How many trees are needed</w:t>
+            </w:r>
+          </w:p>
+        </w:tc>
+        <w:tc>
+          <w:tcPr>
+            <w:tcW w:w="1980" w:type="dxa"/>
+          </w:tcPr>
+          <w:p/>
+        </w:tc>
+        <w:tc>
+          <w:tcPr>
+            <w:tcW w:w="3621" w:type="dxa"/>
+          </w:tcPr>
+          <w:p/>
+        </w:tc>
+      </w:tr>
+      <w:tr>
+        <w:trPr>
+          <w:trHeight w:val="611"/>
+        </w:trPr>
+        <w:tc>
+          <w:tcPr>
+            <w:tcW w:w="985" w:type="dxa"/>
+          </w:tcPr>
+          <w:p/>
+        </w:tc>
+        <w:tc>
+          <w:tcPr>
+            <w:tcW w:w="810" w:type="dxa"/>
+          </w:tcPr>
+          <w:p/>
+        </w:tc>
+        <w:tc>
+          <w:tcPr>
+            <w:tcW w:w="1620" w:type="dxa"/>
+          </w:tcPr>
+          <w:p>
+            <w:proofErr w:type="gramStart"/>
+            <w:r>
+              <w:t>.sin</w:t>
+            </w:r>
+            <w:proofErr w:type="gramEnd"/>
             <w:r>
               <w:t xml:space="preserve"> </w:t>
             </w:r>
+            <w:proofErr w:type="gramStart"/>
+            <w:r>
+              <w:t>and .cos</w:t>
+            </w:r>
+            <w:proofErr w:type="gramEnd"/>
+            <w:r>
+              <w:t xml:space="preserve"> meaning</w:t>
+            </w:r>
           </w:p>
+        </w:tc>
+        <w:tc>
+          <w:tcPr>
+            <w:tcW w:w="1980" w:type="dxa"/>
+          </w:tcPr>
+          <w:p/>
+        </w:tc>
+        <w:tc>
+          <w:tcPr>
+            <w:tcW w:w="3621" w:type="dxa"/>
+          </w:tcPr>
+          <w:p/>
         </w:tc>
       </w:tr>
       <w:tr>
@@ -1890,7 +4233,7 @@
           </w:tcPr>
           <w:p>
             <w:r>
-              <w:t>dt.day_name()</w:t>
+              <w:t>Correcting grammar errors</w:t>
             </w:r>
           </w:p>
         </w:tc>
@@ -1904,19 +4247,71 @@
           <w:tcPr>
             <w:tcW w:w="3621" w:type="dxa"/>
           </w:tcPr>
-          <w:p>
-            <w:hyperlink r:id="rId6" w:history="1">
-              <w:r>
-                <w:rPr>
-                  <w:rStyle w:val="Hyperlink"/>
-                </w:rPr>
-                <w:t>https://gemini.google.com/app/3006e339cbe8a9ce</w:t>
-              </w:r>
-            </w:hyperlink>
-            <w:r>
-              <w:t xml:space="preserve"> </w:t>
-            </w:r>
-          </w:p>
+          <w:p/>
+        </w:tc>
+      </w:tr>
+      <w:tr>
+        <w:tc>
+          <w:tcPr>
+            <w:tcW w:w="985" w:type="dxa"/>
+          </w:tcPr>
+          <w:p/>
+        </w:tc>
+        <w:tc>
+          <w:tcPr>
+            <w:tcW w:w="810" w:type="dxa"/>
+          </w:tcPr>
+          <w:p/>
+        </w:tc>
+        <w:tc>
+          <w:tcPr>
+            <w:tcW w:w="1620" w:type="dxa"/>
+          </w:tcPr>
+          <w:p/>
+        </w:tc>
+        <w:tc>
+          <w:tcPr>
+            <w:tcW w:w="1980" w:type="dxa"/>
+          </w:tcPr>
+          <w:p/>
+        </w:tc>
+        <w:tc>
+          <w:tcPr>
+            <w:tcW w:w="3621" w:type="dxa"/>
+          </w:tcPr>
+          <w:p/>
+        </w:tc>
+      </w:tr>
+      <w:tr>
+        <w:tc>
+          <w:tcPr>
+            <w:tcW w:w="985" w:type="dxa"/>
+          </w:tcPr>
+          <w:p/>
+        </w:tc>
+        <w:tc>
+          <w:tcPr>
+            <w:tcW w:w="810" w:type="dxa"/>
+          </w:tcPr>
+          <w:p/>
+        </w:tc>
+        <w:tc>
+          <w:tcPr>
+            <w:tcW w:w="1620" w:type="dxa"/>
+          </w:tcPr>
+          <w:p/>
+        </w:tc>
+        <w:tc>
+          <w:tcPr>
+            <w:tcW w:w="1980" w:type="dxa"/>
+          </w:tcPr>
+          <w:p/>
+        </w:tc>
+        <w:tc>
+          <w:tcPr>
+            <w:tcW w:w="3621" w:type="dxa"/>
+          </w:tcPr>
+          <w:p/>
         </w:tc>
       </w:tr>
       <w:tr>
@@ -1986,34 +4381,6 @@
     </w:tbl>
     <w:p/>
     <w:p/>
-    <w:p>
-      <w:r>
-        <w:t xml:space="preserve">Other references : </w:t>
-      </w:r>
-    </w:p>
-    <w:p>
-      <w:hyperlink r:id="rId7" w:history="1">
-        <w:r>
-          <w:rPr>
-            <w:rStyle w:val="Hyperlink"/>
-          </w:rPr>
-          <w:t>https://www.w3schools.com/python/ref_string_replace.asp</w:t>
-        </w:r>
-      </w:hyperlink>
-    </w:p>
-    <w:p>
-      <w:hyperlink r:id="rId8" w:history="1">
-        <w:r>
-          <w:rPr>
-            <w:rStyle w:val="Hyperlink"/>
-          </w:rPr>
-          <w:t>https://www.geeksforgeeks.org/python/python-map-function/</w:t>
-        </w:r>
-      </w:hyperlink>
-      <w:r>
-        <w:t xml:space="preserve"> </w:t>
-      </w:r>
-    </w:p>
     <w:p/>
     <w:sectPr>
       <w:pgSz w:w="11906" w:h="16838"/>
@@ -2023,6 +4390,4419 @@
     </w:sectPr>
   </w:body>
 </w:document>
+</file>
+
+<file path=word/numbering.xml><?xml version="1.0" encoding="utf-8"?>
+<w:numbering xmlns:wpc="http://schemas.microsoft.com/office/word/2010/wordprocessingCanvas" xmlns:cx="http://schemas.microsoft.com/office/drawing/2014/chartex" xmlns:cx1="http://schemas.microsoft.com/office/drawing/2015/9/8/chartex" xmlns:cx2="http://schemas.microsoft.com/office/drawing/2015/10/21/chartex" xmlns:cx3="http://schemas.microsoft.com/office/drawing/2016/5/9/chartex" xmlns:cx4="http://schemas.microsoft.com/office/drawing/2016/5/10/chartex" xmlns:cx5="http://schemas.microsoft.com/office/drawing/2016/5/11/chartex" xmlns:cx6="http://schemas.microsoft.com/office/drawing/2016/5/12/chartex" xmlns:cx7="http://schemas.microsoft.com/office/drawing/2016/5/13/chartex" xmlns:cx8="http://schemas.microsoft.com/office/drawing/2016/5/14/chartex" xmlns:mc="http://schemas.openxmlformats.org/markup-compatibility/2006" xmlns:aink="http://schemas.microsoft.com/office/drawing/2016/ink" xmlns:am3d="http://schemas.microsoft.com/office/drawing/2017/model3d" xmlns:o="urn:schemas-microsoft-com:office:office" xmlns:oel="http://schemas.microsoft.com/office/2019/extlst" xmlns:r="http://schemas.openxmlformats.org/officeDocument/2006/relationships" xmlns:m="http://schemas.openxmlformats.org/officeDocument/2006/math" xmlns:v="urn:schemas-microsoft-com:vml" xmlns:wp14="http://schemas.microsoft.com/office/word/2010/wordprocessingDrawing" xmlns:wp="http://schemas.openxmlformats.org/drawingml/2006/wordprocessingDrawing" xmlns:w10="urn:schemas-microsoft-com:office:word" xmlns:w="http://schemas.openxmlformats.org/wordprocessingml/2006/main" xmlns:w14="http://schemas.microsoft.com/office/word/2010/wordml" xmlns:w15="http://schemas.microsoft.com/office/word/2012/wordml" xmlns:w16cex="http://schemas.microsoft.com/office/word/2018/wordml/cex" xmlns:w16cid="http://schemas.microsoft.com/office/word/2016/wordml/cid" xmlns:w16="http://schemas.microsoft.com/office/word/2018/wordml" xmlns:w16du="http://schemas.microsoft.com/office/word/2023/wordml/word16du" xmlns:w16sdtdh="http://schemas.microsoft.com/office/word/2020/wordml/sdtdatahash" xmlns:w16sdtfl="http://schemas.microsoft.com/office/word/2024/wordml/sdtformatlock" xmlns:w16se="http://schemas.microsoft.com/office/word/2015/wordml/symex" xmlns:wpg="http://schemas.microsoft.com/office/word/2010/wordprocessingGroup" xmlns:wpi="http://schemas.microsoft.com/office/word/2010/wordprocessingInk" xmlns:wne="http://schemas.microsoft.com/office/word/2006/wordml" xmlns:wps="http://schemas.microsoft.com/office/word/2010/wordprocessingShape" mc:Ignorable="w14 w15 w16se w16cid w16 w16cex w16sdtdh w16sdtfl w16du wp14">
+  <w:abstractNum w:abstractNumId="0" w15:restartNumberingAfterBreak="0">
+    <w:nsid w:val="005C7796"/>
+    <w:multiLevelType w:val="multilevel"/>
+    <w:tmpl w:val="309067B0"/>
+    <w:lvl w:ilvl="0">
+      <w:start w:val="1"/>
+      <w:numFmt w:val="bullet"/>
+      <w:lvlText w:val=""/>
+      <w:lvlJc w:val="left"/>
+      <w:pPr>
+        <w:tabs>
+          <w:tab w:val="num" w:pos="720"/>
+        </w:tabs>
+        <w:ind w:left="720" w:hanging="360"/>
+      </w:pPr>
+      <w:rPr>
+        <w:rFonts w:ascii="Symbol" w:hAnsi="Symbol" w:hint="default"/>
+        <w:sz w:val="20"/>
+      </w:rPr>
+    </w:lvl>
+    <w:lvl w:ilvl="1" w:tentative="1">
+      <w:start w:val="1"/>
+      <w:numFmt w:val="bullet"/>
+      <w:lvlText w:val=""/>
+      <w:lvlJc w:val="left"/>
+      <w:pPr>
+        <w:tabs>
+          <w:tab w:val="num" w:pos="1440"/>
+        </w:tabs>
+        <w:ind w:left="1440" w:hanging="360"/>
+      </w:pPr>
+      <w:rPr>
+        <w:rFonts w:ascii="Symbol" w:hAnsi="Symbol" w:hint="default"/>
+        <w:sz w:val="20"/>
+      </w:rPr>
+    </w:lvl>
+    <w:lvl w:ilvl="2" w:tentative="1">
+      <w:start w:val="1"/>
+      <w:numFmt w:val="bullet"/>
+      <w:lvlText w:val=""/>
+      <w:lvlJc w:val="left"/>
+      <w:pPr>
+        <w:tabs>
+          <w:tab w:val="num" w:pos="2160"/>
+        </w:tabs>
+        <w:ind w:left="2160" w:hanging="360"/>
+      </w:pPr>
+      <w:rPr>
+        <w:rFonts w:ascii="Symbol" w:hAnsi="Symbol" w:hint="default"/>
+        <w:sz w:val="20"/>
+      </w:rPr>
+    </w:lvl>
+    <w:lvl w:ilvl="3" w:tentative="1">
+      <w:start w:val="1"/>
+      <w:numFmt w:val="bullet"/>
+      <w:lvlText w:val=""/>
+      <w:lvlJc w:val="left"/>
+      <w:pPr>
+        <w:tabs>
+          <w:tab w:val="num" w:pos="2880"/>
+        </w:tabs>
+        <w:ind w:left="2880" w:hanging="360"/>
+      </w:pPr>
+      <w:rPr>
+        <w:rFonts w:ascii="Symbol" w:hAnsi="Symbol" w:hint="default"/>
+        <w:sz w:val="20"/>
+      </w:rPr>
+    </w:lvl>
+    <w:lvl w:ilvl="4" w:tentative="1">
+      <w:start w:val="1"/>
+      <w:numFmt w:val="bullet"/>
+      <w:lvlText w:val=""/>
+      <w:lvlJc w:val="left"/>
+      <w:pPr>
+        <w:tabs>
+          <w:tab w:val="num" w:pos="3600"/>
+        </w:tabs>
+        <w:ind w:left="3600" w:hanging="360"/>
+      </w:pPr>
+      <w:rPr>
+        <w:rFonts w:ascii="Symbol" w:hAnsi="Symbol" w:hint="default"/>
+        <w:sz w:val="20"/>
+      </w:rPr>
+    </w:lvl>
+    <w:lvl w:ilvl="5" w:tentative="1">
+      <w:start w:val="1"/>
+      <w:numFmt w:val="bullet"/>
+      <w:lvlText w:val=""/>
+      <w:lvlJc w:val="left"/>
+      <w:pPr>
+        <w:tabs>
+          <w:tab w:val="num" w:pos="4320"/>
+        </w:tabs>
+        <w:ind w:left="4320" w:hanging="360"/>
+      </w:pPr>
+      <w:rPr>
+        <w:rFonts w:ascii="Symbol" w:hAnsi="Symbol" w:hint="default"/>
+        <w:sz w:val="20"/>
+      </w:rPr>
+    </w:lvl>
+    <w:lvl w:ilvl="6" w:tentative="1">
+      <w:start w:val="1"/>
+      <w:numFmt w:val="bullet"/>
+      <w:lvlText w:val=""/>
+      <w:lvlJc w:val="left"/>
+      <w:pPr>
+        <w:tabs>
+          <w:tab w:val="num" w:pos="5040"/>
+        </w:tabs>
+        <w:ind w:left="5040" w:hanging="360"/>
+      </w:pPr>
+      <w:rPr>
+        <w:rFonts w:ascii="Symbol" w:hAnsi="Symbol" w:hint="default"/>
+        <w:sz w:val="20"/>
+      </w:rPr>
+    </w:lvl>
+    <w:lvl w:ilvl="7" w:tentative="1">
+      <w:start w:val="1"/>
+      <w:numFmt w:val="bullet"/>
+      <w:lvlText w:val=""/>
+      <w:lvlJc w:val="left"/>
+      <w:pPr>
+        <w:tabs>
+          <w:tab w:val="num" w:pos="5760"/>
+        </w:tabs>
+        <w:ind w:left="5760" w:hanging="360"/>
+      </w:pPr>
+      <w:rPr>
+        <w:rFonts w:ascii="Symbol" w:hAnsi="Symbol" w:hint="default"/>
+        <w:sz w:val="20"/>
+      </w:rPr>
+    </w:lvl>
+    <w:lvl w:ilvl="8" w:tentative="1">
+      <w:start w:val="1"/>
+      <w:numFmt w:val="bullet"/>
+      <w:lvlText w:val=""/>
+      <w:lvlJc w:val="left"/>
+      <w:pPr>
+        <w:tabs>
+          <w:tab w:val="num" w:pos="6480"/>
+        </w:tabs>
+        <w:ind w:left="6480" w:hanging="360"/>
+      </w:pPr>
+      <w:rPr>
+        <w:rFonts w:ascii="Symbol" w:hAnsi="Symbol" w:hint="default"/>
+        <w:sz w:val="20"/>
+      </w:rPr>
+    </w:lvl>
+  </w:abstractNum>
+  <w:abstractNum w:abstractNumId="1" w15:restartNumberingAfterBreak="0">
+    <w:nsid w:val="00903911"/>
+    <w:multiLevelType w:val="multilevel"/>
+    <w:tmpl w:val="14880540"/>
+    <w:lvl w:ilvl="0">
+      <w:start w:val="1"/>
+      <w:numFmt w:val="bullet"/>
+      <w:lvlText w:val=""/>
+      <w:lvlJc w:val="left"/>
+      <w:pPr>
+        <w:tabs>
+          <w:tab w:val="num" w:pos="720"/>
+        </w:tabs>
+        <w:ind w:left="720" w:hanging="360"/>
+      </w:pPr>
+      <w:rPr>
+        <w:rFonts w:ascii="Symbol" w:hAnsi="Symbol" w:hint="default"/>
+        <w:sz w:val="20"/>
+      </w:rPr>
+    </w:lvl>
+    <w:lvl w:ilvl="1" w:tentative="1">
+      <w:start w:val="1"/>
+      <w:numFmt w:val="bullet"/>
+      <w:lvlText w:val=""/>
+      <w:lvlJc w:val="left"/>
+      <w:pPr>
+        <w:tabs>
+          <w:tab w:val="num" w:pos="1440"/>
+        </w:tabs>
+        <w:ind w:left="1440" w:hanging="360"/>
+      </w:pPr>
+      <w:rPr>
+        <w:rFonts w:ascii="Symbol" w:hAnsi="Symbol" w:hint="default"/>
+        <w:sz w:val="20"/>
+      </w:rPr>
+    </w:lvl>
+    <w:lvl w:ilvl="2" w:tentative="1">
+      <w:start w:val="1"/>
+      <w:numFmt w:val="bullet"/>
+      <w:lvlText w:val=""/>
+      <w:lvlJc w:val="left"/>
+      <w:pPr>
+        <w:tabs>
+          <w:tab w:val="num" w:pos="2160"/>
+        </w:tabs>
+        <w:ind w:left="2160" w:hanging="360"/>
+      </w:pPr>
+      <w:rPr>
+        <w:rFonts w:ascii="Symbol" w:hAnsi="Symbol" w:hint="default"/>
+        <w:sz w:val="20"/>
+      </w:rPr>
+    </w:lvl>
+    <w:lvl w:ilvl="3" w:tentative="1">
+      <w:start w:val="1"/>
+      <w:numFmt w:val="bullet"/>
+      <w:lvlText w:val=""/>
+      <w:lvlJc w:val="left"/>
+      <w:pPr>
+        <w:tabs>
+          <w:tab w:val="num" w:pos="2880"/>
+        </w:tabs>
+        <w:ind w:left="2880" w:hanging="360"/>
+      </w:pPr>
+      <w:rPr>
+        <w:rFonts w:ascii="Symbol" w:hAnsi="Symbol" w:hint="default"/>
+        <w:sz w:val="20"/>
+      </w:rPr>
+    </w:lvl>
+    <w:lvl w:ilvl="4" w:tentative="1">
+      <w:start w:val="1"/>
+      <w:numFmt w:val="bullet"/>
+      <w:lvlText w:val=""/>
+      <w:lvlJc w:val="left"/>
+      <w:pPr>
+        <w:tabs>
+          <w:tab w:val="num" w:pos="3600"/>
+        </w:tabs>
+        <w:ind w:left="3600" w:hanging="360"/>
+      </w:pPr>
+      <w:rPr>
+        <w:rFonts w:ascii="Symbol" w:hAnsi="Symbol" w:hint="default"/>
+        <w:sz w:val="20"/>
+      </w:rPr>
+    </w:lvl>
+    <w:lvl w:ilvl="5" w:tentative="1">
+      <w:start w:val="1"/>
+      <w:numFmt w:val="bullet"/>
+      <w:lvlText w:val=""/>
+      <w:lvlJc w:val="left"/>
+      <w:pPr>
+        <w:tabs>
+          <w:tab w:val="num" w:pos="4320"/>
+        </w:tabs>
+        <w:ind w:left="4320" w:hanging="360"/>
+      </w:pPr>
+      <w:rPr>
+        <w:rFonts w:ascii="Symbol" w:hAnsi="Symbol" w:hint="default"/>
+        <w:sz w:val="20"/>
+      </w:rPr>
+    </w:lvl>
+    <w:lvl w:ilvl="6" w:tentative="1">
+      <w:start w:val="1"/>
+      <w:numFmt w:val="bullet"/>
+      <w:lvlText w:val=""/>
+      <w:lvlJc w:val="left"/>
+      <w:pPr>
+        <w:tabs>
+          <w:tab w:val="num" w:pos="5040"/>
+        </w:tabs>
+        <w:ind w:left="5040" w:hanging="360"/>
+      </w:pPr>
+      <w:rPr>
+        <w:rFonts w:ascii="Symbol" w:hAnsi="Symbol" w:hint="default"/>
+        <w:sz w:val="20"/>
+      </w:rPr>
+    </w:lvl>
+    <w:lvl w:ilvl="7" w:tentative="1">
+      <w:start w:val="1"/>
+      <w:numFmt w:val="bullet"/>
+      <w:lvlText w:val=""/>
+      <w:lvlJc w:val="left"/>
+      <w:pPr>
+        <w:tabs>
+          <w:tab w:val="num" w:pos="5760"/>
+        </w:tabs>
+        <w:ind w:left="5760" w:hanging="360"/>
+      </w:pPr>
+      <w:rPr>
+        <w:rFonts w:ascii="Symbol" w:hAnsi="Symbol" w:hint="default"/>
+        <w:sz w:val="20"/>
+      </w:rPr>
+    </w:lvl>
+    <w:lvl w:ilvl="8" w:tentative="1">
+      <w:start w:val="1"/>
+      <w:numFmt w:val="bullet"/>
+      <w:lvlText w:val=""/>
+      <w:lvlJc w:val="left"/>
+      <w:pPr>
+        <w:tabs>
+          <w:tab w:val="num" w:pos="6480"/>
+        </w:tabs>
+        <w:ind w:left="6480" w:hanging="360"/>
+      </w:pPr>
+      <w:rPr>
+        <w:rFonts w:ascii="Symbol" w:hAnsi="Symbol" w:hint="default"/>
+        <w:sz w:val="20"/>
+      </w:rPr>
+    </w:lvl>
+  </w:abstractNum>
+  <w:abstractNum w:abstractNumId="2" w15:restartNumberingAfterBreak="0">
+    <w:nsid w:val="04380A6D"/>
+    <w:multiLevelType w:val="multilevel"/>
+    <w:tmpl w:val="4692D374"/>
+    <w:lvl w:ilvl="0">
+      <w:start w:val="1"/>
+      <w:numFmt w:val="bullet"/>
+      <w:lvlText w:val=""/>
+      <w:lvlJc w:val="left"/>
+      <w:pPr>
+        <w:tabs>
+          <w:tab w:val="num" w:pos="720"/>
+        </w:tabs>
+        <w:ind w:left="720" w:hanging="360"/>
+      </w:pPr>
+      <w:rPr>
+        <w:rFonts w:ascii="Symbol" w:hAnsi="Symbol" w:hint="default"/>
+        <w:sz w:val="20"/>
+      </w:rPr>
+    </w:lvl>
+    <w:lvl w:ilvl="1" w:tentative="1">
+      <w:start w:val="1"/>
+      <w:numFmt w:val="bullet"/>
+      <w:lvlText w:val=""/>
+      <w:lvlJc w:val="left"/>
+      <w:pPr>
+        <w:tabs>
+          <w:tab w:val="num" w:pos="1440"/>
+        </w:tabs>
+        <w:ind w:left="1440" w:hanging="360"/>
+      </w:pPr>
+      <w:rPr>
+        <w:rFonts w:ascii="Symbol" w:hAnsi="Symbol" w:hint="default"/>
+        <w:sz w:val="20"/>
+      </w:rPr>
+    </w:lvl>
+    <w:lvl w:ilvl="2" w:tentative="1">
+      <w:start w:val="1"/>
+      <w:numFmt w:val="bullet"/>
+      <w:lvlText w:val=""/>
+      <w:lvlJc w:val="left"/>
+      <w:pPr>
+        <w:tabs>
+          <w:tab w:val="num" w:pos="2160"/>
+        </w:tabs>
+        <w:ind w:left="2160" w:hanging="360"/>
+      </w:pPr>
+      <w:rPr>
+        <w:rFonts w:ascii="Symbol" w:hAnsi="Symbol" w:hint="default"/>
+        <w:sz w:val="20"/>
+      </w:rPr>
+    </w:lvl>
+    <w:lvl w:ilvl="3" w:tentative="1">
+      <w:start w:val="1"/>
+      <w:numFmt w:val="bullet"/>
+      <w:lvlText w:val=""/>
+      <w:lvlJc w:val="left"/>
+      <w:pPr>
+        <w:tabs>
+          <w:tab w:val="num" w:pos="2880"/>
+        </w:tabs>
+        <w:ind w:left="2880" w:hanging="360"/>
+      </w:pPr>
+      <w:rPr>
+        <w:rFonts w:ascii="Symbol" w:hAnsi="Symbol" w:hint="default"/>
+        <w:sz w:val="20"/>
+      </w:rPr>
+    </w:lvl>
+    <w:lvl w:ilvl="4" w:tentative="1">
+      <w:start w:val="1"/>
+      <w:numFmt w:val="bullet"/>
+      <w:lvlText w:val=""/>
+      <w:lvlJc w:val="left"/>
+      <w:pPr>
+        <w:tabs>
+          <w:tab w:val="num" w:pos="3600"/>
+        </w:tabs>
+        <w:ind w:left="3600" w:hanging="360"/>
+      </w:pPr>
+      <w:rPr>
+        <w:rFonts w:ascii="Symbol" w:hAnsi="Symbol" w:hint="default"/>
+        <w:sz w:val="20"/>
+      </w:rPr>
+    </w:lvl>
+    <w:lvl w:ilvl="5" w:tentative="1">
+      <w:start w:val="1"/>
+      <w:numFmt w:val="bullet"/>
+      <w:lvlText w:val=""/>
+      <w:lvlJc w:val="left"/>
+      <w:pPr>
+        <w:tabs>
+          <w:tab w:val="num" w:pos="4320"/>
+        </w:tabs>
+        <w:ind w:left="4320" w:hanging="360"/>
+      </w:pPr>
+      <w:rPr>
+        <w:rFonts w:ascii="Symbol" w:hAnsi="Symbol" w:hint="default"/>
+        <w:sz w:val="20"/>
+      </w:rPr>
+    </w:lvl>
+    <w:lvl w:ilvl="6" w:tentative="1">
+      <w:start w:val="1"/>
+      <w:numFmt w:val="bullet"/>
+      <w:lvlText w:val=""/>
+      <w:lvlJc w:val="left"/>
+      <w:pPr>
+        <w:tabs>
+          <w:tab w:val="num" w:pos="5040"/>
+        </w:tabs>
+        <w:ind w:left="5040" w:hanging="360"/>
+      </w:pPr>
+      <w:rPr>
+        <w:rFonts w:ascii="Symbol" w:hAnsi="Symbol" w:hint="default"/>
+        <w:sz w:val="20"/>
+      </w:rPr>
+    </w:lvl>
+    <w:lvl w:ilvl="7" w:tentative="1">
+      <w:start w:val="1"/>
+      <w:numFmt w:val="bullet"/>
+      <w:lvlText w:val=""/>
+      <w:lvlJc w:val="left"/>
+      <w:pPr>
+        <w:tabs>
+          <w:tab w:val="num" w:pos="5760"/>
+        </w:tabs>
+        <w:ind w:left="5760" w:hanging="360"/>
+      </w:pPr>
+      <w:rPr>
+        <w:rFonts w:ascii="Symbol" w:hAnsi="Symbol" w:hint="default"/>
+        <w:sz w:val="20"/>
+      </w:rPr>
+    </w:lvl>
+    <w:lvl w:ilvl="8" w:tentative="1">
+      <w:start w:val="1"/>
+      <w:numFmt w:val="bullet"/>
+      <w:lvlText w:val=""/>
+      <w:lvlJc w:val="left"/>
+      <w:pPr>
+        <w:tabs>
+          <w:tab w:val="num" w:pos="6480"/>
+        </w:tabs>
+        <w:ind w:left="6480" w:hanging="360"/>
+      </w:pPr>
+      <w:rPr>
+        <w:rFonts w:ascii="Symbol" w:hAnsi="Symbol" w:hint="default"/>
+        <w:sz w:val="20"/>
+      </w:rPr>
+    </w:lvl>
+  </w:abstractNum>
+  <w:abstractNum w:abstractNumId="3" w15:restartNumberingAfterBreak="0">
+    <w:nsid w:val="06EF3624"/>
+    <w:multiLevelType w:val="multilevel"/>
+    <w:tmpl w:val="9DC61A5E"/>
+    <w:lvl w:ilvl="0">
+      <w:start w:val="1"/>
+      <w:numFmt w:val="bullet"/>
+      <w:lvlText w:val=""/>
+      <w:lvlJc w:val="left"/>
+      <w:pPr>
+        <w:tabs>
+          <w:tab w:val="num" w:pos="720"/>
+        </w:tabs>
+        <w:ind w:left="720" w:hanging="360"/>
+      </w:pPr>
+      <w:rPr>
+        <w:rFonts w:ascii="Symbol" w:hAnsi="Symbol" w:hint="default"/>
+        <w:sz w:val="20"/>
+      </w:rPr>
+    </w:lvl>
+    <w:lvl w:ilvl="1" w:tentative="1">
+      <w:start w:val="1"/>
+      <w:numFmt w:val="bullet"/>
+      <w:lvlText w:val=""/>
+      <w:lvlJc w:val="left"/>
+      <w:pPr>
+        <w:tabs>
+          <w:tab w:val="num" w:pos="1440"/>
+        </w:tabs>
+        <w:ind w:left="1440" w:hanging="360"/>
+      </w:pPr>
+      <w:rPr>
+        <w:rFonts w:ascii="Symbol" w:hAnsi="Symbol" w:hint="default"/>
+        <w:sz w:val="20"/>
+      </w:rPr>
+    </w:lvl>
+    <w:lvl w:ilvl="2" w:tentative="1">
+      <w:start w:val="1"/>
+      <w:numFmt w:val="bullet"/>
+      <w:lvlText w:val=""/>
+      <w:lvlJc w:val="left"/>
+      <w:pPr>
+        <w:tabs>
+          <w:tab w:val="num" w:pos="2160"/>
+        </w:tabs>
+        <w:ind w:left="2160" w:hanging="360"/>
+      </w:pPr>
+      <w:rPr>
+        <w:rFonts w:ascii="Symbol" w:hAnsi="Symbol" w:hint="default"/>
+        <w:sz w:val="20"/>
+      </w:rPr>
+    </w:lvl>
+    <w:lvl w:ilvl="3" w:tentative="1">
+      <w:start w:val="1"/>
+      <w:numFmt w:val="bullet"/>
+      <w:lvlText w:val=""/>
+      <w:lvlJc w:val="left"/>
+      <w:pPr>
+        <w:tabs>
+          <w:tab w:val="num" w:pos="2880"/>
+        </w:tabs>
+        <w:ind w:left="2880" w:hanging="360"/>
+      </w:pPr>
+      <w:rPr>
+        <w:rFonts w:ascii="Symbol" w:hAnsi="Symbol" w:hint="default"/>
+        <w:sz w:val="20"/>
+      </w:rPr>
+    </w:lvl>
+    <w:lvl w:ilvl="4" w:tentative="1">
+      <w:start w:val="1"/>
+      <w:numFmt w:val="bullet"/>
+      <w:lvlText w:val=""/>
+      <w:lvlJc w:val="left"/>
+      <w:pPr>
+        <w:tabs>
+          <w:tab w:val="num" w:pos="3600"/>
+        </w:tabs>
+        <w:ind w:left="3600" w:hanging="360"/>
+      </w:pPr>
+      <w:rPr>
+        <w:rFonts w:ascii="Symbol" w:hAnsi="Symbol" w:hint="default"/>
+        <w:sz w:val="20"/>
+      </w:rPr>
+    </w:lvl>
+    <w:lvl w:ilvl="5" w:tentative="1">
+      <w:start w:val="1"/>
+      <w:numFmt w:val="bullet"/>
+      <w:lvlText w:val=""/>
+      <w:lvlJc w:val="left"/>
+      <w:pPr>
+        <w:tabs>
+          <w:tab w:val="num" w:pos="4320"/>
+        </w:tabs>
+        <w:ind w:left="4320" w:hanging="360"/>
+      </w:pPr>
+      <w:rPr>
+        <w:rFonts w:ascii="Symbol" w:hAnsi="Symbol" w:hint="default"/>
+        <w:sz w:val="20"/>
+      </w:rPr>
+    </w:lvl>
+    <w:lvl w:ilvl="6" w:tentative="1">
+      <w:start w:val="1"/>
+      <w:numFmt w:val="bullet"/>
+      <w:lvlText w:val=""/>
+      <w:lvlJc w:val="left"/>
+      <w:pPr>
+        <w:tabs>
+          <w:tab w:val="num" w:pos="5040"/>
+        </w:tabs>
+        <w:ind w:left="5040" w:hanging="360"/>
+      </w:pPr>
+      <w:rPr>
+        <w:rFonts w:ascii="Symbol" w:hAnsi="Symbol" w:hint="default"/>
+        <w:sz w:val="20"/>
+      </w:rPr>
+    </w:lvl>
+    <w:lvl w:ilvl="7" w:tentative="1">
+      <w:start w:val="1"/>
+      <w:numFmt w:val="bullet"/>
+      <w:lvlText w:val=""/>
+      <w:lvlJc w:val="left"/>
+      <w:pPr>
+        <w:tabs>
+          <w:tab w:val="num" w:pos="5760"/>
+        </w:tabs>
+        <w:ind w:left="5760" w:hanging="360"/>
+      </w:pPr>
+      <w:rPr>
+        <w:rFonts w:ascii="Symbol" w:hAnsi="Symbol" w:hint="default"/>
+        <w:sz w:val="20"/>
+      </w:rPr>
+    </w:lvl>
+    <w:lvl w:ilvl="8" w:tentative="1">
+      <w:start w:val="1"/>
+      <w:numFmt w:val="bullet"/>
+      <w:lvlText w:val=""/>
+      <w:lvlJc w:val="left"/>
+      <w:pPr>
+        <w:tabs>
+          <w:tab w:val="num" w:pos="6480"/>
+        </w:tabs>
+        <w:ind w:left="6480" w:hanging="360"/>
+      </w:pPr>
+      <w:rPr>
+        <w:rFonts w:ascii="Symbol" w:hAnsi="Symbol" w:hint="default"/>
+        <w:sz w:val="20"/>
+      </w:rPr>
+    </w:lvl>
+  </w:abstractNum>
+  <w:abstractNum w:abstractNumId="4" w15:restartNumberingAfterBreak="0">
+    <w:nsid w:val="0DAF28AB"/>
+    <w:multiLevelType w:val="multilevel"/>
+    <w:tmpl w:val="A81A5666"/>
+    <w:lvl w:ilvl="0">
+      <w:start w:val="1"/>
+      <w:numFmt w:val="bullet"/>
+      <w:lvlText w:val=""/>
+      <w:lvlJc w:val="left"/>
+      <w:pPr>
+        <w:tabs>
+          <w:tab w:val="num" w:pos="720"/>
+        </w:tabs>
+        <w:ind w:left="720" w:hanging="360"/>
+      </w:pPr>
+      <w:rPr>
+        <w:rFonts w:ascii="Symbol" w:hAnsi="Symbol" w:hint="default"/>
+        <w:sz w:val="20"/>
+      </w:rPr>
+    </w:lvl>
+    <w:lvl w:ilvl="1" w:tentative="1">
+      <w:start w:val="1"/>
+      <w:numFmt w:val="bullet"/>
+      <w:lvlText w:val=""/>
+      <w:lvlJc w:val="left"/>
+      <w:pPr>
+        <w:tabs>
+          <w:tab w:val="num" w:pos="1440"/>
+        </w:tabs>
+        <w:ind w:left="1440" w:hanging="360"/>
+      </w:pPr>
+      <w:rPr>
+        <w:rFonts w:ascii="Symbol" w:hAnsi="Symbol" w:hint="default"/>
+        <w:sz w:val="20"/>
+      </w:rPr>
+    </w:lvl>
+    <w:lvl w:ilvl="2" w:tentative="1">
+      <w:start w:val="1"/>
+      <w:numFmt w:val="bullet"/>
+      <w:lvlText w:val=""/>
+      <w:lvlJc w:val="left"/>
+      <w:pPr>
+        <w:tabs>
+          <w:tab w:val="num" w:pos="2160"/>
+        </w:tabs>
+        <w:ind w:left="2160" w:hanging="360"/>
+      </w:pPr>
+      <w:rPr>
+        <w:rFonts w:ascii="Symbol" w:hAnsi="Symbol" w:hint="default"/>
+        <w:sz w:val="20"/>
+      </w:rPr>
+    </w:lvl>
+    <w:lvl w:ilvl="3" w:tentative="1">
+      <w:start w:val="1"/>
+      <w:numFmt w:val="bullet"/>
+      <w:lvlText w:val=""/>
+      <w:lvlJc w:val="left"/>
+      <w:pPr>
+        <w:tabs>
+          <w:tab w:val="num" w:pos="2880"/>
+        </w:tabs>
+        <w:ind w:left="2880" w:hanging="360"/>
+      </w:pPr>
+      <w:rPr>
+        <w:rFonts w:ascii="Symbol" w:hAnsi="Symbol" w:hint="default"/>
+        <w:sz w:val="20"/>
+      </w:rPr>
+    </w:lvl>
+    <w:lvl w:ilvl="4" w:tentative="1">
+      <w:start w:val="1"/>
+      <w:numFmt w:val="bullet"/>
+      <w:lvlText w:val=""/>
+      <w:lvlJc w:val="left"/>
+      <w:pPr>
+        <w:tabs>
+          <w:tab w:val="num" w:pos="3600"/>
+        </w:tabs>
+        <w:ind w:left="3600" w:hanging="360"/>
+      </w:pPr>
+      <w:rPr>
+        <w:rFonts w:ascii="Symbol" w:hAnsi="Symbol" w:hint="default"/>
+        <w:sz w:val="20"/>
+      </w:rPr>
+    </w:lvl>
+    <w:lvl w:ilvl="5" w:tentative="1">
+      <w:start w:val="1"/>
+      <w:numFmt w:val="bullet"/>
+      <w:lvlText w:val=""/>
+      <w:lvlJc w:val="left"/>
+      <w:pPr>
+        <w:tabs>
+          <w:tab w:val="num" w:pos="4320"/>
+        </w:tabs>
+        <w:ind w:left="4320" w:hanging="360"/>
+      </w:pPr>
+      <w:rPr>
+        <w:rFonts w:ascii="Symbol" w:hAnsi="Symbol" w:hint="default"/>
+        <w:sz w:val="20"/>
+      </w:rPr>
+    </w:lvl>
+    <w:lvl w:ilvl="6" w:tentative="1">
+      <w:start w:val="1"/>
+      <w:numFmt w:val="bullet"/>
+      <w:lvlText w:val=""/>
+      <w:lvlJc w:val="left"/>
+      <w:pPr>
+        <w:tabs>
+          <w:tab w:val="num" w:pos="5040"/>
+        </w:tabs>
+        <w:ind w:left="5040" w:hanging="360"/>
+      </w:pPr>
+      <w:rPr>
+        <w:rFonts w:ascii="Symbol" w:hAnsi="Symbol" w:hint="default"/>
+        <w:sz w:val="20"/>
+      </w:rPr>
+    </w:lvl>
+    <w:lvl w:ilvl="7" w:tentative="1">
+      <w:start w:val="1"/>
+      <w:numFmt w:val="bullet"/>
+      <w:lvlText w:val=""/>
+      <w:lvlJc w:val="left"/>
+      <w:pPr>
+        <w:tabs>
+          <w:tab w:val="num" w:pos="5760"/>
+        </w:tabs>
+        <w:ind w:left="5760" w:hanging="360"/>
+      </w:pPr>
+      <w:rPr>
+        <w:rFonts w:ascii="Symbol" w:hAnsi="Symbol" w:hint="default"/>
+        <w:sz w:val="20"/>
+      </w:rPr>
+    </w:lvl>
+    <w:lvl w:ilvl="8" w:tentative="1">
+      <w:start w:val="1"/>
+      <w:numFmt w:val="bullet"/>
+      <w:lvlText w:val=""/>
+      <w:lvlJc w:val="left"/>
+      <w:pPr>
+        <w:tabs>
+          <w:tab w:val="num" w:pos="6480"/>
+        </w:tabs>
+        <w:ind w:left="6480" w:hanging="360"/>
+      </w:pPr>
+      <w:rPr>
+        <w:rFonts w:ascii="Symbol" w:hAnsi="Symbol" w:hint="default"/>
+        <w:sz w:val="20"/>
+      </w:rPr>
+    </w:lvl>
+  </w:abstractNum>
+  <w:abstractNum w:abstractNumId="5" w15:restartNumberingAfterBreak="0">
+    <w:nsid w:val="15AF1471"/>
+    <w:multiLevelType w:val="multilevel"/>
+    <w:tmpl w:val="ED185474"/>
+    <w:lvl w:ilvl="0">
+      <w:start w:val="1"/>
+      <w:numFmt w:val="bullet"/>
+      <w:lvlText w:val=""/>
+      <w:lvlJc w:val="left"/>
+      <w:pPr>
+        <w:tabs>
+          <w:tab w:val="num" w:pos="720"/>
+        </w:tabs>
+        <w:ind w:left="720" w:hanging="360"/>
+      </w:pPr>
+      <w:rPr>
+        <w:rFonts w:ascii="Symbol" w:hAnsi="Symbol" w:hint="default"/>
+        <w:sz w:val="20"/>
+      </w:rPr>
+    </w:lvl>
+    <w:lvl w:ilvl="1" w:tentative="1">
+      <w:start w:val="1"/>
+      <w:numFmt w:val="bullet"/>
+      <w:lvlText w:val=""/>
+      <w:lvlJc w:val="left"/>
+      <w:pPr>
+        <w:tabs>
+          <w:tab w:val="num" w:pos="1440"/>
+        </w:tabs>
+        <w:ind w:left="1440" w:hanging="360"/>
+      </w:pPr>
+      <w:rPr>
+        <w:rFonts w:ascii="Symbol" w:hAnsi="Symbol" w:hint="default"/>
+        <w:sz w:val="20"/>
+      </w:rPr>
+    </w:lvl>
+    <w:lvl w:ilvl="2" w:tentative="1">
+      <w:start w:val="1"/>
+      <w:numFmt w:val="bullet"/>
+      <w:lvlText w:val=""/>
+      <w:lvlJc w:val="left"/>
+      <w:pPr>
+        <w:tabs>
+          <w:tab w:val="num" w:pos="2160"/>
+        </w:tabs>
+        <w:ind w:left="2160" w:hanging="360"/>
+      </w:pPr>
+      <w:rPr>
+        <w:rFonts w:ascii="Symbol" w:hAnsi="Symbol" w:hint="default"/>
+        <w:sz w:val="20"/>
+      </w:rPr>
+    </w:lvl>
+    <w:lvl w:ilvl="3" w:tentative="1">
+      <w:start w:val="1"/>
+      <w:numFmt w:val="bullet"/>
+      <w:lvlText w:val=""/>
+      <w:lvlJc w:val="left"/>
+      <w:pPr>
+        <w:tabs>
+          <w:tab w:val="num" w:pos="2880"/>
+        </w:tabs>
+        <w:ind w:left="2880" w:hanging="360"/>
+      </w:pPr>
+      <w:rPr>
+        <w:rFonts w:ascii="Symbol" w:hAnsi="Symbol" w:hint="default"/>
+        <w:sz w:val="20"/>
+      </w:rPr>
+    </w:lvl>
+    <w:lvl w:ilvl="4" w:tentative="1">
+      <w:start w:val="1"/>
+      <w:numFmt w:val="bullet"/>
+      <w:lvlText w:val=""/>
+      <w:lvlJc w:val="left"/>
+      <w:pPr>
+        <w:tabs>
+          <w:tab w:val="num" w:pos="3600"/>
+        </w:tabs>
+        <w:ind w:left="3600" w:hanging="360"/>
+      </w:pPr>
+      <w:rPr>
+        <w:rFonts w:ascii="Symbol" w:hAnsi="Symbol" w:hint="default"/>
+        <w:sz w:val="20"/>
+      </w:rPr>
+    </w:lvl>
+    <w:lvl w:ilvl="5" w:tentative="1">
+      <w:start w:val="1"/>
+      <w:numFmt w:val="bullet"/>
+      <w:lvlText w:val=""/>
+      <w:lvlJc w:val="left"/>
+      <w:pPr>
+        <w:tabs>
+          <w:tab w:val="num" w:pos="4320"/>
+        </w:tabs>
+        <w:ind w:left="4320" w:hanging="360"/>
+      </w:pPr>
+      <w:rPr>
+        <w:rFonts w:ascii="Symbol" w:hAnsi="Symbol" w:hint="default"/>
+        <w:sz w:val="20"/>
+      </w:rPr>
+    </w:lvl>
+    <w:lvl w:ilvl="6" w:tentative="1">
+      <w:start w:val="1"/>
+      <w:numFmt w:val="bullet"/>
+      <w:lvlText w:val=""/>
+      <w:lvlJc w:val="left"/>
+      <w:pPr>
+        <w:tabs>
+          <w:tab w:val="num" w:pos="5040"/>
+        </w:tabs>
+        <w:ind w:left="5040" w:hanging="360"/>
+      </w:pPr>
+      <w:rPr>
+        <w:rFonts w:ascii="Symbol" w:hAnsi="Symbol" w:hint="default"/>
+        <w:sz w:val="20"/>
+      </w:rPr>
+    </w:lvl>
+    <w:lvl w:ilvl="7" w:tentative="1">
+      <w:start w:val="1"/>
+      <w:numFmt w:val="bullet"/>
+      <w:lvlText w:val=""/>
+      <w:lvlJc w:val="left"/>
+      <w:pPr>
+        <w:tabs>
+          <w:tab w:val="num" w:pos="5760"/>
+        </w:tabs>
+        <w:ind w:left="5760" w:hanging="360"/>
+      </w:pPr>
+      <w:rPr>
+        <w:rFonts w:ascii="Symbol" w:hAnsi="Symbol" w:hint="default"/>
+        <w:sz w:val="20"/>
+      </w:rPr>
+    </w:lvl>
+    <w:lvl w:ilvl="8" w:tentative="1">
+      <w:start w:val="1"/>
+      <w:numFmt w:val="bullet"/>
+      <w:lvlText w:val=""/>
+      <w:lvlJc w:val="left"/>
+      <w:pPr>
+        <w:tabs>
+          <w:tab w:val="num" w:pos="6480"/>
+        </w:tabs>
+        <w:ind w:left="6480" w:hanging="360"/>
+      </w:pPr>
+      <w:rPr>
+        <w:rFonts w:ascii="Symbol" w:hAnsi="Symbol" w:hint="default"/>
+        <w:sz w:val="20"/>
+      </w:rPr>
+    </w:lvl>
+  </w:abstractNum>
+  <w:abstractNum w:abstractNumId="6" w15:restartNumberingAfterBreak="0">
+    <w:nsid w:val="16352229"/>
+    <w:multiLevelType w:val="multilevel"/>
+    <w:tmpl w:val="94086088"/>
+    <w:lvl w:ilvl="0">
+      <w:start w:val="1"/>
+      <w:numFmt w:val="bullet"/>
+      <w:lvlText w:val=""/>
+      <w:lvlJc w:val="left"/>
+      <w:pPr>
+        <w:tabs>
+          <w:tab w:val="num" w:pos="720"/>
+        </w:tabs>
+        <w:ind w:left="720" w:hanging="360"/>
+      </w:pPr>
+      <w:rPr>
+        <w:rFonts w:ascii="Symbol" w:hAnsi="Symbol" w:hint="default"/>
+        <w:sz w:val="20"/>
+      </w:rPr>
+    </w:lvl>
+    <w:lvl w:ilvl="1" w:tentative="1">
+      <w:start w:val="1"/>
+      <w:numFmt w:val="bullet"/>
+      <w:lvlText w:val=""/>
+      <w:lvlJc w:val="left"/>
+      <w:pPr>
+        <w:tabs>
+          <w:tab w:val="num" w:pos="1440"/>
+        </w:tabs>
+        <w:ind w:left="1440" w:hanging="360"/>
+      </w:pPr>
+      <w:rPr>
+        <w:rFonts w:ascii="Symbol" w:hAnsi="Symbol" w:hint="default"/>
+        <w:sz w:val="20"/>
+      </w:rPr>
+    </w:lvl>
+    <w:lvl w:ilvl="2" w:tentative="1">
+      <w:start w:val="1"/>
+      <w:numFmt w:val="bullet"/>
+      <w:lvlText w:val=""/>
+      <w:lvlJc w:val="left"/>
+      <w:pPr>
+        <w:tabs>
+          <w:tab w:val="num" w:pos="2160"/>
+        </w:tabs>
+        <w:ind w:left="2160" w:hanging="360"/>
+      </w:pPr>
+      <w:rPr>
+        <w:rFonts w:ascii="Symbol" w:hAnsi="Symbol" w:hint="default"/>
+        <w:sz w:val="20"/>
+      </w:rPr>
+    </w:lvl>
+    <w:lvl w:ilvl="3" w:tentative="1">
+      <w:start w:val="1"/>
+      <w:numFmt w:val="bullet"/>
+      <w:lvlText w:val=""/>
+      <w:lvlJc w:val="left"/>
+      <w:pPr>
+        <w:tabs>
+          <w:tab w:val="num" w:pos="2880"/>
+        </w:tabs>
+        <w:ind w:left="2880" w:hanging="360"/>
+      </w:pPr>
+      <w:rPr>
+        <w:rFonts w:ascii="Symbol" w:hAnsi="Symbol" w:hint="default"/>
+        <w:sz w:val="20"/>
+      </w:rPr>
+    </w:lvl>
+    <w:lvl w:ilvl="4" w:tentative="1">
+      <w:start w:val="1"/>
+      <w:numFmt w:val="bullet"/>
+      <w:lvlText w:val=""/>
+      <w:lvlJc w:val="left"/>
+      <w:pPr>
+        <w:tabs>
+          <w:tab w:val="num" w:pos="3600"/>
+        </w:tabs>
+        <w:ind w:left="3600" w:hanging="360"/>
+      </w:pPr>
+      <w:rPr>
+        <w:rFonts w:ascii="Symbol" w:hAnsi="Symbol" w:hint="default"/>
+        <w:sz w:val="20"/>
+      </w:rPr>
+    </w:lvl>
+    <w:lvl w:ilvl="5" w:tentative="1">
+      <w:start w:val="1"/>
+      <w:numFmt w:val="bullet"/>
+      <w:lvlText w:val=""/>
+      <w:lvlJc w:val="left"/>
+      <w:pPr>
+        <w:tabs>
+          <w:tab w:val="num" w:pos="4320"/>
+        </w:tabs>
+        <w:ind w:left="4320" w:hanging="360"/>
+      </w:pPr>
+      <w:rPr>
+        <w:rFonts w:ascii="Symbol" w:hAnsi="Symbol" w:hint="default"/>
+        <w:sz w:val="20"/>
+      </w:rPr>
+    </w:lvl>
+    <w:lvl w:ilvl="6" w:tentative="1">
+      <w:start w:val="1"/>
+      <w:numFmt w:val="bullet"/>
+      <w:lvlText w:val=""/>
+      <w:lvlJc w:val="left"/>
+      <w:pPr>
+        <w:tabs>
+          <w:tab w:val="num" w:pos="5040"/>
+        </w:tabs>
+        <w:ind w:left="5040" w:hanging="360"/>
+      </w:pPr>
+      <w:rPr>
+        <w:rFonts w:ascii="Symbol" w:hAnsi="Symbol" w:hint="default"/>
+        <w:sz w:val="20"/>
+      </w:rPr>
+    </w:lvl>
+    <w:lvl w:ilvl="7" w:tentative="1">
+      <w:start w:val="1"/>
+      <w:numFmt w:val="bullet"/>
+      <w:lvlText w:val=""/>
+      <w:lvlJc w:val="left"/>
+      <w:pPr>
+        <w:tabs>
+          <w:tab w:val="num" w:pos="5760"/>
+        </w:tabs>
+        <w:ind w:left="5760" w:hanging="360"/>
+      </w:pPr>
+      <w:rPr>
+        <w:rFonts w:ascii="Symbol" w:hAnsi="Symbol" w:hint="default"/>
+        <w:sz w:val="20"/>
+      </w:rPr>
+    </w:lvl>
+    <w:lvl w:ilvl="8" w:tentative="1">
+      <w:start w:val="1"/>
+      <w:numFmt w:val="bullet"/>
+      <w:lvlText w:val=""/>
+      <w:lvlJc w:val="left"/>
+      <w:pPr>
+        <w:tabs>
+          <w:tab w:val="num" w:pos="6480"/>
+        </w:tabs>
+        <w:ind w:left="6480" w:hanging="360"/>
+      </w:pPr>
+      <w:rPr>
+        <w:rFonts w:ascii="Symbol" w:hAnsi="Symbol" w:hint="default"/>
+        <w:sz w:val="20"/>
+      </w:rPr>
+    </w:lvl>
+  </w:abstractNum>
+  <w:abstractNum w:abstractNumId="7" w15:restartNumberingAfterBreak="0">
+    <w:nsid w:val="2A75083A"/>
+    <w:multiLevelType w:val="multilevel"/>
+    <w:tmpl w:val="ABF69E40"/>
+    <w:lvl w:ilvl="0">
+      <w:start w:val="1"/>
+      <w:numFmt w:val="bullet"/>
+      <w:lvlText w:val=""/>
+      <w:lvlJc w:val="left"/>
+      <w:pPr>
+        <w:tabs>
+          <w:tab w:val="num" w:pos="720"/>
+        </w:tabs>
+        <w:ind w:left="720" w:hanging="360"/>
+      </w:pPr>
+      <w:rPr>
+        <w:rFonts w:ascii="Symbol" w:hAnsi="Symbol" w:hint="default"/>
+        <w:sz w:val="20"/>
+      </w:rPr>
+    </w:lvl>
+    <w:lvl w:ilvl="1" w:tentative="1">
+      <w:start w:val="1"/>
+      <w:numFmt w:val="bullet"/>
+      <w:lvlText w:val=""/>
+      <w:lvlJc w:val="left"/>
+      <w:pPr>
+        <w:tabs>
+          <w:tab w:val="num" w:pos="1440"/>
+        </w:tabs>
+        <w:ind w:left="1440" w:hanging="360"/>
+      </w:pPr>
+      <w:rPr>
+        <w:rFonts w:ascii="Symbol" w:hAnsi="Symbol" w:hint="default"/>
+        <w:sz w:val="20"/>
+      </w:rPr>
+    </w:lvl>
+    <w:lvl w:ilvl="2" w:tentative="1">
+      <w:start w:val="1"/>
+      <w:numFmt w:val="bullet"/>
+      <w:lvlText w:val=""/>
+      <w:lvlJc w:val="left"/>
+      <w:pPr>
+        <w:tabs>
+          <w:tab w:val="num" w:pos="2160"/>
+        </w:tabs>
+        <w:ind w:left="2160" w:hanging="360"/>
+      </w:pPr>
+      <w:rPr>
+        <w:rFonts w:ascii="Symbol" w:hAnsi="Symbol" w:hint="default"/>
+        <w:sz w:val="20"/>
+      </w:rPr>
+    </w:lvl>
+    <w:lvl w:ilvl="3" w:tentative="1">
+      <w:start w:val="1"/>
+      <w:numFmt w:val="bullet"/>
+      <w:lvlText w:val=""/>
+      <w:lvlJc w:val="left"/>
+      <w:pPr>
+        <w:tabs>
+          <w:tab w:val="num" w:pos="2880"/>
+        </w:tabs>
+        <w:ind w:left="2880" w:hanging="360"/>
+      </w:pPr>
+      <w:rPr>
+        <w:rFonts w:ascii="Symbol" w:hAnsi="Symbol" w:hint="default"/>
+        <w:sz w:val="20"/>
+      </w:rPr>
+    </w:lvl>
+    <w:lvl w:ilvl="4" w:tentative="1">
+      <w:start w:val="1"/>
+      <w:numFmt w:val="bullet"/>
+      <w:lvlText w:val=""/>
+      <w:lvlJc w:val="left"/>
+      <w:pPr>
+        <w:tabs>
+          <w:tab w:val="num" w:pos="3600"/>
+        </w:tabs>
+        <w:ind w:left="3600" w:hanging="360"/>
+      </w:pPr>
+      <w:rPr>
+        <w:rFonts w:ascii="Symbol" w:hAnsi="Symbol" w:hint="default"/>
+        <w:sz w:val="20"/>
+      </w:rPr>
+    </w:lvl>
+    <w:lvl w:ilvl="5" w:tentative="1">
+      <w:start w:val="1"/>
+      <w:numFmt w:val="bullet"/>
+      <w:lvlText w:val=""/>
+      <w:lvlJc w:val="left"/>
+      <w:pPr>
+        <w:tabs>
+          <w:tab w:val="num" w:pos="4320"/>
+        </w:tabs>
+        <w:ind w:left="4320" w:hanging="360"/>
+      </w:pPr>
+      <w:rPr>
+        <w:rFonts w:ascii="Symbol" w:hAnsi="Symbol" w:hint="default"/>
+        <w:sz w:val="20"/>
+      </w:rPr>
+    </w:lvl>
+    <w:lvl w:ilvl="6" w:tentative="1">
+      <w:start w:val="1"/>
+      <w:numFmt w:val="bullet"/>
+      <w:lvlText w:val=""/>
+      <w:lvlJc w:val="left"/>
+      <w:pPr>
+        <w:tabs>
+          <w:tab w:val="num" w:pos="5040"/>
+        </w:tabs>
+        <w:ind w:left="5040" w:hanging="360"/>
+      </w:pPr>
+      <w:rPr>
+        <w:rFonts w:ascii="Symbol" w:hAnsi="Symbol" w:hint="default"/>
+        <w:sz w:val="20"/>
+      </w:rPr>
+    </w:lvl>
+    <w:lvl w:ilvl="7" w:tentative="1">
+      <w:start w:val="1"/>
+      <w:numFmt w:val="bullet"/>
+      <w:lvlText w:val=""/>
+      <w:lvlJc w:val="left"/>
+      <w:pPr>
+        <w:tabs>
+          <w:tab w:val="num" w:pos="5760"/>
+        </w:tabs>
+        <w:ind w:left="5760" w:hanging="360"/>
+      </w:pPr>
+      <w:rPr>
+        <w:rFonts w:ascii="Symbol" w:hAnsi="Symbol" w:hint="default"/>
+        <w:sz w:val="20"/>
+      </w:rPr>
+    </w:lvl>
+    <w:lvl w:ilvl="8" w:tentative="1">
+      <w:start w:val="1"/>
+      <w:numFmt w:val="bullet"/>
+      <w:lvlText w:val=""/>
+      <w:lvlJc w:val="left"/>
+      <w:pPr>
+        <w:tabs>
+          <w:tab w:val="num" w:pos="6480"/>
+        </w:tabs>
+        <w:ind w:left="6480" w:hanging="360"/>
+      </w:pPr>
+      <w:rPr>
+        <w:rFonts w:ascii="Symbol" w:hAnsi="Symbol" w:hint="default"/>
+        <w:sz w:val="20"/>
+      </w:rPr>
+    </w:lvl>
+  </w:abstractNum>
+  <w:abstractNum w:abstractNumId="8" w15:restartNumberingAfterBreak="0">
+    <w:nsid w:val="2DBB2258"/>
+    <w:multiLevelType w:val="multilevel"/>
+    <w:tmpl w:val="66927A7A"/>
+    <w:lvl w:ilvl="0">
+      <w:start w:val="1"/>
+      <w:numFmt w:val="bullet"/>
+      <w:lvlText w:val=""/>
+      <w:lvlJc w:val="left"/>
+      <w:pPr>
+        <w:tabs>
+          <w:tab w:val="num" w:pos="720"/>
+        </w:tabs>
+        <w:ind w:left="720" w:hanging="360"/>
+      </w:pPr>
+      <w:rPr>
+        <w:rFonts w:ascii="Symbol" w:hAnsi="Symbol" w:hint="default"/>
+        <w:sz w:val="20"/>
+      </w:rPr>
+    </w:lvl>
+    <w:lvl w:ilvl="1" w:tentative="1">
+      <w:start w:val="1"/>
+      <w:numFmt w:val="bullet"/>
+      <w:lvlText w:val=""/>
+      <w:lvlJc w:val="left"/>
+      <w:pPr>
+        <w:tabs>
+          <w:tab w:val="num" w:pos="1440"/>
+        </w:tabs>
+        <w:ind w:left="1440" w:hanging="360"/>
+      </w:pPr>
+      <w:rPr>
+        <w:rFonts w:ascii="Symbol" w:hAnsi="Symbol" w:hint="default"/>
+        <w:sz w:val="20"/>
+      </w:rPr>
+    </w:lvl>
+    <w:lvl w:ilvl="2" w:tentative="1">
+      <w:start w:val="1"/>
+      <w:numFmt w:val="bullet"/>
+      <w:lvlText w:val=""/>
+      <w:lvlJc w:val="left"/>
+      <w:pPr>
+        <w:tabs>
+          <w:tab w:val="num" w:pos="2160"/>
+        </w:tabs>
+        <w:ind w:left="2160" w:hanging="360"/>
+      </w:pPr>
+      <w:rPr>
+        <w:rFonts w:ascii="Symbol" w:hAnsi="Symbol" w:hint="default"/>
+        <w:sz w:val="20"/>
+      </w:rPr>
+    </w:lvl>
+    <w:lvl w:ilvl="3" w:tentative="1">
+      <w:start w:val="1"/>
+      <w:numFmt w:val="bullet"/>
+      <w:lvlText w:val=""/>
+      <w:lvlJc w:val="left"/>
+      <w:pPr>
+        <w:tabs>
+          <w:tab w:val="num" w:pos="2880"/>
+        </w:tabs>
+        <w:ind w:left="2880" w:hanging="360"/>
+      </w:pPr>
+      <w:rPr>
+        <w:rFonts w:ascii="Symbol" w:hAnsi="Symbol" w:hint="default"/>
+        <w:sz w:val="20"/>
+      </w:rPr>
+    </w:lvl>
+    <w:lvl w:ilvl="4" w:tentative="1">
+      <w:start w:val="1"/>
+      <w:numFmt w:val="bullet"/>
+      <w:lvlText w:val=""/>
+      <w:lvlJc w:val="left"/>
+      <w:pPr>
+        <w:tabs>
+          <w:tab w:val="num" w:pos="3600"/>
+        </w:tabs>
+        <w:ind w:left="3600" w:hanging="360"/>
+      </w:pPr>
+      <w:rPr>
+        <w:rFonts w:ascii="Symbol" w:hAnsi="Symbol" w:hint="default"/>
+        <w:sz w:val="20"/>
+      </w:rPr>
+    </w:lvl>
+    <w:lvl w:ilvl="5" w:tentative="1">
+      <w:start w:val="1"/>
+      <w:numFmt w:val="bullet"/>
+      <w:lvlText w:val=""/>
+      <w:lvlJc w:val="left"/>
+      <w:pPr>
+        <w:tabs>
+          <w:tab w:val="num" w:pos="4320"/>
+        </w:tabs>
+        <w:ind w:left="4320" w:hanging="360"/>
+      </w:pPr>
+      <w:rPr>
+        <w:rFonts w:ascii="Symbol" w:hAnsi="Symbol" w:hint="default"/>
+        <w:sz w:val="20"/>
+      </w:rPr>
+    </w:lvl>
+    <w:lvl w:ilvl="6" w:tentative="1">
+      <w:start w:val="1"/>
+      <w:numFmt w:val="bullet"/>
+      <w:lvlText w:val=""/>
+      <w:lvlJc w:val="left"/>
+      <w:pPr>
+        <w:tabs>
+          <w:tab w:val="num" w:pos="5040"/>
+        </w:tabs>
+        <w:ind w:left="5040" w:hanging="360"/>
+      </w:pPr>
+      <w:rPr>
+        <w:rFonts w:ascii="Symbol" w:hAnsi="Symbol" w:hint="default"/>
+        <w:sz w:val="20"/>
+      </w:rPr>
+    </w:lvl>
+    <w:lvl w:ilvl="7" w:tentative="1">
+      <w:start w:val="1"/>
+      <w:numFmt w:val="bullet"/>
+      <w:lvlText w:val=""/>
+      <w:lvlJc w:val="left"/>
+      <w:pPr>
+        <w:tabs>
+          <w:tab w:val="num" w:pos="5760"/>
+        </w:tabs>
+        <w:ind w:left="5760" w:hanging="360"/>
+      </w:pPr>
+      <w:rPr>
+        <w:rFonts w:ascii="Symbol" w:hAnsi="Symbol" w:hint="default"/>
+        <w:sz w:val="20"/>
+      </w:rPr>
+    </w:lvl>
+    <w:lvl w:ilvl="8" w:tentative="1">
+      <w:start w:val="1"/>
+      <w:numFmt w:val="bullet"/>
+      <w:lvlText w:val=""/>
+      <w:lvlJc w:val="left"/>
+      <w:pPr>
+        <w:tabs>
+          <w:tab w:val="num" w:pos="6480"/>
+        </w:tabs>
+        <w:ind w:left="6480" w:hanging="360"/>
+      </w:pPr>
+      <w:rPr>
+        <w:rFonts w:ascii="Symbol" w:hAnsi="Symbol" w:hint="default"/>
+        <w:sz w:val="20"/>
+      </w:rPr>
+    </w:lvl>
+  </w:abstractNum>
+  <w:abstractNum w:abstractNumId="9" w15:restartNumberingAfterBreak="0">
+    <w:nsid w:val="2DED0A49"/>
+    <w:multiLevelType w:val="multilevel"/>
+    <w:tmpl w:val="759E9BCE"/>
+    <w:lvl w:ilvl="0">
+      <w:start w:val="1"/>
+      <w:numFmt w:val="bullet"/>
+      <w:lvlText w:val=""/>
+      <w:lvlJc w:val="left"/>
+      <w:pPr>
+        <w:tabs>
+          <w:tab w:val="num" w:pos="720"/>
+        </w:tabs>
+        <w:ind w:left="720" w:hanging="360"/>
+      </w:pPr>
+      <w:rPr>
+        <w:rFonts w:ascii="Symbol" w:hAnsi="Symbol" w:hint="default"/>
+        <w:sz w:val="20"/>
+      </w:rPr>
+    </w:lvl>
+    <w:lvl w:ilvl="1" w:tentative="1">
+      <w:start w:val="1"/>
+      <w:numFmt w:val="bullet"/>
+      <w:lvlText w:val=""/>
+      <w:lvlJc w:val="left"/>
+      <w:pPr>
+        <w:tabs>
+          <w:tab w:val="num" w:pos="1440"/>
+        </w:tabs>
+        <w:ind w:left="1440" w:hanging="360"/>
+      </w:pPr>
+      <w:rPr>
+        <w:rFonts w:ascii="Symbol" w:hAnsi="Symbol" w:hint="default"/>
+        <w:sz w:val="20"/>
+      </w:rPr>
+    </w:lvl>
+    <w:lvl w:ilvl="2" w:tentative="1">
+      <w:start w:val="1"/>
+      <w:numFmt w:val="bullet"/>
+      <w:lvlText w:val=""/>
+      <w:lvlJc w:val="left"/>
+      <w:pPr>
+        <w:tabs>
+          <w:tab w:val="num" w:pos="2160"/>
+        </w:tabs>
+        <w:ind w:left="2160" w:hanging="360"/>
+      </w:pPr>
+      <w:rPr>
+        <w:rFonts w:ascii="Symbol" w:hAnsi="Symbol" w:hint="default"/>
+        <w:sz w:val="20"/>
+      </w:rPr>
+    </w:lvl>
+    <w:lvl w:ilvl="3" w:tentative="1">
+      <w:start w:val="1"/>
+      <w:numFmt w:val="bullet"/>
+      <w:lvlText w:val=""/>
+      <w:lvlJc w:val="left"/>
+      <w:pPr>
+        <w:tabs>
+          <w:tab w:val="num" w:pos="2880"/>
+        </w:tabs>
+        <w:ind w:left="2880" w:hanging="360"/>
+      </w:pPr>
+      <w:rPr>
+        <w:rFonts w:ascii="Symbol" w:hAnsi="Symbol" w:hint="default"/>
+        <w:sz w:val="20"/>
+      </w:rPr>
+    </w:lvl>
+    <w:lvl w:ilvl="4" w:tentative="1">
+      <w:start w:val="1"/>
+      <w:numFmt w:val="bullet"/>
+      <w:lvlText w:val=""/>
+      <w:lvlJc w:val="left"/>
+      <w:pPr>
+        <w:tabs>
+          <w:tab w:val="num" w:pos="3600"/>
+        </w:tabs>
+        <w:ind w:left="3600" w:hanging="360"/>
+      </w:pPr>
+      <w:rPr>
+        <w:rFonts w:ascii="Symbol" w:hAnsi="Symbol" w:hint="default"/>
+        <w:sz w:val="20"/>
+      </w:rPr>
+    </w:lvl>
+    <w:lvl w:ilvl="5" w:tentative="1">
+      <w:start w:val="1"/>
+      <w:numFmt w:val="bullet"/>
+      <w:lvlText w:val=""/>
+      <w:lvlJc w:val="left"/>
+      <w:pPr>
+        <w:tabs>
+          <w:tab w:val="num" w:pos="4320"/>
+        </w:tabs>
+        <w:ind w:left="4320" w:hanging="360"/>
+      </w:pPr>
+      <w:rPr>
+        <w:rFonts w:ascii="Symbol" w:hAnsi="Symbol" w:hint="default"/>
+        <w:sz w:val="20"/>
+      </w:rPr>
+    </w:lvl>
+    <w:lvl w:ilvl="6" w:tentative="1">
+      <w:start w:val="1"/>
+      <w:numFmt w:val="bullet"/>
+      <w:lvlText w:val=""/>
+      <w:lvlJc w:val="left"/>
+      <w:pPr>
+        <w:tabs>
+          <w:tab w:val="num" w:pos="5040"/>
+        </w:tabs>
+        <w:ind w:left="5040" w:hanging="360"/>
+      </w:pPr>
+      <w:rPr>
+        <w:rFonts w:ascii="Symbol" w:hAnsi="Symbol" w:hint="default"/>
+        <w:sz w:val="20"/>
+      </w:rPr>
+    </w:lvl>
+    <w:lvl w:ilvl="7" w:tentative="1">
+      <w:start w:val="1"/>
+      <w:numFmt w:val="bullet"/>
+      <w:lvlText w:val=""/>
+      <w:lvlJc w:val="left"/>
+      <w:pPr>
+        <w:tabs>
+          <w:tab w:val="num" w:pos="5760"/>
+        </w:tabs>
+        <w:ind w:left="5760" w:hanging="360"/>
+      </w:pPr>
+      <w:rPr>
+        <w:rFonts w:ascii="Symbol" w:hAnsi="Symbol" w:hint="default"/>
+        <w:sz w:val="20"/>
+      </w:rPr>
+    </w:lvl>
+    <w:lvl w:ilvl="8" w:tentative="1">
+      <w:start w:val="1"/>
+      <w:numFmt w:val="bullet"/>
+      <w:lvlText w:val=""/>
+      <w:lvlJc w:val="left"/>
+      <w:pPr>
+        <w:tabs>
+          <w:tab w:val="num" w:pos="6480"/>
+        </w:tabs>
+        <w:ind w:left="6480" w:hanging="360"/>
+      </w:pPr>
+      <w:rPr>
+        <w:rFonts w:ascii="Symbol" w:hAnsi="Symbol" w:hint="default"/>
+        <w:sz w:val="20"/>
+      </w:rPr>
+    </w:lvl>
+  </w:abstractNum>
+  <w:abstractNum w:abstractNumId="10" w15:restartNumberingAfterBreak="0">
+    <w:nsid w:val="32DC6777"/>
+    <w:multiLevelType w:val="multilevel"/>
+    <w:tmpl w:val="F6829934"/>
+    <w:lvl w:ilvl="0">
+      <w:start w:val="1"/>
+      <w:numFmt w:val="bullet"/>
+      <w:lvlText w:val=""/>
+      <w:lvlJc w:val="left"/>
+      <w:pPr>
+        <w:tabs>
+          <w:tab w:val="num" w:pos="720"/>
+        </w:tabs>
+        <w:ind w:left="720" w:hanging="360"/>
+      </w:pPr>
+      <w:rPr>
+        <w:rFonts w:ascii="Symbol" w:hAnsi="Symbol" w:hint="default"/>
+        <w:sz w:val="20"/>
+      </w:rPr>
+    </w:lvl>
+    <w:lvl w:ilvl="1" w:tentative="1">
+      <w:start w:val="1"/>
+      <w:numFmt w:val="bullet"/>
+      <w:lvlText w:val=""/>
+      <w:lvlJc w:val="left"/>
+      <w:pPr>
+        <w:tabs>
+          <w:tab w:val="num" w:pos="1440"/>
+        </w:tabs>
+        <w:ind w:left="1440" w:hanging="360"/>
+      </w:pPr>
+      <w:rPr>
+        <w:rFonts w:ascii="Symbol" w:hAnsi="Symbol" w:hint="default"/>
+        <w:sz w:val="20"/>
+      </w:rPr>
+    </w:lvl>
+    <w:lvl w:ilvl="2" w:tentative="1">
+      <w:start w:val="1"/>
+      <w:numFmt w:val="bullet"/>
+      <w:lvlText w:val=""/>
+      <w:lvlJc w:val="left"/>
+      <w:pPr>
+        <w:tabs>
+          <w:tab w:val="num" w:pos="2160"/>
+        </w:tabs>
+        <w:ind w:left="2160" w:hanging="360"/>
+      </w:pPr>
+      <w:rPr>
+        <w:rFonts w:ascii="Symbol" w:hAnsi="Symbol" w:hint="default"/>
+        <w:sz w:val="20"/>
+      </w:rPr>
+    </w:lvl>
+    <w:lvl w:ilvl="3" w:tentative="1">
+      <w:start w:val="1"/>
+      <w:numFmt w:val="bullet"/>
+      <w:lvlText w:val=""/>
+      <w:lvlJc w:val="left"/>
+      <w:pPr>
+        <w:tabs>
+          <w:tab w:val="num" w:pos="2880"/>
+        </w:tabs>
+        <w:ind w:left="2880" w:hanging="360"/>
+      </w:pPr>
+      <w:rPr>
+        <w:rFonts w:ascii="Symbol" w:hAnsi="Symbol" w:hint="default"/>
+        <w:sz w:val="20"/>
+      </w:rPr>
+    </w:lvl>
+    <w:lvl w:ilvl="4" w:tentative="1">
+      <w:start w:val="1"/>
+      <w:numFmt w:val="bullet"/>
+      <w:lvlText w:val=""/>
+      <w:lvlJc w:val="left"/>
+      <w:pPr>
+        <w:tabs>
+          <w:tab w:val="num" w:pos="3600"/>
+        </w:tabs>
+        <w:ind w:left="3600" w:hanging="360"/>
+      </w:pPr>
+      <w:rPr>
+        <w:rFonts w:ascii="Symbol" w:hAnsi="Symbol" w:hint="default"/>
+        <w:sz w:val="20"/>
+      </w:rPr>
+    </w:lvl>
+    <w:lvl w:ilvl="5" w:tentative="1">
+      <w:start w:val="1"/>
+      <w:numFmt w:val="bullet"/>
+      <w:lvlText w:val=""/>
+      <w:lvlJc w:val="left"/>
+      <w:pPr>
+        <w:tabs>
+          <w:tab w:val="num" w:pos="4320"/>
+        </w:tabs>
+        <w:ind w:left="4320" w:hanging="360"/>
+      </w:pPr>
+      <w:rPr>
+        <w:rFonts w:ascii="Symbol" w:hAnsi="Symbol" w:hint="default"/>
+        <w:sz w:val="20"/>
+      </w:rPr>
+    </w:lvl>
+    <w:lvl w:ilvl="6" w:tentative="1">
+      <w:start w:val="1"/>
+      <w:numFmt w:val="bullet"/>
+      <w:lvlText w:val=""/>
+      <w:lvlJc w:val="left"/>
+      <w:pPr>
+        <w:tabs>
+          <w:tab w:val="num" w:pos="5040"/>
+        </w:tabs>
+        <w:ind w:left="5040" w:hanging="360"/>
+      </w:pPr>
+      <w:rPr>
+        <w:rFonts w:ascii="Symbol" w:hAnsi="Symbol" w:hint="default"/>
+        <w:sz w:val="20"/>
+      </w:rPr>
+    </w:lvl>
+    <w:lvl w:ilvl="7" w:tentative="1">
+      <w:start w:val="1"/>
+      <w:numFmt w:val="bullet"/>
+      <w:lvlText w:val=""/>
+      <w:lvlJc w:val="left"/>
+      <w:pPr>
+        <w:tabs>
+          <w:tab w:val="num" w:pos="5760"/>
+        </w:tabs>
+        <w:ind w:left="5760" w:hanging="360"/>
+      </w:pPr>
+      <w:rPr>
+        <w:rFonts w:ascii="Symbol" w:hAnsi="Symbol" w:hint="default"/>
+        <w:sz w:val="20"/>
+      </w:rPr>
+    </w:lvl>
+    <w:lvl w:ilvl="8" w:tentative="1">
+      <w:start w:val="1"/>
+      <w:numFmt w:val="bullet"/>
+      <w:lvlText w:val=""/>
+      <w:lvlJc w:val="left"/>
+      <w:pPr>
+        <w:tabs>
+          <w:tab w:val="num" w:pos="6480"/>
+        </w:tabs>
+        <w:ind w:left="6480" w:hanging="360"/>
+      </w:pPr>
+      <w:rPr>
+        <w:rFonts w:ascii="Symbol" w:hAnsi="Symbol" w:hint="default"/>
+        <w:sz w:val="20"/>
+      </w:rPr>
+    </w:lvl>
+  </w:abstractNum>
+  <w:abstractNum w:abstractNumId="11" w15:restartNumberingAfterBreak="0">
+    <w:nsid w:val="35C90BC5"/>
+    <w:multiLevelType w:val="multilevel"/>
+    <w:tmpl w:val="809A214C"/>
+    <w:lvl w:ilvl="0">
+      <w:start w:val="1"/>
+      <w:numFmt w:val="bullet"/>
+      <w:lvlText w:val=""/>
+      <w:lvlJc w:val="left"/>
+      <w:pPr>
+        <w:tabs>
+          <w:tab w:val="num" w:pos="720"/>
+        </w:tabs>
+        <w:ind w:left="720" w:hanging="360"/>
+      </w:pPr>
+      <w:rPr>
+        <w:rFonts w:ascii="Symbol" w:hAnsi="Symbol" w:hint="default"/>
+        <w:sz w:val="20"/>
+      </w:rPr>
+    </w:lvl>
+    <w:lvl w:ilvl="1" w:tentative="1">
+      <w:start w:val="1"/>
+      <w:numFmt w:val="bullet"/>
+      <w:lvlText w:val=""/>
+      <w:lvlJc w:val="left"/>
+      <w:pPr>
+        <w:tabs>
+          <w:tab w:val="num" w:pos="1440"/>
+        </w:tabs>
+        <w:ind w:left="1440" w:hanging="360"/>
+      </w:pPr>
+      <w:rPr>
+        <w:rFonts w:ascii="Symbol" w:hAnsi="Symbol" w:hint="default"/>
+        <w:sz w:val="20"/>
+      </w:rPr>
+    </w:lvl>
+    <w:lvl w:ilvl="2" w:tentative="1">
+      <w:start w:val="1"/>
+      <w:numFmt w:val="bullet"/>
+      <w:lvlText w:val=""/>
+      <w:lvlJc w:val="left"/>
+      <w:pPr>
+        <w:tabs>
+          <w:tab w:val="num" w:pos="2160"/>
+        </w:tabs>
+        <w:ind w:left="2160" w:hanging="360"/>
+      </w:pPr>
+      <w:rPr>
+        <w:rFonts w:ascii="Symbol" w:hAnsi="Symbol" w:hint="default"/>
+        <w:sz w:val="20"/>
+      </w:rPr>
+    </w:lvl>
+    <w:lvl w:ilvl="3" w:tentative="1">
+      <w:start w:val="1"/>
+      <w:numFmt w:val="bullet"/>
+      <w:lvlText w:val=""/>
+      <w:lvlJc w:val="left"/>
+      <w:pPr>
+        <w:tabs>
+          <w:tab w:val="num" w:pos="2880"/>
+        </w:tabs>
+        <w:ind w:left="2880" w:hanging="360"/>
+      </w:pPr>
+      <w:rPr>
+        <w:rFonts w:ascii="Symbol" w:hAnsi="Symbol" w:hint="default"/>
+        <w:sz w:val="20"/>
+      </w:rPr>
+    </w:lvl>
+    <w:lvl w:ilvl="4" w:tentative="1">
+      <w:start w:val="1"/>
+      <w:numFmt w:val="bullet"/>
+      <w:lvlText w:val=""/>
+      <w:lvlJc w:val="left"/>
+      <w:pPr>
+        <w:tabs>
+          <w:tab w:val="num" w:pos="3600"/>
+        </w:tabs>
+        <w:ind w:left="3600" w:hanging="360"/>
+      </w:pPr>
+      <w:rPr>
+        <w:rFonts w:ascii="Symbol" w:hAnsi="Symbol" w:hint="default"/>
+        <w:sz w:val="20"/>
+      </w:rPr>
+    </w:lvl>
+    <w:lvl w:ilvl="5" w:tentative="1">
+      <w:start w:val="1"/>
+      <w:numFmt w:val="bullet"/>
+      <w:lvlText w:val=""/>
+      <w:lvlJc w:val="left"/>
+      <w:pPr>
+        <w:tabs>
+          <w:tab w:val="num" w:pos="4320"/>
+        </w:tabs>
+        <w:ind w:left="4320" w:hanging="360"/>
+      </w:pPr>
+      <w:rPr>
+        <w:rFonts w:ascii="Symbol" w:hAnsi="Symbol" w:hint="default"/>
+        <w:sz w:val="20"/>
+      </w:rPr>
+    </w:lvl>
+    <w:lvl w:ilvl="6" w:tentative="1">
+      <w:start w:val="1"/>
+      <w:numFmt w:val="bullet"/>
+      <w:lvlText w:val=""/>
+      <w:lvlJc w:val="left"/>
+      <w:pPr>
+        <w:tabs>
+          <w:tab w:val="num" w:pos="5040"/>
+        </w:tabs>
+        <w:ind w:left="5040" w:hanging="360"/>
+      </w:pPr>
+      <w:rPr>
+        <w:rFonts w:ascii="Symbol" w:hAnsi="Symbol" w:hint="default"/>
+        <w:sz w:val="20"/>
+      </w:rPr>
+    </w:lvl>
+    <w:lvl w:ilvl="7" w:tentative="1">
+      <w:start w:val="1"/>
+      <w:numFmt w:val="bullet"/>
+      <w:lvlText w:val=""/>
+      <w:lvlJc w:val="left"/>
+      <w:pPr>
+        <w:tabs>
+          <w:tab w:val="num" w:pos="5760"/>
+        </w:tabs>
+        <w:ind w:left="5760" w:hanging="360"/>
+      </w:pPr>
+      <w:rPr>
+        <w:rFonts w:ascii="Symbol" w:hAnsi="Symbol" w:hint="default"/>
+        <w:sz w:val="20"/>
+      </w:rPr>
+    </w:lvl>
+    <w:lvl w:ilvl="8" w:tentative="1">
+      <w:start w:val="1"/>
+      <w:numFmt w:val="bullet"/>
+      <w:lvlText w:val=""/>
+      <w:lvlJc w:val="left"/>
+      <w:pPr>
+        <w:tabs>
+          <w:tab w:val="num" w:pos="6480"/>
+        </w:tabs>
+        <w:ind w:left="6480" w:hanging="360"/>
+      </w:pPr>
+      <w:rPr>
+        <w:rFonts w:ascii="Symbol" w:hAnsi="Symbol" w:hint="default"/>
+        <w:sz w:val="20"/>
+      </w:rPr>
+    </w:lvl>
+  </w:abstractNum>
+  <w:abstractNum w:abstractNumId="12" w15:restartNumberingAfterBreak="0">
+    <w:nsid w:val="36CC6B59"/>
+    <w:multiLevelType w:val="multilevel"/>
+    <w:tmpl w:val="1B6073BC"/>
+    <w:lvl w:ilvl="0">
+      <w:start w:val="1"/>
+      <w:numFmt w:val="bullet"/>
+      <w:lvlText w:val=""/>
+      <w:lvlJc w:val="left"/>
+      <w:pPr>
+        <w:tabs>
+          <w:tab w:val="num" w:pos="720"/>
+        </w:tabs>
+        <w:ind w:left="720" w:hanging="360"/>
+      </w:pPr>
+      <w:rPr>
+        <w:rFonts w:ascii="Symbol" w:hAnsi="Symbol" w:hint="default"/>
+        <w:sz w:val="20"/>
+      </w:rPr>
+    </w:lvl>
+    <w:lvl w:ilvl="1" w:tentative="1">
+      <w:start w:val="1"/>
+      <w:numFmt w:val="bullet"/>
+      <w:lvlText w:val=""/>
+      <w:lvlJc w:val="left"/>
+      <w:pPr>
+        <w:tabs>
+          <w:tab w:val="num" w:pos="1440"/>
+        </w:tabs>
+        <w:ind w:left="1440" w:hanging="360"/>
+      </w:pPr>
+      <w:rPr>
+        <w:rFonts w:ascii="Symbol" w:hAnsi="Symbol" w:hint="default"/>
+        <w:sz w:val="20"/>
+      </w:rPr>
+    </w:lvl>
+    <w:lvl w:ilvl="2" w:tentative="1">
+      <w:start w:val="1"/>
+      <w:numFmt w:val="bullet"/>
+      <w:lvlText w:val=""/>
+      <w:lvlJc w:val="left"/>
+      <w:pPr>
+        <w:tabs>
+          <w:tab w:val="num" w:pos="2160"/>
+        </w:tabs>
+        <w:ind w:left="2160" w:hanging="360"/>
+      </w:pPr>
+      <w:rPr>
+        <w:rFonts w:ascii="Symbol" w:hAnsi="Symbol" w:hint="default"/>
+        <w:sz w:val="20"/>
+      </w:rPr>
+    </w:lvl>
+    <w:lvl w:ilvl="3" w:tentative="1">
+      <w:start w:val="1"/>
+      <w:numFmt w:val="bullet"/>
+      <w:lvlText w:val=""/>
+      <w:lvlJc w:val="left"/>
+      <w:pPr>
+        <w:tabs>
+          <w:tab w:val="num" w:pos="2880"/>
+        </w:tabs>
+        <w:ind w:left="2880" w:hanging="360"/>
+      </w:pPr>
+      <w:rPr>
+        <w:rFonts w:ascii="Symbol" w:hAnsi="Symbol" w:hint="default"/>
+        <w:sz w:val="20"/>
+      </w:rPr>
+    </w:lvl>
+    <w:lvl w:ilvl="4" w:tentative="1">
+      <w:start w:val="1"/>
+      <w:numFmt w:val="bullet"/>
+      <w:lvlText w:val=""/>
+      <w:lvlJc w:val="left"/>
+      <w:pPr>
+        <w:tabs>
+          <w:tab w:val="num" w:pos="3600"/>
+        </w:tabs>
+        <w:ind w:left="3600" w:hanging="360"/>
+      </w:pPr>
+      <w:rPr>
+        <w:rFonts w:ascii="Symbol" w:hAnsi="Symbol" w:hint="default"/>
+        <w:sz w:val="20"/>
+      </w:rPr>
+    </w:lvl>
+    <w:lvl w:ilvl="5" w:tentative="1">
+      <w:start w:val="1"/>
+      <w:numFmt w:val="bullet"/>
+      <w:lvlText w:val=""/>
+      <w:lvlJc w:val="left"/>
+      <w:pPr>
+        <w:tabs>
+          <w:tab w:val="num" w:pos="4320"/>
+        </w:tabs>
+        <w:ind w:left="4320" w:hanging="360"/>
+      </w:pPr>
+      <w:rPr>
+        <w:rFonts w:ascii="Symbol" w:hAnsi="Symbol" w:hint="default"/>
+        <w:sz w:val="20"/>
+      </w:rPr>
+    </w:lvl>
+    <w:lvl w:ilvl="6" w:tentative="1">
+      <w:start w:val="1"/>
+      <w:numFmt w:val="bullet"/>
+      <w:lvlText w:val=""/>
+      <w:lvlJc w:val="left"/>
+      <w:pPr>
+        <w:tabs>
+          <w:tab w:val="num" w:pos="5040"/>
+        </w:tabs>
+        <w:ind w:left="5040" w:hanging="360"/>
+      </w:pPr>
+      <w:rPr>
+        <w:rFonts w:ascii="Symbol" w:hAnsi="Symbol" w:hint="default"/>
+        <w:sz w:val="20"/>
+      </w:rPr>
+    </w:lvl>
+    <w:lvl w:ilvl="7" w:tentative="1">
+      <w:start w:val="1"/>
+      <w:numFmt w:val="bullet"/>
+      <w:lvlText w:val=""/>
+      <w:lvlJc w:val="left"/>
+      <w:pPr>
+        <w:tabs>
+          <w:tab w:val="num" w:pos="5760"/>
+        </w:tabs>
+        <w:ind w:left="5760" w:hanging="360"/>
+      </w:pPr>
+      <w:rPr>
+        <w:rFonts w:ascii="Symbol" w:hAnsi="Symbol" w:hint="default"/>
+        <w:sz w:val="20"/>
+      </w:rPr>
+    </w:lvl>
+    <w:lvl w:ilvl="8" w:tentative="1">
+      <w:start w:val="1"/>
+      <w:numFmt w:val="bullet"/>
+      <w:lvlText w:val=""/>
+      <w:lvlJc w:val="left"/>
+      <w:pPr>
+        <w:tabs>
+          <w:tab w:val="num" w:pos="6480"/>
+        </w:tabs>
+        <w:ind w:left="6480" w:hanging="360"/>
+      </w:pPr>
+      <w:rPr>
+        <w:rFonts w:ascii="Symbol" w:hAnsi="Symbol" w:hint="default"/>
+        <w:sz w:val="20"/>
+      </w:rPr>
+    </w:lvl>
+  </w:abstractNum>
+  <w:abstractNum w:abstractNumId="13" w15:restartNumberingAfterBreak="0">
+    <w:nsid w:val="3BD16F4B"/>
+    <w:multiLevelType w:val="multilevel"/>
+    <w:tmpl w:val="B310EE8A"/>
+    <w:lvl w:ilvl="0">
+      <w:start w:val="1"/>
+      <w:numFmt w:val="bullet"/>
+      <w:lvlText w:val=""/>
+      <w:lvlJc w:val="left"/>
+      <w:pPr>
+        <w:tabs>
+          <w:tab w:val="num" w:pos="720"/>
+        </w:tabs>
+        <w:ind w:left="720" w:hanging="360"/>
+      </w:pPr>
+      <w:rPr>
+        <w:rFonts w:ascii="Symbol" w:hAnsi="Symbol" w:hint="default"/>
+        <w:sz w:val="20"/>
+      </w:rPr>
+    </w:lvl>
+    <w:lvl w:ilvl="1" w:tentative="1">
+      <w:start w:val="1"/>
+      <w:numFmt w:val="bullet"/>
+      <w:lvlText w:val=""/>
+      <w:lvlJc w:val="left"/>
+      <w:pPr>
+        <w:tabs>
+          <w:tab w:val="num" w:pos="1440"/>
+        </w:tabs>
+        <w:ind w:left="1440" w:hanging="360"/>
+      </w:pPr>
+      <w:rPr>
+        <w:rFonts w:ascii="Symbol" w:hAnsi="Symbol" w:hint="default"/>
+        <w:sz w:val="20"/>
+      </w:rPr>
+    </w:lvl>
+    <w:lvl w:ilvl="2" w:tentative="1">
+      <w:start w:val="1"/>
+      <w:numFmt w:val="bullet"/>
+      <w:lvlText w:val=""/>
+      <w:lvlJc w:val="left"/>
+      <w:pPr>
+        <w:tabs>
+          <w:tab w:val="num" w:pos="2160"/>
+        </w:tabs>
+        <w:ind w:left="2160" w:hanging="360"/>
+      </w:pPr>
+      <w:rPr>
+        <w:rFonts w:ascii="Symbol" w:hAnsi="Symbol" w:hint="default"/>
+        <w:sz w:val="20"/>
+      </w:rPr>
+    </w:lvl>
+    <w:lvl w:ilvl="3" w:tentative="1">
+      <w:start w:val="1"/>
+      <w:numFmt w:val="bullet"/>
+      <w:lvlText w:val=""/>
+      <w:lvlJc w:val="left"/>
+      <w:pPr>
+        <w:tabs>
+          <w:tab w:val="num" w:pos="2880"/>
+        </w:tabs>
+        <w:ind w:left="2880" w:hanging="360"/>
+      </w:pPr>
+      <w:rPr>
+        <w:rFonts w:ascii="Symbol" w:hAnsi="Symbol" w:hint="default"/>
+        <w:sz w:val="20"/>
+      </w:rPr>
+    </w:lvl>
+    <w:lvl w:ilvl="4" w:tentative="1">
+      <w:start w:val="1"/>
+      <w:numFmt w:val="bullet"/>
+      <w:lvlText w:val=""/>
+      <w:lvlJc w:val="left"/>
+      <w:pPr>
+        <w:tabs>
+          <w:tab w:val="num" w:pos="3600"/>
+        </w:tabs>
+        <w:ind w:left="3600" w:hanging="360"/>
+      </w:pPr>
+      <w:rPr>
+        <w:rFonts w:ascii="Symbol" w:hAnsi="Symbol" w:hint="default"/>
+        <w:sz w:val="20"/>
+      </w:rPr>
+    </w:lvl>
+    <w:lvl w:ilvl="5" w:tentative="1">
+      <w:start w:val="1"/>
+      <w:numFmt w:val="bullet"/>
+      <w:lvlText w:val=""/>
+      <w:lvlJc w:val="left"/>
+      <w:pPr>
+        <w:tabs>
+          <w:tab w:val="num" w:pos="4320"/>
+        </w:tabs>
+        <w:ind w:left="4320" w:hanging="360"/>
+      </w:pPr>
+      <w:rPr>
+        <w:rFonts w:ascii="Symbol" w:hAnsi="Symbol" w:hint="default"/>
+        <w:sz w:val="20"/>
+      </w:rPr>
+    </w:lvl>
+    <w:lvl w:ilvl="6" w:tentative="1">
+      <w:start w:val="1"/>
+      <w:numFmt w:val="bullet"/>
+      <w:lvlText w:val=""/>
+      <w:lvlJc w:val="left"/>
+      <w:pPr>
+        <w:tabs>
+          <w:tab w:val="num" w:pos="5040"/>
+        </w:tabs>
+        <w:ind w:left="5040" w:hanging="360"/>
+      </w:pPr>
+      <w:rPr>
+        <w:rFonts w:ascii="Symbol" w:hAnsi="Symbol" w:hint="default"/>
+        <w:sz w:val="20"/>
+      </w:rPr>
+    </w:lvl>
+    <w:lvl w:ilvl="7" w:tentative="1">
+      <w:start w:val="1"/>
+      <w:numFmt w:val="bullet"/>
+      <w:lvlText w:val=""/>
+      <w:lvlJc w:val="left"/>
+      <w:pPr>
+        <w:tabs>
+          <w:tab w:val="num" w:pos="5760"/>
+        </w:tabs>
+        <w:ind w:left="5760" w:hanging="360"/>
+      </w:pPr>
+      <w:rPr>
+        <w:rFonts w:ascii="Symbol" w:hAnsi="Symbol" w:hint="default"/>
+        <w:sz w:val="20"/>
+      </w:rPr>
+    </w:lvl>
+    <w:lvl w:ilvl="8" w:tentative="1">
+      <w:start w:val="1"/>
+      <w:numFmt w:val="bullet"/>
+      <w:lvlText w:val=""/>
+      <w:lvlJc w:val="left"/>
+      <w:pPr>
+        <w:tabs>
+          <w:tab w:val="num" w:pos="6480"/>
+        </w:tabs>
+        <w:ind w:left="6480" w:hanging="360"/>
+      </w:pPr>
+      <w:rPr>
+        <w:rFonts w:ascii="Symbol" w:hAnsi="Symbol" w:hint="default"/>
+        <w:sz w:val="20"/>
+      </w:rPr>
+    </w:lvl>
+  </w:abstractNum>
+  <w:abstractNum w:abstractNumId="14" w15:restartNumberingAfterBreak="0">
+    <w:nsid w:val="3E7C6745"/>
+    <w:multiLevelType w:val="multilevel"/>
+    <w:tmpl w:val="099AD20A"/>
+    <w:lvl w:ilvl="0">
+      <w:start w:val="1"/>
+      <w:numFmt w:val="bullet"/>
+      <w:lvlText w:val=""/>
+      <w:lvlJc w:val="left"/>
+      <w:pPr>
+        <w:tabs>
+          <w:tab w:val="num" w:pos="720"/>
+        </w:tabs>
+        <w:ind w:left="720" w:hanging="360"/>
+      </w:pPr>
+      <w:rPr>
+        <w:rFonts w:ascii="Symbol" w:hAnsi="Symbol" w:hint="default"/>
+        <w:sz w:val="20"/>
+      </w:rPr>
+    </w:lvl>
+    <w:lvl w:ilvl="1" w:tentative="1">
+      <w:start w:val="1"/>
+      <w:numFmt w:val="bullet"/>
+      <w:lvlText w:val=""/>
+      <w:lvlJc w:val="left"/>
+      <w:pPr>
+        <w:tabs>
+          <w:tab w:val="num" w:pos="1440"/>
+        </w:tabs>
+        <w:ind w:left="1440" w:hanging="360"/>
+      </w:pPr>
+      <w:rPr>
+        <w:rFonts w:ascii="Symbol" w:hAnsi="Symbol" w:hint="default"/>
+        <w:sz w:val="20"/>
+      </w:rPr>
+    </w:lvl>
+    <w:lvl w:ilvl="2" w:tentative="1">
+      <w:start w:val="1"/>
+      <w:numFmt w:val="bullet"/>
+      <w:lvlText w:val=""/>
+      <w:lvlJc w:val="left"/>
+      <w:pPr>
+        <w:tabs>
+          <w:tab w:val="num" w:pos="2160"/>
+        </w:tabs>
+        <w:ind w:left="2160" w:hanging="360"/>
+      </w:pPr>
+      <w:rPr>
+        <w:rFonts w:ascii="Symbol" w:hAnsi="Symbol" w:hint="default"/>
+        <w:sz w:val="20"/>
+      </w:rPr>
+    </w:lvl>
+    <w:lvl w:ilvl="3" w:tentative="1">
+      <w:start w:val="1"/>
+      <w:numFmt w:val="bullet"/>
+      <w:lvlText w:val=""/>
+      <w:lvlJc w:val="left"/>
+      <w:pPr>
+        <w:tabs>
+          <w:tab w:val="num" w:pos="2880"/>
+        </w:tabs>
+        <w:ind w:left="2880" w:hanging="360"/>
+      </w:pPr>
+      <w:rPr>
+        <w:rFonts w:ascii="Symbol" w:hAnsi="Symbol" w:hint="default"/>
+        <w:sz w:val="20"/>
+      </w:rPr>
+    </w:lvl>
+    <w:lvl w:ilvl="4" w:tentative="1">
+      <w:start w:val="1"/>
+      <w:numFmt w:val="bullet"/>
+      <w:lvlText w:val=""/>
+      <w:lvlJc w:val="left"/>
+      <w:pPr>
+        <w:tabs>
+          <w:tab w:val="num" w:pos="3600"/>
+        </w:tabs>
+        <w:ind w:left="3600" w:hanging="360"/>
+      </w:pPr>
+      <w:rPr>
+        <w:rFonts w:ascii="Symbol" w:hAnsi="Symbol" w:hint="default"/>
+        <w:sz w:val="20"/>
+      </w:rPr>
+    </w:lvl>
+    <w:lvl w:ilvl="5" w:tentative="1">
+      <w:start w:val="1"/>
+      <w:numFmt w:val="bullet"/>
+      <w:lvlText w:val=""/>
+      <w:lvlJc w:val="left"/>
+      <w:pPr>
+        <w:tabs>
+          <w:tab w:val="num" w:pos="4320"/>
+        </w:tabs>
+        <w:ind w:left="4320" w:hanging="360"/>
+      </w:pPr>
+      <w:rPr>
+        <w:rFonts w:ascii="Symbol" w:hAnsi="Symbol" w:hint="default"/>
+        <w:sz w:val="20"/>
+      </w:rPr>
+    </w:lvl>
+    <w:lvl w:ilvl="6" w:tentative="1">
+      <w:start w:val="1"/>
+      <w:numFmt w:val="bullet"/>
+      <w:lvlText w:val=""/>
+      <w:lvlJc w:val="left"/>
+      <w:pPr>
+        <w:tabs>
+          <w:tab w:val="num" w:pos="5040"/>
+        </w:tabs>
+        <w:ind w:left="5040" w:hanging="360"/>
+      </w:pPr>
+      <w:rPr>
+        <w:rFonts w:ascii="Symbol" w:hAnsi="Symbol" w:hint="default"/>
+        <w:sz w:val="20"/>
+      </w:rPr>
+    </w:lvl>
+    <w:lvl w:ilvl="7" w:tentative="1">
+      <w:start w:val="1"/>
+      <w:numFmt w:val="bullet"/>
+      <w:lvlText w:val=""/>
+      <w:lvlJc w:val="left"/>
+      <w:pPr>
+        <w:tabs>
+          <w:tab w:val="num" w:pos="5760"/>
+        </w:tabs>
+        <w:ind w:left="5760" w:hanging="360"/>
+      </w:pPr>
+      <w:rPr>
+        <w:rFonts w:ascii="Symbol" w:hAnsi="Symbol" w:hint="default"/>
+        <w:sz w:val="20"/>
+      </w:rPr>
+    </w:lvl>
+    <w:lvl w:ilvl="8" w:tentative="1">
+      <w:start w:val="1"/>
+      <w:numFmt w:val="bullet"/>
+      <w:lvlText w:val=""/>
+      <w:lvlJc w:val="left"/>
+      <w:pPr>
+        <w:tabs>
+          <w:tab w:val="num" w:pos="6480"/>
+        </w:tabs>
+        <w:ind w:left="6480" w:hanging="360"/>
+      </w:pPr>
+      <w:rPr>
+        <w:rFonts w:ascii="Symbol" w:hAnsi="Symbol" w:hint="default"/>
+        <w:sz w:val="20"/>
+      </w:rPr>
+    </w:lvl>
+  </w:abstractNum>
+  <w:abstractNum w:abstractNumId="15" w15:restartNumberingAfterBreak="0">
+    <w:nsid w:val="417A1A38"/>
+    <w:multiLevelType w:val="multilevel"/>
+    <w:tmpl w:val="37C4B9BE"/>
+    <w:lvl w:ilvl="0">
+      <w:start w:val="1"/>
+      <w:numFmt w:val="bullet"/>
+      <w:lvlText w:val=""/>
+      <w:lvlJc w:val="left"/>
+      <w:pPr>
+        <w:tabs>
+          <w:tab w:val="num" w:pos="720"/>
+        </w:tabs>
+        <w:ind w:left="720" w:hanging="360"/>
+      </w:pPr>
+      <w:rPr>
+        <w:rFonts w:ascii="Symbol" w:hAnsi="Symbol" w:hint="default"/>
+        <w:sz w:val="20"/>
+      </w:rPr>
+    </w:lvl>
+    <w:lvl w:ilvl="1" w:tentative="1">
+      <w:start w:val="1"/>
+      <w:numFmt w:val="bullet"/>
+      <w:lvlText w:val=""/>
+      <w:lvlJc w:val="left"/>
+      <w:pPr>
+        <w:tabs>
+          <w:tab w:val="num" w:pos="1440"/>
+        </w:tabs>
+        <w:ind w:left="1440" w:hanging="360"/>
+      </w:pPr>
+      <w:rPr>
+        <w:rFonts w:ascii="Symbol" w:hAnsi="Symbol" w:hint="default"/>
+        <w:sz w:val="20"/>
+      </w:rPr>
+    </w:lvl>
+    <w:lvl w:ilvl="2" w:tentative="1">
+      <w:start w:val="1"/>
+      <w:numFmt w:val="bullet"/>
+      <w:lvlText w:val=""/>
+      <w:lvlJc w:val="left"/>
+      <w:pPr>
+        <w:tabs>
+          <w:tab w:val="num" w:pos="2160"/>
+        </w:tabs>
+        <w:ind w:left="2160" w:hanging="360"/>
+      </w:pPr>
+      <w:rPr>
+        <w:rFonts w:ascii="Symbol" w:hAnsi="Symbol" w:hint="default"/>
+        <w:sz w:val="20"/>
+      </w:rPr>
+    </w:lvl>
+    <w:lvl w:ilvl="3" w:tentative="1">
+      <w:start w:val="1"/>
+      <w:numFmt w:val="bullet"/>
+      <w:lvlText w:val=""/>
+      <w:lvlJc w:val="left"/>
+      <w:pPr>
+        <w:tabs>
+          <w:tab w:val="num" w:pos="2880"/>
+        </w:tabs>
+        <w:ind w:left="2880" w:hanging="360"/>
+      </w:pPr>
+      <w:rPr>
+        <w:rFonts w:ascii="Symbol" w:hAnsi="Symbol" w:hint="default"/>
+        <w:sz w:val="20"/>
+      </w:rPr>
+    </w:lvl>
+    <w:lvl w:ilvl="4" w:tentative="1">
+      <w:start w:val="1"/>
+      <w:numFmt w:val="bullet"/>
+      <w:lvlText w:val=""/>
+      <w:lvlJc w:val="left"/>
+      <w:pPr>
+        <w:tabs>
+          <w:tab w:val="num" w:pos="3600"/>
+        </w:tabs>
+        <w:ind w:left="3600" w:hanging="360"/>
+      </w:pPr>
+      <w:rPr>
+        <w:rFonts w:ascii="Symbol" w:hAnsi="Symbol" w:hint="default"/>
+        <w:sz w:val="20"/>
+      </w:rPr>
+    </w:lvl>
+    <w:lvl w:ilvl="5" w:tentative="1">
+      <w:start w:val="1"/>
+      <w:numFmt w:val="bullet"/>
+      <w:lvlText w:val=""/>
+      <w:lvlJc w:val="left"/>
+      <w:pPr>
+        <w:tabs>
+          <w:tab w:val="num" w:pos="4320"/>
+        </w:tabs>
+        <w:ind w:left="4320" w:hanging="360"/>
+      </w:pPr>
+      <w:rPr>
+        <w:rFonts w:ascii="Symbol" w:hAnsi="Symbol" w:hint="default"/>
+        <w:sz w:val="20"/>
+      </w:rPr>
+    </w:lvl>
+    <w:lvl w:ilvl="6" w:tentative="1">
+      <w:start w:val="1"/>
+      <w:numFmt w:val="bullet"/>
+      <w:lvlText w:val=""/>
+      <w:lvlJc w:val="left"/>
+      <w:pPr>
+        <w:tabs>
+          <w:tab w:val="num" w:pos="5040"/>
+        </w:tabs>
+        <w:ind w:left="5040" w:hanging="360"/>
+      </w:pPr>
+      <w:rPr>
+        <w:rFonts w:ascii="Symbol" w:hAnsi="Symbol" w:hint="default"/>
+        <w:sz w:val="20"/>
+      </w:rPr>
+    </w:lvl>
+    <w:lvl w:ilvl="7" w:tentative="1">
+      <w:start w:val="1"/>
+      <w:numFmt w:val="bullet"/>
+      <w:lvlText w:val=""/>
+      <w:lvlJc w:val="left"/>
+      <w:pPr>
+        <w:tabs>
+          <w:tab w:val="num" w:pos="5760"/>
+        </w:tabs>
+        <w:ind w:left="5760" w:hanging="360"/>
+      </w:pPr>
+      <w:rPr>
+        <w:rFonts w:ascii="Symbol" w:hAnsi="Symbol" w:hint="default"/>
+        <w:sz w:val="20"/>
+      </w:rPr>
+    </w:lvl>
+    <w:lvl w:ilvl="8" w:tentative="1">
+      <w:start w:val="1"/>
+      <w:numFmt w:val="bullet"/>
+      <w:lvlText w:val=""/>
+      <w:lvlJc w:val="left"/>
+      <w:pPr>
+        <w:tabs>
+          <w:tab w:val="num" w:pos="6480"/>
+        </w:tabs>
+        <w:ind w:left="6480" w:hanging="360"/>
+      </w:pPr>
+      <w:rPr>
+        <w:rFonts w:ascii="Symbol" w:hAnsi="Symbol" w:hint="default"/>
+        <w:sz w:val="20"/>
+      </w:rPr>
+    </w:lvl>
+  </w:abstractNum>
+  <w:abstractNum w:abstractNumId="16" w15:restartNumberingAfterBreak="0">
+    <w:nsid w:val="42ED463D"/>
+    <w:multiLevelType w:val="multilevel"/>
+    <w:tmpl w:val="B512EF6C"/>
+    <w:lvl w:ilvl="0">
+      <w:start w:val="1"/>
+      <w:numFmt w:val="bullet"/>
+      <w:lvlText w:val=""/>
+      <w:lvlJc w:val="left"/>
+      <w:pPr>
+        <w:tabs>
+          <w:tab w:val="num" w:pos="720"/>
+        </w:tabs>
+        <w:ind w:left="720" w:hanging="360"/>
+      </w:pPr>
+      <w:rPr>
+        <w:rFonts w:ascii="Symbol" w:hAnsi="Symbol" w:hint="default"/>
+        <w:sz w:val="20"/>
+      </w:rPr>
+    </w:lvl>
+    <w:lvl w:ilvl="1" w:tentative="1">
+      <w:start w:val="1"/>
+      <w:numFmt w:val="bullet"/>
+      <w:lvlText w:val=""/>
+      <w:lvlJc w:val="left"/>
+      <w:pPr>
+        <w:tabs>
+          <w:tab w:val="num" w:pos="1440"/>
+        </w:tabs>
+        <w:ind w:left="1440" w:hanging="360"/>
+      </w:pPr>
+      <w:rPr>
+        <w:rFonts w:ascii="Symbol" w:hAnsi="Symbol" w:hint="default"/>
+        <w:sz w:val="20"/>
+      </w:rPr>
+    </w:lvl>
+    <w:lvl w:ilvl="2" w:tentative="1">
+      <w:start w:val="1"/>
+      <w:numFmt w:val="bullet"/>
+      <w:lvlText w:val=""/>
+      <w:lvlJc w:val="left"/>
+      <w:pPr>
+        <w:tabs>
+          <w:tab w:val="num" w:pos="2160"/>
+        </w:tabs>
+        <w:ind w:left="2160" w:hanging="360"/>
+      </w:pPr>
+      <w:rPr>
+        <w:rFonts w:ascii="Symbol" w:hAnsi="Symbol" w:hint="default"/>
+        <w:sz w:val="20"/>
+      </w:rPr>
+    </w:lvl>
+    <w:lvl w:ilvl="3" w:tentative="1">
+      <w:start w:val="1"/>
+      <w:numFmt w:val="bullet"/>
+      <w:lvlText w:val=""/>
+      <w:lvlJc w:val="left"/>
+      <w:pPr>
+        <w:tabs>
+          <w:tab w:val="num" w:pos="2880"/>
+        </w:tabs>
+        <w:ind w:left="2880" w:hanging="360"/>
+      </w:pPr>
+      <w:rPr>
+        <w:rFonts w:ascii="Symbol" w:hAnsi="Symbol" w:hint="default"/>
+        <w:sz w:val="20"/>
+      </w:rPr>
+    </w:lvl>
+    <w:lvl w:ilvl="4" w:tentative="1">
+      <w:start w:val="1"/>
+      <w:numFmt w:val="bullet"/>
+      <w:lvlText w:val=""/>
+      <w:lvlJc w:val="left"/>
+      <w:pPr>
+        <w:tabs>
+          <w:tab w:val="num" w:pos="3600"/>
+        </w:tabs>
+        <w:ind w:left="3600" w:hanging="360"/>
+      </w:pPr>
+      <w:rPr>
+        <w:rFonts w:ascii="Symbol" w:hAnsi="Symbol" w:hint="default"/>
+        <w:sz w:val="20"/>
+      </w:rPr>
+    </w:lvl>
+    <w:lvl w:ilvl="5" w:tentative="1">
+      <w:start w:val="1"/>
+      <w:numFmt w:val="bullet"/>
+      <w:lvlText w:val=""/>
+      <w:lvlJc w:val="left"/>
+      <w:pPr>
+        <w:tabs>
+          <w:tab w:val="num" w:pos="4320"/>
+        </w:tabs>
+        <w:ind w:left="4320" w:hanging="360"/>
+      </w:pPr>
+      <w:rPr>
+        <w:rFonts w:ascii="Symbol" w:hAnsi="Symbol" w:hint="default"/>
+        <w:sz w:val="20"/>
+      </w:rPr>
+    </w:lvl>
+    <w:lvl w:ilvl="6" w:tentative="1">
+      <w:start w:val="1"/>
+      <w:numFmt w:val="bullet"/>
+      <w:lvlText w:val=""/>
+      <w:lvlJc w:val="left"/>
+      <w:pPr>
+        <w:tabs>
+          <w:tab w:val="num" w:pos="5040"/>
+        </w:tabs>
+        <w:ind w:left="5040" w:hanging="360"/>
+      </w:pPr>
+      <w:rPr>
+        <w:rFonts w:ascii="Symbol" w:hAnsi="Symbol" w:hint="default"/>
+        <w:sz w:val="20"/>
+      </w:rPr>
+    </w:lvl>
+    <w:lvl w:ilvl="7" w:tentative="1">
+      <w:start w:val="1"/>
+      <w:numFmt w:val="bullet"/>
+      <w:lvlText w:val=""/>
+      <w:lvlJc w:val="left"/>
+      <w:pPr>
+        <w:tabs>
+          <w:tab w:val="num" w:pos="5760"/>
+        </w:tabs>
+        <w:ind w:left="5760" w:hanging="360"/>
+      </w:pPr>
+      <w:rPr>
+        <w:rFonts w:ascii="Symbol" w:hAnsi="Symbol" w:hint="default"/>
+        <w:sz w:val="20"/>
+      </w:rPr>
+    </w:lvl>
+    <w:lvl w:ilvl="8" w:tentative="1">
+      <w:start w:val="1"/>
+      <w:numFmt w:val="bullet"/>
+      <w:lvlText w:val=""/>
+      <w:lvlJc w:val="left"/>
+      <w:pPr>
+        <w:tabs>
+          <w:tab w:val="num" w:pos="6480"/>
+        </w:tabs>
+        <w:ind w:left="6480" w:hanging="360"/>
+      </w:pPr>
+      <w:rPr>
+        <w:rFonts w:ascii="Symbol" w:hAnsi="Symbol" w:hint="default"/>
+        <w:sz w:val="20"/>
+      </w:rPr>
+    </w:lvl>
+  </w:abstractNum>
+  <w:abstractNum w:abstractNumId="17" w15:restartNumberingAfterBreak="0">
+    <w:nsid w:val="4A060A73"/>
+    <w:multiLevelType w:val="multilevel"/>
+    <w:tmpl w:val="206AC76A"/>
+    <w:lvl w:ilvl="0">
+      <w:start w:val="1"/>
+      <w:numFmt w:val="bullet"/>
+      <w:lvlText w:val=""/>
+      <w:lvlJc w:val="left"/>
+      <w:pPr>
+        <w:tabs>
+          <w:tab w:val="num" w:pos="720"/>
+        </w:tabs>
+        <w:ind w:left="720" w:hanging="360"/>
+      </w:pPr>
+      <w:rPr>
+        <w:rFonts w:ascii="Symbol" w:hAnsi="Symbol" w:hint="default"/>
+        <w:sz w:val="20"/>
+      </w:rPr>
+    </w:lvl>
+    <w:lvl w:ilvl="1" w:tentative="1">
+      <w:start w:val="1"/>
+      <w:numFmt w:val="bullet"/>
+      <w:lvlText w:val=""/>
+      <w:lvlJc w:val="left"/>
+      <w:pPr>
+        <w:tabs>
+          <w:tab w:val="num" w:pos="1440"/>
+        </w:tabs>
+        <w:ind w:left="1440" w:hanging="360"/>
+      </w:pPr>
+      <w:rPr>
+        <w:rFonts w:ascii="Symbol" w:hAnsi="Symbol" w:hint="default"/>
+        <w:sz w:val="20"/>
+      </w:rPr>
+    </w:lvl>
+    <w:lvl w:ilvl="2" w:tentative="1">
+      <w:start w:val="1"/>
+      <w:numFmt w:val="bullet"/>
+      <w:lvlText w:val=""/>
+      <w:lvlJc w:val="left"/>
+      <w:pPr>
+        <w:tabs>
+          <w:tab w:val="num" w:pos="2160"/>
+        </w:tabs>
+        <w:ind w:left="2160" w:hanging="360"/>
+      </w:pPr>
+      <w:rPr>
+        <w:rFonts w:ascii="Symbol" w:hAnsi="Symbol" w:hint="default"/>
+        <w:sz w:val="20"/>
+      </w:rPr>
+    </w:lvl>
+    <w:lvl w:ilvl="3" w:tentative="1">
+      <w:start w:val="1"/>
+      <w:numFmt w:val="bullet"/>
+      <w:lvlText w:val=""/>
+      <w:lvlJc w:val="left"/>
+      <w:pPr>
+        <w:tabs>
+          <w:tab w:val="num" w:pos="2880"/>
+        </w:tabs>
+        <w:ind w:left="2880" w:hanging="360"/>
+      </w:pPr>
+      <w:rPr>
+        <w:rFonts w:ascii="Symbol" w:hAnsi="Symbol" w:hint="default"/>
+        <w:sz w:val="20"/>
+      </w:rPr>
+    </w:lvl>
+    <w:lvl w:ilvl="4" w:tentative="1">
+      <w:start w:val="1"/>
+      <w:numFmt w:val="bullet"/>
+      <w:lvlText w:val=""/>
+      <w:lvlJc w:val="left"/>
+      <w:pPr>
+        <w:tabs>
+          <w:tab w:val="num" w:pos="3600"/>
+        </w:tabs>
+        <w:ind w:left="3600" w:hanging="360"/>
+      </w:pPr>
+      <w:rPr>
+        <w:rFonts w:ascii="Symbol" w:hAnsi="Symbol" w:hint="default"/>
+        <w:sz w:val="20"/>
+      </w:rPr>
+    </w:lvl>
+    <w:lvl w:ilvl="5" w:tentative="1">
+      <w:start w:val="1"/>
+      <w:numFmt w:val="bullet"/>
+      <w:lvlText w:val=""/>
+      <w:lvlJc w:val="left"/>
+      <w:pPr>
+        <w:tabs>
+          <w:tab w:val="num" w:pos="4320"/>
+        </w:tabs>
+        <w:ind w:left="4320" w:hanging="360"/>
+      </w:pPr>
+      <w:rPr>
+        <w:rFonts w:ascii="Symbol" w:hAnsi="Symbol" w:hint="default"/>
+        <w:sz w:val="20"/>
+      </w:rPr>
+    </w:lvl>
+    <w:lvl w:ilvl="6" w:tentative="1">
+      <w:start w:val="1"/>
+      <w:numFmt w:val="bullet"/>
+      <w:lvlText w:val=""/>
+      <w:lvlJc w:val="left"/>
+      <w:pPr>
+        <w:tabs>
+          <w:tab w:val="num" w:pos="5040"/>
+        </w:tabs>
+        <w:ind w:left="5040" w:hanging="360"/>
+      </w:pPr>
+      <w:rPr>
+        <w:rFonts w:ascii="Symbol" w:hAnsi="Symbol" w:hint="default"/>
+        <w:sz w:val="20"/>
+      </w:rPr>
+    </w:lvl>
+    <w:lvl w:ilvl="7" w:tentative="1">
+      <w:start w:val="1"/>
+      <w:numFmt w:val="bullet"/>
+      <w:lvlText w:val=""/>
+      <w:lvlJc w:val="left"/>
+      <w:pPr>
+        <w:tabs>
+          <w:tab w:val="num" w:pos="5760"/>
+        </w:tabs>
+        <w:ind w:left="5760" w:hanging="360"/>
+      </w:pPr>
+      <w:rPr>
+        <w:rFonts w:ascii="Symbol" w:hAnsi="Symbol" w:hint="default"/>
+        <w:sz w:val="20"/>
+      </w:rPr>
+    </w:lvl>
+    <w:lvl w:ilvl="8" w:tentative="1">
+      <w:start w:val="1"/>
+      <w:numFmt w:val="bullet"/>
+      <w:lvlText w:val=""/>
+      <w:lvlJc w:val="left"/>
+      <w:pPr>
+        <w:tabs>
+          <w:tab w:val="num" w:pos="6480"/>
+        </w:tabs>
+        <w:ind w:left="6480" w:hanging="360"/>
+      </w:pPr>
+      <w:rPr>
+        <w:rFonts w:ascii="Symbol" w:hAnsi="Symbol" w:hint="default"/>
+        <w:sz w:val="20"/>
+      </w:rPr>
+    </w:lvl>
+  </w:abstractNum>
+  <w:abstractNum w:abstractNumId="18" w15:restartNumberingAfterBreak="0">
+    <w:nsid w:val="59295197"/>
+    <w:multiLevelType w:val="multilevel"/>
+    <w:tmpl w:val="AFE2F750"/>
+    <w:lvl w:ilvl="0">
+      <w:start w:val="1"/>
+      <w:numFmt w:val="bullet"/>
+      <w:lvlText w:val=""/>
+      <w:lvlJc w:val="left"/>
+      <w:pPr>
+        <w:tabs>
+          <w:tab w:val="num" w:pos="720"/>
+        </w:tabs>
+        <w:ind w:left="720" w:hanging="360"/>
+      </w:pPr>
+      <w:rPr>
+        <w:rFonts w:ascii="Symbol" w:hAnsi="Symbol" w:hint="default"/>
+        <w:sz w:val="20"/>
+      </w:rPr>
+    </w:lvl>
+    <w:lvl w:ilvl="1" w:tentative="1">
+      <w:start w:val="1"/>
+      <w:numFmt w:val="bullet"/>
+      <w:lvlText w:val=""/>
+      <w:lvlJc w:val="left"/>
+      <w:pPr>
+        <w:tabs>
+          <w:tab w:val="num" w:pos="1440"/>
+        </w:tabs>
+        <w:ind w:left="1440" w:hanging="360"/>
+      </w:pPr>
+      <w:rPr>
+        <w:rFonts w:ascii="Symbol" w:hAnsi="Symbol" w:hint="default"/>
+        <w:sz w:val="20"/>
+      </w:rPr>
+    </w:lvl>
+    <w:lvl w:ilvl="2" w:tentative="1">
+      <w:start w:val="1"/>
+      <w:numFmt w:val="bullet"/>
+      <w:lvlText w:val=""/>
+      <w:lvlJc w:val="left"/>
+      <w:pPr>
+        <w:tabs>
+          <w:tab w:val="num" w:pos="2160"/>
+        </w:tabs>
+        <w:ind w:left="2160" w:hanging="360"/>
+      </w:pPr>
+      <w:rPr>
+        <w:rFonts w:ascii="Symbol" w:hAnsi="Symbol" w:hint="default"/>
+        <w:sz w:val="20"/>
+      </w:rPr>
+    </w:lvl>
+    <w:lvl w:ilvl="3" w:tentative="1">
+      <w:start w:val="1"/>
+      <w:numFmt w:val="bullet"/>
+      <w:lvlText w:val=""/>
+      <w:lvlJc w:val="left"/>
+      <w:pPr>
+        <w:tabs>
+          <w:tab w:val="num" w:pos="2880"/>
+        </w:tabs>
+        <w:ind w:left="2880" w:hanging="360"/>
+      </w:pPr>
+      <w:rPr>
+        <w:rFonts w:ascii="Symbol" w:hAnsi="Symbol" w:hint="default"/>
+        <w:sz w:val="20"/>
+      </w:rPr>
+    </w:lvl>
+    <w:lvl w:ilvl="4" w:tentative="1">
+      <w:start w:val="1"/>
+      <w:numFmt w:val="bullet"/>
+      <w:lvlText w:val=""/>
+      <w:lvlJc w:val="left"/>
+      <w:pPr>
+        <w:tabs>
+          <w:tab w:val="num" w:pos="3600"/>
+        </w:tabs>
+        <w:ind w:left="3600" w:hanging="360"/>
+      </w:pPr>
+      <w:rPr>
+        <w:rFonts w:ascii="Symbol" w:hAnsi="Symbol" w:hint="default"/>
+        <w:sz w:val="20"/>
+      </w:rPr>
+    </w:lvl>
+    <w:lvl w:ilvl="5" w:tentative="1">
+      <w:start w:val="1"/>
+      <w:numFmt w:val="bullet"/>
+      <w:lvlText w:val=""/>
+      <w:lvlJc w:val="left"/>
+      <w:pPr>
+        <w:tabs>
+          <w:tab w:val="num" w:pos="4320"/>
+        </w:tabs>
+        <w:ind w:left="4320" w:hanging="360"/>
+      </w:pPr>
+      <w:rPr>
+        <w:rFonts w:ascii="Symbol" w:hAnsi="Symbol" w:hint="default"/>
+        <w:sz w:val="20"/>
+      </w:rPr>
+    </w:lvl>
+    <w:lvl w:ilvl="6" w:tentative="1">
+      <w:start w:val="1"/>
+      <w:numFmt w:val="bullet"/>
+      <w:lvlText w:val=""/>
+      <w:lvlJc w:val="left"/>
+      <w:pPr>
+        <w:tabs>
+          <w:tab w:val="num" w:pos="5040"/>
+        </w:tabs>
+        <w:ind w:left="5040" w:hanging="360"/>
+      </w:pPr>
+      <w:rPr>
+        <w:rFonts w:ascii="Symbol" w:hAnsi="Symbol" w:hint="default"/>
+        <w:sz w:val="20"/>
+      </w:rPr>
+    </w:lvl>
+    <w:lvl w:ilvl="7" w:tentative="1">
+      <w:start w:val="1"/>
+      <w:numFmt w:val="bullet"/>
+      <w:lvlText w:val=""/>
+      <w:lvlJc w:val="left"/>
+      <w:pPr>
+        <w:tabs>
+          <w:tab w:val="num" w:pos="5760"/>
+        </w:tabs>
+        <w:ind w:left="5760" w:hanging="360"/>
+      </w:pPr>
+      <w:rPr>
+        <w:rFonts w:ascii="Symbol" w:hAnsi="Symbol" w:hint="default"/>
+        <w:sz w:val="20"/>
+      </w:rPr>
+    </w:lvl>
+    <w:lvl w:ilvl="8" w:tentative="1">
+      <w:start w:val="1"/>
+      <w:numFmt w:val="bullet"/>
+      <w:lvlText w:val=""/>
+      <w:lvlJc w:val="left"/>
+      <w:pPr>
+        <w:tabs>
+          <w:tab w:val="num" w:pos="6480"/>
+        </w:tabs>
+        <w:ind w:left="6480" w:hanging="360"/>
+      </w:pPr>
+      <w:rPr>
+        <w:rFonts w:ascii="Symbol" w:hAnsi="Symbol" w:hint="default"/>
+        <w:sz w:val="20"/>
+      </w:rPr>
+    </w:lvl>
+  </w:abstractNum>
+  <w:abstractNum w:abstractNumId="19" w15:restartNumberingAfterBreak="0">
+    <w:nsid w:val="5B186FC0"/>
+    <w:multiLevelType w:val="multilevel"/>
+    <w:tmpl w:val="ADA65EB8"/>
+    <w:lvl w:ilvl="0">
+      <w:start w:val="1"/>
+      <w:numFmt w:val="bullet"/>
+      <w:lvlText w:val=""/>
+      <w:lvlJc w:val="left"/>
+      <w:pPr>
+        <w:tabs>
+          <w:tab w:val="num" w:pos="720"/>
+        </w:tabs>
+        <w:ind w:left="720" w:hanging="360"/>
+      </w:pPr>
+      <w:rPr>
+        <w:rFonts w:ascii="Symbol" w:hAnsi="Symbol" w:hint="default"/>
+        <w:sz w:val="20"/>
+      </w:rPr>
+    </w:lvl>
+    <w:lvl w:ilvl="1" w:tentative="1">
+      <w:start w:val="1"/>
+      <w:numFmt w:val="bullet"/>
+      <w:lvlText w:val=""/>
+      <w:lvlJc w:val="left"/>
+      <w:pPr>
+        <w:tabs>
+          <w:tab w:val="num" w:pos="1440"/>
+        </w:tabs>
+        <w:ind w:left="1440" w:hanging="360"/>
+      </w:pPr>
+      <w:rPr>
+        <w:rFonts w:ascii="Symbol" w:hAnsi="Symbol" w:hint="default"/>
+        <w:sz w:val="20"/>
+      </w:rPr>
+    </w:lvl>
+    <w:lvl w:ilvl="2" w:tentative="1">
+      <w:start w:val="1"/>
+      <w:numFmt w:val="bullet"/>
+      <w:lvlText w:val=""/>
+      <w:lvlJc w:val="left"/>
+      <w:pPr>
+        <w:tabs>
+          <w:tab w:val="num" w:pos="2160"/>
+        </w:tabs>
+        <w:ind w:left="2160" w:hanging="360"/>
+      </w:pPr>
+      <w:rPr>
+        <w:rFonts w:ascii="Symbol" w:hAnsi="Symbol" w:hint="default"/>
+        <w:sz w:val="20"/>
+      </w:rPr>
+    </w:lvl>
+    <w:lvl w:ilvl="3" w:tentative="1">
+      <w:start w:val="1"/>
+      <w:numFmt w:val="bullet"/>
+      <w:lvlText w:val=""/>
+      <w:lvlJc w:val="left"/>
+      <w:pPr>
+        <w:tabs>
+          <w:tab w:val="num" w:pos="2880"/>
+        </w:tabs>
+        <w:ind w:left="2880" w:hanging="360"/>
+      </w:pPr>
+      <w:rPr>
+        <w:rFonts w:ascii="Symbol" w:hAnsi="Symbol" w:hint="default"/>
+        <w:sz w:val="20"/>
+      </w:rPr>
+    </w:lvl>
+    <w:lvl w:ilvl="4" w:tentative="1">
+      <w:start w:val="1"/>
+      <w:numFmt w:val="bullet"/>
+      <w:lvlText w:val=""/>
+      <w:lvlJc w:val="left"/>
+      <w:pPr>
+        <w:tabs>
+          <w:tab w:val="num" w:pos="3600"/>
+        </w:tabs>
+        <w:ind w:left="3600" w:hanging="360"/>
+      </w:pPr>
+      <w:rPr>
+        <w:rFonts w:ascii="Symbol" w:hAnsi="Symbol" w:hint="default"/>
+        <w:sz w:val="20"/>
+      </w:rPr>
+    </w:lvl>
+    <w:lvl w:ilvl="5" w:tentative="1">
+      <w:start w:val="1"/>
+      <w:numFmt w:val="bullet"/>
+      <w:lvlText w:val=""/>
+      <w:lvlJc w:val="left"/>
+      <w:pPr>
+        <w:tabs>
+          <w:tab w:val="num" w:pos="4320"/>
+        </w:tabs>
+        <w:ind w:left="4320" w:hanging="360"/>
+      </w:pPr>
+      <w:rPr>
+        <w:rFonts w:ascii="Symbol" w:hAnsi="Symbol" w:hint="default"/>
+        <w:sz w:val="20"/>
+      </w:rPr>
+    </w:lvl>
+    <w:lvl w:ilvl="6" w:tentative="1">
+      <w:start w:val="1"/>
+      <w:numFmt w:val="bullet"/>
+      <w:lvlText w:val=""/>
+      <w:lvlJc w:val="left"/>
+      <w:pPr>
+        <w:tabs>
+          <w:tab w:val="num" w:pos="5040"/>
+        </w:tabs>
+        <w:ind w:left="5040" w:hanging="360"/>
+      </w:pPr>
+      <w:rPr>
+        <w:rFonts w:ascii="Symbol" w:hAnsi="Symbol" w:hint="default"/>
+        <w:sz w:val="20"/>
+      </w:rPr>
+    </w:lvl>
+    <w:lvl w:ilvl="7" w:tentative="1">
+      <w:start w:val="1"/>
+      <w:numFmt w:val="bullet"/>
+      <w:lvlText w:val=""/>
+      <w:lvlJc w:val="left"/>
+      <w:pPr>
+        <w:tabs>
+          <w:tab w:val="num" w:pos="5760"/>
+        </w:tabs>
+        <w:ind w:left="5760" w:hanging="360"/>
+      </w:pPr>
+      <w:rPr>
+        <w:rFonts w:ascii="Symbol" w:hAnsi="Symbol" w:hint="default"/>
+        <w:sz w:val="20"/>
+      </w:rPr>
+    </w:lvl>
+    <w:lvl w:ilvl="8" w:tentative="1">
+      <w:start w:val="1"/>
+      <w:numFmt w:val="bullet"/>
+      <w:lvlText w:val=""/>
+      <w:lvlJc w:val="left"/>
+      <w:pPr>
+        <w:tabs>
+          <w:tab w:val="num" w:pos="6480"/>
+        </w:tabs>
+        <w:ind w:left="6480" w:hanging="360"/>
+      </w:pPr>
+      <w:rPr>
+        <w:rFonts w:ascii="Symbol" w:hAnsi="Symbol" w:hint="default"/>
+        <w:sz w:val="20"/>
+      </w:rPr>
+    </w:lvl>
+  </w:abstractNum>
+  <w:abstractNum w:abstractNumId="20" w15:restartNumberingAfterBreak="0">
+    <w:nsid w:val="5E813A8B"/>
+    <w:multiLevelType w:val="multilevel"/>
+    <w:tmpl w:val="6C0ED57C"/>
+    <w:lvl w:ilvl="0">
+      <w:start w:val="1"/>
+      <w:numFmt w:val="bullet"/>
+      <w:lvlText w:val=""/>
+      <w:lvlJc w:val="left"/>
+      <w:pPr>
+        <w:tabs>
+          <w:tab w:val="num" w:pos="720"/>
+        </w:tabs>
+        <w:ind w:left="720" w:hanging="360"/>
+      </w:pPr>
+      <w:rPr>
+        <w:rFonts w:ascii="Symbol" w:hAnsi="Symbol" w:hint="default"/>
+        <w:sz w:val="20"/>
+      </w:rPr>
+    </w:lvl>
+    <w:lvl w:ilvl="1" w:tentative="1">
+      <w:start w:val="1"/>
+      <w:numFmt w:val="bullet"/>
+      <w:lvlText w:val=""/>
+      <w:lvlJc w:val="left"/>
+      <w:pPr>
+        <w:tabs>
+          <w:tab w:val="num" w:pos="1440"/>
+        </w:tabs>
+        <w:ind w:left="1440" w:hanging="360"/>
+      </w:pPr>
+      <w:rPr>
+        <w:rFonts w:ascii="Symbol" w:hAnsi="Symbol" w:hint="default"/>
+        <w:sz w:val="20"/>
+      </w:rPr>
+    </w:lvl>
+    <w:lvl w:ilvl="2" w:tentative="1">
+      <w:start w:val="1"/>
+      <w:numFmt w:val="bullet"/>
+      <w:lvlText w:val=""/>
+      <w:lvlJc w:val="left"/>
+      <w:pPr>
+        <w:tabs>
+          <w:tab w:val="num" w:pos="2160"/>
+        </w:tabs>
+        <w:ind w:left="2160" w:hanging="360"/>
+      </w:pPr>
+      <w:rPr>
+        <w:rFonts w:ascii="Symbol" w:hAnsi="Symbol" w:hint="default"/>
+        <w:sz w:val="20"/>
+      </w:rPr>
+    </w:lvl>
+    <w:lvl w:ilvl="3" w:tentative="1">
+      <w:start w:val="1"/>
+      <w:numFmt w:val="bullet"/>
+      <w:lvlText w:val=""/>
+      <w:lvlJc w:val="left"/>
+      <w:pPr>
+        <w:tabs>
+          <w:tab w:val="num" w:pos="2880"/>
+        </w:tabs>
+        <w:ind w:left="2880" w:hanging="360"/>
+      </w:pPr>
+      <w:rPr>
+        <w:rFonts w:ascii="Symbol" w:hAnsi="Symbol" w:hint="default"/>
+        <w:sz w:val="20"/>
+      </w:rPr>
+    </w:lvl>
+    <w:lvl w:ilvl="4" w:tentative="1">
+      <w:start w:val="1"/>
+      <w:numFmt w:val="bullet"/>
+      <w:lvlText w:val=""/>
+      <w:lvlJc w:val="left"/>
+      <w:pPr>
+        <w:tabs>
+          <w:tab w:val="num" w:pos="3600"/>
+        </w:tabs>
+        <w:ind w:left="3600" w:hanging="360"/>
+      </w:pPr>
+      <w:rPr>
+        <w:rFonts w:ascii="Symbol" w:hAnsi="Symbol" w:hint="default"/>
+        <w:sz w:val="20"/>
+      </w:rPr>
+    </w:lvl>
+    <w:lvl w:ilvl="5" w:tentative="1">
+      <w:start w:val="1"/>
+      <w:numFmt w:val="bullet"/>
+      <w:lvlText w:val=""/>
+      <w:lvlJc w:val="left"/>
+      <w:pPr>
+        <w:tabs>
+          <w:tab w:val="num" w:pos="4320"/>
+        </w:tabs>
+        <w:ind w:left="4320" w:hanging="360"/>
+      </w:pPr>
+      <w:rPr>
+        <w:rFonts w:ascii="Symbol" w:hAnsi="Symbol" w:hint="default"/>
+        <w:sz w:val="20"/>
+      </w:rPr>
+    </w:lvl>
+    <w:lvl w:ilvl="6" w:tentative="1">
+      <w:start w:val="1"/>
+      <w:numFmt w:val="bullet"/>
+      <w:lvlText w:val=""/>
+      <w:lvlJc w:val="left"/>
+      <w:pPr>
+        <w:tabs>
+          <w:tab w:val="num" w:pos="5040"/>
+        </w:tabs>
+        <w:ind w:left="5040" w:hanging="360"/>
+      </w:pPr>
+      <w:rPr>
+        <w:rFonts w:ascii="Symbol" w:hAnsi="Symbol" w:hint="default"/>
+        <w:sz w:val="20"/>
+      </w:rPr>
+    </w:lvl>
+    <w:lvl w:ilvl="7" w:tentative="1">
+      <w:start w:val="1"/>
+      <w:numFmt w:val="bullet"/>
+      <w:lvlText w:val=""/>
+      <w:lvlJc w:val="left"/>
+      <w:pPr>
+        <w:tabs>
+          <w:tab w:val="num" w:pos="5760"/>
+        </w:tabs>
+        <w:ind w:left="5760" w:hanging="360"/>
+      </w:pPr>
+      <w:rPr>
+        <w:rFonts w:ascii="Symbol" w:hAnsi="Symbol" w:hint="default"/>
+        <w:sz w:val="20"/>
+      </w:rPr>
+    </w:lvl>
+    <w:lvl w:ilvl="8" w:tentative="1">
+      <w:start w:val="1"/>
+      <w:numFmt w:val="bullet"/>
+      <w:lvlText w:val=""/>
+      <w:lvlJc w:val="left"/>
+      <w:pPr>
+        <w:tabs>
+          <w:tab w:val="num" w:pos="6480"/>
+        </w:tabs>
+        <w:ind w:left="6480" w:hanging="360"/>
+      </w:pPr>
+      <w:rPr>
+        <w:rFonts w:ascii="Symbol" w:hAnsi="Symbol" w:hint="default"/>
+        <w:sz w:val="20"/>
+      </w:rPr>
+    </w:lvl>
+  </w:abstractNum>
+  <w:abstractNum w:abstractNumId="21" w15:restartNumberingAfterBreak="0">
+    <w:nsid w:val="64543C75"/>
+    <w:multiLevelType w:val="multilevel"/>
+    <w:tmpl w:val="2DA6AB9C"/>
+    <w:lvl w:ilvl="0">
+      <w:start w:val="1"/>
+      <w:numFmt w:val="bullet"/>
+      <w:lvlText w:val=""/>
+      <w:lvlJc w:val="left"/>
+      <w:pPr>
+        <w:tabs>
+          <w:tab w:val="num" w:pos="720"/>
+        </w:tabs>
+        <w:ind w:left="720" w:hanging="360"/>
+      </w:pPr>
+      <w:rPr>
+        <w:rFonts w:ascii="Symbol" w:hAnsi="Symbol" w:hint="default"/>
+        <w:sz w:val="20"/>
+      </w:rPr>
+    </w:lvl>
+    <w:lvl w:ilvl="1" w:tentative="1">
+      <w:start w:val="1"/>
+      <w:numFmt w:val="bullet"/>
+      <w:lvlText w:val=""/>
+      <w:lvlJc w:val="left"/>
+      <w:pPr>
+        <w:tabs>
+          <w:tab w:val="num" w:pos="1440"/>
+        </w:tabs>
+        <w:ind w:left="1440" w:hanging="360"/>
+      </w:pPr>
+      <w:rPr>
+        <w:rFonts w:ascii="Symbol" w:hAnsi="Symbol" w:hint="default"/>
+        <w:sz w:val="20"/>
+      </w:rPr>
+    </w:lvl>
+    <w:lvl w:ilvl="2" w:tentative="1">
+      <w:start w:val="1"/>
+      <w:numFmt w:val="bullet"/>
+      <w:lvlText w:val=""/>
+      <w:lvlJc w:val="left"/>
+      <w:pPr>
+        <w:tabs>
+          <w:tab w:val="num" w:pos="2160"/>
+        </w:tabs>
+        <w:ind w:left="2160" w:hanging="360"/>
+      </w:pPr>
+      <w:rPr>
+        <w:rFonts w:ascii="Symbol" w:hAnsi="Symbol" w:hint="default"/>
+        <w:sz w:val="20"/>
+      </w:rPr>
+    </w:lvl>
+    <w:lvl w:ilvl="3" w:tentative="1">
+      <w:start w:val="1"/>
+      <w:numFmt w:val="bullet"/>
+      <w:lvlText w:val=""/>
+      <w:lvlJc w:val="left"/>
+      <w:pPr>
+        <w:tabs>
+          <w:tab w:val="num" w:pos="2880"/>
+        </w:tabs>
+        <w:ind w:left="2880" w:hanging="360"/>
+      </w:pPr>
+      <w:rPr>
+        <w:rFonts w:ascii="Symbol" w:hAnsi="Symbol" w:hint="default"/>
+        <w:sz w:val="20"/>
+      </w:rPr>
+    </w:lvl>
+    <w:lvl w:ilvl="4" w:tentative="1">
+      <w:start w:val="1"/>
+      <w:numFmt w:val="bullet"/>
+      <w:lvlText w:val=""/>
+      <w:lvlJc w:val="left"/>
+      <w:pPr>
+        <w:tabs>
+          <w:tab w:val="num" w:pos="3600"/>
+        </w:tabs>
+        <w:ind w:left="3600" w:hanging="360"/>
+      </w:pPr>
+      <w:rPr>
+        <w:rFonts w:ascii="Symbol" w:hAnsi="Symbol" w:hint="default"/>
+        <w:sz w:val="20"/>
+      </w:rPr>
+    </w:lvl>
+    <w:lvl w:ilvl="5" w:tentative="1">
+      <w:start w:val="1"/>
+      <w:numFmt w:val="bullet"/>
+      <w:lvlText w:val=""/>
+      <w:lvlJc w:val="left"/>
+      <w:pPr>
+        <w:tabs>
+          <w:tab w:val="num" w:pos="4320"/>
+        </w:tabs>
+        <w:ind w:left="4320" w:hanging="360"/>
+      </w:pPr>
+      <w:rPr>
+        <w:rFonts w:ascii="Symbol" w:hAnsi="Symbol" w:hint="default"/>
+        <w:sz w:val="20"/>
+      </w:rPr>
+    </w:lvl>
+    <w:lvl w:ilvl="6" w:tentative="1">
+      <w:start w:val="1"/>
+      <w:numFmt w:val="bullet"/>
+      <w:lvlText w:val=""/>
+      <w:lvlJc w:val="left"/>
+      <w:pPr>
+        <w:tabs>
+          <w:tab w:val="num" w:pos="5040"/>
+        </w:tabs>
+        <w:ind w:left="5040" w:hanging="360"/>
+      </w:pPr>
+      <w:rPr>
+        <w:rFonts w:ascii="Symbol" w:hAnsi="Symbol" w:hint="default"/>
+        <w:sz w:val="20"/>
+      </w:rPr>
+    </w:lvl>
+    <w:lvl w:ilvl="7" w:tentative="1">
+      <w:start w:val="1"/>
+      <w:numFmt w:val="bullet"/>
+      <w:lvlText w:val=""/>
+      <w:lvlJc w:val="left"/>
+      <w:pPr>
+        <w:tabs>
+          <w:tab w:val="num" w:pos="5760"/>
+        </w:tabs>
+        <w:ind w:left="5760" w:hanging="360"/>
+      </w:pPr>
+      <w:rPr>
+        <w:rFonts w:ascii="Symbol" w:hAnsi="Symbol" w:hint="default"/>
+        <w:sz w:val="20"/>
+      </w:rPr>
+    </w:lvl>
+    <w:lvl w:ilvl="8" w:tentative="1">
+      <w:start w:val="1"/>
+      <w:numFmt w:val="bullet"/>
+      <w:lvlText w:val=""/>
+      <w:lvlJc w:val="left"/>
+      <w:pPr>
+        <w:tabs>
+          <w:tab w:val="num" w:pos="6480"/>
+        </w:tabs>
+        <w:ind w:left="6480" w:hanging="360"/>
+      </w:pPr>
+      <w:rPr>
+        <w:rFonts w:ascii="Symbol" w:hAnsi="Symbol" w:hint="default"/>
+        <w:sz w:val="20"/>
+      </w:rPr>
+    </w:lvl>
+  </w:abstractNum>
+  <w:abstractNum w:abstractNumId="22" w15:restartNumberingAfterBreak="0">
+    <w:nsid w:val="64F27754"/>
+    <w:multiLevelType w:val="multilevel"/>
+    <w:tmpl w:val="23142090"/>
+    <w:lvl w:ilvl="0">
+      <w:start w:val="1"/>
+      <w:numFmt w:val="bullet"/>
+      <w:lvlText w:val=""/>
+      <w:lvlJc w:val="left"/>
+      <w:pPr>
+        <w:tabs>
+          <w:tab w:val="num" w:pos="720"/>
+        </w:tabs>
+        <w:ind w:left="720" w:hanging="360"/>
+      </w:pPr>
+      <w:rPr>
+        <w:rFonts w:ascii="Symbol" w:hAnsi="Symbol" w:hint="default"/>
+        <w:sz w:val="20"/>
+      </w:rPr>
+    </w:lvl>
+    <w:lvl w:ilvl="1" w:tentative="1">
+      <w:start w:val="1"/>
+      <w:numFmt w:val="bullet"/>
+      <w:lvlText w:val=""/>
+      <w:lvlJc w:val="left"/>
+      <w:pPr>
+        <w:tabs>
+          <w:tab w:val="num" w:pos="1440"/>
+        </w:tabs>
+        <w:ind w:left="1440" w:hanging="360"/>
+      </w:pPr>
+      <w:rPr>
+        <w:rFonts w:ascii="Symbol" w:hAnsi="Symbol" w:hint="default"/>
+        <w:sz w:val="20"/>
+      </w:rPr>
+    </w:lvl>
+    <w:lvl w:ilvl="2" w:tentative="1">
+      <w:start w:val="1"/>
+      <w:numFmt w:val="bullet"/>
+      <w:lvlText w:val=""/>
+      <w:lvlJc w:val="left"/>
+      <w:pPr>
+        <w:tabs>
+          <w:tab w:val="num" w:pos="2160"/>
+        </w:tabs>
+        <w:ind w:left="2160" w:hanging="360"/>
+      </w:pPr>
+      <w:rPr>
+        <w:rFonts w:ascii="Symbol" w:hAnsi="Symbol" w:hint="default"/>
+        <w:sz w:val="20"/>
+      </w:rPr>
+    </w:lvl>
+    <w:lvl w:ilvl="3" w:tentative="1">
+      <w:start w:val="1"/>
+      <w:numFmt w:val="bullet"/>
+      <w:lvlText w:val=""/>
+      <w:lvlJc w:val="left"/>
+      <w:pPr>
+        <w:tabs>
+          <w:tab w:val="num" w:pos="2880"/>
+        </w:tabs>
+        <w:ind w:left="2880" w:hanging="360"/>
+      </w:pPr>
+      <w:rPr>
+        <w:rFonts w:ascii="Symbol" w:hAnsi="Symbol" w:hint="default"/>
+        <w:sz w:val="20"/>
+      </w:rPr>
+    </w:lvl>
+    <w:lvl w:ilvl="4" w:tentative="1">
+      <w:start w:val="1"/>
+      <w:numFmt w:val="bullet"/>
+      <w:lvlText w:val=""/>
+      <w:lvlJc w:val="left"/>
+      <w:pPr>
+        <w:tabs>
+          <w:tab w:val="num" w:pos="3600"/>
+        </w:tabs>
+        <w:ind w:left="3600" w:hanging="360"/>
+      </w:pPr>
+      <w:rPr>
+        <w:rFonts w:ascii="Symbol" w:hAnsi="Symbol" w:hint="default"/>
+        <w:sz w:val="20"/>
+      </w:rPr>
+    </w:lvl>
+    <w:lvl w:ilvl="5" w:tentative="1">
+      <w:start w:val="1"/>
+      <w:numFmt w:val="bullet"/>
+      <w:lvlText w:val=""/>
+      <w:lvlJc w:val="left"/>
+      <w:pPr>
+        <w:tabs>
+          <w:tab w:val="num" w:pos="4320"/>
+        </w:tabs>
+        <w:ind w:left="4320" w:hanging="360"/>
+      </w:pPr>
+      <w:rPr>
+        <w:rFonts w:ascii="Symbol" w:hAnsi="Symbol" w:hint="default"/>
+        <w:sz w:val="20"/>
+      </w:rPr>
+    </w:lvl>
+    <w:lvl w:ilvl="6" w:tentative="1">
+      <w:start w:val="1"/>
+      <w:numFmt w:val="bullet"/>
+      <w:lvlText w:val=""/>
+      <w:lvlJc w:val="left"/>
+      <w:pPr>
+        <w:tabs>
+          <w:tab w:val="num" w:pos="5040"/>
+        </w:tabs>
+        <w:ind w:left="5040" w:hanging="360"/>
+      </w:pPr>
+      <w:rPr>
+        <w:rFonts w:ascii="Symbol" w:hAnsi="Symbol" w:hint="default"/>
+        <w:sz w:val="20"/>
+      </w:rPr>
+    </w:lvl>
+    <w:lvl w:ilvl="7" w:tentative="1">
+      <w:start w:val="1"/>
+      <w:numFmt w:val="bullet"/>
+      <w:lvlText w:val=""/>
+      <w:lvlJc w:val="left"/>
+      <w:pPr>
+        <w:tabs>
+          <w:tab w:val="num" w:pos="5760"/>
+        </w:tabs>
+        <w:ind w:left="5760" w:hanging="360"/>
+      </w:pPr>
+      <w:rPr>
+        <w:rFonts w:ascii="Symbol" w:hAnsi="Symbol" w:hint="default"/>
+        <w:sz w:val="20"/>
+      </w:rPr>
+    </w:lvl>
+    <w:lvl w:ilvl="8" w:tentative="1">
+      <w:start w:val="1"/>
+      <w:numFmt w:val="bullet"/>
+      <w:lvlText w:val=""/>
+      <w:lvlJc w:val="left"/>
+      <w:pPr>
+        <w:tabs>
+          <w:tab w:val="num" w:pos="6480"/>
+        </w:tabs>
+        <w:ind w:left="6480" w:hanging="360"/>
+      </w:pPr>
+      <w:rPr>
+        <w:rFonts w:ascii="Symbol" w:hAnsi="Symbol" w:hint="default"/>
+        <w:sz w:val="20"/>
+      </w:rPr>
+    </w:lvl>
+  </w:abstractNum>
+  <w:abstractNum w:abstractNumId="23" w15:restartNumberingAfterBreak="0">
+    <w:nsid w:val="651A75A3"/>
+    <w:multiLevelType w:val="multilevel"/>
+    <w:tmpl w:val="7AF46592"/>
+    <w:lvl w:ilvl="0">
+      <w:start w:val="1"/>
+      <w:numFmt w:val="bullet"/>
+      <w:lvlText w:val=""/>
+      <w:lvlJc w:val="left"/>
+      <w:pPr>
+        <w:tabs>
+          <w:tab w:val="num" w:pos="720"/>
+        </w:tabs>
+        <w:ind w:left="720" w:hanging="360"/>
+      </w:pPr>
+      <w:rPr>
+        <w:rFonts w:ascii="Symbol" w:hAnsi="Symbol" w:hint="default"/>
+        <w:sz w:val="20"/>
+      </w:rPr>
+    </w:lvl>
+    <w:lvl w:ilvl="1" w:tentative="1">
+      <w:start w:val="1"/>
+      <w:numFmt w:val="bullet"/>
+      <w:lvlText w:val=""/>
+      <w:lvlJc w:val="left"/>
+      <w:pPr>
+        <w:tabs>
+          <w:tab w:val="num" w:pos="1440"/>
+        </w:tabs>
+        <w:ind w:left="1440" w:hanging="360"/>
+      </w:pPr>
+      <w:rPr>
+        <w:rFonts w:ascii="Symbol" w:hAnsi="Symbol" w:hint="default"/>
+        <w:sz w:val="20"/>
+      </w:rPr>
+    </w:lvl>
+    <w:lvl w:ilvl="2" w:tentative="1">
+      <w:start w:val="1"/>
+      <w:numFmt w:val="bullet"/>
+      <w:lvlText w:val=""/>
+      <w:lvlJc w:val="left"/>
+      <w:pPr>
+        <w:tabs>
+          <w:tab w:val="num" w:pos="2160"/>
+        </w:tabs>
+        <w:ind w:left="2160" w:hanging="360"/>
+      </w:pPr>
+      <w:rPr>
+        <w:rFonts w:ascii="Symbol" w:hAnsi="Symbol" w:hint="default"/>
+        <w:sz w:val="20"/>
+      </w:rPr>
+    </w:lvl>
+    <w:lvl w:ilvl="3" w:tentative="1">
+      <w:start w:val="1"/>
+      <w:numFmt w:val="bullet"/>
+      <w:lvlText w:val=""/>
+      <w:lvlJc w:val="left"/>
+      <w:pPr>
+        <w:tabs>
+          <w:tab w:val="num" w:pos="2880"/>
+        </w:tabs>
+        <w:ind w:left="2880" w:hanging="360"/>
+      </w:pPr>
+      <w:rPr>
+        <w:rFonts w:ascii="Symbol" w:hAnsi="Symbol" w:hint="default"/>
+        <w:sz w:val="20"/>
+      </w:rPr>
+    </w:lvl>
+    <w:lvl w:ilvl="4" w:tentative="1">
+      <w:start w:val="1"/>
+      <w:numFmt w:val="bullet"/>
+      <w:lvlText w:val=""/>
+      <w:lvlJc w:val="left"/>
+      <w:pPr>
+        <w:tabs>
+          <w:tab w:val="num" w:pos="3600"/>
+        </w:tabs>
+        <w:ind w:left="3600" w:hanging="360"/>
+      </w:pPr>
+      <w:rPr>
+        <w:rFonts w:ascii="Symbol" w:hAnsi="Symbol" w:hint="default"/>
+        <w:sz w:val="20"/>
+      </w:rPr>
+    </w:lvl>
+    <w:lvl w:ilvl="5" w:tentative="1">
+      <w:start w:val="1"/>
+      <w:numFmt w:val="bullet"/>
+      <w:lvlText w:val=""/>
+      <w:lvlJc w:val="left"/>
+      <w:pPr>
+        <w:tabs>
+          <w:tab w:val="num" w:pos="4320"/>
+        </w:tabs>
+        <w:ind w:left="4320" w:hanging="360"/>
+      </w:pPr>
+      <w:rPr>
+        <w:rFonts w:ascii="Symbol" w:hAnsi="Symbol" w:hint="default"/>
+        <w:sz w:val="20"/>
+      </w:rPr>
+    </w:lvl>
+    <w:lvl w:ilvl="6" w:tentative="1">
+      <w:start w:val="1"/>
+      <w:numFmt w:val="bullet"/>
+      <w:lvlText w:val=""/>
+      <w:lvlJc w:val="left"/>
+      <w:pPr>
+        <w:tabs>
+          <w:tab w:val="num" w:pos="5040"/>
+        </w:tabs>
+        <w:ind w:left="5040" w:hanging="360"/>
+      </w:pPr>
+      <w:rPr>
+        <w:rFonts w:ascii="Symbol" w:hAnsi="Symbol" w:hint="default"/>
+        <w:sz w:val="20"/>
+      </w:rPr>
+    </w:lvl>
+    <w:lvl w:ilvl="7" w:tentative="1">
+      <w:start w:val="1"/>
+      <w:numFmt w:val="bullet"/>
+      <w:lvlText w:val=""/>
+      <w:lvlJc w:val="left"/>
+      <w:pPr>
+        <w:tabs>
+          <w:tab w:val="num" w:pos="5760"/>
+        </w:tabs>
+        <w:ind w:left="5760" w:hanging="360"/>
+      </w:pPr>
+      <w:rPr>
+        <w:rFonts w:ascii="Symbol" w:hAnsi="Symbol" w:hint="default"/>
+        <w:sz w:val="20"/>
+      </w:rPr>
+    </w:lvl>
+    <w:lvl w:ilvl="8" w:tentative="1">
+      <w:start w:val="1"/>
+      <w:numFmt w:val="bullet"/>
+      <w:lvlText w:val=""/>
+      <w:lvlJc w:val="left"/>
+      <w:pPr>
+        <w:tabs>
+          <w:tab w:val="num" w:pos="6480"/>
+        </w:tabs>
+        <w:ind w:left="6480" w:hanging="360"/>
+      </w:pPr>
+      <w:rPr>
+        <w:rFonts w:ascii="Symbol" w:hAnsi="Symbol" w:hint="default"/>
+        <w:sz w:val="20"/>
+      </w:rPr>
+    </w:lvl>
+  </w:abstractNum>
+  <w:abstractNum w:abstractNumId="24" w15:restartNumberingAfterBreak="0">
+    <w:nsid w:val="68E5649D"/>
+    <w:multiLevelType w:val="multilevel"/>
+    <w:tmpl w:val="3AAA0C70"/>
+    <w:lvl w:ilvl="0">
+      <w:start w:val="1"/>
+      <w:numFmt w:val="bullet"/>
+      <w:lvlText w:val=""/>
+      <w:lvlJc w:val="left"/>
+      <w:pPr>
+        <w:tabs>
+          <w:tab w:val="num" w:pos="720"/>
+        </w:tabs>
+        <w:ind w:left="720" w:hanging="360"/>
+      </w:pPr>
+      <w:rPr>
+        <w:rFonts w:ascii="Symbol" w:hAnsi="Symbol" w:hint="default"/>
+        <w:sz w:val="20"/>
+      </w:rPr>
+    </w:lvl>
+    <w:lvl w:ilvl="1" w:tentative="1">
+      <w:start w:val="1"/>
+      <w:numFmt w:val="bullet"/>
+      <w:lvlText w:val=""/>
+      <w:lvlJc w:val="left"/>
+      <w:pPr>
+        <w:tabs>
+          <w:tab w:val="num" w:pos="1440"/>
+        </w:tabs>
+        <w:ind w:left="1440" w:hanging="360"/>
+      </w:pPr>
+      <w:rPr>
+        <w:rFonts w:ascii="Symbol" w:hAnsi="Symbol" w:hint="default"/>
+        <w:sz w:val="20"/>
+      </w:rPr>
+    </w:lvl>
+    <w:lvl w:ilvl="2" w:tentative="1">
+      <w:start w:val="1"/>
+      <w:numFmt w:val="bullet"/>
+      <w:lvlText w:val=""/>
+      <w:lvlJc w:val="left"/>
+      <w:pPr>
+        <w:tabs>
+          <w:tab w:val="num" w:pos="2160"/>
+        </w:tabs>
+        <w:ind w:left="2160" w:hanging="360"/>
+      </w:pPr>
+      <w:rPr>
+        <w:rFonts w:ascii="Symbol" w:hAnsi="Symbol" w:hint="default"/>
+        <w:sz w:val="20"/>
+      </w:rPr>
+    </w:lvl>
+    <w:lvl w:ilvl="3" w:tentative="1">
+      <w:start w:val="1"/>
+      <w:numFmt w:val="bullet"/>
+      <w:lvlText w:val=""/>
+      <w:lvlJc w:val="left"/>
+      <w:pPr>
+        <w:tabs>
+          <w:tab w:val="num" w:pos="2880"/>
+        </w:tabs>
+        <w:ind w:left="2880" w:hanging="360"/>
+      </w:pPr>
+      <w:rPr>
+        <w:rFonts w:ascii="Symbol" w:hAnsi="Symbol" w:hint="default"/>
+        <w:sz w:val="20"/>
+      </w:rPr>
+    </w:lvl>
+    <w:lvl w:ilvl="4" w:tentative="1">
+      <w:start w:val="1"/>
+      <w:numFmt w:val="bullet"/>
+      <w:lvlText w:val=""/>
+      <w:lvlJc w:val="left"/>
+      <w:pPr>
+        <w:tabs>
+          <w:tab w:val="num" w:pos="3600"/>
+        </w:tabs>
+        <w:ind w:left="3600" w:hanging="360"/>
+      </w:pPr>
+      <w:rPr>
+        <w:rFonts w:ascii="Symbol" w:hAnsi="Symbol" w:hint="default"/>
+        <w:sz w:val="20"/>
+      </w:rPr>
+    </w:lvl>
+    <w:lvl w:ilvl="5" w:tentative="1">
+      <w:start w:val="1"/>
+      <w:numFmt w:val="bullet"/>
+      <w:lvlText w:val=""/>
+      <w:lvlJc w:val="left"/>
+      <w:pPr>
+        <w:tabs>
+          <w:tab w:val="num" w:pos="4320"/>
+        </w:tabs>
+        <w:ind w:left="4320" w:hanging="360"/>
+      </w:pPr>
+      <w:rPr>
+        <w:rFonts w:ascii="Symbol" w:hAnsi="Symbol" w:hint="default"/>
+        <w:sz w:val="20"/>
+      </w:rPr>
+    </w:lvl>
+    <w:lvl w:ilvl="6" w:tentative="1">
+      <w:start w:val="1"/>
+      <w:numFmt w:val="bullet"/>
+      <w:lvlText w:val=""/>
+      <w:lvlJc w:val="left"/>
+      <w:pPr>
+        <w:tabs>
+          <w:tab w:val="num" w:pos="5040"/>
+        </w:tabs>
+        <w:ind w:left="5040" w:hanging="360"/>
+      </w:pPr>
+      <w:rPr>
+        <w:rFonts w:ascii="Symbol" w:hAnsi="Symbol" w:hint="default"/>
+        <w:sz w:val="20"/>
+      </w:rPr>
+    </w:lvl>
+    <w:lvl w:ilvl="7" w:tentative="1">
+      <w:start w:val="1"/>
+      <w:numFmt w:val="bullet"/>
+      <w:lvlText w:val=""/>
+      <w:lvlJc w:val="left"/>
+      <w:pPr>
+        <w:tabs>
+          <w:tab w:val="num" w:pos="5760"/>
+        </w:tabs>
+        <w:ind w:left="5760" w:hanging="360"/>
+      </w:pPr>
+      <w:rPr>
+        <w:rFonts w:ascii="Symbol" w:hAnsi="Symbol" w:hint="default"/>
+        <w:sz w:val="20"/>
+      </w:rPr>
+    </w:lvl>
+    <w:lvl w:ilvl="8" w:tentative="1">
+      <w:start w:val="1"/>
+      <w:numFmt w:val="bullet"/>
+      <w:lvlText w:val=""/>
+      <w:lvlJc w:val="left"/>
+      <w:pPr>
+        <w:tabs>
+          <w:tab w:val="num" w:pos="6480"/>
+        </w:tabs>
+        <w:ind w:left="6480" w:hanging="360"/>
+      </w:pPr>
+      <w:rPr>
+        <w:rFonts w:ascii="Symbol" w:hAnsi="Symbol" w:hint="default"/>
+        <w:sz w:val="20"/>
+      </w:rPr>
+    </w:lvl>
+  </w:abstractNum>
+  <w:abstractNum w:abstractNumId="25" w15:restartNumberingAfterBreak="0">
+    <w:nsid w:val="6A825D02"/>
+    <w:multiLevelType w:val="multilevel"/>
+    <w:tmpl w:val="D7743582"/>
+    <w:lvl w:ilvl="0">
+      <w:start w:val="1"/>
+      <w:numFmt w:val="bullet"/>
+      <w:lvlText w:val=""/>
+      <w:lvlJc w:val="left"/>
+      <w:pPr>
+        <w:tabs>
+          <w:tab w:val="num" w:pos="720"/>
+        </w:tabs>
+        <w:ind w:left="720" w:hanging="360"/>
+      </w:pPr>
+      <w:rPr>
+        <w:rFonts w:ascii="Symbol" w:hAnsi="Symbol" w:hint="default"/>
+        <w:sz w:val="20"/>
+      </w:rPr>
+    </w:lvl>
+    <w:lvl w:ilvl="1" w:tentative="1">
+      <w:start w:val="1"/>
+      <w:numFmt w:val="bullet"/>
+      <w:lvlText w:val=""/>
+      <w:lvlJc w:val="left"/>
+      <w:pPr>
+        <w:tabs>
+          <w:tab w:val="num" w:pos="1440"/>
+        </w:tabs>
+        <w:ind w:left="1440" w:hanging="360"/>
+      </w:pPr>
+      <w:rPr>
+        <w:rFonts w:ascii="Symbol" w:hAnsi="Symbol" w:hint="default"/>
+        <w:sz w:val="20"/>
+      </w:rPr>
+    </w:lvl>
+    <w:lvl w:ilvl="2" w:tentative="1">
+      <w:start w:val="1"/>
+      <w:numFmt w:val="bullet"/>
+      <w:lvlText w:val=""/>
+      <w:lvlJc w:val="left"/>
+      <w:pPr>
+        <w:tabs>
+          <w:tab w:val="num" w:pos="2160"/>
+        </w:tabs>
+        <w:ind w:left="2160" w:hanging="360"/>
+      </w:pPr>
+      <w:rPr>
+        <w:rFonts w:ascii="Symbol" w:hAnsi="Symbol" w:hint="default"/>
+        <w:sz w:val="20"/>
+      </w:rPr>
+    </w:lvl>
+    <w:lvl w:ilvl="3" w:tentative="1">
+      <w:start w:val="1"/>
+      <w:numFmt w:val="bullet"/>
+      <w:lvlText w:val=""/>
+      <w:lvlJc w:val="left"/>
+      <w:pPr>
+        <w:tabs>
+          <w:tab w:val="num" w:pos="2880"/>
+        </w:tabs>
+        <w:ind w:left="2880" w:hanging="360"/>
+      </w:pPr>
+      <w:rPr>
+        <w:rFonts w:ascii="Symbol" w:hAnsi="Symbol" w:hint="default"/>
+        <w:sz w:val="20"/>
+      </w:rPr>
+    </w:lvl>
+    <w:lvl w:ilvl="4" w:tentative="1">
+      <w:start w:val="1"/>
+      <w:numFmt w:val="bullet"/>
+      <w:lvlText w:val=""/>
+      <w:lvlJc w:val="left"/>
+      <w:pPr>
+        <w:tabs>
+          <w:tab w:val="num" w:pos="3600"/>
+        </w:tabs>
+        <w:ind w:left="3600" w:hanging="360"/>
+      </w:pPr>
+      <w:rPr>
+        <w:rFonts w:ascii="Symbol" w:hAnsi="Symbol" w:hint="default"/>
+        <w:sz w:val="20"/>
+      </w:rPr>
+    </w:lvl>
+    <w:lvl w:ilvl="5" w:tentative="1">
+      <w:start w:val="1"/>
+      <w:numFmt w:val="bullet"/>
+      <w:lvlText w:val=""/>
+      <w:lvlJc w:val="left"/>
+      <w:pPr>
+        <w:tabs>
+          <w:tab w:val="num" w:pos="4320"/>
+        </w:tabs>
+        <w:ind w:left="4320" w:hanging="360"/>
+      </w:pPr>
+      <w:rPr>
+        <w:rFonts w:ascii="Symbol" w:hAnsi="Symbol" w:hint="default"/>
+        <w:sz w:val="20"/>
+      </w:rPr>
+    </w:lvl>
+    <w:lvl w:ilvl="6" w:tentative="1">
+      <w:start w:val="1"/>
+      <w:numFmt w:val="bullet"/>
+      <w:lvlText w:val=""/>
+      <w:lvlJc w:val="left"/>
+      <w:pPr>
+        <w:tabs>
+          <w:tab w:val="num" w:pos="5040"/>
+        </w:tabs>
+        <w:ind w:left="5040" w:hanging="360"/>
+      </w:pPr>
+      <w:rPr>
+        <w:rFonts w:ascii="Symbol" w:hAnsi="Symbol" w:hint="default"/>
+        <w:sz w:val="20"/>
+      </w:rPr>
+    </w:lvl>
+    <w:lvl w:ilvl="7" w:tentative="1">
+      <w:start w:val="1"/>
+      <w:numFmt w:val="bullet"/>
+      <w:lvlText w:val=""/>
+      <w:lvlJc w:val="left"/>
+      <w:pPr>
+        <w:tabs>
+          <w:tab w:val="num" w:pos="5760"/>
+        </w:tabs>
+        <w:ind w:left="5760" w:hanging="360"/>
+      </w:pPr>
+      <w:rPr>
+        <w:rFonts w:ascii="Symbol" w:hAnsi="Symbol" w:hint="default"/>
+        <w:sz w:val="20"/>
+      </w:rPr>
+    </w:lvl>
+    <w:lvl w:ilvl="8" w:tentative="1">
+      <w:start w:val="1"/>
+      <w:numFmt w:val="bullet"/>
+      <w:lvlText w:val=""/>
+      <w:lvlJc w:val="left"/>
+      <w:pPr>
+        <w:tabs>
+          <w:tab w:val="num" w:pos="6480"/>
+        </w:tabs>
+        <w:ind w:left="6480" w:hanging="360"/>
+      </w:pPr>
+      <w:rPr>
+        <w:rFonts w:ascii="Symbol" w:hAnsi="Symbol" w:hint="default"/>
+        <w:sz w:val="20"/>
+      </w:rPr>
+    </w:lvl>
+  </w:abstractNum>
+  <w:abstractNum w:abstractNumId="26" w15:restartNumberingAfterBreak="0">
+    <w:nsid w:val="710A60B5"/>
+    <w:multiLevelType w:val="multilevel"/>
+    <w:tmpl w:val="A4C811FA"/>
+    <w:lvl w:ilvl="0">
+      <w:start w:val="1"/>
+      <w:numFmt w:val="bullet"/>
+      <w:lvlText w:val=""/>
+      <w:lvlJc w:val="left"/>
+      <w:pPr>
+        <w:tabs>
+          <w:tab w:val="num" w:pos="720"/>
+        </w:tabs>
+        <w:ind w:left="720" w:hanging="360"/>
+      </w:pPr>
+      <w:rPr>
+        <w:rFonts w:ascii="Symbol" w:hAnsi="Symbol" w:hint="default"/>
+        <w:sz w:val="20"/>
+      </w:rPr>
+    </w:lvl>
+    <w:lvl w:ilvl="1" w:tentative="1">
+      <w:start w:val="1"/>
+      <w:numFmt w:val="bullet"/>
+      <w:lvlText w:val=""/>
+      <w:lvlJc w:val="left"/>
+      <w:pPr>
+        <w:tabs>
+          <w:tab w:val="num" w:pos="1440"/>
+        </w:tabs>
+        <w:ind w:left="1440" w:hanging="360"/>
+      </w:pPr>
+      <w:rPr>
+        <w:rFonts w:ascii="Symbol" w:hAnsi="Symbol" w:hint="default"/>
+        <w:sz w:val="20"/>
+      </w:rPr>
+    </w:lvl>
+    <w:lvl w:ilvl="2" w:tentative="1">
+      <w:start w:val="1"/>
+      <w:numFmt w:val="bullet"/>
+      <w:lvlText w:val=""/>
+      <w:lvlJc w:val="left"/>
+      <w:pPr>
+        <w:tabs>
+          <w:tab w:val="num" w:pos="2160"/>
+        </w:tabs>
+        <w:ind w:left="2160" w:hanging="360"/>
+      </w:pPr>
+      <w:rPr>
+        <w:rFonts w:ascii="Symbol" w:hAnsi="Symbol" w:hint="default"/>
+        <w:sz w:val="20"/>
+      </w:rPr>
+    </w:lvl>
+    <w:lvl w:ilvl="3" w:tentative="1">
+      <w:start w:val="1"/>
+      <w:numFmt w:val="bullet"/>
+      <w:lvlText w:val=""/>
+      <w:lvlJc w:val="left"/>
+      <w:pPr>
+        <w:tabs>
+          <w:tab w:val="num" w:pos="2880"/>
+        </w:tabs>
+        <w:ind w:left="2880" w:hanging="360"/>
+      </w:pPr>
+      <w:rPr>
+        <w:rFonts w:ascii="Symbol" w:hAnsi="Symbol" w:hint="default"/>
+        <w:sz w:val="20"/>
+      </w:rPr>
+    </w:lvl>
+    <w:lvl w:ilvl="4" w:tentative="1">
+      <w:start w:val="1"/>
+      <w:numFmt w:val="bullet"/>
+      <w:lvlText w:val=""/>
+      <w:lvlJc w:val="left"/>
+      <w:pPr>
+        <w:tabs>
+          <w:tab w:val="num" w:pos="3600"/>
+        </w:tabs>
+        <w:ind w:left="3600" w:hanging="360"/>
+      </w:pPr>
+      <w:rPr>
+        <w:rFonts w:ascii="Symbol" w:hAnsi="Symbol" w:hint="default"/>
+        <w:sz w:val="20"/>
+      </w:rPr>
+    </w:lvl>
+    <w:lvl w:ilvl="5" w:tentative="1">
+      <w:start w:val="1"/>
+      <w:numFmt w:val="bullet"/>
+      <w:lvlText w:val=""/>
+      <w:lvlJc w:val="left"/>
+      <w:pPr>
+        <w:tabs>
+          <w:tab w:val="num" w:pos="4320"/>
+        </w:tabs>
+        <w:ind w:left="4320" w:hanging="360"/>
+      </w:pPr>
+      <w:rPr>
+        <w:rFonts w:ascii="Symbol" w:hAnsi="Symbol" w:hint="default"/>
+        <w:sz w:val="20"/>
+      </w:rPr>
+    </w:lvl>
+    <w:lvl w:ilvl="6" w:tentative="1">
+      <w:start w:val="1"/>
+      <w:numFmt w:val="bullet"/>
+      <w:lvlText w:val=""/>
+      <w:lvlJc w:val="left"/>
+      <w:pPr>
+        <w:tabs>
+          <w:tab w:val="num" w:pos="5040"/>
+        </w:tabs>
+        <w:ind w:left="5040" w:hanging="360"/>
+      </w:pPr>
+      <w:rPr>
+        <w:rFonts w:ascii="Symbol" w:hAnsi="Symbol" w:hint="default"/>
+        <w:sz w:val="20"/>
+      </w:rPr>
+    </w:lvl>
+    <w:lvl w:ilvl="7" w:tentative="1">
+      <w:start w:val="1"/>
+      <w:numFmt w:val="bullet"/>
+      <w:lvlText w:val=""/>
+      <w:lvlJc w:val="left"/>
+      <w:pPr>
+        <w:tabs>
+          <w:tab w:val="num" w:pos="5760"/>
+        </w:tabs>
+        <w:ind w:left="5760" w:hanging="360"/>
+      </w:pPr>
+      <w:rPr>
+        <w:rFonts w:ascii="Symbol" w:hAnsi="Symbol" w:hint="default"/>
+        <w:sz w:val="20"/>
+      </w:rPr>
+    </w:lvl>
+    <w:lvl w:ilvl="8" w:tentative="1">
+      <w:start w:val="1"/>
+      <w:numFmt w:val="bullet"/>
+      <w:lvlText w:val=""/>
+      <w:lvlJc w:val="left"/>
+      <w:pPr>
+        <w:tabs>
+          <w:tab w:val="num" w:pos="6480"/>
+        </w:tabs>
+        <w:ind w:left="6480" w:hanging="360"/>
+      </w:pPr>
+      <w:rPr>
+        <w:rFonts w:ascii="Symbol" w:hAnsi="Symbol" w:hint="default"/>
+        <w:sz w:val="20"/>
+      </w:rPr>
+    </w:lvl>
+  </w:abstractNum>
+  <w:abstractNum w:abstractNumId="27" w15:restartNumberingAfterBreak="0">
+    <w:nsid w:val="716F0014"/>
+    <w:multiLevelType w:val="multilevel"/>
+    <w:tmpl w:val="3AA657EE"/>
+    <w:lvl w:ilvl="0">
+      <w:start w:val="1"/>
+      <w:numFmt w:val="bullet"/>
+      <w:lvlText w:val=""/>
+      <w:lvlJc w:val="left"/>
+      <w:pPr>
+        <w:tabs>
+          <w:tab w:val="num" w:pos="720"/>
+        </w:tabs>
+        <w:ind w:left="720" w:hanging="360"/>
+      </w:pPr>
+      <w:rPr>
+        <w:rFonts w:ascii="Symbol" w:hAnsi="Symbol" w:hint="default"/>
+        <w:sz w:val="20"/>
+      </w:rPr>
+    </w:lvl>
+    <w:lvl w:ilvl="1" w:tentative="1">
+      <w:start w:val="1"/>
+      <w:numFmt w:val="bullet"/>
+      <w:lvlText w:val=""/>
+      <w:lvlJc w:val="left"/>
+      <w:pPr>
+        <w:tabs>
+          <w:tab w:val="num" w:pos="1440"/>
+        </w:tabs>
+        <w:ind w:left="1440" w:hanging="360"/>
+      </w:pPr>
+      <w:rPr>
+        <w:rFonts w:ascii="Symbol" w:hAnsi="Symbol" w:hint="default"/>
+        <w:sz w:val="20"/>
+      </w:rPr>
+    </w:lvl>
+    <w:lvl w:ilvl="2" w:tentative="1">
+      <w:start w:val="1"/>
+      <w:numFmt w:val="bullet"/>
+      <w:lvlText w:val=""/>
+      <w:lvlJc w:val="left"/>
+      <w:pPr>
+        <w:tabs>
+          <w:tab w:val="num" w:pos="2160"/>
+        </w:tabs>
+        <w:ind w:left="2160" w:hanging="360"/>
+      </w:pPr>
+      <w:rPr>
+        <w:rFonts w:ascii="Symbol" w:hAnsi="Symbol" w:hint="default"/>
+        <w:sz w:val="20"/>
+      </w:rPr>
+    </w:lvl>
+    <w:lvl w:ilvl="3" w:tentative="1">
+      <w:start w:val="1"/>
+      <w:numFmt w:val="bullet"/>
+      <w:lvlText w:val=""/>
+      <w:lvlJc w:val="left"/>
+      <w:pPr>
+        <w:tabs>
+          <w:tab w:val="num" w:pos="2880"/>
+        </w:tabs>
+        <w:ind w:left="2880" w:hanging="360"/>
+      </w:pPr>
+      <w:rPr>
+        <w:rFonts w:ascii="Symbol" w:hAnsi="Symbol" w:hint="default"/>
+        <w:sz w:val="20"/>
+      </w:rPr>
+    </w:lvl>
+    <w:lvl w:ilvl="4" w:tentative="1">
+      <w:start w:val="1"/>
+      <w:numFmt w:val="bullet"/>
+      <w:lvlText w:val=""/>
+      <w:lvlJc w:val="left"/>
+      <w:pPr>
+        <w:tabs>
+          <w:tab w:val="num" w:pos="3600"/>
+        </w:tabs>
+        <w:ind w:left="3600" w:hanging="360"/>
+      </w:pPr>
+      <w:rPr>
+        <w:rFonts w:ascii="Symbol" w:hAnsi="Symbol" w:hint="default"/>
+        <w:sz w:val="20"/>
+      </w:rPr>
+    </w:lvl>
+    <w:lvl w:ilvl="5" w:tentative="1">
+      <w:start w:val="1"/>
+      <w:numFmt w:val="bullet"/>
+      <w:lvlText w:val=""/>
+      <w:lvlJc w:val="left"/>
+      <w:pPr>
+        <w:tabs>
+          <w:tab w:val="num" w:pos="4320"/>
+        </w:tabs>
+        <w:ind w:left="4320" w:hanging="360"/>
+      </w:pPr>
+      <w:rPr>
+        <w:rFonts w:ascii="Symbol" w:hAnsi="Symbol" w:hint="default"/>
+        <w:sz w:val="20"/>
+      </w:rPr>
+    </w:lvl>
+    <w:lvl w:ilvl="6" w:tentative="1">
+      <w:start w:val="1"/>
+      <w:numFmt w:val="bullet"/>
+      <w:lvlText w:val=""/>
+      <w:lvlJc w:val="left"/>
+      <w:pPr>
+        <w:tabs>
+          <w:tab w:val="num" w:pos="5040"/>
+        </w:tabs>
+        <w:ind w:left="5040" w:hanging="360"/>
+      </w:pPr>
+      <w:rPr>
+        <w:rFonts w:ascii="Symbol" w:hAnsi="Symbol" w:hint="default"/>
+        <w:sz w:val="20"/>
+      </w:rPr>
+    </w:lvl>
+    <w:lvl w:ilvl="7" w:tentative="1">
+      <w:start w:val="1"/>
+      <w:numFmt w:val="bullet"/>
+      <w:lvlText w:val=""/>
+      <w:lvlJc w:val="left"/>
+      <w:pPr>
+        <w:tabs>
+          <w:tab w:val="num" w:pos="5760"/>
+        </w:tabs>
+        <w:ind w:left="5760" w:hanging="360"/>
+      </w:pPr>
+      <w:rPr>
+        <w:rFonts w:ascii="Symbol" w:hAnsi="Symbol" w:hint="default"/>
+        <w:sz w:val="20"/>
+      </w:rPr>
+    </w:lvl>
+    <w:lvl w:ilvl="8" w:tentative="1">
+      <w:start w:val="1"/>
+      <w:numFmt w:val="bullet"/>
+      <w:lvlText w:val=""/>
+      <w:lvlJc w:val="left"/>
+      <w:pPr>
+        <w:tabs>
+          <w:tab w:val="num" w:pos="6480"/>
+        </w:tabs>
+        <w:ind w:left="6480" w:hanging="360"/>
+      </w:pPr>
+      <w:rPr>
+        <w:rFonts w:ascii="Symbol" w:hAnsi="Symbol" w:hint="default"/>
+        <w:sz w:val="20"/>
+      </w:rPr>
+    </w:lvl>
+  </w:abstractNum>
+  <w:abstractNum w:abstractNumId="28" w15:restartNumberingAfterBreak="0">
+    <w:nsid w:val="7A171B67"/>
+    <w:multiLevelType w:val="multilevel"/>
+    <w:tmpl w:val="E996BAFC"/>
+    <w:lvl w:ilvl="0">
+      <w:start w:val="1"/>
+      <w:numFmt w:val="bullet"/>
+      <w:lvlText w:val=""/>
+      <w:lvlJc w:val="left"/>
+      <w:pPr>
+        <w:tabs>
+          <w:tab w:val="num" w:pos="720"/>
+        </w:tabs>
+        <w:ind w:left="720" w:hanging="360"/>
+      </w:pPr>
+      <w:rPr>
+        <w:rFonts w:ascii="Symbol" w:hAnsi="Symbol" w:hint="default"/>
+        <w:sz w:val="20"/>
+      </w:rPr>
+    </w:lvl>
+    <w:lvl w:ilvl="1" w:tentative="1">
+      <w:start w:val="1"/>
+      <w:numFmt w:val="bullet"/>
+      <w:lvlText w:val=""/>
+      <w:lvlJc w:val="left"/>
+      <w:pPr>
+        <w:tabs>
+          <w:tab w:val="num" w:pos="1440"/>
+        </w:tabs>
+        <w:ind w:left="1440" w:hanging="360"/>
+      </w:pPr>
+      <w:rPr>
+        <w:rFonts w:ascii="Symbol" w:hAnsi="Symbol" w:hint="default"/>
+        <w:sz w:val="20"/>
+      </w:rPr>
+    </w:lvl>
+    <w:lvl w:ilvl="2" w:tentative="1">
+      <w:start w:val="1"/>
+      <w:numFmt w:val="bullet"/>
+      <w:lvlText w:val=""/>
+      <w:lvlJc w:val="left"/>
+      <w:pPr>
+        <w:tabs>
+          <w:tab w:val="num" w:pos="2160"/>
+        </w:tabs>
+        <w:ind w:left="2160" w:hanging="360"/>
+      </w:pPr>
+      <w:rPr>
+        <w:rFonts w:ascii="Symbol" w:hAnsi="Symbol" w:hint="default"/>
+        <w:sz w:val="20"/>
+      </w:rPr>
+    </w:lvl>
+    <w:lvl w:ilvl="3" w:tentative="1">
+      <w:start w:val="1"/>
+      <w:numFmt w:val="bullet"/>
+      <w:lvlText w:val=""/>
+      <w:lvlJc w:val="left"/>
+      <w:pPr>
+        <w:tabs>
+          <w:tab w:val="num" w:pos="2880"/>
+        </w:tabs>
+        <w:ind w:left="2880" w:hanging="360"/>
+      </w:pPr>
+      <w:rPr>
+        <w:rFonts w:ascii="Symbol" w:hAnsi="Symbol" w:hint="default"/>
+        <w:sz w:val="20"/>
+      </w:rPr>
+    </w:lvl>
+    <w:lvl w:ilvl="4" w:tentative="1">
+      <w:start w:val="1"/>
+      <w:numFmt w:val="bullet"/>
+      <w:lvlText w:val=""/>
+      <w:lvlJc w:val="left"/>
+      <w:pPr>
+        <w:tabs>
+          <w:tab w:val="num" w:pos="3600"/>
+        </w:tabs>
+        <w:ind w:left="3600" w:hanging="360"/>
+      </w:pPr>
+      <w:rPr>
+        <w:rFonts w:ascii="Symbol" w:hAnsi="Symbol" w:hint="default"/>
+        <w:sz w:val="20"/>
+      </w:rPr>
+    </w:lvl>
+    <w:lvl w:ilvl="5" w:tentative="1">
+      <w:start w:val="1"/>
+      <w:numFmt w:val="bullet"/>
+      <w:lvlText w:val=""/>
+      <w:lvlJc w:val="left"/>
+      <w:pPr>
+        <w:tabs>
+          <w:tab w:val="num" w:pos="4320"/>
+        </w:tabs>
+        <w:ind w:left="4320" w:hanging="360"/>
+      </w:pPr>
+      <w:rPr>
+        <w:rFonts w:ascii="Symbol" w:hAnsi="Symbol" w:hint="default"/>
+        <w:sz w:val="20"/>
+      </w:rPr>
+    </w:lvl>
+    <w:lvl w:ilvl="6" w:tentative="1">
+      <w:start w:val="1"/>
+      <w:numFmt w:val="bullet"/>
+      <w:lvlText w:val=""/>
+      <w:lvlJc w:val="left"/>
+      <w:pPr>
+        <w:tabs>
+          <w:tab w:val="num" w:pos="5040"/>
+        </w:tabs>
+        <w:ind w:left="5040" w:hanging="360"/>
+      </w:pPr>
+      <w:rPr>
+        <w:rFonts w:ascii="Symbol" w:hAnsi="Symbol" w:hint="default"/>
+        <w:sz w:val="20"/>
+      </w:rPr>
+    </w:lvl>
+    <w:lvl w:ilvl="7" w:tentative="1">
+      <w:start w:val="1"/>
+      <w:numFmt w:val="bullet"/>
+      <w:lvlText w:val=""/>
+      <w:lvlJc w:val="left"/>
+      <w:pPr>
+        <w:tabs>
+          <w:tab w:val="num" w:pos="5760"/>
+        </w:tabs>
+        <w:ind w:left="5760" w:hanging="360"/>
+      </w:pPr>
+      <w:rPr>
+        <w:rFonts w:ascii="Symbol" w:hAnsi="Symbol" w:hint="default"/>
+        <w:sz w:val="20"/>
+      </w:rPr>
+    </w:lvl>
+    <w:lvl w:ilvl="8" w:tentative="1">
+      <w:start w:val="1"/>
+      <w:numFmt w:val="bullet"/>
+      <w:lvlText w:val=""/>
+      <w:lvlJc w:val="left"/>
+      <w:pPr>
+        <w:tabs>
+          <w:tab w:val="num" w:pos="6480"/>
+        </w:tabs>
+        <w:ind w:left="6480" w:hanging="360"/>
+      </w:pPr>
+      <w:rPr>
+        <w:rFonts w:ascii="Symbol" w:hAnsi="Symbol" w:hint="default"/>
+        <w:sz w:val="20"/>
+      </w:rPr>
+    </w:lvl>
+  </w:abstractNum>
+  <w:num w:numId="1" w16cid:durableId="1543328590">
+    <w:abstractNumId w:val="9"/>
+  </w:num>
+  <w:num w:numId="2" w16cid:durableId="776562189">
+    <w:abstractNumId w:val="5"/>
+  </w:num>
+  <w:num w:numId="3" w16cid:durableId="569585911">
+    <w:abstractNumId w:val="0"/>
+  </w:num>
+  <w:num w:numId="4" w16cid:durableId="670065656">
+    <w:abstractNumId w:val="15"/>
+  </w:num>
+  <w:num w:numId="5" w16cid:durableId="82798439">
+    <w:abstractNumId w:val="23"/>
+  </w:num>
+  <w:num w:numId="6" w16cid:durableId="1814564696">
+    <w:abstractNumId w:val="10"/>
+  </w:num>
+  <w:num w:numId="7" w16cid:durableId="1161696788">
+    <w:abstractNumId w:val="7"/>
+  </w:num>
+  <w:num w:numId="8" w16cid:durableId="799956742">
+    <w:abstractNumId w:val="12"/>
+  </w:num>
+  <w:num w:numId="9" w16cid:durableId="1501234281">
+    <w:abstractNumId w:val="13"/>
+  </w:num>
+  <w:num w:numId="10" w16cid:durableId="313722797">
+    <w:abstractNumId w:val="19"/>
+  </w:num>
+  <w:num w:numId="11" w16cid:durableId="2110350188">
+    <w:abstractNumId w:val="3"/>
+  </w:num>
+  <w:num w:numId="12" w16cid:durableId="1375886834">
+    <w:abstractNumId w:val="27"/>
+  </w:num>
+  <w:num w:numId="13" w16cid:durableId="1460689197">
+    <w:abstractNumId w:val="20"/>
+  </w:num>
+  <w:num w:numId="14" w16cid:durableId="1445467294">
+    <w:abstractNumId w:val="17"/>
+  </w:num>
+  <w:num w:numId="15" w16cid:durableId="1874725859">
+    <w:abstractNumId w:val="6"/>
+  </w:num>
+  <w:num w:numId="16" w16cid:durableId="1738747275">
+    <w:abstractNumId w:val="1"/>
+  </w:num>
+  <w:num w:numId="17" w16cid:durableId="1041595856">
+    <w:abstractNumId w:val="18"/>
+  </w:num>
+  <w:num w:numId="18" w16cid:durableId="1811557505">
+    <w:abstractNumId w:val="28"/>
+  </w:num>
+  <w:num w:numId="19" w16cid:durableId="1551839394">
+    <w:abstractNumId w:val="2"/>
+  </w:num>
+  <w:num w:numId="20" w16cid:durableId="392584114">
+    <w:abstractNumId w:val="21"/>
+  </w:num>
+  <w:num w:numId="21" w16cid:durableId="1871911589">
+    <w:abstractNumId w:val="4"/>
+  </w:num>
+  <w:num w:numId="22" w16cid:durableId="832528412">
+    <w:abstractNumId w:val="24"/>
+  </w:num>
+  <w:num w:numId="23" w16cid:durableId="1145774529">
+    <w:abstractNumId w:val="22"/>
+  </w:num>
+  <w:num w:numId="24" w16cid:durableId="2096629711">
+    <w:abstractNumId w:val="26"/>
+  </w:num>
+  <w:num w:numId="25" w16cid:durableId="1905989168">
+    <w:abstractNumId w:val="11"/>
+  </w:num>
+  <w:num w:numId="26" w16cid:durableId="166604901">
+    <w:abstractNumId w:val="25"/>
+  </w:num>
+  <w:num w:numId="27" w16cid:durableId="1104227071">
+    <w:abstractNumId w:val="14"/>
+  </w:num>
+  <w:num w:numId="28" w16cid:durableId="2139758990">
+    <w:abstractNumId w:val="8"/>
+  </w:num>
+  <w:num w:numId="29" w16cid:durableId="1402093826">
+    <w:abstractNumId w:val="16"/>
+  </w:num>
+</w:numbering>
 </file>
 
 <file path=word/styles.xml><?xml version="1.0" encoding="utf-8"?>

--- a/Business understanding.docx
+++ b/Business understanding.docx
@@ -21,71 +21,408 @@
       <w:r>
         <w:br w:type="page"/>
       </w:r>
-    </w:p>
-    <w:p>
       <w:r>
         <w:lastRenderedPageBreak/>
         <w:t>Introduction</w:t>
       </w:r>
     </w:p>
     <w:p>
-      <w:pPr>
+      <w:r>
+        <w:t xml:space="preserve">This report demonstrates </w:t>
+      </w:r>
+      <w:r>
+        <w:t xml:space="preserve">the process of a machine learning solution designed to optimise daily staff needed for an </w:t>
+      </w:r>
+      <w:r>
+        <w:t>hotel located in Glasnevin Dublin, Ireland. The</w:t>
+      </w:r>
+      <w:r>
+        <w:t xml:space="preserve"> </w:t>
+      </w:r>
+      <w:r>
+        <w:t xml:space="preserve">core objective is to build </w:t>
+      </w:r>
+      <w:r>
+        <w:t xml:space="preserve">a machine learning model capable of learn from </w:t>
+      </w:r>
+      <w:r>
+        <w:t>past events such events in the city, weather patterns and past occupancy, to predict the volume of guest</w:t>
+      </w:r>
+      <w:r>
+        <w:t>s the hotel will receive and based on that, determine the number of staff needed to work</w:t>
+      </w:r>
+      <w:r>
+        <w:t xml:space="preserve">. </w:t>
+      </w:r>
+    </w:p>
+    <w:p>
+      <w:r>
+        <w:t>In this process were involved t</w:t>
+      </w:r>
+      <w:r>
+        <w:t>hree data sets</w:t>
+      </w:r>
+      <w:r>
+        <w:t xml:space="preserve"> </w:t>
+      </w:r>
+      <w:r>
+        <w:t>that</w:t>
+      </w:r>
+      <w:r>
+        <w:t xml:space="preserve"> combined to feed a Random Forest model</w:t>
+      </w:r>
+      <w:r>
+        <w:t xml:space="preserve"> and provided a positive prediction </w:t>
+      </w:r>
+      <w:r>
+        <w:t xml:space="preserve">to prevent overstaffing and understaffing. </w:t>
+      </w:r>
+    </w:p>
+    <w:p>
+      <w:r>
+        <w:t xml:space="preserve">The project follows the CHRISP ( Cross Industry Standard Process for Data </w:t>
+      </w:r>
+      <w:r>
+        <w:t>Mining )</w:t>
+      </w:r>
+      <w:r>
+        <w:t>, t</w:t>
+      </w:r>
+      <w:r>
+        <w:t>h</w:t>
+      </w:r>
+      <w:r>
+        <w:t xml:space="preserve">e six stages covered in this report are: Business understanding, Data Understanding Data preparation, Modelling, Evaluation and Deployment. </w:t>
+      </w:r>
+    </w:p>
+    <w:p/>
+    <w:p>
+      <w:r>
+        <w:t xml:space="preserve">1) </w:t>
+      </w:r>
+      <w:r>
+        <w:t>Business Understanding</w:t>
+      </w:r>
+    </w:p>
+    <w:p>
+      <w:pPr>
+        <w:rPr>
+          <w:b/>
+          <w:bCs/>
+        </w:rPr>
+      </w:pPr>
+      <w:r>
+        <w:rPr>
+          <w:b/>
+          <w:bCs/>
+        </w:rPr>
+        <w:t>1.1 Background</w:t>
+      </w:r>
+    </w:p>
+    <w:p>
+      <w:r>
+        <w:t>Dublin is</w:t>
+      </w:r>
+      <w:r>
+        <w:t xml:space="preserve"> a very dynamic city, </w:t>
+      </w:r>
+      <w:r>
+        <w:t>it attrac</w:t>
+      </w:r>
+      <w:r>
+        <w:t>ts numerous tourists annually</w:t>
+      </w:r>
+      <w:r>
+        <w:t xml:space="preserve"> due important events and concerts. I</w:t>
+      </w:r>
+      <w:r>
+        <w:t xml:space="preserve">t is also a very important city for conferences, and </w:t>
+      </w:r>
+      <w:r>
+        <w:t>business-related</w:t>
+      </w:r>
+      <w:r>
+        <w:t xml:space="preserve"> meetings along all the year. </w:t>
+      </w:r>
+      <w:r>
+        <w:t xml:space="preserve">For and hotel operating in this environment and </w:t>
+      </w:r>
+      <w:r>
+        <w:t xml:space="preserve">location, predictions can </w:t>
+      </w:r>
+      <w:r>
+        <w:t>change the game</w:t>
+      </w:r>
+      <w:r>
+        <w:t xml:space="preserve">, since determine </w:t>
+      </w:r>
+      <w:r>
+        <w:t xml:space="preserve">how many </w:t>
+      </w:r>
+      <w:r>
+        <w:t>staff may be needed each day see</w:t>
+      </w:r>
+      <w:r>
+        <w:t xml:space="preserve">ms to be </w:t>
+      </w:r>
+      <w:r>
+        <w:t xml:space="preserve"> </w:t>
+      </w:r>
+      <w:r>
+        <w:t>a challenge for medium/small hotels</w:t>
+      </w:r>
+      <w:r>
+        <w:t xml:space="preserve">. </w:t>
+      </w:r>
+    </w:p>
+    <w:p>
+      <w:r>
+        <w:t xml:space="preserve">This project aims to avoid </w:t>
+      </w:r>
+      <w:r>
+        <w:t xml:space="preserve">that managers rely on guesses or intuition to </w:t>
+      </w:r>
+      <w:r>
+        <w:t xml:space="preserve">make decisions that can affect staff and guests. </w:t>
+      </w:r>
+      <w:r>
+        <w:t xml:space="preserve">When a hotel </w:t>
+      </w:r>
+      <w:r>
+        <w:t>understaffs</w:t>
+      </w:r>
+      <w:r>
+        <w:t xml:space="preserve">, </w:t>
+      </w:r>
+      <w:r>
+        <w:t xml:space="preserve">the staff </w:t>
+      </w:r>
+      <w:r>
+        <w:t>works under</w:t>
+      </w:r>
+      <w:r>
+        <w:t xml:space="preserve"> pression, offering poor customer service</w:t>
+      </w:r>
+      <w:r>
+        <w:t xml:space="preserve"> and questionable performance</w:t>
+      </w:r>
+      <w:r>
+        <w:t>. W</w:t>
+      </w:r>
+      <w:r>
+        <w:t xml:space="preserve">hen an hotel </w:t>
+      </w:r>
+      <w:r>
+        <w:t>overstaffs</w:t>
+      </w:r>
+      <w:r>
+        <w:t>, the staff get paid for hours that</w:t>
+      </w:r>
+      <w:r>
+        <w:t xml:space="preserve"> were not neede</w:t>
+      </w:r>
+      <w:r>
+        <w:t xml:space="preserve">d, increasing the hotel costs, and </w:t>
+      </w:r>
+      <w:r>
+        <w:t>pushing the managers to take last minute actions like cut hours</w:t>
+      </w:r>
+      <w:r>
+        <w:t xml:space="preserve">, which </w:t>
+      </w:r>
+      <w:r>
+        <w:t xml:space="preserve">also </w:t>
+      </w:r>
+      <w:r>
+        <w:t xml:space="preserve">ends on a bad experience of the staff. </w:t>
+      </w:r>
+    </w:p>
+    <w:p>
+      <w:r>
+        <w:rPr>
+          <w:b/>
+          <w:bCs/>
+        </w:rPr>
+        <w:t>1.2 Business Objective</w:t>
+      </w:r>
+    </w:p>
+    <w:p>
+      <w:r>
+        <w:t>The primary objective is to reduce costs</w:t>
+      </w:r>
+      <w:r>
+        <w:t xml:space="preserve"> by reducing</w:t>
+      </w:r>
+      <w:r>
+        <w:t xml:space="preserve"> overstaff and increment </w:t>
+      </w:r>
+      <w:r>
+        <w:t xml:space="preserve">the client experience by </w:t>
+      </w:r>
+      <w:r>
+        <w:t xml:space="preserve">avoid understaffing. </w:t>
+      </w:r>
+    </w:p>
+    <w:p>
+      <w:r>
+        <w:t xml:space="preserve">The model </w:t>
+      </w:r>
+      <w:r>
+        <w:t>can suggest</w:t>
+      </w:r>
+      <w:r>
+        <w:t xml:space="preserve"> a specific </w:t>
+      </w:r>
+      <w:r>
+        <w:t>number</w:t>
+      </w:r>
+      <w:r>
+        <w:t xml:space="preserve"> of staff needed per day, </w:t>
+      </w:r>
+      <w:r>
+        <w:t xml:space="preserve">where the manager </w:t>
+      </w:r>
+      <w:r>
+        <w:t xml:space="preserve">define a ratio of one staff member </w:t>
+      </w:r>
+      <w:r>
+        <w:t xml:space="preserve">per 5 guests for example. This ratio can be modified by the manager and reflect the baseline </w:t>
+      </w:r>
+      <w:r>
+        <w:t xml:space="preserve">for all the hotel operation, from cleaners to help desk. </w:t>
+      </w:r>
+    </w:p>
+    <w:p/>
+    <w:p>
+      <w:pPr>
+        <w:rPr>
+          <w:b/>
+          <w:bCs/>
+        </w:rPr>
+      </w:pPr>
+    </w:p>
+    <w:p>
+      <w:pPr>
+        <w:rPr>
+          <w:b/>
+          <w:bCs/>
+        </w:rPr>
+      </w:pPr>
+    </w:p>
+    <w:p>
+      <w:pPr>
+        <w:rPr>
+          <w:b/>
+          <w:bCs/>
+        </w:rPr>
+      </w:pPr>
+    </w:p>
+    <w:p>
+      <w:pPr>
+        <w:rPr>
+          <w:b/>
+          <w:bCs/>
+        </w:rPr>
+      </w:pPr>
+    </w:p>
+    <w:p>
+      <w:r>
+        <w:rPr>
+          <w:b/>
+          <w:bCs/>
+        </w:rPr>
+        <w:t>1.3 Data Mining Goal</w:t>
+      </w:r>
+    </w:p>
+    <w:p>
+      <w:r>
+        <w:t>Based on the objectives, this problem</w:t>
+      </w:r>
+      <w:r>
+        <w:t xml:space="preserve"> becomes perfect for regression problem</w:t>
+      </w:r>
+      <w:r>
+        <w:t>. Given a set of inputs like, weather, events, occupancy</w:t>
+      </w:r>
+      <w:r>
+        <w:t xml:space="preserve"> trends etc, the model predicts a continuous numerical value that represents out </w:t>
+      </w:r>
+      <w:r>
+        <w:t>number of guests expected</w:t>
+      </w:r>
+      <w:r>
+        <w:t xml:space="preserve"> to stay in the hotel. </w:t>
+      </w:r>
+    </w:p>
+    <w:p>
+      <w:r>
+        <w:t xml:space="preserve">For said goals, Regression is the model chosen, since the number of guests is a continuous number to predict, categorical models do not this this purposes. </w:t>
+      </w:r>
+    </w:p>
+    <w:p/>
+    <w:p>
+      <w:r>
+        <w:t xml:space="preserve">The success criteria: </w:t>
+      </w:r>
+    </w:p>
+    <w:p>
+      <w:pPr>
+        <w:pStyle w:val="ListParagraph"/>
         <w:numPr>
           <w:ilvl w:val="0"/>
-          <w:numId w:val="2"/>
+          <w:numId w:val="31"/>
         </w:numPr>
       </w:pPr>
       <w:r>
-        <w:t>What the report is: a CRISP-DM analysis of a machine learning project</w:t>
-      </w:r>
-    </w:p>
-    <w:p>
-      <w:pPr>
+        <w:t xml:space="preserve">R2: </w:t>
+      </w:r>
+      <w:r>
+        <w:t xml:space="preserve"> score of 70 or higher on the test section, meaning the model</w:t>
+      </w:r>
+      <w:r>
+        <w:t xml:space="preserve"> can explain 70% of the variance in my data set. </w:t>
+      </w:r>
+    </w:p>
+    <w:p>
+      <w:pPr>
+        <w:pStyle w:val="ListParagraph"/>
         <w:numPr>
           <w:ilvl w:val="0"/>
-          <w:numId w:val="2"/>
+          <w:numId w:val="31"/>
         </w:numPr>
       </w:pPr>
       <w:r>
-        <w:t>One sentence on the business context: staffing a city-centre Dublin hotel</w:t>
-      </w:r>
-    </w:p>
-    <w:p>
-      <w:pPr>
+        <w:t>MAE: Mean Absolute Error should be as low as possible</w:t>
+      </w:r>
+      <w:r>
+        <w:t xml:space="preserve">, considering the </w:t>
+      </w:r>
+      <w:r>
+        <w:t xml:space="preserve">small/medium hotel, no more than 20 of difference in prediction vs actual guests. </w:t>
+      </w:r>
+    </w:p>
+    <w:p>
+      <w:pPr>
+        <w:pStyle w:val="ListParagraph"/>
         <w:numPr>
           <w:ilvl w:val="0"/>
-          <w:numId w:val="2"/>
+          <w:numId w:val="31"/>
         </w:numPr>
       </w:pPr>
       <w:r>
-        <w:t>Why CRISP-DM was chosen as the methodology</w:t>
-      </w:r>
-    </w:p>
-    <w:p>
-      <w:pPr>
-        <w:numPr>
-          <w:ilvl w:val="0"/>
-          <w:numId w:val="2"/>
-        </w:numPr>
-      </w:pPr>
-      <w:r>
-        <w:t>Brief roadmap of the 6 stages</w:t>
-      </w:r>
-    </w:p>
-    <w:p>
-      <w:r>
-        <w:br w:type="page"/>
-      </w:r>
-    </w:p>
-    <w:p>
-      <w:r>
-        <w:lastRenderedPageBreak/>
-        <w:t>Business Understanding</w:t>
-      </w:r>
-    </w:p>
-    <w:p>
-      <w:r>
-        <w:t>1. BUSINESS UNDERSTANDING (~600 words)</w:t>
+        <w:t xml:space="preserve">Standard Deviation: </w:t>
+      </w:r>
+      <w:r>
+        <w:t>The consistency across validations</w:t>
+      </w:r>
+      <w:r>
+        <w:t xml:space="preserve"> should be as close as 0 </w:t>
+      </w:r>
+      <w:r>
+        <w:t>as possible to make sure our model is not guessin</w:t>
+      </w:r>
+      <w:r>
+        <w:t xml:space="preserve">g data. </w:t>
       </w:r>
     </w:p>
     <w:p>
@@ -94,29 +431,113 @@
           <w:b/>
           <w:bCs/>
         </w:rPr>
-        <w:t>1.1 Background</w:t>
-      </w:r>
-    </w:p>
-    <w:p>
-      <w:pPr>
-        <w:numPr>
-          <w:ilvl w:val="0"/>
-          <w:numId w:val="3"/>
-        </w:numPr>
-      </w:pPr>
-      <w:r>
-        <w:t>Hotel industry in Dublin: tourism-heavy, seasonal fluctuations, events impact</w:t>
-      </w:r>
-    </w:p>
-    <w:p>
-      <w:pPr>
-        <w:numPr>
-          <w:ilvl w:val="0"/>
-          <w:numId w:val="3"/>
-        </w:numPr>
-      </w:pPr>
-      <w:r>
-        <w:t>The problem with manual staffing: overstaffing wastes money, understaffing hurts service</w:t>
+        <w:t>1.4 Constraints</w:t>
+      </w:r>
+    </w:p>
+    <w:p>
+      <w:r>
+        <w:t xml:space="preserve">The boundaries that contain this project are: </w:t>
+      </w:r>
+    </w:p>
+    <w:p>
+      <w:r>
+        <w:t xml:space="preserve">The </w:t>
+      </w:r>
+      <w:r>
+        <w:t xml:space="preserve">data collected was only from 2015 to 2017, this </w:t>
+      </w:r>
+      <w:r>
+        <w:t>limited</w:t>
+      </w:r>
+      <w:r>
+        <w:t xml:space="preserve"> the model</w:t>
+      </w:r>
+      <w:r>
+        <w:t xml:space="preserve">, since no </w:t>
+      </w:r>
+      <w:r>
+        <w:t>long-term</w:t>
+      </w:r>
+      <w:r>
+        <w:t xml:space="preserve"> trend</w:t>
+      </w:r>
+      <w:r>
+        <w:t>s were detected</w:t>
+      </w:r>
+      <w:r>
+        <w:t xml:space="preserve">. </w:t>
+      </w:r>
+    </w:p>
+    <w:p>
+      <w:r>
+        <w:t>The</w:t>
+      </w:r>
+      <w:r>
+        <w:t xml:space="preserve"> hotel data set is a real-life data se</w:t>
+      </w:r>
+      <w:r>
+        <w:t>t</w:t>
+      </w:r>
+      <w:r>
+        <w:t xml:space="preserve"> but do not </w:t>
+      </w:r>
+      <w:r>
+        <w:t>belong</w:t>
+      </w:r>
+      <w:r>
+        <w:t xml:space="preserve"> to Dublin</w:t>
+      </w:r>
+      <w:r>
+        <w:t>, Ireland</w:t>
+      </w:r>
+    </w:p>
+    <w:p>
+      <w:r>
+        <w:t>The event data se</w:t>
+      </w:r>
+      <w:r>
+        <w:t>t</w:t>
+      </w:r>
+      <w:r>
+        <w:t xml:space="preserve"> used on this project was synthetically AI generated, </w:t>
+      </w:r>
+      <w:r>
+        <w:t>may be events that are still not considered</w:t>
+      </w:r>
+      <w:r>
+        <w:t xml:space="preserve">. </w:t>
+      </w:r>
+    </w:p>
+    <w:p>
+      <w:r>
+        <w:t>The staff ra</w:t>
+      </w:r>
+      <w:r>
+        <w:t>t</w:t>
+      </w:r>
+      <w:r>
+        <w:t>io</w:t>
+      </w:r>
+      <w:r>
+        <w:t xml:space="preserve"> </w:t>
+      </w:r>
+      <w:r>
+        <w:t>of 1 staff per 10 guests was set</w:t>
+      </w:r>
+      <w:r>
+        <w:t xml:space="preserve"> but it doesn’t reflect specialised roles or shifts. </w:t>
+      </w:r>
+      <w:r>
+        <w:br w:type="page"/>
+      </w:r>
+    </w:p>
+    <w:p>
+      <w:r>
+        <w:lastRenderedPageBreak/>
+        <w:t xml:space="preserve">2) </w:t>
+      </w:r>
+      <w:r>
+        <w:t>Data Understanding</w:t>
       </w:r>
     </w:p>
     <w:p>
@@ -125,260 +546,200 @@
           <w:b/>
           <w:bCs/>
         </w:rPr>
-        <w:t>1.2 Business Objective</w:t>
-      </w:r>
-    </w:p>
-    <w:p>
-      <w:pPr>
-        <w:numPr>
-          <w:ilvl w:val="0"/>
-          <w:numId w:val="4"/>
-        </w:numPr>
-      </w:pPr>
-      <w:r>
-        <w:t>Primary goal: predict the number of staff needed each day</w:t>
-      </w:r>
-    </w:p>
-    <w:p>
-      <w:pPr>
-        <w:numPr>
-          <w:ilvl w:val="0"/>
-          <w:numId w:val="4"/>
-        </w:numPr>
-      </w:pPr>
-      <w:r>
-        <w:t>Why regression (not classification)? Because the target is a continuous number</w:t>
-      </w:r>
-    </w:p>
-    <w:p>
+        <w:t>2.1 Data Sources (3 datasets)</w:t>
+      </w:r>
+    </w:p>
+    <w:p>
+      <w:r>
+        <w:t xml:space="preserve">Three data sets were collected and combined to define the features that this machine learning model </w:t>
+      </w:r>
+      <w:r>
+        <w:t xml:space="preserve">uses to predict the amount of guests. </w:t>
+      </w:r>
+    </w:p>
+    <w:p>
+      <w:r>
+        <w:t>Data set 1: Hotel Occupancy from Kaggle</w:t>
+      </w:r>
+    </w:p>
+    <w:p>
+      <w:r>
+        <w:t>This is the primary data set, this is open to public</w:t>
+      </w:r>
+      <w:r>
+        <w:t xml:space="preserve"> and available </w:t>
+      </w:r>
+      <w:r>
+        <w:t xml:space="preserve">here </w:t>
+      </w:r>
+      <w:hyperlink r:id="rId5" w:history="1">
+        <w:r>
+          <w:rPr>
+            <w:rStyle w:val="Hyperlink"/>
+            <w:b/>
+            <w:bCs/>
+          </w:rPr>
+          <w:t>Hotel booking demand</w:t>
+        </w:r>
+      </w:hyperlink>
       <w:r>
         <w:rPr>
           <w:b/>
           <w:bCs/>
         </w:rPr>
-        <w:t>1.3 Data Mining Goal</w:t>
-      </w:r>
-    </w:p>
-    <w:p>
-      <w:pPr>
-        <w:numPr>
-          <w:ilvl w:val="0"/>
-          <w:numId w:val="5"/>
-        </w:numPr>
-      </w:pPr>
-      <w:r>
-        <w:t>Build a model that predicts daily guest occupancy → convert to staffing ratio</w:t>
-      </w:r>
-    </w:p>
-    <w:p>
-      <w:pPr>
-        <w:numPr>
-          <w:ilvl w:val="0"/>
-          <w:numId w:val="5"/>
-        </w:numPr>
-      </w:pPr>
-      <w:r>
-        <w:t>Success criteria: R² ≥ 0.70, MAE as low as possible</w:t>
-      </w:r>
-    </w:p>
-    <w:p>
+        <w:t>.</w:t>
+      </w:r>
       <w:r>
         <w:rPr>
           <w:b/>
           <w:bCs/>
         </w:rPr>
-        <w:t>1.4 Constraints</w:t>
-      </w:r>
-    </w:p>
-    <w:p>
-      <w:pPr>
-        <w:numPr>
-          <w:ilvl w:val="0"/>
-          <w:numId w:val="6"/>
-        </w:numPr>
-      </w:pPr>
-      <w:r>
-        <w:t>Only historical data available (no real-time sensors)</w:t>
-      </w:r>
-    </w:p>
-    <w:p>
-      <w:pPr>
-        <w:numPr>
-          <w:ilvl w:val="0"/>
-          <w:numId w:val="6"/>
-        </w:numPr>
-      </w:pPr>
-      <w:r>
-        <w:t>Data covers 2015–2017 only</w:t>
-      </w:r>
-    </w:p>
-    <w:p>
-      <w:pPr>
-        <w:numPr>
-          <w:ilvl w:val="0"/>
-          <w:numId w:val="6"/>
-        </w:numPr>
-      </w:pPr>
-      <w:r>
-        <w:t>Staff-to-guest ratio is an estimate (1 staff per 5 guests)</w:t>
-      </w:r>
-    </w:p>
-    <w:p>
-      <w:r>
-        <w:br w:type="page"/>
-      </w:r>
-    </w:p>
-    <w:p>
-      <w:r>
-        <w:lastRenderedPageBreak/>
-        <w:t>Data Understanding</w:t>
-      </w:r>
-    </w:p>
-    <w:p>
-      <w:r>
-        <w:t>2. DATA UNDERSTANDING (~800 words)</w:t>
-      </w:r>
-    </w:p>
+        <w:t xml:space="preserve"> </w:t>
+      </w:r>
+      <w:r>
+        <w:t xml:space="preserve">For this project only the “city hotel” was used, </w:t>
+      </w:r>
+      <w:r>
+        <w:t>since is the one that closely represents Glasnevin area</w:t>
+      </w:r>
+      <w:r>
+        <w:t xml:space="preserve"> in Dublin. Also</w:t>
+      </w:r>
+      <w:r>
+        <w:t>,</w:t>
+      </w:r>
+      <w:r>
+        <w:t xml:space="preserve"> only some columns were used such as </w:t>
+      </w:r>
+      <w:r>
+        <w:t>arrival date, number of weekend nights stayed, number of weekday nights stayed, number of adults and children per booking, average daily rate (ADR), and a cancellation flag (is_canceled).</w:t>
+      </w:r>
+    </w:p>
+    <w:p>
+      <w:r>
+        <w:t xml:space="preserve">Data set 2: </w:t>
+      </w:r>
+      <w:r>
+        <w:t>Weather historical data from Met Èireann</w:t>
+      </w:r>
+    </w:p>
+    <w:p>
+      <w:r>
+        <w:t xml:space="preserve">This data set were obtained on their </w:t>
+      </w:r>
+      <w:hyperlink r:id="rId6" w:history="1">
+        <w:r>
+          <w:rPr>
+            <w:rStyle w:val="Hyperlink"/>
+          </w:rPr>
+          <w:t>Met Èireann official website</w:t>
+        </w:r>
+      </w:hyperlink>
+      <w:r>
+        <w:t xml:space="preserve">, </w:t>
+      </w:r>
+      <w:r>
+        <w:t xml:space="preserve">I filtered only the years that match my main data set (Hotel occupancy), </w:t>
+      </w:r>
+      <w:r>
+        <w:t xml:space="preserve">which are 2015, 2016 and 2017 and I used the most relevant </w:t>
+      </w:r>
+      <w:r>
+        <w:t xml:space="preserve">columns such as min temperature, max temperature, and precipitation. </w:t>
+      </w:r>
+      <w:r>
+        <w:t xml:space="preserve"> Based on this columns I categorized </w:t>
+      </w:r>
+      <w:r>
+        <w:t xml:space="preserve">variables to classify Poor, </w:t>
+      </w:r>
+      <w:r>
+        <w:t xml:space="preserve">Dry, Good and Moderate. </w:t>
+      </w:r>
+    </w:p>
+    <w:p>
+      <w:r>
+        <w:t xml:space="preserve">Data set 3: </w:t>
+      </w:r>
+      <w:r>
+        <w:t>Dublin events (AI)</w:t>
+      </w:r>
+    </w:p>
+    <w:p>
+      <w:r>
+        <w:t>I created a data se</w:t>
+      </w:r>
+      <w:r>
+        <w:t xml:space="preserve">t with the assistance of AI to enlist the events in Dublin along 2015, 2016 and 2017, </w:t>
+      </w:r>
+      <w:r>
+        <w:t>I also asked to create a</w:t>
+      </w:r>
+      <w:r>
+        <w:t xml:space="preserve">n Event Impact column, where the events with high impact were categorized as 2, the small or local events as 1 and no events </w:t>
+      </w:r>
+      <w:r>
+        <w:t xml:space="preserve">as 0, this includes bank holidays such as St, Patricks day and easter weekend. </w:t>
+      </w:r>
+    </w:p>
+    <w:p/>
     <w:p>
       <w:r>
         <w:rPr>
           <w:b/>
           <w:bCs/>
         </w:rPr>
-        <w:t>2.1 Data Sources (3 datasets)</w:t>
-      </w:r>
-    </w:p>
-    <w:p>
-      <w:pPr>
-        <w:numPr>
-          <w:ilvl w:val="0"/>
-          <w:numId w:val="7"/>
-        </w:numPr>
-      </w:pPr>
-      <w:r>
-        <w:t>Kaggle Hotel Bookings CSV — 119,390 bookings, H1 hotel used</w:t>
-      </w:r>
-    </w:p>
-    <w:p>
-      <w:pPr>
-        <w:numPr>
-          <w:ilvl w:val="0"/>
-          <w:numId w:val="7"/>
-        </w:numPr>
-      </w:pPr>
-      <w:r>
-        <w:t>Met Éireann Weather — Station dly1823, daily readings 2015–2017</w:t>
-      </w:r>
-    </w:p>
-    <w:p>
-      <w:pPr>
-        <w:numPr>
-          <w:ilvl w:val="0"/>
-          <w:numId w:val="7"/>
-        </w:numPr>
-      </w:pPr>
-      <w:r>
-        <w:t xml:space="preserve">Dublin Events — AI-generated synthetic dataset, </w:t>
-      </w:r>
-      <w:proofErr w:type="spellStart"/>
-      <w:r>
-        <w:t>event_impact</w:t>
-      </w:r>
-      <w:proofErr w:type="spellEnd"/>
-      <w:r>
-        <w:t xml:space="preserve"> scale 1–10</w:t>
-      </w:r>
-    </w:p>
-    <w:p>
-      <w:r>
-        <w:rPr>
-          <w:b/>
-          <w:bCs/>
-        </w:rPr>
         <w:t>2.2 Initial Data Exploration</w:t>
       </w:r>
     </w:p>
     <w:p>
-      <w:pPr>
-        <w:numPr>
-          <w:ilvl w:val="0"/>
-          <w:numId w:val="8"/>
-        </w:numPr>
-      </w:pPr>
-      <w:r>
-        <w:t xml:space="preserve">Kaggle: key columns (arrival date, stays, </w:t>
-      </w:r>
-      <w:proofErr w:type="spellStart"/>
-      <w:r>
-        <w:t>total_people</w:t>
-      </w:r>
-      <w:proofErr w:type="spellEnd"/>
-      <w:r>
-        <w:t xml:space="preserve">, </w:t>
-      </w:r>
-      <w:proofErr w:type="spellStart"/>
-      <w:r>
-        <w:t>adr</w:t>
-      </w:r>
-      <w:proofErr w:type="spellEnd"/>
-      <w:r>
-        <w:t xml:space="preserve">, </w:t>
-      </w:r>
-      <w:proofErr w:type="spellStart"/>
-      <w:r>
-        <w:t>is_canceled</w:t>
-      </w:r>
-      <w:proofErr w:type="spellEnd"/>
-      <w:r>
-        <w:t>)</w:t>
-      </w:r>
-    </w:p>
-    <w:p>
-      <w:pPr>
-        <w:numPr>
-          <w:ilvl w:val="0"/>
-          <w:numId w:val="8"/>
-        </w:numPr>
-      </w:pPr>
-      <w:r>
-        <w:t xml:space="preserve">Weather: </w:t>
-      </w:r>
-      <w:proofErr w:type="spellStart"/>
-      <w:r>
-        <w:t>maxt</w:t>
-      </w:r>
-      <w:proofErr w:type="spellEnd"/>
-      <w:r>
-        <w:t xml:space="preserve">, mint, rain, </w:t>
-      </w:r>
-      <w:proofErr w:type="spellStart"/>
-      <w:r>
-        <w:t>weather_quality</w:t>
-      </w:r>
-      <w:proofErr w:type="spellEnd"/>
-      <w:r>
-        <w:t xml:space="preserve"> categories</w:t>
-      </w:r>
-    </w:p>
-    <w:p>
-      <w:pPr>
-        <w:numPr>
-          <w:ilvl w:val="0"/>
-          <w:numId w:val="8"/>
-        </w:numPr>
-      </w:pPr>
-      <w:r>
-        <w:t xml:space="preserve">Events: date + </w:t>
-      </w:r>
-      <w:proofErr w:type="spellStart"/>
-      <w:r>
-        <w:t>event_impact</w:t>
-      </w:r>
-      <w:proofErr w:type="spellEnd"/>
-      <w:r>
-        <w:t xml:space="preserve"> score</w:t>
-      </w:r>
-    </w:p>
+      <w:r>
+        <w:t xml:space="preserve">Before of any exploration, all data sets were </w:t>
+      </w:r>
+      <w:r>
+        <w:t xml:space="preserve">inspected individually to understand the structure, size and possible issues. </w:t>
+      </w:r>
+    </w:p>
+    <w:p>
+      <w:r>
+        <w:t>The hotel data set contained</w:t>
+      </w:r>
+      <w:r>
+        <w:t xml:space="preserve"> </w:t>
+      </w:r>
+      <w:r>
+        <w:t xml:space="preserve">some </w:t>
+      </w:r>
+      <w:r>
+        <w:t>cancellations that were</w:t>
+      </w:r>
+      <w:r>
+        <w:t xml:space="preserve">n’t considered since that may inflate the </w:t>
+      </w:r>
+      <w:r>
+        <w:t xml:space="preserve">occupancy counts, I achieved this by </w:t>
+      </w:r>
+      <w:r>
+        <w:t xml:space="preserve">filtering </w:t>
+      </w:r>
+      <w:r>
+        <w:t>“</w:t>
+      </w:r>
+      <w:r>
+        <w:t>is_cancelled ==0</w:t>
+      </w:r>
+      <w:r>
+        <w:t>”</w:t>
+      </w:r>
+      <w:r>
+        <w:t xml:space="preserve"> condition to avoid to</w:t>
+      </w:r>
+      <w:r>
+        <w:t xml:space="preserve"> </w:t>
+      </w:r>
+    </w:p>
+    <w:p/>
+    <w:p/>
     <w:p>
       <w:r>
         <w:rPr>
@@ -407,15 +768,8 @@
         </w:numPr>
       </w:pPr>
       <w:r>
-        <w:t xml:space="preserve">Plot 2: Day of week — Fri/Sat highest, </w:t>
-      </w:r>
-      <w:proofErr w:type="gramStart"/>
-      <w:r>
-        <w:t>Monday</w:t>
-      </w:r>
-      <w:proofErr w:type="gramEnd"/>
-      <w:r>
-        <w:t xml:space="preserve"> lowest</w:t>
+        <w:lastRenderedPageBreak/>
+        <w:t>Plot 2: Day of week — Fri/Sat highest, Monday lowest</w:t>
       </w:r>
     </w:p>
     <w:p>
@@ -459,15 +813,7 @@
         </w:numPr>
       </w:pPr>
       <w:r>
-        <w:t xml:space="preserve">Plot 6: Correlation heatmap — </w:t>
-      </w:r>
-      <w:proofErr w:type="spellStart"/>
-      <w:r>
-        <w:t>maxt</w:t>
-      </w:r>
-      <w:proofErr w:type="spellEnd"/>
-      <w:r>
-        <w:t>/mint redundancy identified</w:t>
+        <w:t>Plot 6: Correlation heatmap — maxt/mint redundancy identified</w:t>
       </w:r>
     </w:p>
     <w:p>
@@ -557,15 +903,8 @@
         </w:numPr>
       </w:pPr>
       <w:r>
-        <w:t xml:space="preserve">Fix: expand each booking across all nights of stay using </w:t>
-      </w:r>
-      <w:proofErr w:type="spellStart"/>
-      <w:proofErr w:type="gramStart"/>
-      <w:r>
-        <w:t>pd.Timedelta</w:t>
-      </w:r>
-      <w:proofErr w:type="spellEnd"/>
-      <w:proofErr w:type="gramEnd"/>
+        <w:t>Fix: expand each booking across all nights of stay using pd.Timedelta</w:t>
+      </w:r>
     </w:p>
     <w:p>
       <w:pPr>
@@ -606,15 +945,7 @@
         </w:numPr>
       </w:pPr>
       <w:r>
-        <w:t xml:space="preserve">Final </w:t>
-      </w:r>
-      <w:proofErr w:type="spellStart"/>
-      <w:r>
-        <w:t>df_final</w:t>
-      </w:r>
-      <w:proofErr w:type="spellEnd"/>
-      <w:r>
-        <w:t>: 793 rows (one per day, 2015–2017)</w:t>
+        <w:t>Final df_final: 793 rows (one per day, 2015–2017)</w:t>
       </w:r>
     </w:p>
     <w:p>
@@ -634,15 +965,7 @@
         </w:numPr>
       </w:pPr>
       <w:r>
-        <w:t xml:space="preserve">Cyclical encoding: month (sin/cos /12), </w:t>
-      </w:r>
-      <w:proofErr w:type="spellStart"/>
-      <w:r>
-        <w:t>week_of_year</w:t>
-      </w:r>
-      <w:proofErr w:type="spellEnd"/>
-      <w:r>
-        <w:t xml:space="preserve"> (sin/cos /52) — why not one-hot</w:t>
+        <w:t>Cyclical encoding: month (sin/cos /12), week_of_year (sin/cos /52) — why not one-hot</w:t>
       </w:r>
     </w:p>
     <w:p>
@@ -653,23 +976,7 @@
         </w:numPr>
       </w:pPr>
       <w:r>
-        <w:t xml:space="preserve">One-hot encoding: </w:t>
-      </w:r>
-      <w:proofErr w:type="spellStart"/>
-      <w:r>
-        <w:t>day_of_week</w:t>
-      </w:r>
-      <w:proofErr w:type="spellEnd"/>
-      <w:r>
-        <w:t xml:space="preserve">, </w:t>
-      </w:r>
-      <w:proofErr w:type="spellStart"/>
-      <w:r>
-        <w:t>weather_quality</w:t>
-      </w:r>
-      <w:proofErr w:type="spellEnd"/>
-      <w:r>
-        <w:t xml:space="preserve"> — why these need it</w:t>
+        <w:t>One-hot encoding: day_of_week, weather_quality — why these need it</w:t>
       </w:r>
     </w:p>
     <w:p>
@@ -680,31 +987,7 @@
         </w:numPr>
       </w:pPr>
       <w:r>
-        <w:t xml:space="preserve">Lag features: </w:t>
-      </w:r>
-      <w:proofErr w:type="spellStart"/>
-      <w:r>
-        <w:t>occupancy_yesterday</w:t>
-      </w:r>
-      <w:proofErr w:type="spellEnd"/>
-      <w:r>
-        <w:t xml:space="preserve">, occupancy_7d_avg, </w:t>
-      </w:r>
-      <w:proofErr w:type="spellStart"/>
-      <w:r>
-        <w:t>occupancy_last_week</w:t>
-      </w:r>
-      <w:proofErr w:type="spellEnd"/>
-      <w:r>
-        <w:t xml:space="preserve">, </w:t>
-      </w:r>
-      <w:proofErr w:type="spellStart"/>
-      <w:r>
-        <w:t>occupancy_last_year</w:t>
-      </w:r>
-      <w:proofErr w:type="spellEnd"/>
-      <w:r>
-        <w:t xml:space="preserve"> — justify each</w:t>
+        <w:t>Lag features: occupancy_yesterday, occupancy_7d_avg, occupancy_last_week, occupancy_last_year — justify each</w:t>
       </w:r>
     </w:p>
     <w:p>
@@ -715,31 +998,7 @@
         </w:numPr>
       </w:pPr>
       <w:r>
-        <w:t xml:space="preserve">Removed features: mint (0.82 </w:t>
-      </w:r>
-      <w:proofErr w:type="spellStart"/>
-      <w:r>
-        <w:t>corr</w:t>
-      </w:r>
-      <w:proofErr w:type="spellEnd"/>
-      <w:r>
-        <w:t xml:space="preserve"> with </w:t>
-      </w:r>
-      <w:proofErr w:type="spellStart"/>
-      <w:r>
-        <w:t>maxt</w:t>
-      </w:r>
-      <w:proofErr w:type="spellEnd"/>
-      <w:r>
-        <w:t xml:space="preserve">), </w:t>
-      </w:r>
-      <w:proofErr w:type="spellStart"/>
-      <w:r>
-        <w:t>day_num</w:t>
-      </w:r>
-      <w:proofErr w:type="spellEnd"/>
-      <w:r>
-        <w:t xml:space="preserve"> (duplicate of one-hot)</w:t>
+        <w:t>Removed features: mint (0.82 corr with maxt), day_num (duplicate of one-hot)</w:t>
       </w:r>
     </w:p>
     <w:p>
@@ -779,20 +1038,7 @@
         </w:numPr>
       </w:pPr>
       <w:r>
-        <w:t xml:space="preserve">80/20 chronological split </w:t>
-      </w:r>
-      <w:proofErr w:type="gramStart"/>
-      <w:r>
-        <w:t>using .</w:t>
-      </w:r>
-      <w:proofErr w:type="spellStart"/>
-      <w:r>
-        <w:t>iloc</w:t>
-      </w:r>
-      <w:proofErr w:type="spellEnd"/>
-      <w:proofErr w:type="gramEnd"/>
-      <w:r>
-        <w:t xml:space="preserve"> — why NOT random split for time series</w:t>
+        <w:t>80/20 chronological split using .iloc — why NOT random split for time series</w:t>
       </w:r>
     </w:p>
     <w:p>
@@ -839,29 +1085,8 @@
         </w:numPr>
       </w:pPr>
       <w:r>
-        <w:t xml:space="preserve">All tested with </w:t>
-      </w:r>
-      <w:proofErr w:type="spellStart"/>
-      <w:r>
-        <w:t>TimeSeriesSplit</w:t>
-      </w:r>
-      <w:proofErr w:type="spellEnd"/>
-      <w:r>
-        <w:t xml:space="preserve"> (5 folds) — why </w:t>
-      </w:r>
-      <w:proofErr w:type="spellStart"/>
-      <w:r>
-        <w:t>TimeSeriesSplit</w:t>
-      </w:r>
-      <w:proofErr w:type="spellEnd"/>
-      <w:r>
-        <w:t xml:space="preserve"> and not </w:t>
-      </w:r>
-      <w:proofErr w:type="spellStart"/>
-      <w:r>
-        <w:t>KFold</w:t>
-      </w:r>
-      <w:proofErr w:type="spellEnd"/>
+        <w:t>All tested with TimeSeriesSplit (5 folds) — why TimeSeriesSplit and not KFold</w:t>
+      </w:r>
     </w:p>
     <w:p>
       <w:pPr>
@@ -954,13 +1179,8 @@
           <w:numId w:val="18"/>
         </w:numPr>
       </w:pPr>
-      <w:proofErr w:type="spellStart"/>
-      <w:r>
-        <w:t>n_estimators</w:t>
-      </w:r>
-      <w:proofErr w:type="spellEnd"/>
-      <w:r>
-        <w:t>=200 — why 200 trees</w:t>
+      <w:r>
+        <w:t>n_estimators=200 — why 200 trees</w:t>
       </w:r>
     </w:p>
     <w:p>
@@ -1001,13 +1221,8 @@
           <w:numId w:val="19"/>
         </w:numPr>
       </w:pPr>
-      <w:proofErr w:type="spellStart"/>
-      <w:r>
-        <w:t>TimeSeriesSplit</w:t>
-      </w:r>
-      <w:proofErr w:type="spellEnd"/>
-      <w:r>
-        <w:t xml:space="preserve"> 5-fold results: list the 5 R² scores</w:t>
+      <w:r>
+        <w:t>TimeSeriesSplit 5-fold results: list the 5 R² scores</w:t>
       </w:r>
     </w:p>
     <w:p>
@@ -1076,15 +1291,7 @@
         </w:numPr>
       </w:pPr>
       <w:r>
-        <w:t xml:space="preserve">MAE = 16.66: in context of hotel with ~200 </w:t>
-      </w:r>
-      <w:proofErr w:type="gramStart"/>
-      <w:r>
-        <w:t>guests</w:t>
-      </w:r>
-      <w:proofErr w:type="gramEnd"/>
-      <w:r>
-        <w:t xml:space="preserve"> average</w:t>
+        <w:t>MAE = 16.66: in context of hotel with ~200 guests average</w:t>
       </w:r>
     </w:p>
     <w:p>
@@ -1126,15 +1333,7 @@
         </w:numPr>
       </w:pPr>
       <w:r>
-        <w:t xml:space="preserve">Plot 8: Feature importance — top 5 features, </w:t>
-      </w:r>
-      <w:proofErr w:type="spellStart"/>
-      <w:r>
-        <w:t>occupancy_yesterday</w:t>
-      </w:r>
-      <w:proofErr w:type="spellEnd"/>
-      <w:r>
-        <w:t xml:space="preserve"> dominates</w:t>
+        <w:t>Plot 8: Feature importance — top 5 features, occupancy_yesterday dominates</w:t>
       </w:r>
     </w:p>
     <w:p>
@@ -1209,15 +1408,7 @@
         </w:numPr>
       </w:pPr>
       <w:r>
-        <w:t xml:space="preserve">16.66 MAE → ±3 staff </w:t>
-      </w:r>
-      <w:proofErr w:type="gramStart"/>
-      <w:r>
-        <w:t>members</w:t>
-      </w:r>
-      <w:proofErr w:type="gramEnd"/>
-      <w:r>
-        <w:t xml:space="preserve"> practical impact</w:t>
+        <w:t>16.66 MAE → ±3 staff members practical impact</w:t>
       </w:r>
     </w:p>
     <w:p>
@@ -1370,15 +1561,7 @@
         </w:numPr>
       </w:pPr>
       <w:r>
-        <w:t xml:space="preserve">Converted </w:t>
-      </w:r>
-      <w:proofErr w:type="gramStart"/>
-      <w:r>
-        <w:t>to:</w:t>
-      </w:r>
-      <w:proofErr w:type="gramEnd"/>
-      <w:r>
-        <w:t xml:space="preserve"> recommended staff count</w:t>
+        <w:t>Converted to: recommended staff count</w:t>
       </w:r>
     </w:p>
     <w:p>
@@ -1533,15 +1716,7 @@
         </w:numPr>
       </w:pPr>
       <w:r>
-        <w:t xml:space="preserve">CRISP-DM's iterative nature: the occupancy </w:t>
-      </w:r>
-      <w:proofErr w:type="gramStart"/>
-      <w:r>
-        <w:t>fix</w:t>
-      </w:r>
-      <w:proofErr w:type="gramEnd"/>
-      <w:r>
-        <w:t xml:space="preserve"> triggered re-visiting stages 2, 3, 4, 5</w:t>
+        <w:t>CRISP-DM's iterative nature: the occupancy fix triggered re-visiting stages 2, 3, 4, 5</w:t>
       </w:r>
     </w:p>
     <w:p>
@@ -1618,13 +1793,8 @@
           <w:numId w:val="29"/>
         </w:numPr>
       </w:pPr>
-      <w:proofErr w:type="spellStart"/>
-      <w:r>
-        <w:t>Breiman</w:t>
-      </w:r>
-      <w:proofErr w:type="spellEnd"/>
-      <w:r>
-        <w:t xml:space="preserve"> (2001) Random Forests paper</w:t>
+      <w:r>
+        <w:t>Breiman (2001) Random Forests paper</w:t>
       </w:r>
     </w:p>
     <w:p>
@@ -1710,18 +1880,10 @@
         <w:t xml:space="preserve">The customer’s primary goal is to optimize the hotel’s human resources </w:t>
       </w:r>
       <w:r>
-        <w:t>by synthesizing three key factors: historical hotel occupancy, real-time meteorological data, and city-wide event schedules (festivals, concerts, sports</w:t>
-      </w:r>
-      <w:proofErr w:type="gramStart"/>
-      <w:r>
-        <w:t>).</w:t>
-      </w:r>
-      <w:r>
-        <w:t>.</w:t>
-      </w:r>
-      <w:proofErr w:type="gramEnd"/>
-      <w:r>
-        <w:t xml:space="preserve"> The goal is to reduce operational costs by avoiding overstaffing on low-demand and protect customer service and quality during high demand.</w:t>
+        <w:t>by synthesizing three key factors: historical hotel occupancy, real-time meteorological data, and city-wide event schedules (festivals, concerts, sports).</w:t>
+      </w:r>
+      <w:r>
+        <w:t>. The goal is to reduce operational costs by avoiding overstaffing on low-demand and protect customer service and quality during high demand.</w:t>
       </w:r>
     </w:p>
     <w:p>
@@ -1735,11 +1897,9 @@
       <w:r>
         <w:t xml:space="preserve"> a football match can impact the staffing requirements on a </w:t>
       </w:r>
-      <w:proofErr w:type="gramStart"/>
       <w:r>
         <w:t>rainy day</w:t>
       </w:r>
-      <w:proofErr w:type="gramEnd"/>
       <w:r>
         <w:t xml:space="preserve"> vs a regular rainy day? 2) Can we reduce cost in labour in low-traffic days without make the staff felt minimized? </w:t>
       </w:r>
@@ -1804,19 +1964,11 @@
           <w:color w:val="EE0000"/>
         </w:rPr>
       </w:pPr>
-      <w:proofErr w:type="gramStart"/>
       <w:r>
         <w:rPr>
           <w:color w:val="EE0000"/>
         </w:rPr>
-        <w:t>NOTE:I</w:t>
-      </w:r>
-      <w:proofErr w:type="gramEnd"/>
-      <w:r>
-        <w:rPr>
-          <w:color w:val="EE0000"/>
-        </w:rPr>
-        <w:t xml:space="preserve"> MAY NEED AD NUMBERS LIKE A %, BUT I DON’T KNOW HOT TO CALCULATE THAT. </w:t>
+        <w:t xml:space="preserve">NOTE:I MAY NEED AD NUMBERS LIKE A %, BUT I DON’T KNOW HOT TO CALCULATE THAT. </w:t>
       </w:r>
     </w:p>
     <w:p/>
@@ -1895,16 +2047,11 @@
       <w:r>
         <w:t xml:space="preserve"> sets: </w:t>
       </w:r>
-      <w:proofErr w:type="gramStart"/>
       <w:r>
         <w:t xml:space="preserve">Met  </w:t>
       </w:r>
       <w:r>
-        <w:t>Éireann</w:t>
-      </w:r>
-      <w:proofErr w:type="gramEnd"/>
-      <w:r>
-        <w:t xml:space="preserve"> data set</w:t>
+        <w:t>Éireann data set</w:t>
       </w:r>
       <w:r>
         <w:t xml:space="preserve"> for weather predictions and </w:t>
@@ -1922,13 +2069,8 @@
       <w:r>
         <w:t xml:space="preserve">-Computing and Software: </w:t>
       </w:r>
-      <w:proofErr w:type="spellStart"/>
-      <w:r>
-        <w:t>Jupyter</w:t>
-      </w:r>
-      <w:proofErr w:type="spellEnd"/>
-      <w:r>
-        <w:t xml:space="preserve"> for the </w:t>
+      <w:r>
+        <w:t xml:space="preserve">Jupyter for the </w:t>
       </w:r>
       <w:r>
         <w:t>phyton-based environment</w:t>
@@ -2085,16 +2227,8 @@
         <w:rPr>
           <w:color w:val="000000" w:themeColor="text1"/>
         </w:rPr>
-        <w:t xml:space="preserve">, risking the </w:t>
-      </w:r>
-      <w:proofErr w:type="gramStart"/>
-      <w:r>
-        <w:rPr>
-          <w:color w:val="000000" w:themeColor="text1"/>
-        </w:rPr>
-        <w:t>dead line</w:t>
-      </w:r>
-      <w:proofErr w:type="gramEnd"/>
+        <w:t>, risking the dead line</w:t>
+      </w:r>
     </w:p>
     <w:p>
       <w:pPr>
@@ -2347,15 +2481,7 @@
         <w:t xml:space="preserve">Data acquisition: </w:t>
       </w:r>
       <w:r>
-        <w:t xml:space="preserve">Accessing to </w:t>
-      </w:r>
-      <w:proofErr w:type="spellStart"/>
-      <w:r>
-        <w:t>Met</w:t>
-      </w:r>
-      <w:proofErr w:type="spellEnd"/>
-      <w:r>
-        <w:t xml:space="preserve"> Eireann and Kaggle data is currently free of charge</w:t>
+        <w:t>Accessing to Met Eireann and Kaggle data is currently free of charge</w:t>
       </w:r>
     </w:p>
     <w:p>
@@ -2764,7 +2890,6 @@
             <w:r>
               <w:t>30</w:t>
             </w:r>
-            <w:proofErr w:type="gramStart"/>
             <w:r>
               <w:rPr>
                 <w:vertAlign w:val="superscript"/>
@@ -2777,7 +2902,6 @@
             <w:r>
               <w:t xml:space="preserve"> April</w:t>
             </w:r>
-            <w:proofErr w:type="gramEnd"/>
           </w:p>
         </w:tc>
         <w:tc>
@@ -2962,13 +3086,8 @@
             <w:tcW w:w="1778" w:type="dxa"/>
           </w:tcPr>
           <w:p>
-            <w:proofErr w:type="gramStart"/>
             <w:r>
-              <w:t>Model</w:t>
-            </w:r>
-            <w:proofErr w:type="gramEnd"/>
-            <w:r>
-              <w:t xml:space="preserve"> predict and test data</w:t>
+              <w:t>Model predict and test data</w:t>
             </w:r>
           </w:p>
         </w:tc>
@@ -3161,15 +3280,7 @@
         <w:t>FUTURE EVENTS, THIS EVENTS HAVE TO BE PLANNED IN ADVANCE</w:t>
       </w:r>
       <w:r>
-        <w:t xml:space="preserve">, </w:t>
-      </w:r>
-      <w:proofErr w:type="gramStart"/>
-      <w:r>
-        <w:t>LETS</w:t>
-      </w:r>
-      <w:proofErr w:type="gramEnd"/>
-      <w:r>
-        <w:t xml:space="preserve"> SAY 6 MONTHS IN ADVANCE. I WILL CREATE THIS MYSELF </w:t>
+        <w:t xml:space="preserve">, LETS SAY 6 MONTHS IN ADVANCE. I WILL CREATE THIS MYSELF </w:t>
       </w:r>
       <w:r>
         <w:t>AND JUST DEFINE IF IS A BIG EVENT OR NO</w:t>
@@ -3187,13 +3298,8 @@
       </w:r>
     </w:p>
     <w:p>
-      <w:proofErr w:type="gramStart"/>
-      <w:r>
-        <w:t>FIRST OF ALL</w:t>
-      </w:r>
-      <w:proofErr w:type="gramEnd"/>
-      <w:r>
-        <w:t xml:space="preserve"> I AM GOING TO SELECT THE WEATER VARIABLES</w:t>
+      <w:r>
+        <w:t>FIRST OF ALL I AM GOING TO SELECT THE WEATER VARIABLES</w:t>
       </w:r>
       <w:r>
         <w:t xml:space="preserve"> FROM GLASNEVIN IRELAND LOCATION (I COULD CHOOSE ANY OF THE </w:t>
@@ -3220,90 +3326,54 @@
           <w:color w:val="EE0000"/>
         </w:rPr>
       </w:pPr>
-      <w:proofErr w:type="spellStart"/>
       <w:r>
         <w:rPr>
           <w:color w:val="EE0000"/>
         </w:rPr>
-        <w:t>Tienes</w:t>
-      </w:r>
-      <w:proofErr w:type="spellEnd"/>
+        <w:t xml:space="preserve">Tienes que implementar something like standard scaler, robust </w:t>
+      </w:r>
       <w:r>
         <w:rPr>
           <w:color w:val="EE0000"/>
         </w:rPr>
+        <w:t>scalar</w:t>
+      </w:r>
+      <w:r>
+        <w:rPr>
+          <w:color w:val="EE0000"/>
+        </w:rPr>
+        <w:t>, amputation</w:t>
+      </w:r>
+      <w:r>
+        <w:rPr>
+          <w:color w:val="EE0000"/>
+        </w:rPr>
+        <w:t xml:space="preserve">, outliners, define </w:t>
+      </w:r>
+      <w:r>
+        <w:rPr>
+          <w:color w:val="EE0000"/>
+        </w:rPr>
+        <w:t>of the ske</w:t>
+      </w:r>
+      <w:r>
+        <w:rPr>
+          <w:color w:val="EE0000"/>
+        </w:rPr>
+        <w:t>w</w:t>
+      </w:r>
+      <w:r>
+        <w:rPr>
+          <w:color w:val="EE0000"/>
+        </w:rPr>
+        <w:t xml:space="preserve"> looks like. Tell me what I can implement and why my teacher wants me to implement them </w:t>
+      </w:r>
+      <w:r>
+        <w:rPr>
+          <w:color w:val="EE0000"/>
+        </w:rPr>
         <w:t xml:space="preserve"> </w:t>
       </w:r>
-      <w:proofErr w:type="spellStart"/>
-      <w:r>
-        <w:rPr>
-          <w:color w:val="EE0000"/>
-        </w:rPr>
-        <w:t>que</w:t>
-      </w:r>
-      <w:proofErr w:type="spellEnd"/>
-      <w:r>
-        <w:rPr>
-          <w:color w:val="EE0000"/>
-        </w:rPr>
-        <w:t xml:space="preserve"> </w:t>
-      </w:r>
-      <w:proofErr w:type="spellStart"/>
-      <w:r>
-        <w:rPr>
-          <w:color w:val="EE0000"/>
-        </w:rPr>
-        <w:t>implementar</w:t>
-      </w:r>
-      <w:proofErr w:type="spellEnd"/>
-      <w:r>
-        <w:rPr>
-          <w:color w:val="EE0000"/>
-        </w:rPr>
-        <w:t xml:space="preserve"> something like standard scaler, robust </w:t>
-      </w:r>
-      <w:r>
-        <w:rPr>
-          <w:color w:val="EE0000"/>
-        </w:rPr>
-        <w:t>scalar</w:t>
-      </w:r>
-      <w:r>
-        <w:rPr>
-          <w:color w:val="EE0000"/>
-        </w:rPr>
-        <w:t>, amputation</w:t>
-      </w:r>
-      <w:r>
-        <w:rPr>
-          <w:color w:val="EE0000"/>
-        </w:rPr>
-        <w:t xml:space="preserve">, outliners, define </w:t>
-      </w:r>
-      <w:r>
-        <w:rPr>
-          <w:color w:val="EE0000"/>
-        </w:rPr>
-        <w:t>of the ske</w:t>
-      </w:r>
-      <w:r>
-        <w:rPr>
-          <w:color w:val="EE0000"/>
-        </w:rPr>
-        <w:t>w</w:t>
-      </w:r>
-      <w:r>
-        <w:rPr>
-          <w:color w:val="EE0000"/>
-        </w:rPr>
-        <w:t xml:space="preserve"> looks like. Tell me what I can implement and why my teacher wants me to implement them </w:t>
-      </w:r>
-      <w:r>
-        <w:rPr>
-          <w:color w:val="EE0000"/>
-        </w:rPr>
-        <w:t xml:space="preserve"> </w:t>
-      </w:r>
     </w:p>
     <w:p>
       <w:pPr>
@@ -3327,100 +3397,8 @@
         <w:rPr>
           <w:lang w:val="es-ES"/>
         </w:rPr>
-        <w:t xml:space="preserve"> y que significan, después intenta aplicarlas a tu </w:t>
-      </w:r>
-      <w:proofErr w:type="spellStart"/>
-      <w:r>
-        <w:rPr>
-          <w:lang w:val="es-ES"/>
-        </w:rPr>
-        <w:t>projecto</w:t>
-      </w:r>
-      <w:proofErr w:type="spellEnd"/>
-      <w:r>
-        <w:rPr>
-          <w:lang w:val="es-ES"/>
-        </w:rPr>
-        <w:t xml:space="preserve"> and </w:t>
-      </w:r>
-      <w:proofErr w:type="gramStart"/>
-      <w:r>
-        <w:rPr>
-          <w:lang w:val="es-ES"/>
-        </w:rPr>
-        <w:t>show</w:t>
-      </w:r>
-      <w:proofErr w:type="gramEnd"/>
-      <w:r>
-        <w:rPr>
-          <w:lang w:val="es-ES"/>
-        </w:rPr>
-        <w:t xml:space="preserve"> </w:t>
-      </w:r>
-      <w:proofErr w:type="spellStart"/>
-      <w:r>
-        <w:rPr>
-          <w:lang w:val="es-ES"/>
-        </w:rPr>
-        <w:t>it</w:t>
-      </w:r>
-      <w:proofErr w:type="spellEnd"/>
-      <w:r>
-        <w:rPr>
-          <w:lang w:val="es-ES"/>
-        </w:rPr>
-        <w:t xml:space="preserve"> </w:t>
-      </w:r>
-      <w:proofErr w:type="spellStart"/>
-      <w:r>
-        <w:rPr>
-          <w:lang w:val="es-ES"/>
-        </w:rPr>
-        <w:t>to</w:t>
-      </w:r>
-      <w:proofErr w:type="spellEnd"/>
-      <w:r>
-        <w:rPr>
-          <w:lang w:val="es-ES"/>
-        </w:rPr>
-        <w:t xml:space="preserve"> </w:t>
-      </w:r>
-      <w:proofErr w:type="spellStart"/>
-      <w:r>
-        <w:rPr>
-          <w:lang w:val="es-ES"/>
-        </w:rPr>
-        <w:t>the</w:t>
-      </w:r>
-      <w:proofErr w:type="spellEnd"/>
-      <w:r>
-        <w:rPr>
-          <w:lang w:val="es-ES"/>
-        </w:rPr>
-        <w:t xml:space="preserve"> </w:t>
-      </w:r>
-      <w:proofErr w:type="spellStart"/>
-      <w:r>
-        <w:rPr>
-          <w:lang w:val="es-ES"/>
-        </w:rPr>
-        <w:t>teacher</w:t>
-      </w:r>
-      <w:proofErr w:type="spellEnd"/>
-      <w:r>
-        <w:rPr>
-          <w:lang w:val="es-ES"/>
-        </w:rPr>
-        <w:t xml:space="preserve"> </w:t>
-      </w:r>
-      <w:proofErr w:type="spellStart"/>
-      <w:r>
-        <w:rPr>
-          <w:lang w:val="es-ES"/>
-        </w:rPr>
-        <w:t>tomorrow</w:t>
-      </w:r>
-      <w:proofErr w:type="spellEnd"/>
+        <w:t xml:space="preserve"> y que significan, después intenta aplicarlas a tu projecto and show it to the teacher tomorrow</w:t>
+      </w:r>
     </w:p>
     <w:p>
       <w:pPr>
@@ -3636,7 +3614,7 @@
             <w:tcW w:w="3621" w:type="dxa"/>
           </w:tcPr>
           <w:p>
-            <w:hyperlink r:id="rId5" w:history="1">
+            <w:hyperlink r:id="rId7" w:history="1">
               <w:r>
                 <w:rPr>
                   <w:rStyle w:val="Hyperlink"/>
@@ -3713,21 +3691,8 @@
             <w:tcW w:w="1620" w:type="dxa"/>
           </w:tcPr>
           <w:p>
-            <w:proofErr w:type="spellStart"/>
             <w:r>
-              <w:t>dt.day_</w:t>
-            </w:r>
-            <w:proofErr w:type="gramStart"/>
-            <w:r>
-              <w:t>name</w:t>
-            </w:r>
-            <w:proofErr w:type="spellEnd"/>
-            <w:r>
-              <w:t>(</w:t>
-            </w:r>
-            <w:proofErr w:type="gramEnd"/>
-            <w:r>
-              <w:t>)</w:t>
+              <w:t>dt.day_name()</w:t>
             </w:r>
           </w:p>
         </w:tc>
@@ -3943,15 +3908,7 @@
           </w:tcPr>
           <w:p>
             <w:r>
-              <w:t xml:space="preserve">Time series </w:t>
-            </w:r>
-            <w:proofErr w:type="gramStart"/>
-            <w:r>
-              <w:t>shift(</w:t>
-            </w:r>
-            <w:proofErr w:type="gramEnd"/>
-            <w:r>
-              <w:t>)</w:t>
+              <w:t>Time series shift()</w:t>
             </w:r>
           </w:p>
         </w:tc>
@@ -4059,15 +4016,8 @@
           </w:tcPr>
           <w:p>
             <w:r>
-              <w:t xml:space="preserve">How to use </w:t>
+              <w:t>How to use x.iloc</w:t>
             </w:r>
-            <w:proofErr w:type="spellStart"/>
-            <w:proofErr w:type="gramStart"/>
-            <w:r>
-              <w:t>x.iloc</w:t>
-            </w:r>
-            <w:proofErr w:type="spellEnd"/>
-            <w:proofErr w:type="gramEnd"/>
           </w:p>
         </w:tc>
         <w:tc>
@@ -4102,15 +4052,8 @@
           </w:tcPr>
           <w:p>
             <w:r>
-              <w:t xml:space="preserve">What is </w:t>
+              <w:t>What is pd.Timedelta</w:t>
             </w:r>
-            <w:proofErr w:type="spellStart"/>
-            <w:proofErr w:type="gramStart"/>
-            <w:r>
-              <w:t>pd.Timedelta</w:t>
-            </w:r>
-            <w:proofErr w:type="spellEnd"/>
-            <w:proofErr w:type="gramEnd"/>
           </w:p>
         </w:tc>
         <w:tc>
@@ -4183,21 +4126,11 @@
             <w:tcW w:w="1620" w:type="dxa"/>
           </w:tcPr>
           <w:p>
-            <w:proofErr w:type="gramStart"/>
             <w:r>
               <w:t>.sin</w:t>
             </w:r>
-            <w:proofErr w:type="gramEnd"/>
             <w:r>
-              <w:t xml:space="preserve"> </w:t>
-            </w:r>
-            <w:proofErr w:type="gramStart"/>
-            <w:r>
-              <w:t>and .cos</w:t>
-            </w:r>
-            <w:proofErr w:type="gramEnd"/>
-            <w:r>
-              <w:t xml:space="preserve"> meaning</w:t>
+              <w:t xml:space="preserve"> and .cos meaning</w:t>
             </w:r>
           </w:p>
         </w:tc>
@@ -4991,6 +4924,119 @@
     </w:lvl>
   </w:abstractNum>
   <w:abstractNum w:abstractNumId="4" w15:restartNumberingAfterBreak="0">
+    <w:nsid w:val="0A1A3C12"/>
+    <w:multiLevelType w:val="hybridMultilevel"/>
+    <w:tmpl w:val="93127EC6"/>
+    <w:lvl w:ilvl="0" w:tplc="18090001">
+      <w:start w:val="1"/>
+      <w:numFmt w:val="bullet"/>
+      <w:lvlText w:val=""/>
+      <w:lvlJc w:val="left"/>
+      <w:pPr>
+        <w:ind w:left="1444" w:hanging="360"/>
+      </w:pPr>
+      <w:rPr>
+        <w:rFonts w:ascii="Symbol" w:hAnsi="Symbol" w:hint="default"/>
+      </w:rPr>
+    </w:lvl>
+    <w:lvl w:ilvl="1" w:tplc="18090003" w:tentative="1">
+      <w:start w:val="1"/>
+      <w:numFmt w:val="bullet"/>
+      <w:lvlText w:val="o"/>
+      <w:lvlJc w:val="left"/>
+      <w:pPr>
+        <w:ind w:left="2164" w:hanging="360"/>
+      </w:pPr>
+      <w:rPr>
+        <w:rFonts w:ascii="Courier New" w:hAnsi="Courier New" w:cs="Courier New" w:hint="default"/>
+      </w:rPr>
+    </w:lvl>
+    <w:lvl w:ilvl="2" w:tplc="18090005" w:tentative="1">
+      <w:start w:val="1"/>
+      <w:numFmt w:val="bullet"/>
+      <w:lvlText w:val=""/>
+      <w:lvlJc w:val="left"/>
+      <w:pPr>
+        <w:ind w:left="2884" w:hanging="360"/>
+      </w:pPr>
+      <w:rPr>
+        <w:rFonts w:ascii="Wingdings" w:hAnsi="Wingdings" w:hint="default"/>
+      </w:rPr>
+    </w:lvl>
+    <w:lvl w:ilvl="3" w:tplc="18090001" w:tentative="1">
+      <w:start w:val="1"/>
+      <w:numFmt w:val="bullet"/>
+      <w:lvlText w:val=""/>
+      <w:lvlJc w:val="left"/>
+      <w:pPr>
+        <w:ind w:left="3604" w:hanging="360"/>
+      </w:pPr>
+      <w:rPr>
+        <w:rFonts w:ascii="Symbol" w:hAnsi="Symbol" w:hint="default"/>
+      </w:rPr>
+    </w:lvl>
+    <w:lvl w:ilvl="4" w:tplc="18090003" w:tentative="1">
+      <w:start w:val="1"/>
+      <w:numFmt w:val="bullet"/>
+      <w:lvlText w:val="o"/>
+      <w:lvlJc w:val="left"/>
+      <w:pPr>
+        <w:ind w:left="4324" w:hanging="360"/>
+      </w:pPr>
+      <w:rPr>
+        <w:rFonts w:ascii="Courier New" w:hAnsi="Courier New" w:cs="Courier New" w:hint="default"/>
+      </w:rPr>
+    </w:lvl>
+    <w:lvl w:ilvl="5" w:tplc="18090005" w:tentative="1">
+      <w:start w:val="1"/>
+      <w:numFmt w:val="bullet"/>
+      <w:lvlText w:val=""/>
+      <w:lvlJc w:val="left"/>
+      <w:pPr>
+        <w:ind w:left="5044" w:hanging="360"/>
+      </w:pPr>
+      <w:rPr>
+        <w:rFonts w:ascii="Wingdings" w:hAnsi="Wingdings" w:hint="default"/>
+      </w:rPr>
+    </w:lvl>
+    <w:lvl w:ilvl="6" w:tplc="18090001" w:tentative="1">
+      <w:start w:val="1"/>
+      <w:numFmt w:val="bullet"/>
+      <w:lvlText w:val=""/>
+      <w:lvlJc w:val="left"/>
+      <w:pPr>
+        <w:ind w:left="5764" w:hanging="360"/>
+      </w:pPr>
+      <w:rPr>
+        <w:rFonts w:ascii="Symbol" w:hAnsi="Symbol" w:hint="default"/>
+      </w:rPr>
+    </w:lvl>
+    <w:lvl w:ilvl="7" w:tplc="18090003" w:tentative="1">
+      <w:start w:val="1"/>
+      <w:numFmt w:val="bullet"/>
+      <w:lvlText w:val="o"/>
+      <w:lvlJc w:val="left"/>
+      <w:pPr>
+        <w:ind w:left="6484" w:hanging="360"/>
+      </w:pPr>
+      <w:rPr>
+        <w:rFonts w:ascii="Courier New" w:hAnsi="Courier New" w:cs="Courier New" w:hint="default"/>
+      </w:rPr>
+    </w:lvl>
+    <w:lvl w:ilvl="8" w:tplc="18090005" w:tentative="1">
+      <w:start w:val="1"/>
+      <w:numFmt w:val="bullet"/>
+      <w:lvlText w:val=""/>
+      <w:lvlJc w:val="left"/>
+      <w:pPr>
+        <w:ind w:left="7204" w:hanging="360"/>
+      </w:pPr>
+      <w:rPr>
+        <w:rFonts w:ascii="Wingdings" w:hAnsi="Wingdings" w:hint="default"/>
+      </w:rPr>
+    </w:lvl>
+  </w:abstractNum>
+  <w:abstractNum w:abstractNumId="5" w15:restartNumberingAfterBreak="0">
     <w:nsid w:val="0DAF28AB"/>
     <w:multiLevelType w:val="multilevel"/>
     <w:tmpl w:val="A81A5666"/>
@@ -5139,7 +5185,7 @@
       </w:rPr>
     </w:lvl>
   </w:abstractNum>
-  <w:abstractNum w:abstractNumId="5" w15:restartNumberingAfterBreak="0">
+  <w:abstractNum w:abstractNumId="6" w15:restartNumberingAfterBreak="0">
     <w:nsid w:val="15AF1471"/>
     <w:multiLevelType w:val="multilevel"/>
     <w:tmpl w:val="ED185474"/>
@@ -5288,7 +5334,7 @@
       </w:rPr>
     </w:lvl>
   </w:abstractNum>
-  <w:abstractNum w:abstractNumId="6" w15:restartNumberingAfterBreak="0">
+  <w:abstractNum w:abstractNumId="7" w15:restartNumberingAfterBreak="0">
     <w:nsid w:val="16352229"/>
     <w:multiLevelType w:val="multilevel"/>
     <w:tmpl w:val="94086088"/>
@@ -5437,7 +5483,7 @@
       </w:rPr>
     </w:lvl>
   </w:abstractNum>
-  <w:abstractNum w:abstractNumId="7" w15:restartNumberingAfterBreak="0">
+  <w:abstractNum w:abstractNumId="8" w15:restartNumberingAfterBreak="0">
     <w:nsid w:val="2A75083A"/>
     <w:multiLevelType w:val="multilevel"/>
     <w:tmpl w:val="ABF69E40"/>
@@ -5586,7 +5632,7 @@
       </w:rPr>
     </w:lvl>
   </w:abstractNum>
-  <w:abstractNum w:abstractNumId="8" w15:restartNumberingAfterBreak="0">
+  <w:abstractNum w:abstractNumId="9" w15:restartNumberingAfterBreak="0">
     <w:nsid w:val="2DBB2258"/>
     <w:multiLevelType w:val="multilevel"/>
     <w:tmpl w:val="66927A7A"/>
@@ -5735,7 +5781,7 @@
       </w:rPr>
     </w:lvl>
   </w:abstractNum>
-  <w:abstractNum w:abstractNumId="9" w15:restartNumberingAfterBreak="0">
+  <w:abstractNum w:abstractNumId="10" w15:restartNumberingAfterBreak="0">
     <w:nsid w:val="2DED0A49"/>
     <w:multiLevelType w:val="multilevel"/>
     <w:tmpl w:val="759E9BCE"/>
@@ -5884,7 +5930,7 @@
       </w:rPr>
     </w:lvl>
   </w:abstractNum>
-  <w:abstractNum w:abstractNumId="10" w15:restartNumberingAfterBreak="0">
+  <w:abstractNum w:abstractNumId="11" w15:restartNumberingAfterBreak="0">
     <w:nsid w:val="32DC6777"/>
     <w:multiLevelType w:val="multilevel"/>
     <w:tmpl w:val="F6829934"/>
@@ -6033,7 +6079,7 @@
       </w:rPr>
     </w:lvl>
   </w:abstractNum>
-  <w:abstractNum w:abstractNumId="11" w15:restartNumberingAfterBreak="0">
+  <w:abstractNum w:abstractNumId="12" w15:restartNumberingAfterBreak="0">
     <w:nsid w:val="35C90BC5"/>
     <w:multiLevelType w:val="multilevel"/>
     <w:tmpl w:val="809A214C"/>
@@ -6182,7 +6228,7 @@
       </w:rPr>
     </w:lvl>
   </w:abstractNum>
-  <w:abstractNum w:abstractNumId="12" w15:restartNumberingAfterBreak="0">
+  <w:abstractNum w:abstractNumId="13" w15:restartNumberingAfterBreak="0">
     <w:nsid w:val="36CC6B59"/>
     <w:multiLevelType w:val="multilevel"/>
     <w:tmpl w:val="1B6073BC"/>
@@ -6331,7 +6377,7 @@
       </w:rPr>
     </w:lvl>
   </w:abstractNum>
-  <w:abstractNum w:abstractNumId="13" w15:restartNumberingAfterBreak="0">
+  <w:abstractNum w:abstractNumId="14" w15:restartNumberingAfterBreak="0">
     <w:nsid w:val="3BD16F4B"/>
     <w:multiLevelType w:val="multilevel"/>
     <w:tmpl w:val="B310EE8A"/>
@@ -6480,7 +6526,7 @@
       </w:rPr>
     </w:lvl>
   </w:abstractNum>
-  <w:abstractNum w:abstractNumId="14" w15:restartNumberingAfterBreak="0">
+  <w:abstractNum w:abstractNumId="15" w15:restartNumberingAfterBreak="0">
     <w:nsid w:val="3E7C6745"/>
     <w:multiLevelType w:val="multilevel"/>
     <w:tmpl w:val="099AD20A"/>
@@ -6629,7 +6675,7 @@
       </w:rPr>
     </w:lvl>
   </w:abstractNum>
-  <w:abstractNum w:abstractNumId="15" w15:restartNumberingAfterBreak="0">
+  <w:abstractNum w:abstractNumId="16" w15:restartNumberingAfterBreak="0">
     <w:nsid w:val="417A1A38"/>
     <w:multiLevelType w:val="multilevel"/>
     <w:tmpl w:val="37C4B9BE"/>
@@ -6778,7 +6824,7 @@
       </w:rPr>
     </w:lvl>
   </w:abstractNum>
-  <w:abstractNum w:abstractNumId="16" w15:restartNumberingAfterBreak="0">
+  <w:abstractNum w:abstractNumId="17" w15:restartNumberingAfterBreak="0">
     <w:nsid w:val="42ED463D"/>
     <w:multiLevelType w:val="multilevel"/>
     <w:tmpl w:val="B512EF6C"/>
@@ -6927,7 +6973,7 @@
       </w:rPr>
     </w:lvl>
   </w:abstractNum>
-  <w:abstractNum w:abstractNumId="17" w15:restartNumberingAfterBreak="0">
+  <w:abstractNum w:abstractNumId="18" w15:restartNumberingAfterBreak="0">
     <w:nsid w:val="4A060A73"/>
     <w:multiLevelType w:val="multilevel"/>
     <w:tmpl w:val="206AC76A"/>
@@ -7076,7 +7122,233 @@
       </w:rPr>
     </w:lvl>
   </w:abstractNum>
-  <w:abstractNum w:abstractNumId="18" w15:restartNumberingAfterBreak="0">
+  <w:abstractNum w:abstractNumId="19" w15:restartNumberingAfterBreak="0">
+    <w:nsid w:val="4DAA3A36"/>
+    <w:multiLevelType w:val="hybridMultilevel"/>
+    <w:tmpl w:val="B6463830"/>
+    <w:lvl w:ilvl="0" w:tplc="18090001">
+      <w:start w:val="1"/>
+      <w:numFmt w:val="bullet"/>
+      <w:lvlText w:val=""/>
+      <w:lvlJc w:val="left"/>
+      <w:pPr>
+        <w:ind w:left="3600" w:hanging="360"/>
+      </w:pPr>
+      <w:rPr>
+        <w:rFonts w:ascii="Symbol" w:hAnsi="Symbol" w:hint="default"/>
+      </w:rPr>
+    </w:lvl>
+    <w:lvl w:ilvl="1" w:tplc="18090003" w:tentative="1">
+      <w:start w:val="1"/>
+      <w:numFmt w:val="bullet"/>
+      <w:lvlText w:val="o"/>
+      <w:lvlJc w:val="left"/>
+      <w:pPr>
+        <w:ind w:left="4320" w:hanging="360"/>
+      </w:pPr>
+      <w:rPr>
+        <w:rFonts w:ascii="Courier New" w:hAnsi="Courier New" w:cs="Courier New" w:hint="default"/>
+      </w:rPr>
+    </w:lvl>
+    <w:lvl w:ilvl="2" w:tplc="18090005" w:tentative="1">
+      <w:start w:val="1"/>
+      <w:numFmt w:val="bullet"/>
+      <w:lvlText w:val=""/>
+      <w:lvlJc w:val="left"/>
+      <w:pPr>
+        <w:ind w:left="5040" w:hanging="360"/>
+      </w:pPr>
+      <w:rPr>
+        <w:rFonts w:ascii="Wingdings" w:hAnsi="Wingdings" w:hint="default"/>
+      </w:rPr>
+    </w:lvl>
+    <w:lvl w:ilvl="3" w:tplc="18090001" w:tentative="1">
+      <w:start w:val="1"/>
+      <w:numFmt w:val="bullet"/>
+      <w:lvlText w:val=""/>
+      <w:lvlJc w:val="left"/>
+      <w:pPr>
+        <w:ind w:left="5760" w:hanging="360"/>
+      </w:pPr>
+      <w:rPr>
+        <w:rFonts w:ascii="Symbol" w:hAnsi="Symbol" w:hint="default"/>
+      </w:rPr>
+    </w:lvl>
+    <w:lvl w:ilvl="4" w:tplc="18090003" w:tentative="1">
+      <w:start w:val="1"/>
+      <w:numFmt w:val="bullet"/>
+      <w:lvlText w:val="o"/>
+      <w:lvlJc w:val="left"/>
+      <w:pPr>
+        <w:ind w:left="6480" w:hanging="360"/>
+      </w:pPr>
+      <w:rPr>
+        <w:rFonts w:ascii="Courier New" w:hAnsi="Courier New" w:cs="Courier New" w:hint="default"/>
+      </w:rPr>
+    </w:lvl>
+    <w:lvl w:ilvl="5" w:tplc="18090005" w:tentative="1">
+      <w:start w:val="1"/>
+      <w:numFmt w:val="bullet"/>
+      <w:lvlText w:val=""/>
+      <w:lvlJc w:val="left"/>
+      <w:pPr>
+        <w:ind w:left="7200" w:hanging="360"/>
+      </w:pPr>
+      <w:rPr>
+        <w:rFonts w:ascii="Wingdings" w:hAnsi="Wingdings" w:hint="default"/>
+      </w:rPr>
+    </w:lvl>
+    <w:lvl w:ilvl="6" w:tplc="18090001" w:tentative="1">
+      <w:start w:val="1"/>
+      <w:numFmt w:val="bullet"/>
+      <w:lvlText w:val=""/>
+      <w:lvlJc w:val="left"/>
+      <w:pPr>
+        <w:ind w:left="7920" w:hanging="360"/>
+      </w:pPr>
+      <w:rPr>
+        <w:rFonts w:ascii="Symbol" w:hAnsi="Symbol" w:hint="default"/>
+      </w:rPr>
+    </w:lvl>
+    <w:lvl w:ilvl="7" w:tplc="18090003" w:tentative="1">
+      <w:start w:val="1"/>
+      <w:numFmt w:val="bullet"/>
+      <w:lvlText w:val="o"/>
+      <w:lvlJc w:val="left"/>
+      <w:pPr>
+        <w:ind w:left="8640" w:hanging="360"/>
+      </w:pPr>
+      <w:rPr>
+        <w:rFonts w:ascii="Courier New" w:hAnsi="Courier New" w:cs="Courier New" w:hint="default"/>
+      </w:rPr>
+    </w:lvl>
+    <w:lvl w:ilvl="8" w:tplc="18090005" w:tentative="1">
+      <w:start w:val="1"/>
+      <w:numFmt w:val="bullet"/>
+      <w:lvlText w:val=""/>
+      <w:lvlJc w:val="left"/>
+      <w:pPr>
+        <w:ind w:left="9360" w:hanging="360"/>
+      </w:pPr>
+      <w:rPr>
+        <w:rFonts w:ascii="Wingdings" w:hAnsi="Wingdings" w:hint="default"/>
+      </w:rPr>
+    </w:lvl>
+  </w:abstractNum>
+  <w:abstractNum w:abstractNumId="20" w15:restartNumberingAfterBreak="0">
+    <w:nsid w:val="4E0E39BC"/>
+    <w:multiLevelType w:val="multilevel"/>
+    <w:tmpl w:val="34C0107C"/>
+    <w:lvl w:ilvl="0">
+      <w:start w:val="1"/>
+      <w:numFmt w:val="decimal"/>
+      <w:lvlText w:val="%1"/>
+      <w:lvlJc w:val="left"/>
+      <w:pPr>
+        <w:ind w:left="370" w:hanging="370"/>
+      </w:pPr>
+      <w:rPr>
+        <w:rFonts w:hint="default"/>
+      </w:rPr>
+    </w:lvl>
+    <w:lvl w:ilvl="1">
+      <w:start w:val="1"/>
+      <w:numFmt w:val="decimal"/>
+      <w:lvlText w:val="%1.%2"/>
+      <w:lvlJc w:val="left"/>
+      <w:pPr>
+        <w:ind w:left="370" w:hanging="370"/>
+      </w:pPr>
+      <w:rPr>
+        <w:rFonts w:hint="default"/>
+      </w:rPr>
+    </w:lvl>
+    <w:lvl w:ilvl="2">
+      <w:start w:val="1"/>
+      <w:numFmt w:val="decimal"/>
+      <w:lvlText w:val="%1.%2.%3"/>
+      <w:lvlJc w:val="left"/>
+      <w:pPr>
+        <w:ind w:left="720" w:hanging="720"/>
+      </w:pPr>
+      <w:rPr>
+        <w:rFonts w:hint="default"/>
+      </w:rPr>
+    </w:lvl>
+    <w:lvl w:ilvl="3">
+      <w:start w:val="1"/>
+      <w:numFmt w:val="decimal"/>
+      <w:lvlText w:val="%1.%2.%3.%4"/>
+      <w:lvlJc w:val="left"/>
+      <w:pPr>
+        <w:ind w:left="1080" w:hanging="1080"/>
+      </w:pPr>
+      <w:rPr>
+        <w:rFonts w:hint="default"/>
+      </w:rPr>
+    </w:lvl>
+    <w:lvl w:ilvl="4">
+      <w:start w:val="1"/>
+      <w:numFmt w:val="decimal"/>
+      <w:lvlText w:val="%1.%2.%3.%4.%5"/>
+      <w:lvlJc w:val="left"/>
+      <w:pPr>
+        <w:ind w:left="1080" w:hanging="1080"/>
+      </w:pPr>
+      <w:rPr>
+        <w:rFonts w:hint="default"/>
+      </w:rPr>
+    </w:lvl>
+    <w:lvl w:ilvl="5">
+      <w:start w:val="1"/>
+      <w:numFmt w:val="decimal"/>
+      <w:lvlText w:val="%1.%2.%3.%4.%5.%6"/>
+      <w:lvlJc w:val="left"/>
+      <w:pPr>
+        <w:ind w:left="1440" w:hanging="1440"/>
+      </w:pPr>
+      <w:rPr>
+        <w:rFonts w:hint="default"/>
+      </w:rPr>
+    </w:lvl>
+    <w:lvl w:ilvl="6">
+      <w:start w:val="1"/>
+      <w:numFmt w:val="decimal"/>
+      <w:lvlText w:val="%1.%2.%3.%4.%5.%6.%7"/>
+      <w:lvlJc w:val="left"/>
+      <w:pPr>
+        <w:ind w:left="1440" w:hanging="1440"/>
+      </w:pPr>
+      <w:rPr>
+        <w:rFonts w:hint="default"/>
+      </w:rPr>
+    </w:lvl>
+    <w:lvl w:ilvl="7">
+      <w:start w:val="1"/>
+      <w:numFmt w:val="decimal"/>
+      <w:lvlText w:val="%1.%2.%3.%4.%5.%6.%7.%8"/>
+      <w:lvlJc w:val="left"/>
+      <w:pPr>
+        <w:ind w:left="1800" w:hanging="1800"/>
+      </w:pPr>
+      <w:rPr>
+        <w:rFonts w:hint="default"/>
+      </w:rPr>
+    </w:lvl>
+    <w:lvl w:ilvl="8">
+      <w:start w:val="1"/>
+      <w:numFmt w:val="decimal"/>
+      <w:lvlText w:val="%1.%2.%3.%4.%5.%6.%7.%8.%9"/>
+      <w:lvlJc w:val="left"/>
+      <w:pPr>
+        <w:ind w:left="1800" w:hanging="1800"/>
+      </w:pPr>
+      <w:rPr>
+        <w:rFonts w:hint="default"/>
+      </w:rPr>
+    </w:lvl>
+  </w:abstractNum>
+  <w:abstractNum w:abstractNumId="21" w15:restartNumberingAfterBreak="0">
     <w:nsid w:val="59295197"/>
     <w:multiLevelType w:val="multilevel"/>
     <w:tmpl w:val="AFE2F750"/>
@@ -7225,7 +7497,7 @@
       </w:rPr>
     </w:lvl>
   </w:abstractNum>
-  <w:abstractNum w:abstractNumId="19" w15:restartNumberingAfterBreak="0">
+  <w:abstractNum w:abstractNumId="22" w15:restartNumberingAfterBreak="0">
     <w:nsid w:val="5B186FC0"/>
     <w:multiLevelType w:val="multilevel"/>
     <w:tmpl w:val="ADA65EB8"/>
@@ -7374,7 +7646,7 @@
       </w:rPr>
     </w:lvl>
   </w:abstractNum>
-  <w:abstractNum w:abstractNumId="20" w15:restartNumberingAfterBreak="0">
+  <w:abstractNum w:abstractNumId="23" w15:restartNumberingAfterBreak="0">
     <w:nsid w:val="5E813A8B"/>
     <w:multiLevelType w:val="multilevel"/>
     <w:tmpl w:val="6C0ED57C"/>
@@ -7523,7 +7795,7 @@
       </w:rPr>
     </w:lvl>
   </w:abstractNum>
-  <w:abstractNum w:abstractNumId="21" w15:restartNumberingAfterBreak="0">
+  <w:abstractNum w:abstractNumId="24" w15:restartNumberingAfterBreak="0">
     <w:nsid w:val="64543C75"/>
     <w:multiLevelType w:val="multilevel"/>
     <w:tmpl w:val="2DA6AB9C"/>
@@ -7672,7 +7944,7 @@
       </w:rPr>
     </w:lvl>
   </w:abstractNum>
-  <w:abstractNum w:abstractNumId="22" w15:restartNumberingAfterBreak="0">
+  <w:abstractNum w:abstractNumId="25" w15:restartNumberingAfterBreak="0">
     <w:nsid w:val="64F27754"/>
     <w:multiLevelType w:val="multilevel"/>
     <w:tmpl w:val="23142090"/>
@@ -7821,7 +8093,7 @@
       </w:rPr>
     </w:lvl>
   </w:abstractNum>
-  <w:abstractNum w:abstractNumId="23" w15:restartNumberingAfterBreak="0">
+  <w:abstractNum w:abstractNumId="26" w15:restartNumberingAfterBreak="0">
     <w:nsid w:val="651A75A3"/>
     <w:multiLevelType w:val="multilevel"/>
     <w:tmpl w:val="7AF46592"/>
@@ -7970,7 +8242,120 @@
       </w:rPr>
     </w:lvl>
   </w:abstractNum>
-  <w:abstractNum w:abstractNumId="24" w15:restartNumberingAfterBreak="0">
+  <w:abstractNum w:abstractNumId="27" w15:restartNumberingAfterBreak="0">
+    <w:nsid w:val="66BD34B6"/>
+    <w:multiLevelType w:val="hybridMultilevel"/>
+    <w:tmpl w:val="BF50E86E"/>
+    <w:lvl w:ilvl="0" w:tplc="18090001">
+      <w:start w:val="1"/>
+      <w:numFmt w:val="bullet"/>
+      <w:lvlText w:val=""/>
+      <w:lvlJc w:val="left"/>
+      <w:pPr>
+        <w:ind w:left="4324" w:hanging="360"/>
+      </w:pPr>
+      <w:rPr>
+        <w:rFonts w:ascii="Symbol" w:hAnsi="Symbol" w:hint="default"/>
+      </w:rPr>
+    </w:lvl>
+    <w:lvl w:ilvl="1" w:tplc="18090003" w:tentative="1">
+      <w:start w:val="1"/>
+      <w:numFmt w:val="bullet"/>
+      <w:lvlText w:val="o"/>
+      <w:lvlJc w:val="left"/>
+      <w:pPr>
+        <w:ind w:left="5044" w:hanging="360"/>
+      </w:pPr>
+      <w:rPr>
+        <w:rFonts w:ascii="Courier New" w:hAnsi="Courier New" w:cs="Courier New" w:hint="default"/>
+      </w:rPr>
+    </w:lvl>
+    <w:lvl w:ilvl="2" w:tplc="18090005" w:tentative="1">
+      <w:start w:val="1"/>
+      <w:numFmt w:val="bullet"/>
+      <w:lvlText w:val=""/>
+      <w:lvlJc w:val="left"/>
+      <w:pPr>
+        <w:ind w:left="5764" w:hanging="360"/>
+      </w:pPr>
+      <w:rPr>
+        <w:rFonts w:ascii="Wingdings" w:hAnsi="Wingdings" w:hint="default"/>
+      </w:rPr>
+    </w:lvl>
+    <w:lvl w:ilvl="3" w:tplc="18090001" w:tentative="1">
+      <w:start w:val="1"/>
+      <w:numFmt w:val="bullet"/>
+      <w:lvlText w:val=""/>
+      <w:lvlJc w:val="left"/>
+      <w:pPr>
+        <w:ind w:left="6484" w:hanging="360"/>
+      </w:pPr>
+      <w:rPr>
+        <w:rFonts w:ascii="Symbol" w:hAnsi="Symbol" w:hint="default"/>
+      </w:rPr>
+    </w:lvl>
+    <w:lvl w:ilvl="4" w:tplc="18090003" w:tentative="1">
+      <w:start w:val="1"/>
+      <w:numFmt w:val="bullet"/>
+      <w:lvlText w:val="o"/>
+      <w:lvlJc w:val="left"/>
+      <w:pPr>
+        <w:ind w:left="7204" w:hanging="360"/>
+      </w:pPr>
+      <w:rPr>
+        <w:rFonts w:ascii="Courier New" w:hAnsi="Courier New" w:cs="Courier New" w:hint="default"/>
+      </w:rPr>
+    </w:lvl>
+    <w:lvl w:ilvl="5" w:tplc="18090005" w:tentative="1">
+      <w:start w:val="1"/>
+      <w:numFmt w:val="bullet"/>
+      <w:lvlText w:val=""/>
+      <w:lvlJc w:val="left"/>
+      <w:pPr>
+        <w:ind w:left="7924" w:hanging="360"/>
+      </w:pPr>
+      <w:rPr>
+        <w:rFonts w:ascii="Wingdings" w:hAnsi="Wingdings" w:hint="default"/>
+      </w:rPr>
+    </w:lvl>
+    <w:lvl w:ilvl="6" w:tplc="18090001" w:tentative="1">
+      <w:start w:val="1"/>
+      <w:numFmt w:val="bullet"/>
+      <w:lvlText w:val=""/>
+      <w:lvlJc w:val="left"/>
+      <w:pPr>
+        <w:ind w:left="8644" w:hanging="360"/>
+      </w:pPr>
+      <w:rPr>
+        <w:rFonts w:ascii="Symbol" w:hAnsi="Symbol" w:hint="default"/>
+      </w:rPr>
+    </w:lvl>
+    <w:lvl w:ilvl="7" w:tplc="18090003" w:tentative="1">
+      <w:start w:val="1"/>
+      <w:numFmt w:val="bullet"/>
+      <w:lvlText w:val="o"/>
+      <w:lvlJc w:val="left"/>
+      <w:pPr>
+        <w:ind w:left="9364" w:hanging="360"/>
+      </w:pPr>
+      <w:rPr>
+        <w:rFonts w:ascii="Courier New" w:hAnsi="Courier New" w:cs="Courier New" w:hint="default"/>
+      </w:rPr>
+    </w:lvl>
+    <w:lvl w:ilvl="8" w:tplc="18090005" w:tentative="1">
+      <w:start w:val="1"/>
+      <w:numFmt w:val="bullet"/>
+      <w:lvlText w:val=""/>
+      <w:lvlJc w:val="left"/>
+      <w:pPr>
+        <w:ind w:left="10084" w:hanging="360"/>
+      </w:pPr>
+      <w:rPr>
+        <w:rFonts w:ascii="Wingdings" w:hAnsi="Wingdings" w:hint="default"/>
+      </w:rPr>
+    </w:lvl>
+  </w:abstractNum>
+  <w:abstractNum w:abstractNumId="28" w15:restartNumberingAfterBreak="0">
     <w:nsid w:val="68E5649D"/>
     <w:multiLevelType w:val="multilevel"/>
     <w:tmpl w:val="3AAA0C70"/>
@@ -8119,7 +8504,7 @@
       </w:rPr>
     </w:lvl>
   </w:abstractNum>
-  <w:abstractNum w:abstractNumId="25" w15:restartNumberingAfterBreak="0">
+  <w:abstractNum w:abstractNumId="29" w15:restartNumberingAfterBreak="0">
     <w:nsid w:val="6A825D02"/>
     <w:multiLevelType w:val="multilevel"/>
     <w:tmpl w:val="D7743582"/>
@@ -8268,7 +8653,7 @@
       </w:rPr>
     </w:lvl>
   </w:abstractNum>
-  <w:abstractNum w:abstractNumId="26" w15:restartNumberingAfterBreak="0">
+  <w:abstractNum w:abstractNumId="30" w15:restartNumberingAfterBreak="0">
     <w:nsid w:val="710A60B5"/>
     <w:multiLevelType w:val="multilevel"/>
     <w:tmpl w:val="A4C811FA"/>
@@ -8417,7 +8802,7 @@
       </w:rPr>
     </w:lvl>
   </w:abstractNum>
-  <w:abstractNum w:abstractNumId="27" w15:restartNumberingAfterBreak="0">
+  <w:abstractNum w:abstractNumId="31" w15:restartNumberingAfterBreak="0">
     <w:nsid w:val="716F0014"/>
     <w:multiLevelType w:val="multilevel"/>
     <w:tmpl w:val="3AA657EE"/>
@@ -8566,7 +8951,7 @@
       </w:rPr>
     </w:lvl>
   </w:abstractNum>
-  <w:abstractNum w:abstractNumId="28" w15:restartNumberingAfterBreak="0">
+  <w:abstractNum w:abstractNumId="32" w15:restartNumberingAfterBreak="0">
     <w:nsid w:val="7A171B67"/>
     <w:multiLevelType w:val="multilevel"/>
     <w:tmpl w:val="E996BAFC"/>
@@ -8716,91 +9101,103 @@
     </w:lvl>
   </w:abstractNum>
   <w:num w:numId="1" w16cid:durableId="1543328590">
-    <w:abstractNumId w:val="9"/>
+    <w:abstractNumId w:val="10"/>
   </w:num>
   <w:num w:numId="2" w16cid:durableId="776562189">
-    <w:abstractNumId w:val="5"/>
+    <w:abstractNumId w:val="6"/>
   </w:num>
   <w:num w:numId="3" w16cid:durableId="569585911">
     <w:abstractNumId w:val="0"/>
   </w:num>
   <w:num w:numId="4" w16cid:durableId="670065656">
-    <w:abstractNumId w:val="15"/>
+    <w:abstractNumId w:val="16"/>
   </w:num>
   <w:num w:numId="5" w16cid:durableId="82798439">
-    <w:abstractNumId w:val="23"/>
+    <w:abstractNumId w:val="26"/>
   </w:num>
   <w:num w:numId="6" w16cid:durableId="1814564696">
-    <w:abstractNumId w:val="10"/>
+    <w:abstractNumId w:val="11"/>
   </w:num>
   <w:num w:numId="7" w16cid:durableId="1161696788">
-    <w:abstractNumId w:val="7"/>
+    <w:abstractNumId w:val="8"/>
   </w:num>
   <w:num w:numId="8" w16cid:durableId="799956742">
-    <w:abstractNumId w:val="12"/>
+    <w:abstractNumId w:val="13"/>
   </w:num>
   <w:num w:numId="9" w16cid:durableId="1501234281">
-    <w:abstractNumId w:val="13"/>
+    <w:abstractNumId w:val="14"/>
   </w:num>
   <w:num w:numId="10" w16cid:durableId="313722797">
-    <w:abstractNumId w:val="19"/>
+    <w:abstractNumId w:val="22"/>
   </w:num>
   <w:num w:numId="11" w16cid:durableId="2110350188">
     <w:abstractNumId w:val="3"/>
   </w:num>
   <w:num w:numId="12" w16cid:durableId="1375886834">
-    <w:abstractNumId w:val="27"/>
+    <w:abstractNumId w:val="31"/>
   </w:num>
   <w:num w:numId="13" w16cid:durableId="1460689197">
-    <w:abstractNumId w:val="20"/>
+    <w:abstractNumId w:val="23"/>
   </w:num>
   <w:num w:numId="14" w16cid:durableId="1445467294">
-    <w:abstractNumId w:val="17"/>
+    <w:abstractNumId w:val="18"/>
   </w:num>
   <w:num w:numId="15" w16cid:durableId="1874725859">
-    <w:abstractNumId w:val="6"/>
+    <w:abstractNumId w:val="7"/>
   </w:num>
   <w:num w:numId="16" w16cid:durableId="1738747275">
     <w:abstractNumId w:val="1"/>
   </w:num>
   <w:num w:numId="17" w16cid:durableId="1041595856">
-    <w:abstractNumId w:val="18"/>
+    <w:abstractNumId w:val="21"/>
   </w:num>
   <w:num w:numId="18" w16cid:durableId="1811557505">
-    <w:abstractNumId w:val="28"/>
+    <w:abstractNumId w:val="32"/>
   </w:num>
   <w:num w:numId="19" w16cid:durableId="1551839394">
     <w:abstractNumId w:val="2"/>
   </w:num>
   <w:num w:numId="20" w16cid:durableId="392584114">
-    <w:abstractNumId w:val="21"/>
+    <w:abstractNumId w:val="24"/>
   </w:num>
   <w:num w:numId="21" w16cid:durableId="1871911589">
+    <w:abstractNumId w:val="5"/>
+  </w:num>
+  <w:num w:numId="22" w16cid:durableId="832528412">
+    <w:abstractNumId w:val="28"/>
+  </w:num>
+  <w:num w:numId="23" w16cid:durableId="1145774529">
+    <w:abstractNumId w:val="25"/>
+  </w:num>
+  <w:num w:numId="24" w16cid:durableId="2096629711">
+    <w:abstractNumId w:val="30"/>
+  </w:num>
+  <w:num w:numId="25" w16cid:durableId="1905989168">
+    <w:abstractNumId w:val="12"/>
+  </w:num>
+  <w:num w:numId="26" w16cid:durableId="166604901">
+    <w:abstractNumId w:val="29"/>
+  </w:num>
+  <w:num w:numId="27" w16cid:durableId="1104227071">
+    <w:abstractNumId w:val="15"/>
+  </w:num>
+  <w:num w:numId="28" w16cid:durableId="2139758990">
+    <w:abstractNumId w:val="9"/>
+  </w:num>
+  <w:num w:numId="29" w16cid:durableId="1402093826">
+    <w:abstractNumId w:val="17"/>
+  </w:num>
+  <w:num w:numId="30" w16cid:durableId="1650750400">
+    <w:abstractNumId w:val="20"/>
+  </w:num>
+  <w:num w:numId="31" w16cid:durableId="99030831">
     <w:abstractNumId w:val="4"/>
   </w:num>
-  <w:num w:numId="22" w16cid:durableId="832528412">
-    <w:abstractNumId w:val="24"/>
+  <w:num w:numId="32" w16cid:durableId="315183909">
+    <w:abstractNumId w:val="27"/>
   </w:num>
-  <w:num w:numId="23" w16cid:durableId="1145774529">
-    <w:abstractNumId w:val="22"/>
-  </w:num>
-  <w:num w:numId="24" w16cid:durableId="2096629711">
-    <w:abstractNumId w:val="26"/>
-  </w:num>
-  <w:num w:numId="25" w16cid:durableId="1905989168">
-    <w:abstractNumId w:val="11"/>
-  </w:num>
-  <w:num w:numId="26" w16cid:durableId="166604901">
-    <w:abstractNumId w:val="25"/>
-  </w:num>
-  <w:num w:numId="27" w16cid:durableId="1104227071">
-    <w:abstractNumId w:val="14"/>
-  </w:num>
-  <w:num w:numId="28" w16cid:durableId="2139758990">
-    <w:abstractNumId w:val="8"/>
-  </w:num>
-  <w:num w:numId="29" w16cid:durableId="1402093826">
-    <w:abstractNumId w:val="16"/>
+  <w:num w:numId="33" w16cid:durableId="2080980190">
+    <w:abstractNumId w:val="19"/>
   </w:num>
 </w:numbering>
 </file>
@@ -9257,7 +9654,6 @@
     <w:next w:val="Normal"/>
     <w:link w:val="Heading3Char"/>
     <w:uiPriority w:val="9"/>
-    <w:semiHidden/>
     <w:unhideWhenUsed/>
     <w:qFormat/>
     <w:rsid w:val="0024529C"/>
@@ -9464,7 +9860,6 @@
     <w:basedOn w:val="DefaultParagraphFont"/>
     <w:link w:val="Heading3"/>
     <w:uiPriority w:val="9"/>
-    <w:semiHidden/>
     <w:rsid w:val="0024529C"/>
     <w:rPr>
       <w:rFonts w:eastAsiaTheme="majorEastAsia" w:cstheme="majorBidi"/>

--- a/Business understanding.docx
+++ b/Business understanding.docx
@@ -612,7 +612,15 @@
         <w:t xml:space="preserve"> only some columns were used such as </w:t>
       </w:r>
       <w:r>
-        <w:t>arrival date, number of weekend nights stayed, number of weekday nights stayed, number of adults and children per booking, average daily rate (ADR), and a cancellation flag (is_canceled).</w:t>
+        <w:t>arrival date, number of weekend nights stayed, number of weekday nights stayed, number of adults and children per booking, average daily rate (ADR), and a cancellation flag (</w:t>
+      </w:r>
+      <w:proofErr w:type="spellStart"/>
+      <w:r>
+        <w:t>is_canceled</w:t>
+      </w:r>
+      <w:proofErr w:type="spellEnd"/>
+      <w:r>
+        <w:t>).</w:t>
       </w:r>
     </w:p>
     <w:p>
@@ -620,8 +628,13 @@
         <w:t xml:space="preserve">Data set 2: </w:t>
       </w:r>
       <w:r>
-        <w:t>Weather historical data from Met Èireann</w:t>
-      </w:r>
+        <w:t xml:space="preserve">Weather historical data from Met </w:t>
+      </w:r>
+      <w:proofErr w:type="spellStart"/>
+      <w:r>
+        <w:t>Èireann</w:t>
+      </w:r>
+      <w:proofErr w:type="spellEnd"/>
     </w:p>
     <w:p>
       <w:r>
@@ -632,7 +645,21 @@
           <w:rPr>
             <w:rStyle w:val="Hyperlink"/>
           </w:rPr>
-          <w:t>Met Èireann official website</w:t>
+          <w:t xml:space="preserve">Met </w:t>
+        </w:r>
+        <w:proofErr w:type="spellStart"/>
+        <w:r>
+          <w:rPr>
+            <w:rStyle w:val="Hyperlink"/>
+          </w:rPr>
+          <w:t>Èireann</w:t>
+        </w:r>
+        <w:proofErr w:type="spellEnd"/>
+        <w:r>
+          <w:rPr>
+            <w:rStyle w:val="Hyperlink"/>
+          </w:rPr>
+          <w:t xml:space="preserve"> official website</w:t>
         </w:r>
       </w:hyperlink>
       <w:r>
@@ -702,171 +729,966 @@
     </w:p>
     <w:p>
       <w:r>
-        <w:t>The hotel data set contained</w:t>
-      </w:r>
-      <w:r>
+        <w:rPr>
+          <w:b/>
+          <w:bCs/>
+        </w:rPr>
+        <w:t>The hotel data</w:t>
+      </w:r>
+      <w:r>
+        <w:t xml:space="preserve"> set </w:t>
+      </w:r>
+      <w:r>
+        <w:t xml:space="preserve">is the main set, it has 119,390 entries and 32 columns, </w:t>
+      </w:r>
+      <w:r>
+        <w:t xml:space="preserve">I used many </w:t>
+      </w:r>
+      <w:r>
+        <w:t xml:space="preserve">techniques to prepare the data set before to </w:t>
+      </w:r>
+      <w:r>
+        <w:t xml:space="preserve">get to the EDA. </w:t>
+      </w:r>
+    </w:p>
+    <w:p>
+      <w:r>
+        <w:rPr>
+          <w:color w:val="EE0000"/>
+        </w:rPr>
+        <w:t>“</w:t>
+      </w:r>
+      <w:proofErr w:type="spellStart"/>
+      <w:r>
+        <w:rPr>
+          <w:color w:val="EE0000"/>
+        </w:rPr>
+        <w:t>is_cancelled</w:t>
+      </w:r>
+      <w:proofErr w:type="spellEnd"/>
+      <w:r>
+        <w:rPr>
+          <w:color w:val="EE0000"/>
+        </w:rPr>
+        <w:t xml:space="preserve"> ==0”</w:t>
+      </w:r>
+      <w:r>
+        <w:rPr>
+          <w:color w:val="EE0000"/>
+        </w:rPr>
+        <w:t xml:space="preserve">, </w:t>
+      </w:r>
+      <w:r>
+        <w:t xml:space="preserve">I used this condition </w:t>
+      </w:r>
+      <w:r>
+        <w:t xml:space="preserve">on this column </w:t>
+      </w:r>
+      <w:r>
+        <w:t>to promote only usable data,</w:t>
+      </w:r>
+      <w:r>
+        <w:t xml:space="preserve"> to avoid inflate the occupancy count with guests that never arrived. </w:t>
+      </w:r>
+      <w:r>
+        <w:t>In that way the</w:t>
+      </w:r>
+      <w:r>
+        <w:t xml:space="preserve"> unification of </w:t>
+      </w:r>
+      <w:r>
+        <w:t>"</w:t>
+      </w:r>
+      <w:proofErr w:type="spellStart"/>
+      <w:r>
+        <w:t>stays_in_weekend_nights</w:t>
+      </w:r>
+      <w:proofErr w:type="spellEnd"/>
+      <w:r>
+        <w:t>"</w:t>
+      </w:r>
+      <w:r>
+        <w:t xml:space="preserve"> + </w:t>
+      </w:r>
+      <w:r>
+        <w:t>"</w:t>
+      </w:r>
+      <w:proofErr w:type="spellStart"/>
+      <w:r>
+        <w:t>stays_in_week_nights</w:t>
+      </w:r>
+      <w:proofErr w:type="spellEnd"/>
+      <w:r>
+        <w:t>"</w:t>
+      </w:r>
+      <w:r>
+        <w:t xml:space="preserve"> was 100 true. </w:t>
+      </w:r>
+    </w:p>
+    <w:p>
+      <w:r>
+        <w:t xml:space="preserve">I </w:t>
+      </w:r>
+      <w:r>
+        <w:rPr>
+          <w:color w:val="EE0000"/>
+        </w:rPr>
+        <w:t xml:space="preserve">mapped </w:t>
+      </w:r>
+      <w:r>
+        <w:t xml:space="preserve">the months </w:t>
+      </w:r>
+      <w:r>
+        <w:t xml:space="preserve">since they were divided on different columns, </w:t>
+      </w:r>
+      <w:r>
+        <w:t>I also  re named the columns to</w:t>
+      </w:r>
+      <w:r>
+        <w:t xml:space="preserve"> match the other data sets and be able to </w:t>
+      </w:r>
+      <w:r>
+        <w:t xml:space="preserve">merge them </w:t>
+      </w:r>
+      <w:r>
+        <w:t>later</w:t>
+      </w:r>
+      <w:r>
+        <w:t xml:space="preserve">. </w:t>
+      </w:r>
+    </w:p>
+    <w:p>
+      <w:r>
+        <w:lastRenderedPageBreak/>
+        <w:t>One of the most important pieces of this Exploration is the logic behind the “</w:t>
+      </w:r>
+      <w:r>
+        <w:t xml:space="preserve">Counts of nights”. I was able to use </w:t>
+      </w:r>
+      <w:r>
+        <w:t xml:space="preserve">a for loop </w:t>
+      </w:r>
+      <w:r>
+        <w:t>along with the</w:t>
+      </w:r>
+      <w:r>
+        <w:rPr>
+          <w:color w:val="EE0000"/>
+        </w:rPr>
         <w:t xml:space="preserve"> </w:t>
       </w:r>
-      <w:r>
-        <w:t xml:space="preserve">some </w:t>
-      </w:r>
-      <w:r>
-        <w:t>cancellations that were</w:t>
-      </w:r>
-      <w:r>
-        <w:t xml:space="preserve">n’t considered since that may inflate the </w:t>
-      </w:r>
-      <w:r>
-        <w:t xml:space="preserve">occupancy counts, I achieved this by </w:t>
-      </w:r>
-      <w:r>
-        <w:t xml:space="preserve">filtering </w:t>
-      </w:r>
-      <w:r>
-        <w:t>“</w:t>
-      </w:r>
-      <w:r>
-        <w:t>is_cancelled ==0</w:t>
-      </w:r>
-      <w:r>
-        <w:t>”</w:t>
-      </w:r>
-      <w:r>
-        <w:t xml:space="preserve"> condition to avoid to</w:t>
-      </w:r>
-      <w:r>
+      <w:proofErr w:type="spellStart"/>
+      <w:r>
+        <w:rPr>
+          <w:color w:val="EE0000"/>
+        </w:rPr>
+        <w:t>Timedelta</w:t>
+      </w:r>
+      <w:proofErr w:type="spellEnd"/>
+      <w:r>
+        <w:rPr>
+          <w:color w:val="EE0000"/>
+        </w:rPr>
         <w:t xml:space="preserve"> </w:t>
+      </w:r>
+      <w:r>
+        <w:t xml:space="preserve">function to count how many days the guest stayed and add the number to the </w:t>
+      </w:r>
+      <w:r>
+        <w:t xml:space="preserve">date or arrival. As a result </w:t>
+      </w:r>
+      <w:r>
+        <w:t xml:space="preserve">the </w:t>
+      </w:r>
+      <w:r>
+        <w:t xml:space="preserve">2 </w:t>
+      </w:r>
+      <w:r>
+        <w:t xml:space="preserve">guests that stayed for 4 </w:t>
+      </w:r>
+      <w:r>
+        <w:t>days</w:t>
+      </w:r>
+      <w:r>
+        <w:t xml:space="preserve"> are counted</w:t>
+      </w:r>
+      <w:r>
+        <w:t xml:space="preserve"> for </w:t>
+      </w:r>
+      <w:r>
+        <w:t xml:space="preserve">their full </w:t>
+      </w:r>
+      <w:r>
+        <w:t>stay</w:t>
+      </w:r>
+      <w:r>
+        <w:t>, not only counted for the day of arrival, they are going to be counted as guests for the whole 4 days</w:t>
+      </w:r>
+      <w:r>
+        <w:t xml:space="preserve"> and added to the total of each day. </w:t>
+      </w:r>
+      <w:r>
+        <w:t xml:space="preserve">  </w:t>
       </w:r>
     </w:p>
     <w:p/>
     <w:p/>
-    <w:p>
+    <w:p/>
+    <w:p>
+      <w:pPr>
+        <w:rPr>
+          <w:color w:val="EE0000"/>
+        </w:rPr>
+      </w:pPr>
       <w:r>
         <w:rPr>
           <w:b/>
           <w:bCs/>
         </w:rPr>
-        <w:t>2.3 Key EDA Findings (with plot references)</w:t>
-      </w:r>
-    </w:p>
-    <w:p>
-      <w:pPr>
-        <w:numPr>
-          <w:ilvl w:val="0"/>
-          <w:numId w:val="9"/>
-        </w:numPr>
-      </w:pPr>
-      <w:r>
-        <w:t>Plot 1: Daily occupancy — strong seasonality, summer peaks</w:t>
-      </w:r>
-    </w:p>
-    <w:p>
-      <w:pPr>
-        <w:numPr>
-          <w:ilvl w:val="0"/>
-          <w:numId w:val="9"/>
-        </w:numPr>
-      </w:pPr>
-      <w:r>
-        <w:lastRenderedPageBreak/>
-        <w:t>Plot 2: Day of week — Fri/Sat highest, Monday lowest</w:t>
-      </w:r>
-    </w:p>
-    <w:p>
-      <w:pPr>
-        <w:numPr>
-          <w:ilvl w:val="0"/>
-          <w:numId w:val="9"/>
-        </w:numPr>
-      </w:pPr>
-      <w:r>
-        <w:t>Plot 3: Weather vs Events scatter — Christmas anomaly explained</w:t>
-      </w:r>
-    </w:p>
-    <w:p>
-      <w:pPr>
-        <w:numPr>
-          <w:ilvl w:val="0"/>
-          <w:numId w:val="9"/>
-        </w:numPr>
-      </w:pPr>
-      <w:r>
-        <w:t>Plot 4: Monthly occupancy — clear U-shape, August peak</w:t>
-      </w:r>
-    </w:p>
-    <w:p>
-      <w:pPr>
-        <w:numPr>
-          <w:ilvl w:val="0"/>
-          <w:numId w:val="9"/>
-        </w:numPr>
-      </w:pPr>
-      <w:r>
-        <w:t>Plot 5: Weather quality — dry vs poor weather paradox explained</w:t>
-      </w:r>
-    </w:p>
-    <w:p>
-      <w:pPr>
-        <w:numPr>
-          <w:ilvl w:val="0"/>
-          <w:numId w:val="9"/>
-        </w:numPr>
-      </w:pPr>
-      <w:r>
-        <w:t>Plot 6: Correlation heatmap — maxt/mint redundancy identified</w:t>
-      </w:r>
-    </w:p>
-    <w:p>
+        <w:t xml:space="preserve">The </w:t>
+      </w:r>
       <w:r>
         <w:rPr>
           <w:b/>
           <w:bCs/>
         </w:rPr>
-        <w:t>2.4 Data Quality Issues Found</w:t>
-      </w:r>
-    </w:p>
-    <w:p>
-      <w:pPr>
-        <w:numPr>
-          <w:ilvl w:val="0"/>
-          <w:numId w:val="10"/>
-        </w:numPr>
-      </w:pPr>
-      <w:r>
-        <w:t>Cancellations present (33,102 out of total bookings) — filter needed</w:t>
-      </w:r>
-    </w:p>
-    <w:p>
-      <w:pPr>
-        <w:numPr>
-          <w:ilvl w:val="0"/>
-          <w:numId w:val="10"/>
-        </w:numPr>
-      </w:pPr>
-      <w:r>
-        <w:t>Duplicate weather rows (two stations merged by accident) — dly175 removed</w:t>
-      </w:r>
-    </w:p>
-    <w:p>
-      <w:pPr>
-        <w:numPr>
-          <w:ilvl w:val="0"/>
-          <w:numId w:val="10"/>
-        </w:numPr>
-      </w:pPr>
-      <w:r>
-        <w:t>Zero-length stays excluded</w:t>
+        <w:t>weather data set</w:t>
+      </w:r>
+      <w:r>
+        <w:t xml:space="preserve"> was generally very clean</w:t>
+      </w:r>
+      <w:r>
+        <w:t xml:space="preserve">, </w:t>
+      </w:r>
+      <w:r>
+        <w:rPr>
+          <w:color w:val="EE0000"/>
+        </w:rPr>
+        <w:t>It contains about 1096 entries and 9 columns</w:t>
+      </w:r>
+      <w:r>
+        <w:rPr>
+          <w:color w:val="EE0000"/>
+        </w:rPr>
+        <w:t xml:space="preserve"> and </w:t>
+      </w:r>
+      <w:proofErr w:type="spellStart"/>
+      <w:r>
+        <w:rPr>
+          <w:color w:val="EE0000"/>
+        </w:rPr>
+        <w:t>non null</w:t>
+      </w:r>
+      <w:proofErr w:type="spellEnd"/>
+      <w:r>
+        <w:rPr>
+          <w:color w:val="EE0000"/>
+        </w:rPr>
+        <w:t xml:space="preserve"> values</w:t>
+      </w:r>
+      <w:r>
+        <w:rPr>
+          <w:color w:val="EE0000"/>
+        </w:rPr>
+        <w:t xml:space="preserve">. </w:t>
+      </w:r>
+    </w:p>
+    <w:p>
+      <w:r>
+        <w:t xml:space="preserve"> </w:t>
+      </w:r>
+      <w:r>
+        <w:t>A</w:t>
+      </w:r>
+      <w:r>
+        <w:t xml:space="preserve">fter identifying the columns that impact my project, I </w:t>
+      </w:r>
+      <w:r>
+        <w:t xml:space="preserve">decided to specify how much precipitation </w:t>
+      </w:r>
+      <w:r>
+        <w:t xml:space="preserve">&amp; temperature </w:t>
+      </w:r>
+      <w:r>
+        <w:t>will represent a “</w:t>
+      </w:r>
+      <w:r>
+        <w:rPr>
+          <w:color w:val="EE0000"/>
+        </w:rPr>
+        <w:t xml:space="preserve">Poor day” or a “Moderate day”, </w:t>
+      </w:r>
+      <w:r>
+        <w:rPr>
+          <w:color w:val="EE0000"/>
+        </w:rPr>
+        <w:t xml:space="preserve"> I categorized </w:t>
+      </w:r>
+      <w:r>
+        <w:rPr>
+          <w:color w:val="EE0000"/>
+        </w:rPr>
+        <w:t>Good/Warm", "Dry/Cool", "Poor/Wet</w:t>
+      </w:r>
+      <w:r>
+        <w:rPr>
+          <w:color w:val="EE0000"/>
+        </w:rPr>
+        <w:t>”, and “Moderate/Changeable”</w:t>
+      </w:r>
+      <w:r>
+        <w:rPr>
+          <w:color w:val="EE0000"/>
+        </w:rPr>
+        <w:t>.</w:t>
       </w:r>
     </w:p>
     <w:p/>
     <w:p>
-      <w:r>
+      <w:pPr>
+        <w:rPr>
+          <w:color w:val="EE0000"/>
+        </w:rPr>
+      </w:pPr>
+      <w:r>
+        <w:rPr>
+          <w:b/>
+          <w:bCs/>
+          <w:color w:val="EE0000"/>
+        </w:rPr>
+        <w:t>The events data set</w:t>
+      </w:r>
+      <w:r>
+        <w:rPr>
+          <w:color w:val="EE0000"/>
+        </w:rPr>
+        <w:t xml:space="preserve"> was AI generated</w:t>
+      </w:r>
+      <w:r>
+        <w:rPr>
+          <w:color w:val="EE0000"/>
+        </w:rPr>
+        <w:t>,</w:t>
+      </w:r>
+      <w:r>
+        <w:rPr>
+          <w:color w:val="EE0000"/>
+        </w:rPr>
+        <w:t xml:space="preserve"> </w:t>
+      </w:r>
+      <w:r>
+        <w:rPr>
+          <w:color w:val="EE0000"/>
+        </w:rPr>
+        <w:t>It contains</w:t>
+      </w:r>
+      <w:r>
+        <w:rPr>
+          <w:color w:val="EE0000"/>
+        </w:rPr>
+        <w:t xml:space="preserve"> 1096 entries </w:t>
+      </w:r>
+      <w:r>
+        <w:rPr>
+          <w:color w:val="EE0000"/>
+        </w:rPr>
+        <w:t>and only 3 columns, all of them clean and ready to use</w:t>
+      </w:r>
+      <w:r>
+        <w:rPr>
+          <w:color w:val="EE0000"/>
+        </w:rPr>
+        <w:t xml:space="preserve">. </w:t>
+      </w:r>
+    </w:p>
+    <w:p>
+      <w:pPr>
+        <w:rPr>
+          <w:color w:val="EE0000"/>
+        </w:rPr>
+      </w:pPr>
+    </w:p>
+    <w:p>
+      <w:pPr>
+        <w:rPr>
+          <w:b/>
+          <w:bCs/>
+          <w:color w:val="000000" w:themeColor="text1"/>
+        </w:rPr>
+      </w:pPr>
+      <w:r>
+        <w:rPr>
+          <w:b/>
+          <w:bCs/>
+          <w:color w:val="000000" w:themeColor="text1"/>
+        </w:rPr>
+        <w:t>Final merge</w:t>
+      </w:r>
+    </w:p>
+    <w:p>
+      <w:pPr>
+        <w:rPr>
+          <w:color w:val="000000" w:themeColor="text1"/>
+        </w:rPr>
+      </w:pPr>
+      <w:r>
+        <w:rPr>
+          <w:color w:val="000000" w:themeColor="text1"/>
+        </w:rPr>
+        <w:t>Atemporal</w:t>
+      </w:r>
+      <w:r>
+        <w:rPr>
+          <w:color w:val="000000" w:themeColor="text1"/>
+        </w:rPr>
+        <w:t xml:space="preserve"> alignment was applied since the data set </w:t>
+      </w:r>
+      <w:r>
+        <w:rPr>
+          <w:color w:val="000000" w:themeColor="text1"/>
+        </w:rPr>
+        <w:t>had a different starting point, so I used the .</w:t>
+      </w:r>
+      <w:r>
+        <w:rPr>
+          <w:color w:val="EE0000"/>
+        </w:rPr>
+        <w:t>min() and .max()</w:t>
+      </w:r>
+      <w:r>
+        <w:rPr>
+          <w:color w:val="EE0000"/>
+        </w:rPr>
+        <w:t xml:space="preserve"> </w:t>
+      </w:r>
+      <w:r>
+        <w:rPr>
+          <w:color w:val="000000" w:themeColor="text1"/>
+        </w:rPr>
+        <w:t xml:space="preserve">functions to determine the exact </w:t>
+      </w:r>
+      <w:r>
+        <w:rPr>
+          <w:color w:val="000000" w:themeColor="text1"/>
+        </w:rPr>
+        <w:t>period</w:t>
+      </w:r>
+      <w:r>
+        <w:rPr>
+          <w:color w:val="000000" w:themeColor="text1"/>
+        </w:rPr>
+        <w:t xml:space="preserve">. </w:t>
+      </w:r>
+    </w:p>
+    <w:p>
+      <w:pPr>
+        <w:rPr>
+          <w:color w:val="EE0000"/>
+        </w:rPr>
+      </w:pPr>
+      <w:proofErr w:type="spellStart"/>
+      <w:r>
+        <w:rPr>
+          <w:color w:val="EE0000"/>
+        </w:rPr>
+        <w:t>df_final.head</w:t>
+      </w:r>
+      <w:proofErr w:type="spellEnd"/>
+      <w:r>
+        <w:rPr>
+          <w:color w:val="EE0000"/>
+        </w:rPr>
+        <w:t>(10)</w:t>
+      </w:r>
+    </w:p>
+    <w:p/>
+    <w:p>
+      <w:pPr>
+        <w:rPr>
+          <w:b/>
+          <w:bCs/>
+        </w:rPr>
+      </w:pPr>
+      <w:r>
+        <w:rPr>
+          <w:b/>
+          <w:bCs/>
+        </w:rPr>
+        <w:t xml:space="preserve">2.3 Key EDA Findings </w:t>
+      </w:r>
+    </w:p>
+    <w:p>
+      <w:r>
+        <w:rPr>
+          <w:b/>
+          <w:bCs/>
+          <w:color w:val="EE0000"/>
+        </w:rPr>
+        <w:t>FIG 1</w:t>
+      </w:r>
+      <w:r>
+        <w:rPr>
+          <w:b/>
+          <w:bCs/>
+        </w:rPr>
+        <w:t xml:space="preserve">: </w:t>
+      </w:r>
+      <w:r>
+        <w:t>Daily o</w:t>
+      </w:r>
+      <w:r>
+        <w:t>ccupancy over the months</w:t>
+      </w:r>
+      <w:r>
+        <w:t xml:space="preserve">: It revealed a </w:t>
+      </w:r>
+      <w:r>
+        <w:t>strong seasonal pattern</w:t>
+      </w:r>
+      <w:r>
+        <w:t xml:space="preserve">, across </w:t>
+      </w:r>
+      <w:r>
+        <w:t xml:space="preserve">three years we can see the </w:t>
+      </w:r>
+      <w:r>
+        <w:t>summer</w:t>
+      </w:r>
+      <w:r>
+        <w:t xml:space="preserve"> season from </w:t>
+      </w:r>
+      <w:r>
+        <w:t xml:space="preserve">Jun to August, also the Christmas </w:t>
+      </w:r>
+      <w:r>
+        <w:t>days are very clear a short but very peak</w:t>
+      </w:r>
+      <w:r>
+        <w:t>ed line</w:t>
+      </w:r>
+      <w:r>
+        <w:t xml:space="preserve">. To be able to see patterns on this plot demonstrate that </w:t>
+      </w:r>
+      <w:r>
+        <w:t xml:space="preserve">time-base features such as months or weeks are going to be strong predictors </w:t>
+      </w:r>
+      <w:r>
+        <w:t>for out model.</w:t>
+      </w:r>
+    </w:p>
+    <w:p/>
+    <w:p>
+      <w:r>
+        <w:rPr>
+          <w:color w:val="EE0000"/>
+        </w:rPr>
+        <w:t xml:space="preserve">FIG 2:  </w:t>
+      </w:r>
+      <w:r>
+        <w:rPr>
+          <w:color w:val="EE0000"/>
+        </w:rPr>
+        <w:t xml:space="preserve"> </w:t>
+      </w:r>
+      <w:r>
+        <w:rPr>
+          <w:color w:val="EE0000"/>
+        </w:rPr>
+        <w:t xml:space="preserve"> </w:t>
+      </w:r>
+      <w:r>
+        <w:t xml:space="preserve">Weekly average hotel occupancy: </w:t>
+      </w:r>
+      <w:r>
+        <w:rPr>
+          <w:b/>
+          <w:bCs/>
+        </w:rPr>
+        <w:t xml:space="preserve"> </w:t>
+      </w:r>
+      <w:r>
+        <w:t xml:space="preserve">This plot represents </w:t>
+      </w:r>
+      <w:r>
+        <w:t xml:space="preserve">how busy the hotel is during the week, </w:t>
+      </w:r>
+      <w:r>
+        <w:t xml:space="preserve">we can see that is very busy during the hole week, it is a bit </w:t>
+      </w:r>
+      <w:r>
+        <w:t>busier</w:t>
+      </w:r>
+      <w:r>
+        <w:t xml:space="preserve"> on weekends but </w:t>
+      </w:r>
+      <w:r>
+        <w:t xml:space="preserve">its not a big difference a Saturday than a Wednesday, this suggest that </w:t>
+      </w:r>
+      <w:r>
+        <w:lastRenderedPageBreak/>
+        <w:t xml:space="preserve">this is a city hotel, </w:t>
+      </w:r>
+      <w:r>
+        <w:t xml:space="preserve">meaning that </w:t>
+      </w:r>
+      <w:r>
+        <w:t xml:space="preserve">many guests may come to Dublin not only </w:t>
+      </w:r>
+      <w:r>
+        <w:t xml:space="preserve">for a weekend off, they may come for conferences or </w:t>
+      </w:r>
+      <w:r>
+        <w:t xml:space="preserve">they are bought </w:t>
+      </w:r>
+      <w:r>
+        <w:t xml:space="preserve"> by the big tech companies</w:t>
+      </w:r>
+      <w:r>
+        <w:t xml:space="preserve">. </w:t>
+      </w:r>
+    </w:p>
+    <w:p>
+      <w:r>
+        <w:rPr>
+          <w:b/>
+          <w:bCs/>
+          <w:color w:val="EE0000"/>
+        </w:rPr>
+        <w:t xml:space="preserve">FIG 3 </w:t>
+      </w:r>
+      <w:r>
+        <w:rPr>
+          <w:b/>
+          <w:bCs/>
+        </w:rPr>
+        <w:t>:</w:t>
+      </w:r>
+      <w:r>
+        <w:t xml:space="preserve"> </w:t>
+      </w:r>
+      <w:r>
+        <w:t xml:space="preserve">Intersection Weather and events: </w:t>
+      </w:r>
+      <w:r>
+        <w:t>Here we can see the first outline</w:t>
+      </w:r>
+      <w:r>
+        <w:t>r with an event importance 1, poor weather</w:t>
+      </w:r>
+      <w:r>
+        <w:t xml:space="preserve"> and unusual low occupancy of just 117 guests</w:t>
+      </w:r>
+      <w:r>
+        <w:t xml:space="preserve">. </w:t>
+      </w:r>
+      <w:r>
+        <w:t>If we go back to out FIG 1, that peaked</w:t>
+      </w:r>
+      <w:r>
+        <w:t xml:space="preserve"> line goes </w:t>
+      </w:r>
+      <w:r>
+        <w:t xml:space="preserve">around </w:t>
+      </w:r>
+      <w:r>
+        <w:t>Christmas time</w:t>
+      </w:r>
+      <w:r>
+        <w:t>, which is also marked as an event</w:t>
+      </w:r>
+      <w:r>
+        <w:t xml:space="preserve"> and belongs to the poor/wet time of the year. So</w:t>
+      </w:r>
+      <w:r>
+        <w:t>,</w:t>
+      </w:r>
+      <w:r>
+        <w:t xml:space="preserve"> this outliner </w:t>
+      </w:r>
+      <w:r>
+        <w:t>is important because</w:t>
+      </w:r>
+      <w:r>
+        <w:t xml:space="preserve"> </w:t>
+      </w:r>
+      <w:r>
+        <w:t xml:space="preserve">it demonstrate </w:t>
+      </w:r>
+      <w:r>
+        <w:t xml:space="preserve">that a bank holiday does not mean more staff immediately, it means now the manager can plan properly how many </w:t>
+      </w:r>
+      <w:r>
+        <w:t xml:space="preserve">staff the hotel needs. </w:t>
+      </w:r>
+      <w:r>
+        <w:t xml:space="preserve"> </w:t>
+      </w:r>
+      <w:r>
+        <w:t xml:space="preserve"> </w:t>
+      </w:r>
+    </w:p>
+    <w:p>
+      <w:r>
+        <w:rPr>
+          <w:color w:val="EE0000"/>
+        </w:rPr>
+        <w:t xml:space="preserve">FIG 4: </w:t>
+      </w:r>
+      <w:r>
+        <w:t xml:space="preserve">Average </w:t>
+      </w:r>
+      <w:r>
+        <w:t xml:space="preserve">Monthly occupancy: </w:t>
+      </w:r>
+      <w:r>
+        <w:t xml:space="preserve">When the data is seen on average, the information is interpretated </w:t>
+      </w:r>
+      <w:r>
+        <w:t xml:space="preserve">a bit differently, </w:t>
+      </w:r>
+      <w:r>
+        <w:t xml:space="preserve">here the seasonality match in a general way with FIG 1, but now we can see clearly that Summer is not the busiest time of the year, in fact spring, around April is the </w:t>
+      </w:r>
+      <w:r>
+        <w:t>highest visible peak</w:t>
+      </w:r>
+      <w:r>
+        <w:t xml:space="preserve">. </w:t>
+      </w:r>
+    </w:p>
+    <w:p>
+      <w:r>
+        <w:t xml:space="preserve">The hotel </w:t>
+      </w:r>
+      <w:r>
+        <w:t>maintains</w:t>
+      </w:r>
+      <w:r>
+        <w:t xml:space="preserve"> a good occupancy along the year</w:t>
+      </w:r>
+      <w:r>
+        <w:t>, with more than 350 guest for more than 7 mon</w:t>
+      </w:r>
+      <w:r>
+        <w:t>t</w:t>
+      </w:r>
+      <w:r>
+        <w:t>h</w:t>
+      </w:r>
+      <w:r>
+        <w:t>s</w:t>
+      </w:r>
+      <w:r>
+        <w:t xml:space="preserve">, about 2 months in moderate occupancy and </w:t>
+      </w:r>
+      <w:r>
+        <w:t>about 3 months with less than 250 guests</w:t>
+      </w:r>
+      <w:r>
+        <w:t xml:space="preserve">. </w:t>
+      </w:r>
+    </w:p>
+    <w:p>
+      <w:r>
+        <w:rPr>
+          <w:color w:val="EE0000"/>
+        </w:rPr>
+        <w:t>FIG 5</w:t>
+      </w:r>
+      <w:r>
+        <w:t xml:space="preserve">: </w:t>
+      </w:r>
+      <w:r>
+        <w:t>Average occupancy</w:t>
+      </w:r>
+      <w:r>
+        <w:t xml:space="preserve"> by weather: </w:t>
+      </w:r>
+      <w:r>
+        <w:t>As expected</w:t>
+      </w:r>
+      <w:r>
+        <w:t xml:space="preserve"> the good weather is a strong predictor for our guests, and moderate/changeable weather seems to </w:t>
+      </w:r>
+      <w:r>
+        <w:t xml:space="preserve">don’t represent a huge </w:t>
+      </w:r>
+      <w:r>
+        <w:t xml:space="preserve">negatively </w:t>
+      </w:r>
+      <w:r>
+        <w:t xml:space="preserve">impact </w:t>
+      </w:r>
+      <w:r>
+        <w:t xml:space="preserve">for the hotel. What is </w:t>
+      </w:r>
+      <w:r>
+        <w:t xml:space="preserve">a bit surprising is that the Dry days </w:t>
+      </w:r>
+      <w:r>
+        <w:t>are the lowest average of occupancy</w:t>
+      </w:r>
+      <w:r>
+        <w:t xml:space="preserve">. After </w:t>
+      </w:r>
+      <w:r>
+        <w:t>investigating</w:t>
+      </w:r>
+      <w:r>
+        <w:t xml:space="preserve"> closely the data sets, </w:t>
+      </w:r>
+      <w:r>
+        <w:t>I</w:t>
+      </w:r>
+      <w:r>
+        <w:t xml:space="preserve"> attribute this to </w:t>
+      </w:r>
+      <w:r>
+        <w:t xml:space="preserve">the uneven distribution of the wet days in Ireland, </w:t>
+      </w:r>
+      <w:r>
+        <w:t>precipitation can appear during summer, winter, spring, at any month, whereas Dry days are just a couple of them, pretty normal Ireland weather, because of this, on average</w:t>
+      </w:r>
+      <w:r>
+        <w:t xml:space="preserve"> Dry days may look like </w:t>
+      </w:r>
+      <w:r>
+        <w:t>“less occupancy” but in reality</w:t>
+      </w:r>
+      <w:r>
+        <w:t xml:space="preserve"> is that </w:t>
+      </w:r>
+      <w:r>
+        <w:t xml:space="preserve">wet days in Ireland are a big majority, so the average reflect it. </w:t>
+      </w:r>
+    </w:p>
+    <w:p>
+      <w:pPr>
+        <w:rPr>
+          <w:b/>
+          <w:bCs/>
+        </w:rPr>
+      </w:pPr>
+    </w:p>
+    <w:p>
+      <w:r>
+        <w:rPr>
+          <w:b/>
+          <w:bCs/>
+          <w:color w:val="EE0000"/>
+        </w:rPr>
+        <w:t xml:space="preserve">FIG 6: </w:t>
+      </w:r>
+      <w:r>
+        <w:t>Correlation Heatmap</w:t>
+      </w:r>
+      <w:r>
+        <w:t xml:space="preserve">: </w:t>
+      </w:r>
+      <w:r>
+        <w:t xml:space="preserve">An </w:t>
+      </w:r>
+      <w:r>
+        <w:t xml:space="preserve">expected correlation </w:t>
+      </w:r>
+      <w:r>
+        <w:t xml:space="preserve">appeared </w:t>
+      </w:r>
+      <w:r>
+        <w:t xml:space="preserve">between </w:t>
+      </w:r>
+      <w:r>
+        <w:t>max temperature and min temperature, they will always move accordingly to each other</w:t>
+      </w:r>
+      <w:r>
+        <w:t xml:space="preserve">, so I decided to </w:t>
+      </w:r>
+      <w:r>
+        <w:t xml:space="preserve">remove min temperature from the final set of features to avoid redundancy. </w:t>
+      </w:r>
+    </w:p>
+    <w:p>
+      <w:r>
+        <w:t>We can also confirm the</w:t>
+      </w:r>
+      <w:r>
+        <w:t xml:space="preserve"> presence of</w:t>
+      </w:r>
+      <w:r>
+        <w:t xml:space="preserve"> relationship between the weather and the </w:t>
+      </w:r>
+      <w:r>
+        <w:t>te</w:t>
+      </w:r>
+      <w:r>
+        <w:t xml:space="preserve">mperature, even if is not very high, it is moderated and proves that this model can </w:t>
+      </w:r>
+      <w:r>
+        <w:t xml:space="preserve">use this correlation to improve the predictions. </w:t>
+      </w:r>
+    </w:p>
+    <w:p>
+      <w:pPr>
+        <w:rPr>
+          <w:b/>
+          <w:bCs/>
+        </w:rPr>
+      </w:pPr>
+    </w:p>
+    <w:p>
+      <w:pPr>
+        <w:rPr>
+          <w:b/>
+          <w:bCs/>
+        </w:rPr>
+      </w:pPr>
+      <w:r>
+        <w:rPr>
+          <w:b/>
+          <w:bCs/>
+        </w:rPr>
         <w:br w:type="page"/>
       </w:r>
     </w:p>
     <w:p>
-      <w:r>
-        <w:lastRenderedPageBreak/>
+      <w:pPr>
+        <w:rPr>
+          <w:b/>
+          <w:bCs/>
+        </w:rPr>
+      </w:pPr>
+    </w:p>
+    <w:p>
+      <w:pPr>
+        <w:rPr>
+          <w:b/>
+          <w:bCs/>
+        </w:rPr>
+      </w:pPr>
+    </w:p>
+    <w:p>
+      <w:pPr>
+        <w:rPr>
+          <w:b/>
+          <w:bCs/>
+        </w:rPr>
+      </w:pPr>
+    </w:p>
+    <w:p>
+      <w:pPr>
+        <w:rPr>
+          <w:b/>
+          <w:bCs/>
+        </w:rPr>
+      </w:pPr>
+    </w:p>
+    <w:p/>
+    <w:p/>
+    <w:p/>
+    <w:p/>
+    <w:p/>
+    <w:p>
+      <w:r>
         <w:t>Data Preparation</w:t>
       </w:r>
     </w:p>
@@ -903,8 +1725,13 @@
         </w:numPr>
       </w:pPr>
       <w:r>
-        <w:t>Fix: expand each booking across all nights of stay using pd.Timedelta</w:t>
-      </w:r>
+        <w:t xml:space="preserve">Fix: expand each booking across all nights of stay using </w:t>
+      </w:r>
+      <w:proofErr w:type="spellStart"/>
+      <w:r>
+        <w:t>pd.Timedelta</w:t>
+      </w:r>
+      <w:proofErr w:type="spellEnd"/>
     </w:p>
     <w:p>
       <w:pPr>
@@ -945,7 +1772,15 @@
         </w:numPr>
       </w:pPr>
       <w:r>
-        <w:t>Final df_final: 793 rows (one per day, 2015–2017)</w:t>
+        <w:t xml:space="preserve">Final </w:t>
+      </w:r>
+      <w:proofErr w:type="spellStart"/>
+      <w:r>
+        <w:t>df_final</w:t>
+      </w:r>
+      <w:proofErr w:type="spellEnd"/>
+      <w:r>
+        <w:t>: 793 rows (one per day, 2015–2017)</w:t>
       </w:r>
     </w:p>
     <w:p>
@@ -965,7 +1800,15 @@
         </w:numPr>
       </w:pPr>
       <w:r>
-        <w:t>Cyclical encoding: month (sin/cos /12), week_of_year (sin/cos /52) — why not one-hot</w:t>
+        <w:t xml:space="preserve">Cyclical encoding: month (sin/cos /12), </w:t>
+      </w:r>
+      <w:proofErr w:type="spellStart"/>
+      <w:r>
+        <w:t>week_of_year</w:t>
+      </w:r>
+      <w:proofErr w:type="spellEnd"/>
+      <w:r>
+        <w:t xml:space="preserve"> (sin/cos /52) — why not one-hot</w:t>
       </w:r>
     </w:p>
     <w:p>
@@ -976,7 +1819,23 @@
         </w:numPr>
       </w:pPr>
       <w:r>
-        <w:t>One-hot encoding: day_of_week, weather_quality — why these need it</w:t>
+        <w:t xml:space="preserve">One-hot encoding: </w:t>
+      </w:r>
+      <w:proofErr w:type="spellStart"/>
+      <w:r>
+        <w:t>day_of_week</w:t>
+      </w:r>
+      <w:proofErr w:type="spellEnd"/>
+      <w:r>
+        <w:t xml:space="preserve">, </w:t>
+      </w:r>
+      <w:proofErr w:type="spellStart"/>
+      <w:r>
+        <w:t>weather_quality</w:t>
+      </w:r>
+      <w:proofErr w:type="spellEnd"/>
+      <w:r>
+        <w:t xml:space="preserve"> — why these need it</w:t>
       </w:r>
     </w:p>
     <w:p>
@@ -987,7 +1846,31 @@
         </w:numPr>
       </w:pPr>
       <w:r>
-        <w:t>Lag features: occupancy_yesterday, occupancy_7d_avg, occupancy_last_week, occupancy_last_year — justify each</w:t>
+        <w:t xml:space="preserve">Lag features: </w:t>
+      </w:r>
+      <w:proofErr w:type="spellStart"/>
+      <w:r>
+        <w:t>occupancy_yesterday</w:t>
+      </w:r>
+      <w:proofErr w:type="spellEnd"/>
+      <w:r>
+        <w:t xml:space="preserve">, occupancy_7d_avg, </w:t>
+      </w:r>
+      <w:proofErr w:type="spellStart"/>
+      <w:r>
+        <w:t>occupancy_last_week</w:t>
+      </w:r>
+      <w:proofErr w:type="spellEnd"/>
+      <w:r>
+        <w:t xml:space="preserve">, </w:t>
+      </w:r>
+      <w:proofErr w:type="spellStart"/>
+      <w:r>
+        <w:t>occupancy_last_year</w:t>
+      </w:r>
+      <w:proofErr w:type="spellEnd"/>
+      <w:r>
+        <w:t xml:space="preserve"> — justify each</w:t>
       </w:r>
     </w:p>
     <w:p>
@@ -998,7 +1881,31 @@
         </w:numPr>
       </w:pPr>
       <w:r>
-        <w:t>Removed features: mint (0.82 corr with maxt), day_num (duplicate of one-hot)</w:t>
+        <w:t xml:space="preserve">Removed features: mint (0.82 </w:t>
+      </w:r>
+      <w:proofErr w:type="spellStart"/>
+      <w:r>
+        <w:t>corr</w:t>
+      </w:r>
+      <w:proofErr w:type="spellEnd"/>
+      <w:r>
+        <w:t xml:space="preserve"> with </w:t>
+      </w:r>
+      <w:proofErr w:type="spellStart"/>
+      <w:r>
+        <w:t>maxt</w:t>
+      </w:r>
+      <w:proofErr w:type="spellEnd"/>
+      <w:r>
+        <w:t xml:space="preserve">), </w:t>
+      </w:r>
+      <w:proofErr w:type="spellStart"/>
+      <w:r>
+        <w:t>day_num</w:t>
+      </w:r>
+      <w:proofErr w:type="spellEnd"/>
+      <w:r>
+        <w:t xml:space="preserve"> (duplicate of one-hot)</w:t>
       </w:r>
     </w:p>
     <w:p>
@@ -1038,11 +1945,20 @@
         </w:numPr>
       </w:pPr>
       <w:r>
-        <w:t>80/20 chronological split using .iloc — why NOT random split for time series</w:t>
-      </w:r>
-    </w:p>
-    <w:p>
-      <w:r>
+        <w:t>80/20 chronological split using .</w:t>
+      </w:r>
+      <w:proofErr w:type="spellStart"/>
+      <w:r>
+        <w:t>iloc</w:t>
+      </w:r>
+      <w:proofErr w:type="spellEnd"/>
+      <w:r>
+        <w:t xml:space="preserve"> — why NOT random split for time series</w:t>
+      </w:r>
+    </w:p>
+    <w:p>
+      <w:r>
+        <w:lastRenderedPageBreak/>
         <w:br w:type="page"/>
       </w:r>
     </w:p>
@@ -1085,8 +2001,29 @@
         </w:numPr>
       </w:pPr>
       <w:r>
-        <w:t>All tested with TimeSeriesSplit (5 folds) — why TimeSeriesSplit and not KFold</w:t>
-      </w:r>
+        <w:t xml:space="preserve">All tested with </w:t>
+      </w:r>
+      <w:proofErr w:type="spellStart"/>
+      <w:r>
+        <w:t>TimeSeriesSplit</w:t>
+      </w:r>
+      <w:proofErr w:type="spellEnd"/>
+      <w:r>
+        <w:t xml:space="preserve"> (5 folds) — why </w:t>
+      </w:r>
+      <w:proofErr w:type="spellStart"/>
+      <w:r>
+        <w:t>TimeSeriesSplit</w:t>
+      </w:r>
+      <w:proofErr w:type="spellEnd"/>
+      <w:r>
+        <w:t xml:space="preserve"> and not </w:t>
+      </w:r>
+      <w:proofErr w:type="spellStart"/>
+      <w:r>
+        <w:t>KFold</w:t>
+      </w:r>
+      <w:proofErr w:type="spellEnd"/>
     </w:p>
     <w:p>
       <w:pPr>
@@ -1179,8 +2116,13 @@
           <w:numId w:val="18"/>
         </w:numPr>
       </w:pPr>
-      <w:r>
-        <w:t>n_estimators=200 — why 200 trees</w:t>
+      <w:proofErr w:type="spellStart"/>
+      <w:r>
+        <w:t>n_estimators</w:t>
+      </w:r>
+      <w:proofErr w:type="spellEnd"/>
+      <w:r>
+        <w:t>=200 — why 200 trees</w:t>
       </w:r>
     </w:p>
     <w:p>
@@ -1221,8 +2163,13 @@
           <w:numId w:val="19"/>
         </w:numPr>
       </w:pPr>
-      <w:r>
-        <w:t>TimeSeriesSplit 5-fold results: list the 5 R² scores</w:t>
+      <w:proofErr w:type="spellStart"/>
+      <w:r>
+        <w:t>TimeSeriesSplit</w:t>
+      </w:r>
+      <w:proofErr w:type="spellEnd"/>
+      <w:r>
+        <w:t xml:space="preserve"> 5-fold results: list the 5 R² scores</w:t>
       </w:r>
     </w:p>
     <w:p>
@@ -1333,7 +2280,15 @@
         </w:numPr>
       </w:pPr>
       <w:r>
-        <w:t>Plot 8: Feature importance — top 5 features, occupancy_yesterday dominates</w:t>
+        <w:t xml:space="preserve">Plot 8: Feature importance — top 5 features, </w:t>
+      </w:r>
+      <w:proofErr w:type="spellStart"/>
+      <w:r>
+        <w:t>occupancy_yesterday</w:t>
+      </w:r>
+      <w:proofErr w:type="spellEnd"/>
+      <w:r>
+        <w:t xml:space="preserve"> dominates</w:t>
       </w:r>
     </w:p>
     <w:p>
@@ -1793,8 +2748,13 @@
           <w:numId w:val="29"/>
         </w:numPr>
       </w:pPr>
-      <w:r>
-        <w:t>Breiman (2001) Random Forests paper</w:t>
+      <w:proofErr w:type="spellStart"/>
+      <w:r>
+        <w:t>Breiman</w:t>
+      </w:r>
+      <w:proofErr w:type="spellEnd"/>
+      <w:r>
+        <w:t xml:space="preserve"> (2001) Random Forests paper</w:t>
       </w:r>
     </w:p>
     <w:p>
@@ -2069,8 +3029,13 @@
       <w:r>
         <w:t xml:space="preserve">-Computing and Software: </w:t>
       </w:r>
-      <w:r>
-        <w:t xml:space="preserve">Jupyter for the </w:t>
+      <w:proofErr w:type="spellStart"/>
+      <w:r>
+        <w:t>Jupyter</w:t>
+      </w:r>
+      <w:proofErr w:type="spellEnd"/>
+      <w:r>
+        <w:t xml:space="preserve"> for the </w:t>
       </w:r>
       <w:r>
         <w:t>phyton-based environment</w:t>
@@ -2481,7 +3446,15 @@
         <w:t xml:space="preserve">Data acquisition: </w:t>
       </w:r>
       <w:r>
-        <w:t>Accessing to Met Eireann and Kaggle data is currently free of charge</w:t>
+        <w:t xml:space="preserve">Accessing to </w:t>
+      </w:r>
+      <w:proofErr w:type="spellStart"/>
+      <w:r>
+        <w:t>Met</w:t>
+      </w:r>
+      <w:proofErr w:type="spellEnd"/>
+      <w:r>
+        <w:t xml:space="preserve"> Eireann and Kaggle data is currently free of charge</w:t>
       </w:r>
     </w:p>
     <w:p>
@@ -3326,16 +4299,52 @@
           <w:color w:val="EE0000"/>
         </w:rPr>
       </w:pPr>
+      <w:proofErr w:type="spellStart"/>
       <w:r>
         <w:rPr>
           <w:color w:val="EE0000"/>
         </w:rPr>
-        <w:t xml:space="preserve">Tienes que implementar something like standard scaler, robust </w:t>
-      </w:r>
+        <w:t>Tienes</w:t>
+      </w:r>
+      <w:proofErr w:type="spellEnd"/>
       <w:r>
         <w:rPr>
           <w:color w:val="EE0000"/>
         </w:rPr>
+        <w:t xml:space="preserve"> </w:t>
+      </w:r>
+      <w:proofErr w:type="spellStart"/>
+      <w:r>
+        <w:rPr>
+          <w:color w:val="EE0000"/>
+        </w:rPr>
+        <w:t>que</w:t>
+      </w:r>
+      <w:proofErr w:type="spellEnd"/>
+      <w:r>
+        <w:rPr>
+          <w:color w:val="EE0000"/>
+        </w:rPr>
+        <w:t xml:space="preserve"> </w:t>
+      </w:r>
+      <w:proofErr w:type="spellStart"/>
+      <w:r>
+        <w:rPr>
+          <w:color w:val="EE0000"/>
+        </w:rPr>
+        <w:t>implementar</w:t>
+      </w:r>
+      <w:proofErr w:type="spellEnd"/>
+      <w:r>
+        <w:rPr>
+          <w:color w:val="EE0000"/>
+        </w:rPr>
+        <w:t xml:space="preserve"> something like standard scaler, robust </w:t>
+      </w:r>
+      <w:r>
+        <w:rPr>
+          <w:color w:val="EE0000"/>
+        </w:rPr>
         <w:t>scalar</w:t>
       </w:r>
       <w:r>
@@ -3397,8 +4406,86 @@
         <w:rPr>
           <w:lang w:val="es-ES"/>
         </w:rPr>
-        <w:t xml:space="preserve"> y que significan, después intenta aplicarlas a tu projecto and show it to the teacher tomorrow</w:t>
-      </w:r>
+        <w:t xml:space="preserve"> y que significan, después intenta aplicarlas a tu </w:t>
+      </w:r>
+      <w:proofErr w:type="spellStart"/>
+      <w:r>
+        <w:rPr>
+          <w:lang w:val="es-ES"/>
+        </w:rPr>
+        <w:t>projecto</w:t>
+      </w:r>
+      <w:proofErr w:type="spellEnd"/>
+      <w:r>
+        <w:rPr>
+          <w:lang w:val="es-ES"/>
+        </w:rPr>
+        <w:t xml:space="preserve"> and show </w:t>
+      </w:r>
+      <w:proofErr w:type="spellStart"/>
+      <w:r>
+        <w:rPr>
+          <w:lang w:val="es-ES"/>
+        </w:rPr>
+        <w:t>it</w:t>
+      </w:r>
+      <w:proofErr w:type="spellEnd"/>
+      <w:r>
+        <w:rPr>
+          <w:lang w:val="es-ES"/>
+        </w:rPr>
+        <w:t xml:space="preserve"> </w:t>
+      </w:r>
+      <w:proofErr w:type="spellStart"/>
+      <w:r>
+        <w:rPr>
+          <w:lang w:val="es-ES"/>
+        </w:rPr>
+        <w:t>to</w:t>
+      </w:r>
+      <w:proofErr w:type="spellEnd"/>
+      <w:r>
+        <w:rPr>
+          <w:lang w:val="es-ES"/>
+        </w:rPr>
+        <w:t xml:space="preserve"> </w:t>
+      </w:r>
+      <w:proofErr w:type="spellStart"/>
+      <w:r>
+        <w:rPr>
+          <w:lang w:val="es-ES"/>
+        </w:rPr>
+        <w:t>the</w:t>
+      </w:r>
+      <w:proofErr w:type="spellEnd"/>
+      <w:r>
+        <w:rPr>
+          <w:lang w:val="es-ES"/>
+        </w:rPr>
+        <w:t xml:space="preserve"> </w:t>
+      </w:r>
+      <w:proofErr w:type="spellStart"/>
+      <w:r>
+        <w:rPr>
+          <w:lang w:val="es-ES"/>
+        </w:rPr>
+        <w:t>teacher</w:t>
+      </w:r>
+      <w:proofErr w:type="spellEnd"/>
+      <w:r>
+        <w:rPr>
+          <w:lang w:val="es-ES"/>
+        </w:rPr>
+        <w:t xml:space="preserve"> </w:t>
+      </w:r>
+      <w:proofErr w:type="spellStart"/>
+      <w:r>
+        <w:rPr>
+          <w:lang w:val="es-ES"/>
+        </w:rPr>
+        <w:t>tomorrow</w:t>
+      </w:r>
+      <w:proofErr w:type="spellEnd"/>
     </w:p>
     <w:p>
       <w:pPr>
@@ -3691,8 +4778,13 @@
             <w:tcW w:w="1620" w:type="dxa"/>
           </w:tcPr>
           <w:p>
+            <w:proofErr w:type="spellStart"/>
             <w:r>
-              <w:t>dt.day_name()</w:t>
+              <w:t>dt.day_name</w:t>
+            </w:r>
+            <w:proofErr w:type="spellEnd"/>
+            <w:r>
+              <w:t>()</w:t>
             </w:r>
           </w:p>
         </w:tc>
@@ -4016,8 +5108,13 @@
           </w:tcPr>
           <w:p>
             <w:r>
-              <w:t>How to use x.iloc</w:t>
+              <w:t xml:space="preserve">How to use </w:t>
             </w:r>
+            <w:proofErr w:type="spellStart"/>
+            <w:r>
+              <w:t>x.iloc</w:t>
+            </w:r>
+            <w:proofErr w:type="spellEnd"/>
           </w:p>
         </w:tc>
         <w:tc>
@@ -4052,8 +5149,13 @@
           </w:tcPr>
           <w:p>
             <w:r>
-              <w:t>What is pd.Timedelta</w:t>
+              <w:t xml:space="preserve">What is </w:t>
             </w:r>
+            <w:proofErr w:type="spellStart"/>
+            <w:r>
+              <w:t>pd.Timedelta</w:t>
+            </w:r>
+            <w:proofErr w:type="spellEnd"/>
           </w:p>
         </w:tc>
         <w:tc>

--- a/Business understanding.docx
+++ b/Business understanding.docx
@@ -18,10 +18,20 @@
       </w:r>
     </w:p>
     <w:p>
+      <w:pPr>
+        <w:rPr>
+          <w:b/>
+          <w:bCs/>
+        </w:rPr>
+      </w:pPr>
       <w:r>
         <w:br w:type="page"/>
       </w:r>
       <w:r>
+        <w:rPr>
+          <w:b/>
+          <w:bCs/>
+        </w:rPr>
         <w:lastRenderedPageBreak/>
         <w:t>Introduction</w:t>
       </w:r>
@@ -95,15 +105,6 @@
         <w:t xml:space="preserve">e six stages covered in this report are: Business understanding, Data Understanding Data preparation, Modelling, Evaluation and Deployment. </w:t>
       </w:r>
     </w:p>
-    <w:p/>
-    <w:p>
-      <w:r>
-        <w:t xml:space="preserve">1) </w:t>
-      </w:r>
-      <w:r>
-        <w:t>Business Understanding</w:t>
-      </w:r>
-    </w:p>
     <w:p>
       <w:pPr>
         <w:rPr>
@@ -116,134 +117,172 @@
           <w:b/>
           <w:bCs/>
         </w:rPr>
-        <w:t>1.1 Background</w:t>
-      </w:r>
-    </w:p>
-    <w:p>
-      <w:r>
-        <w:t>Dublin is</w:t>
-      </w:r>
-      <w:r>
-        <w:t xml:space="preserve"> a very dynamic city, </w:t>
-      </w:r>
-      <w:r>
-        <w:t>it attrac</w:t>
-      </w:r>
-      <w:r>
-        <w:t>ts numerous tourists annually</w:t>
-      </w:r>
-      <w:r>
-        <w:t xml:space="preserve"> due important events and concerts. I</w:t>
-      </w:r>
-      <w:r>
-        <w:t xml:space="preserve">t is also a very important city for conferences, and </w:t>
-      </w:r>
-      <w:r>
-        <w:t>business-related</w:t>
-      </w:r>
-      <w:r>
-        <w:t xml:space="preserve"> meetings along all the year. </w:t>
-      </w:r>
-      <w:r>
-        <w:t xml:space="preserve">For and hotel operating in this environment and </w:t>
-      </w:r>
-      <w:r>
-        <w:t xml:space="preserve">location, predictions can </w:t>
-      </w:r>
-      <w:r>
-        <w:t>change the game</w:t>
-      </w:r>
-      <w:r>
-        <w:t xml:space="preserve">, since determine </w:t>
-      </w:r>
-      <w:r>
-        <w:t xml:space="preserve">how many </w:t>
-      </w:r>
-      <w:r>
-        <w:t>staff may be needed each day see</w:t>
-      </w:r>
-      <w:r>
-        <w:t xml:space="preserve">ms to be </w:t>
-      </w:r>
-      <w:r>
-        <w:t xml:space="preserve"> </w:t>
-      </w:r>
-      <w:r>
-        <w:t>a challenge for medium/small hotels</w:t>
-      </w:r>
-      <w:r>
-        <w:t xml:space="preserve">. </w:t>
-      </w:r>
-    </w:p>
-    <w:p>
-      <w:r>
-        <w:t xml:space="preserve">This project aims to avoid </w:t>
-      </w:r>
-      <w:r>
-        <w:t xml:space="preserve">that managers rely on guesses or intuition to </w:t>
-      </w:r>
-      <w:r>
-        <w:t xml:space="preserve">make decisions that can affect staff and guests. </w:t>
-      </w:r>
-      <w:r>
-        <w:t xml:space="preserve">When a hotel </w:t>
-      </w:r>
-      <w:r>
-        <w:t>understaffs</w:t>
-      </w:r>
-      <w:r>
-        <w:t xml:space="preserve">, </w:t>
-      </w:r>
-      <w:r>
-        <w:t xml:space="preserve">the staff </w:t>
-      </w:r>
-      <w:r>
-        <w:t>works under</w:t>
-      </w:r>
-      <w:r>
-        <w:t xml:space="preserve"> pression, offering poor customer service</w:t>
-      </w:r>
-      <w:r>
-        <w:t xml:space="preserve"> and questionable performance</w:t>
-      </w:r>
-      <w:r>
-        <w:t>. W</w:t>
-      </w:r>
-      <w:r>
-        <w:t xml:space="preserve">hen an hotel </w:t>
-      </w:r>
-      <w:r>
-        <w:t>overstaffs</w:t>
-      </w:r>
-      <w:r>
-        <w:t>, the staff get paid for hours that</w:t>
-      </w:r>
-      <w:r>
-        <w:t xml:space="preserve"> were not neede</w:t>
-      </w:r>
-      <w:r>
-        <w:t xml:space="preserve">d, increasing the hotel costs, and </w:t>
-      </w:r>
-      <w:r>
-        <w:t>pushing the managers to take last minute actions like cut hours</w:t>
-      </w:r>
-      <w:r>
-        <w:t xml:space="preserve">, which </w:t>
-      </w:r>
-      <w:r>
-        <w:t xml:space="preserve">also </w:t>
-      </w:r>
-      <w:r>
-        <w:t xml:space="preserve">ends on a bad experience of the staff. </w:t>
-      </w:r>
-    </w:p>
-    <w:p>
+        <w:t>Back</w:t>
+      </w:r>
       <w:r>
         <w:rPr>
           <w:b/>
           <w:bCs/>
         </w:rPr>
-        <w:t>1.2 Business Objective</w:t>
+        <w:t>ground</w:t>
+      </w:r>
+    </w:p>
+    <w:p>
+      <w:r>
+        <w:t>Dublin is</w:t>
+      </w:r>
+      <w:r>
+        <w:t xml:space="preserve"> a very dynamic city, </w:t>
+      </w:r>
+      <w:r>
+        <w:t>it attrac</w:t>
+      </w:r>
+      <w:r>
+        <w:t>ts numerous tourists annually</w:t>
+      </w:r>
+      <w:r>
+        <w:t xml:space="preserve"> due important events and concerts. I</w:t>
+      </w:r>
+      <w:r>
+        <w:t xml:space="preserve">t is also a very important city for conferences, and </w:t>
+      </w:r>
+      <w:r>
+        <w:t>business-related</w:t>
+      </w:r>
+      <w:r>
+        <w:t xml:space="preserve"> meetings along all the year. </w:t>
+      </w:r>
+      <w:r>
+        <w:t xml:space="preserve">For and hotel operating in this environment and </w:t>
+      </w:r>
+      <w:r>
+        <w:t xml:space="preserve">location, predictions can </w:t>
+      </w:r>
+      <w:r>
+        <w:t>change the game</w:t>
+      </w:r>
+      <w:r>
+        <w:t xml:space="preserve">, since determine </w:t>
+      </w:r>
+      <w:r>
+        <w:t xml:space="preserve">how many </w:t>
+      </w:r>
+      <w:r>
+        <w:t>staff may be needed each day see</w:t>
+      </w:r>
+      <w:r>
+        <w:t xml:space="preserve">ms to be </w:t>
+      </w:r>
+      <w:r>
+        <w:t xml:space="preserve"> </w:t>
+      </w:r>
+      <w:r>
+        <w:t>a challenge for medium/small hotels</w:t>
+      </w:r>
+      <w:r>
+        <w:t xml:space="preserve">. </w:t>
+      </w:r>
+    </w:p>
+    <w:p>
+      <w:r>
+        <w:t xml:space="preserve">This project aims to avoid </w:t>
+      </w:r>
+      <w:r>
+        <w:t xml:space="preserve">that managers rely on guesses or intuition to </w:t>
+      </w:r>
+      <w:r>
+        <w:t xml:space="preserve">make decisions that can affect staff and guests. </w:t>
+      </w:r>
+      <w:r>
+        <w:t xml:space="preserve">When a hotel </w:t>
+      </w:r>
+      <w:r>
+        <w:t>understaffs</w:t>
+      </w:r>
+      <w:r>
+        <w:t xml:space="preserve">, </w:t>
+      </w:r>
+      <w:r>
+        <w:t xml:space="preserve">the staff </w:t>
+      </w:r>
+      <w:r>
+        <w:t>works under</w:t>
+      </w:r>
+      <w:r>
+        <w:t xml:space="preserve"> pression, offering poor customer service</w:t>
+      </w:r>
+      <w:r>
+        <w:t xml:space="preserve"> and questionable performance</w:t>
+      </w:r>
+      <w:r>
+        <w:t>. W</w:t>
+      </w:r>
+      <w:r>
+        <w:t xml:space="preserve">hen an hotel </w:t>
+      </w:r>
+      <w:r>
+        <w:t>overstaffs</w:t>
+      </w:r>
+      <w:r>
+        <w:t>, the staff get paid for hours that</w:t>
+      </w:r>
+      <w:r>
+        <w:t xml:space="preserve"> were not neede</w:t>
+      </w:r>
+      <w:r>
+        <w:t xml:space="preserve">d, increasing the hotel costs, and </w:t>
+      </w:r>
+      <w:r>
+        <w:t>pushing the managers to take last minute actions like cut hours</w:t>
+      </w:r>
+      <w:r>
+        <w:t xml:space="preserve">, which </w:t>
+      </w:r>
+      <w:r>
+        <w:t xml:space="preserve">also </w:t>
+      </w:r>
+      <w:r>
+        <w:t xml:space="preserve">ends on a bad experience of the staff. </w:t>
+      </w:r>
+    </w:p>
+    <w:p/>
+    <w:p>
+      <w:pPr>
+        <w:rPr>
+          <w:b/>
+          <w:bCs/>
+        </w:rPr>
+      </w:pPr>
+      <w:r>
+        <w:rPr>
+          <w:b/>
+          <w:bCs/>
+        </w:rPr>
+        <w:t>1) Business Understanding</w:t>
+      </w:r>
+    </w:p>
+    <w:p/>
+    <w:p>
+      <w:r>
+        <w:rPr>
+          <w:b/>
+          <w:bCs/>
+        </w:rPr>
+        <w:t>1.</w:t>
+      </w:r>
+      <w:r>
+        <w:rPr>
+          <w:b/>
+          <w:bCs/>
+        </w:rPr>
+        <w:t>1</w:t>
+      </w:r>
+      <w:r>
+        <w:rPr>
+          <w:b/>
+          <w:bCs/>
+        </w:rPr>
+        <w:t xml:space="preserve"> Business Objective</w:t>
       </w:r>
     </w:p>
     <w:p>
@@ -260,7 +299,34 @@
         <w:t xml:space="preserve">the client experience by </w:t>
       </w:r>
       <w:r>
-        <w:t xml:space="preserve">avoid understaffing. </w:t>
+        <w:t>avoid understaffing</w:t>
+      </w:r>
+      <w:r>
+        <w:t xml:space="preserve">. This can be achieved by </w:t>
+      </w:r>
+      <w:r>
+        <w:t xml:space="preserve">using </w:t>
+      </w:r>
+      <w:r>
+        <w:t xml:space="preserve">a </w:t>
+      </w:r>
+      <w:r>
+        <w:t>nonlinear machine learning</w:t>
+      </w:r>
+      <w:r>
+        <w:t xml:space="preserve"> model </w:t>
+      </w:r>
+      <w:r>
+        <w:t xml:space="preserve">that can be feed </w:t>
+      </w:r>
+      <w:r>
+        <w:t xml:space="preserve">with data like weather, local and national events, and historical data that can </w:t>
+      </w:r>
+      <w:r>
+        <w:t>led to a final prediction.</w:t>
+      </w:r>
+      <w:r>
+        <w:t xml:space="preserve"> </w:t>
       </w:r>
     </w:p>
     <w:p>
@@ -292,6 +358,1071 @@
         <w:t xml:space="preserve">for all the hotel operation, from cleaners to help desk. </w:t>
       </w:r>
     </w:p>
+    <w:p>
+      <w:r>
+        <w:lastRenderedPageBreak/>
+        <w:t xml:space="preserve">The model must provide a daily staff recommendation reliable enough for </w:t>
+      </w:r>
+      <w:r>
+        <w:t>small/medium hotel operation</w:t>
+      </w:r>
+      <w:r>
+        <w:t xml:space="preserve"> and capable to close the gap between scheduled staff and actual demand. </w:t>
+      </w:r>
+    </w:p>
+    <w:p>
+      <w:pPr>
+        <w:rPr>
+          <w:b/>
+          <w:bCs/>
+        </w:rPr>
+      </w:pPr>
+      <w:r>
+        <w:rPr>
+          <w:b/>
+          <w:bCs/>
+        </w:rPr>
+        <w:t xml:space="preserve">1.2 </w:t>
+      </w:r>
+      <w:r>
+        <w:rPr>
+          <w:b/>
+          <w:bCs/>
+        </w:rPr>
+        <w:t>Assess situation</w:t>
+      </w:r>
+    </w:p>
+    <w:p>
+      <w:pPr>
+        <w:rPr>
+          <w:b/>
+          <w:bCs/>
+        </w:rPr>
+      </w:pPr>
+      <w:r>
+        <w:rPr>
+          <w:b/>
+          <w:bCs/>
+        </w:rPr>
+        <w:t xml:space="preserve">Inventory Resources </w:t>
+      </w:r>
+    </w:p>
+    <w:tbl>
+      <w:tblPr>
+        <w:tblStyle w:val="TableGrid"/>
+        <w:tblW w:w="0" w:type="auto"/>
+        <w:tblLook w:val="04A0" w:firstRow="1" w:lastRow="0" w:firstColumn="1" w:lastColumn="0" w:noHBand="0" w:noVBand="1"/>
+      </w:tblPr>
+      <w:tblGrid>
+        <w:gridCol w:w="2335"/>
+        <w:gridCol w:w="6681"/>
+      </w:tblGrid>
+      <w:tr>
+        <w:tc>
+          <w:tcPr>
+            <w:tcW w:w="2335" w:type="dxa"/>
+          </w:tcPr>
+          <w:p>
+            <w:r>
+              <w:t>Resource</w:t>
+            </w:r>
+          </w:p>
+        </w:tc>
+        <w:tc>
+          <w:tcPr>
+            <w:tcW w:w="6681" w:type="dxa"/>
+          </w:tcPr>
+          <w:p>
+            <w:r>
+              <w:t>Details</w:t>
+            </w:r>
+          </w:p>
+        </w:tc>
+      </w:tr>
+      <w:tr>
+        <w:tc>
+          <w:tcPr>
+            <w:tcW w:w="2335" w:type="dxa"/>
+          </w:tcPr>
+          <w:p>
+            <w:r>
+              <w:t>Developer</w:t>
+            </w:r>
+          </w:p>
+        </w:tc>
+        <w:tc>
+          <w:tcPr>
+            <w:tcW w:w="6681" w:type="dxa"/>
+          </w:tcPr>
+          <w:p>
+            <w:r>
+              <w:t>One student developer with know</w:t>
+            </w:r>
+            <w:r>
+              <w:t xml:space="preserve">ledge on Python, pandas, scikit-learn and </w:t>
+            </w:r>
+            <w:proofErr w:type="spellStart"/>
+            <w:r>
+              <w:t>metplotlib</w:t>
+            </w:r>
+            <w:proofErr w:type="spellEnd"/>
+          </w:p>
+        </w:tc>
+      </w:tr>
+      <w:tr>
+        <w:tc>
+          <w:tcPr>
+            <w:tcW w:w="2335" w:type="dxa"/>
+          </w:tcPr>
+          <w:p>
+            <w:r>
+              <w:t xml:space="preserve">Hotel data </w:t>
+            </w:r>
+            <w:r>
+              <w:t>set</w:t>
+            </w:r>
+          </w:p>
+        </w:tc>
+        <w:tc>
+          <w:tcPr>
+            <w:tcW w:w="6681" w:type="dxa"/>
+          </w:tcPr>
+          <w:p>
+            <w:hyperlink r:id="rId5" w:history="1">
+              <w:r>
+                <w:rPr>
+                  <w:rStyle w:val="Hyperlink"/>
+                </w:rPr>
+                <w:t>Kaggle publicly available</w:t>
+              </w:r>
+            </w:hyperlink>
+          </w:p>
+        </w:tc>
+      </w:tr>
+      <w:tr>
+        <w:tc>
+          <w:tcPr>
+            <w:tcW w:w="2335" w:type="dxa"/>
+          </w:tcPr>
+          <w:p>
+            <w:r>
+              <w:t>Weather data set</w:t>
+            </w:r>
+          </w:p>
+        </w:tc>
+        <w:tc>
+          <w:tcPr>
+            <w:tcW w:w="6681" w:type="dxa"/>
+          </w:tcPr>
+          <w:p>
+            <w:hyperlink r:id="rId6" w:history="1">
+              <w:r>
+                <w:rPr>
+                  <w:rStyle w:val="Hyperlink"/>
+                </w:rPr>
+                <w:t xml:space="preserve">Met </w:t>
+              </w:r>
+              <w:proofErr w:type="spellStart"/>
+              <w:r>
+                <w:rPr>
+                  <w:rStyle w:val="Hyperlink"/>
+                </w:rPr>
+                <w:t>Èireann</w:t>
+              </w:r>
+              <w:proofErr w:type="spellEnd"/>
+              <w:r>
+                <w:rPr>
+                  <w:rStyle w:val="Hyperlink"/>
+                </w:rPr>
+                <w:t xml:space="preserve"> publi</w:t>
+              </w:r>
+              <w:r>
+                <w:rPr>
+                  <w:rStyle w:val="Hyperlink"/>
+                </w:rPr>
+                <w:t>cly available</w:t>
+              </w:r>
+            </w:hyperlink>
+          </w:p>
+        </w:tc>
+      </w:tr>
+      <w:tr>
+        <w:tc>
+          <w:tcPr>
+            <w:tcW w:w="2335" w:type="dxa"/>
+          </w:tcPr>
+          <w:p>
+            <w:r>
+              <w:t>Event dataset</w:t>
+            </w:r>
+          </w:p>
+        </w:tc>
+        <w:tc>
+          <w:tcPr>
+            <w:tcW w:w="6681" w:type="dxa"/>
+          </w:tcPr>
+          <w:p>
+            <w:r>
+              <w:t>Synthetic</w:t>
+            </w:r>
+            <w:r>
+              <w:t xml:space="preserve"> </w:t>
+            </w:r>
+            <w:r>
+              <w:t>AI generated</w:t>
+            </w:r>
+          </w:p>
+        </w:tc>
+      </w:tr>
+      <w:tr>
+        <w:tc>
+          <w:tcPr>
+            <w:tcW w:w="2335" w:type="dxa"/>
+          </w:tcPr>
+          <w:p>
+            <w:r>
+              <w:t>Hardware</w:t>
+            </w:r>
+          </w:p>
+        </w:tc>
+        <w:tc>
+          <w:tcPr>
+            <w:tcW w:w="6681" w:type="dxa"/>
+          </w:tcPr>
+          <w:p>
+            <w:r>
+              <w:t>Personal laptop working on Windows OS</w:t>
+            </w:r>
+          </w:p>
+        </w:tc>
+      </w:tr>
+      <w:tr>
+        <w:tc>
+          <w:tcPr>
+            <w:tcW w:w="2335" w:type="dxa"/>
+          </w:tcPr>
+          <w:p>
+            <w:r>
+              <w:t>Software</w:t>
+            </w:r>
+          </w:p>
+        </w:tc>
+        <w:tc>
+          <w:tcPr>
+            <w:tcW w:w="6681" w:type="dxa"/>
+          </w:tcPr>
+          <w:p>
+            <w:r>
+              <w:t xml:space="preserve">Phyton, </w:t>
+            </w:r>
+            <w:proofErr w:type="spellStart"/>
+            <w:r>
+              <w:t>Jupyter</w:t>
+            </w:r>
+            <w:proofErr w:type="spellEnd"/>
+            <w:r>
+              <w:t xml:space="preserve"> Notebook, </w:t>
+            </w:r>
+            <w:proofErr w:type="spellStart"/>
+            <w:r>
+              <w:t>schick</w:t>
+            </w:r>
+            <w:r>
+              <w:t>it</w:t>
+            </w:r>
+            <w:proofErr w:type="spellEnd"/>
+            <w:r>
+              <w:t xml:space="preserve">-learn, pandas, matplotlib, seaborn, </w:t>
+            </w:r>
+            <w:proofErr w:type="spellStart"/>
+            <w:r>
+              <w:t>ploty</w:t>
+            </w:r>
+            <w:proofErr w:type="spellEnd"/>
+            <w:r>
+              <w:t xml:space="preserve">  </w:t>
+            </w:r>
+          </w:p>
+        </w:tc>
+      </w:tr>
+    </w:tbl>
+    <w:p/>
+    <w:p>
+      <w:pPr>
+        <w:rPr>
+          <w:b/>
+          <w:bCs/>
+        </w:rPr>
+      </w:pPr>
+      <w:r>
+        <w:rPr>
+          <w:b/>
+          <w:bCs/>
+        </w:rPr>
+        <w:t>Requirements, assumptions and constraints</w:t>
+      </w:r>
+    </w:p>
+    <w:p>
+      <w:r>
+        <w:t xml:space="preserve">This project must be completed within </w:t>
+      </w:r>
+      <w:r>
+        <w:t xml:space="preserve">the academic year of CCT College with a </w:t>
+      </w:r>
+      <w:r>
+        <w:t>deadline</w:t>
+      </w:r>
+      <w:r>
+        <w:t xml:space="preserve"> of 31</w:t>
+      </w:r>
+      <w:r>
+        <w:rPr>
+          <w:vertAlign w:val="superscript"/>
+        </w:rPr>
+        <w:t>st</w:t>
+      </w:r>
+      <w:r>
+        <w:t xml:space="preserve"> of May 2026. </w:t>
+      </w:r>
+    </w:p>
+    <w:p>
+      <w:r>
+        <w:t>The results must be clear</w:t>
+      </w:r>
+      <w:r>
+        <w:t xml:space="preserve"> to interpretate </w:t>
+      </w:r>
+      <w:r>
+        <w:t xml:space="preserve">and explain to a non-technical </w:t>
+      </w:r>
+      <w:r>
+        <w:t>audience;</w:t>
+      </w:r>
+      <w:r>
+        <w:t xml:space="preserve"> </w:t>
+      </w:r>
+      <w:r>
+        <w:t xml:space="preserve">the plots have to explain </w:t>
+      </w:r>
+      <w:r>
+        <w:t xml:space="preserve">themselves by the colour and have to make sense visually with the </w:t>
+      </w:r>
+      <w:r>
+        <w:t xml:space="preserve">textual explanation. </w:t>
+      </w:r>
+    </w:p>
+    <w:p>
+      <w:r>
+        <w:t xml:space="preserve">As an </w:t>
+      </w:r>
+      <w:r>
+        <w:t>example,</w:t>
+      </w:r>
+      <w:r>
+        <w:t xml:space="preserve"> a ratio or 1 per 10 guests is going to </w:t>
+      </w:r>
+      <w:r>
+        <w:t xml:space="preserve">represent the regular reasonable operational baseline for a </w:t>
+      </w:r>
+      <w:r>
+        <w:t>small/medium hotel in Dublin, covering all the positions since help desk, to cleaners</w:t>
+      </w:r>
+    </w:p>
+    <w:p>
+      <w:r>
+        <w:t>The data sets</w:t>
+      </w:r>
+      <w:r>
+        <w:t xml:space="preserve"> </w:t>
+      </w:r>
+      <w:r>
+        <w:t>cover only from 2015 to 2017, recent data hasn’t been added to this project</w:t>
+      </w:r>
+      <w:r>
+        <w:t xml:space="preserve">, so no recent trends </w:t>
+      </w:r>
+      <w:r>
+        <w:t>have</w:t>
+      </w:r>
+      <w:r>
+        <w:t xml:space="preserve"> been analysed on this project. </w:t>
+      </w:r>
+    </w:p>
+    <w:p>
+      <w:r>
+        <w:t>The event data set was AI generated,</w:t>
+      </w:r>
+      <w:r>
+        <w:t xml:space="preserve"> giving as a result a data set with all the registered events </w:t>
+      </w:r>
+      <w:r>
+        <w:t>in</w:t>
+      </w:r>
+      <w:r>
+        <w:t xml:space="preserve"> 2015 to 2017, including the bank holidays at that time. Also</w:t>
+      </w:r>
+      <w:r>
+        <w:t>,</w:t>
+      </w:r>
+      <w:r>
+        <w:t xml:space="preserve"> AI was asked to rank </w:t>
+      </w:r>
+      <w:r>
+        <w:t>from 0 to 2 on importance for each event</w:t>
+      </w:r>
+      <w:r>
+        <w:t xml:space="preserve">. Event data set </w:t>
+      </w:r>
+      <w:r>
+        <w:t>is not a</w:t>
+      </w:r>
+      <w:r>
+        <w:t xml:space="preserve"> </w:t>
+      </w:r>
+      <w:r>
+        <w:t>verified</w:t>
+      </w:r>
+      <w:r>
+        <w:t xml:space="preserve"> historical data set. </w:t>
+      </w:r>
+      <w:r>
+        <w:t xml:space="preserve"> </w:t>
+      </w:r>
+    </w:p>
+    <w:p>
+      <w:pPr>
+        <w:rPr>
+          <w:b/>
+          <w:bCs/>
+        </w:rPr>
+      </w:pPr>
+      <w:r>
+        <w:rPr>
+          <w:b/>
+          <w:bCs/>
+        </w:rPr>
+        <w:t>Risks and contingencies</w:t>
+      </w:r>
+    </w:p>
+    <w:p/>
+    <w:tbl>
+      <w:tblPr>
+        <w:tblStyle w:val="TableGrid"/>
+        <w:tblW w:w="0" w:type="auto"/>
+        <w:tblLook w:val="04A0" w:firstRow="1" w:lastRow="0" w:firstColumn="1" w:lastColumn="0" w:noHBand="0" w:noVBand="1"/>
+      </w:tblPr>
+      <w:tblGrid>
+        <w:gridCol w:w="4508"/>
+        <w:gridCol w:w="4508"/>
+      </w:tblGrid>
+      <w:tr>
+        <w:tc>
+          <w:tcPr>
+            <w:tcW w:w="4508" w:type="dxa"/>
+          </w:tcPr>
+          <w:p>
+            <w:r>
+              <w:t>Risk</w:t>
+            </w:r>
+            <w:r>
+              <w:t xml:space="preserve"> </w:t>
+            </w:r>
+          </w:p>
+        </w:tc>
+        <w:tc>
+          <w:tcPr>
+            <w:tcW w:w="4508" w:type="dxa"/>
+          </w:tcPr>
+          <w:p>
+            <w:r>
+              <w:t xml:space="preserve">Contingency </w:t>
+            </w:r>
+          </w:p>
+        </w:tc>
+      </w:tr>
+      <w:tr>
+        <w:tc>
+          <w:tcPr>
+            <w:tcW w:w="4508" w:type="dxa"/>
+          </w:tcPr>
+          <w:p>
+            <w:r>
+              <w:t xml:space="preserve">Data Quality </w:t>
+            </w:r>
+          </w:p>
+        </w:tc>
+        <w:tc>
+          <w:tcPr>
+            <w:tcW w:w="4508" w:type="dxa"/>
+          </w:tcPr>
+          <w:p>
+            <w:r>
+              <w:t xml:space="preserve">Apply filtering like remove cancellations </w:t>
+            </w:r>
+            <w:r>
+              <w:t>or drop null values</w:t>
+            </w:r>
+          </w:p>
+        </w:tc>
+      </w:tr>
+      <w:tr>
+        <w:tc>
+          <w:tcPr>
+            <w:tcW w:w="4508" w:type="dxa"/>
+          </w:tcPr>
+          <w:p>
+            <w:r>
+              <w:t>Weak model performance</w:t>
+            </w:r>
+          </w:p>
+        </w:tc>
+        <w:tc>
+          <w:tcPr>
+            <w:tcW w:w="4508" w:type="dxa"/>
+          </w:tcPr>
+          <w:p>
+            <w:r>
+              <w:t>Test</w:t>
+            </w:r>
+            <w:r>
+              <w:t xml:space="preserve"> multiple algorithms and compare them </w:t>
+            </w:r>
+          </w:p>
+        </w:tc>
+      </w:tr>
+      <w:tr>
+        <w:tc>
+          <w:tcPr>
+            <w:tcW w:w="4508" w:type="dxa"/>
+          </w:tcPr>
+          <w:p>
+            <w:r>
+              <w:lastRenderedPageBreak/>
+              <w:t>Event data</w:t>
+            </w:r>
+            <w:r>
+              <w:t xml:space="preserve"> quality</w:t>
+            </w:r>
+          </w:p>
+        </w:tc>
+        <w:tc>
+          <w:tcPr>
+            <w:tcW w:w="4508" w:type="dxa"/>
+          </w:tcPr>
+          <w:p>
+            <w:r>
+              <w:t>A real-life</w:t>
+            </w:r>
+            <w:r>
+              <w:t xml:space="preserve"> </w:t>
+            </w:r>
+            <w:r>
+              <w:t xml:space="preserve">data set is commended for </w:t>
+            </w:r>
+            <w:r>
+              <w:t>production use</w:t>
+            </w:r>
+          </w:p>
+        </w:tc>
+      </w:tr>
+      <w:tr>
+        <w:tc>
+          <w:tcPr>
+            <w:tcW w:w="4508" w:type="dxa"/>
+          </w:tcPr>
+          <w:p>
+            <w:r>
+              <w:t>Overfitting</w:t>
+            </w:r>
+          </w:p>
+        </w:tc>
+        <w:tc>
+          <w:tcPr>
+            <w:tcW w:w="4508" w:type="dxa"/>
+          </w:tcPr>
+          <w:p>
+            <w:r>
+              <w:t xml:space="preserve">Perform cross validation </w:t>
+            </w:r>
+          </w:p>
+        </w:tc>
+      </w:tr>
+    </w:tbl>
+    <w:p/>
+    <w:p>
+      <w:pPr>
+        <w:rPr>
+          <w:b/>
+          <w:bCs/>
+        </w:rPr>
+      </w:pPr>
+      <w:r>
+        <w:rPr>
+          <w:b/>
+          <w:bCs/>
+        </w:rPr>
+        <w:t>Terminology</w:t>
+      </w:r>
+    </w:p>
+    <w:tbl>
+      <w:tblPr>
+        <w:tblStyle w:val="TableGrid"/>
+        <w:tblW w:w="9574" w:type="dxa"/>
+        <w:tblLook w:val="04A0" w:firstRow="1" w:lastRow="0" w:firstColumn="1" w:lastColumn="0" w:noHBand="0" w:noVBand="1"/>
+      </w:tblPr>
+      <w:tblGrid>
+        <w:gridCol w:w="2785"/>
+        <w:gridCol w:w="6789"/>
+      </w:tblGrid>
+      <w:tr>
+        <w:trPr>
+          <w:trHeight w:val="654"/>
+        </w:trPr>
+        <w:tc>
+          <w:tcPr>
+            <w:tcW w:w="2785" w:type="dxa"/>
+          </w:tcPr>
+          <w:p>
+            <w:r>
+              <w:t>Occupancy</w:t>
+            </w:r>
+          </w:p>
+        </w:tc>
+        <w:tc>
+          <w:tcPr>
+            <w:tcW w:w="6789" w:type="dxa"/>
+          </w:tcPr>
+          <w:p>
+            <w:r>
+              <w:t>Tota</w:t>
+            </w:r>
+            <w:r>
+              <w:t>l number of guests that checked in the hotel</w:t>
+            </w:r>
+          </w:p>
+        </w:tc>
+      </w:tr>
+      <w:tr>
+        <w:trPr>
+          <w:trHeight w:val="322"/>
+        </w:trPr>
+        <w:tc>
+          <w:tcPr>
+            <w:tcW w:w="2785" w:type="dxa"/>
+          </w:tcPr>
+          <w:p>
+            <w:r>
+              <w:t>ADR</w:t>
+            </w:r>
+          </w:p>
+        </w:tc>
+        <w:tc>
+          <w:tcPr>
+            <w:tcW w:w="6789" w:type="dxa"/>
+          </w:tcPr>
+          <w:p>
+            <w:r>
+              <w:t>Average Daily Rate</w:t>
+            </w:r>
+          </w:p>
+        </w:tc>
+      </w:tr>
+      <w:tr>
+        <w:trPr>
+          <w:trHeight w:val="976"/>
+        </w:trPr>
+        <w:tc>
+          <w:tcPr>
+            <w:tcW w:w="2785" w:type="dxa"/>
+          </w:tcPr>
+          <w:p>
+            <w:r>
+              <w:t>R2</w:t>
+            </w:r>
+          </w:p>
+        </w:tc>
+        <w:tc>
+          <w:tcPr>
+            <w:tcW w:w="6789" w:type="dxa"/>
+          </w:tcPr>
+          <w:p>
+            <w:r>
+              <w:t>How good the model explains the variance of the target</w:t>
+            </w:r>
+          </w:p>
+        </w:tc>
+      </w:tr>
+      <w:tr>
+        <w:trPr>
+          <w:trHeight w:val="322"/>
+        </w:trPr>
+        <w:tc>
+          <w:tcPr>
+            <w:tcW w:w="2785" w:type="dxa"/>
+          </w:tcPr>
+          <w:p>
+            <w:r>
+              <w:t>Target</w:t>
+            </w:r>
+            <w:r>
+              <w:t xml:space="preserve"> value (Y)</w:t>
+            </w:r>
+          </w:p>
+        </w:tc>
+        <w:tc>
+          <w:tcPr>
+            <w:tcW w:w="6789" w:type="dxa"/>
+          </w:tcPr>
+          <w:p>
+            <w:r>
+              <w:t xml:space="preserve">Occupancy </w:t>
+            </w:r>
+          </w:p>
+        </w:tc>
+      </w:tr>
+      <w:tr>
+        <w:trPr>
+          <w:trHeight w:val="322"/>
+        </w:trPr>
+        <w:tc>
+          <w:tcPr>
+            <w:tcW w:w="2785" w:type="dxa"/>
+          </w:tcPr>
+          <w:p>
+            <w:r>
+              <w:t>Features</w:t>
+            </w:r>
+          </w:p>
+        </w:tc>
+        <w:tc>
+          <w:tcPr>
+            <w:tcW w:w="6789" w:type="dxa"/>
+          </w:tcPr>
+          <w:p>
+            <w:r>
+              <w:t>"</w:t>
+            </w:r>
+            <w:proofErr w:type="spellStart"/>
+            <w:r>
+              <w:t>maxt</w:t>
+            </w:r>
+            <w:proofErr w:type="spellEnd"/>
+            <w:r>
+              <w:t>", "rain", "</w:t>
+            </w:r>
+            <w:proofErr w:type="spellStart"/>
+            <w:r>
+              <w:t>event_impact</w:t>
+            </w:r>
+            <w:proofErr w:type="spellEnd"/>
+            <w:r>
+              <w:t>", "</w:t>
+            </w:r>
+            <w:proofErr w:type="spellStart"/>
+            <w:r>
+              <w:t>month_sin</w:t>
+            </w:r>
+            <w:proofErr w:type="spellEnd"/>
+            <w:r>
+              <w:t>", "</w:t>
+            </w:r>
+            <w:proofErr w:type="spellStart"/>
+            <w:r>
+              <w:t>month_cos</w:t>
+            </w:r>
+            <w:proofErr w:type="spellEnd"/>
+            <w:r>
+              <w:t>", "</w:t>
+            </w:r>
+            <w:proofErr w:type="spellStart"/>
+            <w:r>
+              <w:t>week_sin</w:t>
+            </w:r>
+            <w:proofErr w:type="spellEnd"/>
+            <w:r>
+              <w:t>",</w:t>
+            </w:r>
+          </w:p>
+          <w:p>
+            <w:r>
+              <w:t>"</w:t>
+            </w:r>
+            <w:proofErr w:type="spellStart"/>
+            <w:r>
+              <w:t>week_cos</w:t>
+            </w:r>
+            <w:proofErr w:type="spellEnd"/>
+            <w:r>
+              <w:t>", "</w:t>
+            </w:r>
+            <w:proofErr w:type="spellStart"/>
+            <w:r>
+              <w:t>occupancy_yesterday</w:t>
+            </w:r>
+            <w:proofErr w:type="spellEnd"/>
+            <w:r>
+              <w:t>", "occupancy_7d_avg", "</w:t>
+            </w:r>
+            <w:proofErr w:type="spellStart"/>
+            <w:r>
+              <w:t>occupancy_last_week</w:t>
+            </w:r>
+            <w:proofErr w:type="spellEnd"/>
+            <w:r>
+              <w:t>", "occupancy_last_year","</w:t>
+            </w:r>
+            <w:proofErr w:type="spellStart"/>
+            <w:r>
+              <w:t>adr</w:t>
+            </w:r>
+            <w:proofErr w:type="spellEnd"/>
+            <w:r>
+              <w:t>",</w:t>
+            </w:r>
+          </w:p>
+        </w:tc>
+      </w:tr>
+      <w:tr>
+        <w:trPr>
+          <w:trHeight w:val="976"/>
+        </w:trPr>
+        <w:tc>
+          <w:tcPr>
+            <w:tcW w:w="2785" w:type="dxa"/>
+          </w:tcPr>
+          <w:p>
+            <w:r>
+              <w:t>MAE</w:t>
+            </w:r>
+          </w:p>
+        </w:tc>
+        <w:tc>
+          <w:tcPr>
+            <w:tcW w:w="6789" w:type="dxa"/>
+          </w:tcPr>
+          <w:p>
+            <w:r>
+              <w:t>Mean absolute Error. Average prediction between predicted vs actual values</w:t>
+            </w:r>
+          </w:p>
+        </w:tc>
+      </w:tr>
+      <w:tr>
+        <w:trPr>
+          <w:trHeight w:val="654"/>
+        </w:trPr>
+        <w:tc>
+          <w:tcPr>
+            <w:tcW w:w="2785" w:type="dxa"/>
+          </w:tcPr>
+          <w:p>
+            <w:r>
+              <w:t>One-hot encode</w:t>
+            </w:r>
+          </w:p>
+        </w:tc>
+        <w:tc>
+          <w:tcPr>
+            <w:tcW w:w="6789" w:type="dxa"/>
+          </w:tcPr>
+          <w:p>
+            <w:r>
+              <w:t>Convert categorical values into numbers 1/0</w:t>
+            </w:r>
+          </w:p>
+        </w:tc>
+      </w:tr>
+      <w:tr>
+        <w:trPr>
+          <w:trHeight w:val="322"/>
+        </w:trPr>
+        <w:tc>
+          <w:tcPr>
+            <w:tcW w:w="2785" w:type="dxa"/>
+          </w:tcPr>
+          <w:p>
+            <w:r>
+              <w:t>Time Serie Split</w:t>
+            </w:r>
+          </w:p>
+        </w:tc>
+        <w:tc>
+          <w:tcPr>
+            <w:tcW w:w="6789" w:type="dxa"/>
+          </w:tcPr>
+          <w:p>
+            <w:r>
+              <w:t>Cross validation method</w:t>
+            </w:r>
+          </w:p>
+        </w:tc>
+      </w:tr>
+    </w:tbl>
+    <w:p>
+      <w:r>
+        <w:br w:type="page"/>
+      </w:r>
+    </w:p>
+    <w:p>
+      <w:pPr>
+        <w:rPr>
+          <w:b/>
+          <w:bCs/>
+        </w:rPr>
+      </w:pPr>
+      <w:r>
+        <w:rPr>
+          <w:b/>
+          <w:bCs/>
+        </w:rPr>
+        <w:lastRenderedPageBreak/>
+        <w:t>Costs and benefits</w:t>
+      </w:r>
+    </w:p>
+    <w:tbl>
+      <w:tblPr>
+        <w:tblStyle w:val="TableGrid"/>
+        <w:tblW w:w="0" w:type="auto"/>
+        <w:tblLook w:val="04A0" w:firstRow="1" w:lastRow="0" w:firstColumn="1" w:lastColumn="0" w:noHBand="0" w:noVBand="1"/>
+      </w:tblPr>
+      <w:tblGrid>
+        <w:gridCol w:w="4508"/>
+        <w:gridCol w:w="4508"/>
+      </w:tblGrid>
+      <w:tr>
+        <w:tc>
+          <w:tcPr>
+            <w:tcW w:w="4508" w:type="dxa"/>
+          </w:tcPr>
+          <w:p/>
+        </w:tc>
+        <w:tc>
+          <w:tcPr>
+            <w:tcW w:w="4508" w:type="dxa"/>
+          </w:tcPr>
+          <w:p>
+            <w:r>
+              <w:t>Details</w:t>
+            </w:r>
+          </w:p>
+        </w:tc>
+      </w:tr>
+      <w:tr>
+        <w:tc>
+          <w:tcPr>
+            <w:tcW w:w="4508" w:type="dxa"/>
+          </w:tcPr>
+          <w:p>
+            <w:r>
+              <w:t>Cost</w:t>
+            </w:r>
+          </w:p>
+        </w:tc>
+        <w:tc>
+          <w:tcPr>
+            <w:tcW w:w="4508" w:type="dxa"/>
+          </w:tcPr>
+          <w:p>
+            <w:r>
+              <w:t xml:space="preserve">Development time, </w:t>
+            </w:r>
+            <w:proofErr w:type="spellStart"/>
+            <w:r>
+              <w:t>aprox</w:t>
+            </w:r>
+            <w:proofErr w:type="spellEnd"/>
+            <w:r>
+              <w:t xml:space="preserve"> 3 months</w:t>
+            </w:r>
+          </w:p>
+        </w:tc>
+      </w:tr>
+      <w:tr>
+        <w:tc>
+          <w:tcPr>
+            <w:tcW w:w="4508" w:type="dxa"/>
+          </w:tcPr>
+          <w:p>
+            <w:r>
+              <w:t>Cost</w:t>
+            </w:r>
+          </w:p>
+        </w:tc>
+        <w:tc>
+          <w:tcPr>
+            <w:tcW w:w="4508" w:type="dxa"/>
+          </w:tcPr>
+          <w:p>
+            <w:r>
+              <w:t>Data sourcing, cleaning, data sets and tools are for free</w:t>
+            </w:r>
+          </w:p>
+        </w:tc>
+      </w:tr>
+      <w:tr>
+        <w:tc>
+          <w:tcPr>
+            <w:tcW w:w="4508" w:type="dxa"/>
+          </w:tcPr>
+          <w:p>
+            <w:r>
+              <w:t>B</w:t>
+            </w:r>
+            <w:r>
+              <w:t>enefit</w:t>
+            </w:r>
+          </w:p>
+        </w:tc>
+        <w:tc>
+          <w:tcPr>
+            <w:tcW w:w="4508" w:type="dxa"/>
+          </w:tcPr>
+          <w:p>
+            <w:r>
+              <w:t>If we reduce</w:t>
+            </w:r>
+            <w:r>
+              <w:t xml:space="preserve"> at least</w:t>
+            </w:r>
+            <w:r>
+              <w:t xml:space="preserve"> 1 unnecessary staff</w:t>
+            </w:r>
+            <w:r>
+              <w:t xml:space="preserve"> every week, the hotel saves about </w:t>
+            </w:r>
+            <w:r>
+              <w:t>15k a year</w:t>
+            </w:r>
+          </w:p>
+        </w:tc>
+      </w:tr>
+      <w:tr>
+        <w:tc>
+          <w:tcPr>
+            <w:tcW w:w="4508" w:type="dxa"/>
+          </w:tcPr>
+          <w:p>
+            <w:r>
+              <w:t>Benefit</w:t>
+            </w:r>
+          </w:p>
+        </w:tc>
+        <w:tc>
+          <w:tcPr>
+            <w:tcW w:w="4508" w:type="dxa"/>
+          </w:tcPr>
+          <w:p>
+            <w:r>
+              <w:t>If we staff</w:t>
+            </w:r>
+            <w:r>
+              <w:t xml:space="preserve"> the right amount, that will be reflected in good reviews and client satisfaction</w:t>
+            </w:r>
+          </w:p>
+        </w:tc>
+      </w:tr>
+    </w:tbl>
+    <w:p/>
     <w:p/>
     <w:p>
       <w:pPr>
@@ -431,7 +1562,7 @@
           <w:b/>
           <w:bCs/>
         </w:rPr>
-        <w:t>1.4 Constraints</w:t>
+        <w:t xml:space="preserve"> Constraints</w:t>
       </w:r>
     </w:p>
     <w:p>
@@ -440,7 +1571,15 @@
       </w:r>
     </w:p>
     <w:p>
-      <w:r>
+      <w:pPr>
+        <w:pStyle w:val="ListParagraph"/>
+        <w:numPr>
+          <w:ilvl w:val="0"/>
+          <w:numId w:val="34"/>
+        </w:numPr>
+      </w:pPr>
+      <w:r>
+        <w:lastRenderedPageBreak/>
         <w:t xml:space="preserve">The </w:t>
       </w:r>
       <w:r>
@@ -469,6 +1608,13 @@
       </w:r>
     </w:p>
     <w:p>
+      <w:pPr>
+        <w:pStyle w:val="ListParagraph"/>
+        <w:numPr>
+          <w:ilvl w:val="0"/>
+          <w:numId w:val="34"/>
+        </w:numPr>
+      </w:pPr>
       <w:r>
         <w:t>The</w:t>
       </w:r>
@@ -492,6 +1638,13 @@
       </w:r>
     </w:p>
     <w:p>
+      <w:pPr>
+        <w:pStyle w:val="ListParagraph"/>
+        <w:numPr>
+          <w:ilvl w:val="0"/>
+          <w:numId w:val="34"/>
+        </w:numPr>
+      </w:pPr>
       <w:r>
         <w:t>The event data se</w:t>
       </w:r>
@@ -509,6 +1662,13 @@
       </w:r>
     </w:p>
     <w:p>
+      <w:pPr>
+        <w:pStyle w:val="ListParagraph"/>
+        <w:numPr>
+          <w:ilvl w:val="0"/>
+          <w:numId w:val="34"/>
+        </w:numPr>
+      </w:pPr>
       <w:r>
         <w:t>The staff ra</w:t>
       </w:r>
@@ -527,26 +1687,457 @@
       <w:r>
         <w:t xml:space="preserve"> but it doesn’t reflect specialised roles or shifts. </w:t>
       </w:r>
-      <w:r>
-        <w:br w:type="page"/>
-      </w:r>
-    </w:p>
-    <w:p>
-      <w:r>
-        <w:lastRenderedPageBreak/>
-        <w:t xml:space="preserve">2) </w:t>
-      </w:r>
-      <w:r>
-        <w:t>Data Understanding</w:t>
-      </w:r>
-    </w:p>
-    <w:p>
-      <w:r>
+    </w:p>
+    <w:p>
+      <w:pPr>
+        <w:ind w:left="360"/>
+      </w:pPr>
+    </w:p>
+    <w:p>
+      <w:pPr>
         <w:rPr>
           <w:b/>
           <w:bCs/>
         </w:rPr>
-        <w:t>2.1 Data Sources (3 datasets)</w:t>
+      </w:pPr>
+      <w:r>
+        <w:rPr>
+          <w:b/>
+          <w:bCs/>
+        </w:rPr>
+        <w:t xml:space="preserve">1.4 </w:t>
+      </w:r>
+      <w:r>
+        <w:rPr>
+          <w:b/>
+          <w:bCs/>
+        </w:rPr>
+        <w:t>Project plan</w:t>
+      </w:r>
+    </w:p>
+    <w:tbl>
+      <w:tblPr>
+        <w:tblStyle w:val="TableGrid"/>
+        <w:tblW w:w="0" w:type="auto"/>
+        <w:tblLook w:val="04A0" w:firstRow="1" w:lastRow="0" w:firstColumn="1" w:lastColumn="0" w:noHBand="0" w:noVBand="1"/>
+      </w:tblPr>
+      <w:tblGrid>
+        <w:gridCol w:w="2254"/>
+        <w:gridCol w:w="2254"/>
+        <w:gridCol w:w="2254"/>
+        <w:gridCol w:w="2254"/>
+      </w:tblGrid>
+      <w:tr>
+        <w:tc>
+          <w:tcPr>
+            <w:tcW w:w="2254" w:type="dxa"/>
+          </w:tcPr>
+          <w:p>
+            <w:r>
+              <w:t xml:space="preserve">Stage </w:t>
+            </w:r>
+          </w:p>
+        </w:tc>
+        <w:tc>
+          <w:tcPr>
+            <w:tcW w:w="2254" w:type="dxa"/>
+          </w:tcPr>
+          <w:p>
+            <w:r>
+              <w:t>Activity</w:t>
+            </w:r>
+          </w:p>
+        </w:tc>
+        <w:tc>
+          <w:tcPr>
+            <w:tcW w:w="2254" w:type="dxa"/>
+          </w:tcPr>
+          <w:p>
+            <w:r>
+              <w:t>Output</w:t>
+            </w:r>
+          </w:p>
+        </w:tc>
+        <w:tc>
+          <w:tcPr>
+            <w:tcW w:w="2254" w:type="dxa"/>
+          </w:tcPr>
+          <w:p>
+            <w:r>
+              <w:t>Duration</w:t>
+            </w:r>
+          </w:p>
+        </w:tc>
+      </w:tr>
+      <w:tr>
+        <w:tc>
+          <w:tcPr>
+            <w:tcW w:w="2254" w:type="dxa"/>
+          </w:tcPr>
+          <w:p>
+            <w:r>
+              <w:t xml:space="preserve">Stage </w:t>
+            </w:r>
+            <w:r>
+              <w:t>1</w:t>
+            </w:r>
+          </w:p>
+        </w:tc>
+        <w:tc>
+          <w:tcPr>
+            <w:tcW w:w="2254" w:type="dxa"/>
+          </w:tcPr>
+          <w:p>
+            <w:r>
+              <w:t>Business Understanding</w:t>
+            </w:r>
+          </w:p>
+        </w:tc>
+        <w:tc>
+          <w:tcPr>
+            <w:tcW w:w="2254" w:type="dxa"/>
+          </w:tcPr>
+          <w:p>
+            <w:r>
+              <w:t xml:space="preserve">Define objectives, constraints, </w:t>
+            </w:r>
+            <w:r>
+              <w:t>success criteria</w:t>
+            </w:r>
+          </w:p>
+        </w:tc>
+        <w:tc>
+          <w:tcPr>
+            <w:tcW w:w="2254" w:type="dxa"/>
+          </w:tcPr>
+          <w:p>
+            <w:r>
+              <w:t>2 weeks</w:t>
+            </w:r>
+          </w:p>
+        </w:tc>
+      </w:tr>
+      <w:tr>
+        <w:tc>
+          <w:tcPr>
+            <w:tcW w:w="2254" w:type="dxa"/>
+          </w:tcPr>
+          <w:p>
+            <w:r>
+              <w:t>Stage 2</w:t>
+            </w:r>
+          </w:p>
+        </w:tc>
+        <w:tc>
+          <w:tcPr>
+            <w:tcW w:w="2254" w:type="dxa"/>
+          </w:tcPr>
+          <w:p>
+            <w:r>
+              <w:t>Data Understanding</w:t>
+            </w:r>
+          </w:p>
+        </w:tc>
+        <w:tc>
+          <w:tcPr>
+            <w:tcW w:w="2254" w:type="dxa"/>
+          </w:tcPr>
+          <w:p>
+            <w:r>
+              <w:t>Load and explore data</w:t>
+            </w:r>
+            <w:r>
+              <w:t xml:space="preserve"> set, identify issues</w:t>
+            </w:r>
+          </w:p>
+        </w:tc>
+        <w:tc>
+          <w:tcPr>
+            <w:tcW w:w="2254" w:type="dxa"/>
+          </w:tcPr>
+          <w:p>
+            <w:r>
+              <w:t>2 weeks</w:t>
+            </w:r>
+          </w:p>
+        </w:tc>
+      </w:tr>
+      <w:tr>
+        <w:tc>
+          <w:tcPr>
+            <w:tcW w:w="2254" w:type="dxa"/>
+          </w:tcPr>
+          <w:p>
+            <w:r>
+              <w:t>Stage 3</w:t>
+            </w:r>
+          </w:p>
+        </w:tc>
+        <w:tc>
+          <w:tcPr>
+            <w:tcW w:w="2254" w:type="dxa"/>
+          </w:tcPr>
+          <w:p>
+            <w:r>
+              <w:t>Data preparation</w:t>
+            </w:r>
+          </w:p>
+        </w:tc>
+        <w:tc>
+          <w:tcPr>
+            <w:tcW w:w="2254" w:type="dxa"/>
+          </w:tcPr>
+          <w:p>
+            <w:r>
+              <w:t xml:space="preserve">Clean data, </w:t>
+            </w:r>
+            <w:r>
+              <w:t>engineer features, merge datasets</w:t>
+            </w:r>
+          </w:p>
+        </w:tc>
+        <w:tc>
+          <w:tcPr>
+            <w:tcW w:w="2254" w:type="dxa"/>
+          </w:tcPr>
+          <w:p>
+            <w:r>
+              <w:t>4 weeks</w:t>
+            </w:r>
+          </w:p>
+        </w:tc>
+      </w:tr>
+      <w:tr>
+        <w:tc>
+          <w:tcPr>
+            <w:tcW w:w="2254" w:type="dxa"/>
+          </w:tcPr>
+          <w:p>
+            <w:r>
+              <w:t>Stage 4</w:t>
+            </w:r>
+          </w:p>
+        </w:tc>
+        <w:tc>
+          <w:tcPr>
+            <w:tcW w:w="2254" w:type="dxa"/>
+          </w:tcPr>
+          <w:p>
+            <w:r>
+              <w:t>Model</w:t>
+            </w:r>
+            <w:r>
+              <w:t>l</w:t>
+            </w:r>
+            <w:r>
+              <w:t>ing</w:t>
+            </w:r>
+          </w:p>
+        </w:tc>
+        <w:tc>
+          <w:tcPr>
+            <w:tcW w:w="2254" w:type="dxa"/>
+          </w:tcPr>
+          <w:p>
+            <w:r>
+              <w:t>Compare algorithm, select the best one, train the selected model</w:t>
+            </w:r>
+          </w:p>
+        </w:tc>
+        <w:tc>
+          <w:tcPr>
+            <w:tcW w:w="2254" w:type="dxa"/>
+          </w:tcPr>
+          <w:p>
+            <w:r>
+              <w:t>2 weeks</w:t>
+            </w:r>
+          </w:p>
+        </w:tc>
+      </w:tr>
+      <w:tr>
+        <w:tc>
+          <w:tcPr>
+            <w:tcW w:w="2254" w:type="dxa"/>
+          </w:tcPr>
+          <w:p>
+            <w:r>
+              <w:t>Stage 5</w:t>
+            </w:r>
+          </w:p>
+        </w:tc>
+        <w:tc>
+          <w:tcPr>
+            <w:tcW w:w="2254" w:type="dxa"/>
+          </w:tcPr>
+          <w:p>
+            <w:r>
+              <w:t>Evaluation</w:t>
+            </w:r>
+          </w:p>
+        </w:tc>
+        <w:tc>
+          <w:tcPr>
+            <w:tcW w:w="2254" w:type="dxa"/>
+          </w:tcPr>
+          <w:p>
+            <w:r>
+              <w:t>Asses model against criteria and review it</w:t>
+            </w:r>
+          </w:p>
+        </w:tc>
+        <w:tc>
+          <w:tcPr>
+            <w:tcW w:w="2254" w:type="dxa"/>
+          </w:tcPr>
+          <w:p>
+            <w:r>
+              <w:t>1 week</w:t>
+            </w:r>
+          </w:p>
+        </w:tc>
+      </w:tr>
+      <w:tr>
+        <w:tc>
+          <w:tcPr>
+            <w:tcW w:w="2254" w:type="dxa"/>
+          </w:tcPr>
+          <w:p>
+            <w:r>
+              <w:t>Stage 6</w:t>
+            </w:r>
+          </w:p>
+        </w:tc>
+        <w:tc>
+          <w:tcPr>
+            <w:tcW w:w="2254" w:type="dxa"/>
+          </w:tcPr>
+          <w:p>
+            <w:r>
+              <w:t>Deployment</w:t>
+            </w:r>
+          </w:p>
+        </w:tc>
+        <w:tc>
+          <w:tcPr>
+            <w:tcW w:w="2254" w:type="dxa"/>
+          </w:tcPr>
+          <w:p>
+            <w:r>
+              <w:t>Monitor the plan and final report</w:t>
+            </w:r>
+          </w:p>
+        </w:tc>
+        <w:tc>
+          <w:tcPr>
+            <w:tcW w:w="2254" w:type="dxa"/>
+          </w:tcPr>
+          <w:p>
+            <w:r>
+              <w:t>1 week</w:t>
+            </w:r>
+          </w:p>
+        </w:tc>
+      </w:tr>
+    </w:tbl>
+    <w:p/>
+    <w:p>
+      <w:pPr>
+        <w:rPr>
+          <w:b/>
+          <w:bCs/>
+        </w:rPr>
+      </w:pPr>
+      <w:r>
+        <w:rPr>
+          <w:b/>
+          <w:bCs/>
+        </w:rPr>
+        <w:t>T</w:t>
+      </w:r>
+      <w:r>
+        <w:rPr>
+          <w:b/>
+          <w:bCs/>
+        </w:rPr>
+        <w:t>ools and techniques</w:t>
+      </w:r>
+    </w:p>
+    <w:p>
+      <w:r>
+        <w:t xml:space="preserve">Python was selected as the primary development language due to its extensive machine learning ecosystem. </w:t>
+      </w:r>
+      <w:proofErr w:type="spellStart"/>
+      <w:r>
+        <w:t>Jupyter</w:t>
+      </w:r>
+      <w:proofErr w:type="spellEnd"/>
+      <w:r>
+        <w:t xml:space="preserve"> Notebook was used to combine code, visualisations, and narrative in a single document. The scikit-learn library provides all required modelling, cross-validation, and evaluation tools. Pandas handles all data manipulation and merging. Matplotlib, Seaborn, and Plotly were used for visualisation. No paid or proprietary tools were required at any stage of the project.</w:t>
+      </w:r>
+    </w:p>
+    <w:p>
+      <w:pPr>
+        <w:ind w:left="360"/>
+      </w:pPr>
+    </w:p>
+    <w:p>
+      <w:pPr>
+        <w:ind w:left="360"/>
+      </w:pPr>
+    </w:p>
+    <w:p>
+      <w:pPr>
+        <w:ind w:left="360"/>
+      </w:pPr>
+    </w:p>
+    <w:p>
+      <w:pPr>
+        <w:ind w:left="360"/>
+      </w:pPr>
+    </w:p>
+    <w:p>
+      <w:pPr>
+        <w:rPr>
+          <w:b/>
+          <w:bCs/>
+        </w:rPr>
+      </w:pPr>
+      <w:r>
+        <w:rPr>
+          <w:b/>
+          <w:bCs/>
+        </w:rPr>
+        <w:t xml:space="preserve">2) </w:t>
+      </w:r>
+      <w:r>
+        <w:rPr>
+          <w:b/>
+          <w:bCs/>
+        </w:rPr>
+        <w:t>Data Understanding</w:t>
+      </w:r>
+    </w:p>
+    <w:p>
+      <w:pPr>
+        <w:rPr>
+          <w:b/>
+          <w:bCs/>
+        </w:rPr>
+      </w:pPr>
+      <w:r>
+        <w:rPr>
+          <w:b/>
+          <w:bCs/>
+        </w:rPr>
+        <w:t xml:space="preserve">2.1 </w:t>
+      </w:r>
+      <w:r>
+        <w:rPr>
+          <w:b/>
+          <w:bCs/>
+        </w:rPr>
+        <w:t xml:space="preserve">Collect initial data </w:t>
       </w:r>
     </w:p>
     <w:p>
@@ -554,32 +2145,302 @@
         <w:t xml:space="preserve">Three data sets were collected and combined to define the features that this machine learning model </w:t>
       </w:r>
       <w:r>
-        <w:t xml:space="preserve">uses to predict the amount of guests. </w:t>
-      </w:r>
-    </w:p>
-    <w:p>
-      <w:r>
-        <w:t>Data set 1: Hotel Occupancy from Kaggle</w:t>
-      </w:r>
-    </w:p>
-    <w:p>
-      <w:r>
-        <w:t>This is the primary data set, this is open to public</w:t>
-      </w:r>
-      <w:r>
-        <w:t xml:space="preserve"> and available </w:t>
-      </w:r>
-      <w:r>
-        <w:t xml:space="preserve">here </w:t>
-      </w:r>
-      <w:hyperlink r:id="rId5" w:history="1">
+        <w:t xml:space="preserve">uses to predict the </w:t>
+      </w:r>
+      <w:r>
+        <w:t>number</w:t>
+      </w:r>
+      <w:r>
+        <w:t xml:space="preserve"> of guests. </w:t>
+      </w:r>
+    </w:p>
+    <w:p/>
+    <w:tbl>
+      <w:tblPr>
+        <w:tblStyle w:val="TableGrid"/>
+        <w:tblW w:w="0" w:type="auto"/>
+        <w:tblLook w:val="04A0" w:firstRow="1" w:lastRow="0" w:firstColumn="1" w:lastColumn="0" w:noHBand="0" w:noVBand="1"/>
+      </w:tblPr>
+      <w:tblGrid>
+        <w:gridCol w:w="1803"/>
+        <w:gridCol w:w="1803"/>
+        <w:gridCol w:w="1803"/>
+        <w:gridCol w:w="1803"/>
+        <w:gridCol w:w="1804"/>
+      </w:tblGrid>
+      <w:tr>
+        <w:tc>
+          <w:tcPr>
+            <w:tcW w:w="1803" w:type="dxa"/>
+          </w:tcPr>
+          <w:p>
+            <w:r>
+              <w:t>Dataset</w:t>
+            </w:r>
+          </w:p>
+        </w:tc>
+        <w:tc>
+          <w:tcPr>
+            <w:tcW w:w="1803" w:type="dxa"/>
+          </w:tcPr>
+          <w:p>
+            <w:r>
+              <w:t>Source</w:t>
+            </w:r>
+          </w:p>
+        </w:tc>
+        <w:tc>
+          <w:tcPr>
+            <w:tcW w:w="1803" w:type="dxa"/>
+          </w:tcPr>
+          <w:p>
+            <w:r>
+              <w:t>Format</w:t>
+            </w:r>
+          </w:p>
+        </w:tc>
+        <w:tc>
+          <w:tcPr>
+            <w:tcW w:w="1803" w:type="dxa"/>
+          </w:tcPr>
+          <w:p>
+            <w:r>
+              <w:t>Method of acquisition</w:t>
+            </w:r>
+          </w:p>
+        </w:tc>
+        <w:tc>
+          <w:tcPr>
+            <w:tcW w:w="1804" w:type="dxa"/>
+          </w:tcPr>
+          <w:p>
+            <w:r>
+              <w:t>Data Range</w:t>
+            </w:r>
+          </w:p>
+        </w:tc>
+      </w:tr>
+      <w:tr>
+        <w:tc>
+          <w:tcPr>
+            <w:tcW w:w="1803" w:type="dxa"/>
+          </w:tcPr>
+          <w:p>
+            <w:r>
+              <w:t>Hotel Booking occupancy</w:t>
+            </w:r>
+          </w:p>
+        </w:tc>
+        <w:tc>
+          <w:tcPr>
+            <w:tcW w:w="1803" w:type="dxa"/>
+          </w:tcPr>
+          <w:p>
+            <w:r>
+              <w:t>K</w:t>
+            </w:r>
+            <w:r>
+              <w:t>aggle (public)</w:t>
+            </w:r>
+          </w:p>
+        </w:tc>
+        <w:tc>
+          <w:tcPr>
+            <w:tcW w:w="1803" w:type="dxa"/>
+          </w:tcPr>
+          <w:p>
+            <w:r>
+              <w:t>CSV</w:t>
+            </w:r>
+          </w:p>
+        </w:tc>
+        <w:tc>
+          <w:tcPr>
+            <w:tcW w:w="1803" w:type="dxa"/>
+          </w:tcPr>
+          <w:p>
+            <w:r>
+              <w:t>Manual</w:t>
+            </w:r>
+          </w:p>
+        </w:tc>
+        <w:tc>
+          <w:tcPr>
+            <w:tcW w:w="1804" w:type="dxa"/>
+          </w:tcPr>
+          <w:p>
+            <w:r>
+              <w:t>2015-2017</w:t>
+            </w:r>
+          </w:p>
+        </w:tc>
+      </w:tr>
+      <w:tr>
+        <w:tc>
+          <w:tcPr>
+            <w:tcW w:w="1803" w:type="dxa"/>
+          </w:tcPr>
+          <w:p>
+            <w:r>
+              <w:t>Daily weather</w:t>
+            </w:r>
+          </w:p>
+        </w:tc>
+        <w:tc>
+          <w:tcPr>
+            <w:tcW w:w="1803" w:type="dxa"/>
+          </w:tcPr>
+          <w:p>
+            <w:r>
+              <w:t xml:space="preserve">Met </w:t>
+            </w:r>
+            <w:proofErr w:type="spellStart"/>
+            <w:r>
+              <w:t>Èireann</w:t>
+            </w:r>
+            <w:proofErr w:type="spellEnd"/>
+          </w:p>
+        </w:tc>
+        <w:tc>
+          <w:tcPr>
+            <w:tcW w:w="1803" w:type="dxa"/>
+          </w:tcPr>
+          <w:p>
+            <w:r>
+              <w:t>CSV</w:t>
+            </w:r>
+            <w:r>
+              <w:t xml:space="preserve"> (3 separate files)</w:t>
+            </w:r>
+          </w:p>
+        </w:tc>
+        <w:tc>
+          <w:tcPr>
+            <w:tcW w:w="1803" w:type="dxa"/>
+          </w:tcPr>
+          <w:p>
+            <w:r>
+              <w:t>Manual</w:t>
+            </w:r>
+          </w:p>
+        </w:tc>
+        <w:tc>
+          <w:tcPr>
+            <w:tcW w:w="1804" w:type="dxa"/>
+          </w:tcPr>
+          <w:p>
+            <w:r>
+              <w:t>2015-2017</w:t>
+            </w:r>
+          </w:p>
+        </w:tc>
+      </w:tr>
+      <w:tr>
+        <w:tc>
+          <w:tcPr>
+            <w:tcW w:w="1803" w:type="dxa"/>
+          </w:tcPr>
+          <w:p>
+            <w:r>
+              <w:t>Dublin events</w:t>
+            </w:r>
+          </w:p>
+        </w:tc>
+        <w:tc>
+          <w:tcPr>
+            <w:tcW w:w="1803" w:type="dxa"/>
+          </w:tcPr>
+          <w:p>
+            <w:r>
+              <w:t>AI-generated</w:t>
+            </w:r>
+          </w:p>
+        </w:tc>
+        <w:tc>
+          <w:tcPr>
+            <w:tcW w:w="1803" w:type="dxa"/>
+          </w:tcPr>
+          <w:p>
+            <w:r>
+              <w:t>CSV</w:t>
+            </w:r>
+          </w:p>
+        </w:tc>
+        <w:tc>
+          <w:tcPr>
+            <w:tcW w:w="1803" w:type="dxa"/>
+          </w:tcPr>
+          <w:p>
+            <w:r>
+              <w:t>Manual</w:t>
+            </w:r>
+          </w:p>
+        </w:tc>
+        <w:tc>
+          <w:tcPr>
+            <w:tcW w:w="1804" w:type="dxa"/>
+          </w:tcPr>
+          <w:p>
+            <w:r>
+              <w:t>2015-2017</w:t>
+            </w:r>
+          </w:p>
+        </w:tc>
+      </w:tr>
+    </w:tbl>
+    <w:p/>
+    <w:p/>
+    <w:p>
+      <w:pPr>
+        <w:rPr>
+          <w:b/>
+          <w:bCs/>
+        </w:rPr>
+      </w:pPr>
+      <w:r>
+        <w:rPr>
+          <w:b/>
+          <w:bCs/>
+        </w:rPr>
+        <w:t xml:space="preserve">2.2 </w:t>
+      </w:r>
+      <w:r>
+        <w:rPr>
+          <w:b/>
+          <w:bCs/>
+        </w:rPr>
+        <w:t>Describe data</w:t>
+      </w:r>
+    </w:p>
+    <w:p/>
+    <w:p>
+      <w:r>
+        <w:t xml:space="preserve">Data set 1: </w:t>
+      </w:r>
+      <w:hyperlink r:id="rId7" w:history="1">
         <w:r>
           <w:rPr>
             <w:rStyle w:val="Hyperlink"/>
             <w:b/>
             <w:bCs/>
           </w:rPr>
-          <w:t>Hotel booking demand</w:t>
+          <w:t>Hote</w:t>
+        </w:r>
+        <w:r>
+          <w:rPr>
+            <w:rStyle w:val="Hyperlink"/>
+            <w:b/>
+            <w:bCs/>
+          </w:rPr>
+          <w:t>l</w:t>
+        </w:r>
+        <w:r>
+          <w:rPr>
+            <w:rStyle w:val="Hyperlink"/>
+            <w:b/>
+            <w:bCs/>
+          </w:rPr>
+          <w:t xml:space="preserve"> booking demand</w:t>
         </w:r>
       </w:hyperlink>
       <w:r>
@@ -589,58 +2450,284 @@
         </w:rPr>
         <w:t>.</w:t>
       </w:r>
-      <w:r>
+    </w:p>
+    <w:p>
+      <w:pPr>
         <w:rPr>
           <w:b/>
           <w:bCs/>
         </w:rPr>
+      </w:pPr>
+      <w:r>
+        <w:t xml:space="preserve">This is the primary data set, </w:t>
+      </w:r>
+      <w:r>
+        <w:rPr>
+          <w:b/>
+          <w:bCs/>
+        </w:rPr>
+        <w:t xml:space="preserve">It </w:t>
+      </w:r>
+      <w:r>
+        <w:t xml:space="preserve">has 119,390 entries and 32 columns, I used many techniques to prepare the data set before to get to the EDA. </w:t>
+      </w:r>
+    </w:p>
+    <w:p>
+      <w:r>
+        <w:t xml:space="preserve">For this project only the “city hotel” was used, </w:t>
+      </w:r>
+      <w:r>
+        <w:t>since is the one that closely represents Glasnevin area</w:t>
+      </w:r>
+      <w:r>
+        <w:t xml:space="preserve"> in Dublin. </w:t>
+      </w:r>
+    </w:p>
+    <w:tbl>
+      <w:tblPr>
+        <w:tblStyle w:val="TableGrid"/>
+        <w:tblW w:w="0" w:type="auto"/>
+        <w:tblLook w:val="04A0" w:firstRow="1" w:lastRow="0" w:firstColumn="1" w:lastColumn="0" w:noHBand="0" w:noVBand="1"/>
+      </w:tblPr>
+      <w:tblGrid>
+        <w:gridCol w:w="4508"/>
+        <w:gridCol w:w="4508"/>
+      </w:tblGrid>
+      <w:tr>
+        <w:tc>
+          <w:tcPr>
+            <w:tcW w:w="4508" w:type="dxa"/>
+          </w:tcPr>
+          <w:p>
+            <w:r>
+              <w:t>Column</w:t>
+            </w:r>
+          </w:p>
+        </w:tc>
+        <w:tc>
+          <w:tcPr>
+            <w:tcW w:w="4508" w:type="dxa"/>
+          </w:tcPr>
+          <w:p>
+            <w:r>
+              <w:t>Description</w:t>
+            </w:r>
+          </w:p>
+        </w:tc>
+      </w:tr>
+      <w:tr>
+        <w:tc>
+          <w:tcPr>
+            <w:tcW w:w="4508" w:type="dxa"/>
+          </w:tcPr>
+          <w:p>
+            <w:proofErr w:type="spellStart"/>
+            <w:r>
+              <w:t>arrival_date</w:t>
+            </w:r>
+            <w:proofErr w:type="spellEnd"/>
+          </w:p>
+        </w:tc>
+        <w:tc>
+          <w:tcPr>
+            <w:tcW w:w="4508" w:type="dxa"/>
+          </w:tcPr>
+          <w:p>
+            <w:r>
+              <w:t>Check in date</w:t>
+            </w:r>
+          </w:p>
+        </w:tc>
+      </w:tr>
+      <w:tr>
+        <w:tc>
+          <w:tcPr>
+            <w:tcW w:w="4508" w:type="dxa"/>
+          </w:tcPr>
+          <w:p>
+            <w:proofErr w:type="spellStart"/>
+            <w:r>
+              <w:t>stays_in_weekend</w:t>
+            </w:r>
+            <w:proofErr w:type="spellEnd"/>
+          </w:p>
+        </w:tc>
+        <w:tc>
+          <w:tcPr>
+            <w:tcW w:w="4508" w:type="dxa"/>
+          </w:tcPr>
+          <w:p>
+            <w:r>
+              <w:t>Weekend nights booked</w:t>
+            </w:r>
+          </w:p>
+        </w:tc>
+      </w:tr>
+      <w:tr>
+        <w:tc>
+          <w:tcPr>
+            <w:tcW w:w="4508" w:type="dxa"/>
+          </w:tcPr>
+          <w:p>
+            <w:proofErr w:type="spellStart"/>
+            <w:r>
+              <w:t>stays_in_wee</w:t>
+            </w:r>
+            <w:r>
+              <w:t>k</w:t>
+            </w:r>
+            <w:r>
+              <w:t>_day</w:t>
+            </w:r>
+            <w:proofErr w:type="spellEnd"/>
+          </w:p>
+        </w:tc>
+        <w:tc>
+          <w:tcPr>
+            <w:tcW w:w="4508" w:type="dxa"/>
+          </w:tcPr>
+          <w:p>
+            <w:r>
+              <w:t xml:space="preserve">Weekdays </w:t>
+            </w:r>
+            <w:r>
+              <w:t>booked</w:t>
+            </w:r>
+          </w:p>
+        </w:tc>
+      </w:tr>
+      <w:tr>
+        <w:tc>
+          <w:tcPr>
+            <w:tcW w:w="4508" w:type="dxa"/>
+          </w:tcPr>
+          <w:p>
+            <w:r>
+              <w:t xml:space="preserve">adult, children and babies </w:t>
+            </w:r>
+          </w:p>
+        </w:tc>
+        <w:tc>
+          <w:tcPr>
+            <w:tcW w:w="4508" w:type="dxa"/>
+          </w:tcPr>
+          <w:p>
+            <w:r>
+              <w:t>Number of guests</w:t>
+            </w:r>
+          </w:p>
+        </w:tc>
+      </w:tr>
+      <w:tr>
+        <w:tc>
+          <w:tcPr>
+            <w:tcW w:w="4508" w:type="dxa"/>
+          </w:tcPr>
+          <w:p>
+            <w:proofErr w:type="spellStart"/>
+            <w:r>
+              <w:t>adr</w:t>
+            </w:r>
+            <w:proofErr w:type="spellEnd"/>
+          </w:p>
+        </w:tc>
+        <w:tc>
+          <w:tcPr>
+            <w:tcW w:w="4508" w:type="dxa"/>
+          </w:tcPr>
+          <w:p>
+            <w:r>
+              <w:t>Average Daily Rate</w:t>
+            </w:r>
+          </w:p>
+        </w:tc>
+      </w:tr>
+      <w:tr>
+        <w:tc>
+          <w:tcPr>
+            <w:tcW w:w="4508" w:type="dxa"/>
+          </w:tcPr>
+          <w:p>
+            <w:r>
+              <w:t>Is_cancelled</w:t>
+            </w:r>
+          </w:p>
+        </w:tc>
+        <w:tc>
+          <w:tcPr>
+            <w:tcW w:w="4508" w:type="dxa"/>
+          </w:tcPr>
+          <w:p>
+            <w:r>
+              <w:t>Now shows</w:t>
+            </w:r>
+          </w:p>
+        </w:tc>
+      </w:tr>
+    </w:tbl>
+    <w:p/>
+    <w:p>
+      <w:r>
+        <w:rPr>
+          <w:highlight w:val="yellow"/>
+        </w:rPr>
+        <w:t>INSERT IMAGE</w:t>
+      </w:r>
+    </w:p>
+    <w:p/>
+    <w:p>
+      <w:r>
+        <w:t xml:space="preserve">This </w:t>
+      </w:r>
+      <w:r>
+        <w:t>data</w:t>
+      </w:r>
+      <w:r>
+        <w:t xml:space="preserve"> set had the dates divided on columns so I mapped the months and </w:t>
+      </w:r>
+      <w:r>
+        <w:t>renamed the columns to make it easy to read and merge with the other two data sets</w:t>
+      </w:r>
+    </w:p>
+    <w:p>
+      <w:r>
         <w:t xml:space="preserve"> </w:t>
       </w:r>
       <w:r>
-        <w:t xml:space="preserve">For this project only the “city hotel” was used, </w:t>
-      </w:r>
-      <w:r>
-        <w:t>since is the one that closely represents Glasnevin area</w:t>
-      </w:r>
-      <w:r>
-        <w:t xml:space="preserve"> in Dublin. Also</w:t>
-      </w:r>
-      <w:r>
-        <w:t>,</w:t>
-      </w:r>
-      <w:r>
-        <w:t xml:space="preserve"> only some columns were used such as </w:t>
-      </w:r>
-      <w:r>
-        <w:t>arrival date, number of weekend nights stayed, number of weekday nights stayed, number of adults and children per booking, average daily rate (ADR), and a cancellation flag (</w:t>
-      </w:r>
-      <w:proofErr w:type="spellStart"/>
-      <w:r>
-        <w:t>is_canceled</w:t>
-      </w:r>
-      <w:proofErr w:type="spellEnd"/>
-      <w:r>
-        <w:t>).</w:t>
-      </w:r>
-    </w:p>
+        <w:rPr>
+          <w:highlight w:val="yellow"/>
+        </w:rPr>
+        <w:t>INSERT IMAGE</w:t>
+      </w:r>
+    </w:p>
+    <w:p>
+      <w:r>
+        <w:lastRenderedPageBreak/>
+        <w:t>I did a final merged, using the “date” to pull the three data sets</w:t>
+      </w:r>
+      <w:r>
+        <w:t xml:space="preserve"> </w:t>
+      </w:r>
+    </w:p>
+    <w:p>
+      <w:r>
+        <w:rPr>
+          <w:highlight w:val="yellow"/>
+        </w:rPr>
+        <w:t>INSERT IMAGE</w:t>
+      </w:r>
+    </w:p>
+    <w:p/>
+    <w:p/>
+    <w:p/>
+    <w:p/>
+    <w:p/>
+    <w:p/>
     <w:p>
       <w:r>
         <w:t xml:space="preserve">Data set 2: </w:t>
       </w:r>
-      <w:r>
-        <w:t xml:space="preserve">Weather historical data from Met </w:t>
-      </w:r>
-      <w:proofErr w:type="spellStart"/>
-      <w:r>
-        <w:t>Èireann</w:t>
-      </w:r>
-      <w:proofErr w:type="spellEnd"/>
-    </w:p>
-    <w:p>
-      <w:r>
-        <w:t xml:space="preserve">This data set were obtained on their </w:t>
-      </w:r>
-      <w:hyperlink r:id="rId6" w:history="1">
+      <w:hyperlink r:id="rId8" w:history="1">
         <w:r>
           <w:rPr>
             <w:rStyle w:val="Hyperlink"/>
@@ -659,31 +2746,70 @@
           <w:rPr>
             <w:rStyle w:val="Hyperlink"/>
           </w:rPr>
-          <w:t xml:space="preserve"> official website</w:t>
+          <w:t xml:space="preserve"> Weather historical</w:t>
         </w:r>
       </w:hyperlink>
+    </w:p>
+    <w:p/>
+    <w:p>
+      <w:r>
+        <w:t xml:space="preserve">I downloaded only the years that matched my hotel data set, </w:t>
+      </w:r>
+      <w:r>
+        <w:t>it contain 1096 rows and 9 columns</w:t>
+      </w:r>
+      <w:r>
+        <w:t xml:space="preserve">. </w:t>
+      </w:r>
+    </w:p>
+    <w:p>
+      <w:r>
+        <w:t xml:space="preserve">I only needed columns like </w:t>
+      </w:r>
+      <w:r>
+        <w:t>"date", "rain", "</w:t>
+      </w:r>
+      <w:proofErr w:type="spellStart"/>
+      <w:r>
+        <w:t>maxt</w:t>
+      </w:r>
+      <w:proofErr w:type="spellEnd"/>
+      <w:r>
+        <w:t>", "mint"</w:t>
+      </w:r>
+      <w:r>
+        <w:t xml:space="preserve"> to create my “Weather Quality</w:t>
+      </w:r>
+      <w:r>
+        <w:t xml:space="preserve"> categories”, this helps to understand </w:t>
+      </w:r>
+      <w:r>
+        <w:t xml:space="preserve">specifically how a “Dry” day looks like. So the </w:t>
+      </w:r>
+      <w:r>
+        <w:t>4 categories</w:t>
+      </w:r>
+      <w:r>
+        <w:t xml:space="preserve"> </w:t>
+      </w:r>
+      <w:r>
+        <w:t xml:space="preserve">are </w:t>
+      </w:r>
+      <w:r>
+        <w:t>"Good/Warm", "Moderate/Changeable"</w:t>
+      </w:r>
       <w:r>
         <w:t xml:space="preserve">, </w:t>
       </w:r>
       <w:r>
-        <w:t xml:space="preserve">I filtered only the years that match my main data set (Hotel occupancy), </w:t>
-      </w:r>
-      <w:r>
-        <w:t xml:space="preserve">which are 2015, 2016 and 2017 and I used the most relevant </w:t>
-      </w:r>
-      <w:r>
-        <w:t xml:space="preserve">columns such as min temperature, max temperature, and precipitation. </w:t>
-      </w:r>
-      <w:r>
-        <w:t xml:space="preserve"> Based on this columns I categorized </w:t>
-      </w:r>
-      <w:r>
-        <w:t xml:space="preserve">variables to classify Poor, </w:t>
-      </w:r>
-      <w:r>
-        <w:t xml:space="preserve">Dry, Good and Moderate. </w:t>
-      </w:r>
-    </w:p>
+        <w:t>"Dry/Cool", "Poor/Wet"</w:t>
+      </w:r>
+      <w:r>
+        <w:t>.</w:t>
+      </w:r>
+    </w:p>
+    <w:p/>
+    <w:p/>
     <w:p>
       <w:r>
         <w:t xml:space="preserve">Data set 3: </w:t>
@@ -709,512 +2835,106 @@
         <w:t xml:space="preserve">as 0, this includes bank holidays such as St, Patricks day and easter weekend. </w:t>
       </w:r>
     </w:p>
-    <w:p/>
-    <w:p>
-      <w:r>
+    <w:p>
+      <w:r>
+        <w:rPr>
+          <w:highlight w:val="yellow"/>
+        </w:rPr>
+        <w:t>INSERT IMAGE</w:t>
+      </w:r>
+    </w:p>
+    <w:p>
+      <w:r>
+        <w:t>-------------------------------------------------------------------</w:t>
+      </w:r>
+    </w:p>
+    <w:p>
+      <w:pPr>
         <w:rPr>
           <w:b/>
           <w:bCs/>
         </w:rPr>
-        <w:t>2.2 Initial Data Exploration</w:t>
-      </w:r>
-    </w:p>
-    <w:p>
-      <w:r>
-        <w:t xml:space="preserve">Before of any exploration, all data sets were </w:t>
-      </w:r>
-      <w:r>
-        <w:t xml:space="preserve">inspected individually to understand the structure, size and possible issues. </w:t>
-      </w:r>
-    </w:p>
-    <w:p>
+      </w:pPr>
       <w:r>
         <w:rPr>
           <w:b/>
           <w:bCs/>
         </w:rPr>
-        <w:t>The hotel data</w:t>
-      </w:r>
-      <w:r>
-        <w:t xml:space="preserve"> set </w:t>
-      </w:r>
-      <w:r>
-        <w:t xml:space="preserve">is the main set, it has 119,390 entries and 32 columns, </w:t>
-      </w:r>
-      <w:r>
-        <w:t xml:space="preserve">I used many </w:t>
-      </w:r>
-      <w:r>
-        <w:t xml:space="preserve">techniques to prepare the data set before to </w:t>
-      </w:r>
-      <w:r>
-        <w:t xml:space="preserve">get to the EDA. </w:t>
-      </w:r>
-    </w:p>
-    <w:p>
-      <w:r>
-        <w:rPr>
-          <w:color w:val="EE0000"/>
-        </w:rPr>
-        <w:t>“</w:t>
-      </w:r>
-      <w:proofErr w:type="spellStart"/>
-      <w:r>
-        <w:rPr>
-          <w:color w:val="EE0000"/>
-        </w:rPr>
-        <w:t>is_cancelled</w:t>
-      </w:r>
-      <w:proofErr w:type="spellEnd"/>
-      <w:r>
-        <w:rPr>
-          <w:color w:val="EE0000"/>
-        </w:rPr>
-        <w:t xml:space="preserve"> ==0”</w:t>
-      </w:r>
-      <w:r>
-        <w:rPr>
-          <w:color w:val="EE0000"/>
-        </w:rPr>
-        <w:t xml:space="preserve">, </w:t>
-      </w:r>
-      <w:r>
-        <w:t xml:space="preserve">I used this condition </w:t>
-      </w:r>
-      <w:r>
-        <w:t xml:space="preserve">on this column </w:t>
-      </w:r>
-      <w:r>
-        <w:t>to promote only usable data,</w:t>
-      </w:r>
-      <w:r>
-        <w:t xml:space="preserve"> to avoid inflate the occupancy count with guests that never arrived. </w:t>
-      </w:r>
-      <w:r>
-        <w:t>In that way the</w:t>
-      </w:r>
-      <w:r>
-        <w:t xml:space="preserve"> unification of </w:t>
-      </w:r>
-      <w:r>
-        <w:t>"</w:t>
-      </w:r>
-      <w:proofErr w:type="spellStart"/>
-      <w:r>
-        <w:t>stays_in_weekend_nights</w:t>
-      </w:r>
-      <w:proofErr w:type="spellEnd"/>
-      <w:r>
-        <w:t>"</w:t>
-      </w:r>
-      <w:r>
-        <w:t xml:space="preserve"> + </w:t>
-      </w:r>
-      <w:r>
-        <w:t>"</w:t>
-      </w:r>
-      <w:proofErr w:type="spellStart"/>
-      <w:r>
-        <w:t>stays_in_week_nights</w:t>
-      </w:r>
-      <w:proofErr w:type="spellEnd"/>
-      <w:r>
-        <w:t>"</w:t>
-      </w:r>
-      <w:r>
-        <w:t xml:space="preserve"> was 100 true. </w:t>
-      </w:r>
-    </w:p>
-    <w:p>
-      <w:r>
-        <w:t xml:space="preserve">I </w:t>
-      </w:r>
-      <w:r>
-        <w:rPr>
-          <w:color w:val="EE0000"/>
-        </w:rPr>
-        <w:t xml:space="preserve">mapped </w:t>
-      </w:r>
-      <w:r>
-        <w:t xml:space="preserve">the months </w:t>
-      </w:r>
-      <w:r>
-        <w:t xml:space="preserve">since they were divided on different columns, </w:t>
-      </w:r>
-      <w:r>
-        <w:t>I also  re named the columns to</w:t>
-      </w:r>
-      <w:r>
-        <w:t xml:space="preserve"> match the other data sets and be able to </w:t>
-      </w:r>
-      <w:r>
-        <w:t xml:space="preserve">merge them </w:t>
-      </w:r>
-      <w:r>
-        <w:t>later</w:t>
-      </w:r>
-      <w:r>
-        <w:t xml:space="preserve">. </w:t>
-      </w:r>
-    </w:p>
-    <w:p>
-      <w:r>
-        <w:lastRenderedPageBreak/>
-        <w:t>One of the most important pieces of this Exploration is the logic behind the “</w:t>
-      </w:r>
-      <w:r>
-        <w:t xml:space="preserve">Counts of nights”. I was able to use </w:t>
-      </w:r>
-      <w:r>
-        <w:t xml:space="preserve">a for loop </w:t>
-      </w:r>
-      <w:r>
-        <w:t>along with the</w:t>
-      </w:r>
-      <w:r>
-        <w:rPr>
-          <w:color w:val="EE0000"/>
-        </w:rPr>
-        <w:t xml:space="preserve"> </w:t>
-      </w:r>
-      <w:proofErr w:type="spellStart"/>
-      <w:r>
-        <w:rPr>
-          <w:color w:val="EE0000"/>
-        </w:rPr>
-        <w:t>Timedelta</w:t>
-      </w:r>
-      <w:proofErr w:type="spellEnd"/>
-      <w:r>
-        <w:rPr>
-          <w:color w:val="EE0000"/>
-        </w:rPr>
-        <w:t xml:space="preserve"> </w:t>
-      </w:r>
-      <w:r>
-        <w:t xml:space="preserve">function to count how many days the guest stayed and add the number to the </w:t>
-      </w:r>
-      <w:r>
-        <w:t xml:space="preserve">date or arrival. As a result </w:t>
-      </w:r>
-      <w:r>
-        <w:t xml:space="preserve">the </w:t>
-      </w:r>
-      <w:r>
-        <w:t xml:space="preserve">2 </w:t>
-      </w:r>
-      <w:r>
-        <w:t xml:space="preserve">guests that stayed for 4 </w:t>
-      </w:r>
-      <w:r>
-        <w:t>days</w:t>
-      </w:r>
-      <w:r>
-        <w:t xml:space="preserve"> are counted</w:t>
-      </w:r>
-      <w:r>
-        <w:t xml:space="preserve"> for </w:t>
-      </w:r>
-      <w:r>
-        <w:t xml:space="preserve">their full </w:t>
-      </w:r>
-      <w:r>
-        <w:t>stay</w:t>
-      </w:r>
-      <w:r>
-        <w:t>, not only counted for the day of arrival, they are going to be counted as guests for the whole 4 days</w:t>
-      </w:r>
-      <w:r>
-        <w:t xml:space="preserve"> and added to the total of each day. </w:t>
-      </w:r>
-      <w:r>
-        <w:t xml:space="preserve">  </w:t>
-      </w:r>
-    </w:p>
-    <w:p/>
-    <w:p/>
-    <w:p/>
-    <w:p>
-      <w:pPr>
-        <w:rPr>
-          <w:color w:val="EE0000"/>
-        </w:rPr>
-      </w:pPr>
+        <w:t>2.</w:t>
+      </w:r>
       <w:r>
         <w:rPr>
           <w:b/>
           <w:bCs/>
         </w:rPr>
-        <w:t xml:space="preserve">The </w:t>
+        <w:t>3</w:t>
       </w:r>
       <w:r>
         <w:rPr>
           <w:b/>
           <w:bCs/>
         </w:rPr>
-        <w:t>weather data set</w:t>
-      </w:r>
-      <w:r>
-        <w:t xml:space="preserve"> was generally very clean</w:t>
-      </w:r>
-      <w:r>
-        <w:t xml:space="preserve">, </w:t>
-      </w:r>
-      <w:r>
-        <w:rPr>
-          <w:color w:val="EE0000"/>
-        </w:rPr>
-        <w:t>It contains about 1096 entries and 9 columns</w:t>
-      </w:r>
-      <w:r>
-        <w:rPr>
-          <w:color w:val="EE0000"/>
-        </w:rPr>
-        <w:t xml:space="preserve"> and </w:t>
-      </w:r>
-      <w:proofErr w:type="spellStart"/>
-      <w:r>
-        <w:rPr>
-          <w:color w:val="EE0000"/>
-        </w:rPr>
-        <w:t>non null</w:t>
-      </w:r>
-      <w:proofErr w:type="spellEnd"/>
-      <w:r>
-        <w:rPr>
-          <w:color w:val="EE0000"/>
-        </w:rPr>
-        <w:t xml:space="preserve"> values</w:t>
-      </w:r>
-      <w:r>
-        <w:rPr>
-          <w:color w:val="EE0000"/>
-        </w:rPr>
-        <w:t xml:space="preserve">. </w:t>
-      </w:r>
-    </w:p>
-    <w:p>
-      <w:r>
-        <w:t xml:space="preserve"> </w:t>
-      </w:r>
-      <w:r>
-        <w:t>A</w:t>
-      </w:r>
-      <w:r>
-        <w:t xml:space="preserve">fter identifying the columns that impact my project, I </w:t>
-      </w:r>
-      <w:r>
-        <w:t xml:space="preserve">decided to specify how much precipitation </w:t>
-      </w:r>
-      <w:r>
-        <w:t xml:space="preserve">&amp; temperature </w:t>
-      </w:r>
-      <w:r>
-        <w:t>will represent a “</w:t>
-      </w:r>
-      <w:r>
-        <w:rPr>
-          <w:color w:val="EE0000"/>
-        </w:rPr>
-        <w:t xml:space="preserve">Poor day” or a “Moderate day”, </w:t>
-      </w:r>
-      <w:r>
-        <w:rPr>
-          <w:color w:val="EE0000"/>
-        </w:rPr>
-        <w:t xml:space="preserve"> I categorized </w:t>
-      </w:r>
-      <w:r>
-        <w:rPr>
-          <w:color w:val="EE0000"/>
-        </w:rPr>
-        <w:t>Good/Warm", "Dry/Cool", "Poor/Wet</w:t>
-      </w:r>
-      <w:r>
-        <w:rPr>
-          <w:color w:val="EE0000"/>
-        </w:rPr>
-        <w:t>”, and “Moderate/Changeable”</w:t>
-      </w:r>
-      <w:r>
-        <w:rPr>
-          <w:color w:val="EE0000"/>
-        </w:rPr>
-        <w:t>.</w:t>
-      </w:r>
-    </w:p>
-    <w:p/>
-    <w:p>
-      <w:pPr>
-        <w:rPr>
-          <w:color w:val="EE0000"/>
-        </w:rPr>
-      </w:pPr>
+        <w:t xml:space="preserve"> Data Exploration</w:t>
+      </w:r>
+    </w:p>
+    <w:p>
       <w:r>
         <w:rPr>
           <w:b/>
           <w:bCs/>
           <w:color w:val="EE0000"/>
         </w:rPr>
-        <w:t>The events data set</w:t>
-      </w:r>
-      <w:r>
-        <w:rPr>
-          <w:color w:val="EE0000"/>
-        </w:rPr>
-        <w:t xml:space="preserve"> was AI generated</w:t>
-      </w:r>
-      <w:r>
-        <w:rPr>
-          <w:color w:val="EE0000"/>
-        </w:rPr>
-        <w:t>,</w:t>
-      </w:r>
-      <w:r>
-        <w:rPr>
-          <w:color w:val="EE0000"/>
-        </w:rPr>
-        <w:t xml:space="preserve"> </w:t>
-      </w:r>
-      <w:r>
-        <w:rPr>
-          <w:color w:val="EE0000"/>
-        </w:rPr>
-        <w:t>It contains</w:t>
-      </w:r>
-      <w:r>
-        <w:rPr>
-          <w:color w:val="EE0000"/>
-        </w:rPr>
-        <w:t xml:space="preserve"> 1096 entries </w:t>
-      </w:r>
-      <w:r>
-        <w:rPr>
-          <w:color w:val="EE0000"/>
-        </w:rPr>
-        <w:t>and only 3 columns, all of them clean and ready to use</w:t>
-      </w:r>
-      <w:r>
-        <w:rPr>
-          <w:color w:val="EE0000"/>
-        </w:rPr>
-        <w:t xml:space="preserve">. </w:t>
-      </w:r>
-    </w:p>
-    <w:p>
-      <w:pPr>
-        <w:rPr>
-          <w:color w:val="EE0000"/>
-        </w:rPr>
-      </w:pPr>
-    </w:p>
-    <w:p>
-      <w:pPr>
+        <w:t>FIG 1</w:t>
+      </w:r>
+      <w:r>
         <w:rPr>
           <w:b/>
           <w:bCs/>
-          <w:color w:val="000000" w:themeColor="text1"/>
-        </w:rPr>
-      </w:pPr>
+        </w:rPr>
+        <w:t xml:space="preserve">: </w:t>
+      </w:r>
+      <w:r>
+        <w:t>Daily o</w:t>
+      </w:r>
+      <w:r>
+        <w:t>ccupancy over the months</w:t>
+      </w:r>
+      <w:r>
+        <w:t>: It revealed a strong seasonal pattern, across three years we can see the summer season from Jun to August, also the Christmas days are very clear a short but very peaked line. To be able to see patterns on this plot demonstrate that time-base features such as months or weeks are going to be strong predictors for out model.</w:t>
+      </w:r>
+    </w:p>
+    <w:p/>
+    <w:p>
+      <w:r>
+        <w:rPr>
+          <w:color w:val="EE0000"/>
+        </w:rPr>
+        <w:lastRenderedPageBreak/>
+        <w:t xml:space="preserve">FIG 2:    </w:t>
+      </w:r>
+      <w:r>
+        <w:t xml:space="preserve">Weekly average hotel occupancy: </w:t>
+      </w:r>
       <w:r>
         <w:rPr>
           <w:b/>
           <w:bCs/>
-          <w:color w:val="000000" w:themeColor="text1"/>
-        </w:rPr>
-        <w:t>Final merge</w:t>
-      </w:r>
-    </w:p>
-    <w:p>
-      <w:pPr>
-        <w:rPr>
-          <w:color w:val="000000" w:themeColor="text1"/>
-        </w:rPr>
-      </w:pPr>
-      <w:r>
-        <w:rPr>
-          <w:color w:val="000000" w:themeColor="text1"/>
-        </w:rPr>
-        <w:t>Atemporal</w:t>
-      </w:r>
-      <w:r>
-        <w:rPr>
-          <w:color w:val="000000" w:themeColor="text1"/>
-        </w:rPr>
-        <w:t xml:space="preserve"> alignment was applied since the data set </w:t>
-      </w:r>
-      <w:r>
-        <w:rPr>
-          <w:color w:val="000000" w:themeColor="text1"/>
-        </w:rPr>
-        <w:t>had a different starting point, so I used the .</w:t>
-      </w:r>
-      <w:r>
-        <w:rPr>
-          <w:color w:val="EE0000"/>
-        </w:rPr>
-        <w:t>min() and .max()</w:t>
-      </w:r>
-      <w:r>
-        <w:rPr>
-          <w:color w:val="EE0000"/>
         </w:rPr>
         <w:t xml:space="preserve"> </w:t>
       </w:r>
       <w:r>
-        <w:rPr>
-          <w:color w:val="000000" w:themeColor="text1"/>
-        </w:rPr>
-        <w:t xml:space="preserve">functions to determine the exact </w:t>
-      </w:r>
-      <w:r>
-        <w:rPr>
-          <w:color w:val="000000" w:themeColor="text1"/>
-        </w:rPr>
-        <w:t>period</w:t>
-      </w:r>
-      <w:r>
-        <w:rPr>
-          <w:color w:val="000000" w:themeColor="text1"/>
-        </w:rPr>
-        <w:t xml:space="preserve">. </w:t>
-      </w:r>
-    </w:p>
-    <w:p>
-      <w:pPr>
-        <w:rPr>
-          <w:color w:val="EE0000"/>
-        </w:rPr>
-      </w:pPr>
+        <w:t xml:space="preserve">This plot represents </w:t>
+      </w:r>
+      <w:r>
+        <w:t xml:space="preserve">how busy the hotel is during the week, we can see that is very busy during the hole week, it is a bit busier on weekends but </w:t>
+      </w:r>
       <w:proofErr w:type="spellStart"/>
       <w:r>
-        <w:rPr>
-          <w:color w:val="EE0000"/>
-        </w:rPr>
-        <w:t>df_final.head</w:t>
+        <w:t>its</w:t>
       </w:r>
       <w:proofErr w:type="spellEnd"/>
       <w:r>
-        <w:rPr>
-          <w:color w:val="EE0000"/>
-        </w:rPr>
-        <w:t>(10)</w:t>
-      </w:r>
-    </w:p>
-    <w:p/>
-    <w:p>
-      <w:pPr>
-        <w:rPr>
-          <w:b/>
-          <w:bCs/>
-        </w:rPr>
-      </w:pPr>
-      <w:r>
-        <w:rPr>
-          <w:b/>
-          <w:bCs/>
-        </w:rPr>
-        <w:t xml:space="preserve">2.3 Key EDA Findings </w:t>
+        <w:t xml:space="preserve"> not a big difference a Saturday than a Wednesday, this suggest that this is a city hotel, meaning that many guests may come to Dublin not only for a weekend off, they may come for conferences or they are bought  by the big tech companies. </w:t>
       </w:r>
     </w:p>
     <w:p>
@@ -1224,128 +2944,64 @@
           <w:bCs/>
           <w:color w:val="EE0000"/>
         </w:rPr>
-        <w:t>FIG 1</w:t>
+        <w:t xml:space="preserve">FIG 3 </w:t>
       </w:r>
       <w:r>
         <w:rPr>
           <w:b/>
           <w:bCs/>
         </w:rPr>
-        <w:t xml:space="preserve">: </w:t>
-      </w:r>
-      <w:r>
-        <w:t>Daily o</w:t>
-      </w:r>
-      <w:r>
-        <w:t>ccupancy over the months</w:t>
-      </w:r>
-      <w:r>
-        <w:t xml:space="preserve">: It revealed a </w:t>
-      </w:r>
-      <w:r>
-        <w:t>strong seasonal pattern</w:t>
-      </w:r>
-      <w:r>
-        <w:t xml:space="preserve">, across </w:t>
-      </w:r>
-      <w:r>
-        <w:t xml:space="preserve">three years we can see the </w:t>
-      </w:r>
-      <w:r>
-        <w:t>summer</w:t>
-      </w:r>
-      <w:r>
-        <w:t xml:space="preserve"> season from </w:t>
-      </w:r>
-      <w:r>
-        <w:t xml:space="preserve">Jun to August, also the Christmas </w:t>
-      </w:r>
-      <w:r>
-        <w:t>days are very clear a short but very peak</w:t>
-      </w:r>
-      <w:r>
-        <w:t>ed line</w:t>
-      </w:r>
-      <w:r>
-        <w:t xml:space="preserve">. To be able to see patterns on this plot demonstrate that </w:t>
-      </w:r>
-      <w:r>
-        <w:t xml:space="preserve">time-base features such as months or weeks are going to be strong predictors </w:t>
-      </w:r>
-      <w:r>
-        <w:t>for out model.</w:t>
-      </w:r>
-    </w:p>
-    <w:p/>
+        <w:t>:</w:t>
+      </w:r>
+      <w:r>
+        <w:t xml:space="preserve"> </w:t>
+      </w:r>
+      <w:r>
+        <w:t xml:space="preserve">Intersection Weather and events: Here we can see the first outliner with an event importance 1, poor weather and unusual low occupancy of just 117 guests. If we go back to </w:t>
+      </w:r>
+      <w:proofErr w:type="spellStart"/>
+      <w:r>
+        <w:t>out</w:t>
+      </w:r>
+      <w:proofErr w:type="spellEnd"/>
+      <w:r>
+        <w:t xml:space="preserve"> FIG 1, that peaked line goes around Christmas time, which is also marked as an event and belongs to the poor/wet time of the year. So, this outliner is important because it demonstrate that a bank holiday does not mean more staff immediately, it means now the manager can plan properly how many staff the hotel needs.   </w:t>
+      </w:r>
+    </w:p>
     <w:p>
       <w:r>
         <w:rPr>
           <w:color w:val="EE0000"/>
         </w:rPr>
-        <w:t xml:space="preserve">FIG 2:  </w:t>
-      </w:r>
+        <w:t xml:space="preserve">FIG 4: </w:t>
+      </w:r>
+      <w:r>
+        <w:t xml:space="preserve">Average Monthly occupancy: When the data is seen on average, the information is interpretated a bit differently, here the seasonality match in a general way with FIG 1, but now we can see clearly that Summer is not the busiest time of the year, in fact spring, around April is the highest visible peak. </w:t>
+      </w:r>
+    </w:p>
+    <w:p>
+      <w:r>
+        <w:t xml:space="preserve">The hotel maintains a good occupancy along the year, with more than 350 guest for more than 7 months, about 2 months in moderate occupancy and about 3 months with less than 250 guests. </w:t>
+      </w:r>
+    </w:p>
+    <w:p>
       <w:r>
         <w:rPr>
           <w:color w:val="EE0000"/>
         </w:rPr>
-        <w:t xml:space="preserve"> </w:t>
-      </w:r>
-      <w:r>
-        <w:rPr>
-          <w:color w:val="EE0000"/>
-        </w:rPr>
-        <w:t xml:space="preserve"> </w:t>
-      </w:r>
-      <w:r>
-        <w:t xml:space="preserve">Weekly average hotel occupancy: </w:t>
-      </w:r>
-      <w:r>
+        <w:t>FIG 5</w:t>
+      </w:r>
+      <w:r>
+        <w:t xml:space="preserve">: Average occupancy by weather: As expected the good weather is a strong predictor for our guests, and moderate/changeable weather seems to don’t represent a huge negatively impact for the hotel. What is a bit surprising is that the Dry days are the lowest average of occupancy. After investigating closely the data sets, I attribute this to the uneven distribution of the wet days in Ireland, precipitation can appear during summer, winter, spring, at any month, whereas Dry days are just a couple of them, pretty normal Ireland weather, because of this, on average Dry days may look like “less occupancy” but in reality is that wet days in Ireland are a big majority, so the average reflect it. </w:t>
+      </w:r>
+    </w:p>
+    <w:p>
+      <w:pPr>
         <w:rPr>
           <w:b/>
           <w:bCs/>
         </w:rPr>
-        <w:t xml:space="preserve"> </w:t>
-      </w:r>
-      <w:r>
-        <w:t xml:space="preserve">This plot represents </w:t>
-      </w:r>
-      <w:r>
-        <w:t xml:space="preserve">how busy the hotel is during the week, </w:t>
-      </w:r>
-      <w:r>
-        <w:t xml:space="preserve">we can see that is very busy during the hole week, it is a bit </w:t>
-      </w:r>
-      <w:r>
-        <w:t>busier</w:t>
-      </w:r>
-      <w:r>
-        <w:t xml:space="preserve"> on weekends but </w:t>
-      </w:r>
-      <w:r>
-        <w:t xml:space="preserve">its not a big difference a Saturday than a Wednesday, this suggest that </w:t>
-      </w:r>
-      <w:r>
-        <w:lastRenderedPageBreak/>
-        <w:t xml:space="preserve">this is a city hotel, </w:t>
-      </w:r>
-      <w:r>
-        <w:t xml:space="preserve">meaning that </w:t>
-      </w:r>
-      <w:r>
-        <w:t xml:space="preserve">many guests may come to Dublin not only </w:t>
-      </w:r>
-      <w:r>
-        <w:t xml:space="preserve">for a weekend off, they may come for conferences or </w:t>
-      </w:r>
-      <w:r>
-        <w:t xml:space="preserve">they are bought </w:t>
-      </w:r>
-      <w:r>
-        <w:t xml:space="preserve"> by the big tech companies</w:t>
-      </w:r>
-      <w:r>
-        <w:t xml:space="preserve">. </w:t>
-      </w:r>
+      </w:pPr>
     </w:p>
     <w:p>
       <w:r>
@@ -1354,2318 +3010,32 @@
           <w:bCs/>
           <w:color w:val="EE0000"/>
         </w:rPr>
-        <w:t xml:space="preserve">FIG 3 </w:t>
-      </w:r>
-      <w:r>
+        <w:t xml:space="preserve">FIG 6: </w:t>
+      </w:r>
+      <w:r>
+        <w:t>Correlation Heatmap</w:t>
+      </w:r>
+      <w:r>
+        <w:t xml:space="preserve">: An expected correlation appeared between max temperature and min temperature, they will always move accordingly to each other, so I decided to remove min temperature from the final set of features to avoid redundancy. </w:t>
+      </w:r>
+    </w:p>
+    <w:p>
+      <w:r>
+        <w:t xml:space="preserve">We can also confirm the presence of relationship between the weather and the temperature, even if is not very high, it is moderated and proves that this model can use this correlation to improve the predictions. </w:t>
+      </w:r>
+    </w:p>
+    <w:p>
+      <w:pPr>
         <w:rPr>
           <w:b/>
           <w:bCs/>
         </w:rPr>
-        <w:t>:</w:t>
-      </w:r>
-      <w:r>
-        <w:t xml:space="preserve"> </w:t>
-      </w:r>
-      <w:r>
-        <w:t xml:space="preserve">Intersection Weather and events: </w:t>
-      </w:r>
-      <w:r>
-        <w:t>Here we can see the first outline</w:t>
-      </w:r>
-      <w:r>
-        <w:t>r with an event importance 1, poor weather</w:t>
-      </w:r>
-      <w:r>
-        <w:t xml:space="preserve"> and unusual low occupancy of just 117 guests</w:t>
-      </w:r>
-      <w:r>
-        <w:t xml:space="preserve">. </w:t>
-      </w:r>
-      <w:r>
-        <w:t>If we go back to out FIG 1, that peaked</w:t>
-      </w:r>
-      <w:r>
-        <w:t xml:space="preserve"> line goes </w:t>
-      </w:r>
-      <w:r>
-        <w:t xml:space="preserve">around </w:t>
-      </w:r>
-      <w:r>
-        <w:t>Christmas time</w:t>
-      </w:r>
-      <w:r>
-        <w:t>, which is also marked as an event</w:t>
-      </w:r>
-      <w:r>
-        <w:t xml:space="preserve"> and belongs to the poor/wet time of the year. So</w:t>
-      </w:r>
-      <w:r>
-        <w:t>,</w:t>
-      </w:r>
-      <w:r>
-        <w:t xml:space="preserve"> this outliner </w:t>
-      </w:r>
-      <w:r>
-        <w:t>is important because</w:t>
-      </w:r>
-      <w:r>
-        <w:t xml:space="preserve"> </w:t>
-      </w:r>
-      <w:r>
-        <w:t xml:space="preserve">it demonstrate </w:t>
-      </w:r>
-      <w:r>
-        <w:t xml:space="preserve">that a bank holiday does not mean more staff immediately, it means now the manager can plan properly how many </w:t>
-      </w:r>
-      <w:r>
-        <w:t xml:space="preserve">staff the hotel needs. </w:t>
-      </w:r>
-      <w:r>
-        <w:t xml:space="preserve"> </w:t>
-      </w:r>
-      <w:r>
-        <w:t xml:space="preserve"> </w:t>
-      </w:r>
-    </w:p>
-    <w:p>
-      <w:r>
-        <w:rPr>
-          <w:color w:val="EE0000"/>
-        </w:rPr>
-        <w:t xml:space="preserve">FIG 4: </w:t>
-      </w:r>
-      <w:r>
-        <w:t xml:space="preserve">Average </w:t>
-      </w:r>
-      <w:r>
-        <w:t xml:space="preserve">Monthly occupancy: </w:t>
-      </w:r>
-      <w:r>
-        <w:t xml:space="preserve">When the data is seen on average, the information is interpretated </w:t>
-      </w:r>
-      <w:r>
-        <w:t xml:space="preserve">a bit differently, </w:t>
-      </w:r>
-      <w:r>
-        <w:t xml:space="preserve">here the seasonality match in a general way with FIG 1, but now we can see clearly that Summer is not the busiest time of the year, in fact spring, around April is the </w:t>
-      </w:r>
-      <w:r>
-        <w:t>highest visible peak</w:t>
-      </w:r>
-      <w:r>
-        <w:t xml:space="preserve">. </w:t>
-      </w:r>
-    </w:p>
-    <w:p>
-      <w:r>
-        <w:t xml:space="preserve">The hotel </w:t>
-      </w:r>
-      <w:r>
-        <w:t>maintains</w:t>
-      </w:r>
-      <w:r>
-        <w:t xml:space="preserve"> a good occupancy along the year</w:t>
-      </w:r>
-      <w:r>
-        <w:t>, with more than 350 guest for more than 7 mon</w:t>
-      </w:r>
-      <w:r>
-        <w:t>t</w:t>
-      </w:r>
-      <w:r>
-        <w:t>h</w:t>
-      </w:r>
-      <w:r>
-        <w:t>s</w:t>
-      </w:r>
-      <w:r>
-        <w:t xml:space="preserve">, about 2 months in moderate occupancy and </w:t>
-      </w:r>
-      <w:r>
-        <w:t>about 3 months with less than 250 guests</w:t>
-      </w:r>
-      <w:r>
-        <w:t xml:space="preserve">. </w:t>
-      </w:r>
-    </w:p>
-    <w:p>
-      <w:r>
-        <w:rPr>
-          <w:color w:val="EE0000"/>
-        </w:rPr>
-        <w:t>FIG 5</w:t>
-      </w:r>
-      <w:r>
-        <w:t xml:space="preserve">: </w:t>
-      </w:r>
-      <w:r>
-        <w:t>Average occupancy</w:t>
-      </w:r>
-      <w:r>
-        <w:t xml:space="preserve"> by weather: </w:t>
-      </w:r>
-      <w:r>
-        <w:t>As expected</w:t>
-      </w:r>
-      <w:r>
-        <w:t xml:space="preserve"> the good weather is a strong predictor for our guests, and moderate/changeable weather seems to </w:t>
-      </w:r>
-      <w:r>
-        <w:t xml:space="preserve">don’t represent a huge </w:t>
-      </w:r>
-      <w:r>
-        <w:t xml:space="preserve">negatively </w:t>
-      </w:r>
-      <w:r>
-        <w:t xml:space="preserve">impact </w:t>
-      </w:r>
-      <w:r>
-        <w:t xml:space="preserve">for the hotel. What is </w:t>
-      </w:r>
-      <w:r>
-        <w:t xml:space="preserve">a bit surprising is that the Dry days </w:t>
-      </w:r>
-      <w:r>
-        <w:t>are the lowest average of occupancy</w:t>
-      </w:r>
-      <w:r>
-        <w:t xml:space="preserve">. After </w:t>
-      </w:r>
-      <w:r>
-        <w:t>investigating</w:t>
-      </w:r>
-      <w:r>
-        <w:t xml:space="preserve"> closely the data sets, </w:t>
-      </w:r>
-      <w:r>
-        <w:t>I</w:t>
-      </w:r>
-      <w:r>
-        <w:t xml:space="preserve"> attribute this to </w:t>
-      </w:r>
-      <w:r>
-        <w:t xml:space="preserve">the uneven distribution of the wet days in Ireland, </w:t>
-      </w:r>
-      <w:r>
-        <w:t>precipitation can appear during summer, winter, spring, at any month, whereas Dry days are just a couple of them, pretty normal Ireland weather, because of this, on average</w:t>
-      </w:r>
-      <w:r>
-        <w:t xml:space="preserve"> Dry days may look like </w:t>
-      </w:r>
-      <w:r>
-        <w:t>“less occupancy” but in reality</w:t>
-      </w:r>
-      <w:r>
-        <w:t xml:space="preserve"> is that </w:t>
-      </w:r>
-      <w:r>
-        <w:t xml:space="preserve">wet days in Ireland are a big majority, so the average reflect it. </w:t>
-      </w:r>
-    </w:p>
-    <w:p>
-      <w:pPr>
-        <w:rPr>
-          <w:b/>
-          <w:bCs/>
-        </w:rPr>
-      </w:pPr>
-    </w:p>
-    <w:p>
-      <w:r>
-        <w:rPr>
-          <w:b/>
-          <w:bCs/>
-          <w:color w:val="EE0000"/>
-        </w:rPr>
-        <w:t xml:space="preserve">FIG 6: </w:t>
-      </w:r>
-      <w:r>
-        <w:t>Correlation Heatmap</w:t>
-      </w:r>
-      <w:r>
-        <w:t xml:space="preserve">: </w:t>
-      </w:r>
-      <w:r>
-        <w:t xml:space="preserve">An </w:t>
-      </w:r>
-      <w:r>
-        <w:t xml:space="preserve">expected correlation </w:t>
-      </w:r>
-      <w:r>
-        <w:t xml:space="preserve">appeared </w:t>
-      </w:r>
-      <w:r>
-        <w:t xml:space="preserve">between </w:t>
-      </w:r>
-      <w:r>
-        <w:t>max temperature and min temperature, they will always move accordingly to each other</w:t>
-      </w:r>
-      <w:r>
-        <w:t xml:space="preserve">, so I decided to </w:t>
-      </w:r>
-      <w:r>
-        <w:t xml:space="preserve">remove min temperature from the final set of features to avoid redundancy. </w:t>
-      </w:r>
-    </w:p>
-    <w:p>
-      <w:r>
-        <w:t>We can also confirm the</w:t>
-      </w:r>
-      <w:r>
-        <w:t xml:space="preserve"> presence of</w:t>
-      </w:r>
-      <w:r>
-        <w:t xml:space="preserve"> relationship between the weather and the </w:t>
-      </w:r>
-      <w:r>
-        <w:t>te</w:t>
-      </w:r>
-      <w:r>
-        <w:t xml:space="preserve">mperature, even if is not very high, it is moderated and proves that this model can </w:t>
-      </w:r>
-      <w:r>
-        <w:t xml:space="preserve">use this correlation to improve the predictions. </w:t>
-      </w:r>
-    </w:p>
-    <w:p>
-      <w:pPr>
-        <w:rPr>
-          <w:b/>
-          <w:bCs/>
-        </w:rPr>
-      </w:pPr>
-    </w:p>
-    <w:p>
-      <w:pPr>
-        <w:rPr>
-          <w:b/>
-          <w:bCs/>
-        </w:rPr>
-      </w:pPr>
-      <w:r>
-        <w:rPr>
-          <w:b/>
-          <w:bCs/>
-        </w:rPr>
-        <w:br w:type="page"/>
-      </w:r>
-    </w:p>
-    <w:p>
-      <w:pPr>
-        <w:rPr>
-          <w:b/>
-          <w:bCs/>
-        </w:rPr>
-      </w:pPr>
-    </w:p>
-    <w:p>
-      <w:pPr>
-        <w:rPr>
-          <w:b/>
-          <w:bCs/>
-        </w:rPr>
-      </w:pPr>
-    </w:p>
-    <w:p>
-      <w:pPr>
-        <w:rPr>
-          <w:b/>
-          <w:bCs/>
-        </w:rPr>
-      </w:pPr>
-    </w:p>
-    <w:p>
-      <w:pPr>
-        <w:rPr>
-          <w:b/>
-          <w:bCs/>
-        </w:rPr>
-      </w:pPr>
-    </w:p>
-    <w:p/>
-    <w:p/>
-    <w:p/>
-    <w:p/>
-    <w:p/>
-    <w:p>
-      <w:r>
-        <w:t>Data Preparation</w:t>
-      </w:r>
-    </w:p>
-    <w:p>
-      <w:r>
-        <w:t>3. DATA PREPARATION (~900 words)</w:t>
-      </w:r>
-    </w:p>
-    <w:p>
-      <w:r>
-        <w:rPr>
-          <w:b/>
-          <w:bCs/>
-        </w:rPr>
-        <w:t>3.1 The Core Fix: Arrivals vs Nightly Occupancy</w:t>
-      </w:r>
-    </w:p>
-    <w:p>
-      <w:pPr>
-        <w:numPr>
-          <w:ilvl w:val="0"/>
-          <w:numId w:val="11"/>
-        </w:numPr>
-      </w:pPr>
-      <w:r>
-        <w:t>Original approach: counted arrivals per day → wrong definition</w:t>
-      </w:r>
-    </w:p>
-    <w:p>
-      <w:pPr>
-        <w:numPr>
-          <w:ilvl w:val="0"/>
-          <w:numId w:val="11"/>
-        </w:numPr>
-      </w:pPr>
-      <w:r>
-        <w:t xml:space="preserve">Fix: expand each booking across all nights of stay using </w:t>
-      </w:r>
-      <w:proofErr w:type="spellStart"/>
-      <w:r>
-        <w:t>pd.Timedelta</w:t>
-      </w:r>
-      <w:proofErr w:type="spellEnd"/>
-    </w:p>
-    <w:p>
-      <w:pPr>
-        <w:numPr>
-          <w:ilvl w:val="0"/>
-          <w:numId w:val="11"/>
-        </w:numPr>
-      </w:pPr>
-      <w:r>
-        <w:t>Impact: R² went from -0.2051 → 0.7133</w:t>
-      </w:r>
-    </w:p>
-    <w:p>
-      <w:r>
-        <w:rPr>
-          <w:b/>
-          <w:bCs/>
-        </w:rPr>
-        <w:t>3.2 Data Merging</w:t>
-      </w:r>
-    </w:p>
-    <w:p>
-      <w:pPr>
-        <w:numPr>
-          <w:ilvl w:val="0"/>
-          <w:numId w:val="12"/>
-        </w:numPr>
-      </w:pPr>
-      <w:r>
-        <w:t>Three datasets merged on date column</w:t>
-      </w:r>
-    </w:p>
-    <w:p>
-      <w:pPr>
-        <w:numPr>
-          <w:ilvl w:val="0"/>
-          <w:numId w:val="12"/>
-        </w:numPr>
-      </w:pPr>
-      <w:r>
-        <w:t xml:space="preserve">Final </w:t>
-      </w:r>
-      <w:proofErr w:type="spellStart"/>
-      <w:r>
-        <w:t>df_final</w:t>
-      </w:r>
-      <w:proofErr w:type="spellEnd"/>
-      <w:r>
-        <w:t>: 793 rows (one per day, 2015–2017)</w:t>
-      </w:r>
-    </w:p>
-    <w:p>
-      <w:r>
-        <w:rPr>
-          <w:b/>
-          <w:bCs/>
-        </w:rPr>
-        <w:t>3.3 Feature Engineering</w:t>
-      </w:r>
-    </w:p>
-    <w:p>
-      <w:pPr>
-        <w:numPr>
-          <w:ilvl w:val="0"/>
-          <w:numId w:val="13"/>
-        </w:numPr>
-      </w:pPr>
-      <w:r>
-        <w:t xml:space="preserve">Cyclical encoding: month (sin/cos /12), </w:t>
-      </w:r>
-      <w:proofErr w:type="spellStart"/>
-      <w:r>
-        <w:t>week_of_year</w:t>
-      </w:r>
-      <w:proofErr w:type="spellEnd"/>
-      <w:r>
-        <w:t xml:space="preserve"> (sin/cos /52) — why not one-hot</w:t>
-      </w:r>
-    </w:p>
-    <w:p>
-      <w:pPr>
-        <w:numPr>
-          <w:ilvl w:val="0"/>
-          <w:numId w:val="13"/>
-        </w:numPr>
-      </w:pPr>
-      <w:r>
-        <w:t xml:space="preserve">One-hot encoding: </w:t>
-      </w:r>
-      <w:proofErr w:type="spellStart"/>
-      <w:r>
-        <w:t>day_of_week</w:t>
-      </w:r>
-      <w:proofErr w:type="spellEnd"/>
-      <w:r>
-        <w:t xml:space="preserve">, </w:t>
-      </w:r>
-      <w:proofErr w:type="spellStart"/>
-      <w:r>
-        <w:t>weather_quality</w:t>
-      </w:r>
-      <w:proofErr w:type="spellEnd"/>
-      <w:r>
-        <w:t xml:space="preserve"> — why these need it</w:t>
-      </w:r>
-    </w:p>
-    <w:p>
-      <w:pPr>
-        <w:numPr>
-          <w:ilvl w:val="0"/>
-          <w:numId w:val="13"/>
-        </w:numPr>
-      </w:pPr>
-      <w:r>
-        <w:t xml:space="preserve">Lag features: </w:t>
-      </w:r>
-      <w:proofErr w:type="spellStart"/>
-      <w:r>
-        <w:t>occupancy_yesterday</w:t>
-      </w:r>
-      <w:proofErr w:type="spellEnd"/>
-      <w:r>
-        <w:t xml:space="preserve">, occupancy_7d_avg, </w:t>
-      </w:r>
-      <w:proofErr w:type="spellStart"/>
-      <w:r>
-        <w:t>occupancy_last_week</w:t>
-      </w:r>
-      <w:proofErr w:type="spellEnd"/>
-      <w:r>
-        <w:t xml:space="preserve">, </w:t>
-      </w:r>
-      <w:proofErr w:type="spellStart"/>
-      <w:r>
-        <w:t>occupancy_last_year</w:t>
-      </w:r>
-      <w:proofErr w:type="spellEnd"/>
-      <w:r>
-        <w:t xml:space="preserve"> — justify each</w:t>
-      </w:r>
-    </w:p>
-    <w:p>
-      <w:pPr>
-        <w:numPr>
-          <w:ilvl w:val="0"/>
-          <w:numId w:val="13"/>
-        </w:numPr>
-      </w:pPr>
-      <w:r>
-        <w:t xml:space="preserve">Removed features: mint (0.82 </w:t>
-      </w:r>
-      <w:proofErr w:type="spellStart"/>
-      <w:r>
-        <w:t>corr</w:t>
-      </w:r>
-      <w:proofErr w:type="spellEnd"/>
-      <w:r>
-        <w:t xml:space="preserve"> with </w:t>
-      </w:r>
-      <w:proofErr w:type="spellStart"/>
-      <w:r>
-        <w:t>maxt</w:t>
-      </w:r>
-      <w:proofErr w:type="spellEnd"/>
-      <w:r>
-        <w:t xml:space="preserve">), </w:t>
-      </w:r>
-      <w:proofErr w:type="spellStart"/>
-      <w:r>
-        <w:t>day_num</w:t>
-      </w:r>
-      <w:proofErr w:type="spellEnd"/>
-      <w:r>
-        <w:t xml:space="preserve"> (duplicate of one-hot)</w:t>
-      </w:r>
-    </w:p>
-    <w:p>
-      <w:r>
-        <w:rPr>
-          <w:b/>
-          <w:bCs/>
-        </w:rPr>
-        <w:t>3.4 Final Feature List</w:t>
-      </w:r>
-    </w:p>
-    <w:p>
-      <w:pPr>
-        <w:numPr>
-          <w:ilvl w:val="0"/>
-          <w:numId w:val="14"/>
-        </w:numPr>
-      </w:pPr>
-      <w:r>
-        <w:t>List all 16+ features with one-line justification for each</w:t>
-      </w:r>
-    </w:p>
-    <w:p>
-      <w:r>
-        <w:rPr>
-          <w:b/>
-          <w:bCs/>
-        </w:rPr>
-        <w:t>3.5 Train/Test Split</w:t>
-      </w:r>
-    </w:p>
-    <w:p>
-      <w:pPr>
-        <w:numPr>
-          <w:ilvl w:val="0"/>
-          <w:numId w:val="15"/>
-        </w:numPr>
-      </w:pPr>
-      <w:r>
-        <w:t>80/20 chronological split using .</w:t>
-      </w:r>
-      <w:proofErr w:type="spellStart"/>
-      <w:r>
-        <w:t>iloc</w:t>
-      </w:r>
-      <w:proofErr w:type="spellEnd"/>
-      <w:r>
-        <w:t xml:space="preserve"> — why NOT random split for time series</w:t>
-      </w:r>
-    </w:p>
-    <w:p>
-      <w:r>
-        <w:lastRenderedPageBreak/>
-        <w:br w:type="page"/>
-      </w:r>
-    </w:p>
-    <w:p>
-      <w:r>
-        <w:lastRenderedPageBreak/>
-        <w:t>Modelling</w:t>
-      </w:r>
-    </w:p>
-    <w:p>
-      <w:r>
-        <w:t>4. MODELLING (~900 words)</w:t>
-      </w:r>
-    </w:p>
-    <w:p>
-      <w:r>
-        <w:rPr>
-          <w:b/>
-          <w:bCs/>
-        </w:rPr>
-        <w:t>4.1 Algorithm Selection</w:t>
-      </w:r>
-    </w:p>
-    <w:p>
-      <w:pPr>
-        <w:numPr>
-          <w:ilvl w:val="0"/>
-          <w:numId w:val="16"/>
-        </w:numPr>
-      </w:pPr>
-      <w:r>
-        <w:t>4 algorithms compared: Linear Regression, Decision Tree, Random Forest, Gradient Boosting</w:t>
-      </w:r>
-    </w:p>
-    <w:p>
-      <w:pPr>
-        <w:numPr>
-          <w:ilvl w:val="0"/>
-          <w:numId w:val="16"/>
-        </w:numPr>
-      </w:pPr>
-      <w:r>
-        <w:t xml:space="preserve">All tested with </w:t>
-      </w:r>
-      <w:proofErr w:type="spellStart"/>
-      <w:r>
-        <w:t>TimeSeriesSplit</w:t>
-      </w:r>
-      <w:proofErr w:type="spellEnd"/>
-      <w:r>
-        <w:t xml:space="preserve"> (5 folds) — why </w:t>
-      </w:r>
-      <w:proofErr w:type="spellStart"/>
-      <w:r>
-        <w:t>TimeSeriesSplit</w:t>
-      </w:r>
-      <w:proofErr w:type="spellEnd"/>
-      <w:r>
-        <w:t xml:space="preserve"> and not </w:t>
-      </w:r>
-      <w:proofErr w:type="spellStart"/>
-      <w:r>
-        <w:t>KFold</w:t>
-      </w:r>
-      <w:proofErr w:type="spellEnd"/>
-    </w:p>
-    <w:p>
-      <w:pPr>
-        <w:numPr>
-          <w:ilvl w:val="0"/>
-          <w:numId w:val="16"/>
-        </w:numPr>
-      </w:pPr>
-      <w:r>
-        <w:t>Results table: R² and Standard Deviation for each</w:t>
-      </w:r>
-    </w:p>
-    <w:p>
-      <w:r>
-        <w:rPr>
-          <w:b/>
-          <w:bCs/>
-        </w:rPr>
-        <w:t>4.2 Why Random Forest Was Chosen</w:t>
-      </w:r>
-    </w:p>
-    <w:p>
-      <w:pPr>
-        <w:numPr>
-          <w:ilvl w:val="0"/>
-          <w:numId w:val="17"/>
-        </w:numPr>
-      </w:pPr>
-      <w:r>
-        <w:t>Best R² among positive scores</w:t>
-      </w:r>
-    </w:p>
-    <w:p>
-      <w:pPr>
-        <w:numPr>
-          <w:ilvl w:val="0"/>
-          <w:numId w:val="17"/>
-        </w:numPr>
-      </w:pPr>
-      <w:r>
-        <w:t>Lowest standard deviation (most consistent)</w:t>
-      </w:r>
-    </w:p>
-    <w:p>
-      <w:pPr>
-        <w:numPr>
-          <w:ilvl w:val="0"/>
-          <w:numId w:val="17"/>
-        </w:numPr>
-      </w:pPr>
-      <w:r>
-        <w:t>Handles non-linear relationships</w:t>
-      </w:r>
-    </w:p>
-    <w:p>
-      <w:pPr>
-        <w:numPr>
-          <w:ilvl w:val="0"/>
-          <w:numId w:val="17"/>
-        </w:numPr>
-      </w:pPr>
-      <w:r>
-        <w:t>Built-in feature importance</w:t>
-      </w:r>
-    </w:p>
-    <w:p>
-      <w:pPr>
-        <w:numPr>
-          <w:ilvl w:val="0"/>
-          <w:numId w:val="17"/>
-        </w:numPr>
-      </w:pPr>
-      <w:r>
-        <w:t>Robust to outliers</w:t>
-      </w:r>
-    </w:p>
-    <w:p>
-      <w:r>
-        <w:rPr>
-          <w:b/>
-          <w:bCs/>
-        </w:rPr>
-        <w:t>4.3 Model Configuration</w:t>
-      </w:r>
-    </w:p>
-    <w:p>
-      <w:pPr>
-        <w:numPr>
-          <w:ilvl w:val="0"/>
-          <w:numId w:val="18"/>
-        </w:numPr>
-      </w:pPr>
-      <w:proofErr w:type="spellStart"/>
-      <w:r>
-        <w:t>n_estimators</w:t>
-      </w:r>
-      <w:proofErr w:type="spellEnd"/>
-      <w:r>
-        <w:t>=200 — why 200 trees</w:t>
-      </w:r>
-    </w:p>
-    <w:p>
-      <w:pPr>
-        <w:numPr>
-          <w:ilvl w:val="0"/>
-          <w:numId w:val="18"/>
-        </w:numPr>
-      </w:pPr>
-      <w:r>
-        <w:t>Default hyperparameters otherwise</w:t>
-      </w:r>
-    </w:p>
-    <w:p>
-      <w:pPr>
-        <w:numPr>
-          <w:ilvl w:val="0"/>
-          <w:numId w:val="18"/>
-        </w:numPr>
-      </w:pPr>
-      <w:r>
-        <w:t>Random state for reproducibility</w:t>
-      </w:r>
-    </w:p>
-    <w:p>
-      <w:r>
-        <w:rPr>
-          <w:b/>
-          <w:bCs/>
-        </w:rPr>
-        <w:t>4.4 Cross-Validation Results</w:t>
-      </w:r>
-    </w:p>
-    <w:p>
-      <w:pPr>
-        <w:numPr>
-          <w:ilvl w:val="0"/>
-          <w:numId w:val="19"/>
-        </w:numPr>
-      </w:pPr>
-      <w:proofErr w:type="spellStart"/>
-      <w:r>
-        <w:t>TimeSeriesSplit</w:t>
-      </w:r>
-      <w:proofErr w:type="spellEnd"/>
-      <w:r>
-        <w:t xml:space="preserve"> 5-fold results: list the 5 R² scores</w:t>
-      </w:r>
-    </w:p>
-    <w:p>
-      <w:pPr>
-        <w:numPr>
-          <w:ilvl w:val="0"/>
-          <w:numId w:val="19"/>
-        </w:numPr>
-      </w:pPr>
-      <w:r>
-        <w:t>Final R² = 0.7133 on test set</w:t>
-      </w:r>
-    </w:p>
-    <w:p>
-      <w:pPr>
-        <w:numPr>
-          <w:ilvl w:val="0"/>
-          <w:numId w:val="19"/>
-        </w:numPr>
-      </w:pPr>
-      <w:r>
-        <w:t>MAE = 16.66 guests</w:t>
-      </w:r>
-    </w:p>
-    <w:p>
-      <w:r>
-        <w:br w:type="page"/>
-      </w:r>
-    </w:p>
-    <w:p>
-      <w:r>
-        <w:lastRenderedPageBreak/>
-        <w:t>Evaluation</w:t>
-      </w:r>
-    </w:p>
-    <w:p>
-      <w:r>
-        <w:t>5. EVALUATION (~800 words)</w:t>
-      </w:r>
-    </w:p>
-    <w:p>
-      <w:r>
-        <w:rPr>
-          <w:b/>
-          <w:bCs/>
-        </w:rPr>
-        <w:t>5.1 Performance Metrics</w:t>
-      </w:r>
-    </w:p>
-    <w:p>
-      <w:pPr>
-        <w:numPr>
-          <w:ilvl w:val="0"/>
-          <w:numId w:val="20"/>
-        </w:numPr>
-      </w:pPr>
-      <w:r>
-        <w:t>R² = 0.7133: interpretation — model explains 71% of variance</w:t>
-      </w:r>
-    </w:p>
-    <w:p>
-      <w:pPr>
-        <w:numPr>
-          <w:ilvl w:val="0"/>
-          <w:numId w:val="20"/>
-        </w:numPr>
-      </w:pPr>
-      <w:r>
-        <w:t>MAE = 16.66: in context of hotel with ~200 guests average</w:t>
-      </w:r>
-    </w:p>
-    <w:p>
-      <w:pPr>
-        <w:numPr>
-          <w:ilvl w:val="0"/>
-          <w:numId w:val="20"/>
-        </w:numPr>
-      </w:pPr>
-      <w:r>
-        <w:t>Why both metrics matter (R² = fit quality, MAE = practical error)</w:t>
-      </w:r>
-    </w:p>
-    <w:p>
-      <w:r>
-        <w:rPr>
-          <w:b/>
-          <w:bCs/>
-        </w:rPr>
-        <w:t>5.2 Plot-by-Plot Evaluation</w:t>
-      </w:r>
-    </w:p>
-    <w:p>
-      <w:pPr>
-        <w:numPr>
-          <w:ilvl w:val="0"/>
-          <w:numId w:val="21"/>
-        </w:numPr>
-      </w:pPr>
-      <w:r>
-        <w:t>Plot 7: Algorithm comparison boxplot — RF chosen, reasoning</w:t>
-      </w:r>
-    </w:p>
-    <w:p>
-      <w:pPr>
-        <w:numPr>
-          <w:ilvl w:val="0"/>
-          <w:numId w:val="21"/>
-        </w:numPr>
-      </w:pPr>
-      <w:r>
-        <w:t xml:space="preserve">Plot 8: Feature importance — top 5 features, </w:t>
-      </w:r>
-      <w:proofErr w:type="spellStart"/>
-      <w:r>
-        <w:t>occupancy_yesterday</w:t>
-      </w:r>
-      <w:proofErr w:type="spellEnd"/>
-      <w:r>
-        <w:t xml:space="preserve"> dominates</w:t>
-      </w:r>
-    </w:p>
-    <w:p>
-      <w:pPr>
-        <w:numPr>
-          <w:ilvl w:val="0"/>
-          <w:numId w:val="21"/>
-        </w:numPr>
-      </w:pPr>
-      <w:r>
-        <w:t>Plot 9: Actual vs Predicted scatter — cluster around diagonal, some spread</w:t>
-      </w:r>
-    </w:p>
-    <w:p>
-      <w:pPr>
-        <w:numPr>
-          <w:ilvl w:val="0"/>
-          <w:numId w:val="21"/>
-        </w:numPr>
-      </w:pPr>
-      <w:r>
-        <w:t>Plot 10 &amp; 12: Actual vs Predicted over time — captures peaks/troughs</w:t>
-      </w:r>
-    </w:p>
-    <w:p>
-      <w:pPr>
-        <w:numPr>
-          <w:ilvl w:val="0"/>
-          <w:numId w:val="21"/>
-        </w:numPr>
-      </w:pPr>
-      <w:r>
-        <w:t>Plot 11: Error distribution — left skew, near-bell shape, mean near zero</w:t>
-      </w:r>
-    </w:p>
-    <w:p>
-      <w:r>
-        <w:rPr>
-          <w:b/>
-          <w:bCs/>
-        </w:rPr>
-        <w:t>5.3 Business Evaluation</w:t>
-      </w:r>
-    </w:p>
-    <w:p>
-      <w:pPr>
-        <w:numPr>
-          <w:ilvl w:val="0"/>
-          <w:numId w:val="22"/>
-        </w:numPr>
-      </w:pPr>
-      <w:r>
-        <w:t>Staffing ratio: 1 staff per 5 guests</w:t>
-      </w:r>
-    </w:p>
-    <w:p>
-      <w:pPr>
-        <w:numPr>
-          <w:ilvl w:val="0"/>
-          <w:numId w:val="22"/>
-        </w:numPr>
-      </w:pPr>
-      <w:r>
-        <w:t>Plot 13: Top 10 busiest days — colour-coded bar chart</w:t>
-      </w:r>
-    </w:p>
-    <w:p>
-      <w:pPr>
-        <w:numPr>
-          <w:ilvl w:val="0"/>
-          <w:numId w:val="22"/>
-        </w:numPr>
-      </w:pPr>
-      <w:r>
-        <w:t>16.66 MAE → ±3 staff members practical impact</w:t>
-      </w:r>
-    </w:p>
-    <w:p>
-      <w:pPr>
-        <w:numPr>
-          <w:ilvl w:val="0"/>
-          <w:numId w:val="22"/>
-        </w:numPr>
-      </w:pPr>
-      <w:r>
-        <w:t>Acceptable error for hotel planning purposes</w:t>
-      </w:r>
-    </w:p>
-    <w:p>
-      <w:r>
-        <w:rPr>
-          <w:b/>
-          <w:bCs/>
-        </w:rPr>
-        <w:t>5.4 Limitations</w:t>
-      </w:r>
-    </w:p>
-    <w:p>
-      <w:pPr>
-        <w:numPr>
-          <w:ilvl w:val="0"/>
-          <w:numId w:val="23"/>
-        </w:numPr>
-      </w:pPr>
-      <w:r>
-        <w:t>Model trained on 3 years only</w:t>
-      </w:r>
-    </w:p>
-    <w:p>
-      <w:pPr>
-        <w:numPr>
-          <w:ilvl w:val="0"/>
-          <w:numId w:val="23"/>
-        </w:numPr>
-      </w:pPr>
-      <w:r>
-        <w:t>Events data is synthetic (AI-generated), not real</w:t>
-      </w:r>
-    </w:p>
-    <w:p>
-      <w:pPr>
-        <w:numPr>
-          <w:ilvl w:val="0"/>
-          <w:numId w:val="23"/>
-        </w:numPr>
-      </w:pPr>
-      <w:r>
-        <w:t>External shocks (e.g. COVID, strikes) not accounted for</w:t>
-      </w:r>
-    </w:p>
-    <w:p>
-      <w:pPr>
-        <w:numPr>
-          <w:ilvl w:val="0"/>
-          <w:numId w:val="23"/>
-        </w:numPr>
-      </w:pPr>
-      <w:r>
-        <w:t>Staffing ratio is a simplification</w:t>
-      </w:r>
-    </w:p>
-    <w:p>
-      <w:r>
-        <w:br w:type="page"/>
-      </w:r>
-    </w:p>
-    <w:p>
-      <w:r>
-        <w:lastRenderedPageBreak/>
-        <w:t>Deployment</w:t>
-      </w:r>
-    </w:p>
-    <w:p>
-      <w:r>
-        <w:t>6. DEPLOYMENT (~500 words)</w:t>
-      </w:r>
-    </w:p>
-    <w:p>
-      <w:r>
-        <w:rPr>
-          <w:b/>
-          <w:bCs/>
-        </w:rPr>
-        <w:t>6.1 Deployment Scenario</w:t>
-      </w:r>
-    </w:p>
-    <w:p>
-      <w:pPr>
-        <w:numPr>
-          <w:ilvl w:val="0"/>
-          <w:numId w:val="24"/>
-        </w:numPr>
-      </w:pPr>
-      <w:r>
-        <w:t>Who uses it: Hotel Operations Manager</w:t>
-      </w:r>
-    </w:p>
-    <w:p>
-      <w:pPr>
-        <w:numPr>
-          <w:ilvl w:val="0"/>
-          <w:numId w:val="24"/>
-        </w:numPr>
-      </w:pPr>
-      <w:r>
-        <w:t>When: monthly planning cycle, 30-day rolling forecast</w:t>
-      </w:r>
-    </w:p>
-    <w:p>
-      <w:pPr>
-        <w:numPr>
-          <w:ilvl w:val="0"/>
-          <w:numId w:val="24"/>
-        </w:numPr>
-      </w:pPr>
-      <w:r>
-        <w:t>Format: dashboard or spreadsheet output</w:t>
-      </w:r>
-    </w:p>
-    <w:p>
-      <w:r>
-        <w:rPr>
-          <w:b/>
-          <w:bCs/>
-        </w:rPr>
-        <w:t>6.2 What the Model Outputs</w:t>
-      </w:r>
-    </w:p>
-    <w:p>
-      <w:pPr>
-        <w:numPr>
-          <w:ilvl w:val="0"/>
-          <w:numId w:val="25"/>
-        </w:numPr>
-      </w:pPr>
-      <w:r>
-        <w:t>Predicted occupancy for next N days</w:t>
-      </w:r>
-    </w:p>
-    <w:p>
-      <w:pPr>
-        <w:numPr>
-          <w:ilvl w:val="0"/>
-          <w:numId w:val="25"/>
-        </w:numPr>
-      </w:pPr>
-      <w:r>
-        <w:t>Converted to: recommended staff count</w:t>
-      </w:r>
-    </w:p>
-    <w:p>
-      <w:pPr>
-        <w:numPr>
-          <w:ilvl w:val="0"/>
-          <w:numId w:val="25"/>
-        </w:numPr>
-      </w:pPr>
-      <w:r>
-        <w:t>Visual: colour-coded bar chart (Plot 13 style)</w:t>
-      </w:r>
-    </w:p>
-    <w:p>
-      <w:r>
-        <w:rPr>
-          <w:b/>
-          <w:bCs/>
-        </w:rPr>
-        <w:t>6.3 Monitoring and Maintenance</w:t>
-      </w:r>
-    </w:p>
-    <w:p>
-      <w:pPr>
-        <w:numPr>
-          <w:ilvl w:val="0"/>
-          <w:numId w:val="26"/>
-        </w:numPr>
-      </w:pPr>
-      <w:r>
-        <w:t>Model should be retrained annually with new bookings data</w:t>
-      </w:r>
-    </w:p>
-    <w:p>
-      <w:pPr>
-        <w:numPr>
-          <w:ilvl w:val="0"/>
-          <w:numId w:val="26"/>
-        </w:numPr>
-      </w:pPr>
-      <w:r>
-        <w:t>Weather data updated via Met Éireann API</w:t>
-      </w:r>
-    </w:p>
-    <w:p>
-      <w:pPr>
-        <w:numPr>
-          <w:ilvl w:val="0"/>
-          <w:numId w:val="26"/>
-        </w:numPr>
-      </w:pPr>
-      <w:r>
-        <w:t>Events data: real data source needed for production</w:t>
-      </w:r>
-    </w:p>
-    <w:p>
-      <w:r>
-        <w:rPr>
-          <w:b/>
-          <w:bCs/>
-        </w:rPr>
-        <w:t>6.4 Risks and Ethical Considerations</w:t>
-      </w:r>
-    </w:p>
-    <w:p>
-      <w:pPr>
-        <w:numPr>
-          <w:ilvl w:val="0"/>
-          <w:numId w:val="27"/>
-        </w:numPr>
-      </w:pPr>
-      <w:r>
-        <w:t>Over-reliance on prediction without human judgment</w:t>
-      </w:r>
-    </w:p>
-    <w:p>
-      <w:pPr>
-        <w:numPr>
-          <w:ilvl w:val="0"/>
-          <w:numId w:val="27"/>
-        </w:numPr>
-      </w:pPr>
-      <w:r>
-        <w:t>Model cannot predict sudden demand spikes</w:t>
-      </w:r>
-    </w:p>
-    <w:p>
-      <w:pPr>
-        <w:numPr>
-          <w:ilvl w:val="0"/>
-          <w:numId w:val="27"/>
-        </w:numPr>
-      </w:pPr>
-      <w:r>
-        <w:t>Staff data privacy if extended to individual scheduling</w:t>
-      </w:r>
-    </w:p>
-    <w:p>
-      <w:r>
-        <w:br w:type="page"/>
-      </w:r>
-    </w:p>
-    <w:p>
-      <w:r>
-        <w:lastRenderedPageBreak/>
-        <w:t>Conclusion</w:t>
-      </w:r>
-    </w:p>
-    <w:p>
-      <w:r>
-        <w:t>7. CONCLUSION (~200 words)</w:t>
-      </w:r>
-    </w:p>
-    <w:p>
-      <w:pPr>
-        <w:numPr>
-          <w:ilvl w:val="0"/>
-          <w:numId w:val="28"/>
-        </w:numPr>
-      </w:pPr>
-      <w:r>
-        <w:t>Summary: CRISP-DM guided a structured journey from problem to prediction</w:t>
-      </w:r>
-    </w:p>
-    <w:p>
-      <w:pPr>
-        <w:numPr>
-          <w:ilvl w:val="0"/>
-          <w:numId w:val="28"/>
-        </w:numPr>
-      </w:pPr>
-      <w:r>
-        <w:t>Key achievement: R² = 0.7133, MAE = 16.66 guests</w:t>
-      </w:r>
-    </w:p>
-    <w:p>
-      <w:pPr>
-        <w:numPr>
-          <w:ilvl w:val="0"/>
-          <w:numId w:val="28"/>
-        </w:numPr>
-      </w:pPr>
-      <w:r>
-        <w:t>Most important lesson: correct data definition (occupancy = nightly, not arrivals)</w:t>
-      </w:r>
-    </w:p>
-    <w:p>
-      <w:pPr>
-        <w:numPr>
-          <w:ilvl w:val="0"/>
-          <w:numId w:val="28"/>
-        </w:numPr>
-      </w:pPr>
-      <w:r>
-        <w:t>CRISP-DM's iterative nature: the occupancy fix triggered re-visiting stages 2, 3, 4, 5</w:t>
-      </w:r>
-    </w:p>
-    <w:p>
-      <w:pPr>
-        <w:numPr>
-          <w:ilvl w:val="0"/>
-          <w:numId w:val="28"/>
-        </w:numPr>
-      </w:pPr>
-      <w:r>
-        <w:t>Future work: real events data, larger dataset, staff categories (reception, kitchen, housekeeping)</w:t>
-      </w:r>
-    </w:p>
-    <w:p/>
-    <w:p>
-      <w:r>
-        <w:br w:type="page"/>
-      </w:r>
-    </w:p>
-    <w:p>
-      <w:r>
-        <w:lastRenderedPageBreak/>
-        <w:t>REFERENCES</w:t>
-      </w:r>
-    </w:p>
-    <w:p>
-      <w:pPr>
-        <w:numPr>
-          <w:ilvl w:val="0"/>
-          <w:numId w:val="29"/>
-        </w:numPr>
-      </w:pPr>
-      <w:r>
-        <w:t>Kaggle Hotel Booking Demand dataset</w:t>
-      </w:r>
-    </w:p>
-    <w:p>
-      <w:pPr>
-        <w:numPr>
-          <w:ilvl w:val="0"/>
-          <w:numId w:val="29"/>
-        </w:numPr>
-      </w:pPr>
-      <w:r>
-        <w:t>Met Éireann open data</w:t>
-      </w:r>
-    </w:p>
-    <w:p>
-      <w:pPr>
-        <w:numPr>
-          <w:ilvl w:val="0"/>
-          <w:numId w:val="29"/>
-        </w:numPr>
-      </w:pPr>
-      <w:r>
-        <w:t>Scikit-learn documentation</w:t>
-      </w:r>
-    </w:p>
-    <w:p>
-      <w:pPr>
-        <w:numPr>
-          <w:ilvl w:val="0"/>
-          <w:numId w:val="29"/>
-        </w:numPr>
-      </w:pPr>
-      <w:r>
-        <w:t>CRISP-DM guide (teacher's materials)</w:t>
-      </w:r>
-    </w:p>
-    <w:p>
-      <w:pPr>
-        <w:numPr>
-          <w:ilvl w:val="0"/>
-          <w:numId w:val="29"/>
-        </w:numPr>
-      </w:pPr>
-      <w:proofErr w:type="spellStart"/>
-      <w:r>
-        <w:t>Breiman</w:t>
-      </w:r>
-      <w:proofErr w:type="spellEnd"/>
-      <w:r>
-        <w:t xml:space="preserve"> (2001) Random Forests paper</w:t>
-      </w:r>
-    </w:p>
-    <w:p>
-      <w:r>
-        <w:br w:type="page"/>
-      </w:r>
-    </w:p>
-    <w:p>
-      <w:r>
-        <w:lastRenderedPageBreak/>
-        <w:br w:type="page"/>
-      </w:r>
-    </w:p>
-    <w:p>
-      <w:r>
-        <w:lastRenderedPageBreak/>
-        <w:br w:type="page"/>
-      </w:r>
-    </w:p>
-    <w:p>
-      <w:r>
-        <w:lastRenderedPageBreak/>
-        <w:br w:type="page"/>
-      </w:r>
-    </w:p>
-    <w:p>
-      <w:r>
-        <w:lastRenderedPageBreak/>
-        <w:br w:type="page"/>
-      </w:r>
-    </w:p>
-    <w:p>
-      <w:r>
-        <w:lastRenderedPageBreak/>
-        <w:br w:type="page"/>
-      </w:r>
-    </w:p>
-    <w:p>
-      <w:r>
-        <w:lastRenderedPageBreak/>
-        <w:br w:type="page"/>
-      </w:r>
-    </w:p>
-    <w:p>
-      <w:r>
-        <w:lastRenderedPageBreak/>
-        <w:br w:type="page"/>
-      </w:r>
-    </w:p>
-    <w:p/>
-    <w:p>
-      <w:pPr>
-        <w:rPr>
-          <w:b/>
-          <w:bCs/>
-          <w:color w:val="EE0000"/>
-        </w:rPr>
-      </w:pPr>
-      <w:r>
-        <w:rPr>
-          <w:b/>
-          <w:bCs/>
-          <w:color w:val="EE0000"/>
-        </w:rPr>
-        <w:t>Determine business objectives:</w:t>
-      </w:r>
-    </w:p>
-    <w:p>
-      <w:pPr>
-        <w:rPr>
-          <w:u w:val="single"/>
-        </w:rPr>
-      </w:pPr>
-      <w:r>
-        <w:rPr>
-          <w:u w:val="single"/>
-        </w:rPr>
-        <w:t xml:space="preserve">Objectives: </w:t>
-      </w:r>
-    </w:p>
-    <w:p>
-      <w:r>
-        <w:t xml:space="preserve">The customer’s primary goal is to optimize the hotel’s human resources </w:t>
-      </w:r>
-      <w:r>
-        <w:t>by synthesizing three key factors: historical hotel occupancy, real-time meteorological data, and city-wide event schedules (festivals, concerts, sports).</w:t>
-      </w:r>
-      <w:r>
-        <w:t>. The goal is to reduce operational costs by avoiding overstaffing on low-demand and protect customer service and quality during high demand.</w:t>
-      </w:r>
-    </w:p>
-    <w:p>
-      <w:r>
-        <w:tab/>
-        <w:t>Related business questions: 1) How a concert o</w:t>
-      </w:r>
-      <w:r>
-        <w:t>r</w:t>
-      </w:r>
-      <w:r>
-        <w:t xml:space="preserve"> a football match can impact the staffing requirements on a </w:t>
-      </w:r>
-      <w:r>
-        <w:t>rainy day</w:t>
-      </w:r>
-      <w:r>
-        <w:t xml:space="preserve"> vs a regular rainy day? 2) Can we reduce cost in labour in low-traffic days without make the staff felt minimized? </w:t>
-      </w:r>
-    </w:p>
-    <w:p>
-      <w:r>
-        <w:rPr>
-          <w:u w:val="single"/>
-        </w:rPr>
-        <w:t>Project plan:</w:t>
-      </w:r>
-      <w:r>
-        <w:t xml:space="preserve"> </w:t>
-      </w:r>
-    </w:p>
-    <w:p>
-      <w:r>
-        <w:t>The project will start by acquiring Met ‘Eireann and Kaggle datasets, followed by the creation of a “city Events” feature.  The techniques to use are Random Fores</w:t>
-      </w:r>
-      <w:r>
-        <w:t xml:space="preserve">t </w:t>
-      </w:r>
-      <w:r>
-        <w:t xml:space="preserve">Regression will handle the non-linear interactions between weather, events and occupancy. </w:t>
-      </w:r>
-    </w:p>
-    <w:p/>
-    <w:p>
-      <w:r>
-        <w:rPr>
-          <w:u w:val="single"/>
-        </w:rPr>
-        <w:t>Criteria</w:t>
-      </w:r>
-      <w:r>
-        <w:t>:</w:t>
-      </w:r>
-      <w:r>
-        <w:t xml:space="preserve"> </w:t>
-      </w:r>
-    </w:p>
-    <w:p>
-      <w:r>
-        <w:t>The project will be considered successful if it provides useful insights into the relationship between</w:t>
-      </w:r>
-      <w:r>
-        <w:t xml:space="preserve"> weather pattern and staffing requirements, allowing for a measurable reduction </w:t>
-      </w:r>
-      <w:r>
-        <w:t xml:space="preserve">of unnecessary </w:t>
-      </w:r>
-      <w:r>
-        <w:t>labour</w:t>
-      </w:r>
-      <w:r>
-        <w:t xml:space="preserve"> cost.</w:t>
-      </w:r>
-    </w:p>
-    <w:p>
-      <w:pPr>
-        <w:rPr>
-          <w:color w:val="EE0000"/>
-        </w:rPr>
-      </w:pPr>
-      <w:r>
-        <w:rPr>
-          <w:color w:val="EE0000"/>
-        </w:rPr>
-        <w:t xml:space="preserve">NOTE:I MAY NEED AD NUMBERS LIKE A %, BUT I DON’T KNOW HOT TO CALCULATE THAT. </w:t>
-      </w:r>
-    </w:p>
-    <w:p/>
-    <w:p>
-      <w:pPr>
-        <w:rPr>
-          <w:u w:val="single"/>
-        </w:rPr>
-      </w:pPr>
-    </w:p>
-    <w:p>
-      <w:pPr>
-        <w:rPr>
-          <w:color w:val="EE0000"/>
-        </w:rPr>
-      </w:pPr>
-    </w:p>
-    <w:p>
-      <w:pPr>
-        <w:rPr>
-          <w:color w:val="EE0000"/>
-        </w:rPr>
-      </w:pPr>
-    </w:p>
-    <w:p>
-      <w:pPr>
-        <w:rPr>
-          <w:color w:val="EE0000"/>
-        </w:rPr>
-      </w:pPr>
-    </w:p>
-    <w:p>
-      <w:pPr>
-        <w:rPr>
-          <w:color w:val="EE0000"/>
-        </w:rPr>
-      </w:pPr>
-    </w:p>
-    <w:p>
-      <w:pPr>
-        <w:rPr>
-          <w:b/>
-          <w:bCs/>
-          <w:color w:val="EE0000"/>
-        </w:rPr>
-      </w:pPr>
-      <w:r>
-        <w:rPr>
-          <w:b/>
-          <w:bCs/>
-          <w:color w:val="EE0000"/>
-        </w:rPr>
-        <w:t>Assess situation</w:t>
-      </w:r>
-    </w:p>
-    <w:p>
-      <w:pPr>
-        <w:rPr>
-          <w:color w:val="000000" w:themeColor="text1"/>
-          <w:u w:val="single"/>
-        </w:rPr>
-      </w:pPr>
-      <w:r>
-        <w:rPr>
-          <w:color w:val="000000" w:themeColor="text1"/>
-          <w:u w:val="single"/>
-        </w:rPr>
-        <w:t>Inventory of resources:</w:t>
-      </w:r>
-    </w:p>
-    <w:p>
-      <w:r>
-        <w:lastRenderedPageBreak/>
-        <w:t>-Data</w:t>
-      </w:r>
-      <w:r>
-        <w:t xml:space="preserve"> sets: </w:t>
-      </w:r>
-      <w:r>
-        <w:t xml:space="preserve">Met  </w:t>
-      </w:r>
-      <w:r>
-        <w:t>Éireann data set</w:t>
-      </w:r>
-      <w:r>
-        <w:t xml:space="preserve"> for weather predictions and </w:t>
-      </w:r>
-      <w:r>
-        <w:t>Kaggle/UCI for hotel occupancy</w:t>
-      </w:r>
-    </w:p>
-    <w:p>
-      <w:r>
-        <w:t xml:space="preserve">-Personnel: Student Laura Lujan </w:t>
-      </w:r>
-    </w:p>
-    <w:p>
-      <w:r>
-        <w:t xml:space="preserve">-Computing and Software: </w:t>
-      </w:r>
-      <w:proofErr w:type="spellStart"/>
-      <w:r>
-        <w:t>Jupyter</w:t>
-      </w:r>
-      <w:proofErr w:type="spellEnd"/>
-      <w:r>
-        <w:t xml:space="preserve"> for the </w:t>
-      </w:r>
-      <w:r>
-        <w:t>phyton-based environment</w:t>
-      </w:r>
-      <w:r>
-        <w:t xml:space="preserve">, </w:t>
-      </w:r>
-      <w:r>
-        <w:t>Sc</w:t>
-      </w:r>
-      <w:r>
-        <w:t>i</w:t>
-      </w:r>
-      <w:r>
-        <w:t xml:space="preserve">kit-Learn for Machine Learning and Pandas for data sets manipulation. </w:t>
-      </w:r>
-    </w:p>
-    <w:p>
-      <w:pPr>
-        <w:rPr>
-          <w:color w:val="000000" w:themeColor="text1"/>
-          <w:u w:val="single"/>
-        </w:rPr>
-      </w:pPr>
-      <w:r>
-        <w:rPr>
-          <w:color w:val="000000" w:themeColor="text1"/>
-          <w:u w:val="single"/>
-        </w:rPr>
-        <w:t xml:space="preserve">Requirements, assumptions and constraints: </w:t>
-      </w:r>
-    </w:p>
-    <w:p>
-      <w:r>
-        <w:t>Requirement</w:t>
-      </w:r>
-      <w:r>
-        <w:t xml:space="preserve">: </w:t>
-      </w:r>
-      <w:r>
-        <w:t>The results must be comprehensible for hotel managers to make staff decisions</w:t>
-      </w:r>
-    </w:p>
-    <w:p>
-      <w:r>
-        <w:t xml:space="preserve">Assumptions: </w:t>
-      </w:r>
-      <w:r>
-        <w:t xml:space="preserve"> </w:t>
-      </w:r>
-      <w:r>
-        <w:t xml:space="preserve">The </w:t>
-      </w:r>
-      <w:r>
-        <w:t xml:space="preserve">hotel </w:t>
-      </w:r>
-      <w:r>
-        <w:t>occupancies</w:t>
-      </w:r>
-      <w:r>
-        <w:t xml:space="preserve"> are staffing need are driven by a </w:t>
-      </w:r>
-      <w:r>
-        <w:t>combination</w:t>
-      </w:r>
-      <w:r>
-        <w:t xml:space="preserve"> of weather conditions and </w:t>
-      </w:r>
-      <w:r>
-        <w:t>high impact city events</w:t>
-      </w:r>
-      <w:r>
-        <w:t xml:space="preserve">. We assume that giving enough notice of those driven </w:t>
-      </w:r>
-      <w:r>
-        <w:t xml:space="preserve">events, the hotel can </w:t>
-      </w:r>
-      <w:r>
-        <w:t>adjust</w:t>
-      </w:r>
-      <w:r>
-        <w:t xml:space="preserve"> create a cost-effective schedule for their </w:t>
-      </w:r>
-      <w:r>
-        <w:t xml:space="preserve">employees. </w:t>
-      </w:r>
-      <w:r>
-        <w:t xml:space="preserve"> </w:t>
-      </w:r>
-    </w:p>
-    <w:p>
-      <w:r>
-        <w:t>Constraints</w:t>
-      </w:r>
-      <w:r>
-        <w:t>: Limited amount of time to complete the project</w:t>
-      </w:r>
-      <w:r>
-        <w:t xml:space="preserve">, this project must be designed and implemented before the 28 of May 2026. </w:t>
-      </w:r>
-    </w:p>
-    <w:p>
-      <w:pPr>
-        <w:rPr>
-          <w:color w:val="000000" w:themeColor="text1"/>
-          <w:u w:val="single"/>
-        </w:rPr>
-      </w:pPr>
-      <w:r>
-        <w:rPr>
-          <w:color w:val="000000" w:themeColor="text1"/>
-          <w:u w:val="single"/>
-        </w:rPr>
-        <w:t>Risks and contingencies</w:t>
-      </w:r>
-    </w:p>
-    <w:p>
-      <w:pPr>
-        <w:rPr>
-          <w:color w:val="000000" w:themeColor="text1"/>
-        </w:rPr>
-      </w:pPr>
-      <w:r>
-        <w:rPr>
-          <w:color w:val="000000" w:themeColor="text1"/>
-        </w:rPr>
-        <w:t>Risk: The</w:t>
-      </w:r>
-      <w:r>
-        <w:rPr>
-          <w:color w:val="000000" w:themeColor="text1"/>
-        </w:rPr>
-        <w:t xml:space="preserve"> hotel’s data set</w:t>
-      </w:r>
-      <w:r>
-        <w:rPr>
-          <w:color w:val="000000" w:themeColor="text1"/>
-        </w:rPr>
-        <w:t xml:space="preserve"> is longer</w:t>
-      </w:r>
-      <w:r>
-        <w:rPr>
-          <w:color w:val="000000" w:themeColor="text1"/>
-        </w:rPr>
-        <w:t xml:space="preserve"> and messy</w:t>
-      </w:r>
-      <w:r>
-        <w:rPr>
-          <w:color w:val="000000" w:themeColor="text1"/>
-        </w:rPr>
-        <w:t xml:space="preserve"> than expected</w:t>
-      </w:r>
-      <w:r>
-        <w:rPr>
-          <w:color w:val="000000" w:themeColor="text1"/>
-        </w:rPr>
-        <w:t>, risking the dead line</w:t>
-      </w:r>
-    </w:p>
-    <w:p>
-      <w:pPr>
-        <w:rPr>
-          <w:color w:val="000000" w:themeColor="text1"/>
-        </w:rPr>
-      </w:pPr>
-      <w:r>
-        <w:rPr>
-          <w:color w:val="000000" w:themeColor="text1"/>
-        </w:rPr>
-        <w:t xml:space="preserve">Contingency: </w:t>
-      </w:r>
-      <w:r>
-        <w:rPr>
-          <w:color w:val="000000" w:themeColor="text1"/>
-        </w:rPr>
-        <w:t>Focus on the historical data sets from 2 years till now</w:t>
-      </w:r>
-      <w:r>
-        <w:rPr>
-          <w:color w:val="000000" w:themeColor="text1"/>
-        </w:rPr>
-        <w:t xml:space="preserve"> and focus in only 1 hotel in 1 specific location of Dublin</w:t>
-      </w:r>
-    </w:p>
-    <w:p>
-      <w:pPr>
-        <w:rPr>
-          <w:color w:val="000000" w:themeColor="text1"/>
-        </w:rPr>
-      </w:pPr>
-      <w:r>
-        <w:rPr>
-          <w:color w:val="000000" w:themeColor="text1"/>
-        </w:rPr>
-        <w:t xml:space="preserve">Risk: </w:t>
-      </w:r>
-      <w:r>
-        <w:rPr>
-          <w:color w:val="000000" w:themeColor="text1"/>
-        </w:rPr>
-        <w:t>Random forest may be</w:t>
-      </w:r>
-      <w:r>
-        <w:rPr>
-          <w:color w:val="000000" w:themeColor="text1"/>
-        </w:rPr>
-        <w:t xml:space="preserve"> </w:t>
-      </w:r>
-      <w:r>
-        <w:rPr>
-          <w:color w:val="000000" w:themeColor="text1"/>
-        </w:rPr>
-        <w:t xml:space="preserve">a big model for a very local project. </w:t>
-      </w:r>
-    </w:p>
-    <w:p>
-      <w:pPr>
-        <w:rPr>
-          <w:color w:val="000000" w:themeColor="text1"/>
-        </w:rPr>
-      </w:pPr>
-      <w:r>
-        <w:rPr>
-          <w:color w:val="000000" w:themeColor="text1"/>
-        </w:rPr>
-        <w:t xml:space="preserve">Contingency: Random forest can be limited to only a few trees </w:t>
-      </w:r>
-    </w:p>
-    <w:p>
-      <w:pPr>
-        <w:rPr>
-          <w:color w:val="000000" w:themeColor="text1"/>
-          <w:u w:val="single"/>
-        </w:rPr>
-      </w:pPr>
-      <w:r>
-        <w:rPr>
-          <w:color w:val="000000" w:themeColor="text1"/>
-          <w:u w:val="single"/>
-        </w:rPr>
-        <w:t xml:space="preserve">Terminology: </w:t>
-      </w:r>
-    </w:p>
-    <w:p>
-      <w:r>
-        <w:t xml:space="preserve">Glossary </w:t>
-      </w:r>
-      <w:r>
-        <w:t>of Relevant Business Terminology</w:t>
-      </w:r>
-    </w:p>
-    <w:p>
-      <w:r>
-        <w:t>Understaffing: A situation here the number of employees scheduled is insufficient to meet guest demand, potentially leading to</w:t>
-      </w:r>
-      <w:r>
-        <w:t xml:space="preserve"> drop service quality and lost revenue.</w:t>
-      </w:r>
-    </w:p>
-    <w:p>
-      <w:r>
-        <w:t>Overstaffing: A situation where the hotel has more employees scheduled then necessary for the current workload</w:t>
-      </w:r>
-      <w:r>
-        <w:t xml:space="preserve">. </w:t>
-      </w:r>
-    </w:p>
-    <w:p>
-      <w:r>
-        <w:t xml:space="preserve">Occupancy rate: </w:t>
-      </w:r>
-      <w:r>
-        <w:t xml:space="preserve">The ratio of rented room in use to the total </w:t>
-      </w:r>
-      <w:r>
-        <w:t>available rooms in the hotel</w:t>
-      </w:r>
-    </w:p>
-    <w:p>
-      <w:r>
-        <w:t>Demand Driver: An external factor such a concert, a football game or a specific weather condition</w:t>
-      </w:r>
-      <w:r>
-        <w:t xml:space="preserve"> that impact significantly on the amount of guest and their behaviour. </w:t>
-      </w:r>
-    </w:p>
-    <w:p>
-      <w:r>
-        <w:t xml:space="preserve">Glossary of Machine Learning Terminology </w:t>
-      </w:r>
-    </w:p>
-    <w:p>
-      <w:r>
-        <w:t xml:space="preserve">Target value (y): </w:t>
-      </w:r>
-      <w:r>
-        <w:t xml:space="preserve">The specific outcome to predict like the Optimal Staff count to </w:t>
-      </w:r>
-      <w:r>
-        <w:t>schedule at a given day</w:t>
-      </w:r>
-    </w:p>
-    <w:p>
-      <w:r>
-        <w:lastRenderedPageBreak/>
-        <w:t xml:space="preserve">Features(x): The input </w:t>
-      </w:r>
-      <w:r>
-        <w:t xml:space="preserve">data used to predict (y), </w:t>
-      </w:r>
-      <w:r>
-        <w:t xml:space="preserve">such as “Precipitation” from Met Éireann </w:t>
-      </w:r>
-    </w:p>
-    <w:p>
-      <w:r>
-        <w:t xml:space="preserve">Random Fores: </w:t>
-      </w:r>
-      <w:r>
-        <w:t xml:space="preserve">A machine learning model that combines multiple “decision trees” to provide </w:t>
-      </w:r>
-      <w:r>
-        <w:t>more accurate and stable predictions</w:t>
-      </w:r>
-      <w:r>
-        <w:t xml:space="preserve"> </w:t>
-      </w:r>
-    </w:p>
-    <w:p>
-      <w:pPr>
-        <w:rPr>
-          <w:color w:val="EE0000"/>
-        </w:rPr>
-      </w:pPr>
-      <w:r>
-        <w:rPr>
-          <w:color w:val="EE0000"/>
-        </w:rPr>
-        <w:t>NOTE: EXTEND THIS GLOSSARY AFTER FINISHING THE PROJECT</w:t>
-      </w:r>
-    </w:p>
-    <w:p>
-      <w:pPr>
-        <w:rPr>
-          <w:color w:val="EE0000"/>
-        </w:rPr>
-      </w:pPr>
-    </w:p>
-    <w:p>
-      <w:pPr>
-        <w:rPr>
-          <w:u w:val="single"/>
-        </w:rPr>
-      </w:pPr>
-      <w:r>
-        <w:rPr>
-          <w:u w:val="single"/>
-        </w:rPr>
-        <w:t xml:space="preserve">Cost </w:t>
-      </w:r>
-      <w:r>
-        <w:rPr>
-          <w:u w:val="single"/>
-        </w:rPr>
-        <w:t xml:space="preserve">and </w:t>
-      </w:r>
-      <w:r>
-        <w:rPr>
-          <w:u w:val="single"/>
-        </w:rPr>
-        <w:t xml:space="preserve">benefit analysis </w:t>
-      </w:r>
-    </w:p>
-    <w:p>
-      <w:r>
-        <w:t xml:space="preserve">Estimated reject cost: </w:t>
-      </w:r>
-    </w:p>
-    <w:p>
-      <w:r>
-        <w:t>-Personnel: The Analyst is the primary cost</w:t>
-      </w:r>
-      <w:r>
-        <w:t>, the time spent on data cleaning, modelling and evaluation.</w:t>
-      </w:r>
-    </w:p>
-    <w:p>
-      <w:r>
-        <w:t>-Computing resources:</w:t>
-      </w:r>
-      <w:r>
-        <w:t xml:space="preserve"> Software </w:t>
-      </w:r>
-      <w:r>
-        <w:t>like Python/Scikit- Learn are zero cost as we are using open-source tools</w:t>
-      </w:r>
-    </w:p>
-    <w:p>
-      <w:r>
-        <w:t>- Pandas for data manipulations is free of charge</w:t>
-      </w:r>
-    </w:p>
-    <w:p>
-      <w:r>
-        <w:t>-</w:t>
-      </w:r>
-      <w:r>
-        <w:t xml:space="preserve">Data acquisition: </w:t>
-      </w:r>
-      <w:r>
-        <w:t xml:space="preserve">Accessing to </w:t>
-      </w:r>
-      <w:proofErr w:type="spellStart"/>
-      <w:r>
-        <w:t>Met</w:t>
-      </w:r>
-      <w:proofErr w:type="spellEnd"/>
-      <w:r>
-        <w:t xml:space="preserve"> Eireann and Kaggle data is currently free of charge</w:t>
-      </w:r>
-    </w:p>
-    <w:p>
-      <w:pPr>
-        <w:rPr>
-          <w:color w:val="EE0000"/>
-        </w:rPr>
-      </w:pPr>
-      <w:r>
-        <w:rPr>
-          <w:color w:val="EE0000"/>
-        </w:rPr>
-        <w:t>NOTE, WHAT ABOUT POWER BI, IS IT FREE</w:t>
-      </w:r>
-      <w:r>
-        <w:rPr>
-          <w:color w:val="EE0000"/>
-        </w:rPr>
-        <w:t>, DO I NEED CLOUD SERVICES</w:t>
-      </w:r>
-      <w:r>
-        <w:rPr>
-          <w:color w:val="EE0000"/>
-        </w:rPr>
-        <w:t>?</w:t>
-      </w:r>
-    </w:p>
-    <w:p>
-      <w:r>
-        <w:t xml:space="preserve">Potential Benefits: </w:t>
-      </w:r>
-    </w:p>
-    <w:p>
-      <w:r>
-        <w:t>-Reduced Labour waste: By predict low demand days, the hotel can avoid unnecessary staff.</w:t>
-      </w:r>
-    </w:p>
-    <w:p>
-      <w:r>
-        <w:t xml:space="preserve">-Revenue protection: On high demand days the hotel will be prepared with the right </w:t>
-      </w:r>
-      <w:r>
-        <w:t>number</w:t>
-      </w:r>
-      <w:r>
-        <w:t xml:space="preserve"> of staff, preventing a negative experience to the guests, avoiding bad reviews, and making their experience unforgettable. </w:t>
-      </w:r>
-    </w:p>
-    <w:p>
-      <w:r>
-        <w:t>-Operational efficiency: An automated system reduces the time for manager to manually check weather and calendar events individually.</w:t>
-      </w:r>
-    </w:p>
-    <w:p>
-      <w:pPr>
-        <w:rPr>
-          <w:color w:val="EE0000"/>
-        </w:rPr>
-      </w:pPr>
-    </w:p>
-    <w:p>
-      <w:r>
-        <w:t>Monetary Example</w:t>
-      </w:r>
-      <w:r>
-        <w:t xml:space="preserve"> </w:t>
-      </w:r>
-      <w:r>
-        <w:t>Specific Comparison</w:t>
-      </w:r>
-    </w:p>
-    <w:p>
-      <w:r>
-        <w:t xml:space="preserve">Overstaffing: If we have 5 staff members paid 15 euro per hour on a rainy day or no busy day, then the loos is about 600 euro in salaries for that staff that will be hanging around. </w:t>
-      </w:r>
-    </w:p>
-    <w:p>
-      <w:r>
-        <w:t xml:space="preserve">Understaffing: If we didn’t consider the Tailor swift concert, that can lead to maybe 3 bad reviews on social media. </w:t>
-      </w:r>
-    </w:p>
-    <w:p>
-      <w:pPr>
-        <w:rPr>
-          <w:color w:val="EE0000"/>
-        </w:rPr>
-      </w:pPr>
-    </w:p>
-    <w:p>
-      <w:pPr>
-        <w:rPr>
-          <w:color w:val="EE0000"/>
-        </w:rPr>
-      </w:pPr>
-    </w:p>
-    <w:p>
-      <w:pPr>
-        <w:rPr>
-          <w:color w:val="EE0000"/>
-        </w:rPr>
-      </w:pPr>
-    </w:p>
-    <w:p>
-      <w:pPr>
-        <w:rPr>
-          <w:b/>
-          <w:bCs/>
-          <w:color w:val="EE0000"/>
-        </w:rPr>
-      </w:pPr>
-      <w:r>
-        <w:rPr>
-          <w:b/>
-          <w:bCs/>
-          <w:color w:val="EE0000"/>
-        </w:rPr>
-        <w:lastRenderedPageBreak/>
-        <w:t>Determine data mining/Machine Learning goals</w:t>
-      </w:r>
-    </w:p>
-    <w:p>
-      <w:pPr>
-        <w:rPr>
-          <w:u w:val="single"/>
-        </w:rPr>
-      </w:pPr>
-      <w:r>
-        <w:rPr>
-          <w:u w:val="single"/>
-        </w:rPr>
-        <w:t xml:space="preserve">Business Success Criteria: </w:t>
-      </w:r>
-    </w:p>
-    <w:p>
-      <w:r>
-        <w:t>Success will be achieved if the model can reduce overstaffing cost by at least 15% over a time of 3 months while maintaining a 4.5</w:t>
-      </w:r>
-      <w:r>
-        <w:t xml:space="preserve">/5 </w:t>
-      </w:r>
-      <w:r>
-        <w:t>star</w:t>
-      </w:r>
-      <w:r>
-        <w:t xml:space="preserve">s reviews on satisfaction rating. </w:t>
-      </w:r>
-    </w:p>
-    <w:p>
-      <w:pPr>
-        <w:rPr>
-          <w:u w:val="single"/>
-        </w:rPr>
-      </w:pPr>
-      <w:r>
-        <w:rPr>
-          <w:u w:val="single"/>
-        </w:rPr>
-        <w:t>Machine Learning Criteria:</w:t>
-      </w:r>
-    </w:p>
-    <w:p>
-      <w:r>
-        <w:t xml:space="preserve">The model should present </w:t>
-      </w:r>
-      <w:r>
-        <w:t>80% accuracy or higher</w:t>
-      </w:r>
-    </w:p>
-    <w:p>
-      <w:pPr>
-        <w:rPr>
-          <w:u w:val="single"/>
-        </w:rPr>
-      </w:pPr>
-    </w:p>
-    <w:p>
-      <w:pPr>
-        <w:rPr>
-          <w:u w:val="single"/>
-        </w:rPr>
-      </w:pPr>
-    </w:p>
-    <w:p>
-      <w:pPr>
-        <w:rPr>
-          <w:u w:val="single"/>
-        </w:rPr>
-      </w:pPr>
-    </w:p>
-    <w:p>
-      <w:pPr>
-        <w:rPr>
-          <w:u w:val="single"/>
-        </w:rPr>
-      </w:pPr>
-    </w:p>
-    <w:p>
-      <w:pPr>
-        <w:rPr>
-          <w:b/>
-          <w:bCs/>
-          <w:color w:val="EE0000"/>
-        </w:rPr>
-      </w:pPr>
-      <w:r>
-        <w:rPr>
-          <w:b/>
-          <w:bCs/>
-          <w:color w:val="EE0000"/>
-        </w:rPr>
-        <w:t>Produce project plan</w:t>
+      </w:pPr>
+      <w:r>
+        <w:t xml:space="preserve">2.4 </w:t>
+      </w:r>
+      <w:r>
+        <w:t>Verify data quality</w:t>
       </w:r>
     </w:p>
     <w:tbl>
@@ -3675,63 +3045,50 @@
         <w:tblLook w:val="04A0" w:firstRow="1" w:lastRow="0" w:firstColumn="1" w:lastColumn="0" w:noHBand="0" w:noVBand="1"/>
       </w:tblPr>
       <w:tblGrid>
-        <w:gridCol w:w="1797"/>
-        <w:gridCol w:w="1758"/>
-        <w:gridCol w:w="1778"/>
-        <w:gridCol w:w="1761"/>
-        <w:gridCol w:w="1922"/>
+        <w:gridCol w:w="2254"/>
+        <w:gridCol w:w="2254"/>
+        <w:gridCol w:w="2254"/>
+        <w:gridCol w:w="2254"/>
       </w:tblGrid>
       <w:tr>
         <w:tc>
           <w:tcPr>
-            <w:tcW w:w="1797" w:type="dxa"/>
-          </w:tcPr>
-          <w:p>
-            <w:r>
-              <w:t>PHASE</w:t>
-            </w:r>
-          </w:p>
-        </w:tc>
-        <w:tc>
-          <w:tcPr>
-            <w:tcW w:w="1758" w:type="dxa"/>
-          </w:tcPr>
-          <w:p>
-            <w:r>
-              <w:t>DURATION</w:t>
-            </w:r>
-          </w:p>
-        </w:tc>
-        <w:tc>
-          <w:tcPr>
-            <w:tcW w:w="1778" w:type="dxa"/>
-          </w:tcPr>
-          <w:p>
-            <w:r>
-              <w:t>INPUT</w:t>
-            </w:r>
-          </w:p>
-        </w:tc>
-        <w:tc>
-          <w:tcPr>
-            <w:tcW w:w="1761" w:type="dxa"/>
-          </w:tcPr>
-          <w:p>
-            <w:r>
-              <w:t xml:space="preserve">OUTPUT </w:t>
-            </w:r>
-          </w:p>
-        </w:tc>
-        <w:tc>
-          <w:tcPr>
-            <w:tcW w:w="1922" w:type="dxa"/>
-          </w:tcPr>
-          <w:p>
-            <w:r>
-              <w:t>DEPENDENC</w:t>
-            </w:r>
-            <w:r>
-              <w:t>IES</w:t>
+            <w:tcW w:w="2254" w:type="dxa"/>
+          </w:tcPr>
+          <w:p>
+            <w:r>
+              <w:lastRenderedPageBreak/>
+              <w:t>Issue</w:t>
+            </w:r>
+          </w:p>
+        </w:tc>
+        <w:tc>
+          <w:tcPr>
+            <w:tcW w:w="2254" w:type="dxa"/>
+          </w:tcPr>
+          <w:p>
+            <w:r>
+              <w:t>Description</w:t>
+            </w:r>
+          </w:p>
+        </w:tc>
+        <w:tc>
+          <w:tcPr>
+            <w:tcW w:w="2254" w:type="dxa"/>
+          </w:tcPr>
+          <w:p>
+            <w:r>
+              <w:t>Impact</w:t>
+            </w:r>
+          </w:p>
+        </w:tc>
+        <w:tc>
+          <w:tcPr>
+            <w:tcW w:w="2254" w:type="dxa"/>
+          </w:tcPr>
+          <w:p>
+            <w:r>
+              <w:t>Solution</w:t>
             </w:r>
           </w:p>
         </w:tc>
@@ -3739,88 +3096,64 @@
       <w:tr>
         <w:tc>
           <w:tcPr>
-            <w:tcW w:w="1797" w:type="dxa"/>
-          </w:tcPr>
-          <w:p>
-            <w:r>
-              <w:t xml:space="preserve">Business </w:t>
-            </w:r>
-          </w:p>
-          <w:p>
-            <w:r>
-              <w:t>Understanding</w:t>
-            </w:r>
-          </w:p>
-        </w:tc>
-        <w:tc>
-          <w:tcPr>
-            <w:tcW w:w="1758" w:type="dxa"/>
-          </w:tcPr>
-          <w:p>
-            <w:r>
-              <w:t>21</w:t>
-            </w:r>
-            <w:r>
-              <w:rPr>
-                <w:vertAlign w:val="superscript"/>
-              </w:rPr>
-              <w:t>st</w:t>
-            </w:r>
-            <w:r>
-              <w:t xml:space="preserve"> April</w:t>
-            </w:r>
-          </w:p>
-          <w:p>
-            <w:r>
-              <w:t>22</w:t>
-            </w:r>
-            <w:r>
-              <w:rPr>
-                <w:vertAlign w:val="superscript"/>
-              </w:rPr>
-              <w:t>nd</w:t>
-            </w:r>
-            <w:r>
-              <w:t xml:space="preserve"> April</w:t>
-            </w:r>
-          </w:p>
-        </w:tc>
-        <w:tc>
-          <w:tcPr>
-            <w:tcW w:w="1778" w:type="dxa"/>
-          </w:tcPr>
-          <w:p>
-            <w:r>
-              <w:t>Initial goals and notes</w:t>
-            </w:r>
-          </w:p>
-        </w:tc>
-        <w:tc>
-          <w:tcPr>
-            <w:tcW w:w="1761" w:type="dxa"/>
-          </w:tcPr>
-          <w:p>
-            <w:r>
-              <w:t xml:space="preserve">Finalized </w:t>
-            </w:r>
-            <w:r>
-              <w:t xml:space="preserve">plan, </w:t>
-            </w:r>
-            <w:r>
-              <w:t>objectives and c</w:t>
-            </w:r>
-            <w:r>
-              <w:t>riteria</w:t>
-            </w:r>
-          </w:p>
-        </w:tc>
-        <w:tc>
-          <w:tcPr>
-            <w:tcW w:w="1922" w:type="dxa"/>
-          </w:tcPr>
-          <w:p>
-            <w:r>
-              <w:t>None</w:t>
+            <w:tcW w:w="2254" w:type="dxa"/>
+          </w:tcPr>
+          <w:p>
+            <w:r>
+              <w:t>Cancelled bookings</w:t>
+            </w:r>
+          </w:p>
+        </w:tc>
+        <w:tc>
+          <w:tcPr>
+            <w:tcW w:w="2254" w:type="dxa"/>
+          </w:tcPr>
+          <w:p>
+            <w:r>
+              <w:t xml:space="preserve">33,102 </w:t>
+            </w:r>
+            <w:r>
+              <w:t>bookings</w:t>
+            </w:r>
+            <w:r>
+              <w:t xml:space="preserve"> </w:t>
+            </w:r>
+            <w:r>
+              <w:t>were</w:t>
+            </w:r>
+            <w:r>
+              <w:t xml:space="preserve"> </w:t>
+            </w:r>
+            <w:r>
+              <w:t>cancelled</w:t>
+            </w:r>
+          </w:p>
+        </w:tc>
+        <w:tc>
+          <w:tcPr>
+            <w:tcW w:w="2254" w:type="dxa"/>
+          </w:tcPr>
+          <w:p>
+            <w:r>
+              <w:t>Inflate occupancy</w:t>
+            </w:r>
+          </w:p>
+        </w:tc>
+        <w:tc>
+          <w:tcPr>
+            <w:tcW w:w="2254" w:type="dxa"/>
+          </w:tcPr>
+          <w:p>
+            <w:r>
+              <w:t xml:space="preserve">Filtered out using </w:t>
+            </w:r>
+            <w:proofErr w:type="spellStart"/>
+            <w:r>
+              <w:t>is_cancelled</w:t>
+            </w:r>
+            <w:proofErr w:type="spellEnd"/>
+            <w:r>
+              <w:t xml:space="preserve"> ==0</w:t>
             </w:r>
           </w:p>
         </w:tc>
@@ -3828,101 +3161,58 @@
       <w:tr>
         <w:tc>
           <w:tcPr>
-            <w:tcW w:w="1797" w:type="dxa"/>
-          </w:tcPr>
-          <w:p>
-            <w:r>
-              <w:t>Data</w:t>
-            </w:r>
-          </w:p>
-          <w:p>
-            <w:r>
-              <w:t>Understanding</w:t>
-            </w:r>
-          </w:p>
-        </w:tc>
-        <w:tc>
-          <w:tcPr>
-            <w:tcW w:w="1758" w:type="dxa"/>
-          </w:tcPr>
-          <w:p>
-            <w:r>
-              <w:t>23</w:t>
-            </w:r>
-            <w:r>
-              <w:rPr>
-                <w:vertAlign w:val="superscript"/>
-              </w:rPr>
-              <w:t>rd</w:t>
-            </w:r>
-            <w:r>
-              <w:t xml:space="preserve"> April-</w:t>
-            </w:r>
-          </w:p>
-          <w:p>
-            <w:r>
-              <w:t>30</w:t>
-            </w:r>
-            <w:r>
-              <w:rPr>
-                <w:vertAlign w:val="superscript"/>
-              </w:rPr>
-              <w:t>th</w:t>
-            </w:r>
-            <w:r>
-              <w:t xml:space="preserve"> </w:t>
-            </w:r>
-            <w:r>
-              <w:t xml:space="preserve"> April</w:t>
-            </w:r>
-          </w:p>
-        </w:tc>
-        <w:tc>
-          <w:tcPr>
-            <w:tcW w:w="1778" w:type="dxa"/>
-          </w:tcPr>
-          <w:p>
-            <w:r>
-              <w:t>Datasets from:</w:t>
-            </w:r>
-          </w:p>
-          <w:p>
-            <w:r>
-              <w:t xml:space="preserve">Met </w:t>
-            </w:r>
-            <w:r>
-              <w:t>Eireann</w:t>
-            </w:r>
-            <w:r>
-              <w:t xml:space="preserve">, </w:t>
-            </w:r>
-          </w:p>
-          <w:p>
-            <w:r>
-              <w:t>Kaggle</w:t>
-            </w:r>
-            <w:r>
-              <w:t xml:space="preserve"> and personalized event list</w:t>
-            </w:r>
-          </w:p>
-        </w:tc>
-        <w:tc>
-          <w:tcPr>
-            <w:tcW w:w="1761" w:type="dxa"/>
-          </w:tcPr>
-          <w:p>
-            <w:r>
-              <w:t>Data exploration report, initial data quality check</w:t>
-            </w:r>
-          </w:p>
-        </w:tc>
-        <w:tc>
-          <w:tcPr>
-            <w:tcW w:w="1922" w:type="dxa"/>
-          </w:tcPr>
-          <w:p>
-            <w:r>
-              <w:t>Access to data</w:t>
+            <w:tcW w:w="2254" w:type="dxa"/>
+          </w:tcPr>
+          <w:p>
+            <w:r>
+              <w:t>Zero stays</w:t>
+            </w:r>
+          </w:p>
+        </w:tc>
+        <w:tc>
+          <w:tcPr>
+            <w:tcW w:w="2254" w:type="dxa"/>
+          </w:tcPr>
+          <w:p>
+            <w:r>
+              <w:t>Booking marked with 0 nights</w:t>
+            </w:r>
+          </w:p>
+        </w:tc>
+        <w:tc>
+          <w:tcPr>
+            <w:tcW w:w="2254" w:type="dxa"/>
+          </w:tcPr>
+          <w:p>
+            <w:r>
+              <w:t>Generate extra rows with no useful data</w:t>
+            </w:r>
+          </w:p>
+        </w:tc>
+        <w:tc>
+          <w:tcPr>
+            <w:tcW w:w="2254" w:type="dxa"/>
+          </w:tcPr>
+          <w:p>
+            <w:r>
+              <w:t xml:space="preserve">I used </w:t>
+            </w:r>
+            <w:r>
+              <w:t xml:space="preserve">if </w:t>
+            </w:r>
+            <w:proofErr w:type="spellStart"/>
+            <w:r>
+              <w:t>stay_len</w:t>
+            </w:r>
+            <w:r>
+              <w:t>gth</w:t>
+            </w:r>
+            <w:proofErr w:type="spellEnd"/>
+            <w:r>
+              <w:t xml:space="preserve"> ==0 </w:t>
+            </w:r>
+            <w:r>
+              <w:t>continue</w:t>
             </w:r>
           </w:p>
         </w:tc>
@@ -3930,61 +3220,41 @@
       <w:tr>
         <w:tc>
           <w:tcPr>
-            <w:tcW w:w="1797" w:type="dxa"/>
-          </w:tcPr>
-          <w:p>
-            <w:r>
-              <w:t>Data preparation</w:t>
-            </w:r>
-          </w:p>
-        </w:tc>
-        <w:tc>
-          <w:tcPr>
-            <w:tcW w:w="1758" w:type="dxa"/>
-          </w:tcPr>
-          <w:p>
-            <w:r>
-              <w:t>28</w:t>
-            </w:r>
-            <w:r>
-              <w:rPr>
-                <w:vertAlign w:val="superscript"/>
-              </w:rPr>
-              <w:t>th</w:t>
-            </w:r>
-            <w:r>
-              <w:t xml:space="preserve"> April- </w:t>
-            </w:r>
-          </w:p>
-          <w:p/>
-        </w:tc>
-        <w:tc>
-          <w:tcPr>
-            <w:tcW w:w="1778" w:type="dxa"/>
-          </w:tcPr>
-          <w:p>
-            <w:r>
-              <w:t>Raw data from 3 data sets</w:t>
-            </w:r>
-          </w:p>
-        </w:tc>
-        <w:tc>
-          <w:tcPr>
-            <w:tcW w:w="1761" w:type="dxa"/>
-          </w:tcPr>
-          <w:p>
-            <w:r>
-              <w:t>Merge the sets</w:t>
-            </w:r>
-          </w:p>
-        </w:tc>
-        <w:tc>
-          <w:tcPr>
-            <w:tcW w:w="1922" w:type="dxa"/>
-          </w:tcPr>
-          <w:p>
-            <w:r>
-              <w:t>Previous phase</w:t>
+            <w:tcW w:w="2254" w:type="dxa"/>
+          </w:tcPr>
+          <w:p>
+            <w:r>
+              <w:t>High correlation</w:t>
+            </w:r>
+          </w:p>
+        </w:tc>
+        <w:tc>
+          <w:tcPr>
+            <w:tcW w:w="2254" w:type="dxa"/>
+          </w:tcPr>
+          <w:p>
+            <w:r>
+              <w:t>Min and max temp .82 correlation</w:t>
+            </w:r>
+          </w:p>
+        </w:tc>
+        <w:tc>
+          <w:tcPr>
+            <w:tcW w:w="2254" w:type="dxa"/>
+          </w:tcPr>
+          <w:p>
+            <w:r>
+              <w:t>Redundancy</w:t>
+            </w:r>
+          </w:p>
+        </w:tc>
+        <w:tc>
+          <w:tcPr>
+            <w:tcW w:w="2254" w:type="dxa"/>
+          </w:tcPr>
+          <w:p>
+            <w:r>
+              <w:t>Mint removed</w:t>
             </w:r>
           </w:p>
         </w:tc>
@@ -3992,148 +3262,520 @@
       <w:tr>
         <w:tc>
           <w:tcPr>
-            <w:tcW w:w="1797" w:type="dxa"/>
-          </w:tcPr>
-          <w:p>
-            <w:r>
-              <w:t>Modelling</w:t>
-            </w:r>
-          </w:p>
-        </w:tc>
-        <w:tc>
-          <w:tcPr>
-            <w:tcW w:w="1758" w:type="dxa"/>
-          </w:tcPr>
-          <w:p/>
-        </w:tc>
-        <w:tc>
-          <w:tcPr>
-            <w:tcW w:w="1778" w:type="dxa"/>
-          </w:tcPr>
-          <w:p>
-            <w:r>
-              <w:t>Prepared data sets</w:t>
-            </w:r>
-          </w:p>
-        </w:tc>
-        <w:tc>
-          <w:tcPr>
-            <w:tcW w:w="1761" w:type="dxa"/>
-          </w:tcPr>
-          <w:p>
-            <w:r>
-              <w:t>Random Forest regression model</w:t>
-            </w:r>
-          </w:p>
-        </w:tc>
-        <w:tc>
-          <w:tcPr>
-            <w:tcW w:w="1922" w:type="dxa"/>
-          </w:tcPr>
-          <w:p>
-            <w:r>
-              <w:t>Previous phase</w:t>
-            </w:r>
-          </w:p>
-        </w:tc>
-      </w:tr>
-      <w:tr>
-        <w:tc>
-          <w:tcPr>
-            <w:tcW w:w="1797" w:type="dxa"/>
-          </w:tcPr>
-          <w:p>
-            <w:r>
-              <w:t>Evaluation</w:t>
-            </w:r>
-          </w:p>
-        </w:tc>
-        <w:tc>
-          <w:tcPr>
-            <w:tcW w:w="1758" w:type="dxa"/>
-          </w:tcPr>
-          <w:p/>
-        </w:tc>
-        <w:tc>
-          <w:tcPr>
-            <w:tcW w:w="1778" w:type="dxa"/>
-          </w:tcPr>
-          <w:p>
-            <w:r>
-              <w:t>Model predict and test data</w:t>
-            </w:r>
-          </w:p>
-        </w:tc>
-        <w:tc>
-          <w:tcPr>
-            <w:tcW w:w="1761" w:type="dxa"/>
-          </w:tcPr>
-          <w:p>
-            <w:r>
-              <w:t>Evaluate 80% accuracy goal</w:t>
-            </w:r>
-          </w:p>
-        </w:tc>
-        <w:tc>
-          <w:tcPr>
-            <w:tcW w:w="1922" w:type="dxa"/>
-          </w:tcPr>
-          <w:p>
-            <w:r>
-              <w:t>Previous phase</w:t>
-            </w:r>
-          </w:p>
-        </w:tc>
-      </w:tr>
-      <w:tr>
-        <w:tc>
-          <w:tcPr>
-            <w:tcW w:w="1797" w:type="dxa"/>
-          </w:tcPr>
-          <w:p>
-            <w:r>
-              <w:t>Deployment</w:t>
-            </w:r>
-          </w:p>
-        </w:tc>
-        <w:tc>
-          <w:tcPr>
-            <w:tcW w:w="1758" w:type="dxa"/>
-          </w:tcPr>
-          <w:p/>
-        </w:tc>
-        <w:tc>
-          <w:tcPr>
-            <w:tcW w:w="1778" w:type="dxa"/>
-          </w:tcPr>
-          <w:p>
-            <w:r>
-              <w:t>Final model and evaluation results</w:t>
-            </w:r>
-          </w:p>
-        </w:tc>
-        <w:tc>
-          <w:tcPr>
-            <w:tcW w:w="1761" w:type="dxa"/>
-          </w:tcPr>
-          <w:p>
-            <w:r>
-              <w:t>Power Bi report</w:t>
-            </w:r>
-          </w:p>
-        </w:tc>
-        <w:tc>
-          <w:tcPr>
-            <w:tcW w:w="1922" w:type="dxa"/>
-          </w:tcPr>
-          <w:p>
-            <w:r>
-              <w:t>Previous phase</w:t>
+            <w:tcW w:w="2254" w:type="dxa"/>
+          </w:tcPr>
+          <w:p>
+            <w:r>
+              <w:t>Synthetic data set</w:t>
+            </w:r>
+          </w:p>
+        </w:tc>
+        <w:tc>
+          <w:tcPr>
+            <w:tcW w:w="2254" w:type="dxa"/>
+          </w:tcPr>
+          <w:p>
+            <w:r>
+              <w:t>Event data set was AI generated</w:t>
+            </w:r>
+          </w:p>
+        </w:tc>
+        <w:tc>
+          <w:tcPr>
+            <w:tcW w:w="2254" w:type="dxa"/>
+          </w:tcPr>
+          <w:p>
+            <w:r>
+              <w:t>May not be accurate</w:t>
+            </w:r>
+          </w:p>
+        </w:tc>
+        <w:tc>
+          <w:tcPr>
+            <w:tcW w:w="2254" w:type="dxa"/>
+          </w:tcPr>
+          <w:p>
+            <w:r>
+              <w:t>Acknowledge as a project limitation</w:t>
             </w:r>
           </w:p>
         </w:tc>
       </w:tr>
     </w:tbl>
+    <w:p/>
+    <w:p>
+      <w:pPr>
+        <w:rPr>
+          <w:color w:val="EE0000"/>
+        </w:rPr>
+      </w:pPr>
+      <w:r>
+        <w:t>After resolving all identified issues, the final merged dataset contained 793 rows and was verified as complete, with no missing values in any of the columns used for modelling.</w:t>
+      </w:r>
+    </w:p>
+    <w:p>
+      <w:r>
+        <w:rPr>
+          <w:highlight w:val="yellow"/>
+        </w:rPr>
+        <w:t>INSERT IMAGE</w:t>
+      </w:r>
+    </w:p>
+    <w:p>
+      <w:pPr>
+        <w:rPr>
+          <w:color w:val="EE0000"/>
+        </w:rPr>
+      </w:pPr>
+    </w:p>
+    <w:p>
+      <w:pPr>
+        <w:rPr>
+          <w:b/>
+          <w:bCs/>
+        </w:rPr>
+      </w:pPr>
+      <w:r>
+        <w:rPr>
+          <w:b/>
+          <w:bCs/>
+        </w:rPr>
+        <w:t>3 Data preparation</w:t>
+      </w:r>
+    </w:p>
+    <w:p>
+      <w:pPr>
+        <w:rPr>
+          <w:b/>
+          <w:bCs/>
+        </w:rPr>
+      </w:pPr>
+      <w:r>
+        <w:rPr>
+          <w:b/>
+          <w:bCs/>
+        </w:rPr>
+        <w:t>3.1 Data cleaning report</w:t>
+      </w:r>
+    </w:p>
+    <w:p>
+      <w:r>
+        <w:t xml:space="preserve">Temporal alignment was applied since we the hotel data set started on </w:t>
+      </w:r>
+      <w:r>
+        <w:t>2015-07-01</w:t>
+      </w:r>
+      <w:r>
+        <w:t xml:space="preserve"> and ended on </w:t>
+      </w:r>
+      <w:r>
+        <w:t>2017-08-31</w:t>
+      </w:r>
+      <w:r>
+        <w:t>, whereas the events and weather data sets started on 2015-01-01</w:t>
+      </w:r>
+      <w:r>
+        <w:t>.</w:t>
+      </w:r>
+    </w:p>
+    <w:p>
+      <w:r>
+        <w:rPr>
+          <w:highlight w:val="yellow"/>
+        </w:rPr>
+        <w:t>INSERT IMAGE</w:t>
+      </w:r>
+    </w:p>
+    <w:p>
+      <w:r>
+        <w:t>I also noticed the hotel data set contains 2 hotels</w:t>
+      </w:r>
+      <w:r>
+        <w:t xml:space="preserve">: </w:t>
+      </w:r>
+      <w:r>
+        <w:t>'Resort Hotel' 'City Hotel'</w:t>
+      </w:r>
+      <w:r>
+        <w:t xml:space="preserve">, the best fit for our project is to choose the city hotel, since is the one that best describe </w:t>
+      </w:r>
+      <w:r>
+        <w:t xml:space="preserve">the Glasnevin example. </w:t>
+      </w:r>
+    </w:p>
+    <w:p>
+      <w:r>
+        <w:rPr>
+          <w:highlight w:val="yellow"/>
+        </w:rPr>
+        <w:t>INSERT IMAGE</w:t>
+      </w:r>
+    </w:p>
+    <w:p>
+      <w:r>
+        <w:t>The biggest initial problem was that the occupancy was being calculated wrong. The original approach was adding the number of bookings ok each day, generating a unique arrival number, meaning that if a guest arrived on Monday and stayed for 4 nights, that occupancy as only counting for Monday. This has to be changed since we needed to add the 4 nights to each day of the week, Monday, Tuesday, Wednesday and Thursday.</w:t>
+      </w:r>
+    </w:p>
+    <w:p>
+      <w:r>
+        <w:t>The fix was to use the .</w:t>
+      </w:r>
+      <w:proofErr w:type="spellStart"/>
+      <w:r>
+        <w:t>Timedelta</w:t>
+      </w:r>
+      <w:proofErr w:type="spellEnd"/>
+      <w:r>
+        <w:t xml:space="preserve"> function to add the number of nights to the dates, so they can me added properly</w:t>
+      </w:r>
+      <w:r>
+        <w:t xml:space="preserve"> to every single day of the week as correspond. </w:t>
+      </w:r>
+    </w:p>
+    <w:p>
+      <w:r>
+        <w:rPr>
+          <w:highlight w:val="yellow"/>
+        </w:rPr>
+        <w:t>INSERT IMAGE</w:t>
+      </w:r>
+    </w:p>
+    <w:p/>
+    <w:p/>
+    <w:p>
+      <w:r>
+        <w:t>3.2 Construct data</w:t>
+      </w:r>
+    </w:p>
+    <w:p>
+      <w:r>
+        <w:t>Ther</w:t>
+      </w:r>
+      <w:r>
+        <w:t>e are several attributes created from existing data that helps to the model to understand the data</w:t>
+      </w:r>
+      <w:r>
+        <w:t xml:space="preserve"> and give structure to this project. </w:t>
+      </w:r>
+    </w:p>
+    <w:p>
+      <w:r>
+        <w:t xml:space="preserve">I applied Cyclical encoding, this means that I notice we needed to give sense to the months of the year, to </w:t>
+      </w:r>
+      <w:r>
+        <w:t xml:space="preserve">avoid that </w:t>
+      </w:r>
+      <w:r>
+        <w:t>ou</w:t>
+      </w:r>
+      <w:r>
+        <w:t>r</w:t>
+      </w:r>
+      <w:r>
+        <w:t xml:space="preserve"> model interpretate the month of December (12</w:t>
+      </w:r>
+      <w:r>
+        <w:rPr>
+          <w:vertAlign w:val="superscript"/>
+        </w:rPr>
+        <w:t>th</w:t>
+      </w:r>
+      <w:r>
+        <w:t xml:space="preserve"> month on the calendar</w:t>
+      </w:r>
+      <w:r>
+        <w:t>)</w:t>
+      </w:r>
+      <w:r>
+        <w:t>, as the most important in the ranking, and January (the 1</w:t>
+      </w:r>
+      <w:r>
+        <w:rPr>
+          <w:vertAlign w:val="superscript"/>
+        </w:rPr>
+        <w:t>st</w:t>
+      </w:r>
+      <w:r>
+        <w:t xml:space="preserve"> on the calendar) as the least important</w:t>
+      </w:r>
+      <w:r>
+        <w:t>. T</w:t>
+      </w:r>
+      <w:r>
+        <w:t xml:space="preserve">he months of the calendar doesn’t have a ranking, so te fix for this </w:t>
+      </w:r>
+      <w:r>
+        <w:t>issue is to</w:t>
+      </w:r>
+      <w:r>
+        <w:t xml:space="preserve"> </w:t>
+      </w:r>
+      <w:r>
+        <w:t xml:space="preserve">use Sine and Cosine </w:t>
+      </w:r>
+      <w:r>
+        <w:t xml:space="preserve">to create a circular </w:t>
+      </w:r>
+      <w:r>
+        <w:t xml:space="preserve">relationship for months and weeks features. </w:t>
+      </w:r>
+      <w:r>
+        <w:t xml:space="preserve">This ensures </w:t>
+      </w:r>
+      <w:r>
+        <w:t xml:space="preserve">the model reads cyclical </w:t>
+      </w:r>
+      <w:r>
+        <w:t xml:space="preserve">data. </w:t>
+      </w:r>
+    </w:p>
+    <w:p/>
+    <w:p>
+      <w:r>
+        <w:rPr>
+          <w:highlight w:val="yellow"/>
+        </w:rPr>
+        <w:t>INSERT IMAGE</w:t>
+      </w:r>
+    </w:p>
+    <w:p>
+      <w:r>
+        <w:t xml:space="preserve">One-hot Encoding also was applied to </w:t>
+      </w:r>
+      <w:r>
+        <w:t xml:space="preserve">transform categorical </w:t>
+      </w:r>
+      <w:r>
+        <w:t xml:space="preserve">values </w:t>
+      </w:r>
+      <w:r>
+        <w:t xml:space="preserve">like </w:t>
+      </w:r>
+      <w:r>
+        <w:t>"</w:t>
+      </w:r>
+      <w:proofErr w:type="spellStart"/>
+      <w:r>
+        <w:t>day_of_week</w:t>
+      </w:r>
+      <w:proofErr w:type="spellEnd"/>
+      <w:r>
+        <w:t>"</w:t>
+      </w:r>
+      <w:r>
+        <w:t xml:space="preserve"> and </w:t>
+      </w:r>
+      <w:r>
+        <w:t>"</w:t>
+      </w:r>
+      <w:proofErr w:type="spellStart"/>
+      <w:r>
+        <w:t>weather_quality</w:t>
+      </w:r>
+      <w:proofErr w:type="spellEnd"/>
+      <w:r>
+        <w:t>"</w:t>
+      </w:r>
+      <w:r>
+        <w:t xml:space="preserve"> </w:t>
+      </w:r>
+      <w:r>
+        <w:t>into</w:t>
+      </w:r>
+      <w:r>
+        <w:t xml:space="preserve"> </w:t>
+      </w:r>
+      <w:r>
+        <w:t>binary columns that erase the ranking crated by its positions</w:t>
+      </w:r>
+      <w:r>
+        <w:t xml:space="preserve"> on the rows. By using </w:t>
+      </w:r>
+      <w:r>
+        <w:t>One-hot Encoding</w:t>
+      </w:r>
+      <w:r>
+        <w:t xml:space="preserve"> now all </w:t>
+      </w:r>
+      <w:r>
+        <w:t xml:space="preserve">categorical values contain </w:t>
+      </w:r>
+      <w:proofErr w:type="spellStart"/>
+      <w:r>
+        <w:t>it</w:t>
+      </w:r>
+      <w:proofErr w:type="spellEnd"/>
+      <w:r>
+        <w:t xml:space="preserve"> own independent value. </w:t>
+      </w:r>
+    </w:p>
+    <w:p>
+      <w:r>
+        <w:rPr>
+          <w:highlight w:val="yellow"/>
+        </w:rPr>
+        <w:t>INSERT IMAGE</w:t>
+      </w:r>
+    </w:p>
+    <w:p/>
+    <w:p>
+      <w:r>
+        <w:t xml:space="preserve">Lag features were needed to provide sense to the data, to create repetitions to learn from. </w:t>
+      </w:r>
+      <w:r>
+        <w:t>After the EDA it was clear that the weather patterns demonstrate to be relevant along the</w:t>
+      </w:r>
+      <w:r>
+        <w:t xml:space="preserve"> </w:t>
+      </w:r>
+      <w:r>
+        <w:t>time,</w:t>
+      </w:r>
+      <w:r>
+        <w:t xml:space="preserve"> so the list of new features created</w:t>
+      </w:r>
+      <w:r>
+        <w:t xml:space="preserve">: </w:t>
+      </w:r>
+    </w:p>
+    <w:p>
+      <w:r>
+        <w:rPr>
+          <w:highlight w:val="yellow"/>
+        </w:rPr>
+        <w:t>INSERT IMAGE</w:t>
+      </w:r>
+    </w:p>
+    <w:p>
+      <w:r>
+        <w:rPr>
+          <w:highlight w:val="yellow"/>
+        </w:rPr>
+        <w:t>INSERT IMAGE</w:t>
+      </w:r>
+    </w:p>
+    <w:p>
+      <w:r>
+        <w:rPr>
+          <w:highlight w:val="yellow"/>
+        </w:rPr>
+        <w:t>INSERT IMAGE</w:t>
+      </w:r>
+    </w:p>
+    <w:p>
+      <w:r>
+        <w:rPr>
+          <w:highlight w:val="yellow"/>
+        </w:rPr>
+        <w:t>INSERT IMAGE</w:t>
+      </w:r>
+    </w:p>
+    <w:p/>
+    <w:p>
+      <w:r>
+        <w:t xml:space="preserve">Finally I created the categories that define and describe the weather </w:t>
+      </w:r>
+      <w:r>
+        <w:t>seasons, this provides sense to row data that can be hard to</w:t>
+      </w:r>
+      <w:r>
+        <w:t xml:space="preserve"> interpretate. </w:t>
+      </w:r>
+    </w:p>
+    <w:p>
+      <w:r>
+        <w:rPr>
+          <w:highlight w:val="yellow"/>
+        </w:rPr>
+        <w:t>INSERT IMAGE</w:t>
+      </w:r>
+    </w:p>
+    <w:p/>
+    <w:p/>
+    <w:p>
+      <w:r>
+        <w:t>3.</w:t>
+      </w:r>
+      <w:r>
+        <w:t>2</w:t>
+      </w:r>
+      <w:r>
+        <w:t>. Integrated data</w:t>
+      </w:r>
+    </w:p>
+    <w:p>
+      <w:r>
+        <w:lastRenderedPageBreak/>
+        <w:t xml:space="preserve">The 3 prepared data sets, after cleaning, were merged into a single data frame </w:t>
+      </w:r>
+      <w:r>
+        <w:t xml:space="preserve">using the “date” </w:t>
+      </w:r>
+      <w:r>
+        <w:t>as a common column to join them. The final merge contained 793 rows</w:t>
+      </w:r>
+      <w:r>
+        <w:t xml:space="preserve"> and goes from </w:t>
+      </w:r>
+      <w:r>
+        <w:t xml:space="preserve">2015-07-01 </w:t>
+      </w:r>
+      <w:r>
+        <w:t>to</w:t>
+      </w:r>
+      <w:r>
+        <w:t xml:space="preserve"> 2017-08-31</w:t>
+      </w:r>
+      <w:r>
+        <w:t xml:space="preserve">. </w:t>
+      </w:r>
+    </w:p>
+    <w:p/>
+    <w:p>
+      <w:r>
+        <w:rPr>
+          <w:highlight w:val="yellow"/>
+        </w:rPr>
+        <w:t>INSERT IMAGE</w:t>
+      </w:r>
+    </w:p>
+    <w:p/>
+    <w:p>
+      <w:pPr>
+        <w:rPr>
+          <w:b/>
+          <w:bCs/>
+        </w:rPr>
+      </w:pPr>
+      <w:r>
+        <w:rPr>
+          <w:b/>
+          <w:bCs/>
+        </w:rPr>
+        <w:t xml:space="preserve">4 </w:t>
+      </w:r>
+      <w:r>
+        <w:rPr>
+          <w:b/>
+          <w:bCs/>
+        </w:rPr>
+        <w:t>Model</w:t>
+      </w:r>
+      <w:r>
+        <w:rPr>
+          <w:b/>
+          <w:bCs/>
+        </w:rPr>
+        <w:t>l</w:t>
+      </w:r>
+      <w:r>
+        <w:rPr>
+          <w:b/>
+          <w:bCs/>
+        </w:rPr>
+        <w:t>ing</w:t>
+      </w:r>
+    </w:p>
     <w:p>
       <w:pPr>
         <w:rPr>
@@ -4142,6 +3784,1492 @@
           <w:color w:val="EE0000"/>
         </w:rPr>
       </w:pPr>
+      <w:r>
+        <w:rPr>
+          <w:b/>
+          <w:bCs/>
+        </w:rPr>
+        <w:t xml:space="preserve">4.1 </w:t>
+      </w:r>
+      <w:r>
+        <w:rPr>
+          <w:b/>
+          <w:bCs/>
+        </w:rPr>
+        <w:t xml:space="preserve">Select modelling technique </w:t>
+      </w:r>
+    </w:p>
+    <w:p>
+      <w:r>
+        <w:t xml:space="preserve">Rather than select only one model, I ran 3 possible candidates that can </w:t>
+      </w:r>
+      <w:r>
+        <w:t xml:space="preserve">work with </w:t>
+      </w:r>
+      <w:r>
+        <w:t>these features</w:t>
+      </w:r>
+      <w:r>
+        <w:t xml:space="preserve"> to provide a solution</w:t>
+      </w:r>
+      <w:r>
+        <w:t xml:space="preserve"> for this</w:t>
+      </w:r>
+      <w:r>
+        <w:t xml:space="preserve"> Regression</w:t>
+      </w:r>
+      <w:r>
+        <w:t xml:space="preserve"> problem</w:t>
+      </w:r>
+      <w:r>
+        <w:t xml:space="preserve">. </w:t>
+      </w:r>
+    </w:p>
+    <w:p>
+      <w:r>
+        <w:t>The three options are supervised algorithms</w:t>
+      </w:r>
+      <w:r>
+        <w:t xml:space="preserve"> that can work on the historical data available for training and give a good prediction of the target. </w:t>
+      </w:r>
+    </w:p>
+    <w:p>
+      <w:r>
+        <w:t xml:space="preserve">My </w:t>
+      </w:r>
+      <w:r>
+        <w:t>choices were</w:t>
+      </w:r>
+      <w:r>
+        <w:t>:</w:t>
+      </w:r>
+    </w:p>
+    <w:p>
+      <w:pPr>
+        <w:pStyle w:val="ListParagraph"/>
+        <w:numPr>
+          <w:ilvl w:val="0"/>
+          <w:numId w:val="35"/>
+        </w:numPr>
+      </w:pPr>
+      <w:r>
+        <w:t>Linear Regression</w:t>
+      </w:r>
+      <w:r>
+        <w:t xml:space="preserve">, </w:t>
+      </w:r>
+      <w:r>
+        <w:t xml:space="preserve">it can predict </w:t>
+      </w:r>
+      <w:r>
+        <w:t>a linear relationship between occupancy and features</w:t>
+      </w:r>
+    </w:p>
+    <w:p>
+      <w:pPr>
+        <w:pStyle w:val="ListParagraph"/>
+        <w:numPr>
+          <w:ilvl w:val="0"/>
+          <w:numId w:val="35"/>
+        </w:numPr>
+      </w:pPr>
+      <w:r>
+        <w:t>Decision Tree Regressor</w:t>
+      </w:r>
+      <w:r>
+        <w:t>, it can handle non linear relationships</w:t>
+      </w:r>
+      <w:r>
+        <w:t xml:space="preserve"> and easy to interpret</w:t>
+      </w:r>
+    </w:p>
+    <w:p>
+      <w:pPr>
+        <w:pStyle w:val="ListParagraph"/>
+        <w:numPr>
+          <w:ilvl w:val="0"/>
+          <w:numId w:val="35"/>
+        </w:numPr>
+      </w:pPr>
+      <w:r>
+        <w:t>Random Forest</w:t>
+      </w:r>
+      <w:r>
+        <w:t>, is resistant to overfitting</w:t>
+      </w:r>
+    </w:p>
+    <w:p>
+      <w:r>
+        <w:t>Modelling assumptions</w:t>
+      </w:r>
+    </w:p>
+    <w:p>
+      <w:pPr>
+        <w:pStyle w:val="ListParagraph"/>
+        <w:numPr>
+          <w:ilvl w:val="0"/>
+          <w:numId w:val="36"/>
+        </w:numPr>
+      </w:pPr>
+      <w:r>
+        <w:t>We can assume that historical patterns from 2015 are still repeating nowadays</w:t>
+      </w:r>
+    </w:p>
+    <w:p>
+      <w:pPr>
+        <w:pStyle w:val="ListParagraph"/>
+        <w:numPr>
+          <w:ilvl w:val="0"/>
+          <w:numId w:val="36"/>
+        </w:numPr>
+      </w:pPr>
+      <w:r>
+        <w:t xml:space="preserve">The ratio used was 1 staff member per 10 guests, assuming </w:t>
+      </w:r>
+      <w:r>
+        <w:t>is a small/medium hotel</w:t>
+      </w:r>
+    </w:p>
+    <w:p>
+      <w:pPr>
+        <w:pStyle w:val="ListParagraph"/>
+        <w:numPr>
+          <w:ilvl w:val="0"/>
+          <w:numId w:val="36"/>
+        </w:numPr>
+      </w:pPr>
+      <w:r>
+        <w:t>Assume that the event data set</w:t>
+      </w:r>
+      <w:r>
+        <w:t xml:space="preserve"> represents the right events </w:t>
+      </w:r>
+      <w:r>
+        <w:t xml:space="preserve"> and bank holidays </w:t>
+      </w:r>
+      <w:r>
+        <w:t>for Dublin</w:t>
+      </w:r>
+    </w:p>
+    <w:p>
+      <w:pPr>
+        <w:pStyle w:val="ListParagraph"/>
+        <w:numPr>
+          <w:ilvl w:val="0"/>
+          <w:numId w:val="36"/>
+        </w:numPr>
+      </w:pPr>
+      <w:r>
+        <w:t xml:space="preserve">The modes </w:t>
+      </w:r>
+      <w:r>
+        <w:t>don’t</w:t>
+      </w:r>
+      <w:r>
+        <w:t xml:space="preserve"> take in consideration </w:t>
+      </w:r>
+      <w:r>
+        <w:t xml:space="preserve">unpredictable events such as health crisis or </w:t>
+      </w:r>
+      <w:r>
+        <w:t xml:space="preserve">big emergencies. </w:t>
+      </w:r>
+    </w:p>
+    <w:p/>
+    <w:p>
+      <w:r>
+        <w:t xml:space="preserve">4.2 </w:t>
+      </w:r>
+      <w:r>
+        <w:t>Generate test design</w:t>
+      </w:r>
+    </w:p>
+    <w:p>
+      <w:r>
+        <w:t>Before to</w:t>
+      </w:r>
+      <w:r>
+        <w:t xml:space="preserve"> implement any </w:t>
+      </w:r>
+      <w:r>
+        <w:t xml:space="preserve">model </w:t>
+      </w:r>
+      <w:r>
+        <w:t xml:space="preserve">for our project, the data </w:t>
+      </w:r>
+      <w:r>
+        <w:t xml:space="preserve">was </w:t>
+      </w:r>
+      <w:r>
+        <w:t xml:space="preserve">divided to tested and compared. </w:t>
+      </w:r>
+    </w:p>
+    <w:p>
+      <w:r>
+        <w:t xml:space="preserve">The data set was divided into training </w:t>
+      </w:r>
+      <w:r>
+        <w:t>8</w:t>
+      </w:r>
+      <w:r>
+        <w:t>0</w:t>
+      </w:r>
+      <w:r>
+        <w:t>% and 20 % for testing</w:t>
+      </w:r>
+      <w:r>
+        <w:t>.</w:t>
+      </w:r>
+    </w:p>
+    <w:p>
+      <w:r>
+        <w:rPr>
+          <w:highlight w:val="yellow"/>
+        </w:rPr>
+        <w:t>INSERT IMAGE</w:t>
+      </w:r>
+    </w:p>
+    <w:p>
+      <w:r>
+        <w:lastRenderedPageBreak/>
+        <w:t xml:space="preserve">Deliberately was chosen to be taste </w:t>
+      </w:r>
+      <w:r>
+        <w:t xml:space="preserve">chronologically, </w:t>
+      </w:r>
+      <w:r>
+        <w:t xml:space="preserve">this is a key factor to ensure the model </w:t>
+      </w:r>
+      <w:r>
+        <w:t xml:space="preserve">do not cheat since the main feature holding this data sets is the “date”, we have to ensure the modes does not try to </w:t>
+      </w:r>
+      <w:r>
+        <w:t xml:space="preserve">predict from the feature, messing with the season of the year that we already </w:t>
+      </w:r>
+      <w:r>
+        <w:t xml:space="preserve">prove they have a huge contribution to the correlation. </w:t>
+      </w:r>
+    </w:p>
+    <w:p>
+      <w:r>
+        <w:t>To fix this .</w:t>
+      </w:r>
+      <w:proofErr w:type="spellStart"/>
+      <w:r>
+        <w:t>iloc</w:t>
+      </w:r>
+      <w:proofErr w:type="spellEnd"/>
+      <w:r>
+        <w:t xml:space="preserve"> function was used</w:t>
+      </w:r>
+      <w:r>
+        <w:t>. Integer Location assign a position to the rows</w:t>
+      </w:r>
+      <w:r>
+        <w:t xml:space="preserve">, and right after it is possible to split the data </w:t>
+      </w:r>
+      <w:r>
+        <w:t>indicating where exactly</w:t>
+      </w:r>
+      <w:r>
+        <w:t xml:space="preserve"> the </w:t>
+      </w:r>
+      <w:r>
+        <w:t>test</w:t>
+      </w:r>
+      <w:r>
+        <w:t xml:space="preserve"> and </w:t>
+      </w:r>
+      <w:r>
+        <w:t>train start and begin</w:t>
+      </w:r>
+      <w:r>
+        <w:t xml:space="preserve">. </w:t>
+      </w:r>
+    </w:p>
+    <w:p>
+      <w:r>
+        <w:rPr>
+          <w:highlight w:val="yellow"/>
+        </w:rPr>
+        <w:t>INSERT IMAGE</w:t>
+      </w:r>
+    </w:p>
+    <w:p/>
+    <w:p>
+      <w:r>
+        <w:t xml:space="preserve">And </w:t>
+      </w:r>
+      <w:r>
+        <w:t xml:space="preserve">Cross validation was used </w:t>
+      </w:r>
+      <w:r>
+        <w:t xml:space="preserve">to ensure that the </w:t>
+      </w:r>
+      <w:r>
+        <w:t xml:space="preserve">training set follows the 5 splits we selected </w:t>
+      </w:r>
+      <w:r>
+        <w:t>are working in chronological order, making sure each round</w:t>
+      </w:r>
+      <w:r>
+        <w:t xml:space="preserve"> is</w:t>
+      </w:r>
+      <w:r>
+        <w:t xml:space="preserve"> </w:t>
+      </w:r>
+      <w:r>
+        <w:t>trained in the past, works on the future.</w:t>
+      </w:r>
+    </w:p>
+    <w:p>
+      <w:r>
+        <w:rPr>
+          <w:highlight w:val="yellow"/>
+        </w:rPr>
+        <w:t>INSERT IMAGE</w:t>
+      </w:r>
+    </w:p>
+    <w:p>
+      <w:pPr>
+        <w:rPr>
+          <w:b/>
+          <w:bCs/>
+        </w:rPr>
+      </w:pPr>
+      <w:r>
+        <w:rPr>
+          <w:b/>
+          <w:bCs/>
+        </w:rPr>
+        <w:t xml:space="preserve">4.3 </w:t>
+      </w:r>
+      <w:r>
+        <w:rPr>
+          <w:b/>
+          <w:bCs/>
+        </w:rPr>
+        <w:t>Build model</w:t>
+      </w:r>
+    </w:p>
+    <w:p>
+      <w:r>
+        <w:t xml:space="preserve">The purpose of this evaluation is to compare over all </w:t>
+      </w:r>
+      <w:proofErr w:type="spellStart"/>
+      <w:r>
+        <w:t>perfomance</w:t>
+      </w:r>
+      <w:proofErr w:type="spellEnd"/>
+      <w:r>
+        <w:t>, not to measure the final performance.</w:t>
+      </w:r>
+    </w:p>
+    <w:p>
+      <w:r>
+        <w:t xml:space="preserve">If we look at the three R2, all of them are negative, not meaning exactly a bad thing, but the data set is </w:t>
+      </w:r>
+      <w:r>
+        <w:t>not</w:t>
+      </w:r>
+      <w:r>
+        <w:t xml:space="preserve"> that big to learn reliable patterns. Once the actual model is </w:t>
+      </w:r>
+      <w:r>
+        <w:t>running</w:t>
+      </w:r>
+      <w:r>
+        <w:t>, the R2 improves significantly.</w:t>
+      </w:r>
+    </w:p>
+    <w:p>
+      <w:r>
+        <w:t>Decision Tree: The cross-validation results show that no single model wins on both metrics simultaneously. Decision Tree has the lowest standard deviation (0.3983) suggesting it is the most consistent, however its R² of -0.5540 is the worst of the three, meaning it is consistently wrong, not consistently good.</w:t>
+      </w:r>
+    </w:p>
+    <w:p>
+      <w:r>
+        <w:t xml:space="preserve">Linear Regression seems to have a box tall enough to </w:t>
+      </w:r>
+      <w:r>
+        <w:t>ensure</w:t>
+      </w:r>
+      <w:r>
+        <w:t xml:space="preserve"> that contains very volatile and </w:t>
+      </w:r>
+      <w:r>
+        <w:t>unpredictable</w:t>
+      </w:r>
+      <w:r>
+        <w:t xml:space="preserve"> information.</w:t>
+      </w:r>
+    </w:p>
+    <w:p>
+      <w:r>
+        <w:t xml:space="preserve">Finally Random Forest: This one shows a bit more compact box in </w:t>
+      </w:r>
+      <w:r>
+        <w:t>comparison</w:t>
+      </w:r>
+      <w:r>
+        <w:t xml:space="preserve"> to Linear Regression, the data seems to be stable enough, and the consistency may not be the best but this model present to be the most reliable</w:t>
+      </w:r>
+    </w:p>
+    <w:p>
+      <w:r>
+        <w:t>Linear Regression and Randon Forest contain outlier split, representing their worst case performance. Linear Regression produced the most extreme outlier at approximately -3.5, Random Forest's outlier of approximately -1.8, confirming that even in its worst case scenario, RF remains the most reliable choice.</w:t>
+      </w:r>
+    </w:p>
+    <w:p>
+      <w:r>
+        <w:rPr>
+          <w:highlight w:val="yellow"/>
+        </w:rPr>
+        <w:t>INSERT IMAGE</w:t>
+      </w:r>
+    </w:p>
+    <w:p/>
+    <w:p>
+      <w:pPr>
+        <w:rPr>
+          <w:b/>
+          <w:bCs/>
+        </w:rPr>
+      </w:pPr>
+      <w:r>
+        <w:rPr>
+          <w:b/>
+          <w:bCs/>
+        </w:rPr>
+        <w:lastRenderedPageBreak/>
+        <w:t xml:space="preserve">4.4 </w:t>
+      </w:r>
+      <w:r>
+        <w:rPr>
+          <w:b/>
+          <w:bCs/>
+        </w:rPr>
+        <w:t>Assess model</w:t>
+      </w:r>
+    </w:p>
+    <w:p>
+      <w:pPr>
+        <w:rPr>
+          <w:b/>
+          <w:bCs/>
+        </w:rPr>
+      </w:pPr>
+      <w:r>
+        <w:t xml:space="preserve">Random Forest </w:t>
+      </w:r>
+      <w:r>
+        <w:t xml:space="preserve">was selected as the final model to implement, this wasn’t a hard decision since is the middle point form the three evaluated. </w:t>
+      </w:r>
+      <w:r>
+        <w:rPr>
+          <w:b/>
+          <w:bCs/>
+        </w:rPr>
+        <w:t xml:space="preserve"> </w:t>
+      </w:r>
+      <w:r>
+        <w:rPr>
+          <w:b/>
+          <w:bCs/>
+        </w:rPr>
+        <w:br w:type="page"/>
+      </w:r>
+    </w:p>
+    <w:p>
+      <w:pPr>
+        <w:rPr>
+          <w:b/>
+          <w:bCs/>
+        </w:rPr>
+      </w:pPr>
+    </w:p>
+    <w:p>
+      <w:r>
+        <w:br w:type="page"/>
+      </w:r>
+    </w:p>
+    <w:p/>
+    <w:p/>
+    <w:p>
+      <w:r>
+        <w:t>One of the most important pieces of this Exploration is the logic behind the “</w:t>
+      </w:r>
+      <w:r>
+        <w:t xml:space="preserve">Counts of nights”. I was able to use </w:t>
+      </w:r>
+      <w:r>
+        <w:t xml:space="preserve">a for loop </w:t>
+      </w:r>
+      <w:r>
+        <w:t xml:space="preserve">along with the </w:t>
+      </w:r>
+      <w:proofErr w:type="spellStart"/>
+      <w:r>
+        <w:t>Timedelta</w:t>
+      </w:r>
+      <w:proofErr w:type="spellEnd"/>
+      <w:r>
+        <w:t xml:space="preserve"> function to count how many days the guest stayed and add the number to the </w:t>
+      </w:r>
+      <w:r>
+        <w:t xml:space="preserve">date or arrival. As a result </w:t>
+      </w:r>
+      <w:r>
+        <w:t xml:space="preserve">the </w:t>
+      </w:r>
+      <w:r>
+        <w:t xml:space="preserve">2 </w:t>
+      </w:r>
+      <w:r>
+        <w:t xml:space="preserve">guests that stayed for 4 </w:t>
+      </w:r>
+      <w:r>
+        <w:t>days</w:t>
+      </w:r>
+      <w:r>
+        <w:t xml:space="preserve"> are counted</w:t>
+      </w:r>
+      <w:r>
+        <w:t xml:space="preserve"> for </w:t>
+      </w:r>
+      <w:r>
+        <w:t xml:space="preserve">their full </w:t>
+      </w:r>
+      <w:r>
+        <w:t>stay</w:t>
+      </w:r>
+      <w:r>
+        <w:t>, not only counted for the day of arrival, they are going to be counted as guests for the whole 4 days</w:t>
+      </w:r>
+      <w:r>
+        <w:t xml:space="preserve"> and added to the total of each day. </w:t>
+      </w:r>
+      <w:r>
+        <w:t xml:space="preserve">  </w:t>
+      </w:r>
+    </w:p>
+    <w:p/>
+    <w:p/>
+    <w:p/>
+    <w:p/>
+    <w:p/>
+    <w:p>
+      <w:pPr>
+        <w:rPr>
+          <w:b/>
+          <w:bCs/>
+        </w:rPr>
+      </w:pPr>
+    </w:p>
+    <w:p>
+      <w:pPr>
+        <w:rPr>
+          <w:b/>
+          <w:bCs/>
+        </w:rPr>
+      </w:pPr>
+      <w:r>
+        <w:rPr>
+          <w:b/>
+          <w:bCs/>
+        </w:rPr>
+        <w:br w:type="page"/>
+      </w:r>
+    </w:p>
+    <w:p>
+      <w:pPr>
+        <w:rPr>
+          <w:b/>
+          <w:bCs/>
+        </w:rPr>
+      </w:pPr>
+    </w:p>
+    <w:p>
+      <w:pPr>
+        <w:rPr>
+          <w:b/>
+          <w:bCs/>
+        </w:rPr>
+      </w:pPr>
+    </w:p>
+    <w:p>
+      <w:pPr>
+        <w:rPr>
+          <w:b/>
+          <w:bCs/>
+        </w:rPr>
+      </w:pPr>
+    </w:p>
+    <w:p>
+      <w:pPr>
+        <w:rPr>
+          <w:b/>
+          <w:bCs/>
+        </w:rPr>
+      </w:pPr>
+    </w:p>
+    <w:p/>
+    <w:p/>
+    <w:p/>
+    <w:p>
+      <w:pPr>
+        <w:rPr>
+          <w:i/>
+          <w:iCs/>
+        </w:rPr>
+      </w:pPr>
+      <w:r>
+        <w:rPr>
+          <w:b/>
+          <w:bCs/>
+          <w:i/>
+          <w:iCs/>
+        </w:rPr>
+        <w:t>3.5 Train/Test Split</w:t>
+      </w:r>
+    </w:p>
+    <w:p>
+      <w:pPr>
+        <w:numPr>
+          <w:ilvl w:val="0"/>
+          <w:numId w:val="15"/>
+        </w:numPr>
+      </w:pPr>
+      <w:r>
+        <w:t>80/20 chronological split using .</w:t>
+      </w:r>
+      <w:proofErr w:type="spellStart"/>
+      <w:r>
+        <w:t>iloc</w:t>
+      </w:r>
+      <w:proofErr w:type="spellEnd"/>
+      <w:r>
+        <w:t xml:space="preserve"> — why NOT random split for time series</w:t>
+      </w:r>
+    </w:p>
+    <w:p>
+      <w:r>
+        <w:br w:type="page"/>
+      </w:r>
+    </w:p>
+    <w:p>
+      <w:r>
+        <w:lastRenderedPageBreak/>
+        <w:t>Modelling</w:t>
+      </w:r>
+    </w:p>
+    <w:p>
+      <w:r>
+        <w:t>4. MODELLING (~900 words)</w:t>
+      </w:r>
+    </w:p>
+    <w:p>
+      <w:r>
+        <w:rPr>
+          <w:b/>
+          <w:bCs/>
+        </w:rPr>
+        <w:t>4.1 Algorithm Selection</w:t>
+      </w:r>
+    </w:p>
+    <w:p>
+      <w:pPr>
+        <w:numPr>
+          <w:ilvl w:val="0"/>
+          <w:numId w:val="16"/>
+        </w:numPr>
+      </w:pPr>
+      <w:r>
+        <w:t>4 algorithms compared: Linear Regression, Decision Tree, Random Forest, Gradient Boosting</w:t>
+      </w:r>
+    </w:p>
+    <w:p>
+      <w:pPr>
+        <w:numPr>
+          <w:ilvl w:val="0"/>
+          <w:numId w:val="16"/>
+        </w:numPr>
+      </w:pPr>
+      <w:r>
+        <w:t xml:space="preserve">All tested with </w:t>
+      </w:r>
+      <w:proofErr w:type="spellStart"/>
+      <w:r>
+        <w:t>TimeSeriesSplit</w:t>
+      </w:r>
+      <w:proofErr w:type="spellEnd"/>
+      <w:r>
+        <w:t xml:space="preserve"> (5 folds) — why </w:t>
+      </w:r>
+      <w:proofErr w:type="spellStart"/>
+      <w:r>
+        <w:t>TimeSeriesSplit</w:t>
+      </w:r>
+      <w:proofErr w:type="spellEnd"/>
+      <w:r>
+        <w:t xml:space="preserve"> and not </w:t>
+      </w:r>
+      <w:proofErr w:type="spellStart"/>
+      <w:r>
+        <w:t>KFold</w:t>
+      </w:r>
+      <w:proofErr w:type="spellEnd"/>
+    </w:p>
+    <w:p>
+      <w:pPr>
+        <w:numPr>
+          <w:ilvl w:val="0"/>
+          <w:numId w:val="16"/>
+        </w:numPr>
+      </w:pPr>
+      <w:r>
+        <w:t>Results table: R² and Standard Deviation for each</w:t>
+      </w:r>
+    </w:p>
+    <w:p>
+      <w:r>
+        <w:rPr>
+          <w:b/>
+          <w:bCs/>
+        </w:rPr>
+        <w:t>4.2 Why Random Forest Was Chosen</w:t>
+      </w:r>
+    </w:p>
+    <w:p>
+      <w:pPr>
+        <w:numPr>
+          <w:ilvl w:val="0"/>
+          <w:numId w:val="17"/>
+        </w:numPr>
+      </w:pPr>
+      <w:r>
+        <w:t>Best R² among positive scores</w:t>
+      </w:r>
+    </w:p>
+    <w:p>
+      <w:pPr>
+        <w:numPr>
+          <w:ilvl w:val="0"/>
+          <w:numId w:val="17"/>
+        </w:numPr>
+      </w:pPr>
+      <w:r>
+        <w:t>Lowest standard deviation (most consistent)</w:t>
+      </w:r>
+    </w:p>
+    <w:p>
+      <w:pPr>
+        <w:numPr>
+          <w:ilvl w:val="0"/>
+          <w:numId w:val="17"/>
+        </w:numPr>
+      </w:pPr>
+      <w:r>
+        <w:t>Handles non-linear relationships</w:t>
+      </w:r>
+    </w:p>
+    <w:p>
+      <w:pPr>
+        <w:numPr>
+          <w:ilvl w:val="0"/>
+          <w:numId w:val="17"/>
+        </w:numPr>
+      </w:pPr>
+      <w:r>
+        <w:t>Built-in feature importance</w:t>
+      </w:r>
+    </w:p>
+    <w:p>
+      <w:pPr>
+        <w:numPr>
+          <w:ilvl w:val="0"/>
+          <w:numId w:val="17"/>
+        </w:numPr>
+      </w:pPr>
+      <w:r>
+        <w:t>Robust to outliers</w:t>
+      </w:r>
+    </w:p>
+    <w:p>
+      <w:r>
+        <w:rPr>
+          <w:b/>
+          <w:bCs/>
+        </w:rPr>
+        <w:t>4.3 Model Configuration</w:t>
+      </w:r>
+    </w:p>
+    <w:p>
+      <w:pPr>
+        <w:numPr>
+          <w:ilvl w:val="0"/>
+          <w:numId w:val="18"/>
+        </w:numPr>
+      </w:pPr>
+      <w:proofErr w:type="spellStart"/>
+      <w:r>
+        <w:t>n_estimators</w:t>
+      </w:r>
+      <w:proofErr w:type="spellEnd"/>
+      <w:r>
+        <w:t>=200 — why 200 trees</w:t>
+      </w:r>
+    </w:p>
+    <w:p>
+      <w:pPr>
+        <w:numPr>
+          <w:ilvl w:val="0"/>
+          <w:numId w:val="18"/>
+        </w:numPr>
+      </w:pPr>
+      <w:r>
+        <w:t>Default hyperparameters otherwise</w:t>
+      </w:r>
+    </w:p>
+    <w:p>
+      <w:pPr>
+        <w:numPr>
+          <w:ilvl w:val="0"/>
+          <w:numId w:val="18"/>
+        </w:numPr>
+      </w:pPr>
+      <w:r>
+        <w:t>Random state for reproducibility</w:t>
+      </w:r>
+    </w:p>
+    <w:p>
+      <w:r>
+        <w:rPr>
+          <w:b/>
+          <w:bCs/>
+        </w:rPr>
+        <w:t>4.4 Cross-Validation Results</w:t>
+      </w:r>
+    </w:p>
+    <w:p>
+      <w:pPr>
+        <w:numPr>
+          <w:ilvl w:val="0"/>
+          <w:numId w:val="19"/>
+        </w:numPr>
+      </w:pPr>
+      <w:proofErr w:type="spellStart"/>
+      <w:r>
+        <w:t>TimeSeriesSplit</w:t>
+      </w:r>
+      <w:proofErr w:type="spellEnd"/>
+      <w:r>
+        <w:t xml:space="preserve"> 5-fold results: list the 5 R² scores</w:t>
+      </w:r>
+    </w:p>
+    <w:p>
+      <w:pPr>
+        <w:numPr>
+          <w:ilvl w:val="0"/>
+          <w:numId w:val="19"/>
+        </w:numPr>
+      </w:pPr>
+      <w:r>
+        <w:t>Final R² = 0.7133 on test set</w:t>
+      </w:r>
+    </w:p>
+    <w:p>
+      <w:pPr>
+        <w:numPr>
+          <w:ilvl w:val="0"/>
+          <w:numId w:val="19"/>
+        </w:numPr>
+      </w:pPr>
+      <w:r>
+        <w:t>MAE = 16.66 guests</w:t>
+      </w:r>
+    </w:p>
+    <w:p>
+      <w:r>
+        <w:br w:type="page"/>
+      </w:r>
+    </w:p>
+    <w:p>
+      <w:r>
+        <w:lastRenderedPageBreak/>
+        <w:t>Evaluation</w:t>
+      </w:r>
+    </w:p>
+    <w:p>
+      <w:r>
+        <w:t>5. EVALUATION (~800 words)</w:t>
+      </w:r>
+    </w:p>
+    <w:p>
+      <w:r>
+        <w:rPr>
+          <w:b/>
+          <w:bCs/>
+        </w:rPr>
+        <w:t>5.1 Performance Metrics</w:t>
+      </w:r>
+    </w:p>
+    <w:p>
+      <w:pPr>
+        <w:numPr>
+          <w:ilvl w:val="0"/>
+          <w:numId w:val="20"/>
+        </w:numPr>
+      </w:pPr>
+      <w:r>
+        <w:t>R² = 0.7133: interpretation — model explains 71% of variance</w:t>
+      </w:r>
+    </w:p>
+    <w:p>
+      <w:pPr>
+        <w:numPr>
+          <w:ilvl w:val="0"/>
+          <w:numId w:val="20"/>
+        </w:numPr>
+      </w:pPr>
+      <w:r>
+        <w:t>MAE = 16.66: in context of hotel with ~200 guests average</w:t>
+      </w:r>
+    </w:p>
+    <w:p>
+      <w:pPr>
+        <w:numPr>
+          <w:ilvl w:val="0"/>
+          <w:numId w:val="20"/>
+        </w:numPr>
+      </w:pPr>
+      <w:r>
+        <w:t>Why both metrics matter (R² = fit quality, MAE = practical error)</w:t>
+      </w:r>
+    </w:p>
+    <w:p>
+      <w:r>
+        <w:rPr>
+          <w:b/>
+          <w:bCs/>
+        </w:rPr>
+        <w:t>5.2 Plot-by-Plot Evaluation</w:t>
+      </w:r>
+    </w:p>
+    <w:p>
+      <w:pPr>
+        <w:numPr>
+          <w:ilvl w:val="0"/>
+          <w:numId w:val="21"/>
+        </w:numPr>
+      </w:pPr>
+      <w:r>
+        <w:t>Plot 7: Algorithm comparison boxplot — RF chosen, reasoning</w:t>
+      </w:r>
+    </w:p>
+    <w:p>
+      <w:pPr>
+        <w:numPr>
+          <w:ilvl w:val="0"/>
+          <w:numId w:val="21"/>
+        </w:numPr>
+      </w:pPr>
+      <w:r>
+        <w:t xml:space="preserve">Plot 8: Feature importance — top 5 features, </w:t>
+      </w:r>
+      <w:proofErr w:type="spellStart"/>
+      <w:r>
+        <w:t>occupancy_yesterday</w:t>
+      </w:r>
+      <w:proofErr w:type="spellEnd"/>
+      <w:r>
+        <w:t xml:space="preserve"> dominates</w:t>
+      </w:r>
+    </w:p>
+    <w:p>
+      <w:pPr>
+        <w:numPr>
+          <w:ilvl w:val="0"/>
+          <w:numId w:val="21"/>
+        </w:numPr>
+      </w:pPr>
+      <w:r>
+        <w:t>Plot 9: Actual vs Predicted scatter — cluster around diagonal, some spread</w:t>
+      </w:r>
+    </w:p>
+    <w:p>
+      <w:pPr>
+        <w:numPr>
+          <w:ilvl w:val="0"/>
+          <w:numId w:val="21"/>
+        </w:numPr>
+      </w:pPr>
+      <w:r>
+        <w:t>Plot 10 &amp; 12: Actual vs Predicted over time — captures peaks/troughs</w:t>
+      </w:r>
+    </w:p>
+    <w:p>
+      <w:pPr>
+        <w:numPr>
+          <w:ilvl w:val="0"/>
+          <w:numId w:val="21"/>
+        </w:numPr>
+      </w:pPr>
+      <w:r>
+        <w:t>Plot 11: Error distribution — left skew, near-bell shape, mean near zero</w:t>
+      </w:r>
+    </w:p>
+    <w:p>
+      <w:r>
+        <w:rPr>
+          <w:b/>
+          <w:bCs/>
+        </w:rPr>
+        <w:t>5.3 Business Evaluation</w:t>
+      </w:r>
+    </w:p>
+    <w:p>
+      <w:pPr>
+        <w:numPr>
+          <w:ilvl w:val="0"/>
+          <w:numId w:val="22"/>
+        </w:numPr>
+      </w:pPr>
+      <w:r>
+        <w:t>Staffing ratio: 1 staff per 5 guests</w:t>
+      </w:r>
+    </w:p>
+    <w:p>
+      <w:pPr>
+        <w:numPr>
+          <w:ilvl w:val="0"/>
+          <w:numId w:val="22"/>
+        </w:numPr>
+      </w:pPr>
+      <w:r>
+        <w:t>Plot 13: Top 10 busiest days — colour-coded bar chart</w:t>
+      </w:r>
+    </w:p>
+    <w:p>
+      <w:pPr>
+        <w:numPr>
+          <w:ilvl w:val="0"/>
+          <w:numId w:val="22"/>
+        </w:numPr>
+      </w:pPr>
+      <w:r>
+        <w:t>16.66 MAE → ±3 staff members practical impact</w:t>
+      </w:r>
+    </w:p>
+    <w:p>
+      <w:pPr>
+        <w:numPr>
+          <w:ilvl w:val="0"/>
+          <w:numId w:val="22"/>
+        </w:numPr>
+      </w:pPr>
+      <w:r>
+        <w:t>Acceptable error for hotel planning purposes</w:t>
+      </w:r>
+    </w:p>
+    <w:p>
+      <w:r>
+        <w:rPr>
+          <w:b/>
+          <w:bCs/>
+        </w:rPr>
+        <w:t>5.4 Limitations</w:t>
+      </w:r>
+    </w:p>
+    <w:p>
+      <w:pPr>
+        <w:numPr>
+          <w:ilvl w:val="0"/>
+          <w:numId w:val="23"/>
+        </w:numPr>
+      </w:pPr>
+      <w:r>
+        <w:t>Model trained on 3 years only</w:t>
+      </w:r>
+    </w:p>
+    <w:p>
+      <w:pPr>
+        <w:numPr>
+          <w:ilvl w:val="0"/>
+          <w:numId w:val="23"/>
+        </w:numPr>
+      </w:pPr>
+      <w:r>
+        <w:t>Events data is synthetic (AI-generated), not real</w:t>
+      </w:r>
+    </w:p>
+    <w:p>
+      <w:pPr>
+        <w:numPr>
+          <w:ilvl w:val="0"/>
+          <w:numId w:val="23"/>
+        </w:numPr>
+      </w:pPr>
+      <w:r>
+        <w:t>External shocks (e.g. COVID, strikes) not accounted for</w:t>
+      </w:r>
+    </w:p>
+    <w:p>
+      <w:pPr>
+        <w:numPr>
+          <w:ilvl w:val="0"/>
+          <w:numId w:val="23"/>
+        </w:numPr>
+      </w:pPr>
+      <w:r>
+        <w:t>Staffing ratio is a simplification</w:t>
+      </w:r>
+    </w:p>
+    <w:p>
+      <w:r>
+        <w:br w:type="page"/>
+      </w:r>
+    </w:p>
+    <w:p>
+      <w:r>
+        <w:lastRenderedPageBreak/>
+        <w:t>Deployment</w:t>
+      </w:r>
+    </w:p>
+    <w:p>
+      <w:r>
+        <w:t>6. DEPLOYMENT (~500 words)</w:t>
+      </w:r>
+    </w:p>
+    <w:p>
+      <w:r>
+        <w:rPr>
+          <w:b/>
+          <w:bCs/>
+        </w:rPr>
+        <w:t>6.1 Deployment Scenario</w:t>
+      </w:r>
+    </w:p>
+    <w:p>
+      <w:pPr>
+        <w:numPr>
+          <w:ilvl w:val="0"/>
+          <w:numId w:val="24"/>
+        </w:numPr>
+      </w:pPr>
+      <w:r>
+        <w:t>Who uses it: Hotel Operations Manager</w:t>
+      </w:r>
+    </w:p>
+    <w:p>
+      <w:pPr>
+        <w:numPr>
+          <w:ilvl w:val="0"/>
+          <w:numId w:val="24"/>
+        </w:numPr>
+      </w:pPr>
+      <w:r>
+        <w:t>When: monthly planning cycle, 30-day rolling forecast</w:t>
+      </w:r>
+    </w:p>
+    <w:p>
+      <w:pPr>
+        <w:numPr>
+          <w:ilvl w:val="0"/>
+          <w:numId w:val="24"/>
+        </w:numPr>
+      </w:pPr>
+      <w:r>
+        <w:t>Format: dashboard or spreadsheet output</w:t>
+      </w:r>
+    </w:p>
+    <w:p>
+      <w:r>
+        <w:rPr>
+          <w:b/>
+          <w:bCs/>
+        </w:rPr>
+        <w:t>6.2 What the Model Outputs</w:t>
+      </w:r>
+    </w:p>
+    <w:p>
+      <w:pPr>
+        <w:numPr>
+          <w:ilvl w:val="0"/>
+          <w:numId w:val="25"/>
+        </w:numPr>
+      </w:pPr>
+      <w:r>
+        <w:t>Predicted occupancy for next N days</w:t>
+      </w:r>
+    </w:p>
+    <w:p>
+      <w:pPr>
+        <w:numPr>
+          <w:ilvl w:val="0"/>
+          <w:numId w:val="25"/>
+        </w:numPr>
+      </w:pPr>
+      <w:r>
+        <w:t>Converted to: recommended staff count</w:t>
+      </w:r>
+    </w:p>
+    <w:p>
+      <w:pPr>
+        <w:numPr>
+          <w:ilvl w:val="0"/>
+          <w:numId w:val="25"/>
+        </w:numPr>
+      </w:pPr>
+      <w:r>
+        <w:t>Visual: colour-coded bar chart (Plot 13 style)</w:t>
+      </w:r>
+    </w:p>
+    <w:p>
+      <w:r>
+        <w:rPr>
+          <w:b/>
+          <w:bCs/>
+        </w:rPr>
+        <w:t>6.3 Monitoring and Maintenance</w:t>
+      </w:r>
+    </w:p>
+    <w:p>
+      <w:pPr>
+        <w:numPr>
+          <w:ilvl w:val="0"/>
+          <w:numId w:val="26"/>
+        </w:numPr>
+      </w:pPr>
+      <w:r>
+        <w:t>Model should be retrained annually with new bookings data</w:t>
+      </w:r>
+    </w:p>
+    <w:p>
+      <w:pPr>
+        <w:numPr>
+          <w:ilvl w:val="0"/>
+          <w:numId w:val="26"/>
+        </w:numPr>
+      </w:pPr>
+      <w:r>
+        <w:t>Weather data updated via Met Éireann API</w:t>
+      </w:r>
+    </w:p>
+    <w:p>
+      <w:pPr>
+        <w:numPr>
+          <w:ilvl w:val="0"/>
+          <w:numId w:val="26"/>
+        </w:numPr>
+      </w:pPr>
+      <w:r>
+        <w:t>Events data: real data source needed for production</w:t>
+      </w:r>
+    </w:p>
+    <w:p>
+      <w:r>
+        <w:rPr>
+          <w:b/>
+          <w:bCs/>
+        </w:rPr>
+        <w:t>6.4 Risks and Ethical Considerations</w:t>
+      </w:r>
+    </w:p>
+    <w:p>
+      <w:pPr>
+        <w:numPr>
+          <w:ilvl w:val="0"/>
+          <w:numId w:val="27"/>
+        </w:numPr>
+      </w:pPr>
+      <w:r>
+        <w:t>Over-reliance on prediction without human judgment</w:t>
+      </w:r>
+    </w:p>
+    <w:p>
+      <w:pPr>
+        <w:numPr>
+          <w:ilvl w:val="0"/>
+          <w:numId w:val="27"/>
+        </w:numPr>
+      </w:pPr>
+      <w:r>
+        <w:t>Model cannot predict sudden demand spikes</w:t>
+      </w:r>
+    </w:p>
+    <w:p>
+      <w:pPr>
+        <w:numPr>
+          <w:ilvl w:val="0"/>
+          <w:numId w:val="27"/>
+        </w:numPr>
+      </w:pPr>
+      <w:r>
+        <w:t>Staff data privacy if extended to individual scheduling</w:t>
+      </w:r>
+    </w:p>
+    <w:p>
+      <w:r>
+        <w:br w:type="page"/>
+      </w:r>
+    </w:p>
+    <w:p>
+      <w:r>
+        <w:lastRenderedPageBreak/>
+        <w:t>Conclusion</w:t>
+      </w:r>
+    </w:p>
+    <w:p>
+      <w:r>
+        <w:t>7. CONCLUSION (~200 words)</w:t>
+      </w:r>
+    </w:p>
+    <w:p>
+      <w:pPr>
+        <w:numPr>
+          <w:ilvl w:val="0"/>
+          <w:numId w:val="28"/>
+        </w:numPr>
+      </w:pPr>
+      <w:r>
+        <w:t>Summary: CRISP-DM guided a structured journey from problem to prediction</w:t>
+      </w:r>
+    </w:p>
+    <w:p>
+      <w:pPr>
+        <w:numPr>
+          <w:ilvl w:val="0"/>
+          <w:numId w:val="28"/>
+        </w:numPr>
+      </w:pPr>
+      <w:r>
+        <w:t>Key achievement: R² = 0.7133, MAE = 16.66 guests</w:t>
+      </w:r>
+    </w:p>
+    <w:p>
+      <w:pPr>
+        <w:numPr>
+          <w:ilvl w:val="0"/>
+          <w:numId w:val="28"/>
+        </w:numPr>
+      </w:pPr>
+      <w:r>
+        <w:t>Most important lesson: correct data definition (occupancy = nightly, not arrivals)</w:t>
+      </w:r>
+    </w:p>
+    <w:p>
+      <w:pPr>
+        <w:numPr>
+          <w:ilvl w:val="0"/>
+          <w:numId w:val="28"/>
+        </w:numPr>
+      </w:pPr>
+      <w:r>
+        <w:t>CRISP-DM's iterative nature: the occupancy fix triggered re-visiting stages 2, 3, 4, 5</w:t>
+      </w:r>
+    </w:p>
+    <w:p>
+      <w:pPr>
+        <w:numPr>
+          <w:ilvl w:val="0"/>
+          <w:numId w:val="28"/>
+        </w:numPr>
+      </w:pPr>
+      <w:r>
+        <w:t>Future work: real events data, larger dataset, staff categories (reception, kitchen, housekeeping)</w:t>
+      </w:r>
+    </w:p>
+    <w:p/>
+    <w:p>
+      <w:r>
+        <w:br w:type="page"/>
+      </w:r>
+    </w:p>
+    <w:p>
+      <w:r>
+        <w:lastRenderedPageBreak/>
+        <w:t>REFERENCES</w:t>
+      </w:r>
+    </w:p>
+    <w:p>
+      <w:pPr>
+        <w:numPr>
+          <w:ilvl w:val="0"/>
+          <w:numId w:val="29"/>
+        </w:numPr>
+      </w:pPr>
+      <w:r>
+        <w:t>Kaggle Hotel Booking Demand dataset</w:t>
+      </w:r>
+    </w:p>
+    <w:p>
+      <w:pPr>
+        <w:numPr>
+          <w:ilvl w:val="0"/>
+          <w:numId w:val="29"/>
+        </w:numPr>
+      </w:pPr>
+      <w:r>
+        <w:t>Met Éireann open data</w:t>
+      </w:r>
+    </w:p>
+    <w:p>
+      <w:pPr>
+        <w:numPr>
+          <w:ilvl w:val="0"/>
+          <w:numId w:val="29"/>
+        </w:numPr>
+      </w:pPr>
+      <w:r>
+        <w:t>Scikit-learn documentation</w:t>
+      </w:r>
+    </w:p>
+    <w:p>
+      <w:pPr>
+        <w:numPr>
+          <w:ilvl w:val="0"/>
+          <w:numId w:val="29"/>
+        </w:numPr>
+      </w:pPr>
+      <w:r>
+        <w:t>CRISP-DM guide (teacher's materials)</w:t>
+      </w:r>
+    </w:p>
+    <w:p>
+      <w:pPr>
+        <w:numPr>
+          <w:ilvl w:val="0"/>
+          <w:numId w:val="29"/>
+        </w:numPr>
+      </w:pPr>
+      <w:proofErr w:type="spellStart"/>
+      <w:r>
+        <w:t>Breiman</w:t>
+      </w:r>
+      <w:proofErr w:type="spellEnd"/>
+      <w:r>
+        <w:t xml:space="preserve"> (2001) Random Forests paper</w:t>
+      </w:r>
+    </w:p>
+    <w:p>
+      <w:r>
+        <w:br w:type="page"/>
+      </w:r>
+    </w:p>
+    <w:p>
+      <w:pPr>
+        <w:rPr>
+          <w:u w:val="single"/>
+        </w:rPr>
+      </w:pPr>
+    </w:p>
+    <w:p>
+      <w:pPr>
+        <w:rPr>
+          <w:u w:val="single"/>
+        </w:rPr>
+      </w:pPr>
     </w:p>
     <w:p>
       <w:pPr>
@@ -4187,6 +5315,13 @@
         <w:br w:type="page"/>
       </w:r>
     </w:p>
+    <w:p>
+      <w:pPr>
+        <w:rPr>
+          <w:color w:val="EE0000"/>
+        </w:rPr>
+      </w:pPr>
+    </w:p>
     <w:p/>
     <w:p>
       <w:pPr>
@@ -4194,298 +5329,90 @@
           <w:color w:val="EE0000"/>
         </w:rPr>
       </w:pPr>
+      <w:proofErr w:type="spellStart"/>
       <w:r>
         <w:rPr>
           <w:color w:val="EE0000"/>
         </w:rPr>
-        <w:t>2. Initial assessment of tools and techniques – at the end of the first phase, an initial assessment of tools and techniques should be performed. Here, for example, you select a data mining tool that supports various methods for different stages of the process. It is important to assess tools and techniques early in the process since the selection of tools and techniques may influence the entire project.</w:t>
-      </w:r>
-    </w:p>
-    <w:p>
-      <w:pPr>
+        <w:t>Tienes</w:t>
+      </w:r>
+      <w:proofErr w:type="spellEnd"/>
+      <w:r>
         <w:rPr>
           <w:color w:val="EE0000"/>
         </w:rPr>
-      </w:pPr>
-    </w:p>
-    <w:p>
-      <w:r>
-        <w:t>THIS IS THE</w:t>
-      </w:r>
-      <w:r>
-        <w:t xml:space="preserve"> GENERAL IDEA OF THE PROJECT, ORGANISE IT AND EXPLAIN IT CLEAR LATER: </w:t>
-      </w:r>
-    </w:p>
-    <w:p>
-      <w:r>
-        <w:t>3 DATA SETS</w:t>
-      </w:r>
-    </w:p>
-    <w:p>
-      <w:r>
-        <w:t>1 MET EIREAN, 2 HOTEL OCCUPANCY, 3 EVENTS</w:t>
-      </w:r>
-    </w:p>
-    <w:p>
-      <w:r>
-        <w:t xml:space="preserve">1 I DON’T NEED ALL THE MET EIREAN DATA SET, ONLY THE MOST IMPORTANT COLUMS SUCH AS </w:t>
-      </w:r>
-      <w:r>
-        <w:t xml:space="preserve">“MAX TEMEPERATURE”, “MIN TEMP”, “PRECIPITATION”, I ONLY NEED TO KNOW HOW WARM </w:t>
-      </w:r>
-      <w:r>
-        <w:t xml:space="preserve">IS AND HOW RAINY IS. </w:t>
-      </w:r>
-    </w:p>
-    <w:p>
-      <w:r>
-        <w:t xml:space="preserve">2 HOTEL OCUPANCY, I ONLY NEED 2 COLUMS, DATE AND OCUPANCY, I DON’T NEED TO KNOW WHO THE GUEST IS, HOW MANY DAYS THEY STAYED ETC. </w:t>
-      </w:r>
-    </w:p>
-    <w:p>
-      <w:r>
-        <w:t>3</w:t>
-      </w:r>
-      <w:r>
-        <w:t xml:space="preserve"> THERE IS NO WAY TO KNOW IN ONLY 1 DATA SET THE </w:t>
-      </w:r>
-      <w:r>
-        <w:t>FUTURE EVENTS, THIS EVENTS HAVE TO BE PLANNED IN ADVANCE</w:t>
-      </w:r>
-      <w:r>
-        <w:t xml:space="preserve">, LETS SAY 6 MONTHS IN ADVANCE. I WILL CREATE THIS MYSELF </w:t>
-      </w:r>
-      <w:r>
-        <w:t>AND JUST DEFINE IF IS A BIG EVENT OR NO</w:t>
-      </w:r>
-      <w:r>
-        <w:t xml:space="preserve">T, THIS CAN BE A BINARY INPUT. </w:t>
-      </w:r>
-    </w:p>
-    <w:p>
-      <w:r>
-        <w:t>USIGN PYTHON MERGE THE COLUMNS</w:t>
-      </w:r>
-      <w:r>
-        <w:t xml:space="preserve"> AND USE RANDOM FOREST TO PREDICT </w:t>
-      </w:r>
-    </w:p>
-    <w:p>
-      <w:r>
-        <w:t>FIRST OF ALL I AM GOING TO SELECT THE WEATER VARIABLES</w:t>
-      </w:r>
-      <w:r>
-        <w:t xml:space="preserve"> FROM GLASNEVIN IRELAND LOCATION (I COULD CHOOSE ANY OF THE </w:t>
-      </w:r>
-      <w:r>
-        <w:t>506 STATIONS IN IRELAND DEPENDING ON THE HOTEL LOCATION</w:t>
-      </w:r>
-      <w:r>
-        <w:t>)</w:t>
-      </w:r>
-    </w:p>
-    <w:p>
-      <w:r>
-        <w:t xml:space="preserve">POWER BI AND </w:t>
-      </w:r>
-      <w:r>
-        <w:t>VISUALS NOT DEFINED YET</w:t>
-      </w:r>
-    </w:p>
-    <w:p/>
-    <w:p>
-      <w:pPr>
+        <w:t xml:space="preserve"> </w:t>
+      </w:r>
+      <w:proofErr w:type="spellStart"/>
+      <w:r>
         <w:rPr>
           <w:color w:val="EE0000"/>
         </w:rPr>
-      </w:pPr>
+        <w:t>que</w:t>
+      </w:r>
+      <w:proofErr w:type="spellEnd"/>
+      <w:r>
+        <w:rPr>
+          <w:color w:val="EE0000"/>
+        </w:rPr>
+        <w:t xml:space="preserve"> </w:t>
+      </w:r>
       <w:proofErr w:type="spellStart"/>
       <w:r>
         <w:rPr>
           <w:color w:val="EE0000"/>
         </w:rPr>
-        <w:t>Tienes</w:t>
+        <w:t>implementar</w:t>
       </w:r>
       <w:proofErr w:type="spellEnd"/>
       <w:r>
         <w:rPr>
           <w:color w:val="EE0000"/>
         </w:rPr>
+        <w:t xml:space="preserve"> something like standard scaler, robust </w:t>
+      </w:r>
+      <w:r>
+        <w:rPr>
+          <w:color w:val="EE0000"/>
+        </w:rPr>
+        <w:t>scalar</w:t>
+      </w:r>
+      <w:r>
+        <w:rPr>
+          <w:color w:val="EE0000"/>
+        </w:rPr>
+        <w:t>, amputation</w:t>
+      </w:r>
+      <w:r>
+        <w:rPr>
+          <w:color w:val="EE0000"/>
+        </w:rPr>
+        <w:t xml:space="preserve">, outliners, define </w:t>
+      </w:r>
+      <w:r>
+        <w:rPr>
+          <w:color w:val="EE0000"/>
+        </w:rPr>
+        <w:t>of the ske</w:t>
+      </w:r>
+      <w:r>
+        <w:rPr>
+          <w:color w:val="EE0000"/>
+        </w:rPr>
+        <w:t>w</w:t>
+      </w:r>
+      <w:r>
+        <w:rPr>
+          <w:color w:val="EE0000"/>
+        </w:rPr>
+        <w:t xml:space="preserve"> looks like. Tell me what I can implement and why my teacher wants me to implement them </w:t>
+      </w:r>
+      <w:r>
+        <w:rPr>
+          <w:color w:val="EE0000"/>
+        </w:rPr>
         <w:t xml:space="preserve"> </w:t>
       </w:r>
-      <w:proofErr w:type="spellStart"/>
-      <w:r>
-        <w:rPr>
-          <w:color w:val="EE0000"/>
-        </w:rPr>
-        <w:t>que</w:t>
-      </w:r>
-      <w:proofErr w:type="spellEnd"/>
-      <w:r>
-        <w:rPr>
-          <w:color w:val="EE0000"/>
-        </w:rPr>
-        <w:t xml:space="preserve"> </w:t>
-      </w:r>
-      <w:proofErr w:type="spellStart"/>
-      <w:r>
-        <w:rPr>
-          <w:color w:val="EE0000"/>
-        </w:rPr>
-        <w:t>implementar</w:t>
-      </w:r>
-      <w:proofErr w:type="spellEnd"/>
-      <w:r>
-        <w:rPr>
-          <w:color w:val="EE0000"/>
-        </w:rPr>
-        <w:t xml:space="preserve"> something like standard scaler, robust </w:t>
-      </w:r>
-      <w:r>
-        <w:rPr>
-          <w:color w:val="EE0000"/>
-        </w:rPr>
-        <w:t>scalar</w:t>
-      </w:r>
-      <w:r>
-        <w:rPr>
-          <w:color w:val="EE0000"/>
-        </w:rPr>
-        <w:t>, amputation</w:t>
-      </w:r>
-      <w:r>
-        <w:rPr>
-          <w:color w:val="EE0000"/>
-        </w:rPr>
-        <w:t xml:space="preserve">, outliners, define </w:t>
-      </w:r>
-      <w:r>
-        <w:rPr>
-          <w:color w:val="EE0000"/>
-        </w:rPr>
-        <w:t>of the ske</w:t>
-      </w:r>
-      <w:r>
-        <w:rPr>
-          <w:color w:val="EE0000"/>
-        </w:rPr>
-        <w:t>w</w:t>
-      </w:r>
-      <w:r>
-        <w:rPr>
-          <w:color w:val="EE0000"/>
-        </w:rPr>
-        <w:t xml:space="preserve"> looks like. Tell me what I can implement and why my teacher wants me to implement them </w:t>
-      </w:r>
-      <w:r>
-        <w:rPr>
-          <w:color w:val="EE0000"/>
-        </w:rPr>
-        <w:t xml:space="preserve"> </w:t>
-      </w:r>
-    </w:p>
-    <w:p>
-      <w:pPr>
-        <w:rPr>
-          <w:lang w:val="es-ES"/>
-        </w:rPr>
-      </w:pPr>
-      <w:r>
-        <w:rPr>
-          <w:lang w:val="es-ES"/>
-        </w:rPr>
-        <w:t>Haver fichas con cada u</w:t>
-      </w:r>
-      <w:r>
-        <w:rPr>
-          <w:lang w:val="es-ES"/>
-        </w:rPr>
-        <w:t>na de las definiciones y como lucen</w:t>
-      </w:r>
-      <w:r>
-        <w:rPr>
-          <w:lang w:val="es-ES"/>
-        </w:rPr>
-        <w:t xml:space="preserve"> y que significan, después intenta aplicarlas a tu </w:t>
-      </w:r>
-      <w:proofErr w:type="spellStart"/>
-      <w:r>
-        <w:rPr>
-          <w:lang w:val="es-ES"/>
-        </w:rPr>
-        <w:t>projecto</w:t>
-      </w:r>
-      <w:proofErr w:type="spellEnd"/>
-      <w:r>
-        <w:rPr>
-          <w:lang w:val="es-ES"/>
-        </w:rPr>
-        <w:t xml:space="preserve"> and show </w:t>
-      </w:r>
-      <w:proofErr w:type="spellStart"/>
-      <w:r>
-        <w:rPr>
-          <w:lang w:val="es-ES"/>
-        </w:rPr>
-        <w:t>it</w:t>
-      </w:r>
-      <w:proofErr w:type="spellEnd"/>
-      <w:r>
-        <w:rPr>
-          <w:lang w:val="es-ES"/>
-        </w:rPr>
-        <w:t xml:space="preserve"> </w:t>
-      </w:r>
-      <w:proofErr w:type="spellStart"/>
-      <w:r>
-        <w:rPr>
-          <w:lang w:val="es-ES"/>
-        </w:rPr>
-        <w:t>to</w:t>
-      </w:r>
-      <w:proofErr w:type="spellEnd"/>
-      <w:r>
-        <w:rPr>
-          <w:lang w:val="es-ES"/>
-        </w:rPr>
-        <w:t xml:space="preserve"> </w:t>
-      </w:r>
-      <w:proofErr w:type="spellStart"/>
-      <w:r>
-        <w:rPr>
-          <w:lang w:val="es-ES"/>
-        </w:rPr>
-        <w:t>the</w:t>
-      </w:r>
-      <w:proofErr w:type="spellEnd"/>
-      <w:r>
-        <w:rPr>
-          <w:lang w:val="es-ES"/>
-        </w:rPr>
-        <w:t xml:space="preserve"> </w:t>
-      </w:r>
-      <w:proofErr w:type="spellStart"/>
-      <w:r>
-        <w:rPr>
-          <w:lang w:val="es-ES"/>
-        </w:rPr>
-        <w:t>teacher</w:t>
-      </w:r>
-      <w:proofErr w:type="spellEnd"/>
-      <w:r>
-        <w:rPr>
-          <w:lang w:val="es-ES"/>
-        </w:rPr>
-        <w:t xml:space="preserve"> </w:t>
-      </w:r>
-      <w:proofErr w:type="spellStart"/>
-      <w:r>
-        <w:rPr>
-          <w:lang w:val="es-ES"/>
-        </w:rPr>
-        <w:t>tomorrow</w:t>
-      </w:r>
-      <w:proofErr w:type="spellEnd"/>
     </w:p>
     <w:p>
       <w:pPr>
@@ -4701,7 +5628,7 @@
             <w:tcW w:w="3621" w:type="dxa"/>
           </w:tcPr>
           <w:p>
-            <w:hyperlink r:id="rId7" w:history="1">
+            <w:hyperlink r:id="rId9" w:history="1">
               <w:r>
                 <w:rPr>
                   <w:rStyle w:val="Hyperlink"/>
@@ -6288,6 +7215,119 @@
     </w:lvl>
   </w:abstractNum>
   <w:abstractNum w:abstractNumId="6" w15:restartNumberingAfterBreak="0">
+    <w:nsid w:val="12945E56"/>
+    <w:multiLevelType w:val="hybridMultilevel"/>
+    <w:tmpl w:val="B2A604D0"/>
+    <w:lvl w:ilvl="0" w:tplc="18090001">
+      <w:start w:val="1"/>
+      <w:numFmt w:val="bullet"/>
+      <w:lvlText w:val=""/>
+      <w:lvlJc w:val="left"/>
+      <w:pPr>
+        <w:ind w:left="720" w:hanging="360"/>
+      </w:pPr>
+      <w:rPr>
+        <w:rFonts w:ascii="Symbol" w:hAnsi="Symbol" w:hint="default"/>
+      </w:rPr>
+    </w:lvl>
+    <w:lvl w:ilvl="1" w:tplc="18090003" w:tentative="1">
+      <w:start w:val="1"/>
+      <w:numFmt w:val="bullet"/>
+      <w:lvlText w:val="o"/>
+      <w:lvlJc w:val="left"/>
+      <w:pPr>
+        <w:ind w:left="1440" w:hanging="360"/>
+      </w:pPr>
+      <w:rPr>
+        <w:rFonts w:ascii="Courier New" w:hAnsi="Courier New" w:cs="Courier New" w:hint="default"/>
+      </w:rPr>
+    </w:lvl>
+    <w:lvl w:ilvl="2" w:tplc="18090005" w:tentative="1">
+      <w:start w:val="1"/>
+      <w:numFmt w:val="bullet"/>
+      <w:lvlText w:val=""/>
+      <w:lvlJc w:val="left"/>
+      <w:pPr>
+        <w:ind w:left="2160" w:hanging="360"/>
+      </w:pPr>
+      <w:rPr>
+        <w:rFonts w:ascii="Wingdings" w:hAnsi="Wingdings" w:hint="default"/>
+      </w:rPr>
+    </w:lvl>
+    <w:lvl w:ilvl="3" w:tplc="18090001" w:tentative="1">
+      <w:start w:val="1"/>
+      <w:numFmt w:val="bullet"/>
+      <w:lvlText w:val=""/>
+      <w:lvlJc w:val="left"/>
+      <w:pPr>
+        <w:ind w:left="2880" w:hanging="360"/>
+      </w:pPr>
+      <w:rPr>
+        <w:rFonts w:ascii="Symbol" w:hAnsi="Symbol" w:hint="default"/>
+      </w:rPr>
+    </w:lvl>
+    <w:lvl w:ilvl="4" w:tplc="18090003" w:tentative="1">
+      <w:start w:val="1"/>
+      <w:numFmt w:val="bullet"/>
+      <w:lvlText w:val="o"/>
+      <w:lvlJc w:val="left"/>
+      <w:pPr>
+        <w:ind w:left="3600" w:hanging="360"/>
+      </w:pPr>
+      <w:rPr>
+        <w:rFonts w:ascii="Courier New" w:hAnsi="Courier New" w:cs="Courier New" w:hint="default"/>
+      </w:rPr>
+    </w:lvl>
+    <w:lvl w:ilvl="5" w:tplc="18090005" w:tentative="1">
+      <w:start w:val="1"/>
+      <w:numFmt w:val="bullet"/>
+      <w:lvlText w:val=""/>
+      <w:lvlJc w:val="left"/>
+      <w:pPr>
+        <w:ind w:left="4320" w:hanging="360"/>
+      </w:pPr>
+      <w:rPr>
+        <w:rFonts w:ascii="Wingdings" w:hAnsi="Wingdings" w:hint="default"/>
+      </w:rPr>
+    </w:lvl>
+    <w:lvl w:ilvl="6" w:tplc="18090001" w:tentative="1">
+      <w:start w:val="1"/>
+      <w:numFmt w:val="bullet"/>
+      <w:lvlText w:val=""/>
+      <w:lvlJc w:val="left"/>
+      <w:pPr>
+        <w:ind w:left="5040" w:hanging="360"/>
+      </w:pPr>
+      <w:rPr>
+        <w:rFonts w:ascii="Symbol" w:hAnsi="Symbol" w:hint="default"/>
+      </w:rPr>
+    </w:lvl>
+    <w:lvl w:ilvl="7" w:tplc="18090003" w:tentative="1">
+      <w:start w:val="1"/>
+      <w:numFmt w:val="bullet"/>
+      <w:lvlText w:val="o"/>
+      <w:lvlJc w:val="left"/>
+      <w:pPr>
+        <w:ind w:left="5760" w:hanging="360"/>
+      </w:pPr>
+      <w:rPr>
+        <w:rFonts w:ascii="Courier New" w:hAnsi="Courier New" w:cs="Courier New" w:hint="default"/>
+      </w:rPr>
+    </w:lvl>
+    <w:lvl w:ilvl="8" w:tplc="18090005" w:tentative="1">
+      <w:start w:val="1"/>
+      <w:numFmt w:val="bullet"/>
+      <w:lvlText w:val=""/>
+      <w:lvlJc w:val="left"/>
+      <w:pPr>
+        <w:ind w:left="6480" w:hanging="360"/>
+      </w:pPr>
+      <w:rPr>
+        <w:rFonts w:ascii="Wingdings" w:hAnsi="Wingdings" w:hint="default"/>
+      </w:rPr>
+    </w:lvl>
+  </w:abstractNum>
+  <w:abstractNum w:abstractNumId="7" w15:restartNumberingAfterBreak="0">
     <w:nsid w:val="15AF1471"/>
     <w:multiLevelType w:val="multilevel"/>
     <w:tmpl w:val="ED185474"/>
@@ -6436,7 +7476,7 @@
       </w:rPr>
     </w:lvl>
   </w:abstractNum>
-  <w:abstractNum w:abstractNumId="7" w15:restartNumberingAfterBreak="0">
+  <w:abstractNum w:abstractNumId="8" w15:restartNumberingAfterBreak="0">
     <w:nsid w:val="16352229"/>
     <w:multiLevelType w:val="multilevel"/>
     <w:tmpl w:val="94086088"/>
@@ -6585,7 +7625,7 @@
       </w:rPr>
     </w:lvl>
   </w:abstractNum>
-  <w:abstractNum w:abstractNumId="8" w15:restartNumberingAfterBreak="0">
+  <w:abstractNum w:abstractNumId="9" w15:restartNumberingAfterBreak="0">
     <w:nsid w:val="2A75083A"/>
     <w:multiLevelType w:val="multilevel"/>
     <w:tmpl w:val="ABF69E40"/>
@@ -6734,7 +7774,7 @@
       </w:rPr>
     </w:lvl>
   </w:abstractNum>
-  <w:abstractNum w:abstractNumId="9" w15:restartNumberingAfterBreak="0">
+  <w:abstractNum w:abstractNumId="10" w15:restartNumberingAfterBreak="0">
     <w:nsid w:val="2DBB2258"/>
     <w:multiLevelType w:val="multilevel"/>
     <w:tmpl w:val="66927A7A"/>
@@ -6883,7 +7923,7 @@
       </w:rPr>
     </w:lvl>
   </w:abstractNum>
-  <w:abstractNum w:abstractNumId="10" w15:restartNumberingAfterBreak="0">
+  <w:abstractNum w:abstractNumId="11" w15:restartNumberingAfterBreak="0">
     <w:nsid w:val="2DED0A49"/>
     <w:multiLevelType w:val="multilevel"/>
     <w:tmpl w:val="759E9BCE"/>
@@ -7032,7 +8072,7 @@
       </w:rPr>
     </w:lvl>
   </w:abstractNum>
-  <w:abstractNum w:abstractNumId="11" w15:restartNumberingAfterBreak="0">
+  <w:abstractNum w:abstractNumId="12" w15:restartNumberingAfterBreak="0">
     <w:nsid w:val="32DC6777"/>
     <w:multiLevelType w:val="multilevel"/>
     <w:tmpl w:val="F6829934"/>
@@ -7181,7 +8221,120 @@
       </w:rPr>
     </w:lvl>
   </w:abstractNum>
-  <w:abstractNum w:abstractNumId="12" w15:restartNumberingAfterBreak="0">
+  <w:abstractNum w:abstractNumId="13" w15:restartNumberingAfterBreak="0">
+    <w:nsid w:val="34462B29"/>
+    <w:multiLevelType w:val="hybridMultilevel"/>
+    <w:tmpl w:val="51FCA3CE"/>
+    <w:lvl w:ilvl="0" w:tplc="18090001">
+      <w:start w:val="1"/>
+      <w:numFmt w:val="bullet"/>
+      <w:lvlText w:val=""/>
+      <w:lvlJc w:val="left"/>
+      <w:pPr>
+        <w:ind w:left="720" w:hanging="360"/>
+      </w:pPr>
+      <w:rPr>
+        <w:rFonts w:ascii="Symbol" w:hAnsi="Symbol" w:hint="default"/>
+      </w:rPr>
+    </w:lvl>
+    <w:lvl w:ilvl="1" w:tplc="18090003" w:tentative="1">
+      <w:start w:val="1"/>
+      <w:numFmt w:val="bullet"/>
+      <w:lvlText w:val="o"/>
+      <w:lvlJc w:val="left"/>
+      <w:pPr>
+        <w:ind w:left="1440" w:hanging="360"/>
+      </w:pPr>
+      <w:rPr>
+        <w:rFonts w:ascii="Courier New" w:hAnsi="Courier New" w:cs="Courier New" w:hint="default"/>
+      </w:rPr>
+    </w:lvl>
+    <w:lvl w:ilvl="2" w:tplc="18090005" w:tentative="1">
+      <w:start w:val="1"/>
+      <w:numFmt w:val="bullet"/>
+      <w:lvlText w:val=""/>
+      <w:lvlJc w:val="left"/>
+      <w:pPr>
+        <w:ind w:left="2160" w:hanging="360"/>
+      </w:pPr>
+      <w:rPr>
+        <w:rFonts w:ascii="Wingdings" w:hAnsi="Wingdings" w:hint="default"/>
+      </w:rPr>
+    </w:lvl>
+    <w:lvl w:ilvl="3" w:tplc="18090001" w:tentative="1">
+      <w:start w:val="1"/>
+      <w:numFmt w:val="bullet"/>
+      <w:lvlText w:val=""/>
+      <w:lvlJc w:val="left"/>
+      <w:pPr>
+        <w:ind w:left="2880" w:hanging="360"/>
+      </w:pPr>
+      <w:rPr>
+        <w:rFonts w:ascii="Symbol" w:hAnsi="Symbol" w:hint="default"/>
+      </w:rPr>
+    </w:lvl>
+    <w:lvl w:ilvl="4" w:tplc="18090003" w:tentative="1">
+      <w:start w:val="1"/>
+      <w:numFmt w:val="bullet"/>
+      <w:lvlText w:val="o"/>
+      <w:lvlJc w:val="left"/>
+      <w:pPr>
+        <w:ind w:left="3600" w:hanging="360"/>
+      </w:pPr>
+      <w:rPr>
+        <w:rFonts w:ascii="Courier New" w:hAnsi="Courier New" w:cs="Courier New" w:hint="default"/>
+      </w:rPr>
+    </w:lvl>
+    <w:lvl w:ilvl="5" w:tplc="18090005" w:tentative="1">
+      <w:start w:val="1"/>
+      <w:numFmt w:val="bullet"/>
+      <w:lvlText w:val=""/>
+      <w:lvlJc w:val="left"/>
+      <w:pPr>
+        <w:ind w:left="4320" w:hanging="360"/>
+      </w:pPr>
+      <w:rPr>
+        <w:rFonts w:ascii="Wingdings" w:hAnsi="Wingdings" w:hint="default"/>
+      </w:rPr>
+    </w:lvl>
+    <w:lvl w:ilvl="6" w:tplc="18090001" w:tentative="1">
+      <w:start w:val="1"/>
+      <w:numFmt w:val="bullet"/>
+      <w:lvlText w:val=""/>
+      <w:lvlJc w:val="left"/>
+      <w:pPr>
+        <w:ind w:left="5040" w:hanging="360"/>
+      </w:pPr>
+      <w:rPr>
+        <w:rFonts w:ascii="Symbol" w:hAnsi="Symbol" w:hint="default"/>
+      </w:rPr>
+    </w:lvl>
+    <w:lvl w:ilvl="7" w:tplc="18090003" w:tentative="1">
+      <w:start w:val="1"/>
+      <w:numFmt w:val="bullet"/>
+      <w:lvlText w:val="o"/>
+      <w:lvlJc w:val="left"/>
+      <w:pPr>
+        <w:ind w:left="5760" w:hanging="360"/>
+      </w:pPr>
+      <w:rPr>
+        <w:rFonts w:ascii="Courier New" w:hAnsi="Courier New" w:cs="Courier New" w:hint="default"/>
+      </w:rPr>
+    </w:lvl>
+    <w:lvl w:ilvl="8" w:tplc="18090005" w:tentative="1">
+      <w:start w:val="1"/>
+      <w:numFmt w:val="bullet"/>
+      <w:lvlText w:val=""/>
+      <w:lvlJc w:val="left"/>
+      <w:pPr>
+        <w:ind w:left="6480" w:hanging="360"/>
+      </w:pPr>
+      <w:rPr>
+        <w:rFonts w:ascii="Wingdings" w:hAnsi="Wingdings" w:hint="default"/>
+      </w:rPr>
+    </w:lvl>
+  </w:abstractNum>
+  <w:abstractNum w:abstractNumId="14" w15:restartNumberingAfterBreak="0">
     <w:nsid w:val="35C90BC5"/>
     <w:multiLevelType w:val="multilevel"/>
     <w:tmpl w:val="809A214C"/>
@@ -7330,7 +8483,7 @@
       </w:rPr>
     </w:lvl>
   </w:abstractNum>
-  <w:abstractNum w:abstractNumId="13" w15:restartNumberingAfterBreak="0">
+  <w:abstractNum w:abstractNumId="15" w15:restartNumberingAfterBreak="0">
     <w:nsid w:val="36CC6B59"/>
     <w:multiLevelType w:val="multilevel"/>
     <w:tmpl w:val="1B6073BC"/>
@@ -7479,7 +8632,7 @@
       </w:rPr>
     </w:lvl>
   </w:abstractNum>
-  <w:abstractNum w:abstractNumId="14" w15:restartNumberingAfterBreak="0">
+  <w:abstractNum w:abstractNumId="16" w15:restartNumberingAfterBreak="0">
     <w:nsid w:val="3BD16F4B"/>
     <w:multiLevelType w:val="multilevel"/>
     <w:tmpl w:val="B310EE8A"/>
@@ -7628,7 +8781,7 @@
       </w:rPr>
     </w:lvl>
   </w:abstractNum>
-  <w:abstractNum w:abstractNumId="15" w15:restartNumberingAfterBreak="0">
+  <w:abstractNum w:abstractNumId="17" w15:restartNumberingAfterBreak="0">
     <w:nsid w:val="3E7C6745"/>
     <w:multiLevelType w:val="multilevel"/>
     <w:tmpl w:val="099AD20A"/>
@@ -7777,7 +8930,7 @@
       </w:rPr>
     </w:lvl>
   </w:abstractNum>
-  <w:abstractNum w:abstractNumId="16" w15:restartNumberingAfterBreak="0">
+  <w:abstractNum w:abstractNumId="18" w15:restartNumberingAfterBreak="0">
     <w:nsid w:val="417A1A38"/>
     <w:multiLevelType w:val="multilevel"/>
     <w:tmpl w:val="37C4B9BE"/>
@@ -7926,7 +9079,7 @@
       </w:rPr>
     </w:lvl>
   </w:abstractNum>
-  <w:abstractNum w:abstractNumId="17" w15:restartNumberingAfterBreak="0">
+  <w:abstractNum w:abstractNumId="19" w15:restartNumberingAfterBreak="0">
     <w:nsid w:val="42ED463D"/>
     <w:multiLevelType w:val="multilevel"/>
     <w:tmpl w:val="B512EF6C"/>
@@ -8075,7 +9228,7 @@
       </w:rPr>
     </w:lvl>
   </w:abstractNum>
-  <w:abstractNum w:abstractNumId="18" w15:restartNumberingAfterBreak="0">
+  <w:abstractNum w:abstractNumId="20" w15:restartNumberingAfterBreak="0">
     <w:nsid w:val="4A060A73"/>
     <w:multiLevelType w:val="multilevel"/>
     <w:tmpl w:val="206AC76A"/>
@@ -8224,7 +9377,120 @@
       </w:rPr>
     </w:lvl>
   </w:abstractNum>
-  <w:abstractNum w:abstractNumId="19" w15:restartNumberingAfterBreak="0">
+  <w:abstractNum w:abstractNumId="21" w15:restartNumberingAfterBreak="0">
+    <w:nsid w:val="4A7A6D45"/>
+    <w:multiLevelType w:val="hybridMultilevel"/>
+    <w:tmpl w:val="66AAECD4"/>
+    <w:lvl w:ilvl="0" w:tplc="18090001">
+      <w:start w:val="1"/>
+      <w:numFmt w:val="bullet"/>
+      <w:lvlText w:val=""/>
+      <w:lvlJc w:val="left"/>
+      <w:pPr>
+        <w:ind w:left="720" w:hanging="360"/>
+      </w:pPr>
+      <w:rPr>
+        <w:rFonts w:ascii="Symbol" w:hAnsi="Symbol" w:hint="default"/>
+      </w:rPr>
+    </w:lvl>
+    <w:lvl w:ilvl="1" w:tplc="18090003" w:tentative="1">
+      <w:start w:val="1"/>
+      <w:numFmt w:val="bullet"/>
+      <w:lvlText w:val="o"/>
+      <w:lvlJc w:val="left"/>
+      <w:pPr>
+        <w:ind w:left="1440" w:hanging="360"/>
+      </w:pPr>
+      <w:rPr>
+        <w:rFonts w:ascii="Courier New" w:hAnsi="Courier New" w:cs="Courier New" w:hint="default"/>
+      </w:rPr>
+    </w:lvl>
+    <w:lvl w:ilvl="2" w:tplc="18090005" w:tentative="1">
+      <w:start w:val="1"/>
+      <w:numFmt w:val="bullet"/>
+      <w:lvlText w:val=""/>
+      <w:lvlJc w:val="left"/>
+      <w:pPr>
+        <w:ind w:left="2160" w:hanging="360"/>
+      </w:pPr>
+      <w:rPr>
+        <w:rFonts w:ascii="Wingdings" w:hAnsi="Wingdings" w:hint="default"/>
+      </w:rPr>
+    </w:lvl>
+    <w:lvl w:ilvl="3" w:tplc="18090001" w:tentative="1">
+      <w:start w:val="1"/>
+      <w:numFmt w:val="bullet"/>
+      <w:lvlText w:val=""/>
+      <w:lvlJc w:val="left"/>
+      <w:pPr>
+        <w:ind w:left="2880" w:hanging="360"/>
+      </w:pPr>
+      <w:rPr>
+        <w:rFonts w:ascii="Symbol" w:hAnsi="Symbol" w:hint="default"/>
+      </w:rPr>
+    </w:lvl>
+    <w:lvl w:ilvl="4" w:tplc="18090003" w:tentative="1">
+      <w:start w:val="1"/>
+      <w:numFmt w:val="bullet"/>
+      <w:lvlText w:val="o"/>
+      <w:lvlJc w:val="left"/>
+      <w:pPr>
+        <w:ind w:left="3600" w:hanging="360"/>
+      </w:pPr>
+      <w:rPr>
+        <w:rFonts w:ascii="Courier New" w:hAnsi="Courier New" w:cs="Courier New" w:hint="default"/>
+      </w:rPr>
+    </w:lvl>
+    <w:lvl w:ilvl="5" w:tplc="18090005" w:tentative="1">
+      <w:start w:val="1"/>
+      <w:numFmt w:val="bullet"/>
+      <w:lvlText w:val=""/>
+      <w:lvlJc w:val="left"/>
+      <w:pPr>
+        <w:ind w:left="4320" w:hanging="360"/>
+      </w:pPr>
+      <w:rPr>
+        <w:rFonts w:ascii="Wingdings" w:hAnsi="Wingdings" w:hint="default"/>
+      </w:rPr>
+    </w:lvl>
+    <w:lvl w:ilvl="6" w:tplc="18090001" w:tentative="1">
+      <w:start w:val="1"/>
+      <w:numFmt w:val="bullet"/>
+      <w:lvlText w:val=""/>
+      <w:lvlJc w:val="left"/>
+      <w:pPr>
+        <w:ind w:left="5040" w:hanging="360"/>
+      </w:pPr>
+      <w:rPr>
+        <w:rFonts w:ascii="Symbol" w:hAnsi="Symbol" w:hint="default"/>
+      </w:rPr>
+    </w:lvl>
+    <w:lvl w:ilvl="7" w:tplc="18090003" w:tentative="1">
+      <w:start w:val="1"/>
+      <w:numFmt w:val="bullet"/>
+      <w:lvlText w:val="o"/>
+      <w:lvlJc w:val="left"/>
+      <w:pPr>
+        <w:ind w:left="5760" w:hanging="360"/>
+      </w:pPr>
+      <w:rPr>
+        <w:rFonts w:ascii="Courier New" w:hAnsi="Courier New" w:cs="Courier New" w:hint="default"/>
+      </w:rPr>
+    </w:lvl>
+    <w:lvl w:ilvl="8" w:tplc="18090005" w:tentative="1">
+      <w:start w:val="1"/>
+      <w:numFmt w:val="bullet"/>
+      <w:lvlText w:val=""/>
+      <w:lvlJc w:val="left"/>
+      <w:pPr>
+        <w:ind w:left="6480" w:hanging="360"/>
+      </w:pPr>
+      <w:rPr>
+        <w:rFonts w:ascii="Wingdings" w:hAnsi="Wingdings" w:hint="default"/>
+      </w:rPr>
+    </w:lvl>
+  </w:abstractNum>
+  <w:abstractNum w:abstractNumId="22" w15:restartNumberingAfterBreak="0">
     <w:nsid w:val="4DAA3A36"/>
     <w:multiLevelType w:val="hybridMultilevel"/>
     <w:tmpl w:val="B6463830"/>
@@ -8337,7 +9603,7 @@
       </w:rPr>
     </w:lvl>
   </w:abstractNum>
-  <w:abstractNum w:abstractNumId="20" w15:restartNumberingAfterBreak="0">
+  <w:abstractNum w:abstractNumId="23" w15:restartNumberingAfterBreak="0">
     <w:nsid w:val="4E0E39BC"/>
     <w:multiLevelType w:val="multilevel"/>
     <w:tmpl w:val="34C0107C"/>
@@ -8450,7 +9716,7 @@
       </w:rPr>
     </w:lvl>
   </w:abstractNum>
-  <w:abstractNum w:abstractNumId="21" w15:restartNumberingAfterBreak="0">
+  <w:abstractNum w:abstractNumId="24" w15:restartNumberingAfterBreak="0">
     <w:nsid w:val="59295197"/>
     <w:multiLevelType w:val="multilevel"/>
     <w:tmpl w:val="AFE2F750"/>
@@ -8599,7 +9865,7 @@
       </w:rPr>
     </w:lvl>
   </w:abstractNum>
-  <w:abstractNum w:abstractNumId="22" w15:restartNumberingAfterBreak="0">
+  <w:abstractNum w:abstractNumId="25" w15:restartNumberingAfterBreak="0">
     <w:nsid w:val="5B186FC0"/>
     <w:multiLevelType w:val="multilevel"/>
     <w:tmpl w:val="ADA65EB8"/>
@@ -8748,7 +10014,7 @@
       </w:rPr>
     </w:lvl>
   </w:abstractNum>
-  <w:abstractNum w:abstractNumId="23" w15:restartNumberingAfterBreak="0">
+  <w:abstractNum w:abstractNumId="26" w15:restartNumberingAfterBreak="0">
     <w:nsid w:val="5E813A8B"/>
     <w:multiLevelType w:val="multilevel"/>
     <w:tmpl w:val="6C0ED57C"/>
@@ -8897,7 +10163,7 @@
       </w:rPr>
     </w:lvl>
   </w:abstractNum>
-  <w:abstractNum w:abstractNumId="24" w15:restartNumberingAfterBreak="0">
+  <w:abstractNum w:abstractNumId="27" w15:restartNumberingAfterBreak="0">
     <w:nsid w:val="64543C75"/>
     <w:multiLevelType w:val="multilevel"/>
     <w:tmpl w:val="2DA6AB9C"/>
@@ -9046,7 +10312,7 @@
       </w:rPr>
     </w:lvl>
   </w:abstractNum>
-  <w:abstractNum w:abstractNumId="25" w15:restartNumberingAfterBreak="0">
+  <w:abstractNum w:abstractNumId="28" w15:restartNumberingAfterBreak="0">
     <w:nsid w:val="64F27754"/>
     <w:multiLevelType w:val="multilevel"/>
     <w:tmpl w:val="23142090"/>
@@ -9195,7 +10461,7 @@
       </w:rPr>
     </w:lvl>
   </w:abstractNum>
-  <w:abstractNum w:abstractNumId="26" w15:restartNumberingAfterBreak="0">
+  <w:abstractNum w:abstractNumId="29" w15:restartNumberingAfterBreak="0">
     <w:nsid w:val="651A75A3"/>
     <w:multiLevelType w:val="multilevel"/>
     <w:tmpl w:val="7AF46592"/>
@@ -9344,7 +10610,7 @@
       </w:rPr>
     </w:lvl>
   </w:abstractNum>
-  <w:abstractNum w:abstractNumId="27" w15:restartNumberingAfterBreak="0">
+  <w:abstractNum w:abstractNumId="30" w15:restartNumberingAfterBreak="0">
     <w:nsid w:val="66BD34B6"/>
     <w:multiLevelType w:val="hybridMultilevel"/>
     <w:tmpl w:val="BF50E86E"/>
@@ -9457,7 +10723,7 @@
       </w:rPr>
     </w:lvl>
   </w:abstractNum>
-  <w:abstractNum w:abstractNumId="28" w15:restartNumberingAfterBreak="0">
+  <w:abstractNum w:abstractNumId="31" w15:restartNumberingAfterBreak="0">
     <w:nsid w:val="68E5649D"/>
     <w:multiLevelType w:val="multilevel"/>
     <w:tmpl w:val="3AAA0C70"/>
@@ -9606,7 +10872,7 @@
       </w:rPr>
     </w:lvl>
   </w:abstractNum>
-  <w:abstractNum w:abstractNumId="29" w15:restartNumberingAfterBreak="0">
+  <w:abstractNum w:abstractNumId="32" w15:restartNumberingAfterBreak="0">
     <w:nsid w:val="6A825D02"/>
     <w:multiLevelType w:val="multilevel"/>
     <w:tmpl w:val="D7743582"/>
@@ -9755,7 +11021,7 @@
       </w:rPr>
     </w:lvl>
   </w:abstractNum>
-  <w:abstractNum w:abstractNumId="30" w15:restartNumberingAfterBreak="0">
+  <w:abstractNum w:abstractNumId="33" w15:restartNumberingAfterBreak="0">
     <w:nsid w:val="710A60B5"/>
     <w:multiLevelType w:val="multilevel"/>
     <w:tmpl w:val="A4C811FA"/>
@@ -9904,7 +11170,7 @@
       </w:rPr>
     </w:lvl>
   </w:abstractNum>
-  <w:abstractNum w:abstractNumId="31" w15:restartNumberingAfterBreak="0">
+  <w:abstractNum w:abstractNumId="34" w15:restartNumberingAfterBreak="0">
     <w:nsid w:val="716F0014"/>
     <w:multiLevelType w:val="multilevel"/>
     <w:tmpl w:val="3AA657EE"/>
@@ -10053,7 +11319,7 @@
       </w:rPr>
     </w:lvl>
   </w:abstractNum>
-  <w:abstractNum w:abstractNumId="32" w15:restartNumberingAfterBreak="0">
+  <w:abstractNum w:abstractNumId="35" w15:restartNumberingAfterBreak="0">
     <w:nsid w:val="7A171B67"/>
     <w:multiLevelType w:val="multilevel"/>
     <w:tmpl w:val="E996BAFC"/>
@@ -10203,103 +11469,112 @@
     </w:lvl>
   </w:abstractNum>
   <w:num w:numId="1" w16cid:durableId="1543328590">
-    <w:abstractNumId w:val="10"/>
+    <w:abstractNumId w:val="11"/>
   </w:num>
   <w:num w:numId="2" w16cid:durableId="776562189">
-    <w:abstractNumId w:val="6"/>
+    <w:abstractNumId w:val="7"/>
   </w:num>
   <w:num w:numId="3" w16cid:durableId="569585911">
     <w:abstractNumId w:val="0"/>
   </w:num>
   <w:num w:numId="4" w16cid:durableId="670065656">
+    <w:abstractNumId w:val="18"/>
+  </w:num>
+  <w:num w:numId="5" w16cid:durableId="82798439">
+    <w:abstractNumId w:val="29"/>
+  </w:num>
+  <w:num w:numId="6" w16cid:durableId="1814564696">
+    <w:abstractNumId w:val="12"/>
+  </w:num>
+  <w:num w:numId="7" w16cid:durableId="1161696788">
+    <w:abstractNumId w:val="9"/>
+  </w:num>
+  <w:num w:numId="8" w16cid:durableId="799956742">
+    <w:abstractNumId w:val="15"/>
+  </w:num>
+  <w:num w:numId="9" w16cid:durableId="1501234281">
     <w:abstractNumId w:val="16"/>
   </w:num>
-  <w:num w:numId="5" w16cid:durableId="82798439">
-    <w:abstractNumId w:val="26"/>
-  </w:num>
-  <w:num w:numId="6" w16cid:durableId="1814564696">
-    <w:abstractNumId w:val="11"/>
-  </w:num>
-  <w:num w:numId="7" w16cid:durableId="1161696788">
-    <w:abstractNumId w:val="8"/>
-  </w:num>
-  <w:num w:numId="8" w16cid:durableId="799956742">
-    <w:abstractNumId w:val="13"/>
-  </w:num>
-  <w:num w:numId="9" w16cid:durableId="1501234281">
-    <w:abstractNumId w:val="14"/>
-  </w:num>
   <w:num w:numId="10" w16cid:durableId="313722797">
-    <w:abstractNumId w:val="22"/>
+    <w:abstractNumId w:val="25"/>
   </w:num>
   <w:num w:numId="11" w16cid:durableId="2110350188">
     <w:abstractNumId w:val="3"/>
   </w:num>
   <w:num w:numId="12" w16cid:durableId="1375886834">
-    <w:abstractNumId w:val="31"/>
+    <w:abstractNumId w:val="34"/>
   </w:num>
   <w:num w:numId="13" w16cid:durableId="1460689197">
-    <w:abstractNumId w:val="23"/>
+    <w:abstractNumId w:val="26"/>
   </w:num>
   <w:num w:numId="14" w16cid:durableId="1445467294">
-    <w:abstractNumId w:val="18"/>
+    <w:abstractNumId w:val="20"/>
   </w:num>
   <w:num w:numId="15" w16cid:durableId="1874725859">
-    <w:abstractNumId w:val="7"/>
+    <w:abstractNumId w:val="8"/>
   </w:num>
   <w:num w:numId="16" w16cid:durableId="1738747275">
     <w:abstractNumId w:val="1"/>
   </w:num>
   <w:num w:numId="17" w16cid:durableId="1041595856">
-    <w:abstractNumId w:val="21"/>
+    <w:abstractNumId w:val="24"/>
   </w:num>
   <w:num w:numId="18" w16cid:durableId="1811557505">
-    <w:abstractNumId w:val="32"/>
+    <w:abstractNumId w:val="35"/>
   </w:num>
   <w:num w:numId="19" w16cid:durableId="1551839394">
     <w:abstractNumId w:val="2"/>
   </w:num>
   <w:num w:numId="20" w16cid:durableId="392584114">
-    <w:abstractNumId w:val="24"/>
+    <w:abstractNumId w:val="27"/>
   </w:num>
   <w:num w:numId="21" w16cid:durableId="1871911589">
     <w:abstractNumId w:val="5"/>
   </w:num>
   <w:num w:numId="22" w16cid:durableId="832528412">
+    <w:abstractNumId w:val="31"/>
+  </w:num>
+  <w:num w:numId="23" w16cid:durableId="1145774529">
     <w:abstractNumId w:val="28"/>
   </w:num>
-  <w:num w:numId="23" w16cid:durableId="1145774529">
-    <w:abstractNumId w:val="25"/>
-  </w:num>
   <w:num w:numId="24" w16cid:durableId="2096629711">
-    <w:abstractNumId w:val="30"/>
+    <w:abstractNumId w:val="33"/>
   </w:num>
   <w:num w:numId="25" w16cid:durableId="1905989168">
-    <w:abstractNumId w:val="12"/>
+    <w:abstractNumId w:val="14"/>
   </w:num>
   <w:num w:numId="26" w16cid:durableId="166604901">
-    <w:abstractNumId w:val="29"/>
+    <w:abstractNumId w:val="32"/>
   </w:num>
   <w:num w:numId="27" w16cid:durableId="1104227071">
-    <w:abstractNumId w:val="15"/>
+    <w:abstractNumId w:val="17"/>
   </w:num>
   <w:num w:numId="28" w16cid:durableId="2139758990">
-    <w:abstractNumId w:val="9"/>
+    <w:abstractNumId w:val="10"/>
   </w:num>
   <w:num w:numId="29" w16cid:durableId="1402093826">
-    <w:abstractNumId w:val="17"/>
+    <w:abstractNumId w:val="19"/>
   </w:num>
   <w:num w:numId="30" w16cid:durableId="1650750400">
-    <w:abstractNumId w:val="20"/>
+    <w:abstractNumId w:val="23"/>
   </w:num>
   <w:num w:numId="31" w16cid:durableId="99030831">
     <w:abstractNumId w:val="4"/>
   </w:num>
   <w:num w:numId="32" w16cid:durableId="315183909">
-    <w:abstractNumId w:val="27"/>
+    <w:abstractNumId w:val="30"/>
   </w:num>
   <w:num w:numId="33" w16cid:durableId="2080980190">
-    <w:abstractNumId w:val="19"/>
+    <w:abstractNumId w:val="22"/>
+  </w:num>
+  <w:num w:numId="34" w16cid:durableId="1836142077">
+    <w:abstractNumId w:val="13"/>
+  </w:num>
+  <w:num w:numId="35" w16cid:durableId="255746241">
+    <w:abstractNumId w:val="6"/>
+  </w:num>
+  <w:num w:numId="36" w16cid:durableId="1841500789">
+    <w:abstractNumId w:val="21"/>
   </w:num>
 </w:numbering>
 </file>
@@ -10704,7 +11979,7 @@
   <w:style w:type="paragraph" w:default="1" w:styleId="Normal">
     <w:name w:val="Normal"/>
     <w:qFormat/>
-    <w:rsid w:val="00F44AE5"/>
+    <w:rsid w:val="00585AA7"/>
   </w:style>
   <w:style w:type="paragraph" w:styleId="Heading1">
     <w:name w:val="heading 1"/>
@@ -11261,6 +12536,48 @@
       <w:shd w:val="clear" w:color="auto" w:fill="E1DFDD"/>
     </w:rPr>
   </w:style>
+  <w:style w:type="character" w:styleId="FollowedHyperlink">
+    <w:name w:val="FollowedHyperlink"/>
+    <w:basedOn w:val="DefaultParagraphFont"/>
+    <w:uiPriority w:val="99"/>
+    <w:semiHidden/>
+    <w:unhideWhenUsed/>
+    <w:rsid w:val="00AE5262"/>
+    <w:rPr>
+      <w:color w:val="96607D" w:themeColor="followedHyperlink"/>
+      <w:u w:val="single"/>
+    </w:rPr>
+  </w:style>
+  <w:style w:type="paragraph" w:styleId="HTMLPreformatted">
+    <w:name w:val="HTML Preformatted"/>
+    <w:basedOn w:val="Normal"/>
+    <w:link w:val="HTMLPreformattedChar"/>
+    <w:uiPriority w:val="99"/>
+    <w:semiHidden/>
+    <w:unhideWhenUsed/>
+    <w:rsid w:val="00DE1219"/>
+    <w:pPr>
+      <w:spacing w:after="0" w:line="240" w:lineRule="auto"/>
+    </w:pPr>
+    <w:rPr>
+      <w:rFonts w:ascii="Consolas" w:hAnsi="Consolas"/>
+      <w:sz w:val="20"/>
+      <w:szCs w:val="20"/>
+    </w:rPr>
+  </w:style>
+  <w:style w:type="character" w:customStyle="1" w:styleId="HTMLPreformattedChar">
+    <w:name w:val="HTML Preformatted Char"/>
+    <w:basedOn w:val="DefaultParagraphFont"/>
+    <w:link w:val="HTMLPreformatted"/>
+    <w:uiPriority w:val="99"/>
+    <w:semiHidden/>
+    <w:rsid w:val="00DE1219"/>
+    <w:rPr>
+      <w:rFonts w:ascii="Consolas" w:hAnsi="Consolas"/>
+      <w:sz w:val="20"/>
+      <w:szCs w:val="20"/>
+    </w:rPr>
+  </w:style>
 </w:styles>
 </file>
 

--- a/Business understanding.docx
+++ b/Business understanding.docx
@@ -90,11 +90,21 @@
     </w:p>
     <w:p>
       <w:r>
-        <w:t xml:space="preserve">The project follows the CHRISP ( Cross Industry Standard Process for Data </w:t>
-      </w:r>
+        <w:t xml:space="preserve">The project follows the CHRISP </w:t>
+      </w:r>
+      <w:proofErr w:type="gramStart"/>
+      <w:r>
+        <w:t>( Cross</w:t>
+      </w:r>
+      <w:proofErr w:type="gramEnd"/>
+      <w:r>
+        <w:t xml:space="preserve"> Industry Standard Process for Data </w:t>
+      </w:r>
+      <w:proofErr w:type="gramStart"/>
       <w:r>
         <w:t>Mining )</w:t>
       </w:r>
+      <w:proofErr w:type="gramEnd"/>
       <w:r>
         <w:t>, t</w:t>
       </w:r>
@@ -132,7 +142,15 @@
         <w:t>Dublin is</w:t>
       </w:r>
       <w:r>
-        <w:t xml:space="preserve"> a very dynamic city, </w:t>
+        <w:t xml:space="preserve"> a very dynamic </w:t>
+      </w:r>
+      <w:proofErr w:type="gramStart"/>
+      <w:r>
+        <w:t>city,</w:t>
+      </w:r>
+      <w:proofErr w:type="gramEnd"/>
+      <w:r>
+        <w:t xml:space="preserve"> </w:t>
       </w:r>
       <w:r>
         <w:t>it attrac</w:t>
@@ -171,13 +189,21 @@
         <w:t>staff may be needed each day see</w:t>
       </w:r>
       <w:r>
-        <w:t xml:space="preserve">ms to be </w:t>
+        <w:t xml:space="preserve">ms to </w:t>
+      </w:r>
+      <w:proofErr w:type="gramStart"/>
+      <w:r>
+        <w:t xml:space="preserve">be </w:t>
       </w:r>
       <w:r>
         <w:t xml:space="preserve"> </w:t>
       </w:r>
       <w:r>
-        <w:t>a challenge for medium/small hotels</w:t>
+        <w:t>a</w:t>
+      </w:r>
+      <w:proofErr w:type="gramEnd"/>
+      <w:r>
+        <w:t xml:space="preserve"> challenge for medium/small hotels</w:t>
       </w:r>
       <w:r>
         <w:t xml:space="preserve">. </w:t>
@@ -423,7 +449,18 @@
             <w:tcW w:w="2335" w:type="dxa"/>
           </w:tcPr>
           <w:p>
-            <w:r>
+            <w:pPr>
+              <w:jc w:val="center"/>
+              <w:rPr>
+                <w:b/>
+                <w:bCs/>
+              </w:rPr>
+            </w:pPr>
+            <w:r>
+              <w:rPr>
+                <w:b/>
+                <w:bCs/>
+              </w:rPr>
               <w:t>Resource</w:t>
             </w:r>
           </w:p>
@@ -433,7 +470,18 @@
             <w:tcW w:w="6681" w:type="dxa"/>
           </w:tcPr>
           <w:p>
-            <w:r>
+            <w:pPr>
+              <w:jc w:val="center"/>
+              <w:rPr>
+                <w:b/>
+                <w:bCs/>
+              </w:rPr>
+            </w:pPr>
+            <w:r>
+              <w:rPr>
+                <w:b/>
+                <w:bCs/>
+              </w:rPr>
               <w:t>Details</w:t>
             </w:r>
           </w:p>
@@ -702,10 +750,26 @@
         <w:t xml:space="preserve"> </w:t>
       </w:r>
       <w:r>
-        <w:t xml:space="preserve">the plots have to explain </w:t>
-      </w:r>
-      <w:r>
-        <w:t xml:space="preserve">themselves by the colour and have to make sense visually with the </w:t>
+        <w:t xml:space="preserve">the plots </w:t>
+      </w:r>
+      <w:proofErr w:type="gramStart"/>
+      <w:r>
+        <w:t>have to</w:t>
+      </w:r>
+      <w:proofErr w:type="gramEnd"/>
+      <w:r>
+        <w:t xml:space="preserve"> explain </w:t>
+      </w:r>
+      <w:r>
+        <w:t xml:space="preserve">themselves by the colour and </w:t>
+      </w:r>
+      <w:proofErr w:type="gramStart"/>
+      <w:r>
+        <w:t>have to</w:t>
+      </w:r>
+      <w:proofErr w:type="gramEnd"/>
+      <w:r>
+        <w:t xml:space="preserve"> make sense visually with the </w:t>
       </w:r>
       <w:r>
         <w:t xml:space="preserve">textual explanation. </w:t>
@@ -821,10 +885,25 @@
             <w:tcW w:w="4508" w:type="dxa"/>
           </w:tcPr>
           <w:p>
-            <w:r>
+            <w:pPr>
+              <w:jc w:val="center"/>
+              <w:rPr>
+                <w:b/>
+                <w:bCs/>
+              </w:rPr>
+            </w:pPr>
+            <w:r>
+              <w:rPr>
+                <w:b/>
+                <w:bCs/>
+              </w:rPr>
               <w:t>Risk</w:t>
             </w:r>
             <w:r>
+              <w:rPr>
+                <w:b/>
+                <w:bCs/>
+              </w:rPr>
               <w:t xml:space="preserve"> </w:t>
             </w:r>
           </w:p>
@@ -834,7 +913,18 @@
             <w:tcW w:w="4508" w:type="dxa"/>
           </w:tcPr>
           <w:p>
-            <w:r>
+            <w:pPr>
+              <w:jc w:val="center"/>
+              <w:rPr>
+                <w:b/>
+                <w:bCs/>
+              </w:rPr>
+            </w:pPr>
+            <w:r>
+              <w:rPr>
+                <w:b/>
+                <w:bCs/>
+              </w:rPr>
               <w:t xml:space="preserve">Contingency </w:t>
             </w:r>
           </w:p>
@@ -963,6 +1053,14 @@
         </w:rPr>
         <w:t>Terminology</w:t>
       </w:r>
+    </w:p>
+    <w:p>
+      <w:pPr>
+        <w:rPr>
+          <w:b/>
+          <w:bCs/>
+        </w:rPr>
+      </w:pPr>
     </w:p>
     <w:tbl>
       <w:tblPr>
@@ -1148,8 +1246,13 @@
               <w:t>"</w:t>
             </w:r>
             <w:proofErr w:type="spellStart"/>
-            <w:r>
-              <w:t>week_cos</w:t>
+            <w:proofErr w:type="gramStart"/>
+            <w:r>
+              <w:t>week</w:t>
+            </w:r>
+            <w:proofErr w:type="gramEnd"/>
+            <w:r>
+              <w:t>_cos</w:t>
             </w:r>
             <w:proofErr w:type="spellEnd"/>
             <w:r>
@@ -1294,14 +1397,33 @@
           <w:tcPr>
             <w:tcW w:w="4508" w:type="dxa"/>
           </w:tcPr>
-          <w:p/>
+          <w:p>
+            <w:pPr>
+              <w:jc w:val="center"/>
+              <w:rPr>
+                <w:b/>
+                <w:bCs/>
+              </w:rPr>
+            </w:pPr>
+          </w:p>
         </w:tc>
         <w:tc>
           <w:tcPr>
             <w:tcW w:w="4508" w:type="dxa"/>
           </w:tcPr>
           <w:p>
-            <w:r>
+            <w:pPr>
+              <w:jc w:val="center"/>
+              <w:rPr>
+                <w:b/>
+                <w:bCs/>
+              </w:rPr>
+            </w:pPr>
+            <w:r>
+              <w:rPr>
+                <w:b/>
+                <w:bCs/>
+              </w:rPr>
               <w:t>Details</w:t>
             </w:r>
           </w:p>
@@ -1487,7 +1609,15 @@
     </w:p>
     <w:p>
       <w:r>
-        <w:t xml:space="preserve">For said goals, Regression is the model chosen, since the number of guests is a continuous number to predict, categorical models do not this this purposes. </w:t>
+        <w:t xml:space="preserve">For said goals, Regression is the model chosen, since the number of guests is a continuous number to predict, categorical models do not this </w:t>
+      </w:r>
+      <w:proofErr w:type="gramStart"/>
+      <w:r>
+        <w:t>this purposes</w:t>
+      </w:r>
+      <w:proofErr w:type="gramEnd"/>
+      <w:r>
+        <w:t xml:space="preserve">. </w:t>
       </w:r>
     </w:p>
     <w:p/>
@@ -1733,7 +1863,18 @@
             <w:tcW w:w="2254" w:type="dxa"/>
           </w:tcPr>
           <w:p>
-            <w:r>
+            <w:pPr>
+              <w:jc w:val="center"/>
+              <w:rPr>
+                <w:b/>
+                <w:bCs/>
+              </w:rPr>
+            </w:pPr>
+            <w:r>
+              <w:rPr>
+                <w:b/>
+                <w:bCs/>
+              </w:rPr>
               <w:t xml:space="preserve">Stage </w:t>
             </w:r>
           </w:p>
@@ -1743,7 +1884,18 @@
             <w:tcW w:w="2254" w:type="dxa"/>
           </w:tcPr>
           <w:p>
-            <w:r>
+            <w:pPr>
+              <w:jc w:val="center"/>
+              <w:rPr>
+                <w:b/>
+                <w:bCs/>
+              </w:rPr>
+            </w:pPr>
+            <w:r>
+              <w:rPr>
+                <w:b/>
+                <w:bCs/>
+              </w:rPr>
               <w:t>Activity</w:t>
             </w:r>
           </w:p>
@@ -1753,7 +1905,18 @@
             <w:tcW w:w="2254" w:type="dxa"/>
           </w:tcPr>
           <w:p>
-            <w:r>
+            <w:pPr>
+              <w:jc w:val="center"/>
+              <w:rPr>
+                <w:b/>
+                <w:bCs/>
+              </w:rPr>
+            </w:pPr>
+            <w:r>
+              <w:rPr>
+                <w:b/>
+                <w:bCs/>
+              </w:rPr>
               <w:t>Output</w:t>
             </w:r>
           </w:p>
@@ -1763,7 +1926,18 @@
             <w:tcW w:w="2254" w:type="dxa"/>
           </w:tcPr>
           <w:p>
-            <w:r>
+            <w:pPr>
+              <w:jc w:val="center"/>
+              <w:rPr>
+                <w:b/>
+                <w:bCs/>
+              </w:rPr>
+            </w:pPr>
+            <w:r>
+              <w:rPr>
+                <w:b/>
+                <w:bCs/>
+              </w:rPr>
               <w:t>Duration</w:t>
             </w:r>
           </w:p>
@@ -1981,8 +2155,13 @@
             <w:tcW w:w="2254" w:type="dxa"/>
           </w:tcPr>
           <w:p>
-            <w:r>
-              <w:t>Asses model against criteria and review it</w:t>
+            <w:proofErr w:type="gramStart"/>
+            <w:r>
+              <w:t>Asses</w:t>
+            </w:r>
+            <w:proofErr w:type="gramEnd"/>
+            <w:r>
+              <w:t xml:space="preserve"> model against criteria and review it</w:t>
             </w:r>
           </w:p>
         </w:tc>
@@ -2174,7 +2353,18 @@
             <w:tcW w:w="1803" w:type="dxa"/>
           </w:tcPr>
           <w:p>
-            <w:r>
+            <w:pPr>
+              <w:jc w:val="center"/>
+              <w:rPr>
+                <w:b/>
+                <w:bCs/>
+              </w:rPr>
+            </w:pPr>
+            <w:r>
+              <w:rPr>
+                <w:b/>
+                <w:bCs/>
+              </w:rPr>
               <w:t>Dataset</w:t>
             </w:r>
           </w:p>
@@ -2184,7 +2374,18 @@
             <w:tcW w:w="1803" w:type="dxa"/>
           </w:tcPr>
           <w:p>
-            <w:r>
+            <w:pPr>
+              <w:jc w:val="center"/>
+              <w:rPr>
+                <w:b/>
+                <w:bCs/>
+              </w:rPr>
+            </w:pPr>
+            <w:r>
+              <w:rPr>
+                <w:b/>
+                <w:bCs/>
+              </w:rPr>
               <w:t>Source</w:t>
             </w:r>
           </w:p>
@@ -2194,7 +2395,18 @@
             <w:tcW w:w="1803" w:type="dxa"/>
           </w:tcPr>
           <w:p>
-            <w:r>
+            <w:pPr>
+              <w:jc w:val="center"/>
+              <w:rPr>
+                <w:b/>
+                <w:bCs/>
+              </w:rPr>
+            </w:pPr>
+            <w:r>
+              <w:rPr>
+                <w:b/>
+                <w:bCs/>
+              </w:rPr>
               <w:t>Format</w:t>
             </w:r>
           </w:p>
@@ -2204,7 +2416,18 @@
             <w:tcW w:w="1803" w:type="dxa"/>
           </w:tcPr>
           <w:p>
-            <w:r>
+            <w:pPr>
+              <w:jc w:val="center"/>
+              <w:rPr>
+                <w:b/>
+                <w:bCs/>
+              </w:rPr>
+            </w:pPr>
+            <w:r>
+              <w:rPr>
+                <w:b/>
+                <w:bCs/>
+              </w:rPr>
               <w:t>Method of acquisition</w:t>
             </w:r>
           </w:p>
@@ -2214,7 +2437,18 @@
             <w:tcW w:w="1804" w:type="dxa"/>
           </w:tcPr>
           <w:p>
-            <w:r>
+            <w:pPr>
+              <w:jc w:val="center"/>
+              <w:rPr>
+                <w:b/>
+                <w:bCs/>
+              </w:rPr>
+            </w:pPr>
+            <w:r>
+              <w:rPr>
+                <w:b/>
+                <w:bCs/>
+              </w:rPr>
               <w:t>Data Range</w:t>
             </w:r>
           </w:p>
@@ -2461,12 +2695,21 @@
       <w:r>
         <w:t xml:space="preserve">This is the primary data set, </w:t>
       </w:r>
-      <w:r>
-        <w:rPr>
-          <w:b/>
-          <w:bCs/>
-        </w:rPr>
-        <w:t xml:space="preserve">It </w:t>
+      <w:proofErr w:type="gramStart"/>
+      <w:r>
+        <w:rPr>
+          <w:b/>
+          <w:bCs/>
+        </w:rPr>
+        <w:t>It</w:t>
+      </w:r>
+      <w:proofErr w:type="gramEnd"/>
+      <w:r>
+        <w:rPr>
+          <w:b/>
+          <w:bCs/>
+        </w:rPr>
+        <w:t xml:space="preserve"> </w:t>
       </w:r>
       <w:r>
         <w:t xml:space="preserve">has 119,390 entries and 32 columns, I used many techniques to prepare the data set before to get to the EDA. </w:t>
@@ -2499,7 +2742,18 @@
             <w:tcW w:w="4508" w:type="dxa"/>
           </w:tcPr>
           <w:p>
-            <w:r>
+            <w:pPr>
+              <w:jc w:val="center"/>
+              <w:rPr>
+                <w:b/>
+                <w:bCs/>
+              </w:rPr>
+            </w:pPr>
+            <w:r>
+              <w:rPr>
+                <w:b/>
+                <w:bCs/>
+              </w:rPr>
               <w:t>Column</w:t>
             </w:r>
           </w:p>
@@ -2509,7 +2763,18 @@
             <w:tcW w:w="4508" w:type="dxa"/>
           </w:tcPr>
           <w:p>
-            <w:r>
+            <w:pPr>
+              <w:jc w:val="center"/>
+              <w:rPr>
+                <w:b/>
+                <w:bCs/>
+              </w:rPr>
+            </w:pPr>
+            <w:r>
+              <w:rPr>
+                <w:b/>
+                <w:bCs/>
+              </w:rPr>
               <w:t>Description</w:t>
             </w:r>
           </w:p>
@@ -2683,7 +2948,15 @@
         <w:t>data</w:t>
       </w:r>
       <w:r>
-        <w:t xml:space="preserve"> set had the dates divided on columns so I mapped the months and </w:t>
+        <w:t xml:space="preserve"> set had the dates divided on </w:t>
+      </w:r>
+      <w:proofErr w:type="gramStart"/>
+      <w:r>
+        <w:t>columns</w:t>
+      </w:r>
+      <w:proofErr w:type="gramEnd"/>
+      <w:r>
+        <w:t xml:space="preserve"> so I mapped the months and </w:t>
       </w:r>
       <w:r>
         <w:t>renamed the columns to make it easy to read and merge with the other two data sets</w:t>
@@ -2756,7 +3029,15 @@
         <w:t xml:space="preserve">I downloaded only the years that matched my hotel data set, </w:t>
       </w:r>
       <w:r>
-        <w:t>it contain 1096 rows and 9 columns</w:t>
+        <w:t xml:space="preserve">it </w:t>
+      </w:r>
+      <w:proofErr w:type="gramStart"/>
+      <w:r>
+        <w:t>contain</w:t>
+      </w:r>
+      <w:proofErr w:type="gramEnd"/>
+      <w:r>
+        <w:t xml:space="preserve"> 1096 rows and 9 columns</w:t>
       </w:r>
       <w:r>
         <w:t xml:space="preserve">. </w:t>
@@ -2784,7 +3065,15 @@
         <w:t xml:space="preserve"> categories”, this helps to understand </w:t>
       </w:r>
       <w:r>
-        <w:t xml:space="preserve">specifically how a “Dry” day looks like. So the </w:t>
+        <w:t xml:space="preserve">specifically how a “Dry” day looks like. </w:t>
+      </w:r>
+      <w:proofErr w:type="gramStart"/>
+      <w:r>
+        <w:t>So</w:t>
+      </w:r>
+      <w:proofErr w:type="gramEnd"/>
+      <w:r>
+        <w:t xml:space="preserve"> the </w:t>
       </w:r>
       <w:r>
         <w:t>4 categories</w:t>
@@ -2944,7 +3233,16 @@
           <w:bCs/>
           <w:color w:val="EE0000"/>
         </w:rPr>
-        <w:t xml:space="preserve">FIG 3 </w:t>
+        <w:t xml:space="preserve">FIG </w:t>
+      </w:r>
+      <w:proofErr w:type="gramStart"/>
+      <w:r>
+        <w:rPr>
+          <w:b/>
+          <w:bCs/>
+          <w:color w:val="EE0000"/>
+        </w:rPr>
+        <w:t xml:space="preserve">3 </w:t>
       </w:r>
       <w:r>
         <w:rPr>
@@ -2953,6 +3251,7 @@
         </w:rPr>
         <w:t>:</w:t>
       </w:r>
+      <w:proofErr w:type="gramEnd"/>
       <w:r>
         <w:t xml:space="preserve"> </w:t>
       </w:r>
@@ -3056,7 +3355,18 @@
             <w:tcW w:w="2254" w:type="dxa"/>
           </w:tcPr>
           <w:p>
-            <w:r>
+            <w:pPr>
+              <w:jc w:val="center"/>
+              <w:rPr>
+                <w:b/>
+                <w:bCs/>
+              </w:rPr>
+            </w:pPr>
+            <w:r>
+              <w:rPr>
+                <w:b/>
+                <w:bCs/>
+              </w:rPr>
               <w:lastRenderedPageBreak/>
               <w:t>Issue</w:t>
             </w:r>
@@ -3067,7 +3377,18 @@
             <w:tcW w:w="2254" w:type="dxa"/>
           </w:tcPr>
           <w:p>
-            <w:r>
+            <w:pPr>
+              <w:jc w:val="center"/>
+              <w:rPr>
+                <w:b/>
+                <w:bCs/>
+              </w:rPr>
+            </w:pPr>
+            <w:r>
+              <w:rPr>
+                <w:b/>
+                <w:bCs/>
+              </w:rPr>
               <w:t>Description</w:t>
             </w:r>
           </w:p>
@@ -3077,7 +3398,18 @@
             <w:tcW w:w="2254" w:type="dxa"/>
           </w:tcPr>
           <w:p>
-            <w:r>
+            <w:pPr>
+              <w:jc w:val="center"/>
+              <w:rPr>
+                <w:b/>
+                <w:bCs/>
+              </w:rPr>
+            </w:pPr>
+            <w:r>
+              <w:rPr>
+                <w:b/>
+                <w:bCs/>
+              </w:rPr>
               <w:t>Impact</w:t>
             </w:r>
           </w:p>
@@ -3087,7 +3419,18 @@
             <w:tcW w:w="2254" w:type="dxa"/>
           </w:tcPr>
           <w:p>
-            <w:r>
+            <w:pPr>
+              <w:jc w:val="center"/>
+              <w:rPr>
+                <w:b/>
+                <w:bCs/>
+              </w:rPr>
+            </w:pPr>
+            <w:r>
+              <w:rPr>
+                <w:b/>
+                <w:bCs/>
+              </w:rPr>
               <w:t>Solution</w:t>
             </w:r>
           </w:p>
@@ -3413,18 +3756,31 @@
     </w:p>
     <w:p>
       <w:r>
-        <w:t>The biggest initial problem was that the occupancy was being calculated wrong. The original approach was adding the number of bookings ok each day, generating a unique arrival number, meaning that if a guest arrived on Monday and stayed for 4 nights, that occupancy as only counting for Monday. This has to be changed since we needed to add the 4 nights to each day of the week, Monday, Tuesday, Wednesday and Thursday.</w:t>
-      </w:r>
-    </w:p>
-    <w:p>
-      <w:r>
-        <w:t>The fix was to use the .</w:t>
+        <w:t xml:space="preserve">The biggest initial problem was that the occupancy was being calculated wrong. The original approach was adding the number of bookings ok each day, generating a unique arrival number, meaning that if a guest arrived on Monday and stayed for 4 nights, that occupancy as only counting for Monday. This </w:t>
+      </w:r>
+      <w:proofErr w:type="gramStart"/>
+      <w:r>
+        <w:t>has to</w:t>
+      </w:r>
+      <w:proofErr w:type="gramEnd"/>
+      <w:r>
+        <w:t xml:space="preserve"> be changed since we needed to add the 4 nights to each day of the week, Monday, Tuesday, Wednesday and Thursday.</w:t>
+      </w:r>
+    </w:p>
+    <w:p>
+      <w:r>
+        <w:t xml:space="preserve">The fix was to use </w:t>
+      </w:r>
+      <w:proofErr w:type="gramStart"/>
+      <w:r>
+        <w:t>the .</w:t>
       </w:r>
       <w:proofErr w:type="spellStart"/>
       <w:r>
         <w:t>Timedelta</w:t>
       </w:r>
       <w:proofErr w:type="spellEnd"/>
+      <w:proofErr w:type="gramEnd"/>
       <w:r>
         <w:t xml:space="preserve"> function to add the number of nights to the dates, so they can me added properly</w:t>
       </w:r>
@@ -3672,8 +4028,13 @@
     </w:p>
     <w:p/>
     <w:p>
-      <w:r>
-        <w:t xml:space="preserve">Finally I created the categories that define and describe the weather </w:t>
+      <w:proofErr w:type="gramStart"/>
+      <w:r>
+        <w:t>Finally</w:t>
+      </w:r>
+      <w:proofErr w:type="gramEnd"/>
+      <w:r>
+        <w:t xml:space="preserve"> I created the categories that define and describe the weather </w:t>
       </w:r>
       <w:r>
         <w:t>seasons, this provides sense to row data that can be hard to</w:t>
@@ -3877,7 +4238,15 @@
         <w:t>Decision Tree Regressor</w:t>
       </w:r>
       <w:r>
-        <w:t>, it can handle non linear relationships</w:t>
+        <w:t xml:space="preserve">, it can handle </w:t>
+      </w:r>
+      <w:proofErr w:type="gramStart"/>
+      <w:r>
+        <w:t>non linear</w:t>
+      </w:r>
+      <w:proofErr w:type="gramEnd"/>
+      <w:r>
+        <w:t xml:space="preserve"> relationships</w:t>
       </w:r>
       <w:r>
         <w:t xml:space="preserve"> and easy to interpret</w:t>
@@ -3942,10 +4311,18 @@
         <w:t>Assume that the event data set</w:t>
       </w:r>
       <w:r>
-        <w:t xml:space="preserve"> represents the right events </w:t>
-      </w:r>
-      <w:r>
-        <w:t xml:space="preserve"> and bank holidays </w:t>
+        <w:t xml:space="preserve"> represents the right </w:t>
+      </w:r>
+      <w:proofErr w:type="gramStart"/>
+      <w:r>
+        <w:t xml:space="preserve">events </w:t>
+      </w:r>
+      <w:r>
+        <w:t xml:space="preserve"> and</w:t>
+      </w:r>
+      <w:proofErr w:type="gramEnd"/>
+      <w:r>
+        <w:t xml:space="preserve"> bank holidays </w:t>
       </w:r>
       <w:r>
         <w:t>for Dublin</w:t>
@@ -3977,10 +4354,24 @@
     </w:p>
     <w:p/>
     <w:p>
-      <w:r>
+      <w:pPr>
+        <w:rPr>
+          <w:b/>
+          <w:bCs/>
+        </w:rPr>
+      </w:pPr>
+      <w:r>
+        <w:rPr>
+          <w:b/>
+          <w:bCs/>
+        </w:rPr>
         <w:t xml:space="preserve">4.2 </w:t>
       </w:r>
       <w:r>
+        <w:rPr>
+          <w:b/>
+          <w:bCs/>
+        </w:rPr>
         <w:t>Generate test design</w:t>
       </w:r>
     </w:p>
@@ -4032,59 +4423,25 @@
     <w:p>
       <w:r>
         <w:lastRenderedPageBreak/>
-        <w:t xml:space="preserve">Deliberately was chosen to be taste </w:t>
-      </w:r>
-      <w:r>
-        <w:t xml:space="preserve">chronologically, </w:t>
-      </w:r>
-      <w:r>
-        <w:t xml:space="preserve">this is a key factor to ensure the model </w:t>
-      </w:r>
-      <w:r>
-        <w:t xml:space="preserve">do not cheat since the main feature holding this data sets is the “date”, we have to ensure the modes does not try to </w:t>
-      </w:r>
-      <w:r>
-        <w:t xml:space="preserve">predict from the feature, messing with the season of the year that we already </w:t>
-      </w:r>
-      <w:r>
-        <w:t xml:space="preserve">prove they have a huge contribution to the correlation. </w:t>
-      </w:r>
-    </w:p>
-    <w:p>
-      <w:r>
-        <w:t>To fix this .</w:t>
+        <w:t xml:space="preserve">Deliberately was chosen to be taste chronologically, this is a key factor to ensure the model do not cheat since the main feature holding this data sets is the “date”, we have to ensure the modes does not try to predict from the feature, messing with the season of the year that we already prove they have a huge contribution to the correlation. </w:t>
+      </w:r>
+    </w:p>
+    <w:p>
+      <w:r>
+        <w:t xml:space="preserve">To fix </w:t>
+      </w:r>
+      <w:proofErr w:type="gramStart"/>
+      <w:r>
+        <w:t>this .</w:t>
       </w:r>
       <w:proofErr w:type="spellStart"/>
       <w:r>
         <w:t>iloc</w:t>
       </w:r>
       <w:proofErr w:type="spellEnd"/>
-      <w:r>
-        <w:t xml:space="preserve"> function was used</w:t>
-      </w:r>
-      <w:r>
-        <w:t>. Integer Location assign a position to the rows</w:t>
-      </w:r>
-      <w:r>
-        <w:t xml:space="preserve">, and right after it is possible to split the data </w:t>
-      </w:r>
-      <w:r>
-        <w:t>indicating where exactly</w:t>
-      </w:r>
-      <w:r>
-        <w:t xml:space="preserve"> the </w:t>
-      </w:r>
-      <w:r>
-        <w:t>test</w:t>
-      </w:r>
-      <w:r>
-        <w:t xml:space="preserve"> and </w:t>
-      </w:r>
-      <w:r>
-        <w:t>train start and begin</w:t>
-      </w:r>
-      <w:r>
-        <w:t xml:space="preserve">. </w:t>
+      <w:proofErr w:type="gramEnd"/>
+      <w:r>
+        <w:t xml:space="preserve"> function was used. Integer Location assign a position to the rows, and right after it is possible to split the data indicating where exactly the test and train start and begin. </w:t>
       </w:r>
     </w:p>
     <w:p>
@@ -4098,29 +4455,95 @@
     <w:p/>
     <w:p>
       <w:r>
-        <w:t xml:space="preserve">And </w:t>
-      </w:r>
-      <w:r>
-        <w:t xml:space="preserve">Cross validation was used </w:t>
-      </w:r>
-      <w:r>
-        <w:t xml:space="preserve">to ensure that the </w:t>
-      </w:r>
-      <w:r>
-        <w:t xml:space="preserve">training set follows the 5 splits we selected </w:t>
-      </w:r>
-      <w:r>
-        <w:t>are working in chronological order, making sure each round</w:t>
-      </w:r>
-      <w:r>
-        <w:t xml:space="preserve"> is</w:t>
+        <w:t>And Cross validation was used to ensure that the training set follows the 5 splits we selected are working in chronological order, making sure each round is trained in the past, works on the future.</w:t>
+      </w:r>
+    </w:p>
+    <w:p>
+      <w:r>
+        <w:rPr>
+          <w:highlight w:val="yellow"/>
+        </w:rPr>
+        <w:t>INSERT IMAGE</w:t>
+      </w:r>
+    </w:p>
+    <w:p/>
+    <w:p>
+      <w:pPr>
+        <w:rPr>
+          <w:b/>
+          <w:bCs/>
+        </w:rPr>
+      </w:pPr>
+      <w:r>
+        <w:rPr>
+          <w:b/>
+          <w:bCs/>
+        </w:rPr>
+        <w:t xml:space="preserve">4.3 </w:t>
+      </w:r>
+      <w:r>
+        <w:rPr>
+          <w:b/>
+          <w:bCs/>
+        </w:rPr>
+        <w:t>Build model</w:t>
+      </w:r>
+    </w:p>
+    <w:p>
+      <w:r>
+        <w:t xml:space="preserve">For </w:t>
+      </w:r>
+      <w:r>
+        <w:t>Linear regression no random state is needed, but for Decision Tree and Random Forest, add this characteristic is key to ensure reproducibility, for this case I choose 17</w:t>
+      </w:r>
+      <w:r>
+        <w:t xml:space="preserve">, to force them to </w:t>
+      </w:r>
+      <w:r>
+        <w:t>build</w:t>
+      </w:r>
+      <w:r>
+        <w:t xml:space="preserve"> the exact same way every time we run the code. </w:t>
+      </w:r>
+    </w:p>
+    <w:p>
+      <w:r>
+        <w:t xml:space="preserve">This for loop will take all the models, </w:t>
+      </w:r>
+      <w:r>
+        <w:t xml:space="preserve">making sure to follow the cross validation I specified, and will allow the </w:t>
+      </w:r>
+      <w:r>
+        <w:t xml:space="preserve">train </w:t>
+      </w:r>
+      <w:r>
+        <w:t xml:space="preserve">data to split into 5 pieces and average </w:t>
+      </w:r>
+      <w:r>
+        <w:t xml:space="preserve">an R2 and a </w:t>
+      </w:r>
+      <w:proofErr w:type="gramStart"/>
+      <w:r>
+        <w:t xml:space="preserve">SD </w:t>
       </w:r>
       <w:r>
         <w:t xml:space="preserve"> </w:t>
       </w:r>
       <w:r>
-        <w:t>trained in the past, works on the future.</w:t>
-      </w:r>
+        <w:t>to</w:t>
+      </w:r>
+      <w:proofErr w:type="gramEnd"/>
+      <w:r>
+        <w:t xml:space="preserve"> compare the models. </w:t>
+      </w:r>
+    </w:p>
+    <w:p>
+      <w:pPr>
+        <w:rPr>
+          <w:b/>
+          <w:bCs/>
+        </w:rPr>
+      </w:pPr>
     </w:p>
     <w:p>
       <w:r>
@@ -4130,97 +4553,98 @@
         <w:t>INSERT IMAGE</w:t>
       </w:r>
     </w:p>
-    <w:p>
-      <w:pPr>
-        <w:rPr>
-          <w:b/>
-          <w:bCs/>
-        </w:rPr>
-      </w:pPr>
-      <w:r>
-        <w:rPr>
-          <w:b/>
-          <w:bCs/>
-        </w:rPr>
-        <w:t xml:space="preserve">4.3 </w:t>
-      </w:r>
-      <w:r>
-        <w:rPr>
-          <w:b/>
-          <w:bCs/>
-        </w:rPr>
-        <w:t>Build model</w:t>
-      </w:r>
-    </w:p>
-    <w:p>
-      <w:r>
-        <w:t xml:space="preserve">The purpose of this evaluation is to compare over all </w:t>
+    <w:p/>
+    <w:p>
+      <w:pPr>
+        <w:rPr>
+          <w:b/>
+          <w:bCs/>
+        </w:rPr>
+      </w:pPr>
+      <w:r>
+        <w:rPr>
+          <w:b/>
+          <w:bCs/>
+        </w:rPr>
+        <w:t xml:space="preserve">4.4 </w:t>
+      </w:r>
+      <w:r>
+        <w:rPr>
+          <w:b/>
+          <w:bCs/>
+        </w:rPr>
+        <w:t>Assess model</w:t>
+      </w:r>
+    </w:p>
+    <w:p>
+      <w:r>
+        <w:t xml:space="preserve">The purpose of this evaluation is to compare </w:t>
       </w:r>
       <w:proofErr w:type="spellStart"/>
       <w:r>
-        <w:t>perfomance</w:t>
+        <w:t>over all</w:t>
       </w:r>
       <w:proofErr w:type="spellEnd"/>
       <w:r>
-        <w:t>, not to measure the final performance.</w:t>
-      </w:r>
-    </w:p>
-    <w:p>
-      <w:r>
-        <w:t xml:space="preserve">If we look at the three R2, all of them are negative, not meaning exactly a bad thing, but the data set is </w:t>
-      </w:r>
-      <w:r>
-        <w:t>not</w:t>
-      </w:r>
-      <w:r>
-        <w:t xml:space="preserve"> that big to learn reliable patterns. Once the actual model is </w:t>
-      </w:r>
-      <w:r>
-        <w:t>running</w:t>
-      </w:r>
-      <w:r>
-        <w:t>, the R2 improves significantly.</w:t>
-      </w:r>
-    </w:p>
-    <w:p>
-      <w:r>
-        <w:t>Decision Tree: The cross-validation results show that no single model wins on both metrics simultaneously. Decision Tree has the lowest standard deviation (0.3983) suggesting it is the most consistent, however its R² of -0.5540 is the worst of the three, meaning it is consistently wrong, not consistently good.</w:t>
-      </w:r>
-    </w:p>
-    <w:p>
-      <w:r>
-        <w:t xml:space="preserve">Linear Regression seems to have a box tall enough to </w:t>
-      </w:r>
-      <w:r>
-        <w:t>ensure</w:t>
-      </w:r>
-      <w:r>
-        <w:t xml:space="preserve"> that contains very volatile and </w:t>
-      </w:r>
-      <w:r>
-        <w:t>unpredictable</w:t>
-      </w:r>
-      <w:r>
-        <w:t xml:space="preserve"> information.</w:t>
-      </w:r>
-    </w:p>
-    <w:p>
-      <w:r>
-        <w:t xml:space="preserve">Finally Random Forest: This one shows a bit more compact box in </w:t>
-      </w:r>
-      <w:r>
-        <w:t>comparison</w:t>
-      </w:r>
-      <w:r>
-        <w:t xml:space="preserve"> to Linear Regression, the data seems to be stable enough, and the consistency may not be the best but this model present to be the most reliable</w:t>
-      </w:r>
-    </w:p>
-    <w:p>
-      <w:r>
-        <w:t>Linear Regression and Randon Forest contain outlier split, representing their worst case performance. Linear Regression produced the most extreme outlier at approximately -3.5, Random Forest's outlier of approximately -1.8, confirming that even in its worst case scenario, RF remains the most reliable choice.</w:t>
-      </w:r>
-    </w:p>
-    <w:p>
+        <w:t xml:space="preserve"> performance, not to measure the final performance.</w:t>
+      </w:r>
+    </w:p>
+    <w:p>
+      <w:r>
+        <w:t xml:space="preserve">If we look at the three R2, all of them are negative, not meaning exactly a bad thing, but the data set is not that big to learn reliable patterns. </w:t>
+      </w:r>
+      <w:r>
+        <w:t>Even if we started with 119,390 rows, we ended up working only with 793 rows making it hard for the model to start with positive numbers but o</w:t>
+      </w:r>
+      <w:r>
+        <w:t>nce the actual model is running, the R2 improves significantly.</w:t>
+      </w:r>
+    </w:p>
+    <w:p>
+      <w:r>
+        <w:t xml:space="preserve">Decision Tree: The cross-validation results show that no single model wins on both metrics simultaneously. Decision Tree has the lowest standard deviation (0.3983) </w:t>
+      </w:r>
+      <w:r>
+        <w:lastRenderedPageBreak/>
+        <w:t>suggesting it is the most consistent, however its R² of -0.5540 is the worst of the three, meaning it is consistently wrong, not consistently good.</w:t>
+      </w:r>
+    </w:p>
+    <w:p>
+      <w:r>
+        <w:t>Linear Regression seems to have a box tall enough to ensure that contains very volatile and unpredictable information.</w:t>
+      </w:r>
+    </w:p>
+    <w:p>
+      <w:r>
+        <w:t>Finally Random Forest: This one shows a bit more compact box in comparison to Linear Regression, the data seems to be stable enough, and the consistency may not be the best but this model present to be the most reliable</w:t>
+      </w:r>
+    </w:p>
+    <w:p>
+      <w:r>
+        <w:t xml:space="preserve">Linear Regression and Randon Forest contain outlier split, representing their </w:t>
+      </w:r>
+      <w:proofErr w:type="gramStart"/>
+      <w:r>
+        <w:t>worst case</w:t>
+      </w:r>
+      <w:proofErr w:type="gramEnd"/>
+      <w:r>
+        <w:t xml:space="preserve"> performance. Linear Regression produced the most extreme outlier at approximately -3.5, Random Forest's outlier of approximately -1.8, confirming that even in its </w:t>
+      </w:r>
+      <w:proofErr w:type="gramStart"/>
+      <w:r>
+        <w:t>worst case</w:t>
+      </w:r>
+      <w:proofErr w:type="gramEnd"/>
+      <w:r>
+        <w:t xml:space="preserve"> scenario, RF remains the most reliable choice.</w:t>
+      </w:r>
+    </w:p>
+    <w:p/>
+    <w:p>
+      <w:r>
+        <w:t xml:space="preserve"> </w:t>
+      </w:r>
       <w:r>
         <w:rPr>
           <w:highlight w:val="yellow"/>
@@ -4230,188 +4654,636 @@
     </w:p>
     <w:p/>
     <w:p>
-      <w:pPr>
-        <w:rPr>
-          <w:b/>
-          <w:bCs/>
-        </w:rPr>
-      </w:pPr>
-      <w:r>
-        <w:rPr>
-          <w:b/>
-          <w:bCs/>
-        </w:rPr>
-        <w:lastRenderedPageBreak/>
-        <w:t xml:space="preserve">4.4 </w:t>
-      </w:r>
-      <w:r>
-        <w:rPr>
-          <w:b/>
-          <w:bCs/>
-        </w:rPr>
-        <w:t>Assess model</w:t>
-      </w:r>
-    </w:p>
-    <w:p>
-      <w:pPr>
-        <w:rPr>
-          <w:b/>
-          <w:bCs/>
-        </w:rPr>
-      </w:pPr>
-      <w:r>
-        <w:t xml:space="preserve">Random Forest </w:t>
-      </w:r>
-      <w:r>
-        <w:t xml:space="preserve">was selected as the final model to implement, this wasn’t a hard decision since is the middle point form the three evaluated. </w:t>
-      </w:r>
-      <w:r>
-        <w:rPr>
-          <w:b/>
-          <w:bCs/>
-        </w:rPr>
+      <w:r>
+        <w:t xml:space="preserve">In </w:t>
+      </w:r>
+      <w:proofErr w:type="gramStart"/>
+      <w:r>
+        <w:t>fact</w:t>
+      </w:r>
+      <w:proofErr w:type="gramEnd"/>
+      <w:r>
+        <w:t xml:space="preserve"> once we run Random Forest individually, its R2 improved </w:t>
+      </w:r>
+      <w:r>
+        <w:t xml:space="preserve">up to 71.33% with </w:t>
+      </w:r>
+      <w:proofErr w:type="gramStart"/>
+      <w:r>
+        <w:t>an</w:t>
+      </w:r>
+      <w:proofErr w:type="gramEnd"/>
+      <w:r>
         <w:t xml:space="preserve"> </w:t>
       </w:r>
       <w:r>
-        <w:rPr>
-          <w:b/>
-          <w:bCs/>
-        </w:rPr>
-        <w:br w:type="page"/>
-      </w:r>
-    </w:p>
-    <w:p>
-      <w:pPr>
-        <w:rPr>
-          <w:b/>
-          <w:bCs/>
-        </w:rPr>
-      </w:pPr>
-    </w:p>
-    <w:p>
-      <w:r>
-        <w:br w:type="page"/>
+        <w:t>Mean Average Error</w:t>
+      </w:r>
+      <w:r>
+        <w:t xml:space="preserve"> of 16.6 guests </w:t>
+      </w:r>
+    </w:p>
+    <w:p>
+      <w:r>
+        <w:rPr>
+          <w:highlight w:val="yellow"/>
+        </w:rPr>
+        <w:t>INSERT IMAGE</w:t>
       </w:r>
     </w:p>
     <w:p/>
     <w:p/>
     <w:p>
-      <w:r>
-        <w:t>One of the most important pieces of this Exploration is the logic behind the “</w:t>
-      </w:r>
-      <w:r>
-        <w:t xml:space="preserve">Counts of nights”. I was able to use </w:t>
-      </w:r>
-      <w:r>
-        <w:t xml:space="preserve">a for loop </w:t>
-      </w:r>
-      <w:r>
-        <w:t xml:space="preserve">along with the </w:t>
+      <w:pPr>
+        <w:rPr>
+          <w:b/>
+          <w:bCs/>
+        </w:rPr>
+      </w:pPr>
+      <w:r>
+        <w:rPr>
+          <w:b/>
+          <w:bCs/>
+        </w:rPr>
+        <w:t>5 E</w:t>
+      </w:r>
+      <w:r>
+        <w:rPr>
+          <w:b/>
+          <w:bCs/>
+        </w:rPr>
+        <w:t>valuation</w:t>
+      </w:r>
+    </w:p>
+    <w:p>
+      <w:pPr>
+        <w:rPr>
+          <w:b/>
+          <w:bCs/>
+        </w:rPr>
+      </w:pPr>
+      <w:r>
+        <w:rPr>
+          <w:b/>
+          <w:bCs/>
+        </w:rPr>
+        <w:t xml:space="preserve">5.1 </w:t>
+      </w:r>
+      <w:r>
+        <w:rPr>
+          <w:b/>
+          <w:bCs/>
+        </w:rPr>
+        <w:t>Evaluate results</w:t>
+      </w:r>
+    </w:p>
+    <w:p>
+      <w:r>
+        <w:t xml:space="preserve">The result of this model evaluation ended proving that Random Fores was in fact the right </w:t>
+      </w:r>
+      <w:r>
+        <w:t xml:space="preserve">model. </w:t>
+      </w:r>
+      <w:r>
+        <w:t>It hit the target R2 which was at least 70%</w:t>
+      </w:r>
+      <w:r>
+        <w:t xml:space="preserve"> and the Mean Average Error is not too high, only 16 guests considering an hotel that normally may have </w:t>
+      </w:r>
+      <w:r>
+        <w:t>over</w:t>
+      </w:r>
+      <w:r>
+        <w:t xml:space="preserve"> 300 </w:t>
+      </w:r>
+      <w:r>
+        <w:t>guests in a regular day</w:t>
+      </w:r>
+      <w:r>
+        <w:t xml:space="preserve">. </w:t>
+      </w:r>
+      <w:r>
+        <w:t>Also,</w:t>
+      </w:r>
+      <w:r>
+        <w:t xml:space="preserve"> </w:t>
+      </w:r>
+      <w:proofErr w:type="gramStart"/>
+      <w:r>
+        <w:t>this numbers</w:t>
+      </w:r>
+      <w:proofErr w:type="gramEnd"/>
+      <w:r>
+        <w:t xml:space="preserve"> translated to staff members means that if our ratio is 1 staff per 10 guests, </w:t>
+      </w:r>
+      <w:r>
+        <w:t xml:space="preserve">this MAE only represents about 2 staffs of error. </w:t>
+      </w:r>
+    </w:p>
+    <w:p/>
+    <w:p>
+      <w:r>
+        <w:t>FIG 8: Feature Importance</w:t>
+      </w:r>
+      <w:r>
+        <w:t xml:space="preserve">, </w:t>
+      </w:r>
+      <w:proofErr w:type="gramStart"/>
+      <w:r>
+        <w:t>This</w:t>
+      </w:r>
+      <w:proofErr w:type="gramEnd"/>
+      <w:r>
+        <w:t xml:space="preserve"> plot explain how much each feature contributed to the model, proving the importance of the</w:t>
+      </w:r>
+      <w:r>
+        <w:t xml:space="preserve"> lag variables like </w:t>
+      </w:r>
+      <w:r>
+        <w:t>“</w:t>
       </w:r>
       <w:proofErr w:type="spellStart"/>
       <w:r>
-        <w:t>Timedelta</w:t>
+        <w:t>occupancy_yesterday</w:t>
       </w:r>
       <w:proofErr w:type="spellEnd"/>
       <w:r>
-        <w:t xml:space="preserve"> function to count how many days the guest stayed and add the number to the </w:t>
-      </w:r>
-      <w:r>
-        <w:t xml:space="preserve">date or arrival. As a result </w:t>
-      </w:r>
-      <w:r>
-        <w:t xml:space="preserve">the </w:t>
-      </w:r>
-      <w:r>
-        <w:t xml:space="preserve">2 </w:t>
-      </w:r>
-      <w:r>
-        <w:t xml:space="preserve">guests that stayed for 4 </w:t>
-      </w:r>
-      <w:r>
-        <w:t>days</w:t>
-      </w:r>
-      <w:r>
-        <w:t xml:space="preserve"> are counted</w:t>
-      </w:r>
-      <w:r>
-        <w:t xml:space="preserve"> for </w:t>
-      </w:r>
-      <w:r>
-        <w:t xml:space="preserve">their full </w:t>
-      </w:r>
-      <w:r>
-        <w:t>stay</w:t>
-      </w:r>
-      <w:r>
-        <w:t>, not only counted for the day of arrival, they are going to be counted as guests for the whole 4 days</w:t>
-      </w:r>
-      <w:r>
-        <w:t xml:space="preserve"> and added to the total of each day. </w:t>
-      </w:r>
-      <w:r>
-        <w:t xml:space="preserve">  </w:t>
+        <w:t xml:space="preserve">” and </w:t>
+      </w:r>
+      <w:r>
+        <w:t>"occupancy_7d_avg"</w:t>
+      </w:r>
+      <w:r>
+        <w:t xml:space="preserve"> </w:t>
+      </w:r>
+      <w:r>
+        <w:t>were a strong predictor for the final guest count.</w:t>
+      </w:r>
+    </w:p>
+    <w:p>
+      <w:r>
+        <w:t>FIG 9 Actual vs Predicted Occupancy</w:t>
+      </w:r>
+    </w:p>
+    <w:p>
+      <w:r>
+        <w:lastRenderedPageBreak/>
+        <w:t>shows a strong positive trend along the diagonal, confirming the model learned real patterns. Most dots cluster tightly around the line in the 450–525 guest range. At the lower end around 330–380 guests, the model slightly overpredicts.</w:t>
+      </w:r>
+    </w:p>
+    <w:p>
+      <w:proofErr w:type="gramStart"/>
+      <w:r>
+        <w:t>Overall</w:t>
+      </w:r>
+      <w:proofErr w:type="gramEnd"/>
+      <w:r>
+        <w:t xml:space="preserve"> the pattern is strong and consistent</w:t>
+      </w:r>
+    </w:p>
+    <w:p/>
+    <w:p>
+      <w:r>
+        <w:t>FIG 10</w:t>
+      </w:r>
+      <w:r>
+        <w:t xml:space="preserve"> </w:t>
+      </w:r>
+      <w:r>
+        <w:t>Prediction Error Distribution</w:t>
+      </w:r>
+    </w:p>
+    <w:p>
+      <w:r>
+        <w:t>shows how big the model's mistakes were across the test days. The red dashed line at zero represents a perfect prediction. Bars to the left mean the model overpredicted, bars to the right mean it underpredicted.</w:t>
+      </w:r>
+    </w:p>
+    <w:p/>
+    <w:p>
+      <w:r>
+        <w:t xml:space="preserve">The tallest bar sits just slightly to the left of zero, meaning the most common error was a small overprediction of around 5 to 10 guests. This is </w:t>
+      </w:r>
+      <w:proofErr w:type="gramStart"/>
+      <w:r>
+        <w:t>actually a</w:t>
+      </w:r>
+      <w:proofErr w:type="gramEnd"/>
+      <w:r>
+        <w:t xml:space="preserve"> safe bias for a staffing </w:t>
+      </w:r>
+      <w:proofErr w:type="gramStart"/>
+      <w:r>
+        <w:t>tool</w:t>
+      </w:r>
+      <w:proofErr w:type="gramEnd"/>
+      <w:r>
+        <w:t xml:space="preserve"> but it is better to schedule one or two extra staff than to be caught understaffed on a busy night.</w:t>
+      </w:r>
+    </w:p>
+    <w:p/>
+    <w:p>
+      <w:r>
+        <w:t>The distribution has a slight left skew, meaning the model overpredicts more often than it underpredicts. The errors on the negative side stretch further, reaching up to -60 guests in the worst case, while the positive side only goes up to about +40. The bulk of the errors however are concentrated between -20 and +20, which combined with an average error of only 16 guests represents a reliable and operationally acceptable level of accuracy for daily staffing decisions.</w:t>
+      </w:r>
+    </w:p>
+    <w:p/>
+    <w:p>
+      <w:r>
+        <w:t xml:space="preserve">FIG 11 </w:t>
+      </w:r>
+      <w:r>
+        <w:t>Daily Staffing Recommendation vs Actual Need</w:t>
+      </w:r>
+    </w:p>
+    <w:p>
+      <w:r>
+        <w:t>The model captures the general upward trend across the test period and follows the weekly rhythm of peaks and dips. The biggest gap between lines appears around day 85, where occupancy dropped sharply. When a sudden drop happened, the model didn't fully anticipate it because it had no similar pattern to learn from in the training data.</w:t>
+      </w:r>
+    </w:p>
+    <w:p>
+      <w:r>
+        <w:t xml:space="preserve">The ratio is defined as a variable that can be updated by the hotel </w:t>
+      </w:r>
+      <w:proofErr w:type="spellStart"/>
+      <w:proofErr w:type="gramStart"/>
+      <w:r>
+        <w:t>manager,the</w:t>
+      </w:r>
+      <w:proofErr w:type="spellEnd"/>
+      <w:proofErr w:type="gramEnd"/>
+      <w:r>
+        <w:t xml:space="preserve"> conversion to staff numbers is a business decision, not a machine learning one.</w:t>
+      </w:r>
+    </w:p>
+    <w:p>
+      <w:r>
+        <w:t>FIG 12</w:t>
+      </w:r>
+      <w:r>
+        <w:t xml:space="preserve"> </w:t>
+      </w:r>
+      <w:r>
+        <w:t>Daily Staffing Recommendation (First 10 Days)</w:t>
+      </w:r>
+    </w:p>
+    <w:p>
+      <w:r>
+        <w:t xml:space="preserve">This format represents the direct practical output of the project. A hotel manager can look at this chart the week before and know how many staff to schedule each day without any further calculation. The numbers on top of each bar remove any ambiguity, </w:t>
+      </w:r>
+      <w:r>
+        <w:lastRenderedPageBreak/>
+        <w:t>making this a ready-to-use planning tool that directly addresses the original project objective of preventing overstaffing and understaffing.</w:t>
       </w:r>
     </w:p>
     <w:p/>
     <w:p/>
     <w:p/>
-    <w:p/>
-    <w:p/>
-    <w:p>
-      <w:pPr>
-        <w:rPr>
-          <w:b/>
-          <w:bCs/>
-        </w:rPr>
-      </w:pPr>
-    </w:p>
-    <w:p>
-      <w:pPr>
-        <w:rPr>
-          <w:b/>
-          <w:bCs/>
-        </w:rPr>
-      </w:pPr>
-      <w:r>
-        <w:rPr>
-          <w:b/>
-          <w:bCs/>
-        </w:rPr>
-        <w:br w:type="page"/>
-      </w:r>
-    </w:p>
-    <w:p>
-      <w:pPr>
-        <w:rPr>
-          <w:b/>
-          <w:bCs/>
-        </w:rPr>
-      </w:pPr>
-    </w:p>
-    <w:p>
-      <w:pPr>
-        <w:rPr>
-          <w:b/>
-          <w:bCs/>
-        </w:rPr>
-      </w:pPr>
-    </w:p>
-    <w:p>
-      <w:pPr>
-        <w:rPr>
-          <w:b/>
-          <w:bCs/>
-        </w:rPr>
-      </w:pPr>
-    </w:p>
-    <w:p>
-      <w:pPr>
-        <w:rPr>
-          <w:b/>
-          <w:bCs/>
-        </w:rPr>
-      </w:pPr>
+    <w:p>
+      <w:pPr>
+        <w:rPr>
+          <w:b/>
+          <w:bCs/>
+        </w:rPr>
+      </w:pPr>
+      <w:r>
+        <w:rPr>
+          <w:b/>
+          <w:bCs/>
+        </w:rPr>
+        <w:t xml:space="preserve">5.2 </w:t>
+      </w:r>
+      <w:r>
+        <w:rPr>
+          <w:b/>
+          <w:bCs/>
+        </w:rPr>
+        <w:t>Review process</w:t>
+      </w:r>
+    </w:p>
+    <w:p>
+      <w:r>
+        <w:t xml:space="preserve">Possible actions to take after the evaluations of the results: </w:t>
+      </w:r>
+    </w:p>
+    <w:p>
+      <w:pPr>
+        <w:pStyle w:val="ListParagraph"/>
+        <w:numPr>
+          <w:ilvl w:val="0"/>
+          <w:numId w:val="37"/>
+        </w:numPr>
+      </w:pPr>
+      <w:r>
+        <w:t xml:space="preserve">Deploy the current Random Forest model, it </w:t>
+      </w:r>
+      <w:proofErr w:type="gramStart"/>
+      <w:r>
+        <w:t>meet</w:t>
+      </w:r>
+      <w:proofErr w:type="gramEnd"/>
+      <w:r>
+        <w:t xml:space="preserve"> the criteria</w:t>
+      </w:r>
+      <w:r>
+        <w:t>,</w:t>
+      </w:r>
+      <w:r>
+        <w:t xml:space="preserve"> but it only represents data from </w:t>
+      </w:r>
+      <w:r>
+        <w:t>2015,2016 and 2017.</w:t>
+      </w:r>
+    </w:p>
+    <w:p>
+      <w:pPr>
+        <w:pStyle w:val="ListParagraph"/>
+        <w:numPr>
+          <w:ilvl w:val="0"/>
+          <w:numId w:val="37"/>
+        </w:numPr>
+      </w:pPr>
+      <w:r>
+        <w:t>Collect more reliable data for the events data set</w:t>
+      </w:r>
+      <w:r>
+        <w:t xml:space="preserve"> to improve accuracy, but real events in the past in all the city are hard to </w:t>
+      </w:r>
+      <w:r>
+        <w:t>track in only one data source</w:t>
+      </w:r>
+    </w:p>
+    <w:p>
+      <w:pPr>
+        <w:pStyle w:val="ListParagraph"/>
+        <w:numPr>
+          <w:ilvl w:val="0"/>
+          <w:numId w:val="37"/>
+        </w:numPr>
+      </w:pPr>
+      <w:r>
+        <w:t>Expand data sets to more recent dates</w:t>
+      </w:r>
+      <w:r>
+        <w:t>, but it may take time to collect real life data from hotel due the sensitive information</w:t>
+      </w:r>
+    </w:p>
+    <w:p>
+      <w:pPr>
+        <w:pStyle w:val="ListParagraph"/>
+        <w:numPr>
+          <w:ilvl w:val="0"/>
+          <w:numId w:val="37"/>
+        </w:numPr>
+      </w:pPr>
+      <w:r>
+        <w:t>Expand model to predict staff per categories, but requires extra time</w:t>
+      </w:r>
+    </w:p>
+    <w:p>
+      <w:pPr>
+        <w:rPr>
+          <w:b/>
+          <w:bCs/>
+        </w:rPr>
+      </w:pPr>
+      <w:r>
+        <w:rPr>
+          <w:b/>
+          <w:bCs/>
+        </w:rPr>
+        <w:t xml:space="preserve">5.3 </w:t>
+      </w:r>
+      <w:r>
+        <w:rPr>
+          <w:b/>
+          <w:bCs/>
+        </w:rPr>
+        <w:t>Determine next steps</w:t>
+      </w:r>
+    </w:p>
+    <w:p>
+      <w:r>
+        <w:t>The model is approved for deployment as a planning tool for hotel operations. Given that the R² target has been met and the MAE is operationally acceptable, no further iterations are required before deployment. The primary recommended improvement for a future version is the replacement of the synthetic events dataset with real Dublin events data, which would be the single most impactful enhancement to prediction accuracy</w:t>
+      </w:r>
+      <w:r>
+        <w:t xml:space="preserve">. </w:t>
+      </w:r>
+    </w:p>
+    <w:p>
+      <w:pPr>
+        <w:rPr>
+          <w:b/>
+          <w:bCs/>
+        </w:rPr>
+      </w:pPr>
+      <w:r>
+        <w:rPr>
+          <w:b/>
+          <w:bCs/>
+        </w:rPr>
+        <w:t>6 D</w:t>
+      </w:r>
+      <w:r>
+        <w:rPr>
+          <w:b/>
+          <w:bCs/>
+        </w:rPr>
+        <w:t>eployment</w:t>
+      </w:r>
+    </w:p>
+    <w:p>
+      <w:pPr>
+        <w:rPr>
+          <w:b/>
+          <w:bCs/>
+        </w:rPr>
+      </w:pPr>
+      <w:r>
+        <w:rPr>
+          <w:b/>
+          <w:bCs/>
+        </w:rPr>
+        <w:t xml:space="preserve">6.1 </w:t>
+      </w:r>
+      <w:r>
+        <w:rPr>
+          <w:b/>
+          <w:bCs/>
+        </w:rPr>
+        <w:t>Plan deployment</w:t>
+      </w:r>
+    </w:p>
+    <w:p>
+      <w:r>
+        <w:t xml:space="preserve">Random Forest </w:t>
+      </w:r>
+      <w:r>
+        <w:t>intend to be a weekly or monthly planning tool for the manager hotel</w:t>
+      </w:r>
+      <w:r>
+        <w:t xml:space="preserve">. The deployment </w:t>
+      </w:r>
+      <w:proofErr w:type="gramStart"/>
+      <w:r>
+        <w:t>do</w:t>
+      </w:r>
+      <w:proofErr w:type="gramEnd"/>
+      <w:r>
+        <w:t xml:space="preserve"> not need extreme technical knowledge and the model can be run though the existing </w:t>
+      </w:r>
+      <w:proofErr w:type="spellStart"/>
+      <w:r>
+        <w:t>Jupyter</w:t>
+      </w:r>
+      <w:proofErr w:type="spellEnd"/>
+      <w:r>
+        <w:t xml:space="preserve"> Notebook.</w:t>
+      </w:r>
+    </w:p>
+    <w:tbl>
+      <w:tblPr>
+        <w:tblStyle w:val="TableGrid"/>
+        <w:tblW w:w="0" w:type="auto"/>
+        <w:tblLook w:val="04A0" w:firstRow="1" w:lastRow="0" w:firstColumn="1" w:lastColumn="0" w:noHBand="0" w:noVBand="1"/>
+      </w:tblPr>
+      <w:tblGrid>
+        <w:gridCol w:w="4508"/>
+        <w:gridCol w:w="4508"/>
+      </w:tblGrid>
+      <w:tr>
+        <w:tc>
+          <w:tcPr>
+            <w:tcW w:w="4508" w:type="dxa"/>
+          </w:tcPr>
+          <w:p>
+            <w:pPr>
+              <w:jc w:val="center"/>
+              <w:rPr>
+                <w:b/>
+                <w:bCs/>
+              </w:rPr>
+            </w:pPr>
+            <w:r>
+              <w:rPr>
+                <w:b/>
+                <w:bCs/>
+              </w:rPr>
+              <w:t>Step</w:t>
+            </w:r>
+          </w:p>
+        </w:tc>
+        <w:tc>
+          <w:tcPr>
+            <w:tcW w:w="4508" w:type="dxa"/>
+          </w:tcPr>
+          <w:p>
+            <w:pPr>
+              <w:jc w:val="center"/>
+              <w:rPr>
+                <w:b/>
+                <w:bCs/>
+              </w:rPr>
+            </w:pPr>
+            <w:r>
+              <w:rPr>
+                <w:b/>
+                <w:bCs/>
+              </w:rPr>
+              <w:t>Ex</w:t>
+            </w:r>
+            <w:r>
+              <w:rPr>
+                <w:b/>
+                <w:bCs/>
+              </w:rPr>
+              <w:t>planation</w:t>
+            </w:r>
+          </w:p>
+        </w:tc>
+      </w:tr>
+      <w:tr>
+        <w:tc>
+          <w:tcPr>
+            <w:tcW w:w="4508" w:type="dxa"/>
+          </w:tcPr>
+          <w:p>
+            <w:r>
+              <w:t>Random Forest Runs</w:t>
+            </w:r>
+          </w:p>
+        </w:tc>
+        <w:tc>
+          <w:tcPr>
+            <w:tcW w:w="4508" w:type="dxa"/>
+          </w:tcPr>
+          <w:p>
+            <w:r>
+              <w:t>The model is executed again to predict a new occupancy</w:t>
+            </w:r>
+          </w:p>
+        </w:tc>
+      </w:tr>
+      <w:tr>
+        <w:tc>
+          <w:tcPr>
+            <w:tcW w:w="4508" w:type="dxa"/>
+          </w:tcPr>
+          <w:p>
+            <w:r>
+              <w:t>Staff output</w:t>
+            </w:r>
+          </w:p>
+        </w:tc>
+        <w:tc>
+          <w:tcPr>
+            <w:tcW w:w="4508" w:type="dxa"/>
+          </w:tcPr>
+          <w:p>
+            <w:r>
+              <w:t>The</w:t>
+            </w:r>
+            <w:r>
+              <w:t xml:space="preserve"> daily</w:t>
+            </w:r>
+            <w:r>
+              <w:t xml:space="preserve"> recommended </w:t>
+            </w:r>
+            <w:r>
+              <w:t>staff though a visual bar chart</w:t>
+            </w:r>
+            <w:r>
+              <w:t xml:space="preserve"> </w:t>
+            </w:r>
+          </w:p>
+        </w:tc>
+      </w:tr>
+      <w:tr>
+        <w:tc>
+          <w:tcPr>
+            <w:tcW w:w="4508" w:type="dxa"/>
+          </w:tcPr>
+          <w:p>
+            <w:r>
+              <w:t xml:space="preserve">Manager decision </w:t>
+            </w:r>
+          </w:p>
+        </w:tc>
+        <w:tc>
+          <w:tcPr>
+            <w:tcW w:w="4508" w:type="dxa"/>
+          </w:tcPr>
+          <w:p>
+            <w:r>
+              <w:t xml:space="preserve">Manager can take the recommendation or make professional adjustments like modify the ratio according to their needs. </w:t>
+            </w:r>
+          </w:p>
+        </w:tc>
+      </w:tr>
+    </w:tbl>
+    <w:p>
+      <w:r>
+        <w:t xml:space="preserve"> </w:t>
+      </w:r>
     </w:p>
     <w:p/>
     <w:p/>
@@ -4419,765 +5291,544 @@
     <w:p>
       <w:pPr>
         <w:rPr>
-          <w:i/>
-          <w:iCs/>
-        </w:rPr>
-      </w:pPr>
-      <w:r>
-        <w:rPr>
-          <w:b/>
-          <w:bCs/>
-          <w:i/>
-          <w:iCs/>
-        </w:rPr>
-        <w:t>3.5 Train/Test Split</w:t>
-      </w:r>
-    </w:p>
-    <w:p>
-      <w:pPr>
-        <w:numPr>
-          <w:ilvl w:val="0"/>
-          <w:numId w:val="15"/>
-        </w:numPr>
-      </w:pPr>
-      <w:r>
-        <w:t>80/20 chronological split using .</w:t>
-      </w:r>
-      <w:proofErr w:type="spellStart"/>
-      <w:r>
-        <w:t>iloc</w:t>
-      </w:r>
-      <w:proofErr w:type="spellEnd"/>
-      <w:r>
-        <w:t xml:space="preserve"> — why NOT random split for time series</w:t>
-      </w:r>
-    </w:p>
+          <w:b/>
+          <w:bCs/>
+        </w:rPr>
+      </w:pPr>
+      <w:r>
+        <w:rPr>
+          <w:b/>
+          <w:bCs/>
+        </w:rPr>
+        <w:t xml:space="preserve">6.2 </w:t>
+      </w:r>
+      <w:r>
+        <w:rPr>
+          <w:b/>
+          <w:bCs/>
+        </w:rPr>
+        <w:t>Plan monitoring and maintenance</w:t>
+      </w:r>
+    </w:p>
+    <w:tbl>
+      <w:tblPr>
+        <w:tblStyle w:val="TableGrid"/>
+        <w:tblW w:w="0" w:type="auto"/>
+        <w:tblLook w:val="04A0" w:firstRow="1" w:lastRow="0" w:firstColumn="1" w:lastColumn="0" w:noHBand="0" w:noVBand="1"/>
+      </w:tblPr>
+      <w:tblGrid>
+        <w:gridCol w:w="2986"/>
+        <w:gridCol w:w="1364"/>
+        <w:gridCol w:w="4666"/>
+      </w:tblGrid>
+      <w:tr>
+        <w:tc>
+          <w:tcPr>
+            <w:tcW w:w="3005" w:type="dxa"/>
+          </w:tcPr>
+          <w:p>
+            <w:pPr>
+              <w:jc w:val="center"/>
+              <w:rPr>
+                <w:b/>
+                <w:bCs/>
+              </w:rPr>
+            </w:pPr>
+            <w:r>
+              <w:rPr>
+                <w:b/>
+                <w:bCs/>
+              </w:rPr>
+              <w:t>Ac</w:t>
+            </w:r>
+            <w:r>
+              <w:rPr>
+                <w:b/>
+                <w:bCs/>
+              </w:rPr>
+              <w:t>tivity</w:t>
+            </w:r>
+          </w:p>
+        </w:tc>
+        <w:tc>
+          <w:tcPr>
+            <w:tcW w:w="1310" w:type="dxa"/>
+          </w:tcPr>
+          <w:p>
+            <w:pPr>
+              <w:jc w:val="center"/>
+              <w:rPr>
+                <w:b/>
+                <w:bCs/>
+              </w:rPr>
+            </w:pPr>
+            <w:r>
+              <w:rPr>
+                <w:b/>
+                <w:bCs/>
+              </w:rPr>
+              <w:t>Frequency</w:t>
+            </w:r>
+          </w:p>
+        </w:tc>
+        <w:tc>
+          <w:tcPr>
+            <w:tcW w:w="4701" w:type="dxa"/>
+          </w:tcPr>
+          <w:p>
+            <w:pPr>
+              <w:jc w:val="center"/>
+              <w:rPr>
+                <w:b/>
+                <w:bCs/>
+              </w:rPr>
+            </w:pPr>
+            <w:r>
+              <w:rPr>
+                <w:b/>
+                <w:bCs/>
+              </w:rPr>
+              <w:t>Explanation</w:t>
+            </w:r>
+          </w:p>
+        </w:tc>
+      </w:tr>
+      <w:tr>
+        <w:tc>
+          <w:tcPr>
+            <w:tcW w:w="3005" w:type="dxa"/>
+          </w:tcPr>
+          <w:p>
+            <w:r>
+              <w:t>MAE monitoring</w:t>
+            </w:r>
+          </w:p>
+        </w:tc>
+        <w:tc>
+          <w:tcPr>
+            <w:tcW w:w="1310" w:type="dxa"/>
+          </w:tcPr>
+          <w:p>
+            <w:r>
+              <w:t>Monthly</w:t>
+            </w:r>
+          </w:p>
+        </w:tc>
+        <w:tc>
+          <w:tcPr>
+            <w:tcW w:w="4701" w:type="dxa"/>
+          </w:tcPr>
+          <w:p>
+            <w:r>
+              <w:t>Compare predicted values to actual vales, make sure we never reach more than 20 error guests</w:t>
+            </w:r>
+          </w:p>
+        </w:tc>
+      </w:tr>
+      <w:tr>
+        <w:tc>
+          <w:tcPr>
+            <w:tcW w:w="3005" w:type="dxa"/>
+          </w:tcPr>
+          <w:p>
+            <w:r>
+              <w:t xml:space="preserve">Model training </w:t>
+            </w:r>
+          </w:p>
+        </w:tc>
+        <w:tc>
+          <w:tcPr>
+            <w:tcW w:w="1310" w:type="dxa"/>
+          </w:tcPr>
+          <w:p>
+            <w:r>
+              <w:t>Annually</w:t>
+            </w:r>
+          </w:p>
+        </w:tc>
+        <w:tc>
+          <w:tcPr>
+            <w:tcW w:w="4701" w:type="dxa"/>
+          </w:tcPr>
+          <w:p>
+            <w:r>
+              <w:t>Retrain the model every year</w:t>
+            </w:r>
+          </w:p>
+        </w:tc>
+      </w:tr>
+      <w:tr>
+        <w:tc>
+          <w:tcPr>
+            <w:tcW w:w="3005" w:type="dxa"/>
+          </w:tcPr>
+          <w:p>
+            <w:r>
+              <w:t>Updating data</w:t>
+            </w:r>
+          </w:p>
+        </w:tc>
+        <w:tc>
+          <w:tcPr>
+            <w:tcW w:w="1310" w:type="dxa"/>
+          </w:tcPr>
+          <w:p>
+            <w:r>
+              <w:t>Annually</w:t>
+            </w:r>
+          </w:p>
+        </w:tc>
+        <w:tc>
+          <w:tcPr>
+            <w:tcW w:w="4701" w:type="dxa"/>
+          </w:tcPr>
+          <w:p>
+            <w:r>
+              <w:t xml:space="preserve">All data sets should be updated </w:t>
+            </w:r>
+            <w:r>
+              <w:t>annually</w:t>
+            </w:r>
+            <w:r>
+              <w:t xml:space="preserve"> to maintain accuracy and </w:t>
+            </w:r>
+            <w:r>
+              <w:t xml:space="preserve">credibility </w:t>
+            </w:r>
+          </w:p>
+        </w:tc>
+      </w:tr>
+      <w:tr>
+        <w:tc>
+          <w:tcPr>
+            <w:tcW w:w="3005" w:type="dxa"/>
+          </w:tcPr>
+          <w:p>
+            <w:r>
+              <w:t>Staff ratio review</w:t>
+            </w:r>
+          </w:p>
+        </w:tc>
+        <w:tc>
+          <w:tcPr>
+            <w:tcW w:w="1310" w:type="dxa"/>
+          </w:tcPr>
+          <w:p>
+            <w:r>
+              <w:t>Annually</w:t>
+            </w:r>
+          </w:p>
+        </w:tc>
+        <w:tc>
+          <w:tcPr>
+            <w:tcW w:w="4701" w:type="dxa"/>
+          </w:tcPr>
+          <w:p>
+            <w:r>
+              <w:t xml:space="preserve">Ratio 1:10 or 1:5 etc, </w:t>
+            </w:r>
+            <w:r>
+              <w:t>should be</w:t>
+            </w:r>
+            <w:r>
+              <w:t xml:space="preserve"> change</w:t>
+            </w:r>
+            <w:r>
+              <w:t>d</w:t>
+            </w:r>
+            <w:r>
+              <w:t xml:space="preserve"> as the hotel evolve</w:t>
+            </w:r>
+          </w:p>
+        </w:tc>
+      </w:tr>
+    </w:tbl>
+    <w:p/>
+    <w:p/>
+    <w:p/>
+    <w:p>
+      <w:pPr>
+        <w:rPr>
+          <w:b/>
+          <w:bCs/>
+        </w:rPr>
+      </w:pPr>
+    </w:p>
+    <w:p>
+      <w:pPr>
+        <w:rPr>
+          <w:b/>
+          <w:bCs/>
+        </w:rPr>
+      </w:pPr>
+      <w:r>
+        <w:rPr>
+          <w:b/>
+          <w:bCs/>
+        </w:rPr>
+        <w:t>6.3</w:t>
+      </w:r>
+      <w:r>
+        <w:rPr>
+          <w:b/>
+          <w:bCs/>
+        </w:rPr>
+        <w:t xml:space="preserve"> </w:t>
+      </w:r>
+      <w:r>
+        <w:rPr>
+          <w:b/>
+          <w:bCs/>
+        </w:rPr>
+        <w:t xml:space="preserve">Conclusions </w:t>
+      </w:r>
+    </w:p>
+    <w:p>
+      <w:pPr>
+        <w:rPr>
+          <w:b/>
+          <w:bCs/>
+        </w:rPr>
+      </w:pPr>
+      <w:r>
+        <w:rPr>
+          <w:b/>
+          <w:bCs/>
+        </w:rPr>
+        <w:t xml:space="preserve">This project </w:t>
+      </w:r>
+      <w:proofErr w:type="gramStart"/>
+      <w:r>
+        <w:rPr>
+          <w:b/>
+          <w:bCs/>
+        </w:rPr>
+        <w:t>address</w:t>
+      </w:r>
+      <w:proofErr w:type="gramEnd"/>
+      <w:r>
+        <w:rPr>
+          <w:b/>
+          <w:bCs/>
+        </w:rPr>
+        <w:t xml:space="preserve"> a real</w:t>
+      </w:r>
+      <w:r>
+        <w:rPr>
+          <w:b/>
+          <w:bCs/>
+        </w:rPr>
+        <w:t xml:space="preserve"> operational</w:t>
+      </w:r>
+      <w:r>
+        <w:rPr>
+          <w:b/>
+          <w:bCs/>
+        </w:rPr>
+        <w:t xml:space="preserve"> problem </w:t>
+      </w:r>
+      <w:r>
+        <w:rPr>
+          <w:b/>
+          <w:bCs/>
+        </w:rPr>
+        <w:t>that many business owners face every day</w:t>
+      </w:r>
+      <w:r>
+        <w:rPr>
+          <w:b/>
+          <w:bCs/>
+        </w:rPr>
+        <w:t xml:space="preserve">, </w:t>
+      </w:r>
+      <w:r>
+        <w:rPr>
+          <w:b/>
+          <w:bCs/>
+        </w:rPr>
+        <w:t xml:space="preserve">how to predict the staff needed to avoid overstaff people and pay the extra cost of labour or avoid understand and </w:t>
+      </w:r>
+      <w:r>
+        <w:rPr>
+          <w:b/>
+          <w:bCs/>
+        </w:rPr>
+        <w:t>make the customers have a bad experience.</w:t>
+      </w:r>
+    </w:p>
+    <w:p>
+      <w:pPr>
+        <w:rPr>
+          <w:b/>
+          <w:bCs/>
+        </w:rPr>
+      </w:pPr>
+      <w:r>
+        <w:rPr>
+          <w:b/>
+          <w:bCs/>
+        </w:rPr>
+        <w:t>This projec</w:t>
+      </w:r>
+      <w:r>
+        <w:rPr>
+          <w:b/>
+          <w:bCs/>
+        </w:rPr>
+        <w:t xml:space="preserve">t </w:t>
+      </w:r>
+      <w:proofErr w:type="gramStart"/>
+      <w:r>
+        <w:rPr>
+          <w:b/>
+          <w:bCs/>
+        </w:rPr>
+        <w:t>take</w:t>
+      </w:r>
+      <w:proofErr w:type="gramEnd"/>
+      <w:r>
+        <w:rPr>
+          <w:b/>
+          <w:bCs/>
+        </w:rPr>
+        <w:t xml:space="preserve"> in consideration some of the most important </w:t>
+      </w:r>
+      <w:r>
+        <w:rPr>
+          <w:b/>
+          <w:bCs/>
+        </w:rPr>
+        <w:t xml:space="preserve">data that </w:t>
+      </w:r>
+      <w:r>
+        <w:rPr>
+          <w:b/>
+          <w:bCs/>
+        </w:rPr>
+        <w:t>is</w:t>
+      </w:r>
+      <w:r>
+        <w:rPr>
+          <w:b/>
+          <w:bCs/>
+        </w:rPr>
+        <w:t xml:space="preserve"> known for driving the </w:t>
+      </w:r>
+      <w:r>
+        <w:rPr>
+          <w:b/>
+          <w:bCs/>
+        </w:rPr>
+        <w:t>hospitality sector, Weather</w:t>
+      </w:r>
+      <w:r>
+        <w:rPr>
+          <w:b/>
+          <w:bCs/>
+        </w:rPr>
+        <w:t xml:space="preserve"> and</w:t>
+      </w:r>
+      <w:r>
+        <w:rPr>
+          <w:b/>
+          <w:bCs/>
+        </w:rPr>
+        <w:t xml:space="preserve"> Events</w:t>
+      </w:r>
+      <w:r>
+        <w:rPr>
+          <w:b/>
+          <w:bCs/>
+        </w:rPr>
+        <w:t>, along with the occupancy historical data set</w:t>
+      </w:r>
+      <w:r>
+        <w:rPr>
+          <w:b/>
+          <w:bCs/>
+        </w:rPr>
+        <w:t xml:space="preserve"> and a robust model such Random Forest</w:t>
+      </w:r>
+      <w:r>
+        <w:rPr>
+          <w:b/>
+          <w:bCs/>
+        </w:rPr>
+        <w:t>. Together</w:t>
+      </w:r>
+      <w:r>
+        <w:rPr>
+          <w:b/>
+          <w:bCs/>
+        </w:rPr>
+        <w:t xml:space="preserve"> they</w:t>
+      </w:r>
+      <w:r>
+        <w:rPr>
+          <w:b/>
+          <w:bCs/>
+        </w:rPr>
+        <w:t xml:space="preserve"> provide</w:t>
+      </w:r>
+      <w:r>
+        <w:rPr>
+          <w:b/>
+          <w:bCs/>
+        </w:rPr>
+        <w:t xml:space="preserve"> a strong machine learning proposal to predict with a 71.33% of accuracy the </w:t>
+      </w:r>
+      <w:r>
+        <w:rPr>
+          <w:b/>
+          <w:bCs/>
+        </w:rPr>
+        <w:t xml:space="preserve"> </w:t>
+      </w:r>
+      <w:r>
+        <w:rPr>
+          <w:b/>
+          <w:bCs/>
+        </w:rPr>
+        <w:t xml:space="preserve"> </w:t>
+      </w:r>
+    </w:p>
+    <w:p>
+      <w:pPr>
+        <w:rPr>
+          <w:b/>
+          <w:bCs/>
+        </w:rPr>
+      </w:pPr>
+    </w:p>
+    <w:p>
+      <w:pPr>
+        <w:rPr>
+          <w:b/>
+          <w:bCs/>
+        </w:rPr>
+      </w:pPr>
+    </w:p>
+    <w:p>
+      <w:pPr>
+        <w:rPr>
+          <w:b/>
+          <w:bCs/>
+        </w:rPr>
+      </w:pPr>
+    </w:p>
+    <w:p>
+      <w:pPr>
+        <w:rPr>
+          <w:b/>
+          <w:bCs/>
+        </w:rPr>
+      </w:pPr>
+    </w:p>
+    <w:p/>
+    <w:p/>
     <w:p>
       <w:r>
         <w:br w:type="page"/>
-      </w:r>
-    </w:p>
-    <w:p>
-      <w:r>
-        <w:lastRenderedPageBreak/>
-        <w:t>Modelling</w:t>
-      </w:r>
-    </w:p>
-    <w:p>
-      <w:r>
-        <w:t>4. MODELLING (~900 words)</w:t>
-      </w:r>
-    </w:p>
-    <w:p>
-      <w:r>
-        <w:rPr>
-          <w:b/>
-          <w:bCs/>
-        </w:rPr>
-        <w:t>4.1 Algorithm Selection</w:t>
-      </w:r>
-    </w:p>
-    <w:p>
-      <w:pPr>
-        <w:numPr>
-          <w:ilvl w:val="0"/>
-          <w:numId w:val="16"/>
-        </w:numPr>
-      </w:pPr>
-      <w:r>
-        <w:t>4 algorithms compared: Linear Regression, Decision Tree, Random Forest, Gradient Boosting</w:t>
-      </w:r>
-    </w:p>
-    <w:p>
-      <w:pPr>
-        <w:numPr>
-          <w:ilvl w:val="0"/>
-          <w:numId w:val="16"/>
-        </w:numPr>
-      </w:pPr>
-      <w:r>
-        <w:t xml:space="preserve">All tested with </w:t>
-      </w:r>
-      <w:proofErr w:type="spellStart"/>
-      <w:r>
-        <w:t>TimeSeriesSplit</w:t>
-      </w:r>
-      <w:proofErr w:type="spellEnd"/>
-      <w:r>
-        <w:t xml:space="preserve"> (5 folds) — why </w:t>
-      </w:r>
-      <w:proofErr w:type="spellStart"/>
-      <w:r>
-        <w:t>TimeSeriesSplit</w:t>
-      </w:r>
-      <w:proofErr w:type="spellEnd"/>
-      <w:r>
-        <w:t xml:space="preserve"> and not </w:t>
-      </w:r>
-      <w:proofErr w:type="spellStart"/>
-      <w:r>
-        <w:t>KFold</w:t>
-      </w:r>
-      <w:proofErr w:type="spellEnd"/>
-    </w:p>
-    <w:p>
-      <w:pPr>
-        <w:numPr>
-          <w:ilvl w:val="0"/>
-          <w:numId w:val="16"/>
-        </w:numPr>
-      </w:pPr>
-      <w:r>
-        <w:t>Results table: R² and Standard Deviation for each</w:t>
-      </w:r>
-    </w:p>
-    <w:p>
-      <w:r>
-        <w:rPr>
-          <w:b/>
-          <w:bCs/>
-        </w:rPr>
-        <w:t>4.2 Why Random Forest Was Chosen</w:t>
-      </w:r>
-    </w:p>
-    <w:p>
-      <w:pPr>
-        <w:numPr>
-          <w:ilvl w:val="0"/>
-          <w:numId w:val="17"/>
-        </w:numPr>
-      </w:pPr>
-      <w:r>
-        <w:t>Best R² among positive scores</w:t>
-      </w:r>
-    </w:p>
-    <w:p>
-      <w:pPr>
-        <w:numPr>
-          <w:ilvl w:val="0"/>
-          <w:numId w:val="17"/>
-        </w:numPr>
-      </w:pPr>
-      <w:r>
-        <w:t>Lowest standard deviation (most consistent)</w:t>
-      </w:r>
-    </w:p>
-    <w:p>
-      <w:pPr>
-        <w:numPr>
-          <w:ilvl w:val="0"/>
-          <w:numId w:val="17"/>
-        </w:numPr>
-      </w:pPr>
-      <w:r>
-        <w:t>Handles non-linear relationships</w:t>
-      </w:r>
-    </w:p>
-    <w:p>
-      <w:pPr>
-        <w:numPr>
-          <w:ilvl w:val="0"/>
-          <w:numId w:val="17"/>
-        </w:numPr>
-      </w:pPr>
-      <w:r>
-        <w:t>Built-in feature importance</w:t>
-      </w:r>
-    </w:p>
-    <w:p>
-      <w:pPr>
-        <w:numPr>
-          <w:ilvl w:val="0"/>
-          <w:numId w:val="17"/>
-        </w:numPr>
-      </w:pPr>
-      <w:r>
-        <w:t>Robust to outliers</w:t>
-      </w:r>
-    </w:p>
-    <w:p>
-      <w:r>
-        <w:rPr>
-          <w:b/>
-          <w:bCs/>
-        </w:rPr>
-        <w:t>4.3 Model Configuration</w:t>
-      </w:r>
-    </w:p>
-    <w:p>
-      <w:pPr>
-        <w:numPr>
-          <w:ilvl w:val="0"/>
-          <w:numId w:val="18"/>
-        </w:numPr>
-      </w:pPr>
-      <w:proofErr w:type="spellStart"/>
-      <w:r>
-        <w:t>n_estimators</w:t>
-      </w:r>
-      <w:proofErr w:type="spellEnd"/>
-      <w:r>
-        <w:t>=200 — why 200 trees</w:t>
-      </w:r>
-    </w:p>
-    <w:p>
-      <w:pPr>
-        <w:numPr>
-          <w:ilvl w:val="0"/>
-          <w:numId w:val="18"/>
-        </w:numPr>
-      </w:pPr>
-      <w:r>
-        <w:t>Default hyperparameters otherwise</w:t>
-      </w:r>
-    </w:p>
-    <w:p>
-      <w:pPr>
-        <w:numPr>
-          <w:ilvl w:val="0"/>
-          <w:numId w:val="18"/>
-        </w:numPr>
-      </w:pPr>
-      <w:r>
-        <w:t>Random state for reproducibility</w:t>
-      </w:r>
-    </w:p>
-    <w:p>
-      <w:r>
-        <w:rPr>
-          <w:b/>
-          <w:bCs/>
-        </w:rPr>
-        <w:t>4.4 Cross-Validation Results</w:t>
-      </w:r>
-    </w:p>
-    <w:p>
-      <w:pPr>
-        <w:numPr>
-          <w:ilvl w:val="0"/>
-          <w:numId w:val="19"/>
-        </w:numPr>
-      </w:pPr>
-      <w:proofErr w:type="spellStart"/>
-      <w:r>
-        <w:t>TimeSeriesSplit</w:t>
-      </w:r>
-      <w:proofErr w:type="spellEnd"/>
-      <w:r>
-        <w:t xml:space="preserve"> 5-fold results: list the 5 R² scores</w:t>
-      </w:r>
-    </w:p>
-    <w:p>
-      <w:pPr>
-        <w:numPr>
-          <w:ilvl w:val="0"/>
-          <w:numId w:val="19"/>
-        </w:numPr>
-      </w:pPr>
-      <w:r>
-        <w:t>Final R² = 0.7133 on test set</w:t>
-      </w:r>
-    </w:p>
-    <w:p>
-      <w:pPr>
-        <w:numPr>
-          <w:ilvl w:val="0"/>
-          <w:numId w:val="19"/>
-        </w:numPr>
-      </w:pPr>
-      <w:r>
-        <w:t>MAE = 16.66 guests</w:t>
-      </w:r>
-    </w:p>
-    <w:p>
-      <w:r>
-        <w:br w:type="page"/>
-      </w:r>
-    </w:p>
-    <w:p>
-      <w:r>
-        <w:lastRenderedPageBreak/>
-        <w:t>Evaluation</w:t>
-      </w:r>
-    </w:p>
-    <w:p>
-      <w:r>
-        <w:t>5. EVALUATION (~800 words)</w:t>
-      </w:r>
-    </w:p>
-    <w:p>
-      <w:r>
-        <w:rPr>
-          <w:b/>
-          <w:bCs/>
-        </w:rPr>
-        <w:t>5.1 Performance Metrics</w:t>
-      </w:r>
-    </w:p>
-    <w:p>
-      <w:pPr>
-        <w:numPr>
-          <w:ilvl w:val="0"/>
-          <w:numId w:val="20"/>
-        </w:numPr>
-      </w:pPr>
-      <w:r>
-        <w:t>R² = 0.7133: interpretation — model explains 71% of variance</w:t>
-      </w:r>
-    </w:p>
-    <w:p>
-      <w:pPr>
-        <w:numPr>
-          <w:ilvl w:val="0"/>
-          <w:numId w:val="20"/>
-        </w:numPr>
-      </w:pPr>
-      <w:r>
-        <w:t>MAE = 16.66: in context of hotel with ~200 guests average</w:t>
-      </w:r>
-    </w:p>
-    <w:p>
-      <w:pPr>
-        <w:numPr>
-          <w:ilvl w:val="0"/>
-          <w:numId w:val="20"/>
-        </w:numPr>
-      </w:pPr>
-      <w:r>
-        <w:t>Why both metrics matter (R² = fit quality, MAE = practical error)</w:t>
-      </w:r>
-    </w:p>
-    <w:p>
-      <w:r>
-        <w:rPr>
-          <w:b/>
-          <w:bCs/>
-        </w:rPr>
-        <w:t>5.2 Plot-by-Plot Evaluation</w:t>
-      </w:r>
-    </w:p>
-    <w:p>
-      <w:pPr>
-        <w:numPr>
-          <w:ilvl w:val="0"/>
-          <w:numId w:val="21"/>
-        </w:numPr>
-      </w:pPr>
-      <w:r>
-        <w:t>Plot 7: Algorithm comparison boxplot — RF chosen, reasoning</w:t>
-      </w:r>
-    </w:p>
-    <w:p>
-      <w:pPr>
-        <w:numPr>
-          <w:ilvl w:val="0"/>
-          <w:numId w:val="21"/>
-        </w:numPr>
-      </w:pPr>
-      <w:r>
-        <w:t xml:space="preserve">Plot 8: Feature importance — top 5 features, </w:t>
-      </w:r>
-      <w:proofErr w:type="spellStart"/>
-      <w:r>
-        <w:t>occupancy_yesterday</w:t>
-      </w:r>
-      <w:proofErr w:type="spellEnd"/>
-      <w:r>
-        <w:t xml:space="preserve"> dominates</w:t>
-      </w:r>
-    </w:p>
-    <w:p>
-      <w:pPr>
-        <w:numPr>
-          <w:ilvl w:val="0"/>
-          <w:numId w:val="21"/>
-        </w:numPr>
-      </w:pPr>
-      <w:r>
-        <w:t>Plot 9: Actual vs Predicted scatter — cluster around diagonal, some spread</w:t>
-      </w:r>
-    </w:p>
-    <w:p>
-      <w:pPr>
-        <w:numPr>
-          <w:ilvl w:val="0"/>
-          <w:numId w:val="21"/>
-        </w:numPr>
-      </w:pPr>
-      <w:r>
-        <w:t>Plot 10 &amp; 12: Actual vs Predicted over time — captures peaks/troughs</w:t>
-      </w:r>
-    </w:p>
-    <w:p>
-      <w:pPr>
-        <w:numPr>
-          <w:ilvl w:val="0"/>
-          <w:numId w:val="21"/>
-        </w:numPr>
-      </w:pPr>
-      <w:r>
-        <w:t>Plot 11: Error distribution — left skew, near-bell shape, mean near zero</w:t>
-      </w:r>
-    </w:p>
-    <w:p>
-      <w:r>
-        <w:rPr>
-          <w:b/>
-          <w:bCs/>
-        </w:rPr>
-        <w:t>5.3 Business Evaluation</w:t>
-      </w:r>
-    </w:p>
-    <w:p>
-      <w:pPr>
-        <w:numPr>
-          <w:ilvl w:val="0"/>
-          <w:numId w:val="22"/>
-        </w:numPr>
-      </w:pPr>
-      <w:r>
-        <w:t>Staffing ratio: 1 staff per 5 guests</w:t>
-      </w:r>
-    </w:p>
-    <w:p>
-      <w:pPr>
-        <w:numPr>
-          <w:ilvl w:val="0"/>
-          <w:numId w:val="22"/>
-        </w:numPr>
-      </w:pPr>
-      <w:r>
-        <w:t>Plot 13: Top 10 busiest days — colour-coded bar chart</w:t>
-      </w:r>
-    </w:p>
-    <w:p>
-      <w:pPr>
-        <w:numPr>
-          <w:ilvl w:val="0"/>
-          <w:numId w:val="22"/>
-        </w:numPr>
-      </w:pPr>
-      <w:r>
-        <w:t>16.66 MAE → ±3 staff members practical impact</w:t>
-      </w:r>
-    </w:p>
-    <w:p>
-      <w:pPr>
-        <w:numPr>
-          <w:ilvl w:val="0"/>
-          <w:numId w:val="22"/>
-        </w:numPr>
-      </w:pPr>
-      <w:r>
-        <w:t>Acceptable error for hotel planning purposes</w:t>
-      </w:r>
-    </w:p>
-    <w:p>
-      <w:r>
-        <w:rPr>
-          <w:b/>
-          <w:bCs/>
-        </w:rPr>
-        <w:t>5.4 Limitations</w:t>
-      </w:r>
-    </w:p>
-    <w:p>
-      <w:pPr>
-        <w:numPr>
-          <w:ilvl w:val="0"/>
-          <w:numId w:val="23"/>
-        </w:numPr>
-      </w:pPr>
-      <w:r>
-        <w:t>Model trained on 3 years only</w:t>
-      </w:r>
-    </w:p>
-    <w:p>
-      <w:pPr>
-        <w:numPr>
-          <w:ilvl w:val="0"/>
-          <w:numId w:val="23"/>
-        </w:numPr>
-      </w:pPr>
-      <w:r>
-        <w:t>Events data is synthetic (AI-generated), not real</w:t>
-      </w:r>
-    </w:p>
-    <w:p>
-      <w:pPr>
-        <w:numPr>
-          <w:ilvl w:val="0"/>
-          <w:numId w:val="23"/>
-        </w:numPr>
-      </w:pPr>
-      <w:r>
-        <w:t>External shocks (e.g. COVID, strikes) not accounted for</w:t>
-      </w:r>
-    </w:p>
-    <w:p>
-      <w:pPr>
-        <w:numPr>
-          <w:ilvl w:val="0"/>
-          <w:numId w:val="23"/>
-        </w:numPr>
-      </w:pPr>
-      <w:r>
-        <w:t>Staffing ratio is a simplification</w:t>
-      </w:r>
-    </w:p>
-    <w:p>
-      <w:r>
-        <w:br w:type="page"/>
-      </w:r>
-    </w:p>
-    <w:p>
-      <w:r>
-        <w:lastRenderedPageBreak/>
-        <w:t>Deployment</w:t>
-      </w:r>
-    </w:p>
-    <w:p>
-      <w:r>
-        <w:t>6. DEPLOYMENT (~500 words)</w:t>
-      </w:r>
-    </w:p>
-    <w:p>
-      <w:r>
-        <w:rPr>
-          <w:b/>
-          <w:bCs/>
-        </w:rPr>
-        <w:t>6.1 Deployment Scenario</w:t>
-      </w:r>
-    </w:p>
-    <w:p>
-      <w:pPr>
-        <w:numPr>
-          <w:ilvl w:val="0"/>
-          <w:numId w:val="24"/>
-        </w:numPr>
-      </w:pPr>
-      <w:r>
-        <w:t>Who uses it: Hotel Operations Manager</w:t>
-      </w:r>
-    </w:p>
-    <w:p>
-      <w:pPr>
-        <w:numPr>
-          <w:ilvl w:val="0"/>
-          <w:numId w:val="24"/>
-        </w:numPr>
-      </w:pPr>
-      <w:r>
-        <w:t>When: monthly planning cycle, 30-day rolling forecast</w:t>
-      </w:r>
-    </w:p>
-    <w:p>
-      <w:pPr>
-        <w:numPr>
-          <w:ilvl w:val="0"/>
-          <w:numId w:val="24"/>
-        </w:numPr>
-      </w:pPr>
-      <w:r>
-        <w:t>Format: dashboard or spreadsheet output</w:t>
-      </w:r>
-    </w:p>
-    <w:p>
-      <w:r>
-        <w:rPr>
-          <w:b/>
-          <w:bCs/>
-        </w:rPr>
-        <w:t>6.2 What the Model Outputs</w:t>
-      </w:r>
-    </w:p>
-    <w:p>
-      <w:pPr>
-        <w:numPr>
-          <w:ilvl w:val="0"/>
-          <w:numId w:val="25"/>
-        </w:numPr>
-      </w:pPr>
-      <w:r>
-        <w:t>Predicted occupancy for next N days</w:t>
-      </w:r>
-    </w:p>
-    <w:p>
-      <w:pPr>
-        <w:numPr>
-          <w:ilvl w:val="0"/>
-          <w:numId w:val="25"/>
-        </w:numPr>
-      </w:pPr>
-      <w:r>
-        <w:t>Converted to: recommended staff count</w:t>
-      </w:r>
-    </w:p>
-    <w:p>
-      <w:pPr>
-        <w:numPr>
-          <w:ilvl w:val="0"/>
-          <w:numId w:val="25"/>
-        </w:numPr>
-      </w:pPr>
-      <w:r>
-        <w:t>Visual: colour-coded bar chart (Plot 13 style)</w:t>
-      </w:r>
-    </w:p>
-    <w:p>
-      <w:r>
-        <w:rPr>
-          <w:b/>
-          <w:bCs/>
-        </w:rPr>
-        <w:t>6.3 Monitoring and Maintenance</w:t>
-      </w:r>
-    </w:p>
-    <w:p>
-      <w:pPr>
-        <w:numPr>
-          <w:ilvl w:val="0"/>
-          <w:numId w:val="26"/>
-        </w:numPr>
-      </w:pPr>
-      <w:r>
-        <w:t>Model should be retrained annually with new bookings data</w:t>
-      </w:r>
-    </w:p>
-    <w:p>
-      <w:pPr>
-        <w:numPr>
-          <w:ilvl w:val="0"/>
-          <w:numId w:val="26"/>
-        </w:numPr>
-      </w:pPr>
-      <w:r>
-        <w:t>Weather data updated via Met Éireann API</w:t>
-      </w:r>
-    </w:p>
-    <w:p>
-      <w:pPr>
-        <w:numPr>
-          <w:ilvl w:val="0"/>
-          <w:numId w:val="26"/>
-        </w:numPr>
-      </w:pPr>
-      <w:r>
-        <w:t>Events data: real data source needed for production</w:t>
-      </w:r>
-    </w:p>
-    <w:p>
-      <w:r>
-        <w:rPr>
-          <w:b/>
-          <w:bCs/>
-        </w:rPr>
-        <w:t>6.4 Risks and Ethical Considerations</w:t>
-      </w:r>
-    </w:p>
-    <w:p>
-      <w:pPr>
-        <w:numPr>
-          <w:ilvl w:val="0"/>
-          <w:numId w:val="27"/>
-        </w:numPr>
-      </w:pPr>
-      <w:r>
-        <w:t>Over-reliance on prediction without human judgment</w:t>
-      </w:r>
-    </w:p>
-    <w:p>
-      <w:pPr>
-        <w:numPr>
-          <w:ilvl w:val="0"/>
-          <w:numId w:val="27"/>
-        </w:numPr>
-      </w:pPr>
-      <w:r>
-        <w:t>Model cannot predict sudden demand spikes</w:t>
-      </w:r>
-    </w:p>
-    <w:p>
-      <w:pPr>
-        <w:numPr>
-          <w:ilvl w:val="0"/>
-          <w:numId w:val="27"/>
-        </w:numPr>
-      </w:pPr>
-      <w:r>
-        <w:t>Staff data privacy if extended to individual scheduling</w:t>
-      </w:r>
-    </w:p>
-    <w:p>
-      <w:r>
-        <w:br w:type="page"/>
-      </w:r>
-    </w:p>
-    <w:p>
-      <w:r>
-        <w:lastRenderedPageBreak/>
-        <w:t>Conclusion</w:t>
-      </w:r>
-    </w:p>
-    <w:p>
-      <w:r>
-        <w:t>7. CONCLUSION (~200 words)</w:t>
-      </w:r>
-    </w:p>
-    <w:p>
-      <w:pPr>
-        <w:numPr>
-          <w:ilvl w:val="0"/>
-          <w:numId w:val="28"/>
-        </w:numPr>
-      </w:pPr>
-      <w:r>
-        <w:t>Summary: CRISP-DM guided a structured journey from problem to prediction</w:t>
-      </w:r>
-    </w:p>
-    <w:p>
-      <w:pPr>
-        <w:numPr>
-          <w:ilvl w:val="0"/>
-          <w:numId w:val="28"/>
-        </w:numPr>
-      </w:pPr>
-      <w:r>
-        <w:t>Key achievement: R² = 0.7133, MAE = 16.66 guests</w:t>
-      </w:r>
-    </w:p>
-    <w:p>
-      <w:pPr>
-        <w:numPr>
-          <w:ilvl w:val="0"/>
-          <w:numId w:val="28"/>
-        </w:numPr>
-      </w:pPr>
-      <w:r>
-        <w:t>Most important lesson: correct data definition (occupancy = nightly, not arrivals)</w:t>
-      </w:r>
-    </w:p>
-    <w:p>
-      <w:pPr>
-        <w:numPr>
-          <w:ilvl w:val="0"/>
-          <w:numId w:val="28"/>
-        </w:numPr>
-      </w:pPr>
-      <w:r>
-        <w:t>CRISP-DM's iterative nature: the occupancy fix triggered re-visiting stages 2, 3, 4, 5</w:t>
-      </w:r>
-    </w:p>
-    <w:p>
-      <w:pPr>
-        <w:numPr>
-          <w:ilvl w:val="0"/>
-          <w:numId w:val="28"/>
-        </w:numPr>
-      </w:pPr>
-      <w:r>
-        <w:t>Future work: real events data, larger dataset, staff categories (reception, kitchen, housekeeping)</w:t>
       </w:r>
     </w:p>
     <w:p/>
@@ -5321,98 +5972,6 @@
           <w:color w:val="EE0000"/>
         </w:rPr>
       </w:pPr>
-    </w:p>
-    <w:p/>
-    <w:p>
-      <w:pPr>
-        <w:rPr>
-          <w:color w:val="EE0000"/>
-        </w:rPr>
-      </w:pPr>
-      <w:proofErr w:type="spellStart"/>
-      <w:r>
-        <w:rPr>
-          <w:color w:val="EE0000"/>
-        </w:rPr>
-        <w:t>Tienes</w:t>
-      </w:r>
-      <w:proofErr w:type="spellEnd"/>
-      <w:r>
-        <w:rPr>
-          <w:color w:val="EE0000"/>
-        </w:rPr>
-        <w:t xml:space="preserve"> </w:t>
-      </w:r>
-      <w:proofErr w:type="spellStart"/>
-      <w:r>
-        <w:rPr>
-          <w:color w:val="EE0000"/>
-        </w:rPr>
-        <w:t>que</w:t>
-      </w:r>
-      <w:proofErr w:type="spellEnd"/>
-      <w:r>
-        <w:rPr>
-          <w:color w:val="EE0000"/>
-        </w:rPr>
-        <w:t xml:space="preserve"> </w:t>
-      </w:r>
-      <w:proofErr w:type="spellStart"/>
-      <w:r>
-        <w:rPr>
-          <w:color w:val="EE0000"/>
-        </w:rPr>
-        <w:t>implementar</w:t>
-      </w:r>
-      <w:proofErr w:type="spellEnd"/>
-      <w:r>
-        <w:rPr>
-          <w:color w:val="EE0000"/>
-        </w:rPr>
-        <w:t xml:space="preserve"> something like standard scaler, robust </w:t>
-      </w:r>
-      <w:r>
-        <w:rPr>
-          <w:color w:val="EE0000"/>
-        </w:rPr>
-        <w:t>scalar</w:t>
-      </w:r>
-      <w:r>
-        <w:rPr>
-          <w:color w:val="EE0000"/>
-        </w:rPr>
-        <w:t>, amputation</w:t>
-      </w:r>
-      <w:r>
-        <w:rPr>
-          <w:color w:val="EE0000"/>
-        </w:rPr>
-        <w:t xml:space="preserve">, outliners, define </w:t>
-      </w:r>
-      <w:r>
-        <w:rPr>
-          <w:color w:val="EE0000"/>
-        </w:rPr>
-        <w:t>of the ske</w:t>
-      </w:r>
-      <w:r>
-        <w:rPr>
-          <w:color w:val="EE0000"/>
-        </w:rPr>
-        <w:t>w</w:t>
-      </w:r>
-      <w:r>
-        <w:rPr>
-          <w:color w:val="EE0000"/>
-        </w:rPr>
-        <w:t xml:space="preserve"> looks like. Tell me what I can implement and why my teacher wants me to implement them </w:t>
-      </w:r>
-      <w:r>
-        <w:rPr>
-          <w:color w:val="EE0000"/>
-        </w:rPr>
-        <w:t xml:space="preserve"> </w:t>
-      </w:r>
     </w:p>
     <w:p>
       <w:pPr>
@@ -5707,11 +6266,19 @@
           <w:p>
             <w:proofErr w:type="spellStart"/>
             <w:r>
-              <w:t>dt.day_name</w:t>
+              <w:t>dt.day_</w:t>
+            </w:r>
+            <w:proofErr w:type="gramStart"/>
+            <w:r>
+              <w:t>name</w:t>
             </w:r>
             <w:proofErr w:type="spellEnd"/>
             <w:r>
-              <w:t>()</w:t>
+              <w:t>(</w:t>
+            </w:r>
+            <w:proofErr w:type="gramEnd"/>
+            <w:r>
+              <w:t>)</w:t>
             </w:r>
           </w:p>
         </w:tc>
@@ -5927,7 +6494,15 @@
           </w:tcPr>
           <w:p>
             <w:r>
-              <w:t>Time series shift()</w:t>
+              <w:t xml:space="preserve">Time series </w:t>
+            </w:r>
+            <w:proofErr w:type="gramStart"/>
+            <w:r>
+              <w:t>shift(</w:t>
+            </w:r>
+            <w:proofErr w:type="gramEnd"/>
+            <w:r>
+              <w:t>)</w:t>
             </w:r>
           </w:p>
         </w:tc>
@@ -6038,10 +6613,12 @@
               <w:t xml:space="preserve">How to use </w:t>
             </w:r>
             <w:proofErr w:type="spellStart"/>
+            <w:proofErr w:type="gramStart"/>
             <w:r>
               <w:t>x.iloc</w:t>
             </w:r>
             <w:proofErr w:type="spellEnd"/>
+            <w:proofErr w:type="gramEnd"/>
           </w:p>
         </w:tc>
         <w:tc>
@@ -6079,10 +6656,12 @@
               <w:t xml:space="preserve">What is </w:t>
             </w:r>
             <w:proofErr w:type="spellStart"/>
+            <w:proofErr w:type="gramStart"/>
             <w:r>
               <w:t>pd.Timedelta</w:t>
             </w:r>
             <w:proofErr w:type="spellEnd"/>
+            <w:proofErr w:type="gramEnd"/>
           </w:p>
         </w:tc>
         <w:tc>
@@ -6155,11 +6734,21 @@
             <w:tcW w:w="1620" w:type="dxa"/>
           </w:tcPr>
           <w:p>
+            <w:proofErr w:type="gramStart"/>
             <w:r>
               <w:t>.sin</w:t>
             </w:r>
-            <w:r>
-              <w:t xml:space="preserve"> and .cos meaning</w:t>
+            <w:proofErr w:type="gramEnd"/>
+            <w:r>
+              <w:t xml:space="preserve"> </w:t>
+            </w:r>
+            <w:proofErr w:type="gramStart"/>
+            <w:r>
+              <w:t>and .cos</w:t>
+            </w:r>
+            <w:proofErr w:type="gramEnd"/>
+            <w:r>
+              <w:t xml:space="preserve"> meaning</w:t>
             </w:r>
           </w:p>
         </w:tc>
@@ -6953,6 +7542,119 @@
     </w:lvl>
   </w:abstractNum>
   <w:abstractNum w:abstractNumId="4" w15:restartNumberingAfterBreak="0">
+    <w:nsid w:val="0793560C"/>
+    <w:multiLevelType w:val="hybridMultilevel"/>
+    <w:tmpl w:val="8BA4A784"/>
+    <w:lvl w:ilvl="0" w:tplc="18090001">
+      <w:start w:val="1"/>
+      <w:numFmt w:val="bullet"/>
+      <w:lvlText w:val=""/>
+      <w:lvlJc w:val="left"/>
+      <w:pPr>
+        <w:ind w:left="720" w:hanging="360"/>
+      </w:pPr>
+      <w:rPr>
+        <w:rFonts w:ascii="Symbol" w:hAnsi="Symbol" w:hint="default"/>
+      </w:rPr>
+    </w:lvl>
+    <w:lvl w:ilvl="1" w:tplc="18090003" w:tentative="1">
+      <w:start w:val="1"/>
+      <w:numFmt w:val="bullet"/>
+      <w:lvlText w:val="o"/>
+      <w:lvlJc w:val="left"/>
+      <w:pPr>
+        <w:ind w:left="1440" w:hanging="360"/>
+      </w:pPr>
+      <w:rPr>
+        <w:rFonts w:ascii="Courier New" w:hAnsi="Courier New" w:cs="Courier New" w:hint="default"/>
+      </w:rPr>
+    </w:lvl>
+    <w:lvl w:ilvl="2" w:tplc="18090005" w:tentative="1">
+      <w:start w:val="1"/>
+      <w:numFmt w:val="bullet"/>
+      <w:lvlText w:val=""/>
+      <w:lvlJc w:val="left"/>
+      <w:pPr>
+        <w:ind w:left="2160" w:hanging="360"/>
+      </w:pPr>
+      <w:rPr>
+        <w:rFonts w:ascii="Wingdings" w:hAnsi="Wingdings" w:hint="default"/>
+      </w:rPr>
+    </w:lvl>
+    <w:lvl w:ilvl="3" w:tplc="18090001" w:tentative="1">
+      <w:start w:val="1"/>
+      <w:numFmt w:val="bullet"/>
+      <w:lvlText w:val=""/>
+      <w:lvlJc w:val="left"/>
+      <w:pPr>
+        <w:ind w:left="2880" w:hanging="360"/>
+      </w:pPr>
+      <w:rPr>
+        <w:rFonts w:ascii="Symbol" w:hAnsi="Symbol" w:hint="default"/>
+      </w:rPr>
+    </w:lvl>
+    <w:lvl w:ilvl="4" w:tplc="18090003" w:tentative="1">
+      <w:start w:val="1"/>
+      <w:numFmt w:val="bullet"/>
+      <w:lvlText w:val="o"/>
+      <w:lvlJc w:val="left"/>
+      <w:pPr>
+        <w:ind w:left="3600" w:hanging="360"/>
+      </w:pPr>
+      <w:rPr>
+        <w:rFonts w:ascii="Courier New" w:hAnsi="Courier New" w:cs="Courier New" w:hint="default"/>
+      </w:rPr>
+    </w:lvl>
+    <w:lvl w:ilvl="5" w:tplc="18090005" w:tentative="1">
+      <w:start w:val="1"/>
+      <w:numFmt w:val="bullet"/>
+      <w:lvlText w:val=""/>
+      <w:lvlJc w:val="left"/>
+      <w:pPr>
+        <w:ind w:left="4320" w:hanging="360"/>
+      </w:pPr>
+      <w:rPr>
+        <w:rFonts w:ascii="Wingdings" w:hAnsi="Wingdings" w:hint="default"/>
+      </w:rPr>
+    </w:lvl>
+    <w:lvl w:ilvl="6" w:tplc="18090001" w:tentative="1">
+      <w:start w:val="1"/>
+      <w:numFmt w:val="bullet"/>
+      <w:lvlText w:val=""/>
+      <w:lvlJc w:val="left"/>
+      <w:pPr>
+        <w:ind w:left="5040" w:hanging="360"/>
+      </w:pPr>
+      <w:rPr>
+        <w:rFonts w:ascii="Symbol" w:hAnsi="Symbol" w:hint="default"/>
+      </w:rPr>
+    </w:lvl>
+    <w:lvl w:ilvl="7" w:tplc="18090003" w:tentative="1">
+      <w:start w:val="1"/>
+      <w:numFmt w:val="bullet"/>
+      <w:lvlText w:val="o"/>
+      <w:lvlJc w:val="left"/>
+      <w:pPr>
+        <w:ind w:left="5760" w:hanging="360"/>
+      </w:pPr>
+      <w:rPr>
+        <w:rFonts w:ascii="Courier New" w:hAnsi="Courier New" w:cs="Courier New" w:hint="default"/>
+      </w:rPr>
+    </w:lvl>
+    <w:lvl w:ilvl="8" w:tplc="18090005" w:tentative="1">
+      <w:start w:val="1"/>
+      <w:numFmt w:val="bullet"/>
+      <w:lvlText w:val=""/>
+      <w:lvlJc w:val="left"/>
+      <w:pPr>
+        <w:ind w:left="6480" w:hanging="360"/>
+      </w:pPr>
+      <w:rPr>
+        <w:rFonts w:ascii="Wingdings" w:hAnsi="Wingdings" w:hint="default"/>
+      </w:rPr>
+    </w:lvl>
+  </w:abstractNum>
+  <w:abstractNum w:abstractNumId="5" w15:restartNumberingAfterBreak="0">
     <w:nsid w:val="0A1A3C12"/>
     <w:multiLevelType w:val="hybridMultilevel"/>
     <w:tmpl w:val="93127EC6"/>
@@ -7065,7 +7767,7 @@
       </w:rPr>
     </w:lvl>
   </w:abstractNum>
-  <w:abstractNum w:abstractNumId="5" w15:restartNumberingAfterBreak="0">
+  <w:abstractNum w:abstractNumId="6" w15:restartNumberingAfterBreak="0">
     <w:nsid w:val="0DAF28AB"/>
     <w:multiLevelType w:val="multilevel"/>
     <w:tmpl w:val="A81A5666"/>
@@ -7214,7 +7916,7 @@
       </w:rPr>
     </w:lvl>
   </w:abstractNum>
-  <w:abstractNum w:abstractNumId="6" w15:restartNumberingAfterBreak="0">
+  <w:abstractNum w:abstractNumId="7" w15:restartNumberingAfterBreak="0">
     <w:nsid w:val="12945E56"/>
     <w:multiLevelType w:val="hybridMultilevel"/>
     <w:tmpl w:val="B2A604D0"/>
@@ -7327,7 +8029,7 @@
       </w:rPr>
     </w:lvl>
   </w:abstractNum>
-  <w:abstractNum w:abstractNumId="7" w15:restartNumberingAfterBreak="0">
+  <w:abstractNum w:abstractNumId="8" w15:restartNumberingAfterBreak="0">
     <w:nsid w:val="15AF1471"/>
     <w:multiLevelType w:val="multilevel"/>
     <w:tmpl w:val="ED185474"/>
@@ -7476,7 +8178,7 @@
       </w:rPr>
     </w:lvl>
   </w:abstractNum>
-  <w:abstractNum w:abstractNumId="8" w15:restartNumberingAfterBreak="0">
+  <w:abstractNum w:abstractNumId="9" w15:restartNumberingAfterBreak="0">
     <w:nsid w:val="16352229"/>
     <w:multiLevelType w:val="multilevel"/>
     <w:tmpl w:val="94086088"/>
@@ -7625,7 +8327,7 @@
       </w:rPr>
     </w:lvl>
   </w:abstractNum>
-  <w:abstractNum w:abstractNumId="9" w15:restartNumberingAfterBreak="0">
+  <w:abstractNum w:abstractNumId="10" w15:restartNumberingAfterBreak="0">
     <w:nsid w:val="2A75083A"/>
     <w:multiLevelType w:val="multilevel"/>
     <w:tmpl w:val="ABF69E40"/>
@@ -7774,7 +8476,7 @@
       </w:rPr>
     </w:lvl>
   </w:abstractNum>
-  <w:abstractNum w:abstractNumId="10" w15:restartNumberingAfterBreak="0">
+  <w:abstractNum w:abstractNumId="11" w15:restartNumberingAfterBreak="0">
     <w:nsid w:val="2DBB2258"/>
     <w:multiLevelType w:val="multilevel"/>
     <w:tmpl w:val="66927A7A"/>
@@ -7923,7 +8625,7 @@
       </w:rPr>
     </w:lvl>
   </w:abstractNum>
-  <w:abstractNum w:abstractNumId="11" w15:restartNumberingAfterBreak="0">
+  <w:abstractNum w:abstractNumId="12" w15:restartNumberingAfterBreak="0">
     <w:nsid w:val="2DED0A49"/>
     <w:multiLevelType w:val="multilevel"/>
     <w:tmpl w:val="759E9BCE"/>
@@ -8072,7 +8774,7 @@
       </w:rPr>
     </w:lvl>
   </w:abstractNum>
-  <w:abstractNum w:abstractNumId="12" w15:restartNumberingAfterBreak="0">
+  <w:abstractNum w:abstractNumId="13" w15:restartNumberingAfterBreak="0">
     <w:nsid w:val="32DC6777"/>
     <w:multiLevelType w:val="multilevel"/>
     <w:tmpl w:val="F6829934"/>
@@ -8221,7 +8923,7 @@
       </w:rPr>
     </w:lvl>
   </w:abstractNum>
-  <w:abstractNum w:abstractNumId="13" w15:restartNumberingAfterBreak="0">
+  <w:abstractNum w:abstractNumId="14" w15:restartNumberingAfterBreak="0">
     <w:nsid w:val="34462B29"/>
     <w:multiLevelType w:val="hybridMultilevel"/>
     <w:tmpl w:val="51FCA3CE"/>
@@ -8334,7 +9036,7 @@
       </w:rPr>
     </w:lvl>
   </w:abstractNum>
-  <w:abstractNum w:abstractNumId="14" w15:restartNumberingAfterBreak="0">
+  <w:abstractNum w:abstractNumId="15" w15:restartNumberingAfterBreak="0">
     <w:nsid w:val="35C90BC5"/>
     <w:multiLevelType w:val="multilevel"/>
     <w:tmpl w:val="809A214C"/>
@@ -8483,7 +9185,7 @@
       </w:rPr>
     </w:lvl>
   </w:abstractNum>
-  <w:abstractNum w:abstractNumId="15" w15:restartNumberingAfterBreak="0">
+  <w:abstractNum w:abstractNumId="16" w15:restartNumberingAfterBreak="0">
     <w:nsid w:val="36CC6B59"/>
     <w:multiLevelType w:val="multilevel"/>
     <w:tmpl w:val="1B6073BC"/>
@@ -8632,7 +9334,120 @@
       </w:rPr>
     </w:lvl>
   </w:abstractNum>
-  <w:abstractNum w:abstractNumId="16" w15:restartNumberingAfterBreak="0">
+  <w:abstractNum w:abstractNumId="17" w15:restartNumberingAfterBreak="0">
+    <w:nsid w:val="38FB2C5E"/>
+    <w:multiLevelType w:val="hybridMultilevel"/>
+    <w:tmpl w:val="BF7202A2"/>
+    <w:lvl w:ilvl="0" w:tplc="18090001">
+      <w:start w:val="1"/>
+      <w:numFmt w:val="bullet"/>
+      <w:lvlText w:val=""/>
+      <w:lvlJc w:val="left"/>
+      <w:pPr>
+        <w:ind w:left="720" w:hanging="360"/>
+      </w:pPr>
+      <w:rPr>
+        <w:rFonts w:ascii="Symbol" w:hAnsi="Symbol" w:hint="default"/>
+      </w:rPr>
+    </w:lvl>
+    <w:lvl w:ilvl="1" w:tplc="18090003" w:tentative="1">
+      <w:start w:val="1"/>
+      <w:numFmt w:val="bullet"/>
+      <w:lvlText w:val="o"/>
+      <w:lvlJc w:val="left"/>
+      <w:pPr>
+        <w:ind w:left="1440" w:hanging="360"/>
+      </w:pPr>
+      <w:rPr>
+        <w:rFonts w:ascii="Courier New" w:hAnsi="Courier New" w:cs="Courier New" w:hint="default"/>
+      </w:rPr>
+    </w:lvl>
+    <w:lvl w:ilvl="2" w:tplc="18090005" w:tentative="1">
+      <w:start w:val="1"/>
+      <w:numFmt w:val="bullet"/>
+      <w:lvlText w:val=""/>
+      <w:lvlJc w:val="left"/>
+      <w:pPr>
+        <w:ind w:left="2160" w:hanging="360"/>
+      </w:pPr>
+      <w:rPr>
+        <w:rFonts w:ascii="Wingdings" w:hAnsi="Wingdings" w:hint="default"/>
+      </w:rPr>
+    </w:lvl>
+    <w:lvl w:ilvl="3" w:tplc="18090001" w:tentative="1">
+      <w:start w:val="1"/>
+      <w:numFmt w:val="bullet"/>
+      <w:lvlText w:val=""/>
+      <w:lvlJc w:val="left"/>
+      <w:pPr>
+        <w:ind w:left="2880" w:hanging="360"/>
+      </w:pPr>
+      <w:rPr>
+        <w:rFonts w:ascii="Symbol" w:hAnsi="Symbol" w:hint="default"/>
+      </w:rPr>
+    </w:lvl>
+    <w:lvl w:ilvl="4" w:tplc="18090003" w:tentative="1">
+      <w:start w:val="1"/>
+      <w:numFmt w:val="bullet"/>
+      <w:lvlText w:val="o"/>
+      <w:lvlJc w:val="left"/>
+      <w:pPr>
+        <w:ind w:left="3600" w:hanging="360"/>
+      </w:pPr>
+      <w:rPr>
+        <w:rFonts w:ascii="Courier New" w:hAnsi="Courier New" w:cs="Courier New" w:hint="default"/>
+      </w:rPr>
+    </w:lvl>
+    <w:lvl w:ilvl="5" w:tplc="18090005" w:tentative="1">
+      <w:start w:val="1"/>
+      <w:numFmt w:val="bullet"/>
+      <w:lvlText w:val=""/>
+      <w:lvlJc w:val="left"/>
+      <w:pPr>
+        <w:ind w:left="4320" w:hanging="360"/>
+      </w:pPr>
+      <w:rPr>
+        <w:rFonts w:ascii="Wingdings" w:hAnsi="Wingdings" w:hint="default"/>
+      </w:rPr>
+    </w:lvl>
+    <w:lvl w:ilvl="6" w:tplc="18090001" w:tentative="1">
+      <w:start w:val="1"/>
+      <w:numFmt w:val="bullet"/>
+      <w:lvlText w:val=""/>
+      <w:lvlJc w:val="left"/>
+      <w:pPr>
+        <w:ind w:left="5040" w:hanging="360"/>
+      </w:pPr>
+      <w:rPr>
+        <w:rFonts w:ascii="Symbol" w:hAnsi="Symbol" w:hint="default"/>
+      </w:rPr>
+    </w:lvl>
+    <w:lvl w:ilvl="7" w:tplc="18090003" w:tentative="1">
+      <w:start w:val="1"/>
+      <w:numFmt w:val="bullet"/>
+      <w:lvlText w:val="o"/>
+      <w:lvlJc w:val="left"/>
+      <w:pPr>
+        <w:ind w:left="5760" w:hanging="360"/>
+      </w:pPr>
+      <w:rPr>
+        <w:rFonts w:ascii="Courier New" w:hAnsi="Courier New" w:cs="Courier New" w:hint="default"/>
+      </w:rPr>
+    </w:lvl>
+    <w:lvl w:ilvl="8" w:tplc="18090005" w:tentative="1">
+      <w:start w:val="1"/>
+      <w:numFmt w:val="bullet"/>
+      <w:lvlText w:val=""/>
+      <w:lvlJc w:val="left"/>
+      <w:pPr>
+        <w:ind w:left="6480" w:hanging="360"/>
+      </w:pPr>
+      <w:rPr>
+        <w:rFonts w:ascii="Wingdings" w:hAnsi="Wingdings" w:hint="default"/>
+      </w:rPr>
+    </w:lvl>
+  </w:abstractNum>
+  <w:abstractNum w:abstractNumId="18" w15:restartNumberingAfterBreak="0">
     <w:nsid w:val="3BD16F4B"/>
     <w:multiLevelType w:val="multilevel"/>
     <w:tmpl w:val="B310EE8A"/>
@@ -8781,7 +9596,7 @@
       </w:rPr>
     </w:lvl>
   </w:abstractNum>
-  <w:abstractNum w:abstractNumId="17" w15:restartNumberingAfterBreak="0">
+  <w:abstractNum w:abstractNumId="19" w15:restartNumberingAfterBreak="0">
     <w:nsid w:val="3E7C6745"/>
     <w:multiLevelType w:val="multilevel"/>
     <w:tmpl w:val="099AD20A"/>
@@ -8930,7 +9745,7 @@
       </w:rPr>
     </w:lvl>
   </w:abstractNum>
-  <w:abstractNum w:abstractNumId="18" w15:restartNumberingAfterBreak="0">
+  <w:abstractNum w:abstractNumId="20" w15:restartNumberingAfterBreak="0">
     <w:nsid w:val="417A1A38"/>
     <w:multiLevelType w:val="multilevel"/>
     <w:tmpl w:val="37C4B9BE"/>
@@ -9079,7 +9894,7 @@
       </w:rPr>
     </w:lvl>
   </w:abstractNum>
-  <w:abstractNum w:abstractNumId="19" w15:restartNumberingAfterBreak="0">
+  <w:abstractNum w:abstractNumId="21" w15:restartNumberingAfterBreak="0">
     <w:nsid w:val="42ED463D"/>
     <w:multiLevelType w:val="multilevel"/>
     <w:tmpl w:val="B512EF6C"/>
@@ -9228,7 +10043,7 @@
       </w:rPr>
     </w:lvl>
   </w:abstractNum>
-  <w:abstractNum w:abstractNumId="20" w15:restartNumberingAfterBreak="0">
+  <w:abstractNum w:abstractNumId="22" w15:restartNumberingAfterBreak="0">
     <w:nsid w:val="4A060A73"/>
     <w:multiLevelType w:val="multilevel"/>
     <w:tmpl w:val="206AC76A"/>
@@ -9377,7 +10192,7 @@
       </w:rPr>
     </w:lvl>
   </w:abstractNum>
-  <w:abstractNum w:abstractNumId="21" w15:restartNumberingAfterBreak="0">
+  <w:abstractNum w:abstractNumId="23" w15:restartNumberingAfterBreak="0">
     <w:nsid w:val="4A7A6D45"/>
     <w:multiLevelType w:val="hybridMultilevel"/>
     <w:tmpl w:val="66AAECD4"/>
@@ -9490,7 +10305,7 @@
       </w:rPr>
     </w:lvl>
   </w:abstractNum>
-  <w:abstractNum w:abstractNumId="22" w15:restartNumberingAfterBreak="0">
+  <w:abstractNum w:abstractNumId="24" w15:restartNumberingAfterBreak="0">
     <w:nsid w:val="4DAA3A36"/>
     <w:multiLevelType w:val="hybridMultilevel"/>
     <w:tmpl w:val="B6463830"/>
@@ -9603,7 +10418,7 @@
       </w:rPr>
     </w:lvl>
   </w:abstractNum>
-  <w:abstractNum w:abstractNumId="23" w15:restartNumberingAfterBreak="0">
+  <w:abstractNum w:abstractNumId="25" w15:restartNumberingAfterBreak="0">
     <w:nsid w:val="4E0E39BC"/>
     <w:multiLevelType w:val="multilevel"/>
     <w:tmpl w:val="34C0107C"/>
@@ -9716,7 +10531,7 @@
       </w:rPr>
     </w:lvl>
   </w:abstractNum>
-  <w:abstractNum w:abstractNumId="24" w15:restartNumberingAfterBreak="0">
+  <w:abstractNum w:abstractNumId="26" w15:restartNumberingAfterBreak="0">
     <w:nsid w:val="59295197"/>
     <w:multiLevelType w:val="multilevel"/>
     <w:tmpl w:val="AFE2F750"/>
@@ -9865,7 +10680,7 @@
       </w:rPr>
     </w:lvl>
   </w:abstractNum>
-  <w:abstractNum w:abstractNumId="25" w15:restartNumberingAfterBreak="0">
+  <w:abstractNum w:abstractNumId="27" w15:restartNumberingAfterBreak="0">
     <w:nsid w:val="5B186FC0"/>
     <w:multiLevelType w:val="multilevel"/>
     <w:tmpl w:val="ADA65EB8"/>
@@ -10014,7 +10829,7 @@
       </w:rPr>
     </w:lvl>
   </w:abstractNum>
-  <w:abstractNum w:abstractNumId="26" w15:restartNumberingAfterBreak="0">
+  <w:abstractNum w:abstractNumId="28" w15:restartNumberingAfterBreak="0">
     <w:nsid w:val="5E813A8B"/>
     <w:multiLevelType w:val="multilevel"/>
     <w:tmpl w:val="6C0ED57C"/>
@@ -10163,7 +10978,7 @@
       </w:rPr>
     </w:lvl>
   </w:abstractNum>
-  <w:abstractNum w:abstractNumId="27" w15:restartNumberingAfterBreak="0">
+  <w:abstractNum w:abstractNumId="29" w15:restartNumberingAfterBreak="0">
     <w:nsid w:val="64543C75"/>
     <w:multiLevelType w:val="multilevel"/>
     <w:tmpl w:val="2DA6AB9C"/>
@@ -10312,7 +11127,7 @@
       </w:rPr>
     </w:lvl>
   </w:abstractNum>
-  <w:abstractNum w:abstractNumId="28" w15:restartNumberingAfterBreak="0">
+  <w:abstractNum w:abstractNumId="30" w15:restartNumberingAfterBreak="0">
     <w:nsid w:val="64F27754"/>
     <w:multiLevelType w:val="multilevel"/>
     <w:tmpl w:val="23142090"/>
@@ -10461,7 +11276,7 @@
       </w:rPr>
     </w:lvl>
   </w:abstractNum>
-  <w:abstractNum w:abstractNumId="29" w15:restartNumberingAfterBreak="0">
+  <w:abstractNum w:abstractNumId="31" w15:restartNumberingAfterBreak="0">
     <w:nsid w:val="651A75A3"/>
     <w:multiLevelType w:val="multilevel"/>
     <w:tmpl w:val="7AF46592"/>
@@ -10610,7 +11425,7 @@
       </w:rPr>
     </w:lvl>
   </w:abstractNum>
-  <w:abstractNum w:abstractNumId="30" w15:restartNumberingAfterBreak="0">
+  <w:abstractNum w:abstractNumId="32" w15:restartNumberingAfterBreak="0">
     <w:nsid w:val="66BD34B6"/>
     <w:multiLevelType w:val="hybridMultilevel"/>
     <w:tmpl w:val="BF50E86E"/>
@@ -10723,7 +11538,7 @@
       </w:rPr>
     </w:lvl>
   </w:abstractNum>
-  <w:abstractNum w:abstractNumId="31" w15:restartNumberingAfterBreak="0">
+  <w:abstractNum w:abstractNumId="33" w15:restartNumberingAfterBreak="0">
     <w:nsid w:val="68E5649D"/>
     <w:multiLevelType w:val="multilevel"/>
     <w:tmpl w:val="3AAA0C70"/>
@@ -10872,7 +11687,7 @@
       </w:rPr>
     </w:lvl>
   </w:abstractNum>
-  <w:abstractNum w:abstractNumId="32" w15:restartNumberingAfterBreak="0">
+  <w:abstractNum w:abstractNumId="34" w15:restartNumberingAfterBreak="0">
     <w:nsid w:val="6A825D02"/>
     <w:multiLevelType w:val="multilevel"/>
     <w:tmpl w:val="D7743582"/>
@@ -11021,7 +11836,7 @@
       </w:rPr>
     </w:lvl>
   </w:abstractNum>
-  <w:abstractNum w:abstractNumId="33" w15:restartNumberingAfterBreak="0">
+  <w:abstractNum w:abstractNumId="35" w15:restartNumberingAfterBreak="0">
     <w:nsid w:val="710A60B5"/>
     <w:multiLevelType w:val="multilevel"/>
     <w:tmpl w:val="A4C811FA"/>
@@ -11170,7 +11985,7 @@
       </w:rPr>
     </w:lvl>
   </w:abstractNum>
-  <w:abstractNum w:abstractNumId="34" w15:restartNumberingAfterBreak="0">
+  <w:abstractNum w:abstractNumId="36" w15:restartNumberingAfterBreak="0">
     <w:nsid w:val="716F0014"/>
     <w:multiLevelType w:val="multilevel"/>
     <w:tmpl w:val="3AA657EE"/>
@@ -11319,7 +12134,7 @@
       </w:rPr>
     </w:lvl>
   </w:abstractNum>
-  <w:abstractNum w:abstractNumId="35" w15:restartNumberingAfterBreak="0">
+  <w:abstractNum w:abstractNumId="37" w15:restartNumberingAfterBreak="0">
     <w:nsid w:val="7A171B67"/>
     <w:multiLevelType w:val="multilevel"/>
     <w:tmpl w:val="E996BAFC"/>
@@ -11469,112 +12284,118 @@
     </w:lvl>
   </w:abstractNum>
   <w:num w:numId="1" w16cid:durableId="1543328590">
-    <w:abstractNumId w:val="11"/>
+    <w:abstractNumId w:val="12"/>
   </w:num>
   <w:num w:numId="2" w16cid:durableId="776562189">
-    <w:abstractNumId w:val="7"/>
+    <w:abstractNumId w:val="8"/>
   </w:num>
   <w:num w:numId="3" w16cid:durableId="569585911">
     <w:abstractNumId w:val="0"/>
   </w:num>
   <w:num w:numId="4" w16cid:durableId="670065656">
+    <w:abstractNumId w:val="20"/>
+  </w:num>
+  <w:num w:numId="5" w16cid:durableId="82798439">
+    <w:abstractNumId w:val="31"/>
+  </w:num>
+  <w:num w:numId="6" w16cid:durableId="1814564696">
+    <w:abstractNumId w:val="13"/>
+  </w:num>
+  <w:num w:numId="7" w16cid:durableId="1161696788">
+    <w:abstractNumId w:val="10"/>
+  </w:num>
+  <w:num w:numId="8" w16cid:durableId="799956742">
+    <w:abstractNumId w:val="16"/>
+  </w:num>
+  <w:num w:numId="9" w16cid:durableId="1501234281">
     <w:abstractNumId w:val="18"/>
   </w:num>
-  <w:num w:numId="5" w16cid:durableId="82798439">
-    <w:abstractNumId w:val="29"/>
-  </w:num>
-  <w:num w:numId="6" w16cid:durableId="1814564696">
-    <w:abstractNumId w:val="12"/>
-  </w:num>
-  <w:num w:numId="7" w16cid:durableId="1161696788">
-    <w:abstractNumId w:val="9"/>
-  </w:num>
-  <w:num w:numId="8" w16cid:durableId="799956742">
-    <w:abstractNumId w:val="15"/>
-  </w:num>
-  <w:num w:numId="9" w16cid:durableId="1501234281">
-    <w:abstractNumId w:val="16"/>
-  </w:num>
   <w:num w:numId="10" w16cid:durableId="313722797">
-    <w:abstractNumId w:val="25"/>
+    <w:abstractNumId w:val="27"/>
   </w:num>
   <w:num w:numId="11" w16cid:durableId="2110350188">
     <w:abstractNumId w:val="3"/>
   </w:num>
   <w:num w:numId="12" w16cid:durableId="1375886834">
-    <w:abstractNumId w:val="34"/>
+    <w:abstractNumId w:val="36"/>
   </w:num>
   <w:num w:numId="13" w16cid:durableId="1460689197">
-    <w:abstractNumId w:val="26"/>
+    <w:abstractNumId w:val="28"/>
   </w:num>
   <w:num w:numId="14" w16cid:durableId="1445467294">
-    <w:abstractNumId w:val="20"/>
+    <w:abstractNumId w:val="22"/>
   </w:num>
   <w:num w:numId="15" w16cid:durableId="1874725859">
-    <w:abstractNumId w:val="8"/>
+    <w:abstractNumId w:val="9"/>
   </w:num>
   <w:num w:numId="16" w16cid:durableId="1738747275">
     <w:abstractNumId w:val="1"/>
   </w:num>
   <w:num w:numId="17" w16cid:durableId="1041595856">
-    <w:abstractNumId w:val="24"/>
+    <w:abstractNumId w:val="26"/>
   </w:num>
   <w:num w:numId="18" w16cid:durableId="1811557505">
-    <w:abstractNumId w:val="35"/>
+    <w:abstractNumId w:val="37"/>
   </w:num>
   <w:num w:numId="19" w16cid:durableId="1551839394">
     <w:abstractNumId w:val="2"/>
   </w:num>
   <w:num w:numId="20" w16cid:durableId="392584114">
-    <w:abstractNumId w:val="27"/>
+    <w:abstractNumId w:val="29"/>
   </w:num>
   <w:num w:numId="21" w16cid:durableId="1871911589">
+    <w:abstractNumId w:val="6"/>
+  </w:num>
+  <w:num w:numId="22" w16cid:durableId="832528412">
+    <w:abstractNumId w:val="33"/>
+  </w:num>
+  <w:num w:numId="23" w16cid:durableId="1145774529">
+    <w:abstractNumId w:val="30"/>
+  </w:num>
+  <w:num w:numId="24" w16cid:durableId="2096629711">
+    <w:abstractNumId w:val="35"/>
+  </w:num>
+  <w:num w:numId="25" w16cid:durableId="1905989168">
+    <w:abstractNumId w:val="15"/>
+  </w:num>
+  <w:num w:numId="26" w16cid:durableId="166604901">
+    <w:abstractNumId w:val="34"/>
+  </w:num>
+  <w:num w:numId="27" w16cid:durableId="1104227071">
+    <w:abstractNumId w:val="19"/>
+  </w:num>
+  <w:num w:numId="28" w16cid:durableId="2139758990">
+    <w:abstractNumId w:val="11"/>
+  </w:num>
+  <w:num w:numId="29" w16cid:durableId="1402093826">
+    <w:abstractNumId w:val="21"/>
+  </w:num>
+  <w:num w:numId="30" w16cid:durableId="1650750400">
+    <w:abstractNumId w:val="25"/>
+  </w:num>
+  <w:num w:numId="31" w16cid:durableId="99030831">
     <w:abstractNumId w:val="5"/>
   </w:num>
-  <w:num w:numId="22" w16cid:durableId="832528412">
-    <w:abstractNumId w:val="31"/>
+  <w:num w:numId="32" w16cid:durableId="315183909">
+    <w:abstractNumId w:val="32"/>
   </w:num>
-  <w:num w:numId="23" w16cid:durableId="1145774529">
-    <w:abstractNumId w:val="28"/>
+  <w:num w:numId="33" w16cid:durableId="2080980190">
+    <w:abstractNumId w:val="24"/>
   </w:num>
-  <w:num w:numId="24" w16cid:durableId="2096629711">
-    <w:abstractNumId w:val="33"/>
-  </w:num>
-  <w:num w:numId="25" w16cid:durableId="1905989168">
+  <w:num w:numId="34" w16cid:durableId="1836142077">
     <w:abstractNumId w:val="14"/>
   </w:num>
-  <w:num w:numId="26" w16cid:durableId="166604901">
-    <w:abstractNumId w:val="32"/>
+  <w:num w:numId="35" w16cid:durableId="255746241">
+    <w:abstractNumId w:val="7"/>
   </w:num>
-  <w:num w:numId="27" w16cid:durableId="1104227071">
+  <w:num w:numId="36" w16cid:durableId="1841500789">
+    <w:abstractNumId w:val="23"/>
+  </w:num>
+  <w:num w:numId="37" w16cid:durableId="229386433">
     <w:abstractNumId w:val="17"/>
   </w:num>
-  <w:num w:numId="28" w16cid:durableId="2139758990">
-    <w:abstractNumId w:val="10"/>
-  </w:num>
-  <w:num w:numId="29" w16cid:durableId="1402093826">
-    <w:abstractNumId w:val="19"/>
-  </w:num>
-  <w:num w:numId="30" w16cid:durableId="1650750400">
-    <w:abstractNumId w:val="23"/>
-  </w:num>
-  <w:num w:numId="31" w16cid:durableId="99030831">
+  <w:num w:numId="38" w16cid:durableId="2113474083">
     <w:abstractNumId w:val="4"/>
-  </w:num>
-  <w:num w:numId="32" w16cid:durableId="315183909">
-    <w:abstractNumId w:val="30"/>
-  </w:num>
-  <w:num w:numId="33" w16cid:durableId="2080980190">
-    <w:abstractNumId w:val="22"/>
-  </w:num>
-  <w:num w:numId="34" w16cid:durableId="1836142077">
-    <w:abstractNumId w:val="13"/>
-  </w:num>
-  <w:num w:numId="35" w16cid:durableId="255746241">
-    <w:abstractNumId w:val="6"/>
-  </w:num>
-  <w:num w:numId="36" w16cid:durableId="1841500789">
-    <w:abstractNumId w:val="21"/>
   </w:num>
 </w:numbering>
 </file>
@@ -11979,7 +12800,7 @@
   <w:style w:type="paragraph" w:default="1" w:styleId="Normal">
     <w:name w:val="Normal"/>
     <w:qFormat/>
-    <w:rsid w:val="00585AA7"/>
+    <w:rsid w:val="00375803"/>
   </w:style>
   <w:style w:type="paragraph" w:styleId="Heading1">
     <w:name w:val="heading 1"/>

--- a/Business understanding.docx
+++ b/Business understanding.docx
@@ -17,21 +17,98 @@
         <w:t>CRISP</w:t>
       </w:r>
     </w:p>
-    <w:p>
-      <w:pPr>
-        <w:rPr>
-          <w:b/>
-          <w:bCs/>
-        </w:rPr>
-      </w:pPr>
-      <w:r>
+    <w:sdt>
+      <w:sdtPr>
+        <w:id w:val="1311909255"/>
+        <w:docPartObj>
+          <w:docPartGallery w:val="Table of Contents"/>
+          <w:docPartUnique/>
+        </w:docPartObj>
+      </w:sdtPr>
+      <w:sdtEndPr>
+        <w:rPr>
+          <w:rFonts w:asciiTheme="minorHAnsi" w:eastAsiaTheme="minorHAnsi" w:hAnsiTheme="minorHAnsi" w:cstheme="minorBidi"/>
+          <w:b/>
+          <w:bCs/>
+          <w:noProof/>
+          <w:color w:val="auto"/>
+          <w:kern w:val="2"/>
+          <w:sz w:val="24"/>
+          <w:szCs w:val="24"/>
+          <w:lang w:val="en-IE"/>
+          <w14:ligatures w14:val="standardContextual"/>
+        </w:rPr>
+      </w:sdtEndPr>
+      <w:sdtContent>
+        <w:p>
+          <w:pPr>
+            <w:pStyle w:val="TOCHeading"/>
+          </w:pPr>
+          <w:r>
+            <w:t>Table of Contents</w:t>
+          </w:r>
+        </w:p>
+        <w:p>
+          <w:r>
+            <w:fldChar w:fldCharType="begin"/>
+          </w:r>
+          <w:r>
+            <w:instrText xml:space="preserve"> TOC \o "1-3" \h \z \u </w:instrText>
+          </w:r>
+          <w:r>
+            <w:fldChar w:fldCharType="separate"/>
+          </w:r>
+          <w:r>
+            <w:rPr>
+              <w:b/>
+              <w:bCs/>
+              <w:noProof/>
+              <w:lang w:val="en-US"/>
+            </w:rPr>
+            <w:t>No table of contents entries found.</w:t>
+          </w:r>
+          <w:r>
+            <w:rPr>
+              <w:b/>
+              <w:bCs/>
+              <w:noProof/>
+            </w:rPr>
+            <w:fldChar w:fldCharType="end"/>
+          </w:r>
+        </w:p>
+      </w:sdtContent>
+    </w:sdt>
+    <w:p>
+      <w:pPr>
+        <w:rPr>
+          <w:sz w:val="96"/>
+          <w:szCs w:val="96"/>
+        </w:rPr>
+      </w:pPr>
+      <w:r>
+        <w:rPr>
+          <w:sz w:val="96"/>
+          <w:szCs w:val="96"/>
+        </w:rPr>
         <w:br w:type="page"/>
       </w:r>
-      <w:r>
-        <w:rPr>
-          <w:b/>
-          <w:bCs/>
-        </w:rPr>
+    </w:p>
+    <w:p>
+      <w:pPr>
+        <w:rPr>
+          <w:sz w:val="96"/>
+          <w:szCs w:val="96"/>
+        </w:rPr>
+      </w:pPr>
+    </w:p>
+    <w:p>
+      <w:pPr>
+        <w:pStyle w:val="Heading1"/>
+      </w:pPr>
+      <w:r>
+        <w:br w:type="page"/>
+      </w:r>
+      <w:r>
         <w:lastRenderedPageBreak/>
         <w:t>Introduction</w:t>
       </w:r>
@@ -90,21 +167,11 @@
     </w:p>
     <w:p>
       <w:r>
-        <w:t xml:space="preserve">The project follows the CHRISP </w:t>
-      </w:r>
-      <w:proofErr w:type="gramStart"/>
-      <w:r>
-        <w:t>( Cross</w:t>
-      </w:r>
-      <w:proofErr w:type="gramEnd"/>
-      <w:r>
-        <w:t xml:space="preserve"> Industry Standard Process for Data </w:t>
-      </w:r>
-      <w:proofErr w:type="gramStart"/>
+        <w:t xml:space="preserve">The project follows the CHRISP ( Cross Industry Standard Process for Data </w:t>
+      </w:r>
       <w:r>
         <w:t>Mining )</w:t>
       </w:r>
-      <w:proofErr w:type="gramEnd"/>
       <w:r>
         <w:t>, t</w:t>
       </w:r>
@@ -142,218 +209,195 @@
         <w:t>Dublin is</w:t>
       </w:r>
       <w:r>
-        <w:t xml:space="preserve"> a very dynamic </w:t>
-      </w:r>
-      <w:proofErr w:type="gramStart"/>
-      <w:r>
-        <w:t>city,</w:t>
-      </w:r>
-      <w:proofErr w:type="gramEnd"/>
+        <w:t xml:space="preserve"> a very dynamic city, </w:t>
+      </w:r>
+      <w:r>
+        <w:t>it attrac</w:t>
+      </w:r>
+      <w:r>
+        <w:t>ts numerous tourists annually</w:t>
+      </w:r>
+      <w:r>
+        <w:t xml:space="preserve"> due important events and concerts. I</w:t>
+      </w:r>
+      <w:r>
+        <w:t xml:space="preserve">t is also a very important city for conferences, and </w:t>
+      </w:r>
+      <w:r>
+        <w:t>business-related</w:t>
+      </w:r>
+      <w:r>
+        <w:t xml:space="preserve"> meetings along all the year. </w:t>
+      </w:r>
+      <w:r>
+        <w:t xml:space="preserve">For and hotel operating in this environment and </w:t>
+      </w:r>
+      <w:r>
+        <w:t xml:space="preserve">location, predictions can </w:t>
+      </w:r>
+      <w:r>
+        <w:t>change the game</w:t>
+      </w:r>
+      <w:r>
+        <w:t xml:space="preserve">, since determine </w:t>
+      </w:r>
+      <w:r>
+        <w:t xml:space="preserve">how many </w:t>
+      </w:r>
+      <w:r>
+        <w:t>staff may be needed each day see</w:t>
+      </w:r>
+      <w:r>
+        <w:t xml:space="preserve">ms to be </w:t>
+      </w:r>
       <w:r>
         <w:t xml:space="preserve"> </w:t>
       </w:r>
       <w:r>
-        <w:t>it attrac</w:t>
-      </w:r>
-      <w:r>
-        <w:t>ts numerous tourists annually</w:t>
-      </w:r>
-      <w:r>
-        <w:t xml:space="preserve"> due important events and concerts. I</w:t>
-      </w:r>
-      <w:r>
-        <w:t xml:space="preserve">t is also a very important city for conferences, and </w:t>
-      </w:r>
-      <w:r>
-        <w:t>business-related</w:t>
-      </w:r>
-      <w:r>
-        <w:t xml:space="preserve"> meetings along all the year. </w:t>
-      </w:r>
-      <w:r>
-        <w:t xml:space="preserve">For and hotel operating in this environment and </w:t>
-      </w:r>
-      <w:r>
-        <w:t xml:space="preserve">location, predictions can </w:t>
-      </w:r>
-      <w:r>
-        <w:t>change the game</w:t>
-      </w:r>
-      <w:r>
-        <w:t xml:space="preserve">, since determine </w:t>
-      </w:r>
-      <w:r>
-        <w:t xml:space="preserve">how many </w:t>
-      </w:r>
-      <w:r>
-        <w:t>staff may be needed each day see</w:t>
-      </w:r>
-      <w:r>
-        <w:t xml:space="preserve">ms to </w:t>
-      </w:r>
-      <w:proofErr w:type="gramStart"/>
-      <w:r>
-        <w:t xml:space="preserve">be </w:t>
+        <w:t>a challenge for medium/small hotels</w:t>
+      </w:r>
+      <w:r>
+        <w:t xml:space="preserve">. </w:t>
+      </w:r>
+    </w:p>
+    <w:p>
+      <w:r>
+        <w:t xml:space="preserve">This project aims to avoid </w:t>
+      </w:r>
+      <w:r>
+        <w:t xml:space="preserve">that managers rely on guesses or intuition to </w:t>
+      </w:r>
+      <w:r>
+        <w:t xml:space="preserve">make decisions that can affect staff and guests. </w:t>
+      </w:r>
+      <w:r>
+        <w:t xml:space="preserve">When a hotel </w:t>
+      </w:r>
+      <w:r>
+        <w:t>understaffs</w:t>
+      </w:r>
+      <w:r>
+        <w:t xml:space="preserve">, </w:t>
+      </w:r>
+      <w:r>
+        <w:t xml:space="preserve">the staff </w:t>
+      </w:r>
+      <w:r>
+        <w:t>works under</w:t>
+      </w:r>
+      <w:r>
+        <w:t xml:space="preserve"> pression, offering poor customer service</w:t>
+      </w:r>
+      <w:r>
+        <w:t xml:space="preserve"> and questionable performance</w:t>
+      </w:r>
+      <w:r>
+        <w:t>. W</w:t>
+      </w:r>
+      <w:r>
+        <w:t xml:space="preserve">hen an hotel </w:t>
+      </w:r>
+      <w:r>
+        <w:t>overstaffs</w:t>
+      </w:r>
+      <w:r>
+        <w:t>, the staff get paid for hours that</w:t>
+      </w:r>
+      <w:r>
+        <w:t xml:space="preserve"> were not neede</w:t>
+      </w:r>
+      <w:r>
+        <w:t xml:space="preserve">d, increasing the hotel costs, and </w:t>
+      </w:r>
+      <w:r>
+        <w:t>pushing the managers to take last minute actions like cut hours</w:t>
+      </w:r>
+      <w:r>
+        <w:t xml:space="preserve">, which </w:t>
+      </w:r>
+      <w:r>
+        <w:t xml:space="preserve">also </w:t>
+      </w:r>
+      <w:r>
+        <w:t xml:space="preserve">ends on a bad experience of the staff. </w:t>
+      </w:r>
+    </w:p>
+    <w:p/>
+    <w:p>
+      <w:pPr>
+        <w:pStyle w:val="Heading1"/>
+      </w:pPr>
+      <w:r>
+        <w:t>1) Business Understanding</w:t>
+      </w:r>
+    </w:p>
+    <w:p/>
+    <w:p>
+      <w:r>
+        <w:rPr>
+          <w:b/>
+          <w:bCs/>
+        </w:rPr>
+        <w:t>1.</w:t>
+      </w:r>
+      <w:r>
+        <w:rPr>
+          <w:b/>
+          <w:bCs/>
+        </w:rPr>
+        <w:t>1</w:t>
+      </w:r>
+      <w:r>
+        <w:rPr>
+          <w:b/>
+          <w:bCs/>
+        </w:rPr>
+        <w:t xml:space="preserve"> Business Objective</w:t>
+      </w:r>
+    </w:p>
+    <w:p>
+      <w:r>
+        <w:t>The primary objective is to reduce costs</w:t>
+      </w:r>
+      <w:r>
+        <w:t xml:space="preserve"> by reducing</w:t>
+      </w:r>
+      <w:r>
+        <w:t xml:space="preserve"> overstaff and increment </w:t>
+      </w:r>
+      <w:r>
+        <w:t xml:space="preserve">the client experience by </w:t>
+      </w:r>
+      <w:r>
+        <w:t>avoid understaffing</w:t>
+      </w:r>
+      <w:r>
+        <w:t xml:space="preserve">. This can be achieved by </w:t>
+      </w:r>
+      <w:r>
+        <w:t xml:space="preserve">using </w:t>
+      </w:r>
+      <w:r>
+        <w:t xml:space="preserve">a </w:t>
+      </w:r>
+      <w:r>
+        <w:t>nonlinear machine learning</w:t>
+      </w:r>
+      <w:r>
+        <w:t xml:space="preserve"> model </w:t>
+      </w:r>
+      <w:r>
+        <w:t xml:space="preserve">that can be feed </w:t>
+      </w:r>
+      <w:r>
+        <w:t xml:space="preserve">with data like weather, local and national events, and historical data that can </w:t>
+      </w:r>
+      <w:r>
+        <w:t>led to a final prediction.</w:t>
       </w:r>
       <w:r>
         <w:t xml:space="preserve"> </w:t>
       </w:r>
-      <w:r>
-        <w:t>a</w:t>
-      </w:r>
-      <w:proofErr w:type="gramEnd"/>
-      <w:r>
-        <w:t xml:space="preserve"> challenge for medium/small hotels</w:t>
-      </w:r>
-      <w:r>
-        <w:t xml:space="preserve">. </w:t>
-      </w:r>
-    </w:p>
-    <w:p>
-      <w:r>
-        <w:t xml:space="preserve">This project aims to avoid </w:t>
-      </w:r>
-      <w:r>
-        <w:t xml:space="preserve">that managers rely on guesses or intuition to </w:t>
-      </w:r>
-      <w:r>
-        <w:t xml:space="preserve">make decisions that can affect staff and guests. </w:t>
-      </w:r>
-      <w:r>
-        <w:t xml:space="preserve">When a hotel </w:t>
-      </w:r>
-      <w:r>
-        <w:t>understaffs</w:t>
-      </w:r>
-      <w:r>
-        <w:t xml:space="preserve">, </w:t>
-      </w:r>
-      <w:r>
-        <w:t xml:space="preserve">the staff </w:t>
-      </w:r>
-      <w:r>
-        <w:t>works under</w:t>
-      </w:r>
-      <w:r>
-        <w:t xml:space="preserve"> pression, offering poor customer service</w:t>
-      </w:r>
-      <w:r>
-        <w:t xml:space="preserve"> and questionable performance</w:t>
-      </w:r>
-      <w:r>
-        <w:t>. W</w:t>
-      </w:r>
-      <w:r>
-        <w:t xml:space="preserve">hen an hotel </w:t>
-      </w:r>
-      <w:r>
-        <w:t>overstaffs</w:t>
-      </w:r>
-      <w:r>
-        <w:t>, the staff get paid for hours that</w:t>
-      </w:r>
-      <w:r>
-        <w:t xml:space="preserve"> were not neede</w:t>
-      </w:r>
-      <w:r>
-        <w:t xml:space="preserve">d, increasing the hotel costs, and </w:t>
-      </w:r>
-      <w:r>
-        <w:t>pushing the managers to take last minute actions like cut hours</w:t>
-      </w:r>
-      <w:r>
-        <w:t xml:space="preserve">, which </w:t>
-      </w:r>
-      <w:r>
-        <w:t xml:space="preserve">also </w:t>
-      </w:r>
-      <w:r>
-        <w:t xml:space="preserve">ends on a bad experience of the staff. </w:t>
-      </w:r>
-    </w:p>
-    <w:p/>
-    <w:p>
-      <w:pPr>
-        <w:rPr>
-          <w:b/>
-          <w:bCs/>
-        </w:rPr>
-      </w:pPr>
-      <w:r>
-        <w:rPr>
-          <w:b/>
-          <w:bCs/>
-        </w:rPr>
-        <w:t>1) Business Understanding</w:t>
-      </w:r>
-    </w:p>
-    <w:p/>
-    <w:p>
-      <w:r>
-        <w:rPr>
-          <w:b/>
-          <w:bCs/>
-        </w:rPr>
-        <w:t>1.</w:t>
-      </w:r>
-      <w:r>
-        <w:rPr>
-          <w:b/>
-          <w:bCs/>
-        </w:rPr>
-        <w:t>1</w:t>
-      </w:r>
-      <w:r>
-        <w:rPr>
-          <w:b/>
-          <w:bCs/>
-        </w:rPr>
-        <w:t xml:space="preserve"> Business Objective</w:t>
-      </w:r>
-    </w:p>
-    <w:p>
-      <w:r>
-        <w:t>The primary objective is to reduce costs</w:t>
-      </w:r>
-      <w:r>
-        <w:t xml:space="preserve"> by reducing</w:t>
-      </w:r>
-      <w:r>
-        <w:t xml:space="preserve"> overstaff and increment </w:t>
-      </w:r>
-      <w:r>
-        <w:t xml:space="preserve">the client experience by </w:t>
-      </w:r>
-      <w:r>
-        <w:t>avoid understaffing</w:t>
-      </w:r>
-      <w:r>
-        <w:t xml:space="preserve">. This can be achieved by </w:t>
-      </w:r>
-      <w:r>
-        <w:t xml:space="preserve">using </w:t>
-      </w:r>
-      <w:r>
-        <w:t xml:space="preserve">a </w:t>
-      </w:r>
-      <w:r>
-        <w:t>nonlinear machine learning</w:t>
-      </w:r>
-      <w:r>
-        <w:t xml:space="preserve"> model </w:t>
-      </w:r>
-      <w:r>
-        <w:t xml:space="preserve">that can be feed </w:t>
-      </w:r>
-      <w:r>
-        <w:t xml:space="preserve">with data like weather, local and national events, and historical data that can </w:t>
-      </w:r>
-      <w:r>
-        <w:t>led to a final prediction.</w:t>
-      </w:r>
-      <w:r>
-        <w:t xml:space="preserve"> </w:t>
-      </w:r>
     </w:p>
     <w:p>
       <w:r>
@@ -378,7 +422,11 @@
         <w:t xml:space="preserve">define a ratio of one staff member </w:t>
       </w:r>
       <w:r>
-        <w:t xml:space="preserve">per 5 guests for example. This ratio can be modified by the manager and reflect the baseline </w:t>
+        <w:t xml:space="preserve">per 5 guests for example. This ratio can be modified </w:t>
+      </w:r>
+      <w:r>
+        <w:lastRenderedPageBreak/>
+        <w:t xml:space="preserve">by the manager and reflect the baseline </w:t>
       </w:r>
       <w:r>
         <w:t xml:space="preserve">for all the hotel operation, from cleaners to help desk. </w:t>
@@ -386,7 +434,6 @@
     </w:p>
     <w:p>
       <w:r>
-        <w:lastRenderedPageBreak/>
         <w:t xml:space="preserve">The model must provide a daily staff recommendation reliable enough for </w:t>
       </w:r>
       <w:r>
@@ -507,13 +554,8 @@
               <w:t>One student developer with know</w:t>
             </w:r>
             <w:r>
-              <w:t xml:space="preserve">ledge on Python, pandas, scikit-learn and </w:t>
-            </w:r>
-            <w:proofErr w:type="spellStart"/>
-            <w:r>
-              <w:t>metplotlib</w:t>
-            </w:r>
-            <w:proofErr w:type="spellEnd"/>
+              <w:t>ledge on Python, pandas, scikit-learn and metplotlib</w:t>
+            </w:r>
           </w:p>
         </w:tc>
       </w:tr>
@@ -536,7 +578,7 @@
             <w:tcW w:w="6681" w:type="dxa"/>
           </w:tcPr>
           <w:p>
-            <w:hyperlink r:id="rId5" w:history="1">
+            <w:hyperlink r:id="rId6" w:history="1">
               <w:r>
                 <w:rPr>
                   <w:rStyle w:val="Hyperlink"/>
@@ -563,26 +605,12 @@
             <w:tcW w:w="6681" w:type="dxa"/>
           </w:tcPr>
           <w:p>
-            <w:hyperlink r:id="rId6" w:history="1">
+            <w:hyperlink r:id="rId7" w:history="1">
               <w:r>
                 <w:rPr>
                   <w:rStyle w:val="Hyperlink"/>
                 </w:rPr>
-                <w:t xml:space="preserve">Met </w:t>
-              </w:r>
-              <w:proofErr w:type="spellStart"/>
-              <w:r>
-                <w:rPr>
-                  <w:rStyle w:val="Hyperlink"/>
-                </w:rPr>
-                <w:t>Èireann</w:t>
-              </w:r>
-              <w:proofErr w:type="spellEnd"/>
-              <w:r>
-                <w:rPr>
-                  <w:rStyle w:val="Hyperlink"/>
-                </w:rPr>
-                <w:t xml:space="preserve"> publi</w:t>
+                <w:t>Met Èireann publi</w:t>
               </w:r>
               <w:r>
                 <w:rPr>
@@ -661,34 +689,16 @@
           </w:tcPr>
           <w:p>
             <w:r>
-              <w:t xml:space="preserve">Phyton, </w:t>
-            </w:r>
-            <w:proofErr w:type="spellStart"/>
-            <w:r>
-              <w:t>Jupyter</w:t>
-            </w:r>
-            <w:proofErr w:type="spellEnd"/>
-            <w:r>
-              <w:t xml:space="preserve"> Notebook, </w:t>
-            </w:r>
-            <w:proofErr w:type="spellStart"/>
-            <w:r>
-              <w:t>schick</w:t>
-            </w:r>
-            <w:r>
-              <w:t>it</w:t>
-            </w:r>
-            <w:proofErr w:type="spellEnd"/>
-            <w:r>
-              <w:t xml:space="preserve">-learn, pandas, matplotlib, seaborn, </w:t>
-            </w:r>
-            <w:proofErr w:type="spellStart"/>
-            <w:r>
-              <w:t>ploty</w:t>
-            </w:r>
-            <w:proofErr w:type="spellEnd"/>
-            <w:r>
-              <w:t xml:space="preserve">  </w:t>
+              <w:t>Phyton, Jupyter Notebook, schick</w:t>
+            </w:r>
+            <w:r>
+              <w:t>it-learn, pandas, matplotlib, seaborn, ploty</w:t>
+            </w:r>
+            <w:r>
+              <w:t xml:space="preserve"> </w:t>
+            </w:r>
+            <w:r>
+              <w:t>, Powe Bi</w:t>
             </w:r>
           </w:p>
         </w:tc>
@@ -752,24 +762,14 @@
       <w:r>
         <w:t xml:space="preserve">the plots </w:t>
       </w:r>
-      <w:proofErr w:type="gramStart"/>
-      <w:r>
-        <w:t>have to</w:t>
-      </w:r>
-      <w:proofErr w:type="gramEnd"/>
+      <w:r>
+        <w:t>must</w:t>
+      </w:r>
       <w:r>
         <w:t xml:space="preserve"> explain </w:t>
       </w:r>
       <w:r>
-        <w:t xml:space="preserve">themselves by the colour and </w:t>
-      </w:r>
-      <w:proofErr w:type="gramStart"/>
-      <w:r>
-        <w:t>have to</w:t>
-      </w:r>
-      <w:proofErr w:type="gramEnd"/>
-      <w:r>
-        <w:t xml:space="preserve"> make sense visually with the </w:t>
+        <w:t xml:space="preserve">themselves by the colour and have to make sense visually with the </w:t>
       </w:r>
       <w:r>
         <w:t xml:space="preserve">textual explanation. </w:t>
@@ -851,6 +851,11 @@
       </w:r>
       <w:r>
         <w:t xml:space="preserve"> </w:t>
+      </w:r>
+    </w:p>
+    <w:p>
+      <w:r>
+        <w:t>The model is designed to support the manager's decisions, not replace them. Final staffing calls remain with the operations team.</w:t>
       </w:r>
     </w:p>
     <w:p>
@@ -897,6 +902,7 @@
                 <w:b/>
                 <w:bCs/>
               </w:rPr>
+              <w:lastRenderedPageBreak/>
               <w:t>Risk</w:t>
             </w:r>
             <w:r>
@@ -987,7 +993,6 @@
           </w:tcPr>
           <w:p>
             <w:r>
-              <w:lastRenderedPageBreak/>
               <w:t>Event data</w:t>
             </w:r>
             <w:r>
@@ -1198,89 +1203,12 @@
           </w:tcPr>
           <w:p>
             <w:r>
-              <w:t>"</w:t>
-            </w:r>
-            <w:proofErr w:type="spellStart"/>
-            <w:r>
-              <w:t>maxt</w:t>
-            </w:r>
-            <w:proofErr w:type="spellEnd"/>
-            <w:r>
-              <w:t>", "rain", "</w:t>
-            </w:r>
-            <w:proofErr w:type="spellStart"/>
-            <w:r>
-              <w:t>event_impact</w:t>
-            </w:r>
-            <w:proofErr w:type="spellEnd"/>
-            <w:r>
-              <w:t>", "</w:t>
-            </w:r>
-            <w:proofErr w:type="spellStart"/>
-            <w:r>
-              <w:t>month_sin</w:t>
-            </w:r>
-            <w:proofErr w:type="spellEnd"/>
-            <w:r>
-              <w:t>", "</w:t>
-            </w:r>
-            <w:proofErr w:type="spellStart"/>
-            <w:r>
-              <w:t>month_cos</w:t>
-            </w:r>
-            <w:proofErr w:type="spellEnd"/>
-            <w:r>
-              <w:t>", "</w:t>
-            </w:r>
-            <w:proofErr w:type="spellStart"/>
-            <w:r>
-              <w:t>week_sin</w:t>
-            </w:r>
-            <w:proofErr w:type="spellEnd"/>
-            <w:r>
-              <w:t>",</w:t>
-            </w:r>
-          </w:p>
-          <w:p>
-            <w:r>
-              <w:t>"</w:t>
-            </w:r>
-            <w:proofErr w:type="spellStart"/>
-            <w:proofErr w:type="gramStart"/>
-            <w:r>
-              <w:t>week</w:t>
-            </w:r>
-            <w:proofErr w:type="gramEnd"/>
-            <w:r>
-              <w:t>_cos</w:t>
-            </w:r>
-            <w:proofErr w:type="spellEnd"/>
-            <w:r>
-              <w:t>", "</w:t>
-            </w:r>
-            <w:proofErr w:type="spellStart"/>
-            <w:r>
-              <w:t>occupancy_yesterday</w:t>
-            </w:r>
-            <w:proofErr w:type="spellEnd"/>
-            <w:r>
-              <w:t>", "occupancy_7d_avg", "</w:t>
-            </w:r>
-            <w:proofErr w:type="spellStart"/>
-            <w:r>
-              <w:t>occupancy_last_week</w:t>
-            </w:r>
-            <w:proofErr w:type="spellEnd"/>
-            <w:r>
-              <w:t>", "occupancy_last_year","</w:t>
-            </w:r>
-            <w:proofErr w:type="spellStart"/>
-            <w:r>
-              <w:t>adr</w:t>
-            </w:r>
-            <w:proofErr w:type="spellEnd"/>
-            <w:r>
-              <w:t>",</w:t>
+              <w:t>"maxt", "rain", "event_impact", "month_sin", "month_cos", "week_sin",</w:t>
+            </w:r>
+          </w:p>
+          <w:p>
+            <w:r>
+              <w:t>"week_cos", "occupancy_yesterday", "occupancy_7d_avg", "occupancy_last_week", "occupancy_last_year","adr",</w:t>
             </w:r>
           </w:p>
         </w:tc>
@@ -1446,15 +1374,7 @@
           </w:tcPr>
           <w:p>
             <w:r>
-              <w:t xml:space="preserve">Development time, </w:t>
-            </w:r>
-            <w:proofErr w:type="spellStart"/>
-            <w:r>
-              <w:t>aprox</w:t>
-            </w:r>
-            <w:proofErr w:type="spellEnd"/>
-            <w:r>
-              <w:t xml:space="preserve"> 3 months</w:t>
+              <w:t>Development time, aprox 3 months</w:t>
             </w:r>
           </w:p>
         </w:tc>
@@ -1609,15 +1529,7 @@
     </w:p>
     <w:p>
       <w:r>
-        <w:t xml:space="preserve">For said goals, Regression is the model chosen, since the number of guests is a continuous number to predict, categorical models do not this </w:t>
-      </w:r>
-      <w:proofErr w:type="gramStart"/>
-      <w:r>
-        <w:t>this purposes</w:t>
-      </w:r>
-      <w:proofErr w:type="gramEnd"/>
-      <w:r>
-        <w:t xml:space="preserve">. </w:t>
+        <w:t xml:space="preserve">For said goals, Regression is the model chosen, since the number of guests is a continuous number to predict, categorical models do not this this purposes. </w:t>
       </w:r>
     </w:p>
     <w:p/>
@@ -2155,11 +2067,9 @@
             <w:tcW w:w="2254" w:type="dxa"/>
           </w:tcPr>
           <w:p>
-            <w:proofErr w:type="gramStart"/>
-            <w:r>
-              <w:t>Asses</w:t>
-            </w:r>
-            <w:proofErr w:type="gramEnd"/>
+            <w:r>
+              <w:t>Assess</w:t>
+            </w:r>
             <w:r>
               <w:t xml:space="preserve"> model against criteria and review it</w:t>
             </w:r>
@@ -2202,6 +2112,12 @@
             <w:tcW w:w="2254" w:type="dxa"/>
           </w:tcPr>
           <w:p>
+            <w:r>
+              <w:t>Implemen</w:t>
+            </w:r>
+            <w:r>
+              <w:t xml:space="preserve">t a user friendly tool, </w:t>
+            </w:r>
             <w:r>
               <w:t>Monitor the plan and final report</w:t>
             </w:r>
@@ -2244,15 +2160,47 @@
     </w:p>
     <w:p>
       <w:r>
-        <w:t xml:space="preserve">Python was selected as the primary development language due to its extensive machine learning ecosystem. </w:t>
-      </w:r>
-      <w:proofErr w:type="spellStart"/>
-      <w:r>
-        <w:t>Jupyter</w:t>
-      </w:r>
-      <w:proofErr w:type="spellEnd"/>
-      <w:r>
-        <w:t xml:space="preserve"> Notebook was used to combine code, visualisations, and narrative in a single document. The scikit-learn library provides all required modelling, cross-validation, and evaluation tools. Pandas handles all data manipulation and merging. Matplotlib, Seaborn, and Plotly were used for visualisation. No paid or proprietary tools were required at any stage of the project.</w:t>
+        <w:t>Python was selected as the primary development language due to its extensive machine learning ecosystem. Jupyter Notebook was used to combine code, visualisations, and narrative in a single document. The scikit-learn library provides all required modelling, cross-validation, and evaluation tools. Pandas handles all data manipulation and merging. Matplotlib, Seaborn, and Plotly were used for visualisation. No paid or proprietary tools were required at any stage of the project.</w:t>
+      </w:r>
+    </w:p>
+    <w:p>
+      <w:r>
+        <w:lastRenderedPageBreak/>
+        <w:drawing>
+          <wp:inline distT="0" distB="0" distL="0" distR="0" wp14:anchorId="7A411CD5" wp14:editId="2EFC06E0">
+            <wp:extent cx="7325747" cy="3972479"/>
+            <wp:effectExtent l="0" t="0" r="8890" b="9525"/>
+            <wp:docPr id="2133491125" name="Picture 1"/>
+            <wp:cNvGraphicFramePr>
+              <a:graphicFrameLocks xmlns:a="http://schemas.openxmlformats.org/drawingml/2006/main" noChangeAspect="1"/>
+            </wp:cNvGraphicFramePr>
+            <a:graphic xmlns:a="http://schemas.openxmlformats.org/drawingml/2006/main">
+              <a:graphicData uri="http://schemas.openxmlformats.org/drawingml/2006/picture">
+                <pic:pic xmlns:pic="http://schemas.openxmlformats.org/drawingml/2006/picture">
+                  <pic:nvPicPr>
+                    <pic:cNvPr id="2133491125" name=""/>
+                    <pic:cNvPicPr/>
+                  </pic:nvPicPr>
+                  <pic:blipFill>
+                    <a:blip r:embed="rId8"/>
+                    <a:stretch>
+                      <a:fillRect/>
+                    </a:stretch>
+                  </pic:blipFill>
+                  <pic:spPr>
+                    <a:xfrm>
+                      <a:off x="0" y="0"/>
+                      <a:ext cx="7325747" cy="3972479"/>
+                    </a:xfrm>
+                    <a:prstGeom prst="rect">
+                      <a:avLst/>
+                    </a:prstGeom>
+                  </pic:spPr>
+                </pic:pic>
+              </a:graphicData>
+            </a:graphic>
+          </wp:inline>
+        </w:drawing>
       </w:r>
     </w:p>
     <w:p>
@@ -2272,28 +2220,12 @@
     </w:p>
     <w:p>
       <w:pPr>
-        <w:ind w:left="360"/>
-      </w:pPr>
-    </w:p>
-    <w:p>
-      <w:pPr>
-        <w:rPr>
-          <w:b/>
-          <w:bCs/>
-        </w:rPr>
-      </w:pPr>
-      <w:r>
-        <w:rPr>
-          <w:b/>
-          <w:bCs/>
-        </w:rPr>
+        <w:pStyle w:val="Heading1"/>
+      </w:pPr>
+      <w:r>
         <w:t xml:space="preserve">2) </w:t>
       </w:r>
       <w:r>
-        <w:rPr>
-          <w:b/>
-          <w:bCs/>
-        </w:rPr>
         <w:t>Data Understanding</w:t>
       </w:r>
     </w:p>
@@ -2526,13 +2458,8 @@
           </w:tcPr>
           <w:p>
             <w:r>
-              <w:t xml:space="preserve">Met </w:t>
-            </w:r>
-            <w:proofErr w:type="spellStart"/>
-            <w:r>
-              <w:t>Èireann</w:t>
-            </w:r>
-            <w:proofErr w:type="spellEnd"/>
+              <w:t>Met Èireann</w:t>
+            </w:r>
           </w:p>
         </w:tc>
         <w:tc>
@@ -2636,6 +2563,7 @@
           <w:b/>
           <w:bCs/>
         </w:rPr>
+        <w:lastRenderedPageBreak/>
         <w:t xml:space="preserve">2.2 </w:t>
       </w:r>
       <w:r>
@@ -2651,7 +2579,7 @@
       <w:r>
         <w:t xml:space="preserve">Data set 1: </w:t>
       </w:r>
-      <w:hyperlink r:id="rId7" w:history="1">
+      <w:hyperlink r:id="rId9" w:history="1">
         <w:r>
           <w:rPr>
             <w:rStyle w:val="Hyperlink"/>
@@ -2686,30 +2614,11 @@
       </w:r>
     </w:p>
     <w:p>
-      <w:pPr>
-        <w:rPr>
-          <w:b/>
-          <w:bCs/>
-        </w:rPr>
-      </w:pPr>
       <w:r>
         <w:t xml:space="preserve">This is the primary data set, </w:t>
       </w:r>
-      <w:proofErr w:type="gramStart"/>
-      <w:r>
-        <w:rPr>
-          <w:b/>
-          <w:bCs/>
-        </w:rPr>
-        <w:t>It</w:t>
-      </w:r>
-      <w:proofErr w:type="gramEnd"/>
-      <w:r>
-        <w:rPr>
-          <w:b/>
-          <w:bCs/>
-        </w:rPr>
-        <w:t xml:space="preserve"> </w:t>
+      <w:r>
+        <w:t xml:space="preserve">It </w:t>
       </w:r>
       <w:r>
         <w:t xml:space="preserve">has 119,390 entries and 32 columns, I used many techniques to prepare the data set before to get to the EDA. </w:t>
@@ -2786,11 +2695,9 @@
             <w:tcW w:w="4508" w:type="dxa"/>
           </w:tcPr>
           <w:p>
-            <w:proofErr w:type="spellStart"/>
             <w:r>
               <w:t>arrival_date</w:t>
             </w:r>
-            <w:proofErr w:type="spellEnd"/>
           </w:p>
         </w:tc>
         <w:tc>
@@ -2810,11 +2717,9 @@
             <w:tcW w:w="4508" w:type="dxa"/>
           </w:tcPr>
           <w:p>
-            <w:proofErr w:type="spellStart"/>
             <w:r>
               <w:t>stays_in_weekend</w:t>
             </w:r>
-            <w:proofErr w:type="spellEnd"/>
           </w:p>
         </w:tc>
         <w:tc>
@@ -2834,7 +2739,6 @@
             <w:tcW w:w="4508" w:type="dxa"/>
           </w:tcPr>
           <w:p>
-            <w:proofErr w:type="spellStart"/>
             <w:r>
               <w:t>stays_in_wee</w:t>
             </w:r>
@@ -2844,7 +2748,6 @@
             <w:r>
               <w:t>_day</w:t>
             </w:r>
-            <w:proofErr w:type="spellEnd"/>
           </w:p>
         </w:tc>
         <w:tc>
@@ -2889,11 +2792,9 @@
             <w:tcW w:w="4508" w:type="dxa"/>
           </w:tcPr>
           <w:p>
-            <w:proofErr w:type="spellStart"/>
             <w:r>
               <w:t>adr</w:t>
             </w:r>
-            <w:proofErr w:type="spellEnd"/>
           </w:p>
         </w:tc>
         <w:tc>
@@ -2936,7 +2837,59 @@
         <w:rPr>
           <w:highlight w:val="yellow"/>
         </w:rPr>
-        <w:t>INSERT IMAGE</w:t>
+        <w:t>I</w:t>
+      </w:r>
+      <w:r>
+        <w:rPr>
+          <w:noProof/>
+        </w:rPr>
+        <w:t xml:space="preserve"> </w:t>
+      </w:r>
+      <w:r>
+        <w:drawing>
+          <wp:inline distT="0" distB="0" distL="0" distR="0" wp14:anchorId="3BD57EEC" wp14:editId="675E6F8D">
+            <wp:extent cx="6559413" cy="1533525"/>
+            <wp:effectExtent l="0" t="0" r="0" b="0"/>
+            <wp:docPr id="1081813915" name="Picture 1"/>
+            <wp:cNvGraphicFramePr>
+              <a:graphicFrameLocks xmlns:a="http://schemas.openxmlformats.org/drawingml/2006/main" noChangeAspect="1"/>
+            </wp:cNvGraphicFramePr>
+            <a:graphic xmlns:a="http://schemas.openxmlformats.org/drawingml/2006/main">
+              <a:graphicData uri="http://schemas.openxmlformats.org/drawingml/2006/picture">
+                <pic:pic xmlns:pic="http://schemas.openxmlformats.org/drawingml/2006/picture">
+                  <pic:nvPicPr>
+                    <pic:cNvPr id="1081813915" name=""/>
+                    <pic:cNvPicPr/>
+                  </pic:nvPicPr>
+                  <pic:blipFill rotWithShape="1">
+                    <a:blip r:embed="rId10"/>
+                    <a:srcRect l="1197"/>
+                    <a:stretch>
+                      <a:fillRect/>
+                    </a:stretch>
+                  </pic:blipFill>
+                  <pic:spPr bwMode="auto">
+                    <a:xfrm>
+                      <a:off x="0" y="0"/>
+                      <a:ext cx="6560328" cy="1533739"/>
+                    </a:xfrm>
+                    <a:prstGeom prst="rect">
+                      <a:avLst/>
+                    </a:prstGeom>
+                    <a:ln>
+                      <a:noFill/>
+                    </a:ln>
+                    <a:extLst>
+                      <a:ext uri="{53640926-AAD7-44D8-BBD7-CCE9431645EC}">
+                        <a14:shadowObscured xmlns:a14="http://schemas.microsoft.com/office/drawing/2010/main"/>
+                      </a:ext>
+                    </a:extLst>
+                  </pic:spPr>
+                </pic:pic>
+              </a:graphicData>
+            </a:graphic>
+          </wp:inline>
+        </w:drawing>
       </w:r>
     </w:p>
     <w:p/>
@@ -2950,11 +2903,9 @@
       <w:r>
         <w:t xml:space="preserve"> set had the dates divided on </w:t>
       </w:r>
-      <w:proofErr w:type="gramStart"/>
-      <w:r>
-        <w:t>columns</w:t>
-      </w:r>
-      <w:proofErr w:type="gramEnd"/>
+      <w:r>
+        <w:t>columns,</w:t>
+      </w:r>
       <w:r>
         <w:t xml:space="preserve"> so I mapped the months and </w:t>
       </w:r>
@@ -2967,59 +2918,161 @@
         <w:t xml:space="preserve"> </w:t>
       </w:r>
       <w:r>
-        <w:rPr>
-          <w:highlight w:val="yellow"/>
-        </w:rPr>
-        <w:t>INSERT IMAGE</w:t>
-      </w:r>
-    </w:p>
-    <w:p>
+        <w:drawing>
+          <wp:inline distT="0" distB="0" distL="0" distR="0" wp14:anchorId="4AA07883" wp14:editId="09ECE4DE">
+            <wp:extent cx="7688801" cy="1055355"/>
+            <wp:effectExtent l="0" t="0" r="0" b="0"/>
+            <wp:docPr id="783076231" name="Picture 1"/>
+            <wp:cNvGraphicFramePr>
+              <a:graphicFrameLocks xmlns:a="http://schemas.openxmlformats.org/drawingml/2006/main" noChangeAspect="1"/>
+            </wp:cNvGraphicFramePr>
+            <a:graphic xmlns:a="http://schemas.openxmlformats.org/drawingml/2006/main">
+              <a:graphicData uri="http://schemas.openxmlformats.org/drawingml/2006/picture">
+                <pic:pic xmlns:pic="http://schemas.openxmlformats.org/drawingml/2006/picture">
+                  <pic:nvPicPr>
+                    <pic:cNvPr id="783076231" name=""/>
+                    <pic:cNvPicPr/>
+                  </pic:nvPicPr>
+                  <pic:blipFill rotWithShape="1">
+                    <a:blip r:embed="rId11"/>
+                    <a:srcRect l="1115" t="4869" r="895" b="2783"/>
+                    <a:stretch>
+                      <a:fillRect/>
+                    </a:stretch>
+                  </pic:blipFill>
+                  <pic:spPr bwMode="auto">
+                    <a:xfrm>
+                      <a:off x="0" y="0"/>
+                      <a:ext cx="7691191" cy="1055683"/>
+                    </a:xfrm>
+                    <a:prstGeom prst="rect">
+                      <a:avLst/>
+                    </a:prstGeom>
+                    <a:ln>
+                      <a:noFill/>
+                    </a:ln>
+                    <a:extLst>
+                      <a:ext uri="{53640926-AAD7-44D8-BBD7-CCE9431645EC}">
+                        <a14:shadowObscured xmlns:a14="http://schemas.microsoft.com/office/drawing/2010/main"/>
+                      </a:ext>
+                    </a:extLst>
+                  </pic:spPr>
+                </pic:pic>
+              </a:graphicData>
+            </a:graphic>
+          </wp:inline>
+        </w:drawing>
+      </w:r>
+    </w:p>
+    <w:p>
+      <w:r>
+        <w:drawing>
+          <wp:inline distT="0" distB="0" distL="0" distR="0" wp14:anchorId="1E6DE4E8" wp14:editId="78F361B5">
+            <wp:extent cx="7735380" cy="1009791"/>
+            <wp:effectExtent l="0" t="0" r="0" b="0"/>
+            <wp:docPr id="681888616" name="Picture 1"/>
+            <wp:cNvGraphicFramePr>
+              <a:graphicFrameLocks xmlns:a="http://schemas.openxmlformats.org/drawingml/2006/main" noChangeAspect="1"/>
+            </wp:cNvGraphicFramePr>
+            <a:graphic xmlns:a="http://schemas.openxmlformats.org/drawingml/2006/main">
+              <a:graphicData uri="http://schemas.openxmlformats.org/drawingml/2006/picture">
+                <pic:pic xmlns:pic="http://schemas.openxmlformats.org/drawingml/2006/picture">
+                  <pic:nvPicPr>
+                    <pic:cNvPr id="681888616" name=""/>
+                    <pic:cNvPicPr/>
+                  </pic:nvPicPr>
+                  <pic:blipFill>
+                    <a:blip r:embed="rId12"/>
+                    <a:stretch>
+                      <a:fillRect/>
+                    </a:stretch>
+                  </pic:blipFill>
+                  <pic:spPr>
+                    <a:xfrm>
+                      <a:off x="0" y="0"/>
+                      <a:ext cx="7735380" cy="1009791"/>
+                    </a:xfrm>
+                    <a:prstGeom prst="rect">
+                      <a:avLst/>
+                    </a:prstGeom>
+                  </pic:spPr>
+                </pic:pic>
+              </a:graphicData>
+            </a:graphic>
+          </wp:inline>
+        </w:drawing>
+      </w:r>
+    </w:p>
+    <w:p>
+      <w:pPr>
+        <w:tabs>
+          <w:tab w:val="left" w:pos="8289"/>
+        </w:tabs>
+      </w:pPr>
       <w:r>
         <w:lastRenderedPageBreak/>
         <w:t>I did a final merged, using the “date” to pull the three data sets</w:t>
       </w:r>
       <w:r>
-        <w:t xml:space="preserve"> </w:t>
-      </w:r>
-    </w:p>
-    <w:p>
-      <w:r>
-        <w:rPr>
-          <w:highlight w:val="yellow"/>
-        </w:rPr>
-        <w:t>INSERT IMAGE</w:t>
+        <w:t>:</w:t>
+      </w:r>
+    </w:p>
+    <w:p>
+      <w:pPr>
+        <w:tabs>
+          <w:tab w:val="left" w:pos="8289"/>
+        </w:tabs>
+      </w:pPr>
+      <w:r>
+        <w:drawing>
+          <wp:inline distT="0" distB="0" distL="0" distR="0" wp14:anchorId="2F8668D1" wp14:editId="526FE77A">
+            <wp:extent cx="6982799" cy="3115110"/>
+            <wp:effectExtent l="0" t="0" r="0" b="9525"/>
+            <wp:docPr id="1814951037" name="Picture 1"/>
+            <wp:cNvGraphicFramePr>
+              <a:graphicFrameLocks xmlns:a="http://schemas.openxmlformats.org/drawingml/2006/main" noChangeAspect="1"/>
+            </wp:cNvGraphicFramePr>
+            <a:graphic xmlns:a="http://schemas.openxmlformats.org/drawingml/2006/main">
+              <a:graphicData uri="http://schemas.openxmlformats.org/drawingml/2006/picture">
+                <pic:pic xmlns:pic="http://schemas.openxmlformats.org/drawingml/2006/picture">
+                  <pic:nvPicPr>
+                    <pic:cNvPr id="1814951037" name=""/>
+                    <pic:cNvPicPr/>
+                  </pic:nvPicPr>
+                  <pic:blipFill>
+                    <a:blip r:embed="rId13"/>
+                    <a:stretch>
+                      <a:fillRect/>
+                    </a:stretch>
+                  </pic:blipFill>
+                  <pic:spPr>
+                    <a:xfrm>
+                      <a:off x="0" y="0"/>
+                      <a:ext cx="6982799" cy="3115110"/>
+                    </a:xfrm>
+                    <a:prstGeom prst="rect">
+                      <a:avLst/>
+                    </a:prstGeom>
+                  </pic:spPr>
+                </pic:pic>
+              </a:graphicData>
+            </a:graphic>
+          </wp:inline>
+        </w:drawing>
       </w:r>
     </w:p>
     <w:p/>
     <w:p/>
-    <w:p/>
-    <w:p/>
-    <w:p/>
-    <w:p/>
     <w:p>
       <w:r>
         <w:t xml:space="preserve">Data set 2: </w:t>
       </w:r>
-      <w:hyperlink r:id="rId8" w:history="1">
+      <w:hyperlink r:id="rId14" w:history="1">
         <w:r>
           <w:rPr>
             <w:rStyle w:val="Hyperlink"/>
           </w:rPr>
-          <w:t xml:space="preserve">Met </w:t>
-        </w:r>
-        <w:proofErr w:type="spellStart"/>
-        <w:r>
-          <w:rPr>
-            <w:rStyle w:val="Hyperlink"/>
-          </w:rPr>
-          <w:t>Èireann</w:t>
-        </w:r>
-        <w:proofErr w:type="spellEnd"/>
-        <w:r>
-          <w:rPr>
-            <w:rStyle w:val="Hyperlink"/>
-          </w:rPr>
-          <w:t xml:space="preserve"> Weather historical</w:t>
+          <w:t>Met Èireann Weather historical</w:t>
         </w:r>
       </w:hyperlink>
     </w:p>
@@ -3031,11 +3084,9 @@
       <w:r>
         <w:t xml:space="preserve">it </w:t>
       </w:r>
-      <w:proofErr w:type="gramStart"/>
-      <w:r>
-        <w:t>contain</w:t>
-      </w:r>
-      <w:proofErr w:type="gramEnd"/>
+      <w:r>
+        <w:t>contains</w:t>
+      </w:r>
       <w:r>
         <w:t xml:space="preserve"> 1096 rows and 9 columns</w:t>
       </w:r>
@@ -3045,18 +3096,50 @@
     </w:p>
     <w:p>
       <w:r>
+        <w:drawing>
+          <wp:inline distT="0" distB="0" distL="0" distR="0" wp14:anchorId="220F1178" wp14:editId="371DF2B3">
+            <wp:extent cx="3448531" cy="3210373"/>
+            <wp:effectExtent l="0" t="0" r="0" b="9525"/>
+            <wp:docPr id="1702552204" name="Picture 1"/>
+            <wp:cNvGraphicFramePr>
+              <a:graphicFrameLocks xmlns:a="http://schemas.openxmlformats.org/drawingml/2006/main" noChangeAspect="1"/>
+            </wp:cNvGraphicFramePr>
+            <a:graphic xmlns:a="http://schemas.openxmlformats.org/drawingml/2006/main">
+              <a:graphicData uri="http://schemas.openxmlformats.org/drawingml/2006/picture">
+                <pic:pic xmlns:pic="http://schemas.openxmlformats.org/drawingml/2006/picture">
+                  <pic:nvPicPr>
+                    <pic:cNvPr id="1702552204" name=""/>
+                    <pic:cNvPicPr/>
+                  </pic:nvPicPr>
+                  <pic:blipFill>
+                    <a:blip r:embed="rId15"/>
+                    <a:stretch>
+                      <a:fillRect/>
+                    </a:stretch>
+                  </pic:blipFill>
+                  <pic:spPr>
+                    <a:xfrm>
+                      <a:off x="0" y="0"/>
+                      <a:ext cx="3448531" cy="3210373"/>
+                    </a:xfrm>
+                    <a:prstGeom prst="rect">
+                      <a:avLst/>
+                    </a:prstGeom>
+                  </pic:spPr>
+                </pic:pic>
+              </a:graphicData>
+            </a:graphic>
+          </wp:inline>
+        </w:drawing>
+      </w:r>
+    </w:p>
+    <w:p>
+      <w:r>
+        <w:lastRenderedPageBreak/>
         <w:t xml:space="preserve">I only needed columns like </w:t>
       </w:r>
       <w:r>
-        <w:t>"date", "rain", "</w:t>
-      </w:r>
-      <w:proofErr w:type="spellStart"/>
-      <w:r>
-        <w:t>maxt</w:t>
-      </w:r>
-      <w:proofErr w:type="spellEnd"/>
-      <w:r>
-        <w:t>", "mint"</w:t>
+        <w:t>"date", "rain", "maxt", "mint"</w:t>
       </w:r>
       <w:r>
         <w:t xml:space="preserve"> to create my “Weather Quality</w:t>
@@ -3065,15 +3148,7 @@
         <w:t xml:space="preserve"> categories”, this helps to understand </w:t>
       </w:r>
       <w:r>
-        <w:t xml:space="preserve">specifically how a “Dry” day looks like. </w:t>
-      </w:r>
-      <w:proofErr w:type="gramStart"/>
-      <w:r>
-        <w:t>So</w:t>
-      </w:r>
-      <w:proofErr w:type="gramEnd"/>
-      <w:r>
-        <w:t xml:space="preserve"> the </w:t>
+        <w:t xml:space="preserve">specifically how a “Dry” day looks like. So the </w:t>
       </w:r>
       <w:r>
         <w:t>4 categories</w:t>
@@ -3095,1099 +3170,1976 @@
       </w:r>
       <w:r>
         <w:t>.</w:t>
+      </w:r>
+    </w:p>
+    <w:p>
+      <w:r>
+        <w:drawing>
+          <wp:inline distT="0" distB="0" distL="0" distR="0" wp14:anchorId="622E0F3B" wp14:editId="1C0B2540">
+            <wp:extent cx="5611008" cy="704948"/>
+            <wp:effectExtent l="0" t="0" r="8890" b="0"/>
+            <wp:docPr id="1034820384" name="Picture 1"/>
+            <wp:cNvGraphicFramePr>
+              <a:graphicFrameLocks xmlns:a="http://schemas.openxmlformats.org/drawingml/2006/main" noChangeAspect="1"/>
+            </wp:cNvGraphicFramePr>
+            <a:graphic xmlns:a="http://schemas.openxmlformats.org/drawingml/2006/main">
+              <a:graphicData uri="http://schemas.openxmlformats.org/drawingml/2006/picture">
+                <pic:pic xmlns:pic="http://schemas.openxmlformats.org/drawingml/2006/picture">
+                  <pic:nvPicPr>
+                    <pic:cNvPr id="1034820384" name=""/>
+                    <pic:cNvPicPr/>
+                  </pic:nvPicPr>
+                  <pic:blipFill>
+                    <a:blip r:embed="rId16"/>
+                    <a:stretch>
+                      <a:fillRect/>
+                    </a:stretch>
+                  </pic:blipFill>
+                  <pic:spPr>
+                    <a:xfrm>
+                      <a:off x="0" y="0"/>
+                      <a:ext cx="5611008" cy="704948"/>
+                    </a:xfrm>
+                    <a:prstGeom prst="rect">
+                      <a:avLst/>
+                    </a:prstGeom>
+                  </pic:spPr>
+                </pic:pic>
+              </a:graphicData>
+            </a:graphic>
+          </wp:inline>
+        </w:drawing>
+      </w:r>
+    </w:p>
+    <w:p/>
+    <w:p>
+      <w:r>
+        <w:t xml:space="preserve">Data set 3: </w:t>
+      </w:r>
+      <w:r>
+        <w:t>Dublin events (AI)</w:t>
+      </w:r>
+    </w:p>
+    <w:p>
+      <w:r>
+        <w:t>I created a data se</w:t>
+      </w:r>
+      <w:r>
+        <w:t xml:space="preserve">t with the assistance of AI to enlist the events in Dublin along 2015, 2016 and 2017, </w:t>
+      </w:r>
+      <w:r>
+        <w:t>I also asked to create a</w:t>
+      </w:r>
+      <w:r>
+        <w:t xml:space="preserve">n Event Impact column, where the events with high impact were categorized as 2, the small or local events as 1 and no events </w:t>
+      </w:r>
+      <w:r>
+        <w:t xml:space="preserve">as 0, this includes bank holidays such as St, Patricks day and easter weekend. </w:t>
+      </w:r>
+    </w:p>
+    <w:p>
+      <w:r>
+        <w:drawing>
+          <wp:inline distT="0" distB="0" distL="0" distR="0" wp14:anchorId="4D7DE5FD" wp14:editId="71ED060E">
+            <wp:extent cx="4344006" cy="2114845"/>
+            <wp:effectExtent l="0" t="0" r="0" b="0"/>
+            <wp:docPr id="69285288" name="Picture 1"/>
+            <wp:cNvGraphicFramePr>
+              <a:graphicFrameLocks xmlns:a="http://schemas.openxmlformats.org/drawingml/2006/main" noChangeAspect="1"/>
+            </wp:cNvGraphicFramePr>
+            <a:graphic xmlns:a="http://schemas.openxmlformats.org/drawingml/2006/main">
+              <a:graphicData uri="http://schemas.openxmlformats.org/drawingml/2006/picture">
+                <pic:pic xmlns:pic="http://schemas.openxmlformats.org/drawingml/2006/picture">
+                  <pic:nvPicPr>
+                    <pic:cNvPr id="69285288" name=""/>
+                    <pic:cNvPicPr/>
+                  </pic:nvPicPr>
+                  <pic:blipFill>
+                    <a:blip r:embed="rId17"/>
+                    <a:stretch>
+                      <a:fillRect/>
+                    </a:stretch>
+                  </pic:blipFill>
+                  <pic:spPr>
+                    <a:xfrm>
+                      <a:off x="0" y="0"/>
+                      <a:ext cx="4344006" cy="2114845"/>
+                    </a:xfrm>
+                    <a:prstGeom prst="rect">
+                      <a:avLst/>
+                    </a:prstGeom>
+                  </pic:spPr>
+                </pic:pic>
+              </a:graphicData>
+            </a:graphic>
+          </wp:inline>
+        </w:drawing>
+      </w:r>
+    </w:p>
+    <w:p>
+      <w:r>
+        <w:t>-------------------------------------------------------------------</w:t>
+      </w:r>
+    </w:p>
+    <w:p>
+      <w:pPr>
+        <w:rPr>
+          <w:b/>
+          <w:bCs/>
+        </w:rPr>
+      </w:pPr>
+      <w:r>
+        <w:rPr>
+          <w:b/>
+          <w:bCs/>
+        </w:rPr>
+        <w:t>2.</w:t>
+      </w:r>
+      <w:r>
+        <w:rPr>
+          <w:b/>
+          <w:bCs/>
+        </w:rPr>
+        <w:t>3</w:t>
+      </w:r>
+      <w:r>
+        <w:rPr>
+          <w:b/>
+          <w:bCs/>
+        </w:rPr>
+        <w:t xml:space="preserve"> Data Exploration</w:t>
+      </w:r>
+    </w:p>
+    <w:p>
+      <w:r>
+        <w:rPr>
+          <w:b/>
+          <w:bCs/>
+          <w:color w:val="EE0000"/>
+        </w:rPr>
+        <w:t>FIG 1</w:t>
+      </w:r>
+      <w:r>
+        <w:rPr>
+          <w:b/>
+          <w:bCs/>
+        </w:rPr>
+        <w:t xml:space="preserve">: </w:t>
+      </w:r>
+      <w:r>
+        <w:t>Daily o</w:t>
+      </w:r>
+      <w:r>
+        <w:t>ccupancy over the months</w:t>
+      </w:r>
+      <w:r>
+        <w:t>: It revealed a strong seasonal pattern, across three years we can see the summer season from Jun to August, also the Christmas days are very clear a short but very peaked line. To be able to see patterns on this plot demonstrate that time-base features such as months or weeks are going to be strong predictors for out model.</w:t>
+      </w:r>
+    </w:p>
+    <w:p>
+      <w:r>
+        <w:lastRenderedPageBreak/>
+        <w:drawing>
+          <wp:inline distT="0" distB="0" distL="0" distR="0" wp14:anchorId="36C64249" wp14:editId="61057570">
+            <wp:extent cx="5566895" cy="2409362"/>
+            <wp:effectExtent l="0" t="0" r="0" b="0"/>
+            <wp:docPr id="735241115" name="Picture 1"/>
+            <wp:cNvGraphicFramePr>
+              <a:graphicFrameLocks xmlns:a="http://schemas.openxmlformats.org/drawingml/2006/main" noChangeAspect="1"/>
+            </wp:cNvGraphicFramePr>
+            <a:graphic xmlns:a="http://schemas.openxmlformats.org/drawingml/2006/main">
+              <a:graphicData uri="http://schemas.openxmlformats.org/drawingml/2006/picture">
+                <pic:pic xmlns:pic="http://schemas.openxmlformats.org/drawingml/2006/picture">
+                  <pic:nvPicPr>
+                    <pic:cNvPr id="735241115" name=""/>
+                    <pic:cNvPicPr/>
+                  </pic:nvPicPr>
+                  <pic:blipFill>
+                    <a:blip r:embed="rId18"/>
+                    <a:stretch>
+                      <a:fillRect/>
+                    </a:stretch>
+                  </pic:blipFill>
+                  <pic:spPr>
+                    <a:xfrm>
+                      <a:off x="0" y="0"/>
+                      <a:ext cx="5593078" cy="2420694"/>
+                    </a:xfrm>
+                    <a:prstGeom prst="rect">
+                      <a:avLst/>
+                    </a:prstGeom>
+                  </pic:spPr>
+                </pic:pic>
+              </a:graphicData>
+            </a:graphic>
+          </wp:inline>
+        </w:drawing>
+      </w:r>
+    </w:p>
+    <w:p/>
+    <w:p>
+      <w:r>
+        <w:rPr>
+          <w:color w:val="EE0000"/>
+        </w:rPr>
+        <w:t xml:space="preserve">FIG 2:    </w:t>
+      </w:r>
+      <w:r>
+        <w:t xml:space="preserve">Weekly average hotel occupancy: </w:t>
+      </w:r>
+      <w:r>
+        <w:rPr>
+          <w:b/>
+          <w:bCs/>
+        </w:rPr>
+        <w:t xml:space="preserve"> </w:t>
+      </w:r>
+      <w:r>
+        <w:t xml:space="preserve">This plot represents </w:t>
+      </w:r>
+      <w:r>
+        <w:t xml:space="preserve">how busy the hotel is during the week, we can see that is very busy during the hole week, it is a bit busier on weekends but its not a big difference a Saturday than a Wednesday, this suggest that this is a city hotel, meaning that many guests may come to Dublin not only for a weekend off, they may come for conferences or they are bought  by the big tech companies. </w:t>
+      </w:r>
+    </w:p>
+    <w:p>
+      <w:r>
+        <w:drawing>
+          <wp:inline distT="0" distB="0" distL="0" distR="0" wp14:anchorId="043CB4F3" wp14:editId="38C7AAF4">
+            <wp:extent cx="5745117" cy="2930763"/>
+            <wp:effectExtent l="0" t="0" r="8255" b="3175"/>
+            <wp:docPr id="222855923" name="Picture 1"/>
+            <wp:cNvGraphicFramePr>
+              <a:graphicFrameLocks xmlns:a="http://schemas.openxmlformats.org/drawingml/2006/main" noChangeAspect="1"/>
+            </wp:cNvGraphicFramePr>
+            <a:graphic xmlns:a="http://schemas.openxmlformats.org/drawingml/2006/main">
+              <a:graphicData uri="http://schemas.openxmlformats.org/drawingml/2006/picture">
+                <pic:pic xmlns:pic="http://schemas.openxmlformats.org/drawingml/2006/picture">
+                  <pic:nvPicPr>
+                    <pic:cNvPr id="222855923" name=""/>
+                    <pic:cNvPicPr/>
+                  </pic:nvPicPr>
+                  <pic:blipFill>
+                    <a:blip r:embed="rId19"/>
+                    <a:stretch>
+                      <a:fillRect/>
+                    </a:stretch>
+                  </pic:blipFill>
+                  <pic:spPr>
+                    <a:xfrm>
+                      <a:off x="0" y="0"/>
+                      <a:ext cx="5758787" cy="2937737"/>
+                    </a:xfrm>
+                    <a:prstGeom prst="rect">
+                      <a:avLst/>
+                    </a:prstGeom>
+                  </pic:spPr>
+                </pic:pic>
+              </a:graphicData>
+            </a:graphic>
+          </wp:inline>
+        </w:drawing>
+      </w:r>
+    </w:p>
+    <w:p>
+      <w:r>
+        <w:rPr>
+          <w:b/>
+          <w:bCs/>
+          <w:color w:val="EE0000"/>
+        </w:rPr>
+        <w:t xml:space="preserve">FIG 3 </w:t>
+      </w:r>
+      <w:r>
+        <w:rPr>
+          <w:b/>
+          <w:bCs/>
+        </w:rPr>
+        <w:t>:</w:t>
+      </w:r>
+      <w:r>
+        <w:t xml:space="preserve"> </w:t>
+      </w:r>
+      <w:r>
+        <w:t xml:space="preserve">Intersection Weather and events: Here we can see the first outliner with an event importance 1, poor weather and unusual low occupancy of just 117 guests. If we go back to out FIG 1, that peaked line goes around Christmas time, which is also marked as an event and belongs to the poor/wet time of the year. So, this outliner is important because it demonstrate that a bank holiday does not mean more staff immediately, it means now the manager can plan properly how many staff the hotel needs.   </w:t>
+      </w:r>
+    </w:p>
+    <w:p>
+      <w:r>
+        <w:lastRenderedPageBreak/>
+        <w:drawing>
+          <wp:inline distT="0" distB="0" distL="0" distR="0" wp14:anchorId="530C3F0B" wp14:editId="2E41D5C8">
+            <wp:extent cx="5733694" cy="4708796"/>
+            <wp:effectExtent l="0" t="0" r="635" b="0"/>
+            <wp:docPr id="1512303263" name="Picture 1"/>
+            <wp:cNvGraphicFramePr>
+              <a:graphicFrameLocks xmlns:a="http://schemas.openxmlformats.org/drawingml/2006/main" noChangeAspect="1"/>
+            </wp:cNvGraphicFramePr>
+            <a:graphic xmlns:a="http://schemas.openxmlformats.org/drawingml/2006/main">
+              <a:graphicData uri="http://schemas.openxmlformats.org/drawingml/2006/picture">
+                <pic:pic xmlns:pic="http://schemas.openxmlformats.org/drawingml/2006/picture">
+                  <pic:nvPicPr>
+                    <pic:cNvPr id="1512303263" name=""/>
+                    <pic:cNvPicPr/>
+                  </pic:nvPicPr>
+                  <pic:blipFill>
+                    <a:blip r:embed="rId20"/>
+                    <a:stretch>
+                      <a:fillRect/>
+                    </a:stretch>
+                  </pic:blipFill>
+                  <pic:spPr>
+                    <a:xfrm>
+                      <a:off x="0" y="0"/>
+                      <a:ext cx="5753049" cy="4724691"/>
+                    </a:xfrm>
+                    <a:prstGeom prst="rect">
+                      <a:avLst/>
+                    </a:prstGeom>
+                  </pic:spPr>
+                </pic:pic>
+              </a:graphicData>
+            </a:graphic>
+          </wp:inline>
+        </w:drawing>
+      </w:r>
+    </w:p>
+    <w:p>
+      <w:r>
+        <w:rPr>
+          <w:color w:val="EE0000"/>
+        </w:rPr>
+        <w:t xml:space="preserve">FIG 4: </w:t>
+      </w:r>
+      <w:r>
+        <w:t xml:space="preserve">Average Monthly occupancy: When the data is seen on average, the information is interpretated a bit differently, here the seasonality match in a general way with FIG 1, but now we can see clearly that Summer is not the busiest time of the year, in fact spring, around April is the highest visible peak. </w:t>
+      </w:r>
+    </w:p>
+    <w:p>
+      <w:r>
+        <w:t xml:space="preserve">The hotel maintains a good occupancy along the year, with more than 350 guest for more than 7 months, about 2 months in moderate occupancy and about 3 months with less than 250 guests. </w:t>
+      </w:r>
+    </w:p>
+    <w:p>
+      <w:r>
+        <w:lastRenderedPageBreak/>
+        <w:drawing>
+          <wp:inline distT="0" distB="0" distL="0" distR="0" wp14:anchorId="119E49E8" wp14:editId="3E50BFC6">
+            <wp:extent cx="5555868" cy="2885910"/>
+            <wp:effectExtent l="0" t="0" r="6985" b="0"/>
+            <wp:docPr id="1873052868" name="Picture 1"/>
+            <wp:cNvGraphicFramePr>
+              <a:graphicFrameLocks xmlns:a="http://schemas.openxmlformats.org/drawingml/2006/main" noChangeAspect="1"/>
+            </wp:cNvGraphicFramePr>
+            <a:graphic xmlns:a="http://schemas.openxmlformats.org/drawingml/2006/main">
+              <a:graphicData uri="http://schemas.openxmlformats.org/drawingml/2006/picture">
+                <pic:pic xmlns:pic="http://schemas.openxmlformats.org/drawingml/2006/picture">
+                  <pic:nvPicPr>
+                    <pic:cNvPr id="1873052868" name=""/>
+                    <pic:cNvPicPr/>
+                  </pic:nvPicPr>
+                  <pic:blipFill>
+                    <a:blip r:embed="rId21"/>
+                    <a:stretch>
+                      <a:fillRect/>
+                    </a:stretch>
+                  </pic:blipFill>
+                  <pic:spPr>
+                    <a:xfrm>
+                      <a:off x="0" y="0"/>
+                      <a:ext cx="5568882" cy="2892670"/>
+                    </a:xfrm>
+                    <a:prstGeom prst="rect">
+                      <a:avLst/>
+                    </a:prstGeom>
+                  </pic:spPr>
+                </pic:pic>
+              </a:graphicData>
+            </a:graphic>
+          </wp:inline>
+        </w:drawing>
+      </w:r>
+      <w:r>
+        <w:rPr>
+          <w:color w:val="EE0000"/>
+        </w:rPr>
+        <w:t>FIG 5</w:t>
+      </w:r>
+      <w:r>
+        <w:t xml:space="preserve">: Average occupancy by weather: As expected the good weather is a strong predictor for our guests, and moderate/changeable weather seems to don’t represent a huge negatively impact for the hotel. What is a bit surprising is that the Dry days are the lowest average of occupancy. After investigating closely the data sets, I attribute this to the uneven distribution of the wet days in Ireland, precipitation can appear during summer, winter, spring, at any month, whereas Dry days are just a couple of them, pretty normal Ireland weather, because of this, on average Dry days may look like “less occupancy” but in reality is that wet days in Ireland are a big majority, so the average reflect it. </w:t>
+      </w:r>
+    </w:p>
+    <w:p>
+      <w:r>
+        <w:drawing>
+          <wp:inline distT="0" distB="0" distL="0" distR="0" wp14:anchorId="2CE3A0F0" wp14:editId="790E59E9">
+            <wp:extent cx="5632718" cy="3522113"/>
+            <wp:effectExtent l="0" t="0" r="6350" b="2540"/>
+            <wp:docPr id="1381368502" name="Picture 1"/>
+            <wp:cNvGraphicFramePr>
+              <a:graphicFrameLocks xmlns:a="http://schemas.openxmlformats.org/drawingml/2006/main" noChangeAspect="1"/>
+            </wp:cNvGraphicFramePr>
+            <a:graphic xmlns:a="http://schemas.openxmlformats.org/drawingml/2006/main">
+              <a:graphicData uri="http://schemas.openxmlformats.org/drawingml/2006/picture">
+                <pic:pic xmlns:pic="http://schemas.openxmlformats.org/drawingml/2006/picture">
+                  <pic:nvPicPr>
+                    <pic:cNvPr id="1381368502" name=""/>
+                    <pic:cNvPicPr/>
+                  </pic:nvPicPr>
+                  <pic:blipFill>
+                    <a:blip r:embed="rId22"/>
+                    <a:stretch>
+                      <a:fillRect/>
+                    </a:stretch>
+                  </pic:blipFill>
+                  <pic:spPr>
+                    <a:xfrm>
+                      <a:off x="0" y="0"/>
+                      <a:ext cx="5644509" cy="3529486"/>
+                    </a:xfrm>
+                    <a:prstGeom prst="rect">
+                      <a:avLst/>
+                    </a:prstGeom>
+                  </pic:spPr>
+                </pic:pic>
+              </a:graphicData>
+            </a:graphic>
+          </wp:inline>
+        </w:drawing>
+      </w:r>
+    </w:p>
+    <w:p>
+      <w:pPr>
+        <w:rPr>
+          <w:b/>
+          <w:bCs/>
+        </w:rPr>
+      </w:pPr>
+    </w:p>
+    <w:p>
+      <w:r>
+        <w:rPr>
+          <w:b/>
+          <w:bCs/>
+          <w:color w:val="EE0000"/>
+        </w:rPr>
+        <w:lastRenderedPageBreak/>
+        <w:t xml:space="preserve">FIG 6: </w:t>
+      </w:r>
+      <w:r>
+        <w:t>Correlation Heatmap</w:t>
+      </w:r>
+      <w:r>
+        <w:t xml:space="preserve">: An expected correlation appeared between max temperature and min temperature, they will always move accordingly to each other, so I decided to remove min temperature from the final set of features to avoid redundancy. </w:t>
+      </w:r>
+    </w:p>
+    <w:p>
+      <w:r>
+        <w:drawing>
+          <wp:inline distT="0" distB="0" distL="0" distR="0" wp14:anchorId="11714A0B" wp14:editId="35DE1591">
+            <wp:extent cx="5757314" cy="5045425"/>
+            <wp:effectExtent l="0" t="0" r="0" b="3175"/>
+            <wp:docPr id="1886262875" name="Picture 1"/>
+            <wp:cNvGraphicFramePr>
+              <a:graphicFrameLocks xmlns:a="http://schemas.openxmlformats.org/drawingml/2006/main" noChangeAspect="1"/>
+            </wp:cNvGraphicFramePr>
+            <a:graphic xmlns:a="http://schemas.openxmlformats.org/drawingml/2006/main">
+              <a:graphicData uri="http://schemas.openxmlformats.org/drawingml/2006/picture">
+                <pic:pic xmlns:pic="http://schemas.openxmlformats.org/drawingml/2006/picture">
+                  <pic:nvPicPr>
+                    <pic:cNvPr id="1886262875" name=""/>
+                    <pic:cNvPicPr/>
+                  </pic:nvPicPr>
+                  <pic:blipFill>
+                    <a:blip r:embed="rId23"/>
+                    <a:stretch>
+                      <a:fillRect/>
+                    </a:stretch>
+                  </pic:blipFill>
+                  <pic:spPr>
+                    <a:xfrm>
+                      <a:off x="0" y="0"/>
+                      <a:ext cx="5761115" cy="5048756"/>
+                    </a:xfrm>
+                    <a:prstGeom prst="rect">
+                      <a:avLst/>
+                    </a:prstGeom>
+                  </pic:spPr>
+                </pic:pic>
+              </a:graphicData>
+            </a:graphic>
+          </wp:inline>
+        </w:drawing>
+      </w:r>
+    </w:p>
+    <w:p>
+      <w:r>
+        <w:t xml:space="preserve">We can also confirm the presence of relationship between the weather and the temperature, even if is not very high, it is moderated and proves that this model can use this correlation to improve the predictions. </w:t>
+      </w:r>
+    </w:p>
+    <w:p>
+      <w:pPr>
+        <w:rPr>
+          <w:color w:val="EE0000"/>
+        </w:rPr>
+      </w:pPr>
+      <w:r>
+        <w:t xml:space="preserve">2.4 </w:t>
+      </w:r>
+      <w:r>
+        <w:t>Verify data quality</w:t>
+      </w:r>
+    </w:p>
+    <w:p>
+      <w:pPr>
+        <w:rPr>
+          <w:color w:val="000000" w:themeColor="text1"/>
+        </w:rPr>
+      </w:pPr>
+      <w:r>
+        <w:rPr>
+          <w:color w:val="000000" w:themeColor="text1"/>
+        </w:rPr>
+        <w:t>They were some noticeable issues to address, for example, the cance</w:t>
+      </w:r>
+      <w:r>
+        <w:rPr>
+          <w:color w:val="000000" w:themeColor="text1"/>
+        </w:rPr>
+        <w:t>la</w:t>
+      </w:r>
+      <w:r>
+        <w:rPr>
+          <w:color w:val="000000" w:themeColor="text1"/>
+        </w:rPr>
+        <w:t xml:space="preserve">tion bookings </w:t>
+      </w:r>
+      <w:r>
+        <w:rPr>
+          <w:color w:val="000000" w:themeColor="text1"/>
+        </w:rPr>
+        <w:t>weren’t managed</w:t>
+      </w:r>
+      <w:r>
+        <w:rPr>
+          <w:color w:val="000000" w:themeColor="text1"/>
+        </w:rPr>
+        <w:t>, same as the bookings marked a</w:t>
+      </w:r>
+      <w:r>
+        <w:rPr>
+          <w:color w:val="000000" w:themeColor="text1"/>
+        </w:rPr>
+        <w:t>s</w:t>
+      </w:r>
+      <w:r>
+        <w:rPr>
+          <w:color w:val="000000" w:themeColor="text1"/>
+        </w:rPr>
+        <w:t xml:space="preserve"> cero nights by mistake</w:t>
+      </w:r>
+      <w:r>
+        <w:rPr>
+          <w:color w:val="000000" w:themeColor="text1"/>
+        </w:rPr>
+        <w:t>. I also noticed the very strong correlation between min temperature and max temperature</w:t>
+      </w:r>
+      <w:r>
+        <w:rPr>
+          <w:color w:val="000000" w:themeColor="text1"/>
+        </w:rPr>
+        <w:t xml:space="preserve">, for this </w:t>
+      </w:r>
+      <w:r>
+        <w:rPr>
+          <w:color w:val="000000" w:themeColor="text1"/>
+        </w:rPr>
+        <w:t>issue</w:t>
+      </w:r>
+      <w:r>
+        <w:rPr>
+          <w:color w:val="000000" w:themeColor="text1"/>
+        </w:rPr>
+        <w:t xml:space="preserve">, I only </w:t>
+      </w:r>
+      <w:r>
+        <w:rPr>
+          <w:color w:val="000000" w:themeColor="text1"/>
+        </w:rPr>
+        <w:t xml:space="preserve">avoided to use on the final features, there was no need to drop or delete anything. </w:t>
+      </w:r>
+      <w:r>
+        <w:rPr>
+          <w:color w:val="000000" w:themeColor="text1"/>
+        </w:rPr>
+        <w:t xml:space="preserve"> </w:t>
+      </w:r>
+    </w:p>
+    <w:p>
+      <w:r>
+        <w:t>Cancelled bookings</w:t>
+      </w:r>
+      <w:r>
+        <w:t xml:space="preserve"> </w:t>
+      </w:r>
+    </w:p>
+    <w:p>
+      <w:pPr>
+        <w:rPr>
+          <w:color w:val="000000" w:themeColor="text1"/>
+        </w:rPr>
+      </w:pPr>
+      <w:r>
+        <w:rPr>
+          <w:color w:val="000000" w:themeColor="text1"/>
+        </w:rPr>
+        <w:lastRenderedPageBreak/>
+        <w:drawing>
+          <wp:inline distT="0" distB="0" distL="0" distR="0" wp14:anchorId="71B3F829" wp14:editId="20443C80">
+            <wp:extent cx="2038635" cy="657317"/>
+            <wp:effectExtent l="0" t="0" r="0" b="9525"/>
+            <wp:docPr id="1333840605" name="Picture 1"/>
+            <wp:cNvGraphicFramePr>
+              <a:graphicFrameLocks xmlns:a="http://schemas.openxmlformats.org/drawingml/2006/main" noChangeAspect="1"/>
+            </wp:cNvGraphicFramePr>
+            <a:graphic xmlns:a="http://schemas.openxmlformats.org/drawingml/2006/main">
+              <a:graphicData uri="http://schemas.openxmlformats.org/drawingml/2006/picture">
+                <pic:pic xmlns:pic="http://schemas.openxmlformats.org/drawingml/2006/picture">
+                  <pic:nvPicPr>
+                    <pic:cNvPr id="1333840605" name=""/>
+                    <pic:cNvPicPr/>
+                  </pic:nvPicPr>
+                  <pic:blipFill>
+                    <a:blip r:embed="rId24"/>
+                    <a:stretch>
+                      <a:fillRect/>
+                    </a:stretch>
+                  </pic:blipFill>
+                  <pic:spPr>
+                    <a:xfrm>
+                      <a:off x="0" y="0"/>
+                      <a:ext cx="2038635" cy="657317"/>
+                    </a:xfrm>
+                    <a:prstGeom prst="rect">
+                      <a:avLst/>
+                    </a:prstGeom>
+                  </pic:spPr>
+                </pic:pic>
+              </a:graphicData>
+            </a:graphic>
+          </wp:inline>
+        </w:drawing>
+      </w:r>
+    </w:p>
+    <w:p>
+      <w:pPr>
+        <w:rPr>
+          <w:color w:val="000000" w:themeColor="text1"/>
+        </w:rPr>
+      </w:pPr>
+      <w:r>
+        <w:rPr>
+          <w:color w:val="000000" w:themeColor="text1"/>
+        </w:rPr>
+        <w:drawing>
+          <wp:inline distT="0" distB="0" distL="0" distR="0" wp14:anchorId="6EE3D373" wp14:editId="3D25ABF3">
+            <wp:extent cx="5731510" cy="351155"/>
+            <wp:effectExtent l="0" t="0" r="2540" b="0"/>
+            <wp:docPr id="65039683" name="Picture 1"/>
+            <wp:cNvGraphicFramePr>
+              <a:graphicFrameLocks xmlns:a="http://schemas.openxmlformats.org/drawingml/2006/main" noChangeAspect="1"/>
+            </wp:cNvGraphicFramePr>
+            <a:graphic xmlns:a="http://schemas.openxmlformats.org/drawingml/2006/main">
+              <a:graphicData uri="http://schemas.openxmlformats.org/drawingml/2006/picture">
+                <pic:pic xmlns:pic="http://schemas.openxmlformats.org/drawingml/2006/picture">
+                  <pic:nvPicPr>
+                    <pic:cNvPr id="65039683" name=""/>
+                    <pic:cNvPicPr/>
+                  </pic:nvPicPr>
+                  <pic:blipFill>
+                    <a:blip r:embed="rId25"/>
+                    <a:stretch>
+                      <a:fillRect/>
+                    </a:stretch>
+                  </pic:blipFill>
+                  <pic:spPr>
+                    <a:xfrm>
+                      <a:off x="0" y="0"/>
+                      <a:ext cx="5731510" cy="351155"/>
+                    </a:xfrm>
+                    <a:prstGeom prst="rect">
+                      <a:avLst/>
+                    </a:prstGeom>
+                  </pic:spPr>
+                </pic:pic>
+              </a:graphicData>
+            </a:graphic>
+          </wp:inline>
+        </w:drawing>
+      </w:r>
+    </w:p>
+    <w:p>
+      <w:pPr>
+        <w:rPr>
+          <w:color w:val="000000" w:themeColor="text1"/>
+        </w:rPr>
+      </w:pPr>
+      <w:r>
+        <w:rPr>
+          <w:color w:val="000000" w:themeColor="text1"/>
+        </w:rPr>
+        <w:t xml:space="preserve">Zero stays: </w:t>
+      </w:r>
+    </w:p>
+    <w:p>
+      <w:pPr>
+        <w:rPr>
+          <w:color w:val="000000" w:themeColor="text1"/>
+        </w:rPr>
+      </w:pPr>
+      <w:r>
+        <w:rPr>
+          <w:color w:val="000000" w:themeColor="text1"/>
+        </w:rPr>
+        <w:drawing>
+          <wp:inline distT="0" distB="0" distL="0" distR="0" wp14:anchorId="435759E2" wp14:editId="68AD107D">
+            <wp:extent cx="4912242" cy="398581"/>
+            <wp:effectExtent l="0" t="0" r="3175" b="1905"/>
+            <wp:docPr id="550531229" name="Picture 1"/>
+            <wp:cNvGraphicFramePr>
+              <a:graphicFrameLocks xmlns:a="http://schemas.openxmlformats.org/drawingml/2006/main" noChangeAspect="1"/>
+            </wp:cNvGraphicFramePr>
+            <a:graphic xmlns:a="http://schemas.openxmlformats.org/drawingml/2006/main">
+              <a:graphicData uri="http://schemas.openxmlformats.org/drawingml/2006/picture">
+                <pic:pic xmlns:pic="http://schemas.openxmlformats.org/drawingml/2006/picture">
+                  <pic:nvPicPr>
+                    <pic:cNvPr id="550531229" name=""/>
+                    <pic:cNvPicPr/>
+                  </pic:nvPicPr>
+                  <pic:blipFill>
+                    <a:blip r:embed="rId26"/>
+                    <a:stretch>
+                      <a:fillRect/>
+                    </a:stretch>
+                  </pic:blipFill>
+                  <pic:spPr>
+                    <a:xfrm>
+                      <a:off x="0" y="0"/>
+                      <a:ext cx="4962938" cy="402694"/>
+                    </a:xfrm>
+                    <a:prstGeom prst="rect">
+                      <a:avLst/>
+                    </a:prstGeom>
+                  </pic:spPr>
+                </pic:pic>
+              </a:graphicData>
+            </a:graphic>
+          </wp:inline>
+        </w:drawing>
+      </w:r>
+    </w:p>
+    <w:p/>
+    <w:p>
+      <w:r>
+        <w:t>After resolving all identified issues, the final merged dataset contained 793 rows and was verified as complete, with no missing values in any of the columns used for modelling.</w:t>
+      </w:r>
+    </w:p>
+    <w:p>
+      <w:pPr>
+        <w:rPr>
+          <w:color w:val="EE0000"/>
+        </w:rPr>
+      </w:pPr>
+      <w:r>
+        <w:rPr>
+          <w:color w:val="EE0000"/>
+        </w:rPr>
+        <w:drawing>
+          <wp:inline distT="0" distB="0" distL="0" distR="0" wp14:anchorId="7E56F87C" wp14:editId="6987B44A">
+            <wp:extent cx="5296639" cy="3162741"/>
+            <wp:effectExtent l="0" t="0" r="0" b="0"/>
+            <wp:docPr id="375072263" name="Picture 1"/>
+            <wp:cNvGraphicFramePr>
+              <a:graphicFrameLocks xmlns:a="http://schemas.openxmlformats.org/drawingml/2006/main" noChangeAspect="1"/>
+            </wp:cNvGraphicFramePr>
+            <a:graphic xmlns:a="http://schemas.openxmlformats.org/drawingml/2006/main">
+              <a:graphicData uri="http://schemas.openxmlformats.org/drawingml/2006/picture">
+                <pic:pic xmlns:pic="http://schemas.openxmlformats.org/drawingml/2006/picture">
+                  <pic:nvPicPr>
+                    <pic:cNvPr id="375072263" name=""/>
+                    <pic:cNvPicPr/>
+                  </pic:nvPicPr>
+                  <pic:blipFill>
+                    <a:blip r:embed="rId27"/>
+                    <a:stretch>
+                      <a:fillRect/>
+                    </a:stretch>
+                  </pic:blipFill>
+                  <pic:spPr>
+                    <a:xfrm>
+                      <a:off x="0" y="0"/>
+                      <a:ext cx="5296639" cy="3162741"/>
+                    </a:xfrm>
+                    <a:prstGeom prst="rect">
+                      <a:avLst/>
+                    </a:prstGeom>
+                  </pic:spPr>
+                </pic:pic>
+              </a:graphicData>
+            </a:graphic>
+          </wp:inline>
+        </w:drawing>
+      </w:r>
+    </w:p>
+    <w:p>
+      <w:pPr>
+        <w:rPr>
+          <w:color w:val="EE0000"/>
+        </w:rPr>
+      </w:pPr>
+      <w:r>
+        <w:rPr>
+          <w:color w:val="EE0000"/>
+        </w:rPr>
+        <w:lastRenderedPageBreak/>
+        <w:drawing>
+          <wp:inline distT="0" distB="0" distL="0" distR="0" wp14:anchorId="30C83EEF" wp14:editId="26AB55A6">
+            <wp:extent cx="5161339" cy="2378264"/>
+            <wp:effectExtent l="0" t="0" r="1270" b="3175"/>
+            <wp:docPr id="1914485135" name="Picture 1"/>
+            <wp:cNvGraphicFramePr>
+              <a:graphicFrameLocks xmlns:a="http://schemas.openxmlformats.org/drawingml/2006/main" noChangeAspect="1"/>
+            </wp:cNvGraphicFramePr>
+            <a:graphic xmlns:a="http://schemas.openxmlformats.org/drawingml/2006/main">
+              <a:graphicData uri="http://schemas.openxmlformats.org/drawingml/2006/picture">
+                <pic:pic xmlns:pic="http://schemas.openxmlformats.org/drawingml/2006/picture">
+                  <pic:nvPicPr>
+                    <pic:cNvPr id="1914485135" name=""/>
+                    <pic:cNvPicPr/>
+                  </pic:nvPicPr>
+                  <pic:blipFill>
+                    <a:blip r:embed="rId28"/>
+                    <a:stretch>
+                      <a:fillRect/>
+                    </a:stretch>
+                  </pic:blipFill>
+                  <pic:spPr>
+                    <a:xfrm>
+                      <a:off x="0" y="0"/>
+                      <a:ext cx="5169699" cy="2382116"/>
+                    </a:xfrm>
+                    <a:prstGeom prst="rect">
+                      <a:avLst/>
+                    </a:prstGeom>
+                  </pic:spPr>
+                </pic:pic>
+              </a:graphicData>
+            </a:graphic>
+          </wp:inline>
+        </w:drawing>
+      </w:r>
+    </w:p>
+    <w:p/>
+    <w:p>
+      <w:pPr>
+        <w:rPr>
+          <w:color w:val="EE0000"/>
+        </w:rPr>
+      </w:pPr>
+    </w:p>
+    <w:p>
+      <w:pPr>
+        <w:pStyle w:val="Heading1"/>
+      </w:pPr>
+      <w:r>
+        <w:t>3 Data preparation</w:t>
+      </w:r>
+    </w:p>
+    <w:p>
+      <w:pPr>
+        <w:rPr>
+          <w:b/>
+          <w:bCs/>
+        </w:rPr>
+      </w:pPr>
+      <w:r>
+        <w:rPr>
+          <w:b/>
+          <w:bCs/>
+        </w:rPr>
+        <w:t>3.1 Data cleaning report</w:t>
+      </w:r>
+    </w:p>
+    <w:p>
+      <w:r>
+        <w:t xml:space="preserve">Temporal alignment was applied since we the hotel data set started on </w:t>
+      </w:r>
+      <w:r>
+        <w:t>2015-07-01</w:t>
+      </w:r>
+      <w:r>
+        <w:t xml:space="preserve"> and ended on </w:t>
+      </w:r>
+      <w:r>
+        <w:t>2017-08-31</w:t>
+      </w:r>
+      <w:r>
+        <w:t>, whereas the events and weather data sets started on 2015-01-01</w:t>
+      </w:r>
+      <w:r>
+        <w:t>.</w:t>
+      </w:r>
+    </w:p>
+    <w:p/>
+    <w:p>
+      <w:r>
+        <w:drawing>
+          <wp:inline distT="0" distB="0" distL="0" distR="0" wp14:anchorId="62EF837F" wp14:editId="254485D2">
+            <wp:extent cx="5522488" cy="809592"/>
+            <wp:effectExtent l="0" t="0" r="2540" b="0"/>
+            <wp:docPr id="1828869282" name="Picture 1"/>
+            <wp:cNvGraphicFramePr>
+              <a:graphicFrameLocks xmlns:a="http://schemas.openxmlformats.org/drawingml/2006/main" noChangeAspect="1"/>
+            </wp:cNvGraphicFramePr>
+            <a:graphic xmlns:a="http://schemas.openxmlformats.org/drawingml/2006/main">
+              <a:graphicData uri="http://schemas.openxmlformats.org/drawingml/2006/picture">
+                <pic:pic xmlns:pic="http://schemas.openxmlformats.org/drawingml/2006/picture">
+                  <pic:nvPicPr>
+                    <pic:cNvPr id="1828869282" name=""/>
+                    <pic:cNvPicPr/>
+                  </pic:nvPicPr>
+                  <pic:blipFill>
+                    <a:blip r:embed="rId29"/>
+                    <a:stretch>
+                      <a:fillRect/>
+                    </a:stretch>
+                  </pic:blipFill>
+                  <pic:spPr>
+                    <a:xfrm>
+                      <a:off x="0" y="0"/>
+                      <a:ext cx="5528905" cy="810533"/>
+                    </a:xfrm>
+                    <a:prstGeom prst="rect">
+                      <a:avLst/>
+                    </a:prstGeom>
+                  </pic:spPr>
+                </pic:pic>
+              </a:graphicData>
+            </a:graphic>
+          </wp:inline>
+        </w:drawing>
+      </w:r>
+    </w:p>
+    <w:p>
+      <w:r>
+        <w:drawing>
+          <wp:inline distT="0" distB="0" distL="0" distR="0" wp14:anchorId="36840AE8" wp14:editId="0D9E4305">
+            <wp:extent cx="5625426" cy="1668156"/>
+            <wp:effectExtent l="0" t="0" r="0" b="8255"/>
+            <wp:docPr id="1685000549" name="Picture 1"/>
+            <wp:cNvGraphicFramePr>
+              <a:graphicFrameLocks xmlns:a="http://schemas.openxmlformats.org/drawingml/2006/main" noChangeAspect="1"/>
+            </wp:cNvGraphicFramePr>
+            <a:graphic xmlns:a="http://schemas.openxmlformats.org/drawingml/2006/main">
+              <a:graphicData uri="http://schemas.openxmlformats.org/drawingml/2006/picture">
+                <pic:pic xmlns:pic="http://schemas.openxmlformats.org/drawingml/2006/picture">
+                  <pic:nvPicPr>
+                    <pic:cNvPr id="1685000549" name=""/>
+                    <pic:cNvPicPr/>
+                  </pic:nvPicPr>
+                  <pic:blipFill>
+                    <a:blip r:embed="rId30"/>
+                    <a:stretch>
+                      <a:fillRect/>
+                    </a:stretch>
+                  </pic:blipFill>
+                  <pic:spPr>
+                    <a:xfrm>
+                      <a:off x="0" y="0"/>
+                      <a:ext cx="5652103" cy="1676067"/>
+                    </a:xfrm>
+                    <a:prstGeom prst="rect">
+                      <a:avLst/>
+                    </a:prstGeom>
+                  </pic:spPr>
+                </pic:pic>
+              </a:graphicData>
+            </a:graphic>
+          </wp:inline>
+        </w:drawing>
+      </w:r>
+    </w:p>
+    <w:p>
+      <w:r>
+        <w:drawing>
+          <wp:inline distT="0" distB="0" distL="0" distR="0" wp14:anchorId="2437F6EA" wp14:editId="5DB05A36">
+            <wp:extent cx="5500695" cy="434567"/>
+            <wp:effectExtent l="0" t="0" r="5080" b="3810"/>
+            <wp:docPr id="1834912497" name="Picture 1"/>
+            <wp:cNvGraphicFramePr>
+              <a:graphicFrameLocks xmlns:a="http://schemas.openxmlformats.org/drawingml/2006/main" noChangeAspect="1"/>
+            </wp:cNvGraphicFramePr>
+            <a:graphic xmlns:a="http://schemas.openxmlformats.org/drawingml/2006/main">
+              <a:graphicData uri="http://schemas.openxmlformats.org/drawingml/2006/picture">
+                <pic:pic xmlns:pic="http://schemas.openxmlformats.org/drawingml/2006/picture">
+                  <pic:nvPicPr>
+                    <pic:cNvPr id="1834912497" name=""/>
+                    <pic:cNvPicPr/>
+                  </pic:nvPicPr>
+                  <pic:blipFill>
+                    <a:blip r:embed="rId31"/>
+                    <a:stretch>
+                      <a:fillRect/>
+                    </a:stretch>
+                  </pic:blipFill>
+                  <pic:spPr>
+                    <a:xfrm>
+                      <a:off x="0" y="0"/>
+                      <a:ext cx="5528202" cy="436740"/>
+                    </a:xfrm>
+                    <a:prstGeom prst="rect">
+                      <a:avLst/>
+                    </a:prstGeom>
+                  </pic:spPr>
+                </pic:pic>
+              </a:graphicData>
+            </a:graphic>
+          </wp:inline>
+        </w:drawing>
+      </w:r>
+    </w:p>
+    <w:p>
+      <w:r>
+        <w:lastRenderedPageBreak/>
+        <w:t>I also noticed the hotel data set contains 2 hotels</w:t>
+      </w:r>
+      <w:r>
+        <w:t xml:space="preserve">: </w:t>
+      </w:r>
+      <w:r>
+        <w:t>'Resort Hotel' 'City Hotel'</w:t>
+      </w:r>
+      <w:r>
+        <w:t xml:space="preserve">, the best fit for our project is to choose the city hotel, since is the one that best describe </w:t>
+      </w:r>
+      <w:r>
+        <w:t xml:space="preserve">the Glasnevin example. </w:t>
+      </w:r>
+    </w:p>
+    <w:p>
+      <w:r>
+        <w:drawing>
+          <wp:inline distT="0" distB="0" distL="0" distR="0" wp14:anchorId="2A048D25" wp14:editId="484CBC53">
+            <wp:extent cx="4495800" cy="238125"/>
+            <wp:effectExtent l="0" t="0" r="0" b="9525"/>
+            <wp:docPr id="889061588" name="Picture 1"/>
+            <wp:cNvGraphicFramePr>
+              <a:graphicFrameLocks xmlns:a="http://schemas.openxmlformats.org/drawingml/2006/main" noChangeAspect="1"/>
+            </wp:cNvGraphicFramePr>
+            <a:graphic xmlns:a="http://schemas.openxmlformats.org/drawingml/2006/main">
+              <a:graphicData uri="http://schemas.openxmlformats.org/drawingml/2006/picture">
+                <pic:pic xmlns:pic="http://schemas.openxmlformats.org/drawingml/2006/picture">
+                  <pic:nvPicPr>
+                    <pic:cNvPr id="889061588" name=""/>
+                    <pic:cNvPicPr/>
+                  </pic:nvPicPr>
+                  <pic:blipFill>
+                    <a:blip r:embed="rId32"/>
+                    <a:stretch>
+                      <a:fillRect/>
+                    </a:stretch>
+                  </pic:blipFill>
+                  <pic:spPr>
+                    <a:xfrm>
+                      <a:off x="0" y="0"/>
+                      <a:ext cx="4498349" cy="238260"/>
+                    </a:xfrm>
+                    <a:prstGeom prst="rect">
+                      <a:avLst/>
+                    </a:prstGeom>
+                  </pic:spPr>
+                </pic:pic>
+              </a:graphicData>
+            </a:graphic>
+          </wp:inline>
+        </w:drawing>
+      </w:r>
+    </w:p>
+    <w:p>
+      <w:r>
+        <w:drawing>
+          <wp:inline distT="0" distB="0" distL="0" distR="0" wp14:anchorId="533C95DC" wp14:editId="04772C1E">
+            <wp:extent cx="4466289" cy="400050"/>
+            <wp:effectExtent l="0" t="0" r="0" b="0"/>
+            <wp:docPr id="1776513104" name="Picture 1"/>
+            <wp:cNvGraphicFramePr>
+              <a:graphicFrameLocks xmlns:a="http://schemas.openxmlformats.org/drawingml/2006/main" noChangeAspect="1"/>
+            </wp:cNvGraphicFramePr>
+            <a:graphic xmlns:a="http://schemas.openxmlformats.org/drawingml/2006/main">
+              <a:graphicData uri="http://schemas.openxmlformats.org/drawingml/2006/picture">
+                <pic:pic xmlns:pic="http://schemas.openxmlformats.org/drawingml/2006/picture">
+                  <pic:nvPicPr>
+                    <pic:cNvPr id="1776513104" name=""/>
+                    <pic:cNvPicPr/>
+                  </pic:nvPicPr>
+                  <pic:blipFill>
+                    <a:blip r:embed="rId33"/>
+                    <a:stretch>
+                      <a:fillRect/>
+                    </a:stretch>
+                  </pic:blipFill>
+                  <pic:spPr>
+                    <a:xfrm>
+                      <a:off x="0" y="0"/>
+                      <a:ext cx="4468219" cy="400223"/>
+                    </a:xfrm>
+                    <a:prstGeom prst="rect">
+                      <a:avLst/>
+                    </a:prstGeom>
+                  </pic:spPr>
+                </pic:pic>
+              </a:graphicData>
+            </a:graphic>
+          </wp:inline>
+        </w:drawing>
+      </w:r>
+    </w:p>
+    <w:p>
+      <w:r>
+        <w:drawing>
+          <wp:inline distT="0" distB="0" distL="0" distR="0" wp14:anchorId="57156579" wp14:editId="6AE2C7B1">
+            <wp:extent cx="4496427" cy="257211"/>
+            <wp:effectExtent l="0" t="0" r="0" b="9525"/>
+            <wp:docPr id="1493467322" name="Picture 1"/>
+            <wp:cNvGraphicFramePr>
+              <a:graphicFrameLocks xmlns:a="http://schemas.openxmlformats.org/drawingml/2006/main" noChangeAspect="1"/>
+            </wp:cNvGraphicFramePr>
+            <a:graphic xmlns:a="http://schemas.openxmlformats.org/drawingml/2006/main">
+              <a:graphicData uri="http://schemas.openxmlformats.org/drawingml/2006/picture">
+                <pic:pic xmlns:pic="http://schemas.openxmlformats.org/drawingml/2006/picture">
+                  <pic:nvPicPr>
+                    <pic:cNvPr id="1493467322" name=""/>
+                    <pic:cNvPicPr/>
+                  </pic:nvPicPr>
+                  <pic:blipFill>
+                    <a:blip r:embed="rId34"/>
+                    <a:stretch>
+                      <a:fillRect/>
+                    </a:stretch>
+                  </pic:blipFill>
+                  <pic:spPr>
+                    <a:xfrm>
+                      <a:off x="0" y="0"/>
+                      <a:ext cx="4496427" cy="257211"/>
+                    </a:xfrm>
+                    <a:prstGeom prst="rect">
+                      <a:avLst/>
+                    </a:prstGeom>
+                  </pic:spPr>
+                </pic:pic>
+              </a:graphicData>
+            </a:graphic>
+          </wp:inline>
+        </w:drawing>
       </w:r>
     </w:p>
     <w:p/>
     <w:p/>
     <w:p>
       <w:r>
-        <w:t xml:space="preserve">Data set 3: </w:t>
-      </w:r>
-      <w:r>
-        <w:t>Dublin events (AI)</w:t>
-      </w:r>
-    </w:p>
-    <w:p>
-      <w:r>
-        <w:t>I created a data se</w:t>
-      </w:r>
-      <w:r>
-        <w:t xml:space="preserve">t with the assistance of AI to enlist the events in Dublin along 2015, 2016 and 2017, </w:t>
-      </w:r>
-      <w:r>
-        <w:t>I also asked to create a</w:t>
-      </w:r>
-      <w:r>
-        <w:t xml:space="preserve">n Event Impact column, where the events with high impact were categorized as 2, the small or local events as 1 and no events </w:t>
-      </w:r>
-      <w:r>
-        <w:t xml:space="preserve">as 0, this includes bank holidays such as St, Patricks day and easter weekend. </w:t>
-      </w:r>
-    </w:p>
-    <w:p>
+        <w:t xml:space="preserve">The biggest initial problem was that the occupancy was being calculated wrong. The original approach was adding the number of bookings ok each day, generating a unique arrival number, meaning that if a guest arrived on Monday and stayed for 4 nights, that occupancy as only counting for Monday. This </w:t>
+      </w:r>
+      <w:r>
+        <w:t>must</w:t>
+      </w:r>
+      <w:r>
+        <w:t xml:space="preserve"> be changed since we needed to add the 4 nights to each day of the week, Monday, Tuesday, Wednesday and Thursday.</w:t>
+      </w:r>
+    </w:p>
+    <w:p>
+      <w:r>
+        <w:t>The fix was to use the .Timedelta function to add the number of nights to the dates, so they can me added properly</w:t>
+      </w:r>
+      <w:r>
+        <w:t xml:space="preserve"> to every single day of the week as correspond. </w:t>
+      </w:r>
+    </w:p>
+    <w:p>
+      <w:r>
+        <w:drawing>
+          <wp:inline distT="0" distB="0" distL="0" distR="0" wp14:anchorId="225FAE70" wp14:editId="3669434A">
+            <wp:extent cx="6089023" cy="1201479"/>
+            <wp:effectExtent l="0" t="0" r="6985" b="0"/>
+            <wp:docPr id="620639332" name="Picture 1"/>
+            <wp:cNvGraphicFramePr>
+              <a:graphicFrameLocks xmlns:a="http://schemas.openxmlformats.org/drawingml/2006/main" noChangeAspect="1"/>
+            </wp:cNvGraphicFramePr>
+            <a:graphic xmlns:a="http://schemas.openxmlformats.org/drawingml/2006/main">
+              <a:graphicData uri="http://schemas.openxmlformats.org/drawingml/2006/picture">
+                <pic:pic xmlns:pic="http://schemas.openxmlformats.org/drawingml/2006/picture">
+                  <pic:nvPicPr>
+                    <pic:cNvPr id="620639332" name=""/>
+                    <pic:cNvPicPr/>
+                  </pic:nvPicPr>
+                  <pic:blipFill>
+                    <a:blip r:embed="rId35"/>
+                    <a:stretch>
+                      <a:fillRect/>
+                    </a:stretch>
+                  </pic:blipFill>
+                  <pic:spPr>
+                    <a:xfrm>
+                      <a:off x="0" y="0"/>
+                      <a:ext cx="6091253" cy="1201919"/>
+                    </a:xfrm>
+                    <a:prstGeom prst="rect">
+                      <a:avLst/>
+                    </a:prstGeom>
+                  </pic:spPr>
+                </pic:pic>
+              </a:graphicData>
+            </a:graphic>
+          </wp:inline>
+        </w:drawing>
+      </w:r>
+    </w:p>
+    <w:p/>
+    <w:p>
+      <w:r>
+        <w:t>3.2 Construct data</w:t>
+      </w:r>
+    </w:p>
+    <w:p>
+      <w:r>
+        <w:t>Ther</w:t>
+      </w:r>
+      <w:r>
+        <w:t>e are several attributes created from existing data that helps to the model to understand the data</w:t>
+      </w:r>
+      <w:r>
+        <w:t xml:space="preserve"> and give structure to this project. </w:t>
+      </w:r>
+    </w:p>
+    <w:p>
+      <w:r>
+        <w:t xml:space="preserve">I applied Cyclical encoding, this means that I notice we needed to give sense to the months of the year, to </w:t>
+      </w:r>
+      <w:r>
+        <w:t xml:space="preserve">avoid that </w:t>
+      </w:r>
+      <w:r>
+        <w:t>ou</w:t>
+      </w:r>
+      <w:r>
+        <w:t>r</w:t>
+      </w:r>
+      <w:r>
+        <w:t xml:space="preserve"> model interpretate the month of December (12</w:t>
+      </w:r>
+      <w:r>
+        <w:rPr>
+          <w:vertAlign w:val="superscript"/>
+        </w:rPr>
+        <w:t>th</w:t>
+      </w:r>
+      <w:r>
+        <w:t xml:space="preserve"> month on the calendar</w:t>
+      </w:r>
+      <w:r>
+        <w:t>)</w:t>
+      </w:r>
+      <w:r>
+        <w:t>, as the most important in the ranking, and January (the 1</w:t>
+      </w:r>
+      <w:r>
+        <w:rPr>
+          <w:vertAlign w:val="superscript"/>
+        </w:rPr>
+        <w:t>st</w:t>
+      </w:r>
+      <w:r>
+        <w:t xml:space="preserve"> on the calendar) as the least important</w:t>
+      </w:r>
+      <w:r>
+        <w:t>. T</w:t>
+      </w:r>
+      <w:r>
+        <w:t xml:space="preserve">he months of the calendar doesn’t have a ranking, so te fix for this </w:t>
+      </w:r>
+      <w:r>
+        <w:t>issue is to</w:t>
+      </w:r>
+      <w:r>
+        <w:t xml:space="preserve"> </w:t>
+      </w:r>
+      <w:r>
+        <w:t xml:space="preserve">use Sine and Cosine </w:t>
+      </w:r>
+      <w:r>
+        <w:t xml:space="preserve">to create a circular </w:t>
+      </w:r>
+      <w:r>
+        <w:t xml:space="preserve">relationship for months and weeks features. </w:t>
+      </w:r>
+      <w:r>
+        <w:t xml:space="preserve">This ensures </w:t>
+      </w:r>
+      <w:r>
+        <w:t xml:space="preserve">the model reads cyclical </w:t>
+      </w:r>
+      <w:r>
+        <w:t xml:space="preserve">data. </w:t>
+      </w:r>
+    </w:p>
+    <w:p>
+      <w:r>
+        <w:lastRenderedPageBreak/>
+        <w:drawing>
+          <wp:inline distT="0" distB="0" distL="0" distR="0" wp14:anchorId="7F2B2B2B" wp14:editId="4AC3FC25">
+            <wp:extent cx="5692536" cy="1262107"/>
+            <wp:effectExtent l="0" t="0" r="3810" b="0"/>
+            <wp:docPr id="1476170626" name="Picture 1"/>
+            <wp:cNvGraphicFramePr>
+              <a:graphicFrameLocks xmlns:a="http://schemas.openxmlformats.org/drawingml/2006/main" noChangeAspect="1"/>
+            </wp:cNvGraphicFramePr>
+            <a:graphic xmlns:a="http://schemas.openxmlformats.org/drawingml/2006/main">
+              <a:graphicData uri="http://schemas.openxmlformats.org/drawingml/2006/picture">
+                <pic:pic xmlns:pic="http://schemas.openxmlformats.org/drawingml/2006/picture">
+                  <pic:nvPicPr>
+                    <pic:cNvPr id="1476170626" name=""/>
+                    <pic:cNvPicPr/>
+                  </pic:nvPicPr>
+                  <pic:blipFill>
+                    <a:blip r:embed="rId36"/>
+                    <a:stretch>
+                      <a:fillRect/>
+                    </a:stretch>
+                  </pic:blipFill>
+                  <pic:spPr>
+                    <a:xfrm>
+                      <a:off x="0" y="0"/>
+                      <a:ext cx="5712378" cy="1266506"/>
+                    </a:xfrm>
+                    <a:prstGeom prst="rect">
+                      <a:avLst/>
+                    </a:prstGeom>
+                  </pic:spPr>
+                </pic:pic>
+              </a:graphicData>
+            </a:graphic>
+          </wp:inline>
+        </w:drawing>
+      </w:r>
+    </w:p>
+    <w:p/>
+    <w:p>
+      <w:r>
+        <w:t xml:space="preserve">One-hot Encoding also was applied to </w:t>
+      </w:r>
+      <w:r>
+        <w:t xml:space="preserve">transform categorical </w:t>
+      </w:r>
+      <w:r>
+        <w:t xml:space="preserve">values </w:t>
+      </w:r>
+      <w:r>
+        <w:t xml:space="preserve">like </w:t>
+      </w:r>
+      <w:r>
+        <w:t>"day_of_week"</w:t>
+      </w:r>
+      <w:r>
+        <w:t xml:space="preserve"> and </w:t>
+      </w:r>
+      <w:r>
+        <w:t>"weather_quality"</w:t>
+      </w:r>
+      <w:r>
+        <w:t xml:space="preserve"> </w:t>
+      </w:r>
+      <w:r>
+        <w:t>into</w:t>
+      </w:r>
+      <w:r>
+        <w:t xml:space="preserve"> </w:t>
+      </w:r>
+      <w:r>
+        <w:t xml:space="preserve">binary columns </w:t>
+      </w:r>
+      <w:r>
+        <w:t>to</w:t>
+      </w:r>
+      <w:r>
+        <w:t xml:space="preserve"> erase the ranking crated by its positions</w:t>
+      </w:r>
+      <w:r>
+        <w:t xml:space="preserve"> on the rows. By using </w:t>
+      </w:r>
+      <w:r>
+        <w:t>One-hot Encoding</w:t>
+      </w:r>
+      <w:r>
+        <w:t xml:space="preserve"> now all </w:t>
+      </w:r>
+      <w:r>
+        <w:t xml:space="preserve">categorical values contain it own independent value. </w:t>
+      </w:r>
+    </w:p>
+    <w:p>
+      <w:r>
+        <w:drawing>
+          <wp:inline distT="0" distB="0" distL="0" distR="0" wp14:anchorId="3C531A37" wp14:editId="4EE0BA17">
+            <wp:extent cx="5614670" cy="901065"/>
+            <wp:effectExtent l="0" t="0" r="5080" b="0"/>
+            <wp:docPr id="1861629850" name="Picture 1"/>
+            <wp:cNvGraphicFramePr>
+              <a:graphicFrameLocks xmlns:a="http://schemas.openxmlformats.org/drawingml/2006/main" noChangeAspect="1"/>
+            </wp:cNvGraphicFramePr>
+            <a:graphic xmlns:a="http://schemas.openxmlformats.org/drawingml/2006/main">
+              <a:graphicData uri="http://schemas.openxmlformats.org/drawingml/2006/picture">
+                <pic:pic xmlns:pic="http://schemas.openxmlformats.org/drawingml/2006/picture">
+                  <pic:nvPicPr>
+                    <pic:cNvPr id="1861629850" name=""/>
+                    <pic:cNvPicPr/>
+                  </pic:nvPicPr>
+                  <pic:blipFill rotWithShape="1">
+                    <a:blip r:embed="rId37"/>
+                    <a:srcRect r="4986"/>
+                    <a:stretch>
+                      <a:fillRect/>
+                    </a:stretch>
+                  </pic:blipFill>
+                  <pic:spPr bwMode="auto">
+                    <a:xfrm>
+                      <a:off x="0" y="0"/>
+                      <a:ext cx="5641626" cy="905391"/>
+                    </a:xfrm>
+                    <a:prstGeom prst="rect">
+                      <a:avLst/>
+                    </a:prstGeom>
+                    <a:ln>
+                      <a:noFill/>
+                    </a:ln>
+                    <a:extLst>
+                      <a:ext uri="{53640926-AAD7-44D8-BBD7-CCE9431645EC}">
+                        <a14:shadowObscured xmlns:a14="http://schemas.microsoft.com/office/drawing/2010/main"/>
+                      </a:ext>
+                    </a:extLst>
+                  </pic:spPr>
+                </pic:pic>
+              </a:graphicData>
+            </a:graphic>
+          </wp:inline>
+        </w:drawing>
+      </w:r>
+    </w:p>
+    <w:p>
+      <w:r>
+        <w:t xml:space="preserve">Lag features were needed to provide sense to the data, to create repetitions to learn from. </w:t>
+      </w:r>
+      <w:r>
+        <w:t>After the EDA it was clear that the weather patterns demonstrate to be relevant along the</w:t>
+      </w:r>
+      <w:r>
+        <w:t xml:space="preserve"> </w:t>
+      </w:r>
+      <w:r>
+        <w:t>time,</w:t>
+      </w:r>
+      <w:r>
+        <w:t xml:space="preserve"> so the list of new features created</w:t>
+      </w:r>
+      <w:r>
+        <w:t xml:space="preserve">: </w:t>
+      </w:r>
+    </w:p>
+    <w:p>
+      <w:r>
+        <w:drawing>
+          <wp:inline distT="0" distB="0" distL="0" distR="0" wp14:anchorId="736F5398" wp14:editId="5043ADB1">
+            <wp:extent cx="5615127" cy="2011091"/>
+            <wp:effectExtent l="0" t="0" r="5080" b="8255"/>
+            <wp:docPr id="48199663" name="Picture 1"/>
+            <wp:cNvGraphicFramePr>
+              <a:graphicFrameLocks xmlns:a="http://schemas.openxmlformats.org/drawingml/2006/main" noChangeAspect="1"/>
+            </wp:cNvGraphicFramePr>
+            <a:graphic xmlns:a="http://schemas.openxmlformats.org/drawingml/2006/main">
+              <a:graphicData uri="http://schemas.openxmlformats.org/drawingml/2006/picture">
+                <pic:pic xmlns:pic="http://schemas.openxmlformats.org/drawingml/2006/picture">
+                  <pic:nvPicPr>
+                    <pic:cNvPr id="48199663" name=""/>
+                    <pic:cNvPicPr/>
+                  </pic:nvPicPr>
+                  <pic:blipFill>
+                    <a:blip r:embed="rId38"/>
+                    <a:stretch>
+                      <a:fillRect/>
+                    </a:stretch>
+                  </pic:blipFill>
+                  <pic:spPr>
+                    <a:xfrm>
+                      <a:off x="0" y="0"/>
+                      <a:ext cx="5631455" cy="2016939"/>
+                    </a:xfrm>
+                    <a:prstGeom prst="rect">
+                      <a:avLst/>
+                    </a:prstGeom>
+                  </pic:spPr>
+                </pic:pic>
+              </a:graphicData>
+            </a:graphic>
+          </wp:inline>
+        </w:drawing>
+      </w:r>
       <w:r>
         <w:rPr>
           <w:highlight w:val="yellow"/>
         </w:rPr>
-        <w:t>INSERT IMAGE</w:t>
-      </w:r>
-    </w:p>
-    <w:p>
-      <w:r>
-        <w:t>-------------------------------------------------------------------</w:t>
-      </w:r>
-    </w:p>
-    <w:p>
-      <w:pPr>
-        <w:rPr>
-          <w:b/>
-          <w:bCs/>
-        </w:rPr>
-      </w:pPr>
-      <w:r>
-        <w:rPr>
-          <w:b/>
-          <w:bCs/>
-        </w:rPr>
-        <w:t>2.</w:t>
-      </w:r>
-      <w:r>
-        <w:rPr>
-          <w:b/>
-          <w:bCs/>
-        </w:rPr>
-        <w:t>3</w:t>
-      </w:r>
-      <w:r>
-        <w:rPr>
-          <w:b/>
-          <w:bCs/>
-        </w:rPr>
-        <w:t xml:space="preserve"> Data Exploration</w:t>
-      </w:r>
-    </w:p>
-    <w:p>
-      <w:r>
+        <w:t xml:space="preserve"> </w:t>
+      </w:r>
+      <w:r>
+        <w:drawing>
+          <wp:inline distT="0" distB="0" distL="0" distR="0" wp14:anchorId="14305F41" wp14:editId="635534B1">
+            <wp:extent cx="5731510" cy="665480"/>
+            <wp:effectExtent l="0" t="0" r="2540" b="1270"/>
+            <wp:docPr id="314448149" name="Picture 1"/>
+            <wp:cNvGraphicFramePr>
+              <a:graphicFrameLocks xmlns:a="http://schemas.openxmlformats.org/drawingml/2006/main" noChangeAspect="1"/>
+            </wp:cNvGraphicFramePr>
+            <a:graphic xmlns:a="http://schemas.openxmlformats.org/drawingml/2006/main">
+              <a:graphicData uri="http://schemas.openxmlformats.org/drawingml/2006/picture">
+                <pic:pic xmlns:pic="http://schemas.openxmlformats.org/drawingml/2006/picture">
+                  <pic:nvPicPr>
+                    <pic:cNvPr id="314448149" name=""/>
+                    <pic:cNvPicPr/>
+                  </pic:nvPicPr>
+                  <pic:blipFill>
+                    <a:blip r:embed="rId39"/>
+                    <a:stretch>
+                      <a:fillRect/>
+                    </a:stretch>
+                  </pic:blipFill>
+                  <pic:spPr>
+                    <a:xfrm>
+                      <a:off x="0" y="0"/>
+                      <a:ext cx="5731510" cy="665480"/>
+                    </a:xfrm>
+                    <a:prstGeom prst="rect">
+                      <a:avLst/>
+                    </a:prstGeom>
+                  </pic:spPr>
+                </pic:pic>
+              </a:graphicData>
+            </a:graphic>
+          </wp:inline>
+        </w:drawing>
+      </w:r>
+    </w:p>
+    <w:p>
+      <w:r>
+        <w:lastRenderedPageBreak/>
+        <w:drawing>
+          <wp:inline distT="0" distB="0" distL="0" distR="0" wp14:anchorId="7F0EF7F3" wp14:editId="731A4AB7">
+            <wp:extent cx="5573557" cy="2408712"/>
+            <wp:effectExtent l="0" t="0" r="8255" b="0"/>
+            <wp:docPr id="1848717817" name="Picture 1"/>
+            <wp:cNvGraphicFramePr>
+              <a:graphicFrameLocks xmlns:a="http://schemas.openxmlformats.org/drawingml/2006/main" noChangeAspect="1"/>
+            </wp:cNvGraphicFramePr>
+            <a:graphic xmlns:a="http://schemas.openxmlformats.org/drawingml/2006/main">
+              <a:graphicData uri="http://schemas.openxmlformats.org/drawingml/2006/picture">
+                <pic:pic xmlns:pic="http://schemas.openxmlformats.org/drawingml/2006/picture">
+                  <pic:nvPicPr>
+                    <pic:cNvPr id="1848717817" name=""/>
+                    <pic:cNvPicPr/>
+                  </pic:nvPicPr>
+                  <pic:blipFill>
+                    <a:blip r:embed="rId40"/>
+                    <a:stretch>
+                      <a:fillRect/>
+                    </a:stretch>
+                  </pic:blipFill>
+                  <pic:spPr>
+                    <a:xfrm>
+                      <a:off x="0" y="0"/>
+                      <a:ext cx="5588339" cy="2415100"/>
+                    </a:xfrm>
+                    <a:prstGeom prst="rect">
+                      <a:avLst/>
+                    </a:prstGeom>
+                  </pic:spPr>
+                </pic:pic>
+              </a:graphicData>
+            </a:graphic>
+          </wp:inline>
+        </w:drawing>
+      </w:r>
+      <w:r>
+        <w:rPr>
+          <w:highlight w:val="yellow"/>
+        </w:rPr>
+        <w:t xml:space="preserve"> </w:t>
+      </w:r>
+      <w:r>
+        <w:drawing>
+          <wp:inline distT="0" distB="0" distL="0" distR="0" wp14:anchorId="004F0C9E" wp14:editId="73A3C9D5">
+            <wp:extent cx="5487166" cy="1752845"/>
+            <wp:effectExtent l="0" t="0" r="0" b="0"/>
+            <wp:docPr id="914121302" name="Picture 1"/>
+            <wp:cNvGraphicFramePr>
+              <a:graphicFrameLocks xmlns:a="http://schemas.openxmlformats.org/drawingml/2006/main" noChangeAspect="1"/>
+            </wp:cNvGraphicFramePr>
+            <a:graphic xmlns:a="http://schemas.openxmlformats.org/drawingml/2006/main">
+              <a:graphicData uri="http://schemas.openxmlformats.org/drawingml/2006/picture">
+                <pic:pic xmlns:pic="http://schemas.openxmlformats.org/drawingml/2006/picture">
+                  <pic:nvPicPr>
+                    <pic:cNvPr id="914121302" name=""/>
+                    <pic:cNvPicPr/>
+                  </pic:nvPicPr>
+                  <pic:blipFill>
+                    <a:blip r:embed="rId41"/>
+                    <a:stretch>
+                      <a:fillRect/>
+                    </a:stretch>
+                  </pic:blipFill>
+                  <pic:spPr>
+                    <a:xfrm>
+                      <a:off x="0" y="0"/>
+                      <a:ext cx="5487166" cy="1752845"/>
+                    </a:xfrm>
+                    <a:prstGeom prst="rect">
+                      <a:avLst/>
+                    </a:prstGeom>
+                  </pic:spPr>
+                </pic:pic>
+              </a:graphicData>
+            </a:graphic>
+          </wp:inline>
+        </w:drawing>
+      </w:r>
+    </w:p>
+    <w:p>
+      <w:r>
+        <w:drawing>
+          <wp:inline distT="0" distB="0" distL="0" distR="0" wp14:anchorId="2861667F" wp14:editId="6A6E26D8">
+            <wp:extent cx="5581540" cy="409575"/>
+            <wp:effectExtent l="0" t="0" r="635" b="0"/>
+            <wp:docPr id="999667083" name="Picture 1"/>
+            <wp:cNvGraphicFramePr>
+              <a:graphicFrameLocks xmlns:a="http://schemas.openxmlformats.org/drawingml/2006/main" noChangeAspect="1"/>
+            </wp:cNvGraphicFramePr>
+            <a:graphic xmlns:a="http://schemas.openxmlformats.org/drawingml/2006/main">
+              <a:graphicData uri="http://schemas.openxmlformats.org/drawingml/2006/picture">
+                <pic:pic xmlns:pic="http://schemas.openxmlformats.org/drawingml/2006/picture">
+                  <pic:nvPicPr>
+                    <pic:cNvPr id="999667083" name=""/>
+                    <pic:cNvPicPr/>
+                  </pic:nvPicPr>
+                  <pic:blipFill rotWithShape="1">
+                    <a:blip r:embed="rId42"/>
+                    <a:srcRect r="9709"/>
+                    <a:stretch>
+                      <a:fillRect/>
+                    </a:stretch>
+                  </pic:blipFill>
+                  <pic:spPr bwMode="auto">
+                    <a:xfrm>
+                      <a:off x="0" y="0"/>
+                      <a:ext cx="5582317" cy="409632"/>
+                    </a:xfrm>
+                    <a:prstGeom prst="rect">
+                      <a:avLst/>
+                    </a:prstGeom>
+                    <a:ln>
+                      <a:noFill/>
+                    </a:ln>
+                    <a:extLst>
+                      <a:ext uri="{53640926-AAD7-44D8-BBD7-CCE9431645EC}">
+                        <a14:shadowObscured xmlns:a14="http://schemas.microsoft.com/office/drawing/2010/main"/>
+                      </a:ext>
+                    </a:extLst>
+                  </pic:spPr>
+                </pic:pic>
+              </a:graphicData>
+            </a:graphic>
+          </wp:inline>
+        </w:drawing>
+      </w:r>
+    </w:p>
+    <w:p>
+      <w:r>
+        <w:drawing>
+          <wp:inline distT="0" distB="0" distL="0" distR="0" wp14:anchorId="6C3086BA" wp14:editId="45A16FBD">
+            <wp:extent cx="5983686" cy="615879"/>
+            <wp:effectExtent l="0" t="0" r="0" b="0"/>
+            <wp:docPr id="405502162" name="Picture 1"/>
+            <wp:cNvGraphicFramePr>
+              <a:graphicFrameLocks xmlns:a="http://schemas.openxmlformats.org/drawingml/2006/main" noChangeAspect="1"/>
+            </wp:cNvGraphicFramePr>
+            <a:graphic xmlns:a="http://schemas.openxmlformats.org/drawingml/2006/main">
+              <a:graphicData uri="http://schemas.openxmlformats.org/drawingml/2006/picture">
+                <pic:pic xmlns:pic="http://schemas.openxmlformats.org/drawingml/2006/picture">
+                  <pic:nvPicPr>
+                    <pic:cNvPr id="405502162" name=""/>
+                    <pic:cNvPicPr/>
+                  </pic:nvPicPr>
+                  <pic:blipFill>
+                    <a:blip r:embed="rId43"/>
+                    <a:stretch>
+                      <a:fillRect/>
+                    </a:stretch>
+                  </pic:blipFill>
+                  <pic:spPr>
+                    <a:xfrm>
+                      <a:off x="0" y="0"/>
+                      <a:ext cx="6119908" cy="629900"/>
+                    </a:xfrm>
+                    <a:prstGeom prst="rect">
+                      <a:avLst/>
+                    </a:prstGeom>
+                  </pic:spPr>
+                </pic:pic>
+              </a:graphicData>
+            </a:graphic>
+          </wp:inline>
+        </w:drawing>
+      </w:r>
+      <w:r>
+        <w:t xml:space="preserve"> </w:t>
+      </w:r>
+      <w:r>
+        <w:t>Finally</w:t>
+      </w:r>
+      <w:r>
+        <w:t>,</w:t>
+      </w:r>
+      <w:r>
+        <w:t xml:space="preserve"> I created the categories that define and describe the weather </w:t>
+      </w:r>
+      <w:r>
+        <w:t>seasons, this provides sense to row data that can be hard to</w:t>
+      </w:r>
+      <w:r>
+        <w:t xml:space="preserve"> interpretate. </w:t>
+      </w:r>
+    </w:p>
+    <w:p>
+      <w:r>
+        <w:drawing>
+          <wp:inline distT="0" distB="0" distL="0" distR="0" wp14:anchorId="3646A9CF" wp14:editId="282A850D">
+            <wp:extent cx="5341874" cy="2307934"/>
+            <wp:effectExtent l="0" t="0" r="0" b="0"/>
+            <wp:docPr id="485657393" name="Picture 1"/>
+            <wp:cNvGraphicFramePr>
+              <a:graphicFrameLocks xmlns:a="http://schemas.openxmlformats.org/drawingml/2006/main" noChangeAspect="1"/>
+            </wp:cNvGraphicFramePr>
+            <a:graphic xmlns:a="http://schemas.openxmlformats.org/drawingml/2006/main">
+              <a:graphicData uri="http://schemas.openxmlformats.org/drawingml/2006/picture">
+                <pic:pic xmlns:pic="http://schemas.openxmlformats.org/drawingml/2006/picture">
+                  <pic:nvPicPr>
+                    <pic:cNvPr id="485657393" name=""/>
+                    <pic:cNvPicPr/>
+                  </pic:nvPicPr>
+                  <pic:blipFill>
+                    <a:blip r:embed="rId44"/>
+                    <a:stretch>
+                      <a:fillRect/>
+                    </a:stretch>
+                  </pic:blipFill>
+                  <pic:spPr>
+                    <a:xfrm>
+                      <a:off x="0" y="0"/>
+                      <a:ext cx="5361141" cy="2316258"/>
+                    </a:xfrm>
+                    <a:prstGeom prst="rect">
+                      <a:avLst/>
+                    </a:prstGeom>
+                  </pic:spPr>
+                </pic:pic>
+              </a:graphicData>
+            </a:graphic>
+          </wp:inline>
+        </w:drawing>
+      </w:r>
+    </w:p>
+    <w:p>
+      <w:r>
+        <w:lastRenderedPageBreak/>
+        <w:drawing>
+          <wp:inline distT="0" distB="0" distL="0" distR="0" wp14:anchorId="5A5551C0" wp14:editId="162E095F">
+            <wp:extent cx="3724795" cy="3248478"/>
+            <wp:effectExtent l="0" t="0" r="9525" b="0"/>
+            <wp:docPr id="1215436160" name="Picture 1"/>
+            <wp:cNvGraphicFramePr>
+              <a:graphicFrameLocks xmlns:a="http://schemas.openxmlformats.org/drawingml/2006/main" noChangeAspect="1"/>
+            </wp:cNvGraphicFramePr>
+            <a:graphic xmlns:a="http://schemas.openxmlformats.org/drawingml/2006/main">
+              <a:graphicData uri="http://schemas.openxmlformats.org/drawingml/2006/picture">
+                <pic:pic xmlns:pic="http://schemas.openxmlformats.org/drawingml/2006/picture">
+                  <pic:nvPicPr>
+                    <pic:cNvPr id="1215436160" name=""/>
+                    <pic:cNvPicPr/>
+                  </pic:nvPicPr>
+                  <pic:blipFill>
+                    <a:blip r:embed="rId45"/>
+                    <a:stretch>
+                      <a:fillRect/>
+                    </a:stretch>
+                  </pic:blipFill>
+                  <pic:spPr>
+                    <a:xfrm>
+                      <a:off x="0" y="0"/>
+                      <a:ext cx="3724795" cy="3248478"/>
+                    </a:xfrm>
+                    <a:prstGeom prst="rect">
+                      <a:avLst/>
+                    </a:prstGeom>
+                  </pic:spPr>
+                </pic:pic>
+              </a:graphicData>
+            </a:graphic>
+          </wp:inline>
+        </w:drawing>
+      </w:r>
+    </w:p>
+    <w:p>
+      <w:r>
+        <w:t>3.</w:t>
+      </w:r>
+      <w:r>
+        <w:t>2</w:t>
+      </w:r>
+      <w:r>
+        <w:t>. Integrated data</w:t>
+      </w:r>
+    </w:p>
+    <w:p>
+      <w:r>
+        <w:t xml:space="preserve">The 3 prepared data sets, after cleaning, were merged into a single data frame </w:t>
+      </w:r>
+      <w:r>
+        <w:t xml:space="preserve">using the “date” </w:t>
+      </w:r>
+      <w:r>
+        <w:t>as a common column to join them. The final merge contained 793 rows</w:t>
+      </w:r>
+      <w:r>
+        <w:t xml:space="preserve"> and goes from </w:t>
+      </w:r>
+      <w:r>
+        <w:t xml:space="preserve">2015-07-01 </w:t>
+      </w:r>
+      <w:r>
+        <w:t>to</w:t>
+      </w:r>
+      <w:r>
+        <w:t xml:space="preserve"> 2017-08-31</w:t>
+      </w:r>
+      <w:r>
+        <w:t xml:space="preserve">. </w:t>
+      </w:r>
+    </w:p>
+    <w:p>
+      <w:r>
+        <w:drawing>
+          <wp:inline distT="0" distB="0" distL="0" distR="0" wp14:anchorId="3AF621E5" wp14:editId="38B38FED">
+            <wp:extent cx="5984674" cy="2589379"/>
+            <wp:effectExtent l="0" t="0" r="0" b="1905"/>
+            <wp:docPr id="150953507" name="Picture 1"/>
+            <wp:cNvGraphicFramePr>
+              <a:graphicFrameLocks xmlns:a="http://schemas.openxmlformats.org/drawingml/2006/main" noChangeAspect="1"/>
+            </wp:cNvGraphicFramePr>
+            <a:graphic xmlns:a="http://schemas.openxmlformats.org/drawingml/2006/main">
+              <a:graphicData uri="http://schemas.openxmlformats.org/drawingml/2006/picture">
+                <pic:pic xmlns:pic="http://schemas.openxmlformats.org/drawingml/2006/picture">
+                  <pic:nvPicPr>
+                    <pic:cNvPr id="150953507" name=""/>
+                    <pic:cNvPicPr/>
+                  </pic:nvPicPr>
+                  <pic:blipFill>
+                    <a:blip r:embed="rId46"/>
+                    <a:stretch>
+                      <a:fillRect/>
+                    </a:stretch>
+                  </pic:blipFill>
+                  <pic:spPr>
+                    <a:xfrm>
+                      <a:off x="0" y="0"/>
+                      <a:ext cx="5998558" cy="2595386"/>
+                    </a:xfrm>
+                    <a:prstGeom prst="rect">
+                      <a:avLst/>
+                    </a:prstGeom>
+                  </pic:spPr>
+                </pic:pic>
+              </a:graphicData>
+            </a:graphic>
+          </wp:inline>
+        </w:drawing>
+      </w:r>
+    </w:p>
+    <w:p>
+      <w:pPr>
+        <w:pStyle w:val="Heading1"/>
+      </w:pPr>
+      <w:r>
+        <w:t xml:space="preserve">4 </w:t>
+      </w:r>
+      <w:r>
+        <w:t>Modelling</w:t>
+      </w:r>
+    </w:p>
+    <w:p>
+      <w:pPr>
         <w:rPr>
           <w:b/>
           <w:bCs/>
           <w:color w:val="EE0000"/>
         </w:rPr>
-        <w:t>FIG 1</w:t>
-      </w:r>
-      <w:r>
-        <w:rPr>
-          <w:b/>
-          <w:bCs/>
-        </w:rPr>
-        <w:t xml:space="preserve">: </w:t>
-      </w:r>
-      <w:r>
-        <w:t>Daily o</w:t>
-      </w:r>
-      <w:r>
-        <w:t>ccupancy over the months</w:t>
-      </w:r>
-      <w:r>
-        <w:t>: It revealed a strong seasonal pattern, across three years we can see the summer season from Jun to August, also the Christmas days are very clear a short but very peaked line. To be able to see patterns on this plot demonstrate that time-base features such as months or weeks are going to be strong predictors for out model.</w:t>
-      </w:r>
-    </w:p>
-    <w:p/>
-    <w:p>
-      <w:r>
-        <w:rPr>
-          <w:color w:val="EE0000"/>
-        </w:rPr>
+      </w:pPr>
+      <w:r>
+        <w:rPr>
+          <w:b/>
+          <w:bCs/>
+        </w:rPr>
+        <w:t xml:space="preserve">4.1 </w:t>
+      </w:r>
+      <w:r>
+        <w:rPr>
+          <w:b/>
+          <w:bCs/>
+        </w:rPr>
+        <w:t xml:space="preserve">Select modelling technique </w:t>
+      </w:r>
+    </w:p>
+    <w:p>
+      <w:r>
+        <w:t xml:space="preserve">Rather than select only one model, I ran 3 possible candidates that can </w:t>
+      </w:r>
+      <w:r>
+        <w:t xml:space="preserve">work with </w:t>
+      </w:r>
+      <w:r>
+        <w:t>these features</w:t>
+      </w:r>
+      <w:r>
+        <w:t xml:space="preserve"> to provide a solution</w:t>
+      </w:r>
+      <w:r>
+        <w:t xml:space="preserve"> for this</w:t>
+      </w:r>
+      <w:r>
+        <w:t xml:space="preserve"> Regression</w:t>
+      </w:r>
+      <w:r>
+        <w:t xml:space="preserve"> problem</w:t>
+      </w:r>
+      <w:r>
+        <w:t xml:space="preserve">. </w:t>
+      </w:r>
+    </w:p>
+    <w:p>
+      <w:r>
         <w:lastRenderedPageBreak/>
-        <w:t xml:space="preserve">FIG 2:    </w:t>
-      </w:r>
-      <w:r>
-        <w:t xml:space="preserve">Weekly average hotel occupancy: </w:t>
-      </w:r>
-      <w:r>
-        <w:rPr>
-          <w:b/>
-          <w:bCs/>
-        </w:rPr>
-        <w:t xml:space="preserve"> </w:t>
-      </w:r>
-      <w:r>
-        <w:t xml:space="preserve">This plot represents </w:t>
-      </w:r>
-      <w:r>
-        <w:t xml:space="preserve">how busy the hotel is during the week, we can see that is very busy during the hole week, it is a bit busier on weekends but </w:t>
-      </w:r>
-      <w:proofErr w:type="spellStart"/>
-      <w:r>
-        <w:t>its</w:t>
-      </w:r>
-      <w:proofErr w:type="spellEnd"/>
-      <w:r>
-        <w:t xml:space="preserve"> not a big difference a Saturday than a Wednesday, this suggest that this is a city hotel, meaning that many guests may come to Dublin not only for a weekend off, they may come for conferences or they are bought  by the big tech companies. </w:t>
-      </w:r>
-    </w:p>
-    <w:p>
-      <w:r>
-        <w:rPr>
-          <w:b/>
-          <w:bCs/>
-          <w:color w:val="EE0000"/>
-        </w:rPr>
-        <w:t xml:space="preserve">FIG </w:t>
-      </w:r>
-      <w:proofErr w:type="gramStart"/>
-      <w:r>
-        <w:rPr>
-          <w:b/>
-          <w:bCs/>
-          <w:color w:val="EE0000"/>
-        </w:rPr>
-        <w:t xml:space="preserve">3 </w:t>
-      </w:r>
-      <w:r>
-        <w:rPr>
-          <w:b/>
-          <w:bCs/>
-        </w:rPr>
-        <w:t>:</w:t>
-      </w:r>
-      <w:proofErr w:type="gramEnd"/>
-      <w:r>
-        <w:t xml:space="preserve"> </w:t>
-      </w:r>
-      <w:r>
-        <w:t xml:space="preserve">Intersection Weather and events: Here we can see the first outliner with an event importance 1, poor weather and unusual low occupancy of just 117 guests. If we go back to </w:t>
-      </w:r>
-      <w:proofErr w:type="spellStart"/>
-      <w:r>
-        <w:t>out</w:t>
-      </w:r>
-      <w:proofErr w:type="spellEnd"/>
-      <w:r>
-        <w:t xml:space="preserve"> FIG 1, that peaked line goes around Christmas time, which is also marked as an event and belongs to the poor/wet time of the year. So, this outliner is important because it demonstrate that a bank holiday does not mean more staff immediately, it means now the manager can plan properly how many staff the hotel needs.   </w:t>
-      </w:r>
-    </w:p>
-    <w:p>
-      <w:r>
-        <w:rPr>
-          <w:color w:val="EE0000"/>
-        </w:rPr>
-        <w:t xml:space="preserve">FIG 4: </w:t>
-      </w:r>
-      <w:r>
-        <w:t xml:space="preserve">Average Monthly occupancy: When the data is seen on average, the information is interpretated a bit differently, here the seasonality match in a general way with FIG 1, but now we can see clearly that Summer is not the busiest time of the year, in fact spring, around April is the highest visible peak. </w:t>
-      </w:r>
-    </w:p>
-    <w:p>
-      <w:r>
-        <w:t xml:space="preserve">The hotel maintains a good occupancy along the year, with more than 350 guest for more than 7 months, about 2 months in moderate occupancy and about 3 months with less than 250 guests. </w:t>
-      </w:r>
-    </w:p>
-    <w:p>
-      <w:r>
-        <w:rPr>
-          <w:color w:val="EE0000"/>
-        </w:rPr>
-        <w:t>FIG 5</w:t>
-      </w:r>
-      <w:r>
-        <w:t xml:space="preserve">: Average occupancy by weather: As expected the good weather is a strong predictor for our guests, and moderate/changeable weather seems to don’t represent a huge negatively impact for the hotel. What is a bit surprising is that the Dry days are the lowest average of occupancy. After investigating closely the data sets, I attribute this to the uneven distribution of the wet days in Ireland, precipitation can appear during summer, winter, spring, at any month, whereas Dry days are just a couple of them, pretty normal Ireland weather, because of this, on average Dry days may look like “less occupancy” but in reality is that wet days in Ireland are a big majority, so the average reflect it. </w:t>
-      </w:r>
-    </w:p>
-    <w:p>
-      <w:pPr>
-        <w:rPr>
-          <w:b/>
-          <w:bCs/>
-        </w:rPr>
-      </w:pPr>
-    </w:p>
-    <w:p>
-      <w:r>
-        <w:rPr>
-          <w:b/>
-          <w:bCs/>
-          <w:color w:val="EE0000"/>
-        </w:rPr>
-        <w:t xml:space="preserve">FIG 6: </w:t>
-      </w:r>
-      <w:r>
-        <w:t>Correlation Heatmap</w:t>
-      </w:r>
-      <w:r>
-        <w:t xml:space="preserve">: An expected correlation appeared between max temperature and min temperature, they will always move accordingly to each other, so I decided to remove min temperature from the final set of features to avoid redundancy. </w:t>
-      </w:r>
-    </w:p>
-    <w:p>
-      <w:r>
-        <w:t xml:space="preserve">We can also confirm the presence of relationship between the weather and the temperature, even if is not very high, it is moderated and proves that this model can use this correlation to improve the predictions. </w:t>
-      </w:r>
-    </w:p>
-    <w:p>
-      <w:pPr>
-        <w:rPr>
-          <w:b/>
-          <w:bCs/>
-        </w:rPr>
-      </w:pPr>
-      <w:r>
-        <w:t xml:space="preserve">2.4 </w:t>
-      </w:r>
-      <w:r>
-        <w:t>Verify data quality</w:t>
-      </w:r>
-    </w:p>
-    <w:tbl>
-      <w:tblPr>
-        <w:tblStyle w:val="TableGrid"/>
-        <w:tblW w:w="0" w:type="auto"/>
-        <w:tblLook w:val="04A0" w:firstRow="1" w:lastRow="0" w:firstColumn="1" w:lastColumn="0" w:noHBand="0" w:noVBand="1"/>
-      </w:tblPr>
-      <w:tblGrid>
-        <w:gridCol w:w="2254"/>
-        <w:gridCol w:w="2254"/>
-        <w:gridCol w:w="2254"/>
-        <w:gridCol w:w="2254"/>
-      </w:tblGrid>
-      <w:tr>
-        <w:tc>
-          <w:tcPr>
-            <w:tcW w:w="2254" w:type="dxa"/>
-          </w:tcPr>
-          <w:p>
-            <w:pPr>
-              <w:jc w:val="center"/>
-              <w:rPr>
-                <w:b/>
-                <w:bCs/>
-              </w:rPr>
-            </w:pPr>
-            <w:r>
-              <w:rPr>
-                <w:b/>
-                <w:bCs/>
-              </w:rPr>
-              <w:lastRenderedPageBreak/>
-              <w:t>Issue</w:t>
-            </w:r>
-          </w:p>
-        </w:tc>
-        <w:tc>
-          <w:tcPr>
-            <w:tcW w:w="2254" w:type="dxa"/>
-          </w:tcPr>
-          <w:p>
-            <w:pPr>
-              <w:jc w:val="center"/>
-              <w:rPr>
-                <w:b/>
-                <w:bCs/>
-              </w:rPr>
-            </w:pPr>
-            <w:r>
-              <w:rPr>
-                <w:b/>
-                <w:bCs/>
-              </w:rPr>
-              <w:t>Description</w:t>
-            </w:r>
-          </w:p>
-        </w:tc>
-        <w:tc>
-          <w:tcPr>
-            <w:tcW w:w="2254" w:type="dxa"/>
-          </w:tcPr>
-          <w:p>
-            <w:pPr>
-              <w:jc w:val="center"/>
-              <w:rPr>
-                <w:b/>
-                <w:bCs/>
-              </w:rPr>
-            </w:pPr>
-            <w:r>
-              <w:rPr>
-                <w:b/>
-                <w:bCs/>
-              </w:rPr>
-              <w:t>Impact</w:t>
-            </w:r>
-          </w:p>
-        </w:tc>
-        <w:tc>
-          <w:tcPr>
-            <w:tcW w:w="2254" w:type="dxa"/>
-          </w:tcPr>
-          <w:p>
-            <w:pPr>
-              <w:jc w:val="center"/>
-              <w:rPr>
-                <w:b/>
-                <w:bCs/>
-              </w:rPr>
-            </w:pPr>
-            <w:r>
-              <w:rPr>
-                <w:b/>
-                <w:bCs/>
-              </w:rPr>
-              <w:t>Solution</w:t>
-            </w:r>
-          </w:p>
-        </w:tc>
-      </w:tr>
-      <w:tr>
-        <w:tc>
-          <w:tcPr>
-            <w:tcW w:w="2254" w:type="dxa"/>
-          </w:tcPr>
-          <w:p>
-            <w:r>
-              <w:t>Cancelled bookings</w:t>
-            </w:r>
-          </w:p>
-        </w:tc>
-        <w:tc>
-          <w:tcPr>
-            <w:tcW w:w="2254" w:type="dxa"/>
-          </w:tcPr>
-          <w:p>
-            <w:r>
-              <w:t xml:space="preserve">33,102 </w:t>
-            </w:r>
-            <w:r>
-              <w:t>bookings</w:t>
-            </w:r>
-            <w:r>
-              <w:t xml:space="preserve"> </w:t>
-            </w:r>
-            <w:r>
-              <w:t>were</w:t>
-            </w:r>
-            <w:r>
-              <w:t xml:space="preserve"> </w:t>
-            </w:r>
-            <w:r>
-              <w:t>cancelled</w:t>
-            </w:r>
-          </w:p>
-        </w:tc>
-        <w:tc>
-          <w:tcPr>
-            <w:tcW w:w="2254" w:type="dxa"/>
-          </w:tcPr>
-          <w:p>
-            <w:r>
-              <w:t>Inflate occupancy</w:t>
-            </w:r>
-          </w:p>
-        </w:tc>
-        <w:tc>
-          <w:tcPr>
-            <w:tcW w:w="2254" w:type="dxa"/>
-          </w:tcPr>
-          <w:p>
-            <w:r>
-              <w:t xml:space="preserve">Filtered out using </w:t>
-            </w:r>
-            <w:proofErr w:type="spellStart"/>
-            <w:r>
-              <w:t>is_cancelled</w:t>
-            </w:r>
-            <w:proofErr w:type="spellEnd"/>
-            <w:r>
-              <w:t xml:space="preserve"> ==0</w:t>
-            </w:r>
-          </w:p>
-        </w:tc>
-      </w:tr>
-      <w:tr>
-        <w:tc>
-          <w:tcPr>
-            <w:tcW w:w="2254" w:type="dxa"/>
-          </w:tcPr>
-          <w:p>
-            <w:r>
-              <w:t>Zero stays</w:t>
-            </w:r>
-          </w:p>
-        </w:tc>
-        <w:tc>
-          <w:tcPr>
-            <w:tcW w:w="2254" w:type="dxa"/>
-          </w:tcPr>
-          <w:p>
-            <w:r>
-              <w:t>Booking marked with 0 nights</w:t>
-            </w:r>
-          </w:p>
-        </w:tc>
-        <w:tc>
-          <w:tcPr>
-            <w:tcW w:w="2254" w:type="dxa"/>
-          </w:tcPr>
-          <w:p>
-            <w:r>
-              <w:t>Generate extra rows with no useful data</w:t>
-            </w:r>
-          </w:p>
-        </w:tc>
-        <w:tc>
-          <w:tcPr>
-            <w:tcW w:w="2254" w:type="dxa"/>
-          </w:tcPr>
-          <w:p>
-            <w:r>
-              <w:t xml:space="preserve">I used </w:t>
-            </w:r>
-            <w:r>
-              <w:t xml:space="preserve">if </w:t>
-            </w:r>
-            <w:proofErr w:type="spellStart"/>
-            <w:r>
-              <w:t>stay_len</w:t>
-            </w:r>
-            <w:r>
-              <w:t>gth</w:t>
-            </w:r>
-            <w:proofErr w:type="spellEnd"/>
-            <w:r>
-              <w:t xml:space="preserve"> ==0 </w:t>
-            </w:r>
-            <w:r>
-              <w:t>continue</w:t>
-            </w:r>
-          </w:p>
-        </w:tc>
-      </w:tr>
-      <w:tr>
-        <w:tc>
-          <w:tcPr>
-            <w:tcW w:w="2254" w:type="dxa"/>
-          </w:tcPr>
-          <w:p>
-            <w:r>
-              <w:t>High correlation</w:t>
-            </w:r>
-          </w:p>
-        </w:tc>
-        <w:tc>
-          <w:tcPr>
-            <w:tcW w:w="2254" w:type="dxa"/>
-          </w:tcPr>
-          <w:p>
-            <w:r>
-              <w:t>Min and max temp .82 correlation</w:t>
-            </w:r>
-          </w:p>
-        </w:tc>
-        <w:tc>
-          <w:tcPr>
-            <w:tcW w:w="2254" w:type="dxa"/>
-          </w:tcPr>
-          <w:p>
-            <w:r>
-              <w:t>Redundancy</w:t>
-            </w:r>
-          </w:p>
-        </w:tc>
-        <w:tc>
-          <w:tcPr>
-            <w:tcW w:w="2254" w:type="dxa"/>
-          </w:tcPr>
-          <w:p>
-            <w:r>
-              <w:t>Mint removed</w:t>
-            </w:r>
-          </w:p>
-        </w:tc>
-      </w:tr>
-      <w:tr>
-        <w:tc>
-          <w:tcPr>
-            <w:tcW w:w="2254" w:type="dxa"/>
-          </w:tcPr>
-          <w:p>
-            <w:r>
-              <w:t>Synthetic data set</w:t>
-            </w:r>
-          </w:p>
-        </w:tc>
-        <w:tc>
-          <w:tcPr>
-            <w:tcW w:w="2254" w:type="dxa"/>
-          </w:tcPr>
-          <w:p>
-            <w:r>
-              <w:t>Event data set was AI generated</w:t>
-            </w:r>
-          </w:p>
-        </w:tc>
-        <w:tc>
-          <w:tcPr>
-            <w:tcW w:w="2254" w:type="dxa"/>
-          </w:tcPr>
-          <w:p>
-            <w:r>
-              <w:t>May not be accurate</w:t>
-            </w:r>
-          </w:p>
-        </w:tc>
-        <w:tc>
-          <w:tcPr>
-            <w:tcW w:w="2254" w:type="dxa"/>
-          </w:tcPr>
-          <w:p>
-            <w:r>
-              <w:t>Acknowledge as a project limitation</w:t>
-            </w:r>
-          </w:p>
-        </w:tc>
-      </w:tr>
-    </w:tbl>
-    <w:p/>
-    <w:p>
-      <w:pPr>
-        <w:rPr>
-          <w:color w:val="EE0000"/>
-        </w:rPr>
-      </w:pPr>
-      <w:r>
-        <w:t>After resolving all identified issues, the final merged dataset contained 793 rows and was verified as complete, with no missing values in any of the columns used for modelling.</w:t>
-      </w:r>
-    </w:p>
-    <w:p>
-      <w:r>
-        <w:rPr>
-          <w:highlight w:val="yellow"/>
-        </w:rPr>
-        <w:t>INSERT IMAGE</w:t>
-      </w:r>
-    </w:p>
-    <w:p>
-      <w:pPr>
-        <w:rPr>
-          <w:color w:val="EE0000"/>
-        </w:rPr>
-      </w:pPr>
-    </w:p>
-    <w:p>
-      <w:pPr>
-        <w:rPr>
-          <w:b/>
-          <w:bCs/>
-        </w:rPr>
-      </w:pPr>
-      <w:r>
-        <w:rPr>
-          <w:b/>
-          <w:bCs/>
-        </w:rPr>
-        <w:t>3 Data preparation</w:t>
-      </w:r>
-    </w:p>
-    <w:p>
-      <w:pPr>
-        <w:rPr>
-          <w:b/>
-          <w:bCs/>
-        </w:rPr>
-      </w:pPr>
-      <w:r>
-        <w:rPr>
-          <w:b/>
-          <w:bCs/>
-        </w:rPr>
-        <w:t>3.1 Data cleaning report</w:t>
-      </w:r>
-    </w:p>
-    <w:p>
-      <w:r>
-        <w:t xml:space="preserve">Temporal alignment was applied since we the hotel data set started on </w:t>
-      </w:r>
-      <w:r>
-        <w:t>2015-07-01</w:t>
-      </w:r>
-      <w:r>
-        <w:t xml:space="preserve"> and ended on </w:t>
-      </w:r>
-      <w:r>
-        <w:t>2017-08-31</w:t>
-      </w:r>
-      <w:r>
-        <w:t>, whereas the events and weather data sets started on 2015-01-01</w:t>
-      </w:r>
-      <w:r>
-        <w:t>.</w:t>
-      </w:r>
-    </w:p>
-    <w:p>
-      <w:r>
-        <w:rPr>
-          <w:highlight w:val="yellow"/>
-        </w:rPr>
-        <w:t>INSERT IMAGE</w:t>
-      </w:r>
-    </w:p>
-    <w:p>
-      <w:r>
-        <w:t>I also noticed the hotel data set contains 2 hotels</w:t>
-      </w:r>
-      <w:r>
-        <w:t xml:space="preserve">: </w:t>
-      </w:r>
-      <w:r>
-        <w:t>'Resort Hotel' 'City Hotel'</w:t>
-      </w:r>
-      <w:r>
-        <w:t xml:space="preserve">, the best fit for our project is to choose the city hotel, since is the one that best describe </w:t>
-      </w:r>
-      <w:r>
-        <w:t xml:space="preserve">the Glasnevin example. </w:t>
-      </w:r>
-    </w:p>
-    <w:p>
-      <w:r>
-        <w:rPr>
-          <w:highlight w:val="yellow"/>
-        </w:rPr>
-        <w:t>INSERT IMAGE</w:t>
-      </w:r>
-    </w:p>
-    <w:p>
-      <w:r>
-        <w:t xml:space="preserve">The biggest initial problem was that the occupancy was being calculated wrong. The original approach was adding the number of bookings ok each day, generating a unique arrival number, meaning that if a guest arrived on Monday and stayed for 4 nights, that occupancy as only counting for Monday. This </w:t>
-      </w:r>
-      <w:proofErr w:type="gramStart"/>
-      <w:r>
-        <w:t>has to</w:t>
-      </w:r>
-      <w:proofErr w:type="gramEnd"/>
-      <w:r>
-        <w:t xml:space="preserve"> be changed since we needed to add the 4 nights to each day of the week, Monday, Tuesday, Wednesday and Thursday.</w:t>
-      </w:r>
-    </w:p>
-    <w:p>
-      <w:r>
-        <w:t xml:space="preserve">The fix was to use </w:t>
-      </w:r>
-      <w:proofErr w:type="gramStart"/>
-      <w:r>
-        <w:t>the .</w:t>
-      </w:r>
-      <w:proofErr w:type="spellStart"/>
-      <w:r>
-        <w:t>Timedelta</w:t>
-      </w:r>
-      <w:proofErr w:type="spellEnd"/>
-      <w:proofErr w:type="gramEnd"/>
-      <w:r>
-        <w:t xml:space="preserve"> function to add the number of nights to the dates, so they can me added properly</w:t>
-      </w:r>
-      <w:r>
-        <w:t xml:space="preserve"> to every single day of the week as correspond. </w:t>
-      </w:r>
-    </w:p>
-    <w:p>
-      <w:r>
-        <w:rPr>
-          <w:highlight w:val="yellow"/>
-        </w:rPr>
-        <w:t>INSERT IMAGE</w:t>
-      </w:r>
-    </w:p>
-    <w:p/>
-    <w:p/>
-    <w:p>
-      <w:r>
-        <w:t>3.2 Construct data</w:t>
-      </w:r>
-    </w:p>
-    <w:p>
-      <w:r>
-        <w:t>Ther</w:t>
-      </w:r>
-      <w:r>
-        <w:t>e are several attributes created from existing data that helps to the model to understand the data</w:t>
-      </w:r>
-      <w:r>
-        <w:t xml:space="preserve"> and give structure to this project. </w:t>
-      </w:r>
-    </w:p>
-    <w:p>
-      <w:r>
-        <w:t xml:space="preserve">I applied Cyclical encoding, this means that I notice we needed to give sense to the months of the year, to </w:t>
-      </w:r>
-      <w:r>
-        <w:t xml:space="preserve">avoid that </w:t>
-      </w:r>
-      <w:r>
-        <w:t>ou</w:t>
-      </w:r>
-      <w:r>
-        <w:t>r</w:t>
-      </w:r>
-      <w:r>
-        <w:t xml:space="preserve"> model interpretate the month of December (12</w:t>
-      </w:r>
-      <w:r>
-        <w:rPr>
-          <w:vertAlign w:val="superscript"/>
-        </w:rPr>
-        <w:t>th</w:t>
-      </w:r>
-      <w:r>
-        <w:t xml:space="preserve"> month on the calendar</w:t>
-      </w:r>
-      <w:r>
-        <w:t>)</w:t>
-      </w:r>
-      <w:r>
-        <w:t>, as the most important in the ranking, and January (the 1</w:t>
-      </w:r>
-      <w:r>
-        <w:rPr>
-          <w:vertAlign w:val="superscript"/>
-        </w:rPr>
-        <w:t>st</w:t>
-      </w:r>
-      <w:r>
-        <w:t xml:space="preserve"> on the calendar) as the least important</w:t>
-      </w:r>
-      <w:r>
-        <w:t>. T</w:t>
-      </w:r>
-      <w:r>
-        <w:t xml:space="preserve">he months of the calendar doesn’t have a ranking, so te fix for this </w:t>
-      </w:r>
-      <w:r>
-        <w:t>issue is to</w:t>
-      </w:r>
-      <w:r>
-        <w:t xml:space="preserve"> </w:t>
-      </w:r>
-      <w:r>
-        <w:t xml:space="preserve">use Sine and Cosine </w:t>
-      </w:r>
-      <w:r>
-        <w:t xml:space="preserve">to create a circular </w:t>
-      </w:r>
-      <w:r>
-        <w:t xml:space="preserve">relationship for months and weeks features. </w:t>
-      </w:r>
-      <w:r>
-        <w:t xml:space="preserve">This ensures </w:t>
-      </w:r>
-      <w:r>
-        <w:t xml:space="preserve">the model reads cyclical </w:t>
-      </w:r>
-      <w:r>
-        <w:t xml:space="preserve">data. </w:t>
-      </w:r>
-    </w:p>
-    <w:p/>
-    <w:p>
-      <w:r>
-        <w:rPr>
-          <w:highlight w:val="yellow"/>
-        </w:rPr>
-        <w:t>INSERT IMAGE</w:t>
-      </w:r>
-    </w:p>
-    <w:p>
-      <w:r>
-        <w:t xml:space="preserve">One-hot Encoding also was applied to </w:t>
-      </w:r>
-      <w:r>
-        <w:t xml:space="preserve">transform categorical </w:t>
-      </w:r>
-      <w:r>
-        <w:t xml:space="preserve">values </w:t>
-      </w:r>
-      <w:r>
-        <w:t xml:space="preserve">like </w:t>
-      </w:r>
-      <w:r>
-        <w:t>"</w:t>
-      </w:r>
-      <w:proofErr w:type="spellStart"/>
-      <w:r>
-        <w:t>day_of_week</w:t>
-      </w:r>
-      <w:proofErr w:type="spellEnd"/>
-      <w:r>
-        <w:t>"</w:t>
-      </w:r>
-      <w:r>
-        <w:t xml:space="preserve"> and </w:t>
-      </w:r>
-      <w:r>
-        <w:t>"</w:t>
-      </w:r>
-      <w:proofErr w:type="spellStart"/>
-      <w:r>
-        <w:t>weather_quality</w:t>
-      </w:r>
-      <w:proofErr w:type="spellEnd"/>
-      <w:r>
-        <w:t>"</w:t>
-      </w:r>
-      <w:r>
-        <w:t xml:space="preserve"> </w:t>
-      </w:r>
-      <w:r>
-        <w:t>into</w:t>
-      </w:r>
-      <w:r>
-        <w:t xml:space="preserve"> </w:t>
-      </w:r>
-      <w:r>
-        <w:t>binary columns that erase the ranking crated by its positions</w:t>
-      </w:r>
-      <w:r>
-        <w:t xml:space="preserve"> on the rows. By using </w:t>
-      </w:r>
-      <w:r>
-        <w:t>One-hot Encoding</w:t>
-      </w:r>
-      <w:r>
-        <w:t xml:space="preserve"> now all </w:t>
-      </w:r>
-      <w:r>
-        <w:t xml:space="preserve">categorical values contain </w:t>
-      </w:r>
-      <w:proofErr w:type="spellStart"/>
-      <w:r>
-        <w:t>it</w:t>
-      </w:r>
-      <w:proofErr w:type="spellEnd"/>
-      <w:r>
-        <w:t xml:space="preserve"> own independent value. </w:t>
-      </w:r>
-    </w:p>
-    <w:p>
-      <w:r>
-        <w:rPr>
-          <w:highlight w:val="yellow"/>
-        </w:rPr>
-        <w:t>INSERT IMAGE</w:t>
-      </w:r>
-    </w:p>
-    <w:p/>
-    <w:p>
-      <w:r>
-        <w:t xml:space="preserve">Lag features were needed to provide sense to the data, to create repetitions to learn from. </w:t>
-      </w:r>
-      <w:r>
-        <w:t>After the EDA it was clear that the weather patterns demonstrate to be relevant along the</w:t>
-      </w:r>
-      <w:r>
-        <w:t xml:space="preserve"> </w:t>
-      </w:r>
-      <w:r>
-        <w:t>time,</w:t>
-      </w:r>
-      <w:r>
-        <w:t xml:space="preserve"> so the list of new features created</w:t>
-      </w:r>
-      <w:r>
-        <w:t xml:space="preserve">: </w:t>
-      </w:r>
-    </w:p>
-    <w:p>
-      <w:r>
-        <w:rPr>
-          <w:highlight w:val="yellow"/>
-        </w:rPr>
-        <w:t>INSERT IMAGE</w:t>
-      </w:r>
-    </w:p>
-    <w:p>
-      <w:r>
-        <w:rPr>
-          <w:highlight w:val="yellow"/>
-        </w:rPr>
-        <w:t>INSERT IMAGE</w:t>
-      </w:r>
-    </w:p>
-    <w:p>
-      <w:r>
-        <w:rPr>
-          <w:highlight w:val="yellow"/>
-        </w:rPr>
-        <w:t>INSERT IMAGE</w:t>
-      </w:r>
-    </w:p>
-    <w:p>
-      <w:r>
-        <w:rPr>
-          <w:highlight w:val="yellow"/>
-        </w:rPr>
-        <w:t>INSERT IMAGE</w:t>
-      </w:r>
-    </w:p>
-    <w:p/>
-    <w:p>
-      <w:proofErr w:type="gramStart"/>
-      <w:r>
-        <w:t>Finally</w:t>
-      </w:r>
-      <w:proofErr w:type="gramEnd"/>
-      <w:r>
-        <w:t xml:space="preserve"> I created the categories that define and describe the weather </w:t>
-      </w:r>
-      <w:r>
-        <w:t>seasons, this provides sense to row data that can be hard to</w:t>
-      </w:r>
-      <w:r>
-        <w:t xml:space="preserve"> interpretate. </w:t>
-      </w:r>
-    </w:p>
-    <w:p>
-      <w:r>
-        <w:rPr>
-          <w:highlight w:val="yellow"/>
-        </w:rPr>
-        <w:t>INSERT IMAGE</w:t>
-      </w:r>
-    </w:p>
-    <w:p/>
-    <w:p/>
-    <w:p>
-      <w:r>
-        <w:t>3.</w:t>
-      </w:r>
-      <w:r>
-        <w:t>2</w:t>
-      </w:r>
-      <w:r>
-        <w:t>. Integrated data</w:t>
-      </w:r>
-    </w:p>
-    <w:p>
-      <w:r>
-        <w:lastRenderedPageBreak/>
-        <w:t xml:space="preserve">The 3 prepared data sets, after cleaning, were merged into a single data frame </w:t>
-      </w:r>
-      <w:r>
-        <w:t xml:space="preserve">using the “date” </w:t>
-      </w:r>
-      <w:r>
-        <w:t>as a common column to join them. The final merge contained 793 rows</w:t>
-      </w:r>
-      <w:r>
-        <w:t xml:space="preserve"> and goes from </w:t>
-      </w:r>
-      <w:r>
-        <w:t xml:space="preserve">2015-07-01 </w:t>
-      </w:r>
-      <w:r>
-        <w:t>to</w:t>
-      </w:r>
-      <w:r>
-        <w:t xml:space="preserve"> 2017-08-31</w:t>
-      </w:r>
-      <w:r>
-        <w:t xml:space="preserve">. </w:t>
-      </w:r>
-    </w:p>
-    <w:p/>
-    <w:p>
-      <w:r>
-        <w:rPr>
-          <w:highlight w:val="yellow"/>
-        </w:rPr>
-        <w:t>INSERT IMAGE</w:t>
-      </w:r>
-    </w:p>
-    <w:p/>
-    <w:p>
-      <w:pPr>
-        <w:rPr>
-          <w:b/>
-          <w:bCs/>
-        </w:rPr>
-      </w:pPr>
-      <w:r>
-        <w:rPr>
-          <w:b/>
-          <w:bCs/>
-        </w:rPr>
-        <w:t xml:space="preserve">4 </w:t>
-      </w:r>
-      <w:r>
-        <w:rPr>
-          <w:b/>
-          <w:bCs/>
-        </w:rPr>
-        <w:t>Model</w:t>
-      </w:r>
-      <w:r>
-        <w:rPr>
-          <w:b/>
-          <w:bCs/>
-        </w:rPr>
-        <w:t>l</w:t>
-      </w:r>
-      <w:r>
-        <w:rPr>
-          <w:b/>
-          <w:bCs/>
-        </w:rPr>
-        <w:t>ing</w:t>
-      </w:r>
-    </w:p>
-    <w:p>
-      <w:pPr>
-        <w:rPr>
-          <w:b/>
-          <w:bCs/>
-          <w:color w:val="EE0000"/>
-        </w:rPr>
-      </w:pPr>
-      <w:r>
-        <w:rPr>
-          <w:b/>
-          <w:bCs/>
-        </w:rPr>
-        <w:t xml:space="preserve">4.1 </w:t>
-      </w:r>
-      <w:r>
-        <w:rPr>
-          <w:b/>
-          <w:bCs/>
-        </w:rPr>
-        <w:t xml:space="preserve">Select modelling technique </w:t>
-      </w:r>
-    </w:p>
-    <w:p>
-      <w:r>
-        <w:t xml:space="preserve">Rather than select only one model, I ran 3 possible candidates that can </w:t>
-      </w:r>
-      <w:r>
-        <w:t xml:space="preserve">work with </w:t>
-      </w:r>
-      <w:r>
-        <w:t>these features</w:t>
-      </w:r>
-      <w:r>
-        <w:t xml:space="preserve"> to provide a solution</w:t>
-      </w:r>
-      <w:r>
-        <w:t xml:space="preserve"> for this</w:t>
-      </w:r>
-      <w:r>
-        <w:t xml:space="preserve"> Regression</w:t>
-      </w:r>
-      <w:r>
-        <w:t xml:space="preserve"> problem</w:t>
-      </w:r>
-      <w:r>
-        <w:t xml:space="preserve">. </w:t>
-      </w:r>
-    </w:p>
-    <w:p>
-      <w:r>
         <w:t>The three options are supervised algorithms</w:t>
       </w:r>
       <w:r>
@@ -4238,15 +5190,7 @@
         <w:t>Decision Tree Regressor</w:t>
       </w:r>
       <w:r>
-        <w:t xml:space="preserve">, it can handle </w:t>
-      </w:r>
-      <w:proofErr w:type="gramStart"/>
-      <w:r>
-        <w:t>non linear</w:t>
-      </w:r>
-      <w:proofErr w:type="gramEnd"/>
-      <w:r>
-        <w:t xml:space="preserve"> relationships</w:t>
+        <w:t>, it can handle non linear relationships</w:t>
       </w:r>
       <w:r>
         <w:t xml:space="preserve"> and easy to interpret</w:t>
@@ -4313,14 +5257,9 @@
       <w:r>
         <w:t xml:space="preserve"> represents the right </w:t>
       </w:r>
-      <w:proofErr w:type="gramStart"/>
-      <w:r>
-        <w:t xml:space="preserve">events </w:t>
-      </w:r>
-      <w:r>
-        <w:t xml:space="preserve"> and</w:t>
-      </w:r>
-      <w:proofErr w:type="gramEnd"/>
+      <w:r>
+        <w:t>events and</w:t>
+      </w:r>
       <w:r>
         <w:t xml:space="preserve"> bank holidays </w:t>
       </w:r>
@@ -4414,479 +5353,805 @@
     </w:p>
     <w:p>
       <w:r>
-        <w:rPr>
-          <w:highlight w:val="yellow"/>
-        </w:rPr>
-        <w:t>INSERT IMAGE</w:t>
+        <w:drawing>
+          <wp:inline distT="0" distB="0" distL="0" distR="0" wp14:anchorId="44C487B0" wp14:editId="42964CDE">
+            <wp:extent cx="4801270" cy="219106"/>
+            <wp:effectExtent l="0" t="0" r="0" b="9525"/>
+            <wp:docPr id="801289525" name="Picture 1"/>
+            <wp:cNvGraphicFramePr>
+              <a:graphicFrameLocks xmlns:a="http://schemas.openxmlformats.org/drawingml/2006/main" noChangeAspect="1"/>
+            </wp:cNvGraphicFramePr>
+            <a:graphic xmlns:a="http://schemas.openxmlformats.org/drawingml/2006/main">
+              <a:graphicData uri="http://schemas.openxmlformats.org/drawingml/2006/picture">
+                <pic:pic xmlns:pic="http://schemas.openxmlformats.org/drawingml/2006/picture">
+                  <pic:nvPicPr>
+                    <pic:cNvPr id="801289525" name=""/>
+                    <pic:cNvPicPr/>
+                  </pic:nvPicPr>
+                  <pic:blipFill>
+                    <a:blip r:embed="rId47"/>
+                    <a:stretch>
+                      <a:fillRect/>
+                    </a:stretch>
+                  </pic:blipFill>
+                  <pic:spPr>
+                    <a:xfrm>
+                      <a:off x="0" y="0"/>
+                      <a:ext cx="4801270" cy="219106"/>
+                    </a:xfrm>
+                    <a:prstGeom prst="rect">
+                      <a:avLst/>
+                    </a:prstGeom>
+                  </pic:spPr>
+                </pic:pic>
+              </a:graphicData>
+            </a:graphic>
+          </wp:inline>
+        </w:drawing>
+      </w:r>
+      <w:r>
+        <w:t xml:space="preserve"> </w:t>
+      </w:r>
+    </w:p>
+    <w:p>
+      <w:r>
+        <w:t xml:space="preserve">Deliberately was chosen to be taste chronologically, this is a key factor to ensure the model do not cheat since the main feature holding this data sets is the “date”, we have to ensure the modes does not try to predict from the feature, messing with the season of the year that we already prove they have a huge contribution to the correlation. </w:t>
+      </w:r>
+    </w:p>
+    <w:p>
+      <w:r>
+        <w:t xml:space="preserve">To fix this .iloc function was used. Integer Location assign a position to the rows, and right after it is possible to split the data indicating where exactly the test and train start and begin. </w:t>
       </w:r>
     </w:p>
     <w:p>
       <w:r>
         <w:lastRenderedPageBreak/>
-        <w:t xml:space="preserve">Deliberately was chosen to be taste chronologically, this is a key factor to ensure the model do not cheat since the main feature holding this data sets is the “date”, we have to ensure the modes does not try to predict from the feature, messing with the season of the year that we already prove they have a huge contribution to the correlation. </w:t>
-      </w:r>
-    </w:p>
-    <w:p>
-      <w:r>
-        <w:t xml:space="preserve">To fix </w:t>
-      </w:r>
-      <w:proofErr w:type="gramStart"/>
-      <w:r>
-        <w:t>this .</w:t>
-      </w:r>
-      <w:proofErr w:type="spellStart"/>
-      <w:r>
-        <w:t>iloc</w:t>
-      </w:r>
-      <w:proofErr w:type="spellEnd"/>
-      <w:proofErr w:type="gramEnd"/>
-      <w:r>
-        <w:t xml:space="preserve"> function was used. Integer Location assign a position to the rows, and right after it is possible to split the data indicating where exactly the test and train start and begin. </w:t>
-      </w:r>
-    </w:p>
-    <w:p>
-      <w:r>
-        <w:rPr>
-          <w:highlight w:val="yellow"/>
-        </w:rPr>
-        <w:t>INSERT IMAGE</w:t>
+        <w:drawing>
+          <wp:inline distT="0" distB="0" distL="0" distR="0" wp14:anchorId="19602F62" wp14:editId="52D4376C">
+            <wp:extent cx="5731510" cy="1358900"/>
+            <wp:effectExtent l="0" t="0" r="2540" b="0"/>
+            <wp:docPr id="2090700380" name="Picture 1"/>
+            <wp:cNvGraphicFramePr>
+              <a:graphicFrameLocks xmlns:a="http://schemas.openxmlformats.org/drawingml/2006/main" noChangeAspect="1"/>
+            </wp:cNvGraphicFramePr>
+            <a:graphic xmlns:a="http://schemas.openxmlformats.org/drawingml/2006/main">
+              <a:graphicData uri="http://schemas.openxmlformats.org/drawingml/2006/picture">
+                <pic:pic xmlns:pic="http://schemas.openxmlformats.org/drawingml/2006/picture">
+                  <pic:nvPicPr>
+                    <pic:cNvPr id="2090700380" name=""/>
+                    <pic:cNvPicPr/>
+                  </pic:nvPicPr>
+                  <pic:blipFill>
+                    <a:blip r:embed="rId48"/>
+                    <a:stretch>
+                      <a:fillRect/>
+                    </a:stretch>
+                  </pic:blipFill>
+                  <pic:spPr>
+                    <a:xfrm>
+                      <a:off x="0" y="0"/>
+                      <a:ext cx="5731510" cy="1358900"/>
+                    </a:xfrm>
+                    <a:prstGeom prst="rect">
+                      <a:avLst/>
+                    </a:prstGeom>
+                  </pic:spPr>
+                </pic:pic>
+              </a:graphicData>
+            </a:graphic>
+          </wp:inline>
+        </w:drawing>
+      </w:r>
+    </w:p>
+    <w:p>
+      <w:r>
+        <w:t>And Cross validation was used to ensure that the training set follows the 5 splits we selected are working in chronological order, making sure each round is trained in the past, works on the future.</w:t>
       </w:r>
     </w:p>
     <w:p/>
     <w:p>
       <w:r>
-        <w:t>And Cross validation was used to ensure that the training set follows the 5 splits we selected are working in chronological order, making sure each round is trained in the past, works on the future.</w:t>
-      </w:r>
-    </w:p>
-    <w:p>
-      <w:r>
-        <w:rPr>
-          <w:highlight w:val="yellow"/>
-        </w:rPr>
-        <w:t>INSERT IMAGE</w:t>
+        <w:drawing>
+          <wp:inline distT="0" distB="0" distL="0" distR="0" wp14:anchorId="643266A7" wp14:editId="070FFB7A">
+            <wp:extent cx="6342667" cy="253707"/>
+            <wp:effectExtent l="0" t="0" r="0" b="0"/>
+            <wp:docPr id="343457950" name="Picture 1"/>
+            <wp:cNvGraphicFramePr>
+              <a:graphicFrameLocks xmlns:a="http://schemas.openxmlformats.org/drawingml/2006/main" noChangeAspect="1"/>
+            </wp:cNvGraphicFramePr>
+            <a:graphic xmlns:a="http://schemas.openxmlformats.org/drawingml/2006/main">
+              <a:graphicData uri="http://schemas.openxmlformats.org/drawingml/2006/picture">
+                <pic:pic xmlns:pic="http://schemas.openxmlformats.org/drawingml/2006/picture">
+                  <pic:nvPicPr>
+                    <pic:cNvPr id="343457950" name=""/>
+                    <pic:cNvPicPr/>
+                  </pic:nvPicPr>
+                  <pic:blipFill>
+                    <a:blip r:embed="rId49"/>
+                    <a:stretch>
+                      <a:fillRect/>
+                    </a:stretch>
+                  </pic:blipFill>
+                  <pic:spPr>
+                    <a:xfrm>
+                      <a:off x="0" y="0"/>
+                      <a:ext cx="6673387" cy="266936"/>
+                    </a:xfrm>
+                    <a:prstGeom prst="rect">
+                      <a:avLst/>
+                    </a:prstGeom>
+                  </pic:spPr>
+                </pic:pic>
+              </a:graphicData>
+            </a:graphic>
+          </wp:inline>
+        </w:drawing>
+      </w:r>
+    </w:p>
+    <w:p>
+      <w:pPr>
+        <w:rPr>
+          <w:b/>
+          <w:bCs/>
+        </w:rPr>
+      </w:pPr>
+      <w:r>
+        <w:rPr>
+          <w:b/>
+          <w:bCs/>
+        </w:rPr>
+        <w:t xml:space="preserve">4.3 </w:t>
+      </w:r>
+      <w:r>
+        <w:rPr>
+          <w:b/>
+          <w:bCs/>
+        </w:rPr>
+        <w:t>Build model</w:t>
+      </w:r>
+    </w:p>
+    <w:p>
+      <w:r>
+        <w:t xml:space="preserve">For </w:t>
+      </w:r>
+      <w:r>
+        <w:t>Linear regression no random state is needed, but for Decision Tree and Random Forest, add this characteristic is key to ensure reproducibility, for this case I choose 17</w:t>
+      </w:r>
+      <w:r>
+        <w:t xml:space="preserve">, to force them to </w:t>
+      </w:r>
+      <w:r>
+        <w:t>build</w:t>
+      </w:r>
+      <w:r>
+        <w:t xml:space="preserve"> the exact same way every time we run the code. </w:t>
+      </w:r>
+    </w:p>
+    <w:p>
+      <w:r>
+        <w:t xml:space="preserve">This for loop will take all the models, </w:t>
+      </w:r>
+      <w:r>
+        <w:t xml:space="preserve">making sure to follow the cross validation I specified, and will allow the </w:t>
+      </w:r>
+      <w:r>
+        <w:t xml:space="preserve">train </w:t>
+      </w:r>
+      <w:r>
+        <w:t xml:space="preserve">data to split into 5 pieces and average </w:t>
+      </w:r>
+      <w:r>
+        <w:t xml:space="preserve">an R2 and a SD </w:t>
+      </w:r>
+      <w:r>
+        <w:t xml:space="preserve"> </w:t>
+      </w:r>
+      <w:r>
+        <w:t xml:space="preserve">to compare the models. </w:t>
+      </w:r>
+    </w:p>
+    <w:p>
+      <w:r>
+        <w:rPr>
+          <w:b/>
+          <w:bCs/>
+        </w:rPr>
+        <w:drawing>
+          <wp:inline distT="0" distB="0" distL="0" distR="0" wp14:anchorId="66C5A656" wp14:editId="5D888E3C">
+            <wp:extent cx="5427980" cy="906640"/>
+            <wp:effectExtent l="0" t="0" r="1270" b="8255"/>
+            <wp:docPr id="53308661" name="Picture 1"/>
+            <wp:cNvGraphicFramePr>
+              <a:graphicFrameLocks xmlns:a="http://schemas.openxmlformats.org/drawingml/2006/main" noChangeAspect="1"/>
+            </wp:cNvGraphicFramePr>
+            <a:graphic xmlns:a="http://schemas.openxmlformats.org/drawingml/2006/main">
+              <a:graphicData uri="http://schemas.openxmlformats.org/drawingml/2006/picture">
+                <pic:pic xmlns:pic="http://schemas.openxmlformats.org/drawingml/2006/picture">
+                  <pic:nvPicPr>
+                    <pic:cNvPr id="53308661" name=""/>
+                    <pic:cNvPicPr/>
+                  </pic:nvPicPr>
+                  <pic:blipFill rotWithShape="1">
+                    <a:blip r:embed="rId50"/>
+                    <a:srcRect r="8430" b="22705"/>
+                    <a:stretch>
+                      <a:fillRect/>
+                    </a:stretch>
+                  </pic:blipFill>
+                  <pic:spPr bwMode="auto">
+                    <a:xfrm>
+                      <a:off x="0" y="0"/>
+                      <a:ext cx="5458638" cy="911761"/>
+                    </a:xfrm>
+                    <a:prstGeom prst="rect">
+                      <a:avLst/>
+                    </a:prstGeom>
+                    <a:ln>
+                      <a:noFill/>
+                    </a:ln>
+                    <a:extLst>
+                      <a:ext uri="{53640926-AAD7-44D8-BBD7-CCE9431645EC}">
+                        <a14:shadowObscured xmlns:a14="http://schemas.microsoft.com/office/drawing/2010/main"/>
+                      </a:ext>
+                    </a:extLst>
+                  </pic:spPr>
+                </pic:pic>
+              </a:graphicData>
+            </a:graphic>
+          </wp:inline>
+        </w:drawing>
+      </w:r>
+    </w:p>
+    <w:p>
+      <w:r>
+        <w:drawing>
+          <wp:inline distT="0" distB="0" distL="0" distR="0" wp14:anchorId="1BA4B53D" wp14:editId="5C1F56BE">
+            <wp:extent cx="5428316" cy="1221897"/>
+            <wp:effectExtent l="0" t="0" r="1270" b="0"/>
+            <wp:docPr id="470348762" name="Picture 1"/>
+            <wp:cNvGraphicFramePr>
+              <a:graphicFrameLocks xmlns:a="http://schemas.openxmlformats.org/drawingml/2006/main" noChangeAspect="1"/>
+            </wp:cNvGraphicFramePr>
+            <a:graphic xmlns:a="http://schemas.openxmlformats.org/drawingml/2006/main">
+              <a:graphicData uri="http://schemas.openxmlformats.org/drawingml/2006/picture">
+                <pic:pic xmlns:pic="http://schemas.openxmlformats.org/drawingml/2006/picture">
+                  <pic:nvPicPr>
+                    <pic:cNvPr id="470348762" name=""/>
+                    <pic:cNvPicPr/>
+                  </pic:nvPicPr>
+                  <pic:blipFill>
+                    <a:blip r:embed="rId51"/>
+                    <a:stretch>
+                      <a:fillRect/>
+                    </a:stretch>
+                  </pic:blipFill>
+                  <pic:spPr>
+                    <a:xfrm>
+                      <a:off x="0" y="0"/>
+                      <a:ext cx="5443840" cy="1225391"/>
+                    </a:xfrm>
+                    <a:prstGeom prst="rect">
+                      <a:avLst/>
+                    </a:prstGeom>
+                  </pic:spPr>
+                </pic:pic>
+              </a:graphicData>
+            </a:graphic>
+          </wp:inline>
+        </w:drawing>
+      </w:r>
+    </w:p>
+    <w:p>
+      <w:pPr>
+        <w:rPr>
+          <w:b/>
+          <w:bCs/>
+        </w:rPr>
+      </w:pPr>
+      <w:r>
+        <w:rPr>
+          <w:b/>
+          <w:bCs/>
+        </w:rPr>
+        <w:t xml:space="preserve">4.4 </w:t>
+      </w:r>
+      <w:r>
+        <w:rPr>
+          <w:b/>
+          <w:bCs/>
+        </w:rPr>
+        <w:t>Assess model</w:t>
+      </w:r>
+    </w:p>
+    <w:p>
+      <w:r>
+        <w:t xml:space="preserve">The purpose of this evaluation is to compare </w:t>
+      </w:r>
+      <w:r>
+        <w:t>overall</w:t>
+      </w:r>
+      <w:r>
+        <w:t xml:space="preserve"> performance, not to measure the final performance.</w:t>
+      </w:r>
+    </w:p>
+    <w:p>
+      <w:r>
+        <w:t xml:space="preserve">If we look at the three R2, all of them are negative, not meaning exactly a bad thing, but the data set is not that big to learn reliable patterns. </w:t>
+      </w:r>
+      <w:r>
+        <w:t>Even if we started with 119,390 rows, we ended up working only with 793 rows making it hard for the model to start with positive numbers but o</w:t>
+      </w:r>
+      <w:r>
+        <w:t>nce the actual model is running, the R2 improves significantly.</w:t>
+      </w:r>
+    </w:p>
+    <w:p>
+      <w:r>
+        <w:lastRenderedPageBreak/>
+        <w:t>Decision Tree: The cross-validation results show that no single model wins on both metrics simultaneously. Decision Tree has the lowest standard deviation (0.3983) suggesting it is the most consistent, however its R² of -0.5540 is the worst of the three, meaning it is consistently wrong, not consistently good.</w:t>
+      </w:r>
+    </w:p>
+    <w:p>
+      <w:r>
+        <w:t>Linear Regression seems to have a box tall enough to ensure that contains very volatile and unpredictable information.</w:t>
+      </w:r>
+    </w:p>
+    <w:p>
+      <w:r>
+        <w:t>Finally Random Forest: This one shows a bit more compact box in comparison to Linear Regression, the data seems to be stable enough, and the consistency may not be the best but this model present to be the most reliable</w:t>
+      </w:r>
+      <w:r>
+        <w:t>.</w:t>
+      </w:r>
+    </w:p>
+    <w:p>
+      <w:r>
+        <w:t xml:space="preserve">Linear Regression and Randon Forest contain outlier split, representing their </w:t>
+      </w:r>
+      <w:r>
+        <w:t>worst-case</w:t>
+      </w:r>
+      <w:r>
+        <w:t xml:space="preserve"> performance. Linear Regression produced the most extreme outlier at approximately -3.5, Random Forest's outlier of approximately -1.8, confirming that even in its </w:t>
+      </w:r>
+      <w:r>
+        <w:t>worst-case</w:t>
+      </w:r>
+      <w:r>
+        <w:t xml:space="preserve"> scenario, RF remains the most reliable choice.</w:t>
+      </w:r>
+    </w:p>
+    <w:p>
+      <w:r>
+        <w:drawing>
+          <wp:inline distT="0" distB="0" distL="0" distR="0" wp14:anchorId="55208FBD" wp14:editId="5D371B9A">
+            <wp:extent cx="4124901" cy="752580"/>
+            <wp:effectExtent l="0" t="0" r="9525" b="9525"/>
+            <wp:docPr id="1618345546" name="Picture 1"/>
+            <wp:cNvGraphicFramePr>
+              <a:graphicFrameLocks xmlns:a="http://schemas.openxmlformats.org/drawingml/2006/main" noChangeAspect="1"/>
+            </wp:cNvGraphicFramePr>
+            <a:graphic xmlns:a="http://schemas.openxmlformats.org/drawingml/2006/main">
+              <a:graphicData uri="http://schemas.openxmlformats.org/drawingml/2006/picture">
+                <pic:pic xmlns:pic="http://schemas.openxmlformats.org/drawingml/2006/picture">
+                  <pic:nvPicPr>
+                    <pic:cNvPr id="1618345546" name=""/>
+                    <pic:cNvPicPr/>
+                  </pic:nvPicPr>
+                  <pic:blipFill>
+                    <a:blip r:embed="rId52"/>
+                    <a:stretch>
+                      <a:fillRect/>
+                    </a:stretch>
+                  </pic:blipFill>
+                  <pic:spPr>
+                    <a:xfrm>
+                      <a:off x="0" y="0"/>
+                      <a:ext cx="4124901" cy="752580"/>
+                    </a:xfrm>
+                    <a:prstGeom prst="rect">
+                      <a:avLst/>
+                    </a:prstGeom>
+                  </pic:spPr>
+                </pic:pic>
+              </a:graphicData>
+            </a:graphic>
+          </wp:inline>
+        </w:drawing>
+      </w:r>
+    </w:p>
+    <w:p>
+      <w:r>
+        <w:drawing>
+          <wp:inline distT="0" distB="0" distL="0" distR="0" wp14:anchorId="1787CA5C" wp14:editId="65A2B43F">
+            <wp:extent cx="5466592" cy="3134331"/>
+            <wp:effectExtent l="0" t="0" r="1270" b="9525"/>
+            <wp:docPr id="1536219019" name="Picture 1"/>
+            <wp:cNvGraphicFramePr>
+              <a:graphicFrameLocks xmlns:a="http://schemas.openxmlformats.org/drawingml/2006/main" noChangeAspect="1"/>
+            </wp:cNvGraphicFramePr>
+            <a:graphic xmlns:a="http://schemas.openxmlformats.org/drawingml/2006/main">
+              <a:graphicData uri="http://schemas.openxmlformats.org/drawingml/2006/picture">
+                <pic:pic xmlns:pic="http://schemas.openxmlformats.org/drawingml/2006/picture">
+                  <pic:nvPicPr>
+                    <pic:cNvPr id="1536219019" name=""/>
+                    <pic:cNvPicPr/>
+                  </pic:nvPicPr>
+                  <pic:blipFill>
+                    <a:blip r:embed="rId53"/>
+                    <a:stretch>
+                      <a:fillRect/>
+                    </a:stretch>
+                  </pic:blipFill>
+                  <pic:spPr>
+                    <a:xfrm>
+                      <a:off x="0" y="0"/>
+                      <a:ext cx="5484042" cy="3144336"/>
+                    </a:xfrm>
+                    <a:prstGeom prst="rect">
+                      <a:avLst/>
+                    </a:prstGeom>
+                  </pic:spPr>
+                </pic:pic>
+              </a:graphicData>
+            </a:graphic>
+          </wp:inline>
+        </w:drawing>
+      </w:r>
+    </w:p>
+    <w:p>
+      <w:r>
+        <w:t>In fact</w:t>
+      </w:r>
+      <w:r>
+        <w:t>,</w:t>
+      </w:r>
+      <w:r>
+        <w:t xml:space="preserve"> once we run Random Forest individually, its R2 improved </w:t>
+      </w:r>
+      <w:r>
+        <w:t xml:space="preserve">up to 71.33% with an </w:t>
+      </w:r>
+      <w:r>
+        <w:t>Mean Average Error</w:t>
+      </w:r>
+      <w:r>
+        <w:t xml:space="preserve"> of 16.6 guests </w:t>
+      </w:r>
+    </w:p>
+    <w:p>
+      <w:r>
+        <w:drawing>
+          <wp:inline distT="0" distB="0" distL="0" distR="0" wp14:anchorId="1B934EDB" wp14:editId="7D44EF90">
+            <wp:extent cx="5249008" cy="438211"/>
+            <wp:effectExtent l="0" t="0" r="8890" b="0"/>
+            <wp:docPr id="1312952631" name="Picture 1"/>
+            <wp:cNvGraphicFramePr>
+              <a:graphicFrameLocks xmlns:a="http://schemas.openxmlformats.org/drawingml/2006/main" noChangeAspect="1"/>
+            </wp:cNvGraphicFramePr>
+            <a:graphic xmlns:a="http://schemas.openxmlformats.org/drawingml/2006/main">
+              <a:graphicData uri="http://schemas.openxmlformats.org/drawingml/2006/picture">
+                <pic:pic xmlns:pic="http://schemas.openxmlformats.org/drawingml/2006/picture">
+                  <pic:nvPicPr>
+                    <pic:cNvPr id="1312952631" name=""/>
+                    <pic:cNvPicPr/>
+                  </pic:nvPicPr>
+                  <pic:blipFill>
+                    <a:blip r:embed="rId54"/>
+                    <a:stretch>
+                      <a:fillRect/>
+                    </a:stretch>
+                  </pic:blipFill>
+                  <pic:spPr>
+                    <a:xfrm>
+                      <a:off x="0" y="0"/>
+                      <a:ext cx="5249008" cy="438211"/>
+                    </a:xfrm>
+                    <a:prstGeom prst="rect">
+                      <a:avLst/>
+                    </a:prstGeom>
+                  </pic:spPr>
+                </pic:pic>
+              </a:graphicData>
+            </a:graphic>
+          </wp:inline>
+        </w:drawing>
       </w:r>
     </w:p>
     <w:p/>
     <w:p>
       <w:pPr>
-        <w:rPr>
-          <w:b/>
-          <w:bCs/>
-        </w:rPr>
-      </w:pPr>
-      <w:r>
-        <w:rPr>
-          <w:b/>
-          <w:bCs/>
-        </w:rPr>
-        <w:t xml:space="preserve">4.3 </w:t>
-      </w:r>
-      <w:r>
-        <w:rPr>
-          <w:b/>
-          <w:bCs/>
-        </w:rPr>
-        <w:t>Build model</w:t>
-      </w:r>
-    </w:p>
-    <w:p>
-      <w:r>
-        <w:t xml:space="preserve">For </w:t>
-      </w:r>
-      <w:r>
-        <w:t>Linear regression no random state is needed, but for Decision Tree and Random Forest, add this characteristic is key to ensure reproducibility, for this case I choose 17</w:t>
-      </w:r>
-      <w:r>
-        <w:t xml:space="preserve">, to force them to </w:t>
-      </w:r>
-      <w:r>
-        <w:t>build</w:t>
-      </w:r>
-      <w:r>
-        <w:t xml:space="preserve"> the exact same way every time we run the code. </w:t>
-      </w:r>
-    </w:p>
-    <w:p>
-      <w:r>
-        <w:t xml:space="preserve">This for loop will take all the models, </w:t>
-      </w:r>
-      <w:r>
-        <w:t xml:space="preserve">making sure to follow the cross validation I specified, and will allow the </w:t>
-      </w:r>
-      <w:r>
-        <w:t xml:space="preserve">train </w:t>
-      </w:r>
-      <w:r>
-        <w:t xml:space="preserve">data to split into 5 pieces and average </w:t>
-      </w:r>
-      <w:r>
-        <w:t xml:space="preserve">an R2 and a </w:t>
-      </w:r>
-      <w:proofErr w:type="gramStart"/>
-      <w:r>
-        <w:t xml:space="preserve">SD </w:t>
+        <w:pStyle w:val="Heading1"/>
+      </w:pPr>
+      <w:r>
+        <w:lastRenderedPageBreak/>
+        <w:t>5 E</w:t>
+      </w:r>
+      <w:r>
+        <w:t>valuation</w:t>
+      </w:r>
+    </w:p>
+    <w:p>
+      <w:pPr>
+        <w:rPr>
+          <w:b/>
+          <w:bCs/>
+        </w:rPr>
+      </w:pPr>
+      <w:r>
+        <w:rPr>
+          <w:b/>
+          <w:bCs/>
+        </w:rPr>
+        <w:t xml:space="preserve">5.1 </w:t>
+      </w:r>
+      <w:r>
+        <w:rPr>
+          <w:b/>
+          <w:bCs/>
+        </w:rPr>
+        <w:t>Evaluate results</w:t>
+      </w:r>
+    </w:p>
+    <w:p>
+      <w:r>
+        <w:t xml:space="preserve">The result of this model evaluation ended proving that Random Fores was in fact the right </w:t>
+      </w:r>
+      <w:r>
+        <w:t xml:space="preserve">model. </w:t>
+      </w:r>
+      <w:r>
+        <w:t>It hit the target R2 which was at least 70%</w:t>
+      </w:r>
+      <w:r>
+        <w:t xml:space="preserve"> and the Mean Average Error is not too high, only 16 guests considering an hotel that normally may have </w:t>
+      </w:r>
+      <w:r>
+        <w:t>over</w:t>
+      </w:r>
+      <w:r>
+        <w:t xml:space="preserve"> 300 </w:t>
+      </w:r>
+      <w:r>
+        <w:t>guests in a regular day</w:t>
+      </w:r>
+      <w:r>
+        <w:t xml:space="preserve">. </w:t>
+      </w:r>
+      <w:r>
+        <w:t>Also,</w:t>
       </w:r>
       <w:r>
         <w:t xml:space="preserve"> </w:t>
       </w:r>
       <w:r>
-        <w:t>to</w:t>
-      </w:r>
-      <w:proofErr w:type="gramEnd"/>
-      <w:r>
-        <w:t xml:space="preserve"> compare the models. </w:t>
-      </w:r>
-    </w:p>
-    <w:p>
-      <w:pPr>
-        <w:rPr>
-          <w:b/>
-          <w:bCs/>
-        </w:rPr>
-      </w:pPr>
-    </w:p>
-    <w:p>
-      <w:r>
-        <w:rPr>
-          <w:highlight w:val="yellow"/>
-        </w:rPr>
-        <w:t>INSERT IMAGE</w:t>
+        <w:t>these numbers</w:t>
+      </w:r>
+      <w:r>
+        <w:t xml:space="preserve"> translated to staff members means that if our ratio is 1 staff per 10 guests, </w:t>
+      </w:r>
+      <w:r>
+        <w:t xml:space="preserve">this MAE only represents about 2 staffs of error. </w:t>
       </w:r>
     </w:p>
     <w:p/>
     <w:p>
-      <w:pPr>
-        <w:rPr>
-          <w:b/>
-          <w:bCs/>
-        </w:rPr>
-      </w:pPr>
-      <w:r>
-        <w:rPr>
-          <w:b/>
-          <w:bCs/>
-        </w:rPr>
-        <w:t xml:space="preserve">4.4 </w:t>
-      </w:r>
-      <w:r>
-        <w:rPr>
-          <w:b/>
-          <w:bCs/>
-        </w:rPr>
-        <w:t>Assess model</w:t>
-      </w:r>
-    </w:p>
-    <w:p>
-      <w:r>
-        <w:t xml:space="preserve">The purpose of this evaluation is to compare </w:t>
-      </w:r>
-      <w:proofErr w:type="spellStart"/>
-      <w:r>
-        <w:t>over all</w:t>
-      </w:r>
-      <w:proofErr w:type="spellEnd"/>
-      <w:r>
-        <w:t xml:space="preserve"> performance, not to measure the final performance.</w:t>
-      </w:r>
-    </w:p>
-    <w:p>
-      <w:r>
-        <w:t xml:space="preserve">If we look at the three R2, all of them are negative, not meaning exactly a bad thing, but the data set is not that big to learn reliable patterns. </w:t>
-      </w:r>
-      <w:r>
-        <w:t>Even if we started with 119,390 rows, we ended up working only with 793 rows making it hard for the model to start with positive numbers but o</w:t>
-      </w:r>
-      <w:r>
-        <w:t>nce the actual model is running, the R2 improves significantly.</w:t>
-      </w:r>
-    </w:p>
-    <w:p>
-      <w:r>
-        <w:t xml:space="preserve">Decision Tree: The cross-validation results show that no single model wins on both metrics simultaneously. Decision Tree has the lowest standard deviation (0.3983) </w:t>
-      </w:r>
+      <w:r>
+        <w:t>FIG 8: Feature Importance</w:t>
+      </w:r>
+      <w:r>
+        <w:t>.</w:t>
+      </w:r>
+      <w:r>
+        <w:t xml:space="preserve"> This plot explain</w:t>
+      </w:r>
+      <w:r>
+        <w:t>s</w:t>
+      </w:r>
+      <w:r>
+        <w:t xml:space="preserve"> how much each feature contributed to the model, proving the importance of the</w:t>
+      </w:r>
+      <w:r>
+        <w:t xml:space="preserve"> lag variables like </w:t>
+      </w:r>
+      <w:r>
+        <w:t>“</w:t>
+      </w:r>
+      <w:r>
+        <w:t>occupancy_yesterday</w:t>
+      </w:r>
+      <w:r>
+        <w:t xml:space="preserve">” and </w:t>
+      </w:r>
+      <w:r>
+        <w:t>"occupancy_7d_avg"</w:t>
+      </w:r>
+      <w:r>
+        <w:t xml:space="preserve"> </w:t>
+      </w:r>
+      <w:r>
+        <w:t>were a strong predictor for the final guest count.</w:t>
+      </w:r>
+    </w:p>
+    <w:p>
+      <w:r>
+        <w:drawing>
+          <wp:inline distT="0" distB="0" distL="0" distR="0" wp14:anchorId="79817A90" wp14:editId="6AAE508E">
+            <wp:extent cx="5161898" cy="2690223"/>
+            <wp:effectExtent l="0" t="0" r="1270" b="0"/>
+            <wp:docPr id="37662573" name="Picture 1"/>
+            <wp:cNvGraphicFramePr>
+              <a:graphicFrameLocks xmlns:a="http://schemas.openxmlformats.org/drawingml/2006/main" noChangeAspect="1"/>
+            </wp:cNvGraphicFramePr>
+            <a:graphic xmlns:a="http://schemas.openxmlformats.org/drawingml/2006/main">
+              <a:graphicData uri="http://schemas.openxmlformats.org/drawingml/2006/picture">
+                <pic:pic xmlns:pic="http://schemas.openxmlformats.org/drawingml/2006/picture">
+                  <pic:nvPicPr>
+                    <pic:cNvPr id="37662573" name=""/>
+                    <pic:cNvPicPr/>
+                  </pic:nvPicPr>
+                  <pic:blipFill>
+                    <a:blip r:embed="rId55"/>
+                    <a:stretch>
+                      <a:fillRect/>
+                    </a:stretch>
+                  </pic:blipFill>
+                  <pic:spPr>
+                    <a:xfrm>
+                      <a:off x="0" y="0"/>
+                      <a:ext cx="5185416" cy="2702480"/>
+                    </a:xfrm>
+                    <a:prstGeom prst="rect">
+                      <a:avLst/>
+                    </a:prstGeom>
+                  </pic:spPr>
+                </pic:pic>
+              </a:graphicData>
+            </a:graphic>
+          </wp:inline>
+        </w:drawing>
+      </w:r>
+    </w:p>
+    <w:p>
+      <w:r>
+        <w:t>FIG 9 Actual vs Predicted Occupancy</w:t>
+      </w:r>
+    </w:p>
+    <w:p>
+      <w:r>
+        <w:t xml:space="preserve">It </w:t>
+      </w:r>
+      <w:r>
+        <w:t>shows a strong positive trend along the diagonal, confirming the model learned real patterns. Most dots cluster tightly around the line in the 450–525 guest range. At the lower end around 330–380 guests, the model slightly overpredicts.</w:t>
+      </w:r>
+    </w:p>
+    <w:p>
+      <w:r>
+        <w:t>Overall,</w:t>
+      </w:r>
+      <w:r>
+        <w:t xml:space="preserve"> the pattern is strong and consistent</w:t>
+      </w:r>
+      <w:r>
+        <w:t>.</w:t>
+      </w:r>
+    </w:p>
+    <w:p>
       <w:r>
         <w:lastRenderedPageBreak/>
-        <w:t>suggesting it is the most consistent, however its R² of -0.5540 is the worst of the three, meaning it is consistently wrong, not consistently good.</w:t>
-      </w:r>
-    </w:p>
-    <w:p>
-      <w:r>
-        <w:t>Linear Regression seems to have a box tall enough to ensure that contains very volatile and unpredictable information.</w:t>
-      </w:r>
-    </w:p>
-    <w:p>
-      <w:r>
-        <w:t>Finally Random Forest: This one shows a bit more compact box in comparison to Linear Regression, the data seems to be stable enough, and the consistency may not be the best but this model present to be the most reliable</w:t>
-      </w:r>
-    </w:p>
-    <w:p>
-      <w:r>
-        <w:t xml:space="preserve">Linear Regression and Randon Forest contain outlier split, representing their </w:t>
-      </w:r>
-      <w:proofErr w:type="gramStart"/>
-      <w:r>
-        <w:t>worst case</w:t>
-      </w:r>
-      <w:proofErr w:type="gramEnd"/>
-      <w:r>
-        <w:t xml:space="preserve"> performance. Linear Regression produced the most extreme outlier at approximately -3.5, Random Forest's outlier of approximately -1.8, confirming that even in its </w:t>
-      </w:r>
-      <w:proofErr w:type="gramStart"/>
-      <w:r>
-        <w:t>worst case</w:t>
-      </w:r>
-      <w:proofErr w:type="gramEnd"/>
-      <w:r>
-        <w:t xml:space="preserve"> scenario, RF remains the most reliable choice.</w:t>
+        <w:drawing>
+          <wp:inline distT="0" distB="0" distL="0" distR="0" wp14:anchorId="5F1F0231" wp14:editId="538DFE24">
+            <wp:extent cx="5779008" cy="3499034"/>
+            <wp:effectExtent l="0" t="0" r="0" b="6350"/>
+            <wp:docPr id="411493368" name="Picture 1"/>
+            <wp:cNvGraphicFramePr>
+              <a:graphicFrameLocks xmlns:a="http://schemas.openxmlformats.org/drawingml/2006/main" noChangeAspect="1"/>
+            </wp:cNvGraphicFramePr>
+            <a:graphic xmlns:a="http://schemas.openxmlformats.org/drawingml/2006/main">
+              <a:graphicData uri="http://schemas.openxmlformats.org/drawingml/2006/picture">
+                <pic:pic xmlns:pic="http://schemas.openxmlformats.org/drawingml/2006/picture">
+                  <pic:nvPicPr>
+                    <pic:cNvPr id="411493368" name=""/>
+                    <pic:cNvPicPr/>
+                  </pic:nvPicPr>
+                  <pic:blipFill>
+                    <a:blip r:embed="rId56"/>
+                    <a:stretch>
+                      <a:fillRect/>
+                    </a:stretch>
+                  </pic:blipFill>
+                  <pic:spPr>
+                    <a:xfrm>
+                      <a:off x="0" y="0"/>
+                      <a:ext cx="5788034" cy="3504499"/>
+                    </a:xfrm>
+                    <a:prstGeom prst="rect">
+                      <a:avLst/>
+                    </a:prstGeom>
+                  </pic:spPr>
+                </pic:pic>
+              </a:graphicData>
+            </a:graphic>
+          </wp:inline>
+        </w:drawing>
       </w:r>
     </w:p>
     <w:p/>
     <w:p>
       <w:r>
+        <w:t>FIG 10</w:t>
+      </w:r>
+      <w:r>
         <w:t xml:space="preserve"> </w:t>
       </w:r>
       <w:r>
-        <w:rPr>
-          <w:highlight w:val="yellow"/>
-        </w:rPr>
-        <w:t>INSERT IMAGE</w:t>
-      </w:r>
-    </w:p>
-    <w:p/>
-    <w:p>
-      <w:r>
-        <w:t xml:space="preserve">In </w:t>
-      </w:r>
-      <w:proofErr w:type="gramStart"/>
-      <w:r>
-        <w:t>fact</w:t>
-      </w:r>
-      <w:proofErr w:type="gramEnd"/>
-      <w:r>
-        <w:t xml:space="preserve"> once we run Random Forest individually, its R2 improved </w:t>
-      </w:r>
-      <w:r>
-        <w:t xml:space="preserve">up to 71.33% with </w:t>
-      </w:r>
-      <w:proofErr w:type="gramStart"/>
-      <w:r>
-        <w:t>an</w:t>
-      </w:r>
-      <w:proofErr w:type="gramEnd"/>
-      <w:r>
-        <w:t xml:space="preserve"> </w:t>
-      </w:r>
-      <w:r>
-        <w:t>Mean Average Error</w:t>
-      </w:r>
-      <w:r>
-        <w:t xml:space="preserve"> of 16.6 guests </w:t>
-      </w:r>
-    </w:p>
-    <w:p>
-      <w:r>
-        <w:rPr>
-          <w:highlight w:val="yellow"/>
-        </w:rPr>
-        <w:t>INSERT IMAGE</w:t>
-      </w:r>
-    </w:p>
-    <w:p/>
-    <w:p/>
-    <w:p>
-      <w:pPr>
-        <w:rPr>
-          <w:b/>
-          <w:bCs/>
-        </w:rPr>
-      </w:pPr>
-      <w:r>
-        <w:rPr>
-          <w:b/>
-          <w:bCs/>
-        </w:rPr>
-        <w:t>5 E</w:t>
-      </w:r>
-      <w:r>
-        <w:rPr>
-          <w:b/>
-          <w:bCs/>
-        </w:rPr>
-        <w:t>valuation</w:t>
-      </w:r>
-    </w:p>
-    <w:p>
-      <w:pPr>
-        <w:rPr>
-          <w:b/>
-          <w:bCs/>
-        </w:rPr>
-      </w:pPr>
-      <w:r>
-        <w:rPr>
-          <w:b/>
-          <w:bCs/>
-        </w:rPr>
-        <w:t xml:space="preserve">5.1 </w:t>
-      </w:r>
-      <w:r>
-        <w:rPr>
-          <w:b/>
-          <w:bCs/>
-        </w:rPr>
-        <w:t>Evaluate results</w:t>
-      </w:r>
-    </w:p>
-    <w:p>
-      <w:r>
-        <w:t xml:space="preserve">The result of this model evaluation ended proving that Random Fores was in fact the right </w:t>
-      </w:r>
-      <w:r>
-        <w:t xml:space="preserve">model. </w:t>
-      </w:r>
-      <w:r>
-        <w:t>It hit the target R2 which was at least 70%</w:t>
-      </w:r>
-      <w:r>
-        <w:t xml:space="preserve"> and the Mean Average Error is not too high, only 16 guests considering an hotel that normally may have </w:t>
-      </w:r>
-      <w:r>
-        <w:t>over</w:t>
-      </w:r>
-      <w:r>
-        <w:t xml:space="preserve"> 300 </w:t>
-      </w:r>
-      <w:r>
-        <w:t>guests in a regular day</w:t>
-      </w:r>
-      <w:r>
-        <w:t xml:space="preserve">. </w:t>
-      </w:r>
-      <w:r>
-        <w:t>Also,</w:t>
-      </w:r>
-      <w:r>
-        <w:t xml:space="preserve"> </w:t>
-      </w:r>
-      <w:proofErr w:type="gramStart"/>
-      <w:r>
-        <w:t>this numbers</w:t>
-      </w:r>
-      <w:proofErr w:type="gramEnd"/>
-      <w:r>
-        <w:t xml:space="preserve"> translated to staff members means that if our ratio is 1 staff per 10 guests, </w:t>
-      </w:r>
-      <w:r>
-        <w:t xml:space="preserve">this MAE only represents about 2 staffs of error. </w:t>
-      </w:r>
-    </w:p>
-    <w:p/>
-    <w:p>
-      <w:r>
-        <w:t>FIG 8: Feature Importance</w:t>
-      </w:r>
-      <w:r>
-        <w:t xml:space="preserve">, </w:t>
-      </w:r>
-      <w:proofErr w:type="gramStart"/>
-      <w:r>
-        <w:t>This</w:t>
-      </w:r>
-      <w:proofErr w:type="gramEnd"/>
-      <w:r>
-        <w:t xml:space="preserve"> plot explain how much each feature contributed to the model, proving the importance of the</w:t>
-      </w:r>
-      <w:r>
-        <w:t xml:space="preserve"> lag variables like </w:t>
-      </w:r>
-      <w:r>
-        <w:t>“</w:t>
-      </w:r>
-      <w:proofErr w:type="spellStart"/>
-      <w:r>
-        <w:t>occupancy_yesterday</w:t>
-      </w:r>
-      <w:proofErr w:type="spellEnd"/>
-      <w:r>
-        <w:t xml:space="preserve">” and </w:t>
-      </w:r>
-      <w:r>
-        <w:t>"occupancy_7d_avg"</w:t>
-      </w:r>
-      <w:r>
-        <w:t xml:space="preserve"> </w:t>
-      </w:r>
-      <w:r>
-        <w:t>were a strong predictor for the final guest count.</w:t>
-      </w:r>
-    </w:p>
-    <w:p>
-      <w:r>
-        <w:t>FIG 9 Actual vs Predicted Occupancy</w:t>
+        <w:t>Prediction Error Distribution</w:t>
+      </w:r>
+    </w:p>
+    <w:p>
+      <w:r>
+        <w:t xml:space="preserve">This </w:t>
+      </w:r>
+      <w:r>
+        <w:t>shows how big the model's mistakes were across the test days. The red dashed line at zero represents a perfect prediction. Bars to the left mean the model overpredicted, bars to the right mean it underpredicted.</w:t>
+      </w:r>
+    </w:p>
+    <w:p>
+      <w:r>
+        <w:t xml:space="preserve">The tallest bar sits just slightly to the left of zero, meaning the most common error was a small overprediction of around 5 to 10 guests. This is </w:t>
+      </w:r>
+      <w:r>
+        <w:t>a</w:t>
+      </w:r>
+      <w:r>
+        <w:t xml:space="preserve"> safe bias for a staffing tool but it is better to schedule one or two extra staff than to be caught understaffed on a busy night.</w:t>
+      </w:r>
+    </w:p>
+    <w:p>
+      <w:r>
+        <w:t>The distribution has a slight left skew, meaning the model overpredicts more often than it underpredicts. The errors on the negative side stretch further, reaching up to -60 guests in the worst case, while the positive side only goes up to about +40. The bulk of the errors however are concentrated between -20 and +20, which combined with an average error of only 16 guests represents a reliable and operationally acceptable level of accuracy for daily staffing decisions.</w:t>
       </w:r>
     </w:p>
     <w:p>
       <w:r>
         <w:lastRenderedPageBreak/>
-        <w:t>shows a strong positive trend along the diagonal, confirming the model learned real patterns. Most dots cluster tightly around the line in the 450–525 guest range. At the lower end around 330–380 guests, the model slightly overpredicts.</w:t>
-      </w:r>
-    </w:p>
-    <w:p>
-      <w:proofErr w:type="gramStart"/>
-      <w:r>
-        <w:t>Overall</w:t>
-      </w:r>
-      <w:proofErr w:type="gramEnd"/>
-      <w:r>
-        <w:t xml:space="preserve"> the pattern is strong and consistent</w:t>
-      </w:r>
-    </w:p>
-    <w:p/>
-    <w:p>
-      <w:r>
-        <w:t>FIG 10</w:t>
-      </w:r>
-      <w:r>
-        <w:t xml:space="preserve"> </w:t>
-      </w:r>
-      <w:r>
-        <w:t>Prediction Error Distribution</w:t>
-      </w:r>
-    </w:p>
-    <w:p>
-      <w:r>
-        <w:t>shows how big the model's mistakes were across the test days. The red dashed line at zero represents a perfect prediction. Bars to the left mean the model overpredicted, bars to the right mean it underpredicted.</w:t>
-      </w:r>
-    </w:p>
-    <w:p/>
-    <w:p>
-      <w:r>
-        <w:t xml:space="preserve">The tallest bar sits just slightly to the left of zero, meaning the most common error was a small overprediction of around 5 to 10 guests. This is </w:t>
-      </w:r>
-      <w:proofErr w:type="gramStart"/>
-      <w:r>
-        <w:t>actually a</w:t>
-      </w:r>
-      <w:proofErr w:type="gramEnd"/>
-      <w:r>
-        <w:t xml:space="preserve"> safe bias for a staffing </w:t>
-      </w:r>
-      <w:proofErr w:type="gramStart"/>
-      <w:r>
-        <w:t>tool</w:t>
-      </w:r>
-      <w:proofErr w:type="gramEnd"/>
-      <w:r>
-        <w:t xml:space="preserve"> but it is better to schedule one or two extra staff than to be caught understaffed on a busy night.</w:t>
-      </w:r>
-    </w:p>
-    <w:p/>
-    <w:p>
-      <w:r>
-        <w:t>The distribution has a slight left skew, meaning the model overpredicts more often than it underpredicts. The errors on the negative side stretch further, reaching up to -60 guests in the worst case, while the positive side only goes up to about +40. The bulk of the errors however are concentrated between -20 and +20, which combined with an average error of only 16 guests represents a reliable and operationally acceptable level of accuracy for daily staffing decisions.</w:t>
-      </w:r>
-    </w:p>
-    <w:p/>
+        <w:drawing>
+          <wp:inline distT="0" distB="0" distL="0" distR="0" wp14:anchorId="7500AE54" wp14:editId="216D26ED">
+            <wp:extent cx="5534715" cy="3400620"/>
+            <wp:effectExtent l="0" t="0" r="8890" b="9525"/>
+            <wp:docPr id="1105107545" name="Picture 1"/>
+            <wp:cNvGraphicFramePr>
+              <a:graphicFrameLocks xmlns:a="http://schemas.openxmlformats.org/drawingml/2006/main" noChangeAspect="1"/>
+            </wp:cNvGraphicFramePr>
+            <a:graphic xmlns:a="http://schemas.openxmlformats.org/drawingml/2006/main">
+              <a:graphicData uri="http://schemas.openxmlformats.org/drawingml/2006/picture">
+                <pic:pic xmlns:pic="http://schemas.openxmlformats.org/drawingml/2006/picture">
+                  <pic:nvPicPr>
+                    <pic:cNvPr id="1105107545" name=""/>
+                    <pic:cNvPicPr/>
+                  </pic:nvPicPr>
+                  <pic:blipFill>
+                    <a:blip r:embed="rId57"/>
+                    <a:stretch>
+                      <a:fillRect/>
+                    </a:stretch>
+                  </pic:blipFill>
+                  <pic:spPr>
+                    <a:xfrm>
+                      <a:off x="0" y="0"/>
+                      <a:ext cx="5552326" cy="3411441"/>
+                    </a:xfrm>
+                    <a:prstGeom prst="rect">
+                      <a:avLst/>
+                    </a:prstGeom>
+                  </pic:spPr>
+                </pic:pic>
+              </a:graphicData>
+            </a:graphic>
+          </wp:inline>
+        </w:drawing>
+      </w:r>
+    </w:p>
     <w:p>
       <w:r>
         <w:t xml:space="preserve">FIG 11 </w:t>
@@ -4904,15 +6169,50 @@
       <w:r>
         <w:t xml:space="preserve">The ratio is defined as a variable that can be updated by the hotel </w:t>
       </w:r>
-      <w:proofErr w:type="spellStart"/>
-      <w:proofErr w:type="gramStart"/>
-      <w:r>
-        <w:t>manager,the</w:t>
-      </w:r>
-      <w:proofErr w:type="spellEnd"/>
-      <w:proofErr w:type="gramEnd"/>
+      <w:r>
+        <w:t>manager, the</w:t>
+      </w:r>
       <w:r>
         <w:t xml:space="preserve"> conversion to staff numbers is a business decision, not a machine learning one.</w:t>
+      </w:r>
+    </w:p>
+    <w:p>
+      <w:r>
+        <w:drawing>
+          <wp:inline distT="0" distB="0" distL="0" distR="0" wp14:anchorId="6FD79D1F" wp14:editId="32DDC72E">
+            <wp:extent cx="5487775" cy="2329078"/>
+            <wp:effectExtent l="0" t="0" r="0" b="0"/>
+            <wp:docPr id="1157439224" name="Picture 1"/>
+            <wp:cNvGraphicFramePr>
+              <a:graphicFrameLocks xmlns:a="http://schemas.openxmlformats.org/drawingml/2006/main" noChangeAspect="1"/>
+            </wp:cNvGraphicFramePr>
+            <a:graphic xmlns:a="http://schemas.openxmlformats.org/drawingml/2006/main">
+              <a:graphicData uri="http://schemas.openxmlformats.org/drawingml/2006/picture">
+                <pic:pic xmlns:pic="http://schemas.openxmlformats.org/drawingml/2006/picture">
+                  <pic:nvPicPr>
+                    <pic:cNvPr id="1157439224" name=""/>
+                    <pic:cNvPicPr/>
+                  </pic:nvPicPr>
+                  <pic:blipFill>
+                    <a:blip r:embed="rId58"/>
+                    <a:stretch>
+                      <a:fillRect/>
+                    </a:stretch>
+                  </pic:blipFill>
+                  <pic:spPr>
+                    <a:xfrm>
+                      <a:off x="0" y="0"/>
+                      <a:ext cx="5509287" cy="2338208"/>
+                    </a:xfrm>
+                    <a:prstGeom prst="rect">
+                      <a:avLst/>
+                    </a:prstGeom>
+                  </pic:spPr>
+                </pic:pic>
+              </a:graphicData>
+            </a:graphic>
+          </wp:inline>
+        </w:drawing>
       </w:r>
     </w:p>
     <w:p>
@@ -4935,7 +6235,45 @@
         <w:t>making this a ready-to-use planning tool that directly addresses the original project objective of preventing overstaffing and understaffing.</w:t>
       </w:r>
     </w:p>
-    <w:p/>
+    <w:p>
+      <w:r>
+        <w:drawing>
+          <wp:inline distT="0" distB="0" distL="0" distR="0" wp14:anchorId="156D0371" wp14:editId="707EADC5">
+            <wp:extent cx="5492951" cy="2693599"/>
+            <wp:effectExtent l="0" t="0" r="0" b="0"/>
+            <wp:docPr id="1337217724" name="Picture 1"/>
+            <wp:cNvGraphicFramePr>
+              <a:graphicFrameLocks xmlns:a="http://schemas.openxmlformats.org/drawingml/2006/main" noChangeAspect="1"/>
+            </wp:cNvGraphicFramePr>
+            <a:graphic xmlns:a="http://schemas.openxmlformats.org/drawingml/2006/main">
+              <a:graphicData uri="http://schemas.openxmlformats.org/drawingml/2006/picture">
+                <pic:pic xmlns:pic="http://schemas.openxmlformats.org/drawingml/2006/picture">
+                  <pic:nvPicPr>
+                    <pic:cNvPr id="1337217724" name=""/>
+                    <pic:cNvPicPr/>
+                  </pic:nvPicPr>
+                  <pic:blipFill>
+                    <a:blip r:embed="rId59"/>
+                    <a:stretch>
+                      <a:fillRect/>
+                    </a:stretch>
+                  </pic:blipFill>
+                  <pic:spPr>
+                    <a:xfrm>
+                      <a:off x="0" y="0"/>
+                      <a:ext cx="5510874" cy="2702388"/>
+                    </a:xfrm>
+                    <a:prstGeom prst="rect">
+                      <a:avLst/>
+                    </a:prstGeom>
+                  </pic:spPr>
+                </pic:pic>
+              </a:graphicData>
+            </a:graphic>
+          </wp:inline>
+        </w:drawing>
+      </w:r>
+    </w:p>
     <w:p/>
     <w:p/>
     <w:p>
@@ -4976,11 +6314,9 @@
       <w:r>
         <w:t xml:space="preserve">Deploy the current Random Forest model, it </w:t>
       </w:r>
-      <w:proofErr w:type="gramStart"/>
-      <w:r>
-        <w:t>meet</w:t>
-      </w:r>
-      <w:proofErr w:type="gramEnd"/>
+      <w:r>
+        <w:t>meets</w:t>
+      </w:r>
       <w:r>
         <w:t xml:space="preserve"> the criteria</w:t>
       </w:r>
@@ -5071,23 +6407,12 @@
     </w:p>
     <w:p>
       <w:pPr>
-        <w:rPr>
-          <w:b/>
-          <w:bCs/>
-        </w:rPr>
-      </w:pPr>
-      <w:r>
-        <w:rPr>
-          <w:b/>
-          <w:bCs/>
-        </w:rPr>
+        <w:pStyle w:val="Heading1"/>
+      </w:pPr>
+      <w:r>
         <w:t>6 D</w:t>
       </w:r>
       <w:r>
-        <w:rPr>
-          <w:b/>
-          <w:bCs/>
-        </w:rPr>
         <w:t>eployment</w:t>
       </w:r>
     </w:p>
@@ -5115,29 +6440,28 @@
     </w:p>
     <w:p>
       <w:r>
-        <w:t xml:space="preserve">Random Forest </w:t>
-      </w:r>
-      <w:r>
-        <w:t>intend to be a weekly or monthly planning tool for the manager hotel</w:t>
-      </w:r>
-      <w:r>
-        <w:t xml:space="preserve">. The deployment </w:t>
-      </w:r>
-      <w:proofErr w:type="gramStart"/>
-      <w:r>
-        <w:t>do</w:t>
-      </w:r>
-      <w:proofErr w:type="gramEnd"/>
-      <w:r>
-        <w:t xml:space="preserve"> not need extreme technical knowledge and the model can be run though the existing </w:t>
-      </w:r>
-      <w:proofErr w:type="spellStart"/>
-      <w:r>
-        <w:t>Jupyter</w:t>
-      </w:r>
-      <w:proofErr w:type="spellEnd"/>
-      <w:r>
-        <w:t xml:space="preserve"> Notebook.</w:t>
+        <w:lastRenderedPageBreak/>
+        <w:t xml:space="preserve">The Random Forest model is meant to be a weekly tool to use </w:t>
+      </w:r>
+      <w:r>
+        <w:t xml:space="preserve">by the operational manager. For this reason, to make the interactions between both easy and smoot, </w:t>
+      </w:r>
+      <w:r>
+        <w:t>the model can be connected to a Power Bi Dashboard, a visual and friendly tool to use and interpretate</w:t>
+      </w:r>
+      <w:r>
+        <w:t xml:space="preserve">. </w:t>
+      </w:r>
+    </w:p>
+    <w:p>
+      <w:r>
+        <w:t xml:space="preserve">The model is designed to </w:t>
+      </w:r>
+      <w:r>
+        <w:t xml:space="preserve">support manager decisions, not to replace managers task, the final decision always has to be </w:t>
+      </w:r>
+      <w:r>
+        <w:t xml:space="preserve">manager’s decision. </w:t>
       </w:r>
     </w:p>
     <w:tbl>
@@ -5597,15 +6921,13 @@
         </w:rPr>
         <w:t xml:space="preserve">This project </w:t>
       </w:r>
-      <w:proofErr w:type="gramStart"/>
-      <w:r>
-        <w:rPr>
-          <w:b/>
-          <w:bCs/>
-        </w:rPr>
-        <w:t>address</w:t>
-      </w:r>
-      <w:proofErr w:type="gramEnd"/>
+      <w:r>
+        <w:rPr>
+          <w:b/>
+          <w:bCs/>
+        </w:rPr>
+        <w:t>addresses</w:t>
+      </w:r>
       <w:r>
         <w:rPr>
           <w:b/>
@@ -5668,6 +6990,7 @@
           <w:b/>
           <w:bCs/>
         </w:rPr>
+        <w:lastRenderedPageBreak/>
         <w:t>This projec</w:t>
       </w:r>
       <w:r>
@@ -5677,15 +7000,13 @@
         </w:rPr>
         <w:t xml:space="preserve">t </w:t>
       </w:r>
-      <w:proofErr w:type="gramStart"/>
-      <w:r>
-        <w:rPr>
-          <w:b/>
-          <w:bCs/>
-        </w:rPr>
-        <w:t>take</w:t>
-      </w:r>
-      <w:proofErr w:type="gramEnd"/>
+      <w:r>
+        <w:rPr>
+          <w:b/>
+          <w:bCs/>
+        </w:rPr>
+        <w:t>takes</w:t>
+      </w:r>
       <w:r>
         <w:rPr>
           <w:b/>
@@ -5775,7 +7096,21 @@
           <w:b/>
           <w:bCs/>
         </w:rPr>
-        <w:t xml:space="preserve"> a strong machine learning proposal to predict with a 71.33% of accuracy the </w:t>
+        <w:t xml:space="preserve"> a strong machine learning proposal to predict with a 71.33% of accuracy</w:t>
+      </w:r>
+      <w:r>
+        <w:rPr>
+          <w:b/>
+          <w:bCs/>
+        </w:rPr>
+        <w:t xml:space="preserve">, exceeding the </w:t>
+      </w:r>
+      <w:r>
+        <w:rPr>
+          <w:b/>
+          <w:bCs/>
+        </w:rPr>
+        <w:t>success criteria of  70%</w:t>
       </w:r>
       <w:r>
         <w:rPr>
@@ -5800,226 +7135,467 @@
         </w:rPr>
       </w:pPr>
     </w:p>
-    <w:p>
-      <w:pPr>
-        <w:rPr>
-          <w:b/>
-          <w:bCs/>
-        </w:rPr>
-      </w:pPr>
-    </w:p>
-    <w:p>
-      <w:pPr>
-        <w:rPr>
-          <w:b/>
-          <w:bCs/>
-        </w:rPr>
-      </w:pPr>
-    </w:p>
-    <w:p>
-      <w:pPr>
-        <w:rPr>
-          <w:b/>
-          <w:bCs/>
+    <w:p/>
+    <w:p>
+      <w:pPr>
+        <w:rPr>
+          <w:b/>
+          <w:bCs/>
+          <w:color w:val="EE0000"/>
+        </w:rPr>
+      </w:pPr>
+    </w:p>
+    <w:p>
+      <w:pPr>
+        <w:rPr>
+          <w:b/>
+          <w:bCs/>
+          <w:color w:val="EE0000"/>
+        </w:rPr>
+      </w:pPr>
+    </w:p>
+    <w:p>
+      <w:pPr>
+        <w:rPr>
+          <w:b/>
+          <w:bCs/>
+          <w:color w:val="EE0000"/>
+        </w:rPr>
+      </w:pPr>
+    </w:p>
+    <w:p>
+      <w:pPr>
+        <w:rPr>
+          <w:b/>
+          <w:bCs/>
+          <w:color w:val="EE0000"/>
+        </w:rPr>
+      </w:pPr>
+      <w:r>
+        <w:rPr>
+          <w:b/>
+          <w:bCs/>
+          <w:color w:val="EE0000"/>
+        </w:rPr>
+        <w:br w:type="page"/>
+      </w:r>
+    </w:p>
+    <w:p>
+      <w:pPr>
+        <w:rPr>
+          <w:color w:val="EE0000"/>
         </w:rPr>
       </w:pPr>
     </w:p>
     <w:p/>
     <w:p/>
-    <w:p>
-      <w:r>
-        <w:br w:type="page"/>
-      </w:r>
-    </w:p>
     <w:p/>
-    <w:p>
-      <w:r>
-        <w:br w:type="page"/>
-      </w:r>
-    </w:p>
-    <w:p>
-      <w:r>
-        <w:lastRenderedPageBreak/>
-        <w:t>REFERENCES</w:t>
-      </w:r>
-    </w:p>
-    <w:p>
-      <w:pPr>
-        <w:numPr>
-          <w:ilvl w:val="0"/>
-          <w:numId w:val="29"/>
-        </w:numPr>
-      </w:pPr>
-      <w:r>
-        <w:t>Kaggle Hotel Booking Demand dataset</w:t>
-      </w:r>
-    </w:p>
-    <w:p>
-      <w:pPr>
-        <w:numPr>
-          <w:ilvl w:val="0"/>
-          <w:numId w:val="29"/>
-        </w:numPr>
-      </w:pPr>
-      <w:r>
-        <w:t>Met Éireann open data</w:t>
-      </w:r>
-    </w:p>
-    <w:p>
-      <w:pPr>
-        <w:numPr>
-          <w:ilvl w:val="0"/>
-          <w:numId w:val="29"/>
-        </w:numPr>
-      </w:pPr>
-      <w:r>
-        <w:t>Scikit-learn documentation</w:t>
-      </w:r>
-    </w:p>
-    <w:p>
-      <w:pPr>
-        <w:numPr>
-          <w:ilvl w:val="0"/>
-          <w:numId w:val="29"/>
-        </w:numPr>
-      </w:pPr>
-      <w:r>
-        <w:t>CRISP-DM guide (teacher's materials)</w:t>
-      </w:r>
-    </w:p>
-    <w:p>
-      <w:pPr>
-        <w:numPr>
-          <w:ilvl w:val="0"/>
-          <w:numId w:val="29"/>
-        </w:numPr>
-      </w:pPr>
-      <w:proofErr w:type="spellStart"/>
-      <w:r>
-        <w:t>Breiman</w:t>
-      </w:r>
-      <w:proofErr w:type="spellEnd"/>
-      <w:r>
-        <w:t xml:space="preserve"> (2001) Random Forests paper</w:t>
-      </w:r>
-    </w:p>
-    <w:p>
-      <w:r>
-        <w:br w:type="page"/>
-      </w:r>
-    </w:p>
-    <w:p>
-      <w:pPr>
-        <w:rPr>
-          <w:u w:val="single"/>
-        </w:rPr>
-      </w:pPr>
-    </w:p>
-    <w:p>
-      <w:pPr>
-        <w:rPr>
-          <w:u w:val="single"/>
-        </w:rPr>
-      </w:pPr>
-    </w:p>
-    <w:p>
-      <w:pPr>
-        <w:rPr>
-          <w:b/>
-          <w:bCs/>
-          <w:color w:val="EE0000"/>
-        </w:rPr>
-      </w:pPr>
-    </w:p>
-    <w:p>
-      <w:pPr>
-        <w:rPr>
-          <w:b/>
-          <w:bCs/>
-          <w:color w:val="EE0000"/>
-        </w:rPr>
-      </w:pPr>
-    </w:p>
-    <w:p>
-      <w:pPr>
-        <w:rPr>
-          <w:b/>
-          <w:bCs/>
-          <w:color w:val="EE0000"/>
-        </w:rPr>
-      </w:pPr>
-    </w:p>
-    <w:p>
-      <w:pPr>
-        <w:rPr>
-          <w:b/>
-          <w:bCs/>
-          <w:color w:val="EE0000"/>
-        </w:rPr>
-      </w:pPr>
-      <w:r>
-        <w:rPr>
-          <w:b/>
-          <w:bCs/>
-          <w:color w:val="EE0000"/>
-        </w:rPr>
-        <w:br w:type="page"/>
-      </w:r>
-    </w:p>
-    <w:p>
-      <w:pPr>
-        <w:rPr>
-          <w:color w:val="EE0000"/>
-        </w:rPr>
-      </w:pPr>
-    </w:p>
-    <w:p>
-      <w:pPr>
-        <w:rPr>
-          <w:lang w:val="es-ES"/>
-        </w:rPr>
-      </w:pPr>
-    </w:p>
-    <w:p>
-      <w:pPr>
-        <w:rPr>
-          <w:lang w:val="es-ES"/>
-        </w:rPr>
-      </w:pPr>
-    </w:p>
-    <w:p>
-      <w:pPr>
-        <w:rPr>
-          <w:lang w:val="es-ES"/>
-        </w:rPr>
-      </w:pPr>
-    </w:p>
-    <w:p>
-      <w:pPr>
-        <w:rPr>
-          <w:lang w:val="es-ES"/>
-        </w:rPr>
-      </w:pPr>
-    </w:p>
-    <w:p>
-      <w:pPr>
-        <w:rPr>
-          <w:lang w:val="es-ES"/>
-        </w:rPr>
-      </w:pPr>
-    </w:p>
-    <w:p>
-      <w:pPr>
-        <w:rPr>
-          <w:lang w:val="es-ES"/>
-        </w:rPr>
-      </w:pPr>
-    </w:p>
+    <w:p/>
+    <w:p/>
+    <w:p/>
     <w:p>
       <w:r>
         <w:t>REFERENCING:</w:t>
       </w:r>
     </w:p>
+    <w:p>
+      <w:pPr>
+        <w:pStyle w:val="ListParagraph"/>
+        <w:rPr>
+          <w:b/>
+          <w:bCs/>
+        </w:rPr>
+      </w:pPr>
+      <w:r>
+        <w:rPr>
+          <w:b/>
+          <w:bCs/>
+        </w:rPr>
+        <w:t xml:space="preserve">Müller, A.C. and Guido, S. (2016) </w:t>
+      </w:r>
+      <w:r>
+        <w:rPr>
+          <w:b/>
+          <w:bCs/>
+          <w:i/>
+          <w:iCs/>
+        </w:rPr>
+        <w:t>Introduction to Machine Learning with Python: A Guide for Data Scientists</w:t>
+      </w:r>
+      <w:r>
+        <w:rPr>
+          <w:b/>
+          <w:bCs/>
+        </w:rPr>
+        <w:t xml:space="preserve">. Chapter 4: Utilizing Expert Knowledge, p. 242. Available at: </w:t>
+      </w:r>
+      <w:hyperlink r:id="rId60" w:tgtFrame="_blank" w:history="1">
+        <w:r>
+          <w:rPr>
+            <w:rStyle w:val="Hyperlink"/>
+            <w:b/>
+            <w:bCs/>
+          </w:rPr>
+          <w:t>https://www.nrigroupindia.com/e-book/Introduction%20to%20Machine%20Learning%20with%20Python%20(%20PDFDrive.com%20)-min.pdf</w:t>
+        </w:r>
+      </w:hyperlink>
+      <w:r>
+        <w:rPr>
+          <w:b/>
+          <w:bCs/>
+        </w:rPr>
+        <w:t xml:space="preserve"> [Accessed 28 May 2026]. </w:t>
+      </w:r>
+    </w:p>
+    <w:p>
+      <w:pPr>
+        <w:pStyle w:val="ListParagraph"/>
+        <w:rPr>
+          <w:b/>
+          <w:bCs/>
+        </w:rPr>
+      </w:pPr>
+    </w:p>
+    <w:p>
+      <w:pPr>
+        <w:pStyle w:val="ListParagraph"/>
+        <w:rPr>
+          <w:b/>
+          <w:bCs/>
+        </w:rPr>
+      </w:pPr>
+      <w:r>
+        <w:rPr>
+          <w:b/>
+          <w:bCs/>
+        </w:rPr>
+        <w:t xml:space="preserve">Li, S. (2019) </w:t>
+      </w:r>
+      <w:r>
+        <w:rPr>
+          <w:b/>
+          <w:bCs/>
+          <w:i/>
+          <w:iCs/>
+        </w:rPr>
+        <w:t>Ocean Sea Breeze EDA and Time Series forecast for Occupancy</w:t>
+      </w:r>
+      <w:r>
+        <w:rPr>
+          <w:b/>
+          <w:bCs/>
+        </w:rPr>
+        <w:t xml:space="preserve">, GitHub repository. Available at: </w:t>
+      </w:r>
+      <w:hyperlink r:id="rId61" w:tgtFrame="_blank" w:history="1">
+        <w:r>
+          <w:rPr>
+            <w:rStyle w:val="Hyperlink"/>
+            <w:b/>
+            <w:bCs/>
+          </w:rPr>
+          <w:t>https://github.com/susanli2016/Machine-Learning-with-Python/blob/master/Ocean%20Sea%20Breeze%20EDA%20and%20Time%20Series%20forecast%20for%20Occupancy.ipynb</w:t>
+        </w:r>
+      </w:hyperlink>
+      <w:r>
+        <w:rPr>
+          <w:b/>
+          <w:bCs/>
+        </w:rPr>
+        <w:t xml:space="preserve"> [Accessed 28 May 2026]. </w:t>
+      </w:r>
+    </w:p>
+    <w:p>
+      <w:pPr>
+        <w:pStyle w:val="ListParagraph"/>
+        <w:rPr>
+          <w:b/>
+          <w:bCs/>
+        </w:rPr>
+      </w:pPr>
+    </w:p>
+    <w:p>
+      <w:pPr>
+        <w:pStyle w:val="ListParagraph"/>
+        <w:rPr>
+          <w:b/>
+          <w:bCs/>
+        </w:rPr>
+      </w:pPr>
+      <w:r>
+        <w:rPr>
+          <w:b/>
+          <w:bCs/>
+        </w:rPr>
+        <w:t xml:space="preserve">Pandas Developers (2021) </w:t>
+      </w:r>
+      <w:r>
+        <w:rPr>
+          <w:b/>
+          <w:bCs/>
+          <w:i/>
+          <w:iCs/>
+        </w:rPr>
+        <w:t>Bug: Unexpected behaviour or documentation gap for pd.to_datetime with specific formats</w:t>
+      </w:r>
+      <w:r>
+        <w:rPr>
+          <w:b/>
+          <w:bCs/>
+        </w:rPr>
+        <w:t xml:space="preserve">, GitHub Issue #39142. Available at: </w:t>
+      </w:r>
+      <w:hyperlink r:id="rId62" w:tgtFrame="_blank" w:history="1">
+        <w:r>
+          <w:rPr>
+            <w:rStyle w:val="Hyperlink"/>
+            <w:b/>
+            <w:bCs/>
+          </w:rPr>
+          <w:t>https://github.com/pandas-dev/pandas/issues/39142</w:t>
+        </w:r>
+      </w:hyperlink>
+      <w:r>
+        <w:rPr>
+          <w:b/>
+          <w:bCs/>
+        </w:rPr>
+        <w:t xml:space="preserve"> [Accessed 28 May 2026]. </w:t>
+      </w:r>
+    </w:p>
+    <w:p>
+      <w:pPr>
+        <w:pStyle w:val="ListParagraph"/>
+        <w:rPr>
+          <w:b/>
+          <w:bCs/>
+        </w:rPr>
+      </w:pPr>
+    </w:p>
+    <w:p>
+      <w:pPr>
+        <w:pStyle w:val="ListParagraph"/>
+        <w:rPr>
+          <w:b/>
+          <w:bCs/>
+        </w:rPr>
+      </w:pPr>
+      <w:r>
+        <w:rPr>
+          <w:b/>
+          <w:bCs/>
+        </w:rPr>
+        <w:t xml:space="preserve">Met Éireann (2017) </w:t>
+      </w:r>
+      <w:r>
+        <w:rPr>
+          <w:b/>
+          <w:bCs/>
+          <w:i/>
+          <w:iCs/>
+        </w:rPr>
+        <w:t>Historical Data: Available Meteorological Observations</w:t>
+      </w:r>
+      <w:r>
+        <w:rPr>
+          <w:b/>
+          <w:bCs/>
+        </w:rPr>
+        <w:t xml:space="preserve">, Met Éireann - The Irish Meteorological Service. Available at: </w:t>
+      </w:r>
+      <w:hyperlink r:id="rId63" w:tgtFrame="_blank" w:history="1">
+        <w:r>
+          <w:rPr>
+            <w:rStyle w:val="Hyperlink"/>
+            <w:b/>
+            <w:bCs/>
+          </w:rPr>
+          <w:t>https://www.met.ie/climate/available-data/historical-data</w:t>
+        </w:r>
+      </w:hyperlink>
+      <w:r>
+        <w:rPr>
+          <w:b/>
+          <w:bCs/>
+        </w:rPr>
+        <w:t xml:space="preserve"> [Accessed 28 May 2026]. </w:t>
+      </w:r>
+    </w:p>
+    <w:p>
+      <w:pPr>
+        <w:pStyle w:val="ListParagraph"/>
+        <w:rPr>
+          <w:b/>
+          <w:bCs/>
+        </w:rPr>
+      </w:pPr>
+    </w:p>
+    <w:p>
+      <w:pPr>
+        <w:pStyle w:val="ListParagraph"/>
+        <w:rPr>
+          <w:b/>
+          <w:bCs/>
+        </w:rPr>
+      </w:pPr>
+      <w:r>
+        <w:rPr>
+          <w:b/>
+          <w:bCs/>
+        </w:rPr>
+        <w:t xml:space="preserve">Mostipak, J. (2020) </w:t>
+      </w:r>
+      <w:r>
+        <w:rPr>
+          <w:b/>
+          <w:bCs/>
+          <w:i/>
+          <w:iCs/>
+        </w:rPr>
+        <w:t>Hotel Booking Demand Dataset</w:t>
+      </w:r>
+      <w:r>
+        <w:rPr>
+          <w:b/>
+          <w:bCs/>
+        </w:rPr>
+        <w:t xml:space="preserve">, Kaggle Datasets. Available at: </w:t>
+      </w:r>
+      <w:hyperlink r:id="rId64" w:tgtFrame="_blank" w:history="1">
+        <w:r>
+          <w:rPr>
+            <w:rStyle w:val="Hyperlink"/>
+            <w:b/>
+            <w:bCs/>
+          </w:rPr>
+          <w:t>https://www.kaggle.com/datasets/jessemostipak/hotel-booking-demand</w:t>
+        </w:r>
+      </w:hyperlink>
+      <w:r>
+        <w:rPr>
+          <w:b/>
+          <w:bCs/>
+        </w:rPr>
+        <w:t xml:space="preserve"> [Accessed 28 May 2026]. </w:t>
+      </w:r>
+    </w:p>
+    <w:p>
+      <w:pPr>
+        <w:pStyle w:val="ListParagraph"/>
+        <w:rPr>
+          <w:b/>
+          <w:bCs/>
+        </w:rPr>
+      </w:pPr>
+    </w:p>
+    <w:p>
+      <w:pPr>
+        <w:pStyle w:val="ListParagraph"/>
+        <w:rPr>
+          <w:b/>
+          <w:bCs/>
+        </w:rPr>
+      </w:pPr>
+      <w:r>
+        <w:rPr>
+          <w:b/>
+          <w:bCs/>
+        </w:rPr>
+        <w:t xml:space="preserve">GeeksforGeeks (2023) </w:t>
+      </w:r>
+      <w:r>
+        <w:rPr>
+          <w:b/>
+          <w:bCs/>
+          <w:i/>
+          <w:iCs/>
+        </w:rPr>
+        <w:t>Python map() function</w:t>
+      </w:r>
+      <w:r>
+        <w:rPr>
+          <w:b/>
+          <w:bCs/>
+        </w:rPr>
+        <w:t xml:space="preserve">, GeeksforGeeks Programming Reference. Available at: </w:t>
+      </w:r>
+      <w:hyperlink r:id="rId65" w:tgtFrame="_blank" w:history="1">
+        <w:r>
+          <w:rPr>
+            <w:rStyle w:val="Hyperlink"/>
+            <w:b/>
+            <w:bCs/>
+          </w:rPr>
+          <w:t>https://www.geeksforgeeks.org/python/python-map-function/</w:t>
+        </w:r>
+      </w:hyperlink>
+      <w:r>
+        <w:rPr>
+          <w:b/>
+          <w:bCs/>
+        </w:rPr>
+        <w:t xml:space="preserve"> [Accessed 28 May 2026].</w:t>
+      </w:r>
+    </w:p>
+    <w:p>
+      <w:pPr>
+        <w:pStyle w:val="ListParagraph"/>
+        <w:rPr>
+          <w:b/>
+          <w:bCs/>
+        </w:rPr>
+      </w:pPr>
+    </w:p>
+    <w:p>
+      <w:pPr>
+        <w:pStyle w:val="ListParagraph"/>
+        <w:rPr>
+          <w:b/>
+          <w:bCs/>
+        </w:rPr>
+      </w:pPr>
+      <w:r>
+        <w:rPr>
+          <w:b/>
+          <w:bCs/>
+        </w:rPr>
+        <w:t xml:space="preserve">W3Schools (2022) </w:t>
+      </w:r>
+      <w:r>
+        <w:rPr>
+          <w:b/>
+          <w:bCs/>
+          <w:i/>
+          <w:iCs/>
+        </w:rPr>
+        <w:t>Python String replace() Method</w:t>
+      </w:r>
+      <w:r>
+        <w:rPr>
+          <w:b/>
+          <w:bCs/>
+        </w:rPr>
+        <w:t xml:space="preserve">, W3Schools Python Reference. Available at: </w:t>
+      </w:r>
+      <w:hyperlink r:id="rId66" w:tgtFrame="_blank" w:history="1">
+        <w:r>
+          <w:rPr>
+            <w:rStyle w:val="Hyperlink"/>
+            <w:b/>
+            <w:bCs/>
+          </w:rPr>
+          <w:t>https://www.w3schools.com/python/ref_string_replace.asp</w:t>
+        </w:r>
+      </w:hyperlink>
+      <w:r>
+        <w:rPr>
+          <w:b/>
+          <w:bCs/>
+        </w:rPr>
+        <w:t xml:space="preserve"> [Accessed 28 May 2026].</w:t>
+      </w:r>
+    </w:p>
+    <w:p/>
     <w:p>
       <w:r>
         <w:t>AI ref:</w:t>
@@ -6187,7 +7763,76 @@
             <w:tcW w:w="3621" w:type="dxa"/>
           </w:tcPr>
           <w:p>
-            <w:hyperlink r:id="rId9" w:history="1">
+            <w:hyperlink r:id="rId67" w:history="1">
+              <w:r>
+                <w:rPr>
+                  <w:rStyle w:val="Hyperlink"/>
+                </w:rPr>
+                <w:t>https://gemini.google.com/app/3006e339cb</w:t>
+              </w:r>
+              <w:r>
+                <w:rPr>
+                  <w:rStyle w:val="Hyperlink"/>
+                </w:rPr>
+                <w:t>e</w:t>
+              </w:r>
+              <w:r>
+                <w:rPr>
+                  <w:rStyle w:val="Hyperlink"/>
+                </w:rPr>
+                <w:t>8a9ce</w:t>
+              </w:r>
+            </w:hyperlink>
+          </w:p>
+        </w:tc>
+      </w:tr>
+      <w:tr>
+        <w:tc>
+          <w:tcPr>
+            <w:tcW w:w="985" w:type="dxa"/>
+          </w:tcPr>
+          <w:p>
+            <w:r>
+              <w:t>Gemini</w:t>
+            </w:r>
+          </w:p>
+        </w:tc>
+        <w:tc>
+          <w:tcPr>
+            <w:tcW w:w="810" w:type="dxa"/>
+          </w:tcPr>
+          <w:p>
+            <w:r>
+              <w:t>2026</w:t>
+            </w:r>
+          </w:p>
+        </w:tc>
+        <w:tc>
+          <w:tcPr>
+            <w:tcW w:w="1620" w:type="dxa"/>
+          </w:tcPr>
+          <w:p>
+            <w:r>
+              <w:t>Generate event data set</w:t>
+            </w:r>
+          </w:p>
+        </w:tc>
+        <w:tc>
+          <w:tcPr>
+            <w:tcW w:w="1980" w:type="dxa"/>
+          </w:tcPr>
+          <w:p>
+            <w:r>
+              <w:t>Gemini 3 Flash</w:t>
+            </w:r>
+          </w:p>
+        </w:tc>
+        <w:tc>
+          <w:tcPr>
+            <w:tcW w:w="3621" w:type="dxa"/>
+          </w:tcPr>
+          <w:p>
+            <w:hyperlink r:id="rId68" w:history="1">
               <w:r>
                 <w:rPr>
                   <w:rStyle w:val="Hyperlink"/>
@@ -6225,7 +7870,7 @@
           </w:tcPr>
           <w:p>
             <w:r>
-              <w:t>Generate event data set</w:t>
+              <w:t>dt.day_name()</w:t>
             </w:r>
           </w:p>
         </w:tc>
@@ -6243,7 +7888,16 @@
           <w:tcPr>
             <w:tcW w:w="3621" w:type="dxa"/>
           </w:tcPr>
-          <w:p/>
+          <w:p>
+            <w:hyperlink r:id="rId69" w:history="1">
+              <w:r>
+                <w:rPr>
+                  <w:rStyle w:val="Hyperlink"/>
+                </w:rPr>
+                <w:t>https://gemini.google.com/app/3006e339cbe8a9ce</w:t>
+              </w:r>
+            </w:hyperlink>
+          </w:p>
         </w:tc>
       </w:tr>
       <w:tr>
@@ -6251,34 +7905,29 @@
           <w:tcPr>
             <w:tcW w:w="985" w:type="dxa"/>
           </w:tcPr>
-          <w:p/>
+          <w:p>
+            <w:r>
+              <w:t>Gemini</w:t>
+            </w:r>
+          </w:p>
         </w:tc>
         <w:tc>
           <w:tcPr>
             <w:tcW w:w="810" w:type="dxa"/>
           </w:tcPr>
-          <w:p/>
+          <w:p>
+            <w:r>
+              <w:t>2026</w:t>
+            </w:r>
+          </w:p>
         </w:tc>
         <w:tc>
           <w:tcPr>
             <w:tcW w:w="1620" w:type="dxa"/>
           </w:tcPr>
           <w:p>
-            <w:proofErr w:type="spellStart"/>
-            <w:r>
-              <w:t>dt.day_</w:t>
-            </w:r>
-            <w:proofErr w:type="gramStart"/>
-            <w:r>
-              <w:t>name</w:t>
-            </w:r>
-            <w:proofErr w:type="spellEnd"/>
-            <w:r>
-              <w:t>(</w:t>
-            </w:r>
-            <w:proofErr w:type="gramEnd"/>
-            <w:r>
-              <w:t>)</w:t>
+            <w:r>
+              <w:t>Categorize weather precipitation</w:t>
             </w:r>
           </w:p>
         </w:tc>
@@ -6286,13 +7935,26 @@
           <w:tcPr>
             <w:tcW w:w="1980" w:type="dxa"/>
           </w:tcPr>
-          <w:p/>
+          <w:p>
+            <w:r>
+              <w:t>Gemini 3 Flash</w:t>
+            </w:r>
+          </w:p>
         </w:tc>
         <w:tc>
           <w:tcPr>
             <w:tcW w:w="3621" w:type="dxa"/>
           </w:tcPr>
-          <w:p/>
+          <w:p>
+            <w:hyperlink r:id="rId70" w:history="1">
+              <w:r>
+                <w:rPr>
+                  <w:rStyle w:val="Hyperlink"/>
+                </w:rPr>
+                <w:t>https://gemini.google.com/app/3006e339cbe8a9ce</w:t>
+              </w:r>
+            </w:hyperlink>
+          </w:p>
         </w:tc>
       </w:tr>
       <w:tr>
@@ -6300,13 +7962,21 @@
           <w:tcPr>
             <w:tcW w:w="985" w:type="dxa"/>
           </w:tcPr>
-          <w:p/>
+          <w:p>
+            <w:r>
+              <w:t>Gemini</w:t>
+            </w:r>
+          </w:p>
         </w:tc>
         <w:tc>
           <w:tcPr>
             <w:tcW w:w="810" w:type="dxa"/>
           </w:tcPr>
-          <w:p/>
+          <w:p>
+            <w:r>
+              <w:t>2026</w:t>
+            </w:r>
+          </w:p>
         </w:tc>
         <w:tc>
           <w:tcPr>
@@ -6314,7 +7984,7 @@
           </w:tcPr>
           <w:p>
             <w:r>
-              <w:t>Categorize weather precipitation</w:t>
+              <w:t>Ireland bank holidays</w:t>
             </w:r>
           </w:p>
         </w:tc>
@@ -6322,13 +7992,26 @@
           <w:tcPr>
             <w:tcW w:w="1980" w:type="dxa"/>
           </w:tcPr>
-          <w:p/>
+          <w:p>
+            <w:r>
+              <w:t>Gemini 3 Flash</w:t>
+            </w:r>
+          </w:p>
         </w:tc>
         <w:tc>
           <w:tcPr>
             <w:tcW w:w="3621" w:type="dxa"/>
           </w:tcPr>
-          <w:p/>
+          <w:p>
+            <w:hyperlink r:id="rId71" w:history="1">
+              <w:r>
+                <w:rPr>
+                  <w:rStyle w:val="Hyperlink"/>
+                </w:rPr>
+                <w:t>https://gemini.google.com/app/3006e339cbe8a9ce</w:t>
+              </w:r>
+            </w:hyperlink>
+          </w:p>
         </w:tc>
       </w:tr>
       <w:tr>
@@ -6336,13 +8019,21 @@
           <w:tcPr>
             <w:tcW w:w="985" w:type="dxa"/>
           </w:tcPr>
-          <w:p/>
+          <w:p>
+            <w:r>
+              <w:t>Gemini</w:t>
+            </w:r>
+          </w:p>
         </w:tc>
         <w:tc>
           <w:tcPr>
             <w:tcW w:w="810" w:type="dxa"/>
           </w:tcPr>
-          <w:p/>
+          <w:p>
+            <w:r>
+              <w:t>2026</w:t>
+            </w:r>
+          </w:p>
         </w:tc>
         <w:tc>
           <w:tcPr>
@@ -6350,7 +8041,7 @@
           </w:tcPr>
           <w:p>
             <w:r>
-              <w:t>Ireland bank holidays</w:t>
+              <w:t>P value explanation</w:t>
             </w:r>
           </w:p>
         </w:tc>
@@ -6358,13 +8049,26 @@
           <w:tcPr>
             <w:tcW w:w="1980" w:type="dxa"/>
           </w:tcPr>
-          <w:p/>
+          <w:p>
+            <w:r>
+              <w:t>Gemini 3 Flash</w:t>
+            </w:r>
+          </w:p>
         </w:tc>
         <w:tc>
           <w:tcPr>
             <w:tcW w:w="3621" w:type="dxa"/>
           </w:tcPr>
-          <w:p/>
+          <w:p>
+            <w:hyperlink r:id="rId72" w:history="1">
+              <w:r>
+                <w:rPr>
+                  <w:rStyle w:val="Hyperlink"/>
+                </w:rPr>
+                <w:t>https://gemini.google.com/app/3006e339cbe8a9ce</w:t>
+              </w:r>
+            </w:hyperlink>
+          </w:p>
         </w:tc>
       </w:tr>
       <w:tr>
@@ -6372,13 +8076,21 @@
           <w:tcPr>
             <w:tcW w:w="985" w:type="dxa"/>
           </w:tcPr>
-          <w:p/>
+          <w:p>
+            <w:r>
+              <w:t>Gemini</w:t>
+            </w:r>
+          </w:p>
         </w:tc>
         <w:tc>
           <w:tcPr>
             <w:tcW w:w="810" w:type="dxa"/>
           </w:tcPr>
-          <w:p/>
+          <w:p>
+            <w:r>
+              <w:t>2026</w:t>
+            </w:r>
+          </w:p>
         </w:tc>
         <w:tc>
           <w:tcPr>
@@ -6386,7 +8098,7 @@
           </w:tcPr>
           <w:p>
             <w:r>
-              <w:t>P value explanation</w:t>
+              <w:t>R-squared impact</w:t>
             </w:r>
           </w:p>
         </w:tc>
@@ -6394,13 +8106,26 @@
           <w:tcPr>
             <w:tcW w:w="1980" w:type="dxa"/>
           </w:tcPr>
-          <w:p/>
+          <w:p>
+            <w:r>
+              <w:t>Gemini 3 Flash</w:t>
+            </w:r>
+          </w:p>
         </w:tc>
         <w:tc>
           <w:tcPr>
             <w:tcW w:w="3621" w:type="dxa"/>
           </w:tcPr>
-          <w:p/>
+          <w:p>
+            <w:hyperlink r:id="rId73" w:history="1">
+              <w:r>
+                <w:rPr>
+                  <w:rStyle w:val="Hyperlink"/>
+                </w:rPr>
+                <w:t>https://gemini.google.com/app/3006e339cbe8a9ce</w:t>
+              </w:r>
+            </w:hyperlink>
+          </w:p>
         </w:tc>
       </w:tr>
       <w:tr>
@@ -6408,13 +8133,21 @@
           <w:tcPr>
             <w:tcW w:w="985" w:type="dxa"/>
           </w:tcPr>
-          <w:p/>
+          <w:p>
+            <w:r>
+              <w:t>Gemini</w:t>
+            </w:r>
+          </w:p>
         </w:tc>
         <w:tc>
           <w:tcPr>
             <w:tcW w:w="810" w:type="dxa"/>
           </w:tcPr>
-          <w:p/>
+          <w:p>
+            <w:r>
+              <w:t>2026</w:t>
+            </w:r>
+          </w:p>
         </w:tc>
         <w:tc>
           <w:tcPr>
@@ -6422,7 +8155,7 @@
           </w:tcPr>
           <w:p>
             <w:r>
-              <w:t>R-squared impact</w:t>
+              <w:t>Techniques to increase r-square</w:t>
             </w:r>
           </w:p>
         </w:tc>
@@ -6430,13 +8163,26 @@
           <w:tcPr>
             <w:tcW w:w="1980" w:type="dxa"/>
           </w:tcPr>
-          <w:p/>
+          <w:p>
+            <w:r>
+              <w:t>Gemini 3 Flash</w:t>
+            </w:r>
+          </w:p>
         </w:tc>
         <w:tc>
           <w:tcPr>
             <w:tcW w:w="3621" w:type="dxa"/>
           </w:tcPr>
-          <w:p/>
+          <w:p>
+            <w:hyperlink r:id="rId74" w:history="1">
+              <w:r>
+                <w:rPr>
+                  <w:rStyle w:val="Hyperlink"/>
+                </w:rPr>
+                <w:t>https://gemini.google.com/app/3006e339cbe8a9ce</w:t>
+              </w:r>
+            </w:hyperlink>
+          </w:p>
         </w:tc>
       </w:tr>
       <w:tr>
@@ -6444,13 +8190,21 @@
           <w:tcPr>
             <w:tcW w:w="985" w:type="dxa"/>
           </w:tcPr>
-          <w:p/>
+          <w:p>
+            <w:r>
+              <w:t>Gemini</w:t>
+            </w:r>
+          </w:p>
         </w:tc>
         <w:tc>
           <w:tcPr>
             <w:tcW w:w="810" w:type="dxa"/>
           </w:tcPr>
-          <w:p/>
+          <w:p>
+            <w:r>
+              <w:t>2026</w:t>
+            </w:r>
+          </w:p>
         </w:tc>
         <w:tc>
           <w:tcPr>
@@ -6458,7 +8212,7 @@
           </w:tcPr>
           <w:p>
             <w:r>
-              <w:t>Techniques to increase r-square</w:t>
+              <w:t>Time series shift()</w:t>
             </w:r>
           </w:p>
         </w:tc>
@@ -6466,13 +8220,26 @@
           <w:tcPr>
             <w:tcW w:w="1980" w:type="dxa"/>
           </w:tcPr>
-          <w:p/>
+          <w:p>
+            <w:r>
+              <w:t>Gemini 3 Flash</w:t>
+            </w:r>
+          </w:p>
         </w:tc>
         <w:tc>
           <w:tcPr>
             <w:tcW w:w="3621" w:type="dxa"/>
           </w:tcPr>
-          <w:p/>
+          <w:p>
+            <w:hyperlink r:id="rId75" w:history="1">
+              <w:r>
+                <w:rPr>
+                  <w:rStyle w:val="Hyperlink"/>
+                </w:rPr>
+                <w:t>https://gemini.google.com/app/3006e339cbe8a9ce</w:t>
+              </w:r>
+            </w:hyperlink>
+          </w:p>
         </w:tc>
       </w:tr>
       <w:tr>
@@ -6480,13 +8247,21 @@
           <w:tcPr>
             <w:tcW w:w="985" w:type="dxa"/>
           </w:tcPr>
-          <w:p/>
+          <w:p>
+            <w:r>
+              <w:t>Gemini</w:t>
+            </w:r>
+          </w:p>
         </w:tc>
         <w:tc>
           <w:tcPr>
             <w:tcW w:w="810" w:type="dxa"/>
           </w:tcPr>
-          <w:p/>
+          <w:p>
+            <w:r>
+              <w:t>2026</w:t>
+            </w:r>
+          </w:p>
         </w:tc>
         <w:tc>
           <w:tcPr>
@@ -6494,15 +8269,7 @@
           </w:tcPr>
           <w:p>
             <w:r>
-              <w:t xml:space="preserve">Time series </w:t>
-            </w:r>
-            <w:proofErr w:type="gramStart"/>
-            <w:r>
-              <w:t>shift(</w:t>
-            </w:r>
-            <w:proofErr w:type="gramEnd"/>
-            <w:r>
-              <w:t>)</w:t>
+              <w:t>Vocabulary improvement</w:t>
             </w:r>
           </w:p>
         </w:tc>
@@ -6510,13 +8277,26 @@
           <w:tcPr>
             <w:tcW w:w="1980" w:type="dxa"/>
           </w:tcPr>
-          <w:p/>
+          <w:p>
+            <w:r>
+              <w:t>Gemini 3 Flash</w:t>
+            </w:r>
+          </w:p>
         </w:tc>
         <w:tc>
           <w:tcPr>
             <w:tcW w:w="3621" w:type="dxa"/>
           </w:tcPr>
-          <w:p/>
+          <w:p>
+            <w:hyperlink r:id="rId76" w:history="1">
+              <w:r>
+                <w:rPr>
+                  <w:rStyle w:val="Hyperlink"/>
+                </w:rPr>
+                <w:t>https://gemini.google.com/app/3006e339cbe8a9ce</w:t>
+              </w:r>
+            </w:hyperlink>
+          </w:p>
         </w:tc>
       </w:tr>
       <w:tr>
@@ -6524,13 +8304,21 @@
           <w:tcPr>
             <w:tcW w:w="985" w:type="dxa"/>
           </w:tcPr>
-          <w:p/>
+          <w:p>
+            <w:r>
+              <w:t>Gemini</w:t>
+            </w:r>
+          </w:p>
         </w:tc>
         <w:tc>
           <w:tcPr>
             <w:tcW w:w="810" w:type="dxa"/>
           </w:tcPr>
-          <w:p/>
+          <w:p>
+            <w:r>
+              <w:t>2026</w:t>
+            </w:r>
+          </w:p>
         </w:tc>
         <w:tc>
           <w:tcPr>
@@ -6538,7 +8326,7 @@
           </w:tcPr>
           <w:p>
             <w:r>
-              <w:t>Vocabulary improvement</w:t>
+              <w:t>ARIMA model</w:t>
             </w:r>
           </w:p>
         </w:tc>
@@ -6546,13 +8334,26 @@
           <w:tcPr>
             <w:tcW w:w="1980" w:type="dxa"/>
           </w:tcPr>
-          <w:p/>
+          <w:p>
+            <w:r>
+              <w:t>Gemini 3 Flash</w:t>
+            </w:r>
+          </w:p>
         </w:tc>
         <w:tc>
           <w:tcPr>
             <w:tcW w:w="3621" w:type="dxa"/>
           </w:tcPr>
-          <w:p/>
+          <w:p>
+            <w:hyperlink r:id="rId77" w:history="1">
+              <w:r>
+                <w:rPr>
+                  <w:rStyle w:val="Hyperlink"/>
+                </w:rPr>
+                <w:t>https://gemini.google.com/app/3006e339cbe8a9ce</w:t>
+              </w:r>
+            </w:hyperlink>
+          </w:p>
         </w:tc>
       </w:tr>
       <w:tr>
@@ -6560,13 +8361,21 @@
           <w:tcPr>
             <w:tcW w:w="985" w:type="dxa"/>
           </w:tcPr>
-          <w:p/>
+          <w:p>
+            <w:r>
+              <w:t>Gemini</w:t>
+            </w:r>
+          </w:p>
         </w:tc>
         <w:tc>
           <w:tcPr>
             <w:tcW w:w="810" w:type="dxa"/>
           </w:tcPr>
-          <w:p/>
+          <w:p>
+            <w:r>
+              <w:t>2026</w:t>
+            </w:r>
+          </w:p>
         </w:tc>
         <w:tc>
           <w:tcPr>
@@ -6574,7 +8383,7 @@
           </w:tcPr>
           <w:p>
             <w:r>
-              <w:t>ARIMA model</w:t>
+              <w:t>How to use x.iloc</w:t>
             </w:r>
           </w:p>
         </w:tc>
@@ -6582,13 +8391,26 @@
           <w:tcPr>
             <w:tcW w:w="1980" w:type="dxa"/>
           </w:tcPr>
-          <w:p/>
+          <w:p>
+            <w:r>
+              <w:t>Gemini 3 Flash</w:t>
+            </w:r>
+          </w:p>
         </w:tc>
         <w:tc>
           <w:tcPr>
             <w:tcW w:w="3621" w:type="dxa"/>
           </w:tcPr>
-          <w:p/>
+          <w:p>
+            <w:hyperlink r:id="rId78" w:history="1">
+              <w:r>
+                <w:rPr>
+                  <w:rStyle w:val="Hyperlink"/>
+                </w:rPr>
+                <w:t>https://gemini.google.com/app/3006e339cbe8a9ce</w:t>
+              </w:r>
+            </w:hyperlink>
+          </w:p>
         </w:tc>
       </w:tr>
       <w:tr>
@@ -6596,13 +8418,21 @@
           <w:tcPr>
             <w:tcW w:w="985" w:type="dxa"/>
           </w:tcPr>
-          <w:p/>
+          <w:p>
+            <w:r>
+              <w:t>Gemini</w:t>
+            </w:r>
+          </w:p>
         </w:tc>
         <w:tc>
           <w:tcPr>
             <w:tcW w:w="810" w:type="dxa"/>
           </w:tcPr>
-          <w:p/>
+          <w:p>
+            <w:r>
+              <w:t>2026</w:t>
+            </w:r>
+          </w:p>
         </w:tc>
         <w:tc>
           <w:tcPr>
@@ -6610,28 +8440,34 @@
           </w:tcPr>
           <w:p>
             <w:r>
-              <w:t xml:space="preserve">How to use </w:t>
-            </w:r>
-            <w:proofErr w:type="spellStart"/>
-            <w:proofErr w:type="gramStart"/>
-            <w:r>
-              <w:t>x.iloc</w:t>
-            </w:r>
-            <w:proofErr w:type="spellEnd"/>
-            <w:proofErr w:type="gramEnd"/>
+              <w:t>What is pd.Timedelta</w:t>
+            </w:r>
           </w:p>
         </w:tc>
         <w:tc>
           <w:tcPr>
             <w:tcW w:w="1980" w:type="dxa"/>
           </w:tcPr>
-          <w:p/>
+          <w:p>
+            <w:r>
+              <w:t>Gemini 3 Flash</w:t>
+            </w:r>
+          </w:p>
         </w:tc>
         <w:tc>
           <w:tcPr>
             <w:tcW w:w="3621" w:type="dxa"/>
           </w:tcPr>
-          <w:p/>
+          <w:p>
+            <w:hyperlink r:id="rId79" w:history="1">
+              <w:r>
+                <w:rPr>
+                  <w:rStyle w:val="Hyperlink"/>
+                </w:rPr>
+                <w:t>https://gemini.google.com/app/3006e339cbe8a9ce</w:t>
+              </w:r>
+            </w:hyperlink>
+          </w:p>
         </w:tc>
       </w:tr>
       <w:tr>
@@ -6639,13 +8475,21 @@
           <w:tcPr>
             <w:tcW w:w="985" w:type="dxa"/>
           </w:tcPr>
-          <w:p/>
+          <w:p>
+            <w:r>
+              <w:t>Gemini</w:t>
+            </w:r>
+          </w:p>
         </w:tc>
         <w:tc>
           <w:tcPr>
             <w:tcW w:w="810" w:type="dxa"/>
           </w:tcPr>
-          <w:p/>
+          <w:p>
+            <w:r>
+              <w:t>2026</w:t>
+            </w:r>
+          </w:p>
         </w:tc>
         <w:tc>
           <w:tcPr>
@@ -6653,64 +8497,34 @@
           </w:tcPr>
           <w:p>
             <w:r>
-              <w:t xml:space="preserve">What is </w:t>
-            </w:r>
-            <w:proofErr w:type="spellStart"/>
-            <w:proofErr w:type="gramStart"/>
-            <w:r>
-              <w:t>pd.Timedelta</w:t>
-            </w:r>
-            <w:proofErr w:type="spellEnd"/>
-            <w:proofErr w:type="gramEnd"/>
+              <w:t>How many trees are needed</w:t>
+            </w:r>
           </w:p>
         </w:tc>
         <w:tc>
           <w:tcPr>
             <w:tcW w:w="1980" w:type="dxa"/>
           </w:tcPr>
-          <w:p/>
+          <w:p>
+            <w:r>
+              <w:t>Gemini 3 Flash</w:t>
+            </w:r>
+          </w:p>
         </w:tc>
         <w:tc>
           <w:tcPr>
             <w:tcW w:w="3621" w:type="dxa"/>
           </w:tcPr>
-          <w:p/>
-        </w:tc>
-      </w:tr>
-      <w:tr>
-        <w:tc>
-          <w:tcPr>
-            <w:tcW w:w="985" w:type="dxa"/>
-          </w:tcPr>
-          <w:p/>
-        </w:tc>
-        <w:tc>
-          <w:tcPr>
-            <w:tcW w:w="810" w:type="dxa"/>
-          </w:tcPr>
-          <w:p/>
-        </w:tc>
-        <w:tc>
-          <w:tcPr>
-            <w:tcW w:w="1620" w:type="dxa"/>
-          </w:tcPr>
-          <w:p>
-            <w:r>
-              <w:t>How many trees are needed</w:t>
-            </w:r>
-          </w:p>
-        </w:tc>
-        <w:tc>
-          <w:tcPr>
-            <w:tcW w:w="1980" w:type="dxa"/>
-          </w:tcPr>
-          <w:p/>
-        </w:tc>
-        <w:tc>
-          <w:tcPr>
-            <w:tcW w:w="3621" w:type="dxa"/>
-          </w:tcPr>
-          <w:p/>
+          <w:p>
+            <w:hyperlink r:id="rId80" w:history="1">
+              <w:r>
+                <w:rPr>
+                  <w:rStyle w:val="Hyperlink"/>
+                </w:rPr>
+                <w:t>https://gemini.google.com/app/3006e339cbe8a9ce</w:t>
+              </w:r>
+            </w:hyperlink>
+          </w:p>
         </w:tc>
       </w:tr>
       <w:tr>
@@ -6721,34 +8535,29 @@
           <w:tcPr>
             <w:tcW w:w="985" w:type="dxa"/>
           </w:tcPr>
-          <w:p/>
+          <w:p>
+            <w:r>
+              <w:t>Gemini</w:t>
+            </w:r>
+          </w:p>
         </w:tc>
         <w:tc>
           <w:tcPr>
             <w:tcW w:w="810" w:type="dxa"/>
           </w:tcPr>
-          <w:p/>
+          <w:p>
+            <w:r>
+              <w:t>2026</w:t>
+            </w:r>
+          </w:p>
         </w:tc>
         <w:tc>
           <w:tcPr>
             <w:tcW w:w="1620" w:type="dxa"/>
           </w:tcPr>
           <w:p>
-            <w:proofErr w:type="gramStart"/>
-            <w:r>
-              <w:t>.sin</w:t>
-            </w:r>
-            <w:proofErr w:type="gramEnd"/>
-            <w:r>
-              <w:t xml:space="preserve"> </w:t>
-            </w:r>
-            <w:proofErr w:type="gramStart"/>
-            <w:r>
-              <w:t>and .cos</w:t>
-            </w:r>
-            <w:proofErr w:type="gramEnd"/>
-            <w:r>
-              <w:t xml:space="preserve"> meaning</w:t>
+            <w:r>
+              <w:t>.sin and .cos meaning</w:t>
             </w:r>
           </w:p>
         </w:tc>
@@ -6756,13 +8565,26 @@
           <w:tcPr>
             <w:tcW w:w="1980" w:type="dxa"/>
           </w:tcPr>
-          <w:p/>
+          <w:p>
+            <w:r>
+              <w:t>Gemini 3 Flash</w:t>
+            </w:r>
+          </w:p>
         </w:tc>
         <w:tc>
           <w:tcPr>
             <w:tcW w:w="3621" w:type="dxa"/>
           </w:tcPr>
-          <w:p/>
+          <w:p>
+            <w:hyperlink r:id="rId81" w:history="1">
+              <w:r>
+                <w:rPr>
+                  <w:rStyle w:val="Hyperlink"/>
+                </w:rPr>
+                <w:t>https://gemini.google.com/app/3006e339cbe8a9ce</w:t>
+              </w:r>
+            </w:hyperlink>
+          </w:p>
         </w:tc>
       </w:tr>
       <w:tr>
@@ -6770,13 +8592,22 @@
           <w:tcPr>
             <w:tcW w:w="985" w:type="dxa"/>
           </w:tcPr>
-          <w:p/>
+          <w:p>
+            <w:r>
+              <w:lastRenderedPageBreak/>
+              <w:t>Gemini</w:t>
+            </w:r>
+          </w:p>
         </w:tc>
         <w:tc>
           <w:tcPr>
             <w:tcW w:w="810" w:type="dxa"/>
           </w:tcPr>
-          <w:p/>
+          <w:p>
+            <w:r>
+              <w:t>2026</w:t>
+            </w:r>
+          </w:p>
         </w:tc>
         <w:tc>
           <w:tcPr>
@@ -6792,141 +8623,26 @@
           <w:tcPr>
             <w:tcW w:w="1980" w:type="dxa"/>
           </w:tcPr>
-          <w:p/>
+          <w:p>
+            <w:r>
+              <w:t>Gemini 3 Flash</w:t>
+            </w:r>
+          </w:p>
         </w:tc>
         <w:tc>
           <w:tcPr>
             <w:tcW w:w="3621" w:type="dxa"/>
           </w:tcPr>
-          <w:p/>
-        </w:tc>
-      </w:tr>
-      <w:tr>
-        <w:tc>
-          <w:tcPr>
-            <w:tcW w:w="985" w:type="dxa"/>
-          </w:tcPr>
-          <w:p/>
-        </w:tc>
-        <w:tc>
-          <w:tcPr>
-            <w:tcW w:w="810" w:type="dxa"/>
-          </w:tcPr>
-          <w:p/>
-        </w:tc>
-        <w:tc>
-          <w:tcPr>
-            <w:tcW w:w="1620" w:type="dxa"/>
-          </w:tcPr>
-          <w:p/>
-        </w:tc>
-        <w:tc>
-          <w:tcPr>
-            <w:tcW w:w="1980" w:type="dxa"/>
-          </w:tcPr>
-          <w:p/>
-        </w:tc>
-        <w:tc>
-          <w:tcPr>
-            <w:tcW w:w="3621" w:type="dxa"/>
-          </w:tcPr>
-          <w:p/>
-        </w:tc>
-      </w:tr>
-      <w:tr>
-        <w:tc>
-          <w:tcPr>
-            <w:tcW w:w="985" w:type="dxa"/>
-          </w:tcPr>
-          <w:p/>
-        </w:tc>
-        <w:tc>
-          <w:tcPr>
-            <w:tcW w:w="810" w:type="dxa"/>
-          </w:tcPr>
-          <w:p/>
-        </w:tc>
-        <w:tc>
-          <w:tcPr>
-            <w:tcW w:w="1620" w:type="dxa"/>
-          </w:tcPr>
-          <w:p/>
-        </w:tc>
-        <w:tc>
-          <w:tcPr>
-            <w:tcW w:w="1980" w:type="dxa"/>
-          </w:tcPr>
-          <w:p/>
-        </w:tc>
-        <w:tc>
-          <w:tcPr>
-            <w:tcW w:w="3621" w:type="dxa"/>
-          </w:tcPr>
-          <w:p/>
-        </w:tc>
-      </w:tr>
-      <w:tr>
-        <w:tc>
-          <w:tcPr>
-            <w:tcW w:w="985" w:type="dxa"/>
-          </w:tcPr>
-          <w:p/>
-        </w:tc>
-        <w:tc>
-          <w:tcPr>
-            <w:tcW w:w="810" w:type="dxa"/>
-          </w:tcPr>
-          <w:p/>
-        </w:tc>
-        <w:tc>
-          <w:tcPr>
-            <w:tcW w:w="1620" w:type="dxa"/>
-          </w:tcPr>
-          <w:p/>
-        </w:tc>
-        <w:tc>
-          <w:tcPr>
-            <w:tcW w:w="1980" w:type="dxa"/>
-          </w:tcPr>
-          <w:p/>
-        </w:tc>
-        <w:tc>
-          <w:tcPr>
-            <w:tcW w:w="3621" w:type="dxa"/>
-          </w:tcPr>
-          <w:p/>
-        </w:tc>
-      </w:tr>
-      <w:tr>
-        <w:tc>
-          <w:tcPr>
-            <w:tcW w:w="985" w:type="dxa"/>
-          </w:tcPr>
-          <w:p/>
-        </w:tc>
-        <w:tc>
-          <w:tcPr>
-            <w:tcW w:w="810" w:type="dxa"/>
-          </w:tcPr>
-          <w:p/>
-        </w:tc>
-        <w:tc>
-          <w:tcPr>
-            <w:tcW w:w="1620" w:type="dxa"/>
-          </w:tcPr>
-          <w:p/>
-        </w:tc>
-        <w:tc>
-          <w:tcPr>
-            <w:tcW w:w="1980" w:type="dxa"/>
-          </w:tcPr>
-          <w:p/>
-        </w:tc>
-        <w:tc>
-          <w:tcPr>
-            <w:tcW w:w="3621" w:type="dxa"/>
-          </w:tcPr>
-          <w:p/>
+          <w:p>
+            <w:hyperlink r:id="rId82" w:history="1">
+              <w:r>
+                <w:rPr>
+                  <w:rStyle w:val="Hyperlink"/>
+                </w:rPr>
+                <w:t>https://gemini.google.com/app/3006e339cbe8a9ce</w:t>
+              </w:r>
+            </w:hyperlink>
+          </w:p>
         </w:tc>
       </w:tr>
     </w:tbl>
@@ -13399,6 +15115,26 @@
       <w:szCs w:val="20"/>
     </w:rPr>
   </w:style>
+  <w:style w:type="paragraph" w:styleId="TOCHeading">
+    <w:name w:val="TOC Heading"/>
+    <w:basedOn w:val="Heading1"/>
+    <w:next w:val="Normal"/>
+    <w:uiPriority w:val="39"/>
+    <w:unhideWhenUsed/>
+    <w:qFormat/>
+    <w:rsid w:val="00C138F2"/>
+    <w:pPr>
+      <w:spacing w:before="240" w:after="0" w:line="259" w:lineRule="auto"/>
+      <w:outlineLvl w:val="9"/>
+    </w:pPr>
+    <w:rPr>
+      <w:kern w:val="0"/>
+      <w:sz w:val="32"/>
+      <w:szCs w:val="32"/>
+      <w:lang w:val="en-US"/>
+      <w14:ligatures w14:val="none"/>
+    </w:rPr>
+  </w:style>
 </w:styles>
 </file>
 
@@ -13715,4 +15451,16 @@
     </a:ext>
   </a:extLst>
 </a:theme>
+</file>
+
+<file path=customXml/item1.xml><?xml version="1.0" encoding="utf-8"?>
+<b:Sources xmlns:b="http://schemas.openxmlformats.org/officeDocument/2006/bibliography" xmlns="http://schemas.openxmlformats.org/officeDocument/2006/bibliography" SelectedStyle="\APASixthEditionOfficeOnline.xsl" StyleName="APA" Version="6"/>
+</file>
+
+<file path=customXml/itemProps1.xml><?xml version="1.0" encoding="utf-8"?>
+<ds:datastoreItem xmlns:ds="http://schemas.openxmlformats.org/officeDocument/2006/customXml" ds:itemID="{CC7B7D73-F7AD-480D-B301-458847184D2A}">
+  <ds:schemaRefs>
+    <ds:schemaRef ds:uri="http://schemas.openxmlformats.org/officeDocument/2006/bibliography"/>
+  </ds:schemaRefs>
+</ds:datastoreItem>
 </file>
--- a/Business understanding.docx
+++ b/Business understanding.docx
@@ -4,21 +4,359 @@
   <w:body>
     <w:p>
       <w:pPr>
-        <w:rPr>
-          <w:sz w:val="96"/>
-          <w:szCs w:val="96"/>
-        </w:rPr>
-      </w:pPr>
-      <w:r>
-        <w:rPr>
-          <w:sz w:val="96"/>
-          <w:szCs w:val="96"/>
-        </w:rPr>
-        <w:t>CRISP</w:t>
-      </w:r>
+        <w:jc w:val="center"/>
+        <w:rPr>
+          <w:rFonts w:ascii="Arial" w:hAnsi="Arial" w:cs="Arial"/>
+          <w:b/>
+          <w:bCs/>
+          <w:sz w:val="32"/>
+          <w:szCs w:val="32"/>
+        </w:rPr>
+      </w:pPr>
+      <w:r>
+        <w:rPr>
+          <w:rFonts w:ascii="Arial" w:hAnsi="Arial" w:cs="Arial"/>
+          <w:b/>
+          <w:bCs/>
+          <w:sz w:val="32"/>
+          <w:szCs w:val="32"/>
+        </w:rPr>
+        <w:t>Hotel Staffing Optimisation Using Random Forest Regression</w:t>
+      </w:r>
+    </w:p>
+    <w:p>
+      <w:pPr>
+        <w:jc w:val="center"/>
+        <w:rPr>
+          <w:rFonts w:ascii="Arial" w:hAnsi="Arial" w:cs="Arial"/>
+          <w:sz w:val="32"/>
+          <w:szCs w:val="32"/>
+        </w:rPr>
+      </w:pPr>
+    </w:p>
+    <w:p>
+      <w:pPr>
+        <w:jc w:val="center"/>
+        <w:rPr>
+          <w:rFonts w:ascii="Arial" w:hAnsi="Arial" w:cs="Arial"/>
+          <w:sz w:val="32"/>
+          <w:szCs w:val="32"/>
+        </w:rPr>
+      </w:pPr>
+    </w:p>
+    <w:p>
+      <w:pPr>
+        <w:jc w:val="center"/>
+        <w:rPr>
+          <w:rFonts w:ascii="Arial" w:hAnsi="Arial" w:cs="Arial"/>
+          <w:sz w:val="28"/>
+          <w:szCs w:val="28"/>
+        </w:rPr>
+      </w:pPr>
+      <w:r>
+        <w:rPr>
+          <w:rFonts w:ascii="Arial" w:hAnsi="Arial" w:cs="Arial"/>
+          <w:sz w:val="28"/>
+          <w:szCs w:val="28"/>
+        </w:rPr>
+        <w:t>Laura Elena Lujan Martinez</w:t>
+      </w:r>
+    </w:p>
+    <w:p>
+      <w:pPr>
+        <w:jc w:val="center"/>
+        <w:rPr>
+          <w:rFonts w:ascii="Arial" w:hAnsi="Arial" w:cs="Arial"/>
+          <w:sz w:val="28"/>
+          <w:szCs w:val="28"/>
+        </w:rPr>
+      </w:pPr>
+    </w:p>
+    <w:p>
+      <w:pPr>
+        <w:jc w:val="center"/>
+        <w:rPr>
+          <w:rFonts w:ascii="Arial" w:hAnsi="Arial" w:cs="Arial"/>
+          <w:sz w:val="28"/>
+          <w:szCs w:val="28"/>
+        </w:rPr>
+      </w:pPr>
+    </w:p>
+    <w:p>
+      <w:pPr>
+        <w:jc w:val="center"/>
+        <w:rPr>
+          <w:rFonts w:ascii="Arial" w:hAnsi="Arial" w:cs="Arial"/>
+          <w:sz w:val="28"/>
+          <w:szCs w:val="28"/>
+        </w:rPr>
+      </w:pPr>
+      <w:r>
+        <w:rPr>
+          <w:rFonts w:ascii="Arial" w:hAnsi="Arial" w:cs="Arial"/>
+          <w:sz w:val="28"/>
+          <w:szCs w:val="28"/>
+        </w:rPr>
+        <w:t xml:space="preserve">A Report Submitted in Partial Fulfilment </w:t>
+      </w:r>
+    </w:p>
+    <w:p>
+      <w:pPr>
+        <w:jc w:val="center"/>
+        <w:rPr>
+          <w:rFonts w:ascii="Arial" w:hAnsi="Arial" w:cs="Arial"/>
+          <w:sz w:val="28"/>
+          <w:szCs w:val="28"/>
+        </w:rPr>
+      </w:pPr>
+      <w:r>
+        <w:rPr>
+          <w:rFonts w:ascii="Arial" w:hAnsi="Arial" w:cs="Arial"/>
+          <w:sz w:val="28"/>
+          <w:szCs w:val="28"/>
+        </w:rPr>
+        <w:t xml:space="preserve">of the requirements for the </w:t>
+      </w:r>
+    </w:p>
+    <w:p>
+      <w:pPr>
+        <w:jc w:val="center"/>
+        <w:rPr>
+          <w:rFonts w:ascii="Arial" w:hAnsi="Arial" w:cs="Arial"/>
+          <w:sz w:val="28"/>
+          <w:szCs w:val="28"/>
+        </w:rPr>
+      </w:pPr>
+      <w:r>
+        <w:rPr>
+          <w:rFonts w:ascii="Arial" w:hAnsi="Arial" w:cs="Arial"/>
+          <w:sz w:val="28"/>
+          <w:szCs w:val="28"/>
+        </w:rPr>
+        <w:t xml:space="preserve">Degree of </w:t>
+      </w:r>
+    </w:p>
+    <w:p>
+      <w:pPr>
+        <w:jc w:val="center"/>
+        <w:rPr>
+          <w:rFonts w:ascii="Arial" w:hAnsi="Arial" w:cs="Arial"/>
+          <w:sz w:val="28"/>
+          <w:szCs w:val="28"/>
+        </w:rPr>
+      </w:pPr>
+      <w:r>
+        <w:rPr>
+          <w:rFonts w:ascii="Arial" w:hAnsi="Arial" w:cs="Arial"/>
+          <w:sz w:val="28"/>
+          <w:szCs w:val="28"/>
+        </w:rPr>
+        <w:t>BSc in Computing in IT (4</w:t>
+      </w:r>
+      <w:r>
+        <w:rPr>
+          <w:rFonts w:ascii="Arial" w:hAnsi="Arial" w:cs="Arial"/>
+          <w:sz w:val="28"/>
+          <w:szCs w:val="28"/>
+          <w:vertAlign w:val="superscript"/>
+        </w:rPr>
+        <w:t>th</w:t>
+      </w:r>
+      <w:r>
+        <w:rPr>
+          <w:rFonts w:ascii="Arial" w:hAnsi="Arial" w:cs="Arial"/>
+          <w:sz w:val="28"/>
+          <w:szCs w:val="28"/>
+        </w:rPr>
+        <w:t xml:space="preserve"> year)</w:t>
+      </w:r>
+    </w:p>
+    <w:p>
+      <w:pPr>
+        <w:jc w:val="center"/>
+        <w:rPr>
+          <w:rFonts w:ascii="Arial" w:hAnsi="Arial" w:cs="Arial"/>
+          <w:sz w:val="28"/>
+          <w:szCs w:val="28"/>
+        </w:rPr>
+      </w:pPr>
+    </w:p>
+    <w:p>
+      <w:pPr>
+        <w:jc w:val="center"/>
+        <w:rPr>
+          <w:rFonts w:ascii="Arial" w:hAnsi="Arial" w:cs="Arial"/>
+          <w:sz w:val="28"/>
+          <w:szCs w:val="28"/>
+        </w:rPr>
+      </w:pPr>
+    </w:p>
+    <w:p>
+      <w:pPr>
+        <w:rPr>
+          <w:rFonts w:ascii="Arial" w:hAnsi="Arial" w:cs="Arial"/>
+          <w:sz w:val="28"/>
+          <w:szCs w:val="28"/>
+        </w:rPr>
+      </w:pPr>
+    </w:p>
+    <w:p>
+      <w:pPr>
+        <w:jc w:val="center"/>
+        <w:rPr>
+          <w:rFonts w:ascii="Arial" w:hAnsi="Arial" w:cs="Arial"/>
+          <w:sz w:val="28"/>
+          <w:szCs w:val="28"/>
+        </w:rPr>
+      </w:pPr>
+      <w:r>
+        <w:rPr>
+          <w:rFonts w:ascii="Arial" w:hAnsi="Arial" w:cs="Arial"/>
+          <w:noProof/>
+          <w:sz w:val="28"/>
+          <w:szCs w:val="28"/>
+        </w:rPr>
+        <w:drawing>
+          <wp:inline distT="0" distB="0" distL="0" distR="0" wp14:anchorId="03AABEC7" wp14:editId="48659522">
+            <wp:extent cx="3816985" cy="1318987"/>
+            <wp:effectExtent l="0" t="0" r="0" b="0"/>
+            <wp:docPr id="1" name="Picture 1" descr="Diagram&#10;&#10;Description automatically generated with medium confidence"/>
+            <wp:cNvGraphicFramePr>
+              <a:graphicFrameLocks xmlns:a="http://schemas.openxmlformats.org/drawingml/2006/main" noChangeAspect="1"/>
+            </wp:cNvGraphicFramePr>
+            <a:graphic xmlns:a="http://schemas.openxmlformats.org/drawingml/2006/main">
+              <a:graphicData uri="http://schemas.openxmlformats.org/drawingml/2006/picture">
+                <pic:pic xmlns:pic="http://schemas.openxmlformats.org/drawingml/2006/picture">
+                  <pic:nvPicPr>
+                    <pic:cNvPr id="1" name="Picture 1" descr="Diagram&#10;&#10;Description automatically generated with medium confidence"/>
+                    <pic:cNvPicPr/>
+                  </pic:nvPicPr>
+                  <pic:blipFill>
+                    <a:blip r:embed="rId6">
+                      <a:extLst>
+                        <a:ext uri="{28A0092B-C50C-407E-A947-70E740481C1C}">
+                          <a14:useLocalDpi xmlns:a14="http://schemas.microsoft.com/office/drawing/2010/main" val="0"/>
+                        </a:ext>
+                      </a:extLst>
+                    </a:blip>
+                    <a:stretch>
+                      <a:fillRect/>
+                    </a:stretch>
+                  </pic:blipFill>
+                  <pic:spPr>
+                    <a:xfrm>
+                      <a:off x="0" y="0"/>
+                      <a:ext cx="3823086" cy="1321095"/>
+                    </a:xfrm>
+                    <a:prstGeom prst="rect">
+                      <a:avLst/>
+                    </a:prstGeom>
+                  </pic:spPr>
+                </pic:pic>
+              </a:graphicData>
+            </a:graphic>
+          </wp:inline>
+        </w:drawing>
+      </w:r>
+    </w:p>
+    <w:p>
+      <w:pPr>
+        <w:jc w:val="center"/>
+        <w:rPr>
+          <w:rFonts w:ascii="Arial" w:hAnsi="Arial" w:cs="Arial"/>
+          <w:sz w:val="28"/>
+          <w:szCs w:val="28"/>
+        </w:rPr>
+      </w:pPr>
+    </w:p>
+    <w:p>
+      <w:pPr>
+        <w:jc w:val="center"/>
+        <w:rPr>
+          <w:rFonts w:ascii="Arial" w:hAnsi="Arial" w:cs="Arial"/>
+          <w:sz w:val="28"/>
+          <w:szCs w:val="28"/>
+        </w:rPr>
+      </w:pPr>
+      <w:r>
+        <w:rPr>
+          <w:rFonts w:ascii="Arial" w:hAnsi="Arial" w:cs="Arial"/>
+          <w:sz w:val="28"/>
+          <w:szCs w:val="28"/>
+        </w:rPr>
+        <w:t>May 2026</w:t>
+      </w:r>
+    </w:p>
+    <w:p>
+      <w:pPr>
+        <w:jc w:val="center"/>
+        <w:rPr>
+          <w:rFonts w:ascii="Arial" w:hAnsi="Arial" w:cs="Arial"/>
+          <w:sz w:val="28"/>
+          <w:szCs w:val="28"/>
+        </w:rPr>
+      </w:pPr>
+    </w:p>
+    <w:p>
+      <w:pPr>
+        <w:jc w:val="center"/>
+        <w:rPr>
+          <w:rFonts w:ascii="Arial" w:hAnsi="Arial" w:cs="Arial"/>
+          <w:sz w:val="28"/>
+          <w:szCs w:val="28"/>
+        </w:rPr>
+      </w:pPr>
+    </w:p>
+    <w:p>
+      <w:pPr>
+        <w:jc w:val="center"/>
+        <w:rPr>
+          <w:rFonts w:ascii="Arial" w:hAnsi="Arial" w:cs="Arial"/>
+          <w:sz w:val="28"/>
+          <w:szCs w:val="28"/>
+        </w:rPr>
+      </w:pPr>
+    </w:p>
+    <w:p>
+      <w:pPr>
+        <w:jc w:val="center"/>
+        <w:rPr>
+          <w:rFonts w:ascii="Arial" w:hAnsi="Arial" w:cs="Arial"/>
+          <w:sz w:val="28"/>
+          <w:szCs w:val="28"/>
+        </w:rPr>
+      </w:pPr>
+      <w:r>
+        <w:rPr>
+          <w:rFonts w:ascii="Arial" w:hAnsi="Arial" w:cs="Arial"/>
+          <w:sz w:val="28"/>
+          <w:szCs w:val="28"/>
+        </w:rPr>
+        <w:t>Supervisor: [Muhammad Iqbal]</w:t>
+      </w:r>
+    </w:p>
+    <w:p>
+      <w:pPr>
+        <w:rPr>
+          <w:rFonts w:asciiTheme="majorHAnsi" w:eastAsiaTheme="majorEastAsia" w:hAnsiTheme="majorHAnsi" w:cstheme="majorBidi"/>
+          <w:spacing w:val="-10"/>
+          <w:kern w:val="28"/>
+          <w:sz w:val="56"/>
+          <w:szCs w:val="56"/>
+        </w:rPr>
+      </w:pPr>
     </w:p>
     <w:sdt>
       <w:sdtPr>
+        <w:rPr>
+          <w:rFonts w:asciiTheme="minorHAnsi" w:eastAsiaTheme="minorHAnsi" w:hAnsiTheme="minorHAnsi" w:cstheme="minorBidi"/>
+          <w:color w:val="auto"/>
+          <w:kern w:val="2"/>
+          <w:sz w:val="24"/>
+          <w:szCs w:val="24"/>
+          <w:lang w:val="en-IE"/>
+          <w14:ligatures w14:val="standardContextual"/>
+        </w:rPr>
         <w:id w:val="1311909255"/>
         <w:docPartObj>
           <w:docPartGallery w:val="Table of Contents"/>
@@ -27,16 +365,9 @@
       </w:sdtPr>
       <w:sdtEndPr>
         <w:rPr>
-          <w:rFonts w:asciiTheme="minorHAnsi" w:eastAsiaTheme="minorHAnsi" w:hAnsiTheme="minorHAnsi" w:cstheme="minorBidi"/>
           <w:b/>
           <w:bCs/>
           <w:noProof/>
-          <w:color w:val="auto"/>
-          <w:kern w:val="2"/>
-          <w:sz w:val="24"/>
-          <w:szCs w:val="24"/>
-          <w:lang w:val="en-IE"/>
-          <w14:ligatures w14:val="standardContextual"/>
         </w:rPr>
       </w:sdtEndPr>
       <w:sdtContent>
@@ -49,6 +380,15 @@
           </w:r>
         </w:p>
         <w:p>
+          <w:pPr>
+            <w:pStyle w:val="TOC1"/>
+            <w:tabs>
+              <w:tab w:val="right" w:leader="dot" w:pos="9016"/>
+            </w:tabs>
+            <w:rPr>
+              <w:noProof/>
+            </w:rPr>
+          </w:pPr>
           <w:r>
             <w:fldChar w:fldCharType="begin"/>
           </w:r>
@@ -58,15 +398,1901 @@
           <w:r>
             <w:fldChar w:fldCharType="separate"/>
           </w:r>
-          <w:r>
+          <w:hyperlink w:anchor="_Toc231153644" w:history="1">
+            <w:r>
+              <w:rPr>
+                <w:rStyle w:val="Hyperlink"/>
+                <w:noProof/>
+              </w:rPr>
+              <w:t>Introduction</w:t>
+            </w:r>
+            <w:r>
+              <w:rPr>
+                <w:noProof/>
+                <w:webHidden/>
+              </w:rPr>
+              <w:tab/>
+            </w:r>
+            <w:r>
+              <w:rPr>
+                <w:noProof/>
+                <w:webHidden/>
+              </w:rPr>
+              <w:fldChar w:fldCharType="begin"/>
+            </w:r>
+            <w:r>
+              <w:rPr>
+                <w:noProof/>
+                <w:webHidden/>
+              </w:rPr>
+              <w:instrText xml:space="preserve"> PAGEREF _Toc231153644 \h </w:instrText>
+            </w:r>
+            <w:r>
+              <w:rPr>
+                <w:noProof/>
+                <w:webHidden/>
+              </w:rPr>
+            </w:r>
+            <w:r>
+              <w:rPr>
+                <w:noProof/>
+                <w:webHidden/>
+              </w:rPr>
+              <w:fldChar w:fldCharType="separate"/>
+            </w:r>
+            <w:r>
+              <w:rPr>
+                <w:noProof/>
+                <w:webHidden/>
+              </w:rPr>
+              <w:t>4</w:t>
+            </w:r>
+            <w:r>
+              <w:rPr>
+                <w:noProof/>
+                <w:webHidden/>
+              </w:rPr>
+              <w:fldChar w:fldCharType="end"/>
+            </w:r>
+          </w:hyperlink>
+        </w:p>
+        <w:p>
+          <w:pPr>
+            <w:pStyle w:val="TOC1"/>
+            <w:tabs>
+              <w:tab w:val="right" w:leader="dot" w:pos="9016"/>
+            </w:tabs>
             <w:rPr>
-              <w:b/>
-              <w:bCs/>
               <w:noProof/>
-              <w:lang w:val="en-US"/>
             </w:rPr>
-            <w:t>No table of contents entries found.</w:t>
-          </w:r>
+          </w:pPr>
+          <w:hyperlink w:anchor="_Toc231153645" w:history="1">
+            <w:r>
+              <w:rPr>
+                <w:rStyle w:val="Hyperlink"/>
+                <w:noProof/>
+              </w:rPr>
+              <w:t>1) Business Understanding</w:t>
+            </w:r>
+            <w:r>
+              <w:rPr>
+                <w:noProof/>
+                <w:webHidden/>
+              </w:rPr>
+              <w:tab/>
+            </w:r>
+            <w:r>
+              <w:rPr>
+                <w:noProof/>
+                <w:webHidden/>
+              </w:rPr>
+              <w:fldChar w:fldCharType="begin"/>
+            </w:r>
+            <w:r>
+              <w:rPr>
+                <w:noProof/>
+                <w:webHidden/>
+              </w:rPr>
+              <w:instrText xml:space="preserve"> PAGEREF _Toc231153645 \h </w:instrText>
+            </w:r>
+            <w:r>
+              <w:rPr>
+                <w:noProof/>
+                <w:webHidden/>
+              </w:rPr>
+            </w:r>
+            <w:r>
+              <w:rPr>
+                <w:noProof/>
+                <w:webHidden/>
+              </w:rPr>
+              <w:fldChar w:fldCharType="separate"/>
+            </w:r>
+            <w:r>
+              <w:rPr>
+                <w:noProof/>
+                <w:webHidden/>
+              </w:rPr>
+              <w:t>5</w:t>
+            </w:r>
+            <w:r>
+              <w:rPr>
+                <w:noProof/>
+                <w:webHidden/>
+              </w:rPr>
+              <w:fldChar w:fldCharType="end"/>
+            </w:r>
+          </w:hyperlink>
+        </w:p>
+        <w:p>
+          <w:pPr>
+            <w:pStyle w:val="TOC3"/>
+            <w:tabs>
+              <w:tab w:val="right" w:leader="dot" w:pos="9016"/>
+            </w:tabs>
+            <w:rPr>
+              <w:noProof/>
+            </w:rPr>
+          </w:pPr>
+          <w:hyperlink w:anchor="_Toc231153646" w:history="1">
+            <w:r>
+              <w:rPr>
+                <w:rStyle w:val="Hyperlink"/>
+                <w:noProof/>
+              </w:rPr>
+              <w:t>1.1 Business Objective</w:t>
+            </w:r>
+            <w:r>
+              <w:rPr>
+                <w:noProof/>
+                <w:webHidden/>
+              </w:rPr>
+              <w:tab/>
+            </w:r>
+            <w:r>
+              <w:rPr>
+                <w:noProof/>
+                <w:webHidden/>
+              </w:rPr>
+              <w:fldChar w:fldCharType="begin"/>
+            </w:r>
+            <w:r>
+              <w:rPr>
+                <w:noProof/>
+                <w:webHidden/>
+              </w:rPr>
+              <w:instrText xml:space="preserve"> PAGEREF _Toc231153646 \h </w:instrText>
+            </w:r>
+            <w:r>
+              <w:rPr>
+                <w:noProof/>
+                <w:webHidden/>
+              </w:rPr>
+            </w:r>
+            <w:r>
+              <w:rPr>
+                <w:noProof/>
+                <w:webHidden/>
+              </w:rPr>
+              <w:fldChar w:fldCharType="separate"/>
+            </w:r>
+            <w:r>
+              <w:rPr>
+                <w:noProof/>
+                <w:webHidden/>
+              </w:rPr>
+              <w:t>5</w:t>
+            </w:r>
+            <w:r>
+              <w:rPr>
+                <w:noProof/>
+                <w:webHidden/>
+              </w:rPr>
+              <w:fldChar w:fldCharType="end"/>
+            </w:r>
+          </w:hyperlink>
+        </w:p>
+        <w:p>
+          <w:pPr>
+            <w:pStyle w:val="TOC3"/>
+            <w:tabs>
+              <w:tab w:val="right" w:leader="dot" w:pos="9016"/>
+            </w:tabs>
+            <w:rPr>
+              <w:noProof/>
+            </w:rPr>
+          </w:pPr>
+          <w:hyperlink w:anchor="_Toc231153647" w:history="1">
+            <w:r>
+              <w:rPr>
+                <w:rStyle w:val="Hyperlink"/>
+                <w:noProof/>
+              </w:rPr>
+              <w:t>1.2 Assess situation</w:t>
+            </w:r>
+            <w:r>
+              <w:rPr>
+                <w:noProof/>
+                <w:webHidden/>
+              </w:rPr>
+              <w:tab/>
+            </w:r>
+            <w:r>
+              <w:rPr>
+                <w:noProof/>
+                <w:webHidden/>
+              </w:rPr>
+              <w:fldChar w:fldCharType="begin"/>
+            </w:r>
+            <w:r>
+              <w:rPr>
+                <w:noProof/>
+                <w:webHidden/>
+              </w:rPr>
+              <w:instrText xml:space="preserve"> PAGEREF _Toc231153647 \h </w:instrText>
+            </w:r>
+            <w:r>
+              <w:rPr>
+                <w:noProof/>
+                <w:webHidden/>
+              </w:rPr>
+            </w:r>
+            <w:r>
+              <w:rPr>
+                <w:noProof/>
+                <w:webHidden/>
+              </w:rPr>
+              <w:fldChar w:fldCharType="separate"/>
+            </w:r>
+            <w:r>
+              <w:rPr>
+                <w:noProof/>
+                <w:webHidden/>
+              </w:rPr>
+              <w:t>5</w:t>
+            </w:r>
+            <w:r>
+              <w:rPr>
+                <w:noProof/>
+                <w:webHidden/>
+              </w:rPr>
+              <w:fldChar w:fldCharType="end"/>
+            </w:r>
+          </w:hyperlink>
+        </w:p>
+        <w:p>
+          <w:pPr>
+            <w:pStyle w:val="TOC3"/>
+            <w:tabs>
+              <w:tab w:val="right" w:leader="dot" w:pos="9016"/>
+            </w:tabs>
+            <w:rPr>
+              <w:noProof/>
+            </w:rPr>
+          </w:pPr>
+          <w:hyperlink w:anchor="_Toc231153648" w:history="1">
+            <w:r>
+              <w:rPr>
+                <w:rStyle w:val="Hyperlink"/>
+                <w:noProof/>
+              </w:rPr>
+              <w:t>1.3 Data Mining Goal</w:t>
+            </w:r>
+            <w:r>
+              <w:rPr>
+                <w:noProof/>
+                <w:webHidden/>
+              </w:rPr>
+              <w:tab/>
+            </w:r>
+            <w:r>
+              <w:rPr>
+                <w:noProof/>
+                <w:webHidden/>
+              </w:rPr>
+              <w:fldChar w:fldCharType="begin"/>
+            </w:r>
+            <w:r>
+              <w:rPr>
+                <w:noProof/>
+                <w:webHidden/>
+              </w:rPr>
+              <w:instrText xml:space="preserve"> PAGEREF _Toc231153648 \h </w:instrText>
+            </w:r>
+            <w:r>
+              <w:rPr>
+                <w:noProof/>
+                <w:webHidden/>
+              </w:rPr>
+            </w:r>
+            <w:r>
+              <w:rPr>
+                <w:noProof/>
+                <w:webHidden/>
+              </w:rPr>
+              <w:fldChar w:fldCharType="separate"/>
+            </w:r>
+            <w:r>
+              <w:rPr>
+                <w:noProof/>
+                <w:webHidden/>
+              </w:rPr>
+              <w:t>7</w:t>
+            </w:r>
+            <w:r>
+              <w:rPr>
+                <w:noProof/>
+                <w:webHidden/>
+              </w:rPr>
+              <w:fldChar w:fldCharType="end"/>
+            </w:r>
+          </w:hyperlink>
+        </w:p>
+        <w:p>
+          <w:pPr>
+            <w:pStyle w:val="TOC3"/>
+            <w:tabs>
+              <w:tab w:val="right" w:leader="dot" w:pos="9016"/>
+            </w:tabs>
+            <w:rPr>
+              <w:noProof/>
+            </w:rPr>
+          </w:pPr>
+          <w:hyperlink w:anchor="_Toc231153649" w:history="1">
+            <w:r>
+              <w:rPr>
+                <w:rStyle w:val="Hyperlink"/>
+                <w:noProof/>
+              </w:rPr>
+              <w:t>1.4 Project plan</w:t>
+            </w:r>
+            <w:r>
+              <w:rPr>
+                <w:noProof/>
+                <w:webHidden/>
+              </w:rPr>
+              <w:tab/>
+            </w:r>
+            <w:r>
+              <w:rPr>
+                <w:noProof/>
+                <w:webHidden/>
+              </w:rPr>
+              <w:fldChar w:fldCharType="begin"/>
+            </w:r>
+            <w:r>
+              <w:rPr>
+                <w:noProof/>
+                <w:webHidden/>
+              </w:rPr>
+              <w:instrText xml:space="preserve"> PAGEREF _Toc231153649 \h </w:instrText>
+            </w:r>
+            <w:r>
+              <w:rPr>
+                <w:noProof/>
+                <w:webHidden/>
+              </w:rPr>
+            </w:r>
+            <w:r>
+              <w:rPr>
+                <w:noProof/>
+                <w:webHidden/>
+              </w:rPr>
+              <w:fldChar w:fldCharType="separate"/>
+            </w:r>
+            <w:r>
+              <w:rPr>
+                <w:noProof/>
+                <w:webHidden/>
+              </w:rPr>
+              <w:t>8</w:t>
+            </w:r>
+            <w:r>
+              <w:rPr>
+                <w:noProof/>
+                <w:webHidden/>
+              </w:rPr>
+              <w:fldChar w:fldCharType="end"/>
+            </w:r>
+          </w:hyperlink>
+        </w:p>
+        <w:p>
+          <w:pPr>
+            <w:pStyle w:val="TOC1"/>
+            <w:tabs>
+              <w:tab w:val="right" w:leader="dot" w:pos="9016"/>
+            </w:tabs>
+            <w:rPr>
+              <w:noProof/>
+            </w:rPr>
+          </w:pPr>
+          <w:hyperlink w:anchor="_Toc231153650" w:history="1">
+            <w:r>
+              <w:rPr>
+                <w:rStyle w:val="Hyperlink"/>
+                <w:noProof/>
+              </w:rPr>
+              <w:t>2) Data Understanding</w:t>
+            </w:r>
+            <w:r>
+              <w:rPr>
+                <w:noProof/>
+                <w:webHidden/>
+              </w:rPr>
+              <w:tab/>
+            </w:r>
+            <w:r>
+              <w:rPr>
+                <w:noProof/>
+                <w:webHidden/>
+              </w:rPr>
+              <w:fldChar w:fldCharType="begin"/>
+            </w:r>
+            <w:r>
+              <w:rPr>
+                <w:noProof/>
+                <w:webHidden/>
+              </w:rPr>
+              <w:instrText xml:space="preserve"> PAGEREF _Toc231153650 \h </w:instrText>
+            </w:r>
+            <w:r>
+              <w:rPr>
+                <w:noProof/>
+                <w:webHidden/>
+              </w:rPr>
+            </w:r>
+            <w:r>
+              <w:rPr>
+                <w:noProof/>
+                <w:webHidden/>
+              </w:rPr>
+              <w:fldChar w:fldCharType="separate"/>
+            </w:r>
+            <w:r>
+              <w:rPr>
+                <w:noProof/>
+                <w:webHidden/>
+              </w:rPr>
+              <w:t>9</w:t>
+            </w:r>
+            <w:r>
+              <w:rPr>
+                <w:noProof/>
+                <w:webHidden/>
+              </w:rPr>
+              <w:fldChar w:fldCharType="end"/>
+            </w:r>
+          </w:hyperlink>
+        </w:p>
+        <w:p>
+          <w:pPr>
+            <w:pStyle w:val="TOC3"/>
+            <w:tabs>
+              <w:tab w:val="right" w:leader="dot" w:pos="9016"/>
+            </w:tabs>
+            <w:rPr>
+              <w:noProof/>
+            </w:rPr>
+          </w:pPr>
+          <w:hyperlink w:anchor="_Toc231153651" w:history="1">
+            <w:r>
+              <w:rPr>
+                <w:rStyle w:val="Hyperlink"/>
+                <w:noProof/>
+              </w:rPr>
+              <w:t>2.1 Collect initial data</w:t>
+            </w:r>
+            <w:r>
+              <w:rPr>
+                <w:noProof/>
+                <w:webHidden/>
+              </w:rPr>
+              <w:tab/>
+            </w:r>
+            <w:r>
+              <w:rPr>
+                <w:noProof/>
+                <w:webHidden/>
+              </w:rPr>
+              <w:fldChar w:fldCharType="begin"/>
+            </w:r>
+            <w:r>
+              <w:rPr>
+                <w:noProof/>
+                <w:webHidden/>
+              </w:rPr>
+              <w:instrText xml:space="preserve"> PAGEREF _Toc231153651 \h </w:instrText>
+            </w:r>
+            <w:r>
+              <w:rPr>
+                <w:noProof/>
+                <w:webHidden/>
+              </w:rPr>
+            </w:r>
+            <w:r>
+              <w:rPr>
+                <w:noProof/>
+                <w:webHidden/>
+              </w:rPr>
+              <w:fldChar w:fldCharType="separate"/>
+            </w:r>
+            <w:r>
+              <w:rPr>
+                <w:noProof/>
+                <w:webHidden/>
+              </w:rPr>
+              <w:t>9</w:t>
+            </w:r>
+            <w:r>
+              <w:rPr>
+                <w:noProof/>
+                <w:webHidden/>
+              </w:rPr>
+              <w:fldChar w:fldCharType="end"/>
+            </w:r>
+          </w:hyperlink>
+        </w:p>
+        <w:p>
+          <w:pPr>
+            <w:pStyle w:val="TOC3"/>
+            <w:tabs>
+              <w:tab w:val="right" w:leader="dot" w:pos="9016"/>
+            </w:tabs>
+            <w:rPr>
+              <w:noProof/>
+            </w:rPr>
+          </w:pPr>
+          <w:hyperlink w:anchor="_Toc231153652" w:history="1">
+            <w:r>
+              <w:rPr>
+                <w:rStyle w:val="Hyperlink"/>
+                <w:noProof/>
+              </w:rPr>
+              <w:t>2.2 Describe data</w:t>
+            </w:r>
+            <w:r>
+              <w:rPr>
+                <w:noProof/>
+                <w:webHidden/>
+              </w:rPr>
+              <w:tab/>
+            </w:r>
+            <w:r>
+              <w:rPr>
+                <w:noProof/>
+                <w:webHidden/>
+              </w:rPr>
+              <w:fldChar w:fldCharType="begin"/>
+            </w:r>
+            <w:r>
+              <w:rPr>
+                <w:noProof/>
+                <w:webHidden/>
+              </w:rPr>
+              <w:instrText xml:space="preserve"> PAGEREF _Toc231153652 \h </w:instrText>
+            </w:r>
+            <w:r>
+              <w:rPr>
+                <w:noProof/>
+                <w:webHidden/>
+              </w:rPr>
+            </w:r>
+            <w:r>
+              <w:rPr>
+                <w:noProof/>
+                <w:webHidden/>
+              </w:rPr>
+              <w:fldChar w:fldCharType="separate"/>
+            </w:r>
+            <w:r>
+              <w:rPr>
+                <w:noProof/>
+                <w:webHidden/>
+              </w:rPr>
+              <w:t>10</w:t>
+            </w:r>
+            <w:r>
+              <w:rPr>
+                <w:noProof/>
+                <w:webHidden/>
+              </w:rPr>
+              <w:fldChar w:fldCharType="end"/>
+            </w:r>
+          </w:hyperlink>
+        </w:p>
+        <w:p>
+          <w:pPr>
+            <w:pStyle w:val="TOC3"/>
+            <w:tabs>
+              <w:tab w:val="right" w:leader="dot" w:pos="9016"/>
+            </w:tabs>
+            <w:rPr>
+              <w:noProof/>
+            </w:rPr>
+          </w:pPr>
+          <w:hyperlink w:anchor="_Toc231153653" w:history="1">
+            <w:r>
+              <w:rPr>
+                <w:rStyle w:val="Hyperlink"/>
+                <w:noProof/>
+              </w:rPr>
+              <w:t>2.3 Data Exploration</w:t>
+            </w:r>
+            <w:r>
+              <w:rPr>
+                <w:noProof/>
+                <w:webHidden/>
+              </w:rPr>
+              <w:tab/>
+            </w:r>
+            <w:r>
+              <w:rPr>
+                <w:noProof/>
+                <w:webHidden/>
+              </w:rPr>
+              <w:fldChar w:fldCharType="begin"/>
+            </w:r>
+            <w:r>
+              <w:rPr>
+                <w:noProof/>
+                <w:webHidden/>
+              </w:rPr>
+              <w:instrText xml:space="preserve"> PAGEREF _Toc231153653 \h </w:instrText>
+            </w:r>
+            <w:r>
+              <w:rPr>
+                <w:noProof/>
+                <w:webHidden/>
+              </w:rPr>
+            </w:r>
+            <w:r>
+              <w:rPr>
+                <w:noProof/>
+                <w:webHidden/>
+              </w:rPr>
+              <w:fldChar w:fldCharType="separate"/>
+            </w:r>
+            <w:r>
+              <w:rPr>
+                <w:noProof/>
+                <w:webHidden/>
+              </w:rPr>
+              <w:t>12</w:t>
+            </w:r>
+            <w:r>
+              <w:rPr>
+                <w:noProof/>
+                <w:webHidden/>
+              </w:rPr>
+              <w:fldChar w:fldCharType="end"/>
+            </w:r>
+          </w:hyperlink>
+        </w:p>
+        <w:p>
+          <w:pPr>
+            <w:pStyle w:val="TOC3"/>
+            <w:tabs>
+              <w:tab w:val="right" w:leader="dot" w:pos="9016"/>
+            </w:tabs>
+            <w:rPr>
+              <w:noProof/>
+            </w:rPr>
+          </w:pPr>
+          <w:hyperlink w:anchor="_Toc231153654" w:history="1">
+            <w:r>
+              <w:rPr>
+                <w:rStyle w:val="Hyperlink"/>
+                <w:noProof/>
+              </w:rPr>
+              <w:t>2.4 Verify data quality</w:t>
+            </w:r>
+            <w:r>
+              <w:rPr>
+                <w:noProof/>
+                <w:webHidden/>
+              </w:rPr>
+              <w:tab/>
+            </w:r>
+            <w:r>
+              <w:rPr>
+                <w:noProof/>
+                <w:webHidden/>
+              </w:rPr>
+              <w:fldChar w:fldCharType="begin"/>
+            </w:r>
+            <w:r>
+              <w:rPr>
+                <w:noProof/>
+                <w:webHidden/>
+              </w:rPr>
+              <w:instrText xml:space="preserve"> PAGEREF _Toc231153654 \h </w:instrText>
+            </w:r>
+            <w:r>
+              <w:rPr>
+                <w:noProof/>
+                <w:webHidden/>
+              </w:rPr>
+            </w:r>
+            <w:r>
+              <w:rPr>
+                <w:noProof/>
+                <w:webHidden/>
+              </w:rPr>
+              <w:fldChar w:fldCharType="separate"/>
+            </w:r>
+            <w:r>
+              <w:rPr>
+                <w:noProof/>
+                <w:webHidden/>
+              </w:rPr>
+              <w:t>16</w:t>
+            </w:r>
+            <w:r>
+              <w:rPr>
+                <w:noProof/>
+                <w:webHidden/>
+              </w:rPr>
+              <w:fldChar w:fldCharType="end"/>
+            </w:r>
+          </w:hyperlink>
+        </w:p>
+        <w:p>
+          <w:pPr>
+            <w:pStyle w:val="TOC1"/>
+            <w:tabs>
+              <w:tab w:val="right" w:leader="dot" w:pos="9016"/>
+            </w:tabs>
+            <w:rPr>
+              <w:noProof/>
+            </w:rPr>
+          </w:pPr>
+          <w:hyperlink w:anchor="_Toc231153655" w:history="1">
+            <w:r>
+              <w:rPr>
+                <w:rStyle w:val="Hyperlink"/>
+                <w:noProof/>
+              </w:rPr>
+              <w:t>3 Data preparation</w:t>
+            </w:r>
+            <w:r>
+              <w:rPr>
+                <w:noProof/>
+                <w:webHidden/>
+              </w:rPr>
+              <w:tab/>
+            </w:r>
+            <w:r>
+              <w:rPr>
+                <w:noProof/>
+                <w:webHidden/>
+              </w:rPr>
+              <w:fldChar w:fldCharType="begin"/>
+            </w:r>
+            <w:r>
+              <w:rPr>
+                <w:noProof/>
+                <w:webHidden/>
+              </w:rPr>
+              <w:instrText xml:space="preserve"> PAGEREF _Toc231153655 \h </w:instrText>
+            </w:r>
+            <w:r>
+              <w:rPr>
+                <w:noProof/>
+                <w:webHidden/>
+              </w:rPr>
+            </w:r>
+            <w:r>
+              <w:rPr>
+                <w:noProof/>
+                <w:webHidden/>
+              </w:rPr>
+              <w:fldChar w:fldCharType="separate"/>
+            </w:r>
+            <w:r>
+              <w:rPr>
+                <w:noProof/>
+                <w:webHidden/>
+              </w:rPr>
+              <w:t>18</w:t>
+            </w:r>
+            <w:r>
+              <w:rPr>
+                <w:noProof/>
+                <w:webHidden/>
+              </w:rPr>
+              <w:fldChar w:fldCharType="end"/>
+            </w:r>
+          </w:hyperlink>
+        </w:p>
+        <w:p>
+          <w:pPr>
+            <w:pStyle w:val="TOC3"/>
+            <w:tabs>
+              <w:tab w:val="right" w:leader="dot" w:pos="9016"/>
+            </w:tabs>
+            <w:rPr>
+              <w:noProof/>
+            </w:rPr>
+          </w:pPr>
+          <w:hyperlink w:anchor="_Toc231153656" w:history="1">
+            <w:r>
+              <w:rPr>
+                <w:rStyle w:val="Hyperlink"/>
+                <w:noProof/>
+              </w:rPr>
+              <w:t>3.1 Data cleaning report</w:t>
+            </w:r>
+            <w:r>
+              <w:rPr>
+                <w:noProof/>
+                <w:webHidden/>
+              </w:rPr>
+              <w:tab/>
+            </w:r>
+            <w:r>
+              <w:rPr>
+                <w:noProof/>
+                <w:webHidden/>
+              </w:rPr>
+              <w:fldChar w:fldCharType="begin"/>
+            </w:r>
+            <w:r>
+              <w:rPr>
+                <w:noProof/>
+                <w:webHidden/>
+              </w:rPr>
+              <w:instrText xml:space="preserve"> PAGEREF _Toc231153656 \h </w:instrText>
+            </w:r>
+            <w:r>
+              <w:rPr>
+                <w:noProof/>
+                <w:webHidden/>
+              </w:rPr>
+            </w:r>
+            <w:r>
+              <w:rPr>
+                <w:noProof/>
+                <w:webHidden/>
+              </w:rPr>
+              <w:fldChar w:fldCharType="separate"/>
+            </w:r>
+            <w:r>
+              <w:rPr>
+                <w:noProof/>
+                <w:webHidden/>
+              </w:rPr>
+              <w:t>18</w:t>
+            </w:r>
+            <w:r>
+              <w:rPr>
+                <w:noProof/>
+                <w:webHidden/>
+              </w:rPr>
+              <w:fldChar w:fldCharType="end"/>
+            </w:r>
+          </w:hyperlink>
+        </w:p>
+        <w:p>
+          <w:pPr>
+            <w:pStyle w:val="TOC3"/>
+            <w:tabs>
+              <w:tab w:val="right" w:leader="dot" w:pos="9016"/>
+            </w:tabs>
+            <w:rPr>
+              <w:noProof/>
+            </w:rPr>
+          </w:pPr>
+          <w:hyperlink w:anchor="_Toc231153657" w:history="1">
+            <w:r>
+              <w:rPr>
+                <w:rStyle w:val="Hyperlink"/>
+                <w:noProof/>
+              </w:rPr>
+              <w:t>3.2 Construct data</w:t>
+            </w:r>
+            <w:r>
+              <w:rPr>
+                <w:noProof/>
+                <w:webHidden/>
+              </w:rPr>
+              <w:tab/>
+            </w:r>
+            <w:r>
+              <w:rPr>
+                <w:noProof/>
+                <w:webHidden/>
+              </w:rPr>
+              <w:fldChar w:fldCharType="begin"/>
+            </w:r>
+            <w:r>
+              <w:rPr>
+                <w:noProof/>
+                <w:webHidden/>
+              </w:rPr>
+              <w:instrText xml:space="preserve"> PAGEREF _Toc231153657 \h </w:instrText>
+            </w:r>
+            <w:r>
+              <w:rPr>
+                <w:noProof/>
+                <w:webHidden/>
+              </w:rPr>
+            </w:r>
+            <w:r>
+              <w:rPr>
+                <w:noProof/>
+                <w:webHidden/>
+              </w:rPr>
+              <w:fldChar w:fldCharType="separate"/>
+            </w:r>
+            <w:r>
+              <w:rPr>
+                <w:noProof/>
+                <w:webHidden/>
+              </w:rPr>
+              <w:t>19</w:t>
+            </w:r>
+            <w:r>
+              <w:rPr>
+                <w:noProof/>
+                <w:webHidden/>
+              </w:rPr>
+              <w:fldChar w:fldCharType="end"/>
+            </w:r>
+          </w:hyperlink>
+        </w:p>
+        <w:p>
+          <w:pPr>
+            <w:pStyle w:val="TOC3"/>
+            <w:tabs>
+              <w:tab w:val="right" w:leader="dot" w:pos="9016"/>
+            </w:tabs>
+            <w:rPr>
+              <w:noProof/>
+            </w:rPr>
+          </w:pPr>
+          <w:hyperlink w:anchor="_Toc231153658" w:history="1">
+            <w:r>
+              <w:rPr>
+                <w:rStyle w:val="Hyperlink"/>
+                <w:noProof/>
+              </w:rPr>
+              <w:t>3.3. Integrated data</w:t>
+            </w:r>
+            <w:r>
+              <w:rPr>
+                <w:noProof/>
+                <w:webHidden/>
+              </w:rPr>
+              <w:tab/>
+            </w:r>
+            <w:r>
+              <w:rPr>
+                <w:noProof/>
+                <w:webHidden/>
+              </w:rPr>
+              <w:fldChar w:fldCharType="begin"/>
+            </w:r>
+            <w:r>
+              <w:rPr>
+                <w:noProof/>
+                <w:webHidden/>
+              </w:rPr>
+              <w:instrText xml:space="preserve"> PAGEREF _Toc231153658 \h </w:instrText>
+            </w:r>
+            <w:r>
+              <w:rPr>
+                <w:noProof/>
+                <w:webHidden/>
+              </w:rPr>
+            </w:r>
+            <w:r>
+              <w:rPr>
+                <w:noProof/>
+                <w:webHidden/>
+              </w:rPr>
+              <w:fldChar w:fldCharType="separate"/>
+            </w:r>
+            <w:r>
+              <w:rPr>
+                <w:noProof/>
+                <w:webHidden/>
+              </w:rPr>
+              <w:t>22</w:t>
+            </w:r>
+            <w:r>
+              <w:rPr>
+                <w:noProof/>
+                <w:webHidden/>
+              </w:rPr>
+              <w:fldChar w:fldCharType="end"/>
+            </w:r>
+          </w:hyperlink>
+        </w:p>
+        <w:p>
+          <w:pPr>
+            <w:pStyle w:val="TOC1"/>
+            <w:tabs>
+              <w:tab w:val="right" w:leader="dot" w:pos="9016"/>
+            </w:tabs>
+            <w:rPr>
+              <w:noProof/>
+            </w:rPr>
+          </w:pPr>
+          <w:hyperlink w:anchor="_Toc231153659" w:history="1">
+            <w:r>
+              <w:rPr>
+                <w:rStyle w:val="Hyperlink"/>
+                <w:noProof/>
+              </w:rPr>
+              <w:t>4 Modelling</w:t>
+            </w:r>
+            <w:r>
+              <w:rPr>
+                <w:noProof/>
+                <w:webHidden/>
+              </w:rPr>
+              <w:tab/>
+            </w:r>
+            <w:r>
+              <w:rPr>
+                <w:noProof/>
+                <w:webHidden/>
+              </w:rPr>
+              <w:fldChar w:fldCharType="begin"/>
+            </w:r>
+            <w:r>
+              <w:rPr>
+                <w:noProof/>
+                <w:webHidden/>
+              </w:rPr>
+              <w:instrText xml:space="preserve"> PAGEREF _Toc231153659 \h </w:instrText>
+            </w:r>
+            <w:r>
+              <w:rPr>
+                <w:noProof/>
+                <w:webHidden/>
+              </w:rPr>
+            </w:r>
+            <w:r>
+              <w:rPr>
+                <w:noProof/>
+                <w:webHidden/>
+              </w:rPr>
+              <w:fldChar w:fldCharType="separate"/>
+            </w:r>
+            <w:r>
+              <w:rPr>
+                <w:noProof/>
+                <w:webHidden/>
+              </w:rPr>
+              <w:t>22</w:t>
+            </w:r>
+            <w:r>
+              <w:rPr>
+                <w:noProof/>
+                <w:webHidden/>
+              </w:rPr>
+              <w:fldChar w:fldCharType="end"/>
+            </w:r>
+          </w:hyperlink>
+        </w:p>
+        <w:p>
+          <w:pPr>
+            <w:pStyle w:val="TOC3"/>
+            <w:tabs>
+              <w:tab w:val="right" w:leader="dot" w:pos="9016"/>
+            </w:tabs>
+            <w:rPr>
+              <w:noProof/>
+            </w:rPr>
+          </w:pPr>
+          <w:hyperlink w:anchor="_Toc231153660" w:history="1">
+            <w:r>
+              <w:rPr>
+                <w:rStyle w:val="Hyperlink"/>
+                <w:noProof/>
+              </w:rPr>
+              <w:t>4.1 Select modelling technique</w:t>
+            </w:r>
+            <w:r>
+              <w:rPr>
+                <w:noProof/>
+                <w:webHidden/>
+              </w:rPr>
+              <w:tab/>
+            </w:r>
+            <w:r>
+              <w:rPr>
+                <w:noProof/>
+                <w:webHidden/>
+              </w:rPr>
+              <w:fldChar w:fldCharType="begin"/>
+            </w:r>
+            <w:r>
+              <w:rPr>
+                <w:noProof/>
+                <w:webHidden/>
+              </w:rPr>
+              <w:instrText xml:space="preserve"> PAGEREF _Toc231153660 \h </w:instrText>
+            </w:r>
+            <w:r>
+              <w:rPr>
+                <w:noProof/>
+                <w:webHidden/>
+              </w:rPr>
+            </w:r>
+            <w:r>
+              <w:rPr>
+                <w:noProof/>
+                <w:webHidden/>
+              </w:rPr>
+              <w:fldChar w:fldCharType="separate"/>
+            </w:r>
+            <w:r>
+              <w:rPr>
+                <w:noProof/>
+                <w:webHidden/>
+              </w:rPr>
+              <w:t>22</w:t>
+            </w:r>
+            <w:r>
+              <w:rPr>
+                <w:noProof/>
+                <w:webHidden/>
+              </w:rPr>
+              <w:fldChar w:fldCharType="end"/>
+            </w:r>
+          </w:hyperlink>
+        </w:p>
+        <w:p>
+          <w:pPr>
+            <w:pStyle w:val="TOC3"/>
+            <w:tabs>
+              <w:tab w:val="right" w:leader="dot" w:pos="9016"/>
+            </w:tabs>
+            <w:rPr>
+              <w:noProof/>
+            </w:rPr>
+          </w:pPr>
+          <w:hyperlink w:anchor="_Toc231153661" w:history="1">
+            <w:r>
+              <w:rPr>
+                <w:rStyle w:val="Hyperlink"/>
+                <w:noProof/>
+              </w:rPr>
+              <w:t>4.2 Generate test design</w:t>
+            </w:r>
+            <w:r>
+              <w:rPr>
+                <w:noProof/>
+                <w:webHidden/>
+              </w:rPr>
+              <w:tab/>
+            </w:r>
+            <w:r>
+              <w:rPr>
+                <w:noProof/>
+                <w:webHidden/>
+              </w:rPr>
+              <w:fldChar w:fldCharType="begin"/>
+            </w:r>
+            <w:r>
+              <w:rPr>
+                <w:noProof/>
+                <w:webHidden/>
+              </w:rPr>
+              <w:instrText xml:space="preserve"> PAGEREF _Toc231153661 \h </w:instrText>
+            </w:r>
+            <w:r>
+              <w:rPr>
+                <w:noProof/>
+                <w:webHidden/>
+              </w:rPr>
+            </w:r>
+            <w:r>
+              <w:rPr>
+                <w:noProof/>
+                <w:webHidden/>
+              </w:rPr>
+              <w:fldChar w:fldCharType="separate"/>
+            </w:r>
+            <w:r>
+              <w:rPr>
+                <w:noProof/>
+                <w:webHidden/>
+              </w:rPr>
+              <w:t>23</w:t>
+            </w:r>
+            <w:r>
+              <w:rPr>
+                <w:noProof/>
+                <w:webHidden/>
+              </w:rPr>
+              <w:fldChar w:fldCharType="end"/>
+            </w:r>
+          </w:hyperlink>
+        </w:p>
+        <w:p>
+          <w:pPr>
+            <w:pStyle w:val="TOC3"/>
+            <w:tabs>
+              <w:tab w:val="right" w:leader="dot" w:pos="9016"/>
+            </w:tabs>
+            <w:rPr>
+              <w:noProof/>
+            </w:rPr>
+          </w:pPr>
+          <w:hyperlink w:anchor="_Toc231153662" w:history="1">
+            <w:r>
+              <w:rPr>
+                <w:rStyle w:val="Hyperlink"/>
+                <w:noProof/>
+              </w:rPr>
+              <w:t>4.3 Build model</w:t>
+            </w:r>
+            <w:r>
+              <w:rPr>
+                <w:noProof/>
+                <w:webHidden/>
+              </w:rPr>
+              <w:tab/>
+            </w:r>
+            <w:r>
+              <w:rPr>
+                <w:noProof/>
+                <w:webHidden/>
+              </w:rPr>
+              <w:fldChar w:fldCharType="begin"/>
+            </w:r>
+            <w:r>
+              <w:rPr>
+                <w:noProof/>
+                <w:webHidden/>
+              </w:rPr>
+              <w:instrText xml:space="preserve"> PAGEREF _Toc231153662 \h </w:instrText>
+            </w:r>
+            <w:r>
+              <w:rPr>
+                <w:noProof/>
+                <w:webHidden/>
+              </w:rPr>
+            </w:r>
+            <w:r>
+              <w:rPr>
+                <w:noProof/>
+                <w:webHidden/>
+              </w:rPr>
+              <w:fldChar w:fldCharType="separate"/>
+            </w:r>
+            <w:r>
+              <w:rPr>
+                <w:noProof/>
+                <w:webHidden/>
+              </w:rPr>
+              <w:t>24</w:t>
+            </w:r>
+            <w:r>
+              <w:rPr>
+                <w:noProof/>
+                <w:webHidden/>
+              </w:rPr>
+              <w:fldChar w:fldCharType="end"/>
+            </w:r>
+          </w:hyperlink>
+        </w:p>
+        <w:p>
+          <w:pPr>
+            <w:pStyle w:val="TOC3"/>
+            <w:tabs>
+              <w:tab w:val="right" w:leader="dot" w:pos="9016"/>
+            </w:tabs>
+            <w:rPr>
+              <w:noProof/>
+            </w:rPr>
+          </w:pPr>
+          <w:hyperlink w:anchor="_Toc231153663" w:history="1">
+            <w:r>
+              <w:rPr>
+                <w:rStyle w:val="Hyperlink"/>
+                <w:noProof/>
+              </w:rPr>
+              <w:t>4.4 Assess model</w:t>
+            </w:r>
+            <w:r>
+              <w:rPr>
+                <w:noProof/>
+                <w:webHidden/>
+              </w:rPr>
+              <w:tab/>
+            </w:r>
+            <w:r>
+              <w:rPr>
+                <w:noProof/>
+                <w:webHidden/>
+              </w:rPr>
+              <w:fldChar w:fldCharType="begin"/>
+            </w:r>
+            <w:r>
+              <w:rPr>
+                <w:noProof/>
+                <w:webHidden/>
+              </w:rPr>
+              <w:instrText xml:space="preserve"> PAGEREF _Toc231153663 \h </w:instrText>
+            </w:r>
+            <w:r>
+              <w:rPr>
+                <w:noProof/>
+                <w:webHidden/>
+              </w:rPr>
+            </w:r>
+            <w:r>
+              <w:rPr>
+                <w:noProof/>
+                <w:webHidden/>
+              </w:rPr>
+              <w:fldChar w:fldCharType="separate"/>
+            </w:r>
+            <w:r>
+              <w:rPr>
+                <w:noProof/>
+                <w:webHidden/>
+              </w:rPr>
+              <w:t>24</w:t>
+            </w:r>
+            <w:r>
+              <w:rPr>
+                <w:noProof/>
+                <w:webHidden/>
+              </w:rPr>
+              <w:fldChar w:fldCharType="end"/>
+            </w:r>
+          </w:hyperlink>
+        </w:p>
+        <w:p>
+          <w:pPr>
+            <w:pStyle w:val="TOC1"/>
+            <w:tabs>
+              <w:tab w:val="right" w:leader="dot" w:pos="9016"/>
+            </w:tabs>
+            <w:rPr>
+              <w:noProof/>
+            </w:rPr>
+          </w:pPr>
+          <w:hyperlink w:anchor="_Toc231153664" w:history="1">
+            <w:r>
+              <w:rPr>
+                <w:rStyle w:val="Hyperlink"/>
+                <w:noProof/>
+              </w:rPr>
+              <w:t>5 Evaluation</w:t>
+            </w:r>
+            <w:r>
+              <w:rPr>
+                <w:noProof/>
+                <w:webHidden/>
+              </w:rPr>
+              <w:tab/>
+            </w:r>
+            <w:r>
+              <w:rPr>
+                <w:noProof/>
+                <w:webHidden/>
+              </w:rPr>
+              <w:fldChar w:fldCharType="begin"/>
+            </w:r>
+            <w:r>
+              <w:rPr>
+                <w:noProof/>
+                <w:webHidden/>
+              </w:rPr>
+              <w:instrText xml:space="preserve"> PAGEREF _Toc231153664 \h </w:instrText>
+            </w:r>
+            <w:r>
+              <w:rPr>
+                <w:noProof/>
+                <w:webHidden/>
+              </w:rPr>
+            </w:r>
+            <w:r>
+              <w:rPr>
+                <w:noProof/>
+                <w:webHidden/>
+              </w:rPr>
+              <w:fldChar w:fldCharType="separate"/>
+            </w:r>
+            <w:r>
+              <w:rPr>
+                <w:noProof/>
+                <w:webHidden/>
+              </w:rPr>
+              <w:t>26</w:t>
+            </w:r>
+            <w:r>
+              <w:rPr>
+                <w:noProof/>
+                <w:webHidden/>
+              </w:rPr>
+              <w:fldChar w:fldCharType="end"/>
+            </w:r>
+          </w:hyperlink>
+        </w:p>
+        <w:p>
+          <w:pPr>
+            <w:pStyle w:val="TOC3"/>
+            <w:tabs>
+              <w:tab w:val="right" w:leader="dot" w:pos="9016"/>
+            </w:tabs>
+            <w:rPr>
+              <w:noProof/>
+            </w:rPr>
+          </w:pPr>
+          <w:hyperlink w:anchor="_Toc231153665" w:history="1">
+            <w:r>
+              <w:rPr>
+                <w:rStyle w:val="Hyperlink"/>
+                <w:noProof/>
+              </w:rPr>
+              <w:t>5.1 Evaluate results</w:t>
+            </w:r>
+            <w:r>
+              <w:rPr>
+                <w:noProof/>
+                <w:webHidden/>
+              </w:rPr>
+              <w:tab/>
+            </w:r>
+            <w:r>
+              <w:rPr>
+                <w:noProof/>
+                <w:webHidden/>
+              </w:rPr>
+              <w:fldChar w:fldCharType="begin"/>
+            </w:r>
+            <w:r>
+              <w:rPr>
+                <w:noProof/>
+                <w:webHidden/>
+              </w:rPr>
+              <w:instrText xml:space="preserve"> PAGEREF _Toc231153665 \h </w:instrText>
+            </w:r>
+            <w:r>
+              <w:rPr>
+                <w:noProof/>
+                <w:webHidden/>
+              </w:rPr>
+            </w:r>
+            <w:r>
+              <w:rPr>
+                <w:noProof/>
+                <w:webHidden/>
+              </w:rPr>
+              <w:fldChar w:fldCharType="separate"/>
+            </w:r>
+            <w:r>
+              <w:rPr>
+                <w:noProof/>
+                <w:webHidden/>
+              </w:rPr>
+              <w:t>26</w:t>
+            </w:r>
+            <w:r>
+              <w:rPr>
+                <w:noProof/>
+                <w:webHidden/>
+              </w:rPr>
+              <w:fldChar w:fldCharType="end"/>
+            </w:r>
+          </w:hyperlink>
+        </w:p>
+        <w:p>
+          <w:pPr>
+            <w:pStyle w:val="TOC3"/>
+            <w:tabs>
+              <w:tab w:val="right" w:leader="dot" w:pos="9016"/>
+            </w:tabs>
+            <w:rPr>
+              <w:noProof/>
+            </w:rPr>
+          </w:pPr>
+          <w:hyperlink w:anchor="_Toc231153666" w:history="1">
+            <w:r>
+              <w:rPr>
+                <w:rStyle w:val="Hyperlink"/>
+                <w:noProof/>
+              </w:rPr>
+              <w:t>5.2 Review process</w:t>
+            </w:r>
+            <w:r>
+              <w:rPr>
+                <w:noProof/>
+                <w:webHidden/>
+              </w:rPr>
+              <w:tab/>
+            </w:r>
+            <w:r>
+              <w:rPr>
+                <w:noProof/>
+                <w:webHidden/>
+              </w:rPr>
+              <w:fldChar w:fldCharType="begin"/>
+            </w:r>
+            <w:r>
+              <w:rPr>
+                <w:noProof/>
+                <w:webHidden/>
+              </w:rPr>
+              <w:instrText xml:space="preserve"> PAGEREF _Toc231153666 \h </w:instrText>
+            </w:r>
+            <w:r>
+              <w:rPr>
+                <w:noProof/>
+                <w:webHidden/>
+              </w:rPr>
+            </w:r>
+            <w:r>
+              <w:rPr>
+                <w:noProof/>
+                <w:webHidden/>
+              </w:rPr>
+              <w:fldChar w:fldCharType="separate"/>
+            </w:r>
+            <w:r>
+              <w:rPr>
+                <w:noProof/>
+                <w:webHidden/>
+              </w:rPr>
+              <w:t>29</w:t>
+            </w:r>
+            <w:r>
+              <w:rPr>
+                <w:noProof/>
+                <w:webHidden/>
+              </w:rPr>
+              <w:fldChar w:fldCharType="end"/>
+            </w:r>
+          </w:hyperlink>
+        </w:p>
+        <w:p>
+          <w:pPr>
+            <w:pStyle w:val="TOC3"/>
+            <w:tabs>
+              <w:tab w:val="right" w:leader="dot" w:pos="9016"/>
+            </w:tabs>
+            <w:rPr>
+              <w:noProof/>
+            </w:rPr>
+          </w:pPr>
+          <w:hyperlink w:anchor="_Toc231153667" w:history="1">
+            <w:r>
+              <w:rPr>
+                <w:rStyle w:val="Hyperlink"/>
+                <w:noProof/>
+              </w:rPr>
+              <w:t>5.3 Determine next steps</w:t>
+            </w:r>
+            <w:r>
+              <w:rPr>
+                <w:noProof/>
+                <w:webHidden/>
+              </w:rPr>
+              <w:tab/>
+            </w:r>
+            <w:r>
+              <w:rPr>
+                <w:noProof/>
+                <w:webHidden/>
+              </w:rPr>
+              <w:fldChar w:fldCharType="begin"/>
+            </w:r>
+            <w:r>
+              <w:rPr>
+                <w:noProof/>
+                <w:webHidden/>
+              </w:rPr>
+              <w:instrText xml:space="preserve"> PAGEREF _Toc231153667 \h </w:instrText>
+            </w:r>
+            <w:r>
+              <w:rPr>
+                <w:noProof/>
+                <w:webHidden/>
+              </w:rPr>
+            </w:r>
+            <w:r>
+              <w:rPr>
+                <w:noProof/>
+                <w:webHidden/>
+              </w:rPr>
+              <w:fldChar w:fldCharType="separate"/>
+            </w:r>
+            <w:r>
+              <w:rPr>
+                <w:noProof/>
+                <w:webHidden/>
+              </w:rPr>
+              <w:t>29</w:t>
+            </w:r>
+            <w:r>
+              <w:rPr>
+                <w:noProof/>
+                <w:webHidden/>
+              </w:rPr>
+              <w:fldChar w:fldCharType="end"/>
+            </w:r>
+          </w:hyperlink>
+        </w:p>
+        <w:p>
+          <w:pPr>
+            <w:pStyle w:val="TOC1"/>
+            <w:tabs>
+              <w:tab w:val="right" w:leader="dot" w:pos="9016"/>
+            </w:tabs>
+            <w:rPr>
+              <w:noProof/>
+            </w:rPr>
+          </w:pPr>
+          <w:hyperlink w:anchor="_Toc231153668" w:history="1">
+            <w:r>
+              <w:rPr>
+                <w:rStyle w:val="Hyperlink"/>
+                <w:noProof/>
+              </w:rPr>
+              <w:t>6 Deployment</w:t>
+            </w:r>
+            <w:r>
+              <w:rPr>
+                <w:noProof/>
+                <w:webHidden/>
+              </w:rPr>
+              <w:tab/>
+            </w:r>
+            <w:r>
+              <w:rPr>
+                <w:noProof/>
+                <w:webHidden/>
+              </w:rPr>
+              <w:fldChar w:fldCharType="begin"/>
+            </w:r>
+            <w:r>
+              <w:rPr>
+                <w:noProof/>
+                <w:webHidden/>
+              </w:rPr>
+              <w:instrText xml:space="preserve"> PAGEREF _Toc231153668 \h </w:instrText>
+            </w:r>
+            <w:r>
+              <w:rPr>
+                <w:noProof/>
+                <w:webHidden/>
+              </w:rPr>
+            </w:r>
+            <w:r>
+              <w:rPr>
+                <w:noProof/>
+                <w:webHidden/>
+              </w:rPr>
+              <w:fldChar w:fldCharType="separate"/>
+            </w:r>
+            <w:r>
+              <w:rPr>
+                <w:noProof/>
+                <w:webHidden/>
+              </w:rPr>
+              <w:t>30</w:t>
+            </w:r>
+            <w:r>
+              <w:rPr>
+                <w:noProof/>
+                <w:webHidden/>
+              </w:rPr>
+              <w:fldChar w:fldCharType="end"/>
+            </w:r>
+          </w:hyperlink>
+        </w:p>
+        <w:p>
+          <w:pPr>
+            <w:pStyle w:val="TOC3"/>
+            <w:tabs>
+              <w:tab w:val="right" w:leader="dot" w:pos="9016"/>
+            </w:tabs>
+            <w:rPr>
+              <w:noProof/>
+            </w:rPr>
+          </w:pPr>
+          <w:hyperlink w:anchor="_Toc231153669" w:history="1">
+            <w:r>
+              <w:rPr>
+                <w:rStyle w:val="Hyperlink"/>
+                <w:noProof/>
+              </w:rPr>
+              <w:t>6.1 Plan deployment</w:t>
+            </w:r>
+            <w:r>
+              <w:rPr>
+                <w:noProof/>
+                <w:webHidden/>
+              </w:rPr>
+              <w:tab/>
+            </w:r>
+            <w:r>
+              <w:rPr>
+                <w:noProof/>
+                <w:webHidden/>
+              </w:rPr>
+              <w:fldChar w:fldCharType="begin"/>
+            </w:r>
+            <w:r>
+              <w:rPr>
+                <w:noProof/>
+                <w:webHidden/>
+              </w:rPr>
+              <w:instrText xml:space="preserve"> PAGEREF _Toc231153669 \h </w:instrText>
+            </w:r>
+            <w:r>
+              <w:rPr>
+                <w:noProof/>
+                <w:webHidden/>
+              </w:rPr>
+            </w:r>
+            <w:r>
+              <w:rPr>
+                <w:noProof/>
+                <w:webHidden/>
+              </w:rPr>
+              <w:fldChar w:fldCharType="separate"/>
+            </w:r>
+            <w:r>
+              <w:rPr>
+                <w:noProof/>
+                <w:webHidden/>
+              </w:rPr>
+              <w:t>30</w:t>
+            </w:r>
+            <w:r>
+              <w:rPr>
+                <w:noProof/>
+                <w:webHidden/>
+              </w:rPr>
+              <w:fldChar w:fldCharType="end"/>
+            </w:r>
+          </w:hyperlink>
+        </w:p>
+        <w:p>
+          <w:pPr>
+            <w:pStyle w:val="TOC3"/>
+            <w:tabs>
+              <w:tab w:val="right" w:leader="dot" w:pos="9016"/>
+            </w:tabs>
+            <w:rPr>
+              <w:noProof/>
+            </w:rPr>
+          </w:pPr>
+          <w:hyperlink w:anchor="_Toc231153670" w:history="1">
+            <w:r>
+              <w:rPr>
+                <w:rStyle w:val="Hyperlink"/>
+                <w:noProof/>
+              </w:rPr>
+              <w:t>6.2 Plan monitoring and maintenance</w:t>
+            </w:r>
+            <w:r>
+              <w:rPr>
+                <w:noProof/>
+                <w:webHidden/>
+              </w:rPr>
+              <w:tab/>
+            </w:r>
+            <w:r>
+              <w:rPr>
+                <w:noProof/>
+                <w:webHidden/>
+              </w:rPr>
+              <w:fldChar w:fldCharType="begin"/>
+            </w:r>
+            <w:r>
+              <w:rPr>
+                <w:noProof/>
+                <w:webHidden/>
+              </w:rPr>
+              <w:instrText xml:space="preserve"> PAGEREF _Toc231153670 \h </w:instrText>
+            </w:r>
+            <w:r>
+              <w:rPr>
+                <w:noProof/>
+                <w:webHidden/>
+              </w:rPr>
+            </w:r>
+            <w:r>
+              <w:rPr>
+                <w:noProof/>
+                <w:webHidden/>
+              </w:rPr>
+              <w:fldChar w:fldCharType="separate"/>
+            </w:r>
+            <w:r>
+              <w:rPr>
+                <w:noProof/>
+                <w:webHidden/>
+              </w:rPr>
+              <w:t>30</w:t>
+            </w:r>
+            <w:r>
+              <w:rPr>
+                <w:noProof/>
+                <w:webHidden/>
+              </w:rPr>
+              <w:fldChar w:fldCharType="end"/>
+            </w:r>
+          </w:hyperlink>
+        </w:p>
+        <w:p>
+          <w:pPr>
+            <w:pStyle w:val="TOC3"/>
+            <w:tabs>
+              <w:tab w:val="right" w:leader="dot" w:pos="9016"/>
+            </w:tabs>
+            <w:rPr>
+              <w:noProof/>
+            </w:rPr>
+          </w:pPr>
+          <w:hyperlink w:anchor="_Toc231153671" w:history="1">
+            <w:r>
+              <w:rPr>
+                <w:rStyle w:val="Hyperlink"/>
+                <w:noProof/>
+              </w:rPr>
+              <w:t>6.3 Conclusions</w:t>
+            </w:r>
+            <w:r>
+              <w:rPr>
+                <w:noProof/>
+                <w:webHidden/>
+              </w:rPr>
+              <w:tab/>
+            </w:r>
+            <w:r>
+              <w:rPr>
+                <w:noProof/>
+                <w:webHidden/>
+              </w:rPr>
+              <w:fldChar w:fldCharType="begin"/>
+            </w:r>
+            <w:r>
+              <w:rPr>
+                <w:noProof/>
+                <w:webHidden/>
+              </w:rPr>
+              <w:instrText xml:space="preserve"> PAGEREF _Toc231153671 \h </w:instrText>
+            </w:r>
+            <w:r>
+              <w:rPr>
+                <w:noProof/>
+                <w:webHidden/>
+              </w:rPr>
+            </w:r>
+            <w:r>
+              <w:rPr>
+                <w:noProof/>
+                <w:webHidden/>
+              </w:rPr>
+              <w:fldChar w:fldCharType="separate"/>
+            </w:r>
+            <w:r>
+              <w:rPr>
+                <w:noProof/>
+                <w:webHidden/>
+              </w:rPr>
+              <w:t>31</w:t>
+            </w:r>
+            <w:r>
+              <w:rPr>
+                <w:noProof/>
+                <w:webHidden/>
+              </w:rPr>
+              <w:fldChar w:fldCharType="end"/>
+            </w:r>
+          </w:hyperlink>
+        </w:p>
+        <w:p>
           <w:r>
             <w:rPr>
               <w:b/>
@@ -80,324 +2306,322 @@
     </w:sdt>
     <w:p>
       <w:pPr>
-        <w:rPr>
-          <w:sz w:val="96"/>
-          <w:szCs w:val="96"/>
-        </w:rPr>
-      </w:pPr>
-      <w:r>
-        <w:rPr>
-          <w:sz w:val="96"/>
-          <w:szCs w:val="96"/>
-        </w:rPr>
+        <w:pStyle w:val="Title"/>
+      </w:pPr>
+      <w:bookmarkStart w:id="0" w:name="_Toc231153644"/>
+      <w:r>
+        <w:lastRenderedPageBreak/>
+        <w:t>CRISP: Hotel Staffing Optimisation Using Random Forest Regression</w:t>
+      </w:r>
+    </w:p>
+    <w:p>
+      <w:pPr>
+        <w:pStyle w:val="Heading1"/>
+      </w:pPr>
+    </w:p>
+    <w:p>
+      <w:pPr>
+        <w:pStyle w:val="Heading1"/>
+      </w:pPr>
+      <w:r>
+        <w:t>Introduction</w:t>
+      </w:r>
+      <w:bookmarkEnd w:id="0"/>
+    </w:p>
+    <w:p>
+      <w:r>
+        <w:t xml:space="preserve">This report demonstrates </w:t>
+      </w:r>
+      <w:r>
+        <w:t xml:space="preserve">the process of a machine learning solution designed to optimise daily staff needed for an </w:t>
+      </w:r>
+      <w:r>
+        <w:t>hotel located in Glasnevin Dublin, Ireland. The</w:t>
+      </w:r>
+      <w:r>
+        <w:t xml:space="preserve"> </w:t>
+      </w:r>
+      <w:r>
+        <w:t xml:space="preserve">core objective is to build </w:t>
+      </w:r>
+      <w:r>
+        <w:t xml:space="preserve">a machine learning model capable of learn from </w:t>
+      </w:r>
+      <w:r>
+        <w:t>past events such events in the city, weather patterns and past occupancy, to predict the volume of guest</w:t>
+      </w:r>
+      <w:r>
+        <w:t>s the hotel will receive and based on that, determine the number of staff needed to work</w:t>
+      </w:r>
+      <w:r>
+        <w:t xml:space="preserve">. </w:t>
+      </w:r>
+    </w:p>
+    <w:p>
+      <w:r>
+        <w:t>In this process were involved t</w:t>
+      </w:r>
+      <w:r>
+        <w:t>hree data sets</w:t>
+      </w:r>
+      <w:r>
+        <w:t xml:space="preserve"> </w:t>
+      </w:r>
+      <w:r>
+        <w:t>that</w:t>
+      </w:r>
+      <w:r>
+        <w:t xml:space="preserve"> combined to feed a Random Forest model</w:t>
+      </w:r>
+      <w:r>
+        <w:t xml:space="preserve"> and provided a positive prediction </w:t>
+      </w:r>
+      <w:r>
+        <w:t xml:space="preserve">to prevent overstaffing and understaffing. </w:t>
+      </w:r>
+    </w:p>
+    <w:p>
+      <w:r>
+        <w:t xml:space="preserve">The project follows the CHRISP ( Cross Industry Standard Process for Data </w:t>
+      </w:r>
+      <w:r>
+        <w:t>Mining )</w:t>
+      </w:r>
+      <w:r>
+        <w:t>, t</w:t>
+      </w:r>
+      <w:r>
+        <w:t>h</w:t>
+      </w:r>
+      <w:r>
+        <w:t xml:space="preserve">e six stages covered in this report are: Business understanding, Data Understanding Data preparation, Modelling, Evaluation and Deployment. </w:t>
+      </w:r>
+    </w:p>
+    <w:p>
+      <w:pPr>
+        <w:rPr>
+          <w:i/>
+          <w:iCs/>
+        </w:rPr>
+      </w:pPr>
+      <w:r>
+        <w:rPr>
+          <w:i/>
+          <w:iCs/>
+        </w:rPr>
+        <w:t>Back</w:t>
+      </w:r>
+      <w:r>
+        <w:rPr>
+          <w:i/>
+          <w:iCs/>
+        </w:rPr>
+        <w:t>ground</w:t>
+      </w:r>
+    </w:p>
+    <w:p>
+      <w:r>
+        <w:t>Dublin is</w:t>
+      </w:r>
+      <w:r>
+        <w:t xml:space="preserve"> a very dynamic city, </w:t>
+      </w:r>
+      <w:r>
+        <w:t>it attrac</w:t>
+      </w:r>
+      <w:r>
+        <w:t>ts numerous tourists annually</w:t>
+      </w:r>
+      <w:r>
+        <w:t xml:space="preserve"> due important events and concerts. I</w:t>
+      </w:r>
+      <w:r>
+        <w:t xml:space="preserve">t is also a very important city for conferences, and </w:t>
+      </w:r>
+      <w:r>
+        <w:t>business-related</w:t>
+      </w:r>
+      <w:r>
+        <w:t xml:space="preserve"> meetings along all the year. </w:t>
+      </w:r>
+      <w:r>
+        <w:t xml:space="preserve">For and hotel operating in this environment and </w:t>
+      </w:r>
+      <w:r>
+        <w:t xml:space="preserve">location, predictions can </w:t>
+      </w:r>
+      <w:r>
+        <w:t>change the game</w:t>
+      </w:r>
+      <w:r>
+        <w:t xml:space="preserve">, since determine </w:t>
+      </w:r>
+      <w:r>
+        <w:t xml:space="preserve">how many </w:t>
+      </w:r>
+      <w:r>
+        <w:t>staff may be needed each day see</w:t>
+      </w:r>
+      <w:r>
+        <w:t xml:space="preserve">ms to be </w:t>
+      </w:r>
+      <w:r>
+        <w:t xml:space="preserve"> </w:t>
+      </w:r>
+      <w:r>
+        <w:t>a challenge for medium/small hotels</w:t>
+      </w:r>
+      <w:r>
+        <w:t xml:space="preserve">. </w:t>
+      </w:r>
+    </w:p>
+    <w:p>
+      <w:r>
+        <w:t xml:space="preserve">This project aims to avoid </w:t>
+      </w:r>
+      <w:r>
+        <w:t xml:space="preserve">that managers rely on guesses or intuition to </w:t>
+      </w:r>
+      <w:r>
+        <w:t xml:space="preserve">make decisions that can affect staff and guests. </w:t>
+      </w:r>
+      <w:r>
+        <w:t xml:space="preserve">When a hotel </w:t>
+      </w:r>
+      <w:r>
+        <w:t>understaffs</w:t>
+      </w:r>
+      <w:r>
+        <w:t xml:space="preserve">, </w:t>
+      </w:r>
+      <w:r>
+        <w:t xml:space="preserve">the staff </w:t>
+      </w:r>
+      <w:r>
+        <w:t>works under</w:t>
+      </w:r>
+      <w:r>
+        <w:t xml:space="preserve"> pression, offering poor customer service</w:t>
+      </w:r>
+      <w:r>
+        <w:t xml:space="preserve"> and questionable performance</w:t>
+      </w:r>
+      <w:r>
+        <w:t>. W</w:t>
+      </w:r>
+      <w:r>
+        <w:t xml:space="preserve">hen an hotel </w:t>
+      </w:r>
+      <w:r>
+        <w:t>overstaffs</w:t>
+      </w:r>
+      <w:r>
+        <w:t>, the staff get paid for hours that</w:t>
+      </w:r>
+      <w:r>
+        <w:t xml:space="preserve"> were not neede</w:t>
+      </w:r>
+      <w:r>
+        <w:t xml:space="preserve">d, increasing the hotel costs, and </w:t>
+      </w:r>
+      <w:r>
+        <w:t>pushing the managers to take last minute actions like cut hours</w:t>
+      </w:r>
+      <w:r>
+        <w:t xml:space="preserve">, which </w:t>
+      </w:r>
+      <w:r>
+        <w:t xml:space="preserve">also </w:t>
+      </w:r>
+      <w:r>
+        <w:t xml:space="preserve">ends on a bad experience of the staff. </w:t>
+      </w:r>
+    </w:p>
+    <w:p/>
+    <w:p>
+      <w:pPr>
+        <w:rPr>
+          <w:rFonts w:asciiTheme="majorHAnsi" w:eastAsiaTheme="majorEastAsia" w:hAnsiTheme="majorHAnsi" w:cstheme="majorBidi"/>
+          <w:color w:val="0F4761" w:themeColor="accent1" w:themeShade="BF"/>
+          <w:sz w:val="40"/>
+          <w:szCs w:val="40"/>
+        </w:rPr>
+      </w:pPr>
+      <w:r>
         <w:br w:type="page"/>
       </w:r>
     </w:p>
     <w:p>
       <w:pPr>
-        <w:rPr>
-          <w:sz w:val="96"/>
-          <w:szCs w:val="96"/>
-        </w:rPr>
-      </w:pPr>
-    </w:p>
-    <w:p>
-      <w:pPr>
         <w:pStyle w:val="Heading1"/>
       </w:pPr>
-      <w:r>
-        <w:br w:type="page"/>
-      </w:r>
+      <w:bookmarkStart w:id="1" w:name="_Toc231153645"/>
       <w:r>
         <w:lastRenderedPageBreak/>
-        <w:t>Introduction</w:t>
-      </w:r>
-    </w:p>
-    <w:p>
-      <w:r>
-        <w:t xml:space="preserve">This report demonstrates </w:t>
-      </w:r>
-      <w:r>
-        <w:t xml:space="preserve">the process of a machine learning solution designed to optimise daily staff needed for an </w:t>
-      </w:r>
-      <w:r>
-        <w:t>hotel located in Glasnevin Dublin, Ireland. The</w:t>
+        <w:t>1) Business Understanding</w:t>
+      </w:r>
+      <w:bookmarkEnd w:id="1"/>
+    </w:p>
+    <w:p/>
+    <w:p>
+      <w:pPr>
+        <w:pStyle w:val="Heading3"/>
+      </w:pPr>
+      <w:bookmarkStart w:id="2" w:name="_Toc231153646"/>
+      <w:r>
+        <w:t>1.</w:t>
+      </w:r>
+      <w:r>
+        <w:t>1</w:t>
+      </w:r>
+      <w:r>
+        <w:t xml:space="preserve"> Business Objective</w:t>
+      </w:r>
+      <w:bookmarkEnd w:id="2"/>
+    </w:p>
+    <w:p>
+      <w:r>
+        <w:t>The primary objective is to reduce costs</w:t>
+      </w:r>
+      <w:r>
+        <w:t xml:space="preserve"> by reducing</w:t>
+      </w:r>
+      <w:r>
+        <w:t xml:space="preserve"> overstaff and increment </w:t>
+      </w:r>
+      <w:r>
+        <w:t xml:space="preserve">the client experience by </w:t>
+      </w:r>
+      <w:r>
+        <w:t>avoid understaffing</w:t>
+      </w:r>
+      <w:r>
+        <w:t xml:space="preserve">. This can be achieved by </w:t>
+      </w:r>
+      <w:r>
+        <w:t xml:space="preserve">using </w:t>
+      </w:r>
+      <w:r>
+        <w:t xml:space="preserve">a </w:t>
+      </w:r>
+      <w:r>
+        <w:t>nonlinear machine learning</w:t>
+      </w:r>
+      <w:r>
+        <w:t xml:space="preserve"> model </w:t>
+      </w:r>
+      <w:r>
+        <w:t xml:space="preserve">that can be feed </w:t>
+      </w:r>
+      <w:r>
+        <w:t xml:space="preserve">with data like weather, local and national events, and historical data that can </w:t>
+      </w:r>
+      <w:r>
+        <w:t>led to a final prediction.</w:t>
       </w:r>
       <w:r>
         <w:t xml:space="preserve"> </w:t>
       </w:r>
-      <w:r>
-        <w:t xml:space="preserve">core objective is to build </w:t>
-      </w:r>
-      <w:r>
-        <w:t xml:space="preserve">a machine learning model capable of learn from </w:t>
-      </w:r>
-      <w:r>
-        <w:t>past events such events in the city, weather patterns and past occupancy, to predict the volume of guest</w:t>
-      </w:r>
-      <w:r>
-        <w:t>s the hotel will receive and based on that, determine the number of staff needed to work</w:t>
-      </w:r>
-      <w:r>
-        <w:t xml:space="preserve">. </w:t>
-      </w:r>
-    </w:p>
-    <w:p>
-      <w:r>
-        <w:t>In this process were involved t</w:t>
-      </w:r>
-      <w:r>
-        <w:t>hree data sets</w:t>
-      </w:r>
-      <w:r>
-        <w:t xml:space="preserve"> </w:t>
-      </w:r>
-      <w:r>
-        <w:t>that</w:t>
-      </w:r>
-      <w:r>
-        <w:t xml:space="preserve"> combined to feed a Random Forest model</w:t>
-      </w:r>
-      <w:r>
-        <w:t xml:space="preserve"> and provided a positive prediction </w:t>
-      </w:r>
-      <w:r>
-        <w:t xml:space="preserve">to prevent overstaffing and understaffing. </w:t>
-      </w:r>
-    </w:p>
-    <w:p>
-      <w:r>
-        <w:t xml:space="preserve">The project follows the CHRISP ( Cross Industry Standard Process for Data </w:t>
-      </w:r>
-      <w:r>
-        <w:t>Mining )</w:t>
-      </w:r>
-      <w:r>
-        <w:t>, t</w:t>
-      </w:r>
-      <w:r>
-        <w:t>h</w:t>
-      </w:r>
-      <w:r>
-        <w:t xml:space="preserve">e six stages covered in this report are: Business understanding, Data Understanding Data preparation, Modelling, Evaluation and Deployment. </w:t>
-      </w:r>
-    </w:p>
-    <w:p>
-      <w:pPr>
-        <w:rPr>
-          <w:b/>
-          <w:bCs/>
-        </w:rPr>
-      </w:pPr>
-      <w:r>
-        <w:rPr>
-          <w:b/>
-          <w:bCs/>
-        </w:rPr>
-        <w:t>Back</w:t>
-      </w:r>
-      <w:r>
-        <w:rPr>
-          <w:b/>
-          <w:bCs/>
-        </w:rPr>
-        <w:t>ground</w:t>
-      </w:r>
-    </w:p>
-    <w:p>
-      <w:r>
-        <w:t>Dublin is</w:t>
-      </w:r>
-      <w:r>
-        <w:t xml:space="preserve"> a very dynamic city, </w:t>
-      </w:r>
-      <w:r>
-        <w:t>it attrac</w:t>
-      </w:r>
-      <w:r>
-        <w:t>ts numerous tourists annually</w:t>
-      </w:r>
-      <w:r>
-        <w:t xml:space="preserve"> due important events and concerts. I</w:t>
-      </w:r>
-      <w:r>
-        <w:t xml:space="preserve">t is also a very important city for conferences, and </w:t>
-      </w:r>
-      <w:r>
-        <w:t>business-related</w:t>
-      </w:r>
-      <w:r>
-        <w:t xml:space="preserve"> meetings along all the year. </w:t>
-      </w:r>
-      <w:r>
-        <w:t xml:space="preserve">For and hotel operating in this environment and </w:t>
-      </w:r>
-      <w:r>
-        <w:t xml:space="preserve">location, predictions can </w:t>
-      </w:r>
-      <w:r>
-        <w:t>change the game</w:t>
-      </w:r>
-      <w:r>
-        <w:t xml:space="preserve">, since determine </w:t>
-      </w:r>
-      <w:r>
-        <w:t xml:space="preserve">how many </w:t>
-      </w:r>
-      <w:r>
-        <w:t>staff may be needed each day see</w:t>
-      </w:r>
-      <w:r>
-        <w:t xml:space="preserve">ms to be </w:t>
-      </w:r>
-      <w:r>
-        <w:t xml:space="preserve"> </w:t>
-      </w:r>
-      <w:r>
-        <w:t>a challenge for medium/small hotels</w:t>
-      </w:r>
-      <w:r>
-        <w:t xml:space="preserve">. </w:t>
-      </w:r>
-    </w:p>
-    <w:p>
-      <w:r>
-        <w:t xml:space="preserve">This project aims to avoid </w:t>
-      </w:r>
-      <w:r>
-        <w:t xml:space="preserve">that managers rely on guesses or intuition to </w:t>
-      </w:r>
-      <w:r>
-        <w:t xml:space="preserve">make decisions that can affect staff and guests. </w:t>
-      </w:r>
-      <w:r>
-        <w:t xml:space="preserve">When a hotel </w:t>
-      </w:r>
-      <w:r>
-        <w:t>understaffs</w:t>
-      </w:r>
-      <w:r>
-        <w:t xml:space="preserve">, </w:t>
-      </w:r>
-      <w:r>
-        <w:t xml:space="preserve">the staff </w:t>
-      </w:r>
-      <w:r>
-        <w:t>works under</w:t>
-      </w:r>
-      <w:r>
-        <w:t xml:space="preserve"> pression, offering poor customer service</w:t>
-      </w:r>
-      <w:r>
-        <w:t xml:space="preserve"> and questionable performance</w:t>
-      </w:r>
-      <w:r>
-        <w:t>. W</w:t>
-      </w:r>
-      <w:r>
-        <w:t xml:space="preserve">hen an hotel </w:t>
-      </w:r>
-      <w:r>
-        <w:t>overstaffs</w:t>
-      </w:r>
-      <w:r>
-        <w:t>, the staff get paid for hours that</w:t>
-      </w:r>
-      <w:r>
-        <w:t xml:space="preserve"> were not neede</w:t>
-      </w:r>
-      <w:r>
-        <w:t xml:space="preserve">d, increasing the hotel costs, and </w:t>
-      </w:r>
-      <w:r>
-        <w:t>pushing the managers to take last minute actions like cut hours</w:t>
-      </w:r>
-      <w:r>
-        <w:t xml:space="preserve">, which </w:t>
-      </w:r>
-      <w:r>
-        <w:t xml:space="preserve">also </w:t>
-      </w:r>
-      <w:r>
-        <w:t xml:space="preserve">ends on a bad experience of the staff. </w:t>
-      </w:r>
-    </w:p>
-    <w:p/>
-    <w:p>
-      <w:pPr>
-        <w:pStyle w:val="Heading1"/>
-      </w:pPr>
-      <w:r>
-        <w:t>1) Business Understanding</w:t>
-      </w:r>
-    </w:p>
-    <w:p/>
-    <w:p>
-      <w:r>
-        <w:rPr>
-          <w:b/>
-          <w:bCs/>
-        </w:rPr>
-        <w:t>1.</w:t>
-      </w:r>
-      <w:r>
-        <w:rPr>
-          <w:b/>
-          <w:bCs/>
-        </w:rPr>
-        <w:t>1</w:t>
-      </w:r>
-      <w:r>
-        <w:rPr>
-          <w:b/>
-          <w:bCs/>
-        </w:rPr>
-        <w:t xml:space="preserve"> Business Objective</w:t>
-      </w:r>
-    </w:p>
-    <w:p>
-      <w:r>
-        <w:t>The primary objective is to reduce costs</w:t>
-      </w:r>
-      <w:r>
-        <w:t xml:space="preserve"> by reducing</w:t>
-      </w:r>
-      <w:r>
-        <w:t xml:space="preserve"> overstaff and increment </w:t>
-      </w:r>
-      <w:r>
-        <w:t xml:space="preserve">the client experience by </w:t>
-      </w:r>
-      <w:r>
-        <w:t>avoid understaffing</w:t>
-      </w:r>
-      <w:r>
-        <w:t xml:space="preserve">. This can be achieved by </w:t>
-      </w:r>
-      <w:r>
-        <w:t xml:space="preserve">using </w:t>
-      </w:r>
-      <w:r>
-        <w:t xml:space="preserve">a </w:t>
-      </w:r>
-      <w:r>
-        <w:t>nonlinear machine learning</w:t>
-      </w:r>
-      <w:r>
-        <w:t xml:space="preserve"> model </w:t>
-      </w:r>
-      <w:r>
-        <w:t xml:space="preserve">that can be feed </w:t>
-      </w:r>
-      <w:r>
-        <w:t xml:space="preserve">with data like weather, local and national events, and historical data that can </w:t>
-      </w:r>
-      <w:r>
-        <w:t>led to a final prediction.</w:t>
-      </w:r>
-      <w:r>
-        <w:t xml:space="preserve"> </w:t>
-      </w:r>
     </w:p>
     <w:p>
       <w:r>
@@ -422,11 +2646,7 @@
         <w:t xml:space="preserve">define a ratio of one staff member </w:t>
       </w:r>
       <w:r>
-        <w:t xml:space="preserve">per 5 guests for example. This ratio can be modified </w:t>
-      </w:r>
-      <w:r>
-        <w:lastRenderedPageBreak/>
-        <w:t xml:space="preserve">by the manager and reflect the baseline </w:t>
+        <w:t xml:space="preserve">per 5 guests for example. This ratio can be modified by the manager and reflect the baseline </w:t>
       </w:r>
       <w:r>
         <w:t xml:space="preserve">for all the hotel operation, from cleaners to help desk. </w:t>
@@ -445,25 +2665,13 @@
     </w:p>
     <w:p>
       <w:pPr>
-        <w:rPr>
-          <w:b/>
-          <w:bCs/>
-        </w:rPr>
-      </w:pPr>
-      <w:r>
-        <w:rPr>
-          <w:b/>
-          <w:bCs/>
-        </w:rPr>
-        <w:t xml:space="preserve">1.2 </w:t>
-      </w:r>
-      <w:r>
-        <w:rPr>
-          <w:b/>
-          <w:bCs/>
-        </w:rPr>
-        <w:t>Assess situation</w:t>
-      </w:r>
+        <w:pStyle w:val="Heading3"/>
+      </w:pPr>
+      <w:bookmarkStart w:id="3" w:name="_Toc231153647"/>
+      <w:r>
+        <w:t>1.2 Assess situation</w:t>
+      </w:r>
+      <w:bookmarkEnd w:id="3"/>
     </w:p>
     <w:p>
       <w:pPr>
@@ -578,7 +2786,7 @@
             <w:tcW w:w="6681" w:type="dxa"/>
           </w:tcPr>
           <w:p>
-            <w:hyperlink r:id="rId6" w:history="1">
+            <w:hyperlink r:id="rId7" w:history="1">
               <w:r>
                 <w:rPr>
                   <w:rStyle w:val="Hyperlink"/>
@@ -605,7 +2813,7 @@
             <w:tcW w:w="6681" w:type="dxa"/>
           </w:tcPr>
           <w:p>
-            <w:hyperlink r:id="rId7" w:history="1">
+            <w:hyperlink r:id="rId8" w:history="1">
               <w:r>
                 <w:rPr>
                   <w:rStyle w:val="Hyperlink"/>
@@ -692,8 +2900,13 @@
               <w:t>Phyton, Jupyter Notebook, schick</w:t>
             </w:r>
             <w:r>
-              <w:t>it-learn, pandas, matplotlib, seaborn, ploty</w:t>
-            </w:r>
+              <w:t xml:space="preserve">it-learn, pandas, matplotlib, seaborn, </w:t>
+            </w:r>
+            <w:proofErr w:type="spellStart"/>
+            <w:r>
+              <w:t>ploty</w:t>
+            </w:r>
+            <w:proofErr w:type="spellEnd"/>
             <w:r>
               <w:t xml:space="preserve"> </w:t>
             </w:r>
@@ -794,6 +3007,7 @@
     </w:p>
     <w:p>
       <w:r>
+        <w:lastRenderedPageBreak/>
         <w:t>The data sets</w:t>
       </w:r>
       <w:r>
@@ -902,7 +3116,6 @@
                 <w:b/>
                 <w:bCs/>
               </w:rPr>
-              <w:lastRenderedPageBreak/>
               <w:t>Risk</w:t>
             </w:r>
             <w:r>
@@ -1208,7 +3421,13 @@
           </w:p>
           <w:p>
             <w:r>
-              <w:t>"week_cos", "occupancy_yesterday", "occupancy_7d_avg", "occupancy_last_week", "occupancy_last_year","adr",</w:t>
+              <w:t>"week_cos", "occupancy_yesterday", "occupancy_7d_avg", "occupancy_last_week", "occupancy_last_year",</w:t>
+            </w:r>
+            <w:r>
+              <w:t xml:space="preserve"> </w:t>
+            </w:r>
+            <w:r>
+              <w:t>"adr"</w:t>
             </w:r>
           </w:p>
         </w:tc>
@@ -1374,7 +3593,15 @@
           </w:tcPr>
           <w:p>
             <w:r>
-              <w:t>Development time, aprox 3 months</w:t>
+              <w:t xml:space="preserve">Development time, </w:t>
+            </w:r>
+            <w:proofErr w:type="spellStart"/>
+            <w:r>
+              <w:t>aprox</w:t>
+            </w:r>
+            <w:proofErr w:type="spellEnd"/>
+            <w:r>
+              <w:t xml:space="preserve"> 3 months</w:t>
             </w:r>
           </w:p>
         </w:tc>
@@ -1464,8 +3691,6 @@
         </w:tc>
       </w:tr>
     </w:tbl>
-    <w:p/>
-    <w:p/>
     <w:p>
       <w:pPr>
         <w:rPr>
@@ -1476,36 +3701,13 @@
     </w:p>
     <w:p>
       <w:pPr>
-        <w:rPr>
-          <w:b/>
-          <w:bCs/>
-        </w:rPr>
-      </w:pPr>
-    </w:p>
-    <w:p>
-      <w:pPr>
-        <w:rPr>
-          <w:b/>
-          <w:bCs/>
-        </w:rPr>
-      </w:pPr>
-    </w:p>
-    <w:p>
-      <w:pPr>
-        <w:rPr>
-          <w:b/>
-          <w:bCs/>
-        </w:rPr>
-      </w:pPr>
-    </w:p>
-    <w:p>
-      <w:r>
-        <w:rPr>
-          <w:b/>
-          <w:bCs/>
-        </w:rPr>
+        <w:pStyle w:val="Heading3"/>
+      </w:pPr>
+      <w:bookmarkStart w:id="4" w:name="_Toc231153648"/>
+      <w:r>
         <w:t>1.3 Data Mining Goal</w:t>
       </w:r>
+      <w:bookmarkEnd w:id="4"/>
     </w:p>
     <w:p>
       <w:r>
@@ -1621,7 +3823,6 @@
         </w:numPr>
       </w:pPr>
       <w:r>
-        <w:lastRenderedPageBreak/>
         <w:t xml:space="preserve">The </w:t>
       </w:r>
       <w:r>
@@ -1737,25 +3938,16 @@
     </w:p>
     <w:p>
       <w:pPr>
-        <w:rPr>
-          <w:b/>
-          <w:bCs/>
-        </w:rPr>
-      </w:pPr>
-      <w:r>
-        <w:rPr>
-          <w:b/>
-          <w:bCs/>
-        </w:rPr>
+        <w:pStyle w:val="Heading3"/>
+      </w:pPr>
+      <w:bookmarkStart w:id="5" w:name="_Toc231153649"/>
+      <w:r>
         <w:t xml:space="preserve">1.4 </w:t>
       </w:r>
       <w:r>
-        <w:rPr>
-          <w:b/>
-          <w:bCs/>
-        </w:rPr>
         <w:t>Project plan</w:t>
       </w:r>
+      <w:bookmarkEnd w:id="5"/>
     </w:p>
     <w:tbl>
       <w:tblPr>
@@ -2164,12 +4356,17 @@
       </w:r>
     </w:p>
     <w:p>
-      <w:r>
-        <w:lastRenderedPageBreak/>
+      <w:pPr>
+        <w:keepNext/>
+      </w:pPr>
+      <w:r>
+        <w:rPr>
+          <w:noProof/>
+        </w:rPr>
         <w:drawing>
-          <wp:inline distT="0" distB="0" distL="0" distR="0" wp14:anchorId="7A411CD5" wp14:editId="2EFC06E0">
-            <wp:extent cx="7325747" cy="3972479"/>
-            <wp:effectExtent l="0" t="0" r="8890" b="9525"/>
+          <wp:inline distT="0" distB="0" distL="0" distR="0" wp14:anchorId="7A411CD5" wp14:editId="2835CB8C">
+            <wp:extent cx="3636433" cy="1971902"/>
+            <wp:effectExtent l="0" t="0" r="2540" b="0"/>
             <wp:docPr id="2133491125" name="Picture 1"/>
             <wp:cNvGraphicFramePr>
               <a:graphicFrameLocks xmlns:a="http://schemas.openxmlformats.org/drawingml/2006/main" noChangeAspect="1"/>
@@ -2182,7 +4379,7 @@
                     <pic:cNvPicPr/>
                   </pic:nvPicPr>
                   <pic:blipFill>
-                    <a:blip r:embed="rId8"/>
+                    <a:blip r:embed="rId9"/>
                     <a:stretch>
                       <a:fillRect/>
                     </a:stretch>
@@ -2190,7 +4387,7 @@
                   <pic:spPr>
                     <a:xfrm>
                       <a:off x="0" y="0"/>
-                      <a:ext cx="7325747" cy="3972479"/>
+                      <a:ext cx="3662658" cy="1986123"/>
                     </a:xfrm>
                     <a:prstGeom prst="rect">
                       <a:avLst/>
@@ -2205,50 +4402,61 @@
     </w:p>
     <w:p>
       <w:pPr>
-        <w:ind w:left="360"/>
-      </w:pPr>
-    </w:p>
-    <w:p>
-      <w:pPr>
-        <w:ind w:left="360"/>
-      </w:pPr>
-    </w:p>
-    <w:p>
-      <w:pPr>
-        <w:ind w:left="360"/>
-      </w:pPr>
+        <w:pStyle w:val="Caption"/>
+      </w:pPr>
+      <w:r>
+        <w:t xml:space="preserve">Figure </w:t>
+      </w:r>
+      <w:r>
+        <w:fldChar w:fldCharType="begin"/>
+      </w:r>
+      <w:r>
+        <w:instrText xml:space="preserve"> SEQ Figure \* ARABIC </w:instrText>
+      </w:r>
+      <w:r>
+        <w:fldChar w:fldCharType="separate"/>
+      </w:r>
+      <w:r>
+        <w:rPr>
+          <w:noProof/>
+        </w:rPr>
+        <w:t>1</w:t>
+      </w:r>
+      <w:r>
+        <w:fldChar w:fldCharType="end"/>
+      </w:r>
+      <w:r>
+        <w:t>`: List of libraries to import</w:t>
+      </w:r>
     </w:p>
     <w:p>
       <w:pPr>
         <w:pStyle w:val="Heading1"/>
       </w:pPr>
-      <w:r>
+      <w:bookmarkStart w:id="6" w:name="_Toc231153650"/>
+      <w:r>
+        <w:lastRenderedPageBreak/>
         <w:t xml:space="preserve">2) </w:t>
       </w:r>
       <w:r>
         <w:t>Data Understanding</w:t>
       </w:r>
-    </w:p>
-    <w:p>
-      <w:pPr>
-        <w:rPr>
-          <w:b/>
-          <w:bCs/>
-        </w:rPr>
-      </w:pPr>
-      <w:r>
-        <w:rPr>
-          <w:b/>
-          <w:bCs/>
-        </w:rPr>
+      <w:bookmarkEnd w:id="6"/>
+    </w:p>
+    <w:p>
+      <w:pPr>
+        <w:pStyle w:val="Heading3"/>
+      </w:pPr>
+      <w:bookmarkStart w:id="7" w:name="_Toc231153651"/>
+      <w:r>
         <w:t xml:space="preserve">2.1 </w:t>
       </w:r>
       <w:r>
-        <w:rPr>
-          <w:b/>
-          <w:bCs/>
-        </w:rPr>
-        <w:t xml:space="preserve">Collect initial data </w:t>
+        <w:t>Collect initial data</w:t>
+      </w:r>
+      <w:bookmarkEnd w:id="7"/>
+      <w:r>
+        <w:t xml:space="preserve"> </w:t>
       </w:r>
     </w:p>
     <w:p>
@@ -2553,6 +4761,16 @@
     <w:p/>
     <w:p>
       <w:pPr>
+        <w:pStyle w:val="Heading3"/>
+      </w:pPr>
+      <w:bookmarkStart w:id="8" w:name="_Toc231153652"/>
+      <w:r>
+        <w:t>2.2 Describe data</w:t>
+      </w:r>
+      <w:bookmarkEnd w:id="8"/>
+    </w:p>
+    <w:p>
+      <w:pPr>
         <w:rPr>
           <w:b/>
           <w:bCs/>
@@ -2563,46 +4781,16 @@
           <w:b/>
           <w:bCs/>
         </w:rPr>
-        <w:lastRenderedPageBreak/>
-        <w:t xml:space="preserve">2.2 </w:t>
-      </w:r>
-      <w:r>
-        <w:rPr>
-          <w:b/>
-          <w:bCs/>
-        </w:rPr>
-        <w:t>Describe data</w:t>
-      </w:r>
-    </w:p>
-    <w:p/>
-    <w:p>
-      <w:r>
         <w:t xml:space="preserve">Data set 1: </w:t>
       </w:r>
-      <w:hyperlink r:id="rId9" w:history="1">
+      <w:hyperlink r:id="rId10" w:history="1">
         <w:r>
           <w:rPr>
             <w:rStyle w:val="Hyperlink"/>
             <w:b/>
             <w:bCs/>
           </w:rPr>
-          <w:t>Hote</w:t>
-        </w:r>
-        <w:r>
-          <w:rPr>
-            <w:rStyle w:val="Hyperlink"/>
-            <w:b/>
-            <w:bCs/>
-          </w:rPr>
-          <w:t>l</w:t>
-        </w:r>
-        <w:r>
-          <w:rPr>
-            <w:rStyle w:val="Hyperlink"/>
-            <w:b/>
-            <w:bCs/>
-          </w:rPr>
-          <w:t xml:space="preserve"> booking demand</w:t>
+          <w:t>Hotel booking demand</w:t>
         </w:r>
       </w:hyperlink>
       <w:r>
@@ -2695,9 +4883,11 @@
             <w:tcW w:w="4508" w:type="dxa"/>
           </w:tcPr>
           <w:p>
+            <w:proofErr w:type="spellStart"/>
             <w:r>
               <w:t>arrival_date</w:t>
             </w:r>
+            <w:proofErr w:type="spellEnd"/>
           </w:p>
         </w:tc>
         <w:tc>
@@ -2717,9 +4907,11 @@
             <w:tcW w:w="4508" w:type="dxa"/>
           </w:tcPr>
           <w:p>
+            <w:proofErr w:type="spellStart"/>
             <w:r>
               <w:t>stays_in_weekend</w:t>
             </w:r>
+            <w:proofErr w:type="spellEnd"/>
           </w:p>
         </w:tc>
         <w:tc>
@@ -2739,6 +4931,7 @@
             <w:tcW w:w="4508" w:type="dxa"/>
           </w:tcPr>
           <w:p>
+            <w:proofErr w:type="spellStart"/>
             <w:r>
               <w:t>stays_in_wee</w:t>
             </w:r>
@@ -2748,6 +4941,7 @@
             <w:r>
               <w:t>_day</w:t>
             </w:r>
+            <w:proofErr w:type="spellEnd"/>
           </w:p>
         </w:tc>
         <w:tc>
@@ -2833,23 +5027,17 @@
     </w:tbl>
     <w:p/>
     <w:p>
-      <w:r>
-        <w:rPr>
-          <w:highlight w:val="yellow"/>
-        </w:rPr>
-        <w:t>I</w:t>
-      </w:r>
+      <w:pPr>
+        <w:keepNext/>
+      </w:pPr>
       <w:r>
         <w:rPr>
           <w:noProof/>
         </w:rPr>
-        <w:t xml:space="preserve"> </w:t>
-      </w:r>
-      <w:r>
         <w:drawing>
-          <wp:inline distT="0" distB="0" distL="0" distR="0" wp14:anchorId="3BD57EEC" wp14:editId="675E6F8D">
-            <wp:extent cx="6559413" cy="1533525"/>
-            <wp:effectExtent l="0" t="0" r="0" b="0"/>
+          <wp:inline distT="0" distB="0" distL="0" distR="0" wp14:anchorId="3BD57EEC" wp14:editId="3365B7F4">
+            <wp:extent cx="5613297" cy="1312333"/>
+            <wp:effectExtent l="0" t="0" r="6985" b="2540"/>
             <wp:docPr id="1081813915" name="Picture 1"/>
             <wp:cNvGraphicFramePr>
               <a:graphicFrameLocks xmlns:a="http://schemas.openxmlformats.org/drawingml/2006/main" noChangeAspect="1"/>
@@ -2862,7 +5050,7 @@
                     <pic:cNvPicPr/>
                   </pic:nvPicPr>
                   <pic:blipFill rotWithShape="1">
-                    <a:blip r:embed="rId10"/>
+                    <a:blip r:embed="rId11"/>
                     <a:srcRect l="1197"/>
                     <a:stretch>
                       <a:fillRect/>
@@ -2871,7 +5059,7 @@
                   <pic:spPr bwMode="auto">
                     <a:xfrm>
                       <a:off x="0" y="0"/>
-                      <a:ext cx="6560328" cy="1533739"/>
+                      <a:ext cx="5631041" cy="1316481"/>
                     </a:xfrm>
                     <a:prstGeom prst="rect">
                       <a:avLst/>
@@ -2892,9 +5080,39 @@
         </w:drawing>
       </w:r>
     </w:p>
+    <w:p>
+      <w:pPr>
+        <w:pStyle w:val="Caption"/>
+      </w:pPr>
+      <w:r>
+        <w:t xml:space="preserve">Figure </w:t>
+      </w:r>
+      <w:r>
+        <w:fldChar w:fldCharType="begin"/>
+      </w:r>
+      <w:r>
+        <w:instrText xml:space="preserve"> SEQ Figure \* ARABIC </w:instrText>
+      </w:r>
+      <w:r>
+        <w:fldChar w:fldCharType="separate"/>
+      </w:r>
+      <w:r>
+        <w:rPr>
+          <w:noProof/>
+        </w:rPr>
+        <w:t>2</w:t>
+      </w:r>
+      <w:r>
+        <w:fldChar w:fldCharType="end"/>
+      </w:r>
+      <w:r>
+        <w:t>: Booking data set info</w:t>
+      </w:r>
+    </w:p>
     <w:p/>
     <w:p>
       <w:r>
+        <w:lastRenderedPageBreak/>
         <w:t xml:space="preserve">This </w:t>
       </w:r>
       <w:r>
@@ -2917,12 +5135,17 @@
       <w:r>
         <w:t xml:space="preserve"> </w:t>
       </w:r>
+    </w:p>
+    <w:p>
+      <w:pPr>
+        <w:keepNext/>
+      </w:pPr>
       <w:r>
         <w:drawing>
-          <wp:inline distT="0" distB="0" distL="0" distR="0" wp14:anchorId="4AA07883" wp14:editId="09ECE4DE">
-            <wp:extent cx="7688801" cy="1055355"/>
-            <wp:effectExtent l="0" t="0" r="0" b="0"/>
-            <wp:docPr id="783076231" name="Picture 1"/>
+          <wp:inline distT="0" distB="0" distL="0" distR="0" wp14:anchorId="3AFF463A" wp14:editId="542754D1">
+            <wp:extent cx="5731510" cy="1721485"/>
+            <wp:effectExtent l="0" t="0" r="2540" b="0"/>
+            <wp:docPr id="198361778" name="Picture 1"/>
             <wp:cNvGraphicFramePr>
               <a:graphicFrameLocks xmlns:a="http://schemas.openxmlformats.org/drawingml/2006/main" noChangeAspect="1"/>
             </wp:cNvGraphicFramePr>
@@ -2930,55 +5153,7 @@
               <a:graphicData uri="http://schemas.openxmlformats.org/drawingml/2006/picture">
                 <pic:pic xmlns:pic="http://schemas.openxmlformats.org/drawingml/2006/picture">
                   <pic:nvPicPr>
-                    <pic:cNvPr id="783076231" name=""/>
-                    <pic:cNvPicPr/>
-                  </pic:nvPicPr>
-                  <pic:blipFill rotWithShape="1">
-                    <a:blip r:embed="rId11"/>
-                    <a:srcRect l="1115" t="4869" r="895" b="2783"/>
-                    <a:stretch>
-                      <a:fillRect/>
-                    </a:stretch>
-                  </pic:blipFill>
-                  <pic:spPr bwMode="auto">
-                    <a:xfrm>
-                      <a:off x="0" y="0"/>
-                      <a:ext cx="7691191" cy="1055683"/>
-                    </a:xfrm>
-                    <a:prstGeom prst="rect">
-                      <a:avLst/>
-                    </a:prstGeom>
-                    <a:ln>
-                      <a:noFill/>
-                    </a:ln>
-                    <a:extLst>
-                      <a:ext uri="{53640926-AAD7-44D8-BBD7-CCE9431645EC}">
-                        <a14:shadowObscured xmlns:a14="http://schemas.microsoft.com/office/drawing/2010/main"/>
-                      </a:ext>
-                    </a:extLst>
-                  </pic:spPr>
-                </pic:pic>
-              </a:graphicData>
-            </a:graphic>
-          </wp:inline>
-        </w:drawing>
-      </w:r>
-    </w:p>
-    <w:p>
-      <w:r>
-        <w:drawing>
-          <wp:inline distT="0" distB="0" distL="0" distR="0" wp14:anchorId="1E6DE4E8" wp14:editId="78F361B5">
-            <wp:extent cx="7735380" cy="1009791"/>
-            <wp:effectExtent l="0" t="0" r="0" b="0"/>
-            <wp:docPr id="681888616" name="Picture 1"/>
-            <wp:cNvGraphicFramePr>
-              <a:graphicFrameLocks xmlns:a="http://schemas.openxmlformats.org/drawingml/2006/main" noChangeAspect="1"/>
-            </wp:cNvGraphicFramePr>
-            <a:graphic xmlns:a="http://schemas.openxmlformats.org/drawingml/2006/main">
-              <a:graphicData uri="http://schemas.openxmlformats.org/drawingml/2006/picture">
-                <pic:pic xmlns:pic="http://schemas.openxmlformats.org/drawingml/2006/picture">
-                  <pic:nvPicPr>
-                    <pic:cNvPr id="681888616" name=""/>
+                    <pic:cNvPr id="198361778" name=""/>
                     <pic:cNvPicPr/>
                   </pic:nvPicPr>
                   <pic:blipFill>
@@ -2990,7 +5165,7 @@
                   <pic:spPr>
                     <a:xfrm>
                       <a:off x="0" y="0"/>
-                      <a:ext cx="7735380" cy="1009791"/>
+                      <a:ext cx="5731510" cy="1721485"/>
                     </a:xfrm>
                     <a:prstGeom prst="rect">
                       <a:avLst/>
@@ -3005,12 +5180,40 @@
     </w:p>
     <w:p>
       <w:pPr>
+        <w:pStyle w:val="Caption"/>
+      </w:pPr>
+      <w:r>
+        <w:t xml:space="preserve">Figure </w:t>
+      </w:r>
+      <w:r>
+        <w:fldChar w:fldCharType="begin"/>
+      </w:r>
+      <w:r>
+        <w:instrText xml:space="preserve"> SEQ Figure \* ARABIC </w:instrText>
+      </w:r>
+      <w:r>
+        <w:fldChar w:fldCharType="separate"/>
+      </w:r>
+      <w:r>
+        <w:rPr>
+          <w:noProof/>
+        </w:rPr>
+        <w:t>3</w:t>
+      </w:r>
+      <w:r>
+        <w:fldChar w:fldCharType="end"/>
+      </w:r>
+      <w:r>
+        <w:t>: Map of months for Hotel dataset</w:t>
+      </w:r>
+    </w:p>
+    <w:p>
+      <w:pPr>
         <w:tabs>
           <w:tab w:val="left" w:pos="8289"/>
         </w:tabs>
       </w:pPr>
       <w:r>
-        <w:lastRenderedPageBreak/>
         <w:t>I did a final merged, using the “date” to pull the three data sets</w:t>
       </w:r>
       <w:r>
@@ -3019,14 +5222,18 @@
     </w:p>
     <w:p>
       <w:pPr>
+        <w:keepNext/>
         <w:tabs>
           <w:tab w:val="left" w:pos="8289"/>
         </w:tabs>
       </w:pPr>
       <w:r>
+        <w:rPr>
+          <w:noProof/>
+        </w:rPr>
         <w:drawing>
-          <wp:inline distT="0" distB="0" distL="0" distR="0" wp14:anchorId="2F8668D1" wp14:editId="526FE77A">
-            <wp:extent cx="6982799" cy="3115110"/>
+          <wp:inline distT="0" distB="0" distL="0" distR="0" wp14:anchorId="2F8668D1" wp14:editId="67E1FFC1">
+            <wp:extent cx="5360457" cy="2391364"/>
             <wp:effectExtent l="0" t="0" r="0" b="9525"/>
             <wp:docPr id="1814951037" name="Picture 1"/>
             <wp:cNvGraphicFramePr>
@@ -3048,7 +5255,7 @@
                   <pic:spPr>
                     <a:xfrm>
                       <a:off x="0" y="0"/>
-                      <a:ext cx="6982799" cy="3115110"/>
+                      <a:ext cx="5369896" cy="2395575"/>
                     </a:xfrm>
                     <a:prstGeom prst="rect">
                       <a:avLst/>
@@ -3061,22 +5268,62 @@
         </w:drawing>
       </w:r>
     </w:p>
+    <w:p>
+      <w:pPr>
+        <w:pStyle w:val="Caption"/>
+      </w:pPr>
+      <w:r>
+        <w:t xml:space="preserve">Figure </w:t>
+      </w:r>
+      <w:r>
+        <w:fldChar w:fldCharType="begin"/>
+      </w:r>
+      <w:r>
+        <w:instrText xml:space="preserve"> SEQ Figure \* ARABIC </w:instrText>
+      </w:r>
+      <w:r>
+        <w:fldChar w:fldCharType="separate"/>
+      </w:r>
+      <w:r>
+        <w:rPr>
+          <w:noProof/>
+        </w:rPr>
+        <w:t>4</w:t>
+      </w:r>
+      <w:r>
+        <w:fldChar w:fldCharType="end"/>
+      </w:r>
+      <w:r>
+        <w:t>: Final Merge: Events, Occupancy and Weather</w:t>
+      </w:r>
+    </w:p>
     <w:p/>
     <w:p/>
     <w:p>
-      <w:r>
+      <w:pPr>
+        <w:rPr>
+          <w:b/>
+          <w:bCs/>
+        </w:rPr>
+      </w:pPr>
+      <w:r>
+        <w:rPr>
+          <w:b/>
+          <w:bCs/>
+        </w:rPr>
         <w:t xml:space="preserve">Data set 2: </w:t>
       </w:r>
       <w:hyperlink r:id="rId14" w:history="1">
         <w:r>
           <w:rPr>
             <w:rStyle w:val="Hyperlink"/>
+            <w:b/>
+            <w:bCs/>
           </w:rPr>
           <w:t>Met Èireann Weather historical</w:t>
         </w:r>
       </w:hyperlink>
     </w:p>
-    <w:p/>
     <w:p>
       <w:r>
         <w:t xml:space="preserve">I downloaded only the years that matched my hotel data set, </w:t>
@@ -3095,7 +5342,14 @@
       </w:r>
     </w:p>
     <w:p>
-      <w:r>
+      <w:pPr>
+        <w:keepNext/>
+      </w:pPr>
+      <w:r>
+        <w:rPr>
+          <w:noProof/>
+        </w:rPr>
+        <w:lastRenderedPageBreak/>
         <w:drawing>
           <wp:inline distT="0" distB="0" distL="0" distR="0" wp14:anchorId="220F1178" wp14:editId="371DF2B3">
             <wp:extent cx="3448531" cy="3210373"/>
@@ -3134,8 +5388,36 @@
       </w:r>
     </w:p>
     <w:p>
-      <w:r>
-        <w:lastRenderedPageBreak/>
+      <w:pPr>
+        <w:pStyle w:val="Caption"/>
+      </w:pPr>
+      <w:r>
+        <w:t xml:space="preserve">Figure </w:t>
+      </w:r>
+      <w:r>
+        <w:fldChar w:fldCharType="begin"/>
+      </w:r>
+      <w:r>
+        <w:instrText xml:space="preserve"> SEQ Figure \* ARABIC </w:instrText>
+      </w:r>
+      <w:r>
+        <w:fldChar w:fldCharType="separate"/>
+      </w:r>
+      <w:r>
+        <w:rPr>
+          <w:noProof/>
+        </w:rPr>
+        <w:t>5</w:t>
+      </w:r>
+      <w:r>
+        <w:fldChar w:fldCharType="end"/>
+      </w:r>
+      <w:r>
+        <w:t>: Weather data set info</w:t>
+      </w:r>
+    </w:p>
+    <w:p>
+      <w:r>
         <w:t xml:space="preserve">I only needed columns like </w:t>
       </w:r>
       <w:r>
@@ -3173,7 +5455,13 @@
       </w:r>
     </w:p>
     <w:p>
-      <w:r>
+      <w:pPr>
+        <w:keepNext/>
+      </w:pPr>
+      <w:r>
+        <w:rPr>
+          <w:noProof/>
+        </w:rPr>
         <w:drawing>
           <wp:inline distT="0" distB="0" distL="0" distR="0" wp14:anchorId="622E0F3B" wp14:editId="1C0B2540">
             <wp:extent cx="5611008" cy="704948"/>
@@ -3211,12 +5499,55 @@
         </w:drawing>
       </w:r>
     </w:p>
+    <w:p>
+      <w:pPr>
+        <w:pStyle w:val="Caption"/>
+      </w:pPr>
+      <w:r>
+        <w:t xml:space="preserve">Figure </w:t>
+      </w:r>
+      <w:r>
+        <w:fldChar w:fldCharType="begin"/>
+      </w:r>
+      <w:r>
+        <w:instrText xml:space="preserve"> SEQ Figure \* ARABIC </w:instrText>
+      </w:r>
+      <w:r>
+        <w:fldChar w:fldCharType="separate"/>
+      </w:r>
+      <w:r>
+        <w:rPr>
+          <w:noProof/>
+        </w:rPr>
+        <w:t>6</w:t>
+      </w:r>
+      <w:r>
+        <w:fldChar w:fldCharType="end"/>
+      </w:r>
+      <w:r>
+        <w:t>: Filtered features from weather data set</w:t>
+      </w:r>
+    </w:p>
     <w:p/>
     <w:p>
-      <w:r>
+      <w:pPr>
+        <w:rPr>
+          <w:b/>
+          <w:bCs/>
+        </w:rPr>
+      </w:pPr>
+      <w:r>
+        <w:rPr>
+          <w:b/>
+          <w:bCs/>
+        </w:rPr>
         <w:t xml:space="preserve">Data set 3: </w:t>
       </w:r>
       <w:r>
+        <w:rPr>
+          <w:b/>
+          <w:bCs/>
+        </w:rPr>
         <w:t>Dublin events (AI)</w:t>
       </w:r>
     </w:p>
@@ -3238,7 +5569,14 @@
       </w:r>
     </w:p>
     <w:p>
-      <w:r>
+      <w:pPr>
+        <w:keepNext/>
+      </w:pPr>
+      <w:r>
+        <w:rPr>
+          <w:noProof/>
+        </w:rPr>
+        <w:lastRenderedPageBreak/>
         <w:drawing>
           <wp:inline distT="0" distB="0" distL="0" distR="0" wp14:anchorId="4D7DE5FD" wp14:editId="71ED060E">
             <wp:extent cx="4344006" cy="2114845"/>
@@ -3277,53 +5615,65 @@
       </w:r>
     </w:p>
     <w:p>
-      <w:r>
-        <w:t>-------------------------------------------------------------------</w:t>
-      </w:r>
-    </w:p>
-    <w:p>
-      <w:pPr>
+      <w:pPr>
+        <w:pStyle w:val="Caption"/>
+      </w:pPr>
+      <w:r>
+        <w:t xml:space="preserve">Figure </w:t>
+      </w:r>
+      <w:r>
+        <w:fldChar w:fldCharType="begin"/>
+      </w:r>
+      <w:r>
+        <w:instrText xml:space="preserve"> SEQ Figure \* ARABIC </w:instrText>
+      </w:r>
+      <w:r>
+        <w:fldChar w:fldCharType="separate"/>
+      </w:r>
+      <w:r>
+        <w:rPr>
+          <w:noProof/>
+        </w:rPr>
+        <w:t>7</w:t>
+      </w:r>
+      <w:r>
+        <w:fldChar w:fldCharType="end"/>
+      </w:r>
+      <w:r>
+        <w:t>: Events data set info</w:t>
+      </w:r>
+    </w:p>
+    <w:p/>
+    <w:p>
+      <w:pPr>
+        <w:pStyle w:val="Heading3"/>
+      </w:pPr>
+      <w:bookmarkStart w:id="9" w:name="_Toc231153653"/>
+      <w:r>
+        <w:t>2.3 Data Exploration</w:t>
+      </w:r>
+      <w:bookmarkEnd w:id="9"/>
+    </w:p>
+    <w:p>
+      <w:r>
         <w:rPr>
           <w:b/>
           <w:bCs/>
         </w:rPr>
-      </w:pPr>
+        <w:t xml:space="preserve">PLOT </w:t>
+      </w:r>
       <w:r>
         <w:rPr>
           <w:b/>
           <w:bCs/>
         </w:rPr>
-        <w:t>2.</w:t>
+        <w:t>1</w:t>
       </w:r>
       <w:r>
         <w:rPr>
           <w:b/>
           <w:bCs/>
         </w:rPr>
-        <w:t>3</w:t>
-      </w:r>
-      <w:r>
-        <w:rPr>
-          <w:b/>
-          <w:bCs/>
-        </w:rPr>
-        <w:t xml:space="preserve"> Data Exploration</w:t>
-      </w:r>
-    </w:p>
-    <w:p>
-      <w:r>
-        <w:rPr>
-          <w:b/>
-          <w:bCs/>
-          <w:color w:val="EE0000"/>
-        </w:rPr>
-        <w:t>FIG 1</w:t>
-      </w:r>
-      <w:r>
-        <w:rPr>
-          <w:b/>
-          <w:bCs/>
-        </w:rPr>
         <w:t xml:space="preserve">: </w:t>
       </w:r>
       <w:r>
@@ -3337,11 +5687,16 @@
       </w:r>
     </w:p>
     <w:p>
-      <w:r>
-        <w:lastRenderedPageBreak/>
+      <w:pPr>
+        <w:keepNext/>
+      </w:pPr>
+      <w:r>
+        <w:rPr>
+          <w:noProof/>
+        </w:rPr>
         <w:drawing>
-          <wp:inline distT="0" distB="0" distL="0" distR="0" wp14:anchorId="36C64249" wp14:editId="61057570">
-            <wp:extent cx="5566895" cy="2409362"/>
+          <wp:inline distT="0" distB="0" distL="0" distR="0" wp14:anchorId="36C64249" wp14:editId="7922636F">
+            <wp:extent cx="4936067" cy="2136338"/>
             <wp:effectExtent l="0" t="0" r="0" b="0"/>
             <wp:docPr id="735241115" name="Picture 1"/>
             <wp:cNvGraphicFramePr>
@@ -3363,7 +5718,7 @@
                   <pic:spPr>
                     <a:xfrm>
                       <a:off x="0" y="0"/>
-                      <a:ext cx="5593078" cy="2420694"/>
+                      <a:ext cx="4964401" cy="2148601"/>
                     </a:xfrm>
                     <a:prstGeom prst="rect">
                       <a:avLst/>
@@ -3376,33 +5731,97 @@
         </w:drawing>
       </w:r>
     </w:p>
-    <w:p/>
-    <w:p>
-      <w:r>
-        <w:rPr>
-          <w:color w:val="EE0000"/>
-        </w:rPr>
-        <w:t xml:space="preserve">FIG 2:    </w:t>
-      </w:r>
-      <w:r>
-        <w:t xml:space="preserve">Weekly average hotel occupancy: </w:t>
-      </w:r>
+    <w:p>
+      <w:pPr>
+        <w:pStyle w:val="Caption"/>
+      </w:pPr>
+      <w:r>
+        <w:t xml:space="preserve">Figure </w:t>
+      </w:r>
+      <w:r>
+        <w:fldChar w:fldCharType="begin"/>
+      </w:r>
+      <w:r>
+        <w:instrText xml:space="preserve"> SEQ Figure \* ARABIC </w:instrText>
+      </w:r>
+      <w:r>
+        <w:fldChar w:fldCharType="separate"/>
+      </w:r>
+      <w:r>
+        <w:rPr>
+          <w:noProof/>
+        </w:rPr>
+        <w:t>8</w:t>
+      </w:r>
+      <w:r>
+        <w:fldChar w:fldCharType="end"/>
+      </w:r>
+      <w:r>
+        <w:t xml:space="preserve">: </w:t>
+      </w:r>
+      <w:r>
+        <w:t>Daily Hotel Occupancy July 2015 - August 2017</w:t>
+      </w:r>
+    </w:p>
+    <w:p>
       <w:r>
         <w:rPr>
           <w:b/>
           <w:bCs/>
         </w:rPr>
+        <w:t>PLOT</w:t>
+      </w:r>
+      <w:r>
+        <w:rPr>
+          <w:b/>
+          <w:bCs/>
+        </w:rPr>
         <w:t xml:space="preserve"> </w:t>
       </w:r>
       <w:r>
+        <w:rPr>
+          <w:b/>
+          <w:bCs/>
+        </w:rPr>
+        <w:t>2:</w:t>
+      </w:r>
+      <w:r>
+        <w:t xml:space="preserve">  </w:t>
+      </w:r>
+      <w:r>
+        <w:t xml:space="preserve">Weekly average hotel occupancy: </w:t>
+      </w:r>
+      <w:r>
+        <w:rPr>
+          <w:b/>
+          <w:bCs/>
+        </w:rPr>
+        <w:t xml:space="preserve"> </w:t>
+      </w:r>
+      <w:r>
         <w:t xml:space="preserve">This plot represents </w:t>
       </w:r>
       <w:r>
-        <w:t xml:space="preserve">how busy the hotel is during the week, we can see that is very busy during the hole week, it is a bit busier on weekends but its not a big difference a Saturday than a Wednesday, this suggest that this is a city hotel, meaning that many guests may come to Dublin not only for a weekend off, they may come for conferences or they are bought  by the big tech companies. </w:t>
-      </w:r>
-    </w:p>
-    <w:p>
-      <w:r>
+        <w:t xml:space="preserve">how busy the hotel is during the week, we can see that is very busy during the hole week, it is a bit busier on weekends but </w:t>
+      </w:r>
+      <w:proofErr w:type="spellStart"/>
+      <w:r>
+        <w:t>its</w:t>
+      </w:r>
+      <w:proofErr w:type="spellEnd"/>
+      <w:r>
+        <w:t xml:space="preserve"> not a big difference a Saturday than a Wednesday, this suggest that this is a city hotel, meaning that many guests may come to Dublin not only for a weekend off, they may come for conferences or they are bought  by the big tech companies. </w:t>
+      </w:r>
+    </w:p>
+    <w:p>
+      <w:pPr>
+        <w:keepNext/>
+      </w:pPr>
+      <w:r>
+        <w:rPr>
+          <w:noProof/>
+        </w:rPr>
+        <w:lastRenderedPageBreak/>
         <w:drawing>
           <wp:inline distT="0" distB="0" distL="0" distR="0" wp14:anchorId="043CB4F3" wp14:editId="38C7AAF4">
             <wp:extent cx="5745117" cy="2930763"/>
@@ -3441,35 +5860,94 @@
       </w:r>
     </w:p>
     <w:p>
+      <w:pPr>
+        <w:pStyle w:val="Caption"/>
+      </w:pPr>
+      <w:r>
+        <w:t xml:space="preserve">Figure </w:t>
+      </w:r>
+      <w:r>
+        <w:fldChar w:fldCharType="begin"/>
+      </w:r>
+      <w:r>
+        <w:instrText xml:space="preserve"> SEQ Figure \* ARABIC </w:instrText>
+      </w:r>
+      <w:r>
+        <w:fldChar w:fldCharType="separate"/>
+      </w:r>
+      <w:r>
+        <w:rPr>
+          <w:noProof/>
+        </w:rPr>
+        <w:t>9</w:t>
+      </w:r>
+      <w:r>
+        <w:fldChar w:fldCharType="end"/>
+      </w:r>
+      <w:r>
+        <w:t xml:space="preserve">: </w:t>
+      </w:r>
+      <w:r>
+        <w:t>Average Hotel Occupancy by Day of the Week</w:t>
+      </w:r>
+    </w:p>
+    <w:p>
       <w:r>
         <w:rPr>
           <w:b/>
           <w:bCs/>
-          <w:color w:val="EE0000"/>
-        </w:rPr>
-        <w:t xml:space="preserve">FIG 3 </w:t>
+        </w:rPr>
+        <w:t>PLOT</w:t>
       </w:r>
       <w:r>
         <w:rPr>
           <w:b/>
           <w:bCs/>
         </w:rPr>
+        <w:t xml:space="preserve"> </w:t>
+      </w:r>
+      <w:r>
+        <w:rPr>
+          <w:b/>
+          <w:bCs/>
+        </w:rPr>
+        <w:t>3</w:t>
+      </w:r>
+      <w:r>
+        <w:rPr>
+          <w:b/>
+          <w:bCs/>
+        </w:rPr>
         <w:t>:</w:t>
       </w:r>
       <w:r>
         <w:t xml:space="preserve"> </w:t>
       </w:r>
       <w:r>
-        <w:t xml:space="preserve">Intersection Weather and events: Here we can see the first outliner with an event importance 1, poor weather and unusual low occupancy of just 117 guests. If we go back to out FIG 1, that peaked line goes around Christmas time, which is also marked as an event and belongs to the poor/wet time of the year. So, this outliner is important because it demonstrate that a bank holiday does not mean more staff immediately, it means now the manager can plan properly how many staff the hotel needs.   </w:t>
-      </w:r>
-    </w:p>
-    <w:p>
-      <w:r>
+        <w:t xml:space="preserve">Intersection Weather and events: Here we can see the first outliner with an event importance 1, poor weather and unusual low occupancy of just 117 guests. If we go back to </w:t>
+      </w:r>
+      <w:proofErr w:type="spellStart"/>
+      <w:r>
+        <w:t>out</w:t>
+      </w:r>
+      <w:proofErr w:type="spellEnd"/>
+      <w:r>
+        <w:t xml:space="preserve"> FIG 1, that peaked line goes around Christmas time, which is also marked as an event and belongs to the poor/wet time of the year. So, this outliner is important because it demonstrate that a bank holiday does not mean more staff immediately, it means now the manager can plan properly how many staff the hotel needs.   </w:t>
+      </w:r>
+    </w:p>
+    <w:p>
+      <w:pPr>
+        <w:keepNext/>
+      </w:pPr>
+      <w:r>
+        <w:rPr>
+          <w:noProof/>
+        </w:rPr>
         <w:lastRenderedPageBreak/>
         <w:drawing>
-          <wp:inline distT="0" distB="0" distL="0" distR="0" wp14:anchorId="530C3F0B" wp14:editId="2E41D5C8">
-            <wp:extent cx="5733694" cy="4708796"/>
-            <wp:effectExtent l="0" t="0" r="635" b="0"/>
+          <wp:inline distT="0" distB="0" distL="0" distR="0" wp14:anchorId="530C3F0B" wp14:editId="08F9FFC5">
+            <wp:extent cx="5170208" cy="4246033"/>
+            <wp:effectExtent l="0" t="0" r="0" b="2540"/>
             <wp:docPr id="1512303263" name="Picture 1"/>
             <wp:cNvGraphicFramePr>
               <a:graphicFrameLocks xmlns:a="http://schemas.openxmlformats.org/drawingml/2006/main" noChangeAspect="1"/>
@@ -3490,7 +5968,7 @@
                   <pic:spPr>
                     <a:xfrm>
                       <a:off x="0" y="0"/>
-                      <a:ext cx="5753049" cy="4724691"/>
+                      <a:ext cx="5193201" cy="4264916"/>
                     </a:xfrm>
                     <a:prstGeom prst="rect">
                       <a:avLst/>
@@ -3504,11 +5982,61 @@
       </w:r>
     </w:p>
     <w:p>
-      <w:r>
-        <w:rPr>
-          <w:color w:val="EE0000"/>
-        </w:rPr>
-        <w:t xml:space="preserve">FIG 4: </w:t>
+      <w:pPr>
+        <w:pStyle w:val="Caption"/>
+      </w:pPr>
+      <w:r>
+        <w:t xml:space="preserve">Figure </w:t>
+      </w:r>
+      <w:r>
+        <w:fldChar w:fldCharType="begin"/>
+      </w:r>
+      <w:r>
+        <w:instrText xml:space="preserve"> SEQ Figure \* ARABIC </w:instrText>
+      </w:r>
+      <w:r>
+        <w:fldChar w:fldCharType="separate"/>
+      </w:r>
+      <w:r>
+        <w:rPr>
+          <w:noProof/>
+        </w:rPr>
+        <w:t>10</w:t>
+      </w:r>
+      <w:r>
+        <w:fldChar w:fldCharType="end"/>
+      </w:r>
+      <w:r>
+        <w:t xml:space="preserve">: </w:t>
+      </w:r>
+      <w:r>
+        <w:t>2D EDA: The Intersection of Weather and Events</w:t>
+      </w:r>
+    </w:p>
+    <w:p>
+      <w:r>
+        <w:rPr>
+          <w:b/>
+          <w:bCs/>
+        </w:rPr>
+        <w:t>PLOT</w:t>
+      </w:r>
+      <w:r>
+        <w:rPr>
+          <w:b/>
+          <w:bCs/>
+        </w:rPr>
+        <w:t xml:space="preserve"> </w:t>
+      </w:r>
+      <w:r>
+        <w:rPr>
+          <w:b/>
+          <w:bCs/>
+        </w:rPr>
+        <w:t>4:</w:t>
+      </w:r>
+      <w:r>
+        <w:t xml:space="preserve"> </w:t>
       </w:r>
       <w:r>
         <w:t xml:space="preserve">Average Monthly occupancy: When the data is seen on average, the information is interpretated a bit differently, here the seasonality match in a general way with FIG 1, but now we can see clearly that Summer is not the busiest time of the year, in fact spring, around April is the highest visible peak. </w:t>
@@ -3520,7 +6048,13 @@
       </w:r>
     </w:p>
     <w:p>
-      <w:r>
+      <w:pPr>
+        <w:keepNext/>
+      </w:pPr>
+      <w:r>
+        <w:rPr>
+          <w:noProof/>
+        </w:rPr>
         <w:lastRenderedPageBreak/>
         <w:drawing>
           <wp:inline distT="0" distB="0" distL="0" distR="0" wp14:anchorId="119E49E8" wp14:editId="3E50BFC6">
@@ -3558,18 +6092,84 @@
           </wp:inline>
         </w:drawing>
       </w:r>
-      <w:r>
-        <w:rPr>
-          <w:color w:val="EE0000"/>
-        </w:rPr>
-        <w:t>FIG 5</w:t>
-      </w:r>
-      <w:r>
-        <w:t xml:space="preserve">: Average occupancy by weather: As expected the good weather is a strong predictor for our guests, and moderate/changeable weather seems to don’t represent a huge negatively impact for the hotel. What is a bit surprising is that the Dry days are the lowest average of occupancy. After investigating closely the data sets, I attribute this to the uneven distribution of the wet days in Ireland, precipitation can appear during summer, winter, spring, at any month, whereas Dry days are just a couple of them, pretty normal Ireland weather, because of this, on average Dry days may look like “less occupancy” but in reality is that wet days in Ireland are a big majority, so the average reflect it. </w:t>
-      </w:r>
-    </w:p>
-    <w:p>
-      <w:r>
+    </w:p>
+    <w:p>
+      <w:pPr>
+        <w:pStyle w:val="Caption"/>
+      </w:pPr>
+      <w:r>
+        <w:t xml:space="preserve">Figure </w:t>
+      </w:r>
+      <w:r>
+        <w:fldChar w:fldCharType="begin"/>
+      </w:r>
+      <w:r>
+        <w:instrText xml:space="preserve"> SEQ Figure \* ARABIC </w:instrText>
+      </w:r>
+      <w:r>
+        <w:fldChar w:fldCharType="separate"/>
+      </w:r>
+      <w:r>
+        <w:rPr>
+          <w:noProof/>
+        </w:rPr>
+        <w:t>11</w:t>
+      </w:r>
+      <w:r>
+        <w:fldChar w:fldCharType="end"/>
+      </w:r>
+      <w:r>
+        <w:t xml:space="preserve">: </w:t>
+      </w:r>
+      <w:r>
+        <w:t>Average Monthly Occupancy</w:t>
+      </w:r>
+    </w:p>
+    <w:p>
+      <w:r>
+        <w:rPr>
+          <w:b/>
+          <w:bCs/>
+        </w:rPr>
+        <w:t xml:space="preserve"> </w:t>
+      </w:r>
+      <w:r>
+        <w:rPr>
+          <w:b/>
+          <w:bCs/>
+        </w:rPr>
+        <w:t>PLOT</w:t>
+      </w:r>
+      <w:r>
+        <w:rPr>
+          <w:b/>
+          <w:bCs/>
+        </w:rPr>
+        <w:t xml:space="preserve"> </w:t>
+      </w:r>
+      <w:r>
+        <w:rPr>
+          <w:b/>
+          <w:bCs/>
+        </w:rPr>
+        <w:t>5:</w:t>
+      </w:r>
+      <w:r>
+        <w:t xml:space="preserve"> </w:t>
+      </w:r>
+      <w:r>
+        <w:t xml:space="preserve">Average occupancy by weather: As expected the good weather is a strong predictor for our guests, and moderate/changeable weather seems to don’t represent a huge negatively impact for the hotel. What is a bit surprising is that the Dry days are the lowest average of occupancy. After investigating closely the data sets, I attribute this to the uneven distribution of the wet days in Ireland, precipitation can appear during summer, winter, spring, at any month, whereas Dry days are just a couple of them, pretty normal Ireland weather, because of this, on average Dry days may look like “less occupancy” but in reality is that wet days in Ireland are a big majority, so the average reflect it. </w:t>
+      </w:r>
+    </w:p>
+    <w:p>
+      <w:pPr>
+        <w:keepNext/>
+      </w:pPr>
+      <w:r>
+        <w:rPr>
+          <w:noProof/>
+        </w:rPr>
+        <w:lastRenderedPageBreak/>
         <w:drawing>
           <wp:inline distT="0" distB="0" distL="0" distR="0" wp14:anchorId="2CE3A0F0" wp14:editId="790E59E9">
             <wp:extent cx="5632718" cy="3522113"/>
@@ -3609,6 +6209,38 @@
     </w:p>
     <w:p>
       <w:pPr>
+        <w:pStyle w:val="Caption"/>
+      </w:pPr>
+      <w:r>
+        <w:t xml:space="preserve">Figure </w:t>
+      </w:r>
+      <w:r>
+        <w:fldChar w:fldCharType="begin"/>
+      </w:r>
+      <w:r>
+        <w:instrText xml:space="preserve"> SEQ Figure \* ARABIC </w:instrText>
+      </w:r>
+      <w:r>
+        <w:fldChar w:fldCharType="separate"/>
+      </w:r>
+      <w:r>
+        <w:rPr>
+          <w:noProof/>
+        </w:rPr>
+        <w:t>12</w:t>
+      </w:r>
+      <w:r>
+        <w:fldChar w:fldCharType="end"/>
+      </w:r>
+      <w:r>
+        <w:t xml:space="preserve">: </w:t>
+      </w:r>
+      <w:r>
+        <w:t>Average Occupancy by Weather Quality</w:t>
+      </w:r>
+    </w:p>
+    <w:p>
+      <w:pPr>
         <w:rPr>
           <w:b/>
           <w:bCs/>
@@ -3620,20 +6252,39 @@
         <w:rPr>
           <w:b/>
           <w:bCs/>
-          <w:color w:val="EE0000"/>
+        </w:rPr>
+        <w:t>PLOT</w:t>
+      </w:r>
+      <w:r>
+        <w:rPr>
+          <w:b/>
+          <w:bCs/>
+        </w:rPr>
+        <w:t xml:space="preserve"> </w:t>
+      </w:r>
+      <w:r>
+        <w:rPr>
+          <w:b/>
+          <w:bCs/>
+        </w:rPr>
+        <w:t xml:space="preserve">6: </w:t>
+      </w:r>
+      <w:r>
+        <w:t>Correlation Heatmap</w:t>
+      </w:r>
+      <w:r>
+        <w:t xml:space="preserve">: An expected correlation appeared between max temperature and min temperature, they will always move accordingly to each other, so I decided to remove min temperature from the final set of features to avoid redundancy. </w:t>
+      </w:r>
+    </w:p>
+    <w:p>
+      <w:pPr>
+        <w:keepNext/>
+      </w:pPr>
+      <w:r>
+        <w:rPr>
+          <w:noProof/>
         </w:rPr>
         <w:lastRenderedPageBreak/>
-        <w:t xml:space="preserve">FIG 6: </w:t>
-      </w:r>
-      <w:r>
-        <w:t>Correlation Heatmap</w:t>
-      </w:r>
-      <w:r>
-        <w:t xml:space="preserve">: An expected correlation appeared between max temperature and min temperature, they will always move accordingly to each other, so I decided to remove min temperature from the final set of features to avoid redundancy. </w:t>
-      </w:r>
-    </w:p>
-    <w:p>
-      <w:r>
         <w:drawing>
           <wp:inline distT="0" distB="0" distL="0" distR="0" wp14:anchorId="11714A0B" wp14:editId="35DE1591">
             <wp:extent cx="5757314" cy="5045425"/>
@@ -3672,22 +6323,54 @@
       </w:r>
     </w:p>
     <w:p>
+      <w:pPr>
+        <w:pStyle w:val="Caption"/>
+      </w:pPr>
+      <w:r>
+        <w:t xml:space="preserve">Figure </w:t>
+      </w:r>
+      <w:r>
+        <w:fldChar w:fldCharType="begin"/>
+      </w:r>
+      <w:r>
+        <w:instrText xml:space="preserve"> SEQ Figure \* ARABIC </w:instrText>
+      </w:r>
+      <w:r>
+        <w:fldChar w:fldCharType="separate"/>
+      </w:r>
+      <w:r>
+        <w:rPr>
+          <w:noProof/>
+        </w:rPr>
+        <w:t>13</w:t>
+      </w:r>
+      <w:r>
+        <w:fldChar w:fldCharType="end"/>
+      </w:r>
+      <w:r>
+        <w:t xml:space="preserve">: </w:t>
+      </w:r>
+      <w:r>
+        <w:t>Feature Correlation Matrix</w:t>
+      </w:r>
+    </w:p>
+    <w:p>
       <w:r>
         <w:t xml:space="preserve">We can also confirm the presence of relationship between the weather and the temperature, even if is not very high, it is moderated and proves that this model can use this correlation to improve the predictions. </w:t>
       </w:r>
     </w:p>
     <w:p>
       <w:pPr>
-        <w:rPr>
-          <w:color w:val="EE0000"/>
-        </w:rPr>
-      </w:pPr>
+        <w:pStyle w:val="Heading3"/>
+      </w:pPr>
+      <w:bookmarkStart w:id="10" w:name="_Toc231153654"/>
       <w:r>
         <w:t xml:space="preserve">2.4 </w:t>
       </w:r>
       <w:r>
         <w:t>Verify data quality</w:t>
       </w:r>
+      <w:bookmarkEnd w:id="10"/>
     </w:p>
     <w:p>
       <w:pPr>
@@ -3779,14 +6462,13 @@
         <w:t>Cancelled bookings</w:t>
       </w:r>
       <w:r>
-        <w:t xml:space="preserve"> </w:t>
-      </w:r>
-    </w:p>
-    <w:p>
-      <w:pPr>
-        <w:rPr>
-          <w:color w:val="000000" w:themeColor="text1"/>
-        </w:rPr>
+        <w:t>:</w:t>
+      </w:r>
+    </w:p>
+    <w:p/>
+    <w:p>
+      <w:pPr>
+        <w:keepNext/>
       </w:pPr>
       <w:r>
         <w:rPr>
@@ -3794,10 +6476,10 @@
         </w:rPr>
         <w:lastRenderedPageBreak/>
         <w:drawing>
-          <wp:inline distT="0" distB="0" distL="0" distR="0" wp14:anchorId="71B3F829" wp14:editId="20443C80">
-            <wp:extent cx="2038635" cy="657317"/>
-            <wp:effectExtent l="0" t="0" r="0" b="9525"/>
-            <wp:docPr id="1333840605" name="Picture 1"/>
+          <wp:inline distT="0" distB="0" distL="0" distR="0" wp14:anchorId="0CAD6D1A" wp14:editId="3C6F5A91">
+            <wp:extent cx="4979985" cy="1397000"/>
+            <wp:effectExtent l="0" t="0" r="0" b="0"/>
+            <wp:docPr id="1510516171" name="Picture 1"/>
             <wp:cNvGraphicFramePr>
               <a:graphicFrameLocks xmlns:a="http://schemas.openxmlformats.org/drawingml/2006/main" noChangeAspect="1"/>
             </wp:cNvGraphicFramePr>
@@ -3805,7 +6487,7 @@
               <a:graphicData uri="http://schemas.openxmlformats.org/drawingml/2006/picture">
                 <pic:pic xmlns:pic="http://schemas.openxmlformats.org/drawingml/2006/picture">
                   <pic:nvPicPr>
-                    <pic:cNvPr id="1333840605" name=""/>
+                    <pic:cNvPr id="1510516171" name=""/>
                     <pic:cNvPicPr/>
                   </pic:nvPicPr>
                   <pic:blipFill>
@@ -3817,7 +6499,7 @@
                   <pic:spPr>
                     <a:xfrm>
                       <a:off x="0" y="0"/>
-                      <a:ext cx="2038635" cy="657317"/>
+                      <a:ext cx="4984840" cy="1398362"/>
                     </a:xfrm>
                     <a:prstGeom prst="rect">
                       <a:avLst/>
@@ -3832,50 +6514,42 @@
     </w:p>
     <w:p>
       <w:pPr>
+        <w:pStyle w:val="Caption"/>
         <w:rPr>
           <w:color w:val="000000" w:themeColor="text1"/>
         </w:rPr>
       </w:pPr>
       <w:r>
+        <w:t xml:space="preserve">Figure </w:t>
+      </w:r>
+      <w:r>
+        <w:fldChar w:fldCharType="begin"/>
+      </w:r>
+      <w:r>
+        <w:instrText xml:space="preserve"> SEQ Figure \* ARABIC </w:instrText>
+      </w:r>
+      <w:r>
+        <w:fldChar w:fldCharType="separate"/>
+      </w:r>
+      <w:r>
+        <w:rPr>
+          <w:noProof/>
+        </w:rPr>
+        <w:t>14</w:t>
+      </w:r>
+      <w:r>
+        <w:fldChar w:fldCharType="end"/>
+      </w:r>
+      <w:r>
+        <w:t>: Cancellation issue solved</w:t>
+      </w:r>
+    </w:p>
+    <w:p>
+      <w:pPr>
         <w:rPr>
           <w:color w:val="000000" w:themeColor="text1"/>
         </w:rPr>
-        <w:drawing>
-          <wp:inline distT="0" distB="0" distL="0" distR="0" wp14:anchorId="6EE3D373" wp14:editId="3D25ABF3">
-            <wp:extent cx="5731510" cy="351155"/>
-            <wp:effectExtent l="0" t="0" r="2540" b="0"/>
-            <wp:docPr id="65039683" name="Picture 1"/>
-            <wp:cNvGraphicFramePr>
-              <a:graphicFrameLocks xmlns:a="http://schemas.openxmlformats.org/drawingml/2006/main" noChangeAspect="1"/>
-            </wp:cNvGraphicFramePr>
-            <a:graphic xmlns:a="http://schemas.openxmlformats.org/drawingml/2006/main">
-              <a:graphicData uri="http://schemas.openxmlformats.org/drawingml/2006/picture">
-                <pic:pic xmlns:pic="http://schemas.openxmlformats.org/drawingml/2006/picture">
-                  <pic:nvPicPr>
-                    <pic:cNvPr id="65039683" name=""/>
-                    <pic:cNvPicPr/>
-                  </pic:nvPicPr>
-                  <pic:blipFill>
-                    <a:blip r:embed="rId25"/>
-                    <a:stretch>
-                      <a:fillRect/>
-                    </a:stretch>
-                  </pic:blipFill>
-                  <pic:spPr>
-                    <a:xfrm>
-                      <a:off x="0" y="0"/>
-                      <a:ext cx="5731510" cy="351155"/>
-                    </a:xfrm>
-                    <a:prstGeom prst="rect">
-                      <a:avLst/>
-                    </a:prstGeom>
-                  </pic:spPr>
-                </pic:pic>
-              </a:graphicData>
-            </a:graphic>
-          </wp:inline>
-        </w:drawing>
-      </w:r>
+      </w:pPr>
     </w:p>
     <w:p>
       <w:pPr>
@@ -3892,12 +6566,11 @@
     </w:p>
     <w:p>
       <w:pPr>
-        <w:rPr>
-          <w:color w:val="000000" w:themeColor="text1"/>
-        </w:rPr>
-      </w:pPr>
-      <w:r>
-        <w:rPr>
+        <w:keepNext/>
+      </w:pPr>
+      <w:r>
+        <w:rPr>
+          <w:noProof/>
           <w:color w:val="000000" w:themeColor="text1"/>
         </w:rPr>
         <w:drawing>
@@ -3916,7 +6589,7 @@
                     <pic:cNvPicPr/>
                   </pic:nvPicPr>
                   <pic:blipFill>
-                    <a:blip r:embed="rId26"/>
+                    <a:blip r:embed="rId25"/>
                     <a:stretch>
                       <a:fillRect/>
                     </a:stretch>
@@ -3937,6 +6610,38 @@
         </w:drawing>
       </w:r>
     </w:p>
+    <w:p>
+      <w:pPr>
+        <w:pStyle w:val="Caption"/>
+        <w:rPr>
+          <w:color w:val="000000" w:themeColor="text1"/>
+        </w:rPr>
+      </w:pPr>
+      <w:r>
+        <w:t xml:space="preserve">Figure </w:t>
+      </w:r>
+      <w:r>
+        <w:fldChar w:fldCharType="begin"/>
+      </w:r>
+      <w:r>
+        <w:instrText xml:space="preserve"> SEQ Figure \* ARABIC </w:instrText>
+      </w:r>
+      <w:r>
+        <w:fldChar w:fldCharType="separate"/>
+      </w:r>
+      <w:r>
+        <w:rPr>
+          <w:noProof/>
+        </w:rPr>
+        <w:t>15</w:t>
+      </w:r>
+      <w:r>
+        <w:fldChar w:fldCharType="end"/>
+      </w:r>
+      <w:r>
+        <w:t>: Zero stays issue solved</w:t>
+      </w:r>
+    </w:p>
     <w:p/>
     <w:p>
       <w:r>
@@ -3945,12 +6650,11 @@
     </w:p>
     <w:p>
       <w:pPr>
-        <w:rPr>
-          <w:color w:val="EE0000"/>
-        </w:rPr>
-      </w:pPr>
-      <w:r>
-        <w:rPr>
+        <w:keepNext/>
+      </w:pPr>
+      <w:r>
+        <w:rPr>
+          <w:noProof/>
           <w:color w:val="EE0000"/>
         </w:rPr>
         <w:drawing>
@@ -3969,7 +6673,7 @@
                     <pic:cNvPicPr/>
                   </pic:nvPicPr>
                   <pic:blipFill>
-                    <a:blip r:embed="rId27"/>
+                    <a:blip r:embed="rId26"/>
                     <a:stretch>
                       <a:fillRect/>
                     </a:stretch>
@@ -3992,12 +6696,43 @@
     </w:p>
     <w:p>
       <w:pPr>
+        <w:pStyle w:val="Caption"/>
         <w:rPr>
           <w:color w:val="EE0000"/>
         </w:rPr>
       </w:pPr>
       <w:r>
-        <w:rPr>
+        <w:t xml:space="preserve">Figure </w:t>
+      </w:r>
+      <w:r>
+        <w:fldChar w:fldCharType="begin"/>
+      </w:r>
+      <w:r>
+        <w:instrText xml:space="preserve"> SEQ Figure \* ARABIC </w:instrText>
+      </w:r>
+      <w:r>
+        <w:fldChar w:fldCharType="separate"/>
+      </w:r>
+      <w:r>
+        <w:rPr>
+          <w:noProof/>
+        </w:rPr>
+        <w:t>16</w:t>
+      </w:r>
+      <w:r>
+        <w:fldChar w:fldCharType="end"/>
+      </w:r>
+      <w:r>
+        <w:t>: Final merge info</w:t>
+      </w:r>
+    </w:p>
+    <w:p>
+      <w:pPr>
+        <w:keepNext/>
+      </w:pPr>
+      <w:r>
+        <w:rPr>
+          <w:noProof/>
           <w:color w:val="EE0000"/>
         </w:rPr>
         <w:lastRenderedPageBreak/>
@@ -4017,7 +6752,7 @@
                     <pic:cNvPicPr/>
                   </pic:nvPicPr>
                   <pic:blipFill>
-                    <a:blip r:embed="rId28"/>
+                    <a:blip r:embed="rId27"/>
                     <a:stretch>
                       <a:fillRect/>
                     </a:stretch>
@@ -4038,6 +6773,38 @@
         </w:drawing>
       </w:r>
     </w:p>
+    <w:p>
+      <w:pPr>
+        <w:pStyle w:val="Caption"/>
+      </w:pPr>
+      <w:r>
+        <w:t xml:space="preserve">Figure </w:t>
+      </w:r>
+      <w:r>
+        <w:fldChar w:fldCharType="begin"/>
+      </w:r>
+      <w:r>
+        <w:instrText xml:space="preserve"> SEQ Figure \* ARABIC </w:instrText>
+      </w:r>
+      <w:r>
+        <w:fldChar w:fldCharType="separate"/>
+      </w:r>
+      <w:r>
+        <w:rPr>
+          <w:noProof/>
+        </w:rPr>
+        <w:t>17</w:t>
+      </w:r>
+      <w:r>
+        <w:fldChar w:fldCharType="end"/>
+      </w:r>
+      <w:r>
+        <w:t xml:space="preserve">: Final </w:t>
+      </w:r>
+      <w:r>
+        <w:t>merge of 3 data sets</w:t>
+      </w:r>
+    </w:p>
     <w:p/>
     <w:p>
       <w:pPr>
@@ -4050,24 +6817,21 @@
       <w:pPr>
         <w:pStyle w:val="Heading1"/>
       </w:pPr>
+      <w:bookmarkStart w:id="11" w:name="_Toc231153655"/>
       <w:r>
         <w:t>3 Data preparation</w:t>
       </w:r>
-    </w:p>
-    <w:p>
-      <w:pPr>
-        <w:rPr>
-          <w:b/>
-          <w:bCs/>
-        </w:rPr>
-      </w:pPr>
-      <w:r>
-        <w:rPr>
-          <w:b/>
-          <w:bCs/>
-        </w:rPr>
+      <w:bookmarkEnd w:id="11"/>
+    </w:p>
+    <w:p>
+      <w:pPr>
+        <w:pStyle w:val="Heading3"/>
+      </w:pPr>
+      <w:bookmarkStart w:id="12" w:name="_Toc231153656"/>
+      <w:r>
         <w:t>3.1 Data cleaning report</w:t>
       </w:r>
+      <w:bookmarkEnd w:id="12"/>
     </w:p>
     <w:p>
       <w:r>
@@ -4091,12 +6855,15 @@
     </w:p>
     <w:p/>
     <w:p>
+      <w:pPr>
+        <w:keepNext/>
+      </w:pPr>
       <w:r>
         <w:drawing>
-          <wp:inline distT="0" distB="0" distL="0" distR="0" wp14:anchorId="62EF837F" wp14:editId="254485D2">
-            <wp:extent cx="5522488" cy="809592"/>
-            <wp:effectExtent l="0" t="0" r="2540" b="0"/>
-            <wp:docPr id="1828869282" name="Picture 1"/>
+          <wp:inline distT="0" distB="0" distL="0" distR="0" wp14:anchorId="75156FEC" wp14:editId="7B4CC511">
+            <wp:extent cx="5375910" cy="3116193"/>
+            <wp:effectExtent l="0" t="0" r="0" b="8255"/>
+            <wp:docPr id="1529128" name="Picture 1"/>
             <wp:cNvGraphicFramePr>
               <a:graphicFrameLocks xmlns:a="http://schemas.openxmlformats.org/drawingml/2006/main" noChangeAspect="1"/>
             </wp:cNvGraphicFramePr>
@@ -4104,7 +6871,96 @@
               <a:graphicData uri="http://schemas.openxmlformats.org/drawingml/2006/picture">
                 <pic:pic xmlns:pic="http://schemas.openxmlformats.org/drawingml/2006/picture">
                   <pic:nvPicPr>
-                    <pic:cNvPr id="1828869282" name=""/>
+                    <pic:cNvPr id="1529128" name=""/>
+                    <pic:cNvPicPr/>
+                  </pic:nvPicPr>
+                  <pic:blipFill>
+                    <a:blip r:embed="rId28"/>
+                    <a:stretch>
+                      <a:fillRect/>
+                    </a:stretch>
+                  </pic:blipFill>
+                  <pic:spPr>
+                    <a:xfrm>
+                      <a:off x="0" y="0"/>
+                      <a:ext cx="5380484" cy="3118844"/>
+                    </a:xfrm>
+                    <a:prstGeom prst="rect">
+                      <a:avLst/>
+                    </a:prstGeom>
+                  </pic:spPr>
+                </pic:pic>
+              </a:graphicData>
+            </a:graphic>
+          </wp:inline>
+        </w:drawing>
+      </w:r>
+    </w:p>
+    <w:p>
+      <w:pPr>
+        <w:pStyle w:val="Caption"/>
+      </w:pPr>
+      <w:r>
+        <w:t xml:space="preserve">Figure </w:t>
+      </w:r>
+      <w:r>
+        <w:fldChar w:fldCharType="begin"/>
+      </w:r>
+      <w:r>
+        <w:instrText xml:space="preserve"> SEQ Figure \* ARABIC </w:instrText>
+      </w:r>
+      <w:r>
+        <w:fldChar w:fldCharType="separate"/>
+      </w:r>
+      <w:r>
+        <w:rPr>
+          <w:noProof/>
+        </w:rPr>
+        <w:t>18</w:t>
+      </w:r>
+      <w:r>
+        <w:fldChar w:fldCharType="end"/>
+      </w:r>
+      <w:r>
+        <w:t>: Temporal alignment before, solution and after</w:t>
+      </w:r>
+    </w:p>
+    <w:p>
+      <w:r>
+        <w:lastRenderedPageBreak/>
+        <w:t>I also noticed the hotel data set contains 2 hotels</w:t>
+      </w:r>
+      <w:r>
+        <w:t xml:space="preserve">: </w:t>
+      </w:r>
+      <w:r>
+        <w:t>'Resort Hotel' 'City Hotel'</w:t>
+      </w:r>
+      <w:r>
+        <w:t xml:space="preserve">, the best fit for our project is to choose the city hotel, since is the one that best describe </w:t>
+      </w:r>
+      <w:r>
+        <w:t xml:space="preserve">the Glasnevin example. </w:t>
+      </w:r>
+    </w:p>
+    <w:p>
+      <w:pPr>
+        <w:keepNext/>
+      </w:pPr>
+      <w:r>
+        <w:drawing>
+          <wp:inline distT="0" distB="0" distL="0" distR="0" wp14:anchorId="07C8BAC8" wp14:editId="2ED8A4F0">
+            <wp:extent cx="5181177" cy="1563078"/>
+            <wp:effectExtent l="0" t="0" r="635" b="0"/>
+            <wp:docPr id="1763450765" name="Picture 1"/>
+            <wp:cNvGraphicFramePr>
+              <a:graphicFrameLocks xmlns:a="http://schemas.openxmlformats.org/drawingml/2006/main" noChangeAspect="1"/>
+            </wp:cNvGraphicFramePr>
+            <a:graphic xmlns:a="http://schemas.openxmlformats.org/drawingml/2006/main">
+              <a:graphicData uri="http://schemas.openxmlformats.org/drawingml/2006/picture">
+                <pic:pic xmlns:pic="http://schemas.openxmlformats.org/drawingml/2006/picture">
+                  <pic:nvPicPr>
+                    <pic:cNvPr id="1763450765" name=""/>
                     <pic:cNvPicPr/>
                   </pic:nvPicPr>
                   <pic:blipFill>
@@ -4116,7 +6972,7 @@
                   <pic:spPr>
                     <a:xfrm>
                       <a:off x="0" y="0"/>
-                      <a:ext cx="5528905" cy="810533"/>
+                      <a:ext cx="5206646" cy="1570762"/>
                     </a:xfrm>
                     <a:prstGeom prst="rect">
                       <a:avLst/>
@@ -4130,220 +6986,35 @@
       </w:r>
     </w:p>
     <w:p>
-      <w:r>
-        <w:drawing>
-          <wp:inline distT="0" distB="0" distL="0" distR="0" wp14:anchorId="36840AE8" wp14:editId="0D9E4305">
-            <wp:extent cx="5625426" cy="1668156"/>
-            <wp:effectExtent l="0" t="0" r="0" b="8255"/>
-            <wp:docPr id="1685000549" name="Picture 1"/>
-            <wp:cNvGraphicFramePr>
-              <a:graphicFrameLocks xmlns:a="http://schemas.openxmlformats.org/drawingml/2006/main" noChangeAspect="1"/>
-            </wp:cNvGraphicFramePr>
-            <a:graphic xmlns:a="http://schemas.openxmlformats.org/drawingml/2006/main">
-              <a:graphicData uri="http://schemas.openxmlformats.org/drawingml/2006/picture">
-                <pic:pic xmlns:pic="http://schemas.openxmlformats.org/drawingml/2006/picture">
-                  <pic:nvPicPr>
-                    <pic:cNvPr id="1685000549" name=""/>
-                    <pic:cNvPicPr/>
-                  </pic:nvPicPr>
-                  <pic:blipFill>
-                    <a:blip r:embed="rId30"/>
-                    <a:stretch>
-                      <a:fillRect/>
-                    </a:stretch>
-                  </pic:blipFill>
-                  <pic:spPr>
-                    <a:xfrm>
-                      <a:off x="0" y="0"/>
-                      <a:ext cx="5652103" cy="1676067"/>
-                    </a:xfrm>
-                    <a:prstGeom prst="rect">
-                      <a:avLst/>
-                    </a:prstGeom>
-                  </pic:spPr>
-                </pic:pic>
-              </a:graphicData>
-            </a:graphic>
-          </wp:inline>
-        </w:drawing>
-      </w:r>
-    </w:p>
-    <w:p>
-      <w:r>
-        <w:drawing>
-          <wp:inline distT="0" distB="0" distL="0" distR="0" wp14:anchorId="2437F6EA" wp14:editId="5DB05A36">
-            <wp:extent cx="5500695" cy="434567"/>
-            <wp:effectExtent l="0" t="0" r="5080" b="3810"/>
-            <wp:docPr id="1834912497" name="Picture 1"/>
-            <wp:cNvGraphicFramePr>
-              <a:graphicFrameLocks xmlns:a="http://schemas.openxmlformats.org/drawingml/2006/main" noChangeAspect="1"/>
-            </wp:cNvGraphicFramePr>
-            <a:graphic xmlns:a="http://schemas.openxmlformats.org/drawingml/2006/main">
-              <a:graphicData uri="http://schemas.openxmlformats.org/drawingml/2006/picture">
-                <pic:pic xmlns:pic="http://schemas.openxmlformats.org/drawingml/2006/picture">
-                  <pic:nvPicPr>
-                    <pic:cNvPr id="1834912497" name=""/>
-                    <pic:cNvPicPr/>
-                  </pic:nvPicPr>
-                  <pic:blipFill>
-                    <a:blip r:embed="rId31"/>
-                    <a:stretch>
-                      <a:fillRect/>
-                    </a:stretch>
-                  </pic:blipFill>
-                  <pic:spPr>
-                    <a:xfrm>
-                      <a:off x="0" y="0"/>
-                      <a:ext cx="5528202" cy="436740"/>
-                    </a:xfrm>
-                    <a:prstGeom prst="rect">
-                      <a:avLst/>
-                    </a:prstGeom>
-                  </pic:spPr>
-                </pic:pic>
-              </a:graphicData>
-            </a:graphic>
-          </wp:inline>
-        </w:drawing>
-      </w:r>
-    </w:p>
-    <w:p>
-      <w:r>
-        <w:lastRenderedPageBreak/>
-        <w:t>I also noticed the hotel data set contains 2 hotels</w:t>
-      </w:r>
-      <w:r>
-        <w:t xml:space="preserve">: </w:t>
-      </w:r>
-      <w:r>
-        <w:t>'Resort Hotel' 'City Hotel'</w:t>
-      </w:r>
-      <w:r>
-        <w:t xml:space="preserve">, the best fit for our project is to choose the city hotel, since is the one that best describe </w:t>
-      </w:r>
-      <w:r>
-        <w:t xml:space="preserve">the Glasnevin example. </w:t>
-      </w:r>
-    </w:p>
-    <w:p>
-      <w:r>
-        <w:drawing>
-          <wp:inline distT="0" distB="0" distL="0" distR="0" wp14:anchorId="2A048D25" wp14:editId="484CBC53">
-            <wp:extent cx="4495800" cy="238125"/>
-            <wp:effectExtent l="0" t="0" r="0" b="9525"/>
-            <wp:docPr id="889061588" name="Picture 1"/>
-            <wp:cNvGraphicFramePr>
-              <a:graphicFrameLocks xmlns:a="http://schemas.openxmlformats.org/drawingml/2006/main" noChangeAspect="1"/>
-            </wp:cNvGraphicFramePr>
-            <a:graphic xmlns:a="http://schemas.openxmlformats.org/drawingml/2006/main">
-              <a:graphicData uri="http://schemas.openxmlformats.org/drawingml/2006/picture">
-                <pic:pic xmlns:pic="http://schemas.openxmlformats.org/drawingml/2006/picture">
-                  <pic:nvPicPr>
-                    <pic:cNvPr id="889061588" name=""/>
-                    <pic:cNvPicPr/>
-                  </pic:nvPicPr>
-                  <pic:blipFill>
-                    <a:blip r:embed="rId32"/>
-                    <a:stretch>
-                      <a:fillRect/>
-                    </a:stretch>
-                  </pic:blipFill>
-                  <pic:spPr>
-                    <a:xfrm>
-                      <a:off x="0" y="0"/>
-                      <a:ext cx="4498349" cy="238260"/>
-                    </a:xfrm>
-                    <a:prstGeom prst="rect">
-                      <a:avLst/>
-                    </a:prstGeom>
-                  </pic:spPr>
-                </pic:pic>
-              </a:graphicData>
-            </a:graphic>
-          </wp:inline>
-        </w:drawing>
-      </w:r>
-    </w:p>
-    <w:p>
-      <w:r>
-        <w:drawing>
-          <wp:inline distT="0" distB="0" distL="0" distR="0" wp14:anchorId="533C95DC" wp14:editId="04772C1E">
-            <wp:extent cx="4466289" cy="400050"/>
-            <wp:effectExtent l="0" t="0" r="0" b="0"/>
-            <wp:docPr id="1776513104" name="Picture 1"/>
-            <wp:cNvGraphicFramePr>
-              <a:graphicFrameLocks xmlns:a="http://schemas.openxmlformats.org/drawingml/2006/main" noChangeAspect="1"/>
-            </wp:cNvGraphicFramePr>
-            <a:graphic xmlns:a="http://schemas.openxmlformats.org/drawingml/2006/main">
-              <a:graphicData uri="http://schemas.openxmlformats.org/drawingml/2006/picture">
-                <pic:pic xmlns:pic="http://schemas.openxmlformats.org/drawingml/2006/picture">
-                  <pic:nvPicPr>
-                    <pic:cNvPr id="1776513104" name=""/>
-                    <pic:cNvPicPr/>
-                  </pic:nvPicPr>
-                  <pic:blipFill>
-                    <a:blip r:embed="rId33"/>
-                    <a:stretch>
-                      <a:fillRect/>
-                    </a:stretch>
-                  </pic:blipFill>
-                  <pic:spPr>
-                    <a:xfrm>
-                      <a:off x="0" y="0"/>
-                      <a:ext cx="4468219" cy="400223"/>
-                    </a:xfrm>
-                    <a:prstGeom prst="rect">
-                      <a:avLst/>
-                    </a:prstGeom>
-                  </pic:spPr>
-                </pic:pic>
-              </a:graphicData>
-            </a:graphic>
-          </wp:inline>
-        </w:drawing>
-      </w:r>
-    </w:p>
-    <w:p>
-      <w:r>
-        <w:drawing>
-          <wp:inline distT="0" distB="0" distL="0" distR="0" wp14:anchorId="57156579" wp14:editId="6AE2C7B1">
-            <wp:extent cx="4496427" cy="257211"/>
-            <wp:effectExtent l="0" t="0" r="0" b="9525"/>
-            <wp:docPr id="1493467322" name="Picture 1"/>
-            <wp:cNvGraphicFramePr>
-              <a:graphicFrameLocks xmlns:a="http://schemas.openxmlformats.org/drawingml/2006/main" noChangeAspect="1"/>
-            </wp:cNvGraphicFramePr>
-            <a:graphic xmlns:a="http://schemas.openxmlformats.org/drawingml/2006/main">
-              <a:graphicData uri="http://schemas.openxmlformats.org/drawingml/2006/picture">
-                <pic:pic xmlns:pic="http://schemas.openxmlformats.org/drawingml/2006/picture">
-                  <pic:nvPicPr>
-                    <pic:cNvPr id="1493467322" name=""/>
-                    <pic:cNvPicPr/>
-                  </pic:nvPicPr>
-                  <pic:blipFill>
-                    <a:blip r:embed="rId34"/>
-                    <a:stretch>
-                      <a:fillRect/>
-                    </a:stretch>
-                  </pic:blipFill>
-                  <pic:spPr>
-                    <a:xfrm>
-                      <a:off x="0" y="0"/>
-                      <a:ext cx="4496427" cy="257211"/>
-                    </a:xfrm>
-                    <a:prstGeom prst="rect">
-                      <a:avLst/>
-                    </a:prstGeom>
-                  </pic:spPr>
-                </pic:pic>
-              </a:graphicData>
-            </a:graphic>
-          </wp:inline>
-        </w:drawing>
+      <w:pPr>
+        <w:pStyle w:val="Caption"/>
+      </w:pPr>
+      <w:r>
+        <w:t xml:space="preserve">Figure </w:t>
+      </w:r>
+      <w:r>
+        <w:fldChar w:fldCharType="begin"/>
+      </w:r>
+      <w:r>
+        <w:instrText xml:space="preserve"> SEQ Figure \* ARABIC </w:instrText>
+      </w:r>
+      <w:r>
+        <w:fldChar w:fldCharType="separate"/>
+      </w:r>
+      <w:r>
+        <w:rPr>
+          <w:noProof/>
+        </w:rPr>
+        <w:t>19</w:t>
+      </w:r>
+      <w:r>
+        <w:fldChar w:fldCharType="end"/>
+      </w:r>
+      <w:r>
+        <w:t>: Selection of City Hotel</w:t>
       </w:r>
     </w:p>
     <w:p/>
-    <w:p/>
     <w:p>
       <w:r>
         <w:t xml:space="preserve">The biggest initial problem was that the occupancy was being calculated wrong. The original approach was adding the number of bookings ok each day, generating a unique arrival number, meaning that if a guest arrived on Monday and stayed for 4 nights, that occupancy as only counting for Monday. This </w:t>
@@ -4357,14 +7028,28 @@
     </w:p>
     <w:p>
       <w:r>
-        <w:t>The fix was to use the .Timedelta function to add the number of nights to the dates, so they can me added properly</w:t>
+        <w:t>The fix was to use the .</w:t>
+      </w:r>
+      <w:proofErr w:type="spellStart"/>
+      <w:r>
+        <w:t>Timedelta</w:t>
+      </w:r>
+      <w:proofErr w:type="spellEnd"/>
+      <w:r>
+        <w:t xml:space="preserve"> function to add the number of nights to the dates, so they can me added properly</w:t>
       </w:r>
       <w:r>
         <w:t xml:space="preserve"> to every single day of the week as correspond. </w:t>
       </w:r>
     </w:p>
     <w:p>
-      <w:r>
+      <w:pPr>
+        <w:keepNext/>
+      </w:pPr>
+      <w:r>
+        <w:rPr>
+          <w:noProof/>
+        </w:rPr>
         <w:drawing>
           <wp:inline distT="0" distB="0" distL="0" distR="0" wp14:anchorId="225FAE70" wp14:editId="3669434A">
             <wp:extent cx="6089023" cy="1201479"/>
@@ -4381,7 +7066,7 @@
                     <pic:cNvPicPr/>
                   </pic:nvPicPr>
                   <pic:blipFill>
-                    <a:blip r:embed="rId35"/>
+                    <a:blip r:embed="rId30"/>
                     <a:stretch>
                       <a:fillRect/>
                     </a:stretch>
@@ -4402,11 +7087,53 @@
         </w:drawing>
       </w:r>
     </w:p>
+    <w:p>
+      <w:pPr>
+        <w:pStyle w:val="Caption"/>
+      </w:pPr>
+      <w:r>
+        <w:t xml:space="preserve">Figure </w:t>
+      </w:r>
+      <w:r>
+        <w:fldChar w:fldCharType="begin"/>
+      </w:r>
+      <w:r>
+        <w:instrText xml:space="preserve"> SEQ Figure \* ARABIC </w:instrText>
+      </w:r>
+      <w:r>
+        <w:fldChar w:fldCharType="separate"/>
+      </w:r>
+      <w:r>
+        <w:rPr>
+          <w:noProof/>
+        </w:rPr>
+        <w:t>20</w:t>
+      </w:r>
+      <w:r>
+        <w:fldChar w:fldCharType="end"/>
+      </w:r>
+      <w:r>
+        <w:t xml:space="preserve">: </w:t>
+      </w:r>
+      <w:proofErr w:type="spellStart"/>
+      <w:r>
+        <w:t>Timedelta</w:t>
+      </w:r>
+      <w:proofErr w:type="spellEnd"/>
+      <w:r>
+        <w:t xml:space="preserve"> function adding nights to calendar</w:t>
+      </w:r>
+    </w:p>
     <w:p/>
     <w:p>
+      <w:pPr>
+        <w:pStyle w:val="Heading3"/>
+      </w:pPr>
+      <w:bookmarkStart w:id="13" w:name="_Toc231153657"/>
       <w:r>
         <w:t>3.2 Construct data</w:t>
       </w:r>
+      <w:bookmarkEnd w:id="13"/>
     </w:p>
     <w:p>
       <w:r>
@@ -4491,7 +7218,13 @@
       </w:r>
     </w:p>
     <w:p>
-      <w:r>
+      <w:pPr>
+        <w:keepNext/>
+      </w:pPr>
+      <w:r>
+        <w:rPr>
+          <w:noProof/>
+        </w:rPr>
         <w:lastRenderedPageBreak/>
         <w:drawing>
           <wp:inline distT="0" distB="0" distL="0" distR="0" wp14:anchorId="7F2B2B2B" wp14:editId="4AC3FC25">
@@ -4509,7 +7242,7 @@
                     <pic:cNvPicPr/>
                   </pic:nvPicPr>
                   <pic:blipFill>
-                    <a:blip r:embed="rId36"/>
+                    <a:blip r:embed="rId31"/>
                     <a:stretch>
                       <a:fillRect/>
                     </a:stretch>
@@ -4530,6 +7263,35 @@
         </w:drawing>
       </w:r>
     </w:p>
+    <w:p>
+      <w:pPr>
+        <w:pStyle w:val="Caption"/>
+      </w:pPr>
+      <w:r>
+        <w:t xml:space="preserve">Figure </w:t>
+      </w:r>
+      <w:r>
+        <w:fldChar w:fldCharType="begin"/>
+      </w:r>
+      <w:r>
+        <w:instrText xml:space="preserve"> SEQ Figure \* ARABIC </w:instrText>
+      </w:r>
+      <w:r>
+        <w:fldChar w:fldCharType="separate"/>
+      </w:r>
+      <w:r>
+        <w:rPr>
+          <w:noProof/>
+        </w:rPr>
+        <w:t>21</w:t>
+      </w:r>
+      <w:r>
+        <w:fldChar w:fldCharType="end"/>
+      </w:r>
+      <w:r>
+        <w:t>: Sine and Cosine creating cyclical features</w:t>
+      </w:r>
+    </w:p>
     <w:p/>
     <w:p>
       <w:r>
@@ -4545,13 +7307,29 @@
         <w:t xml:space="preserve">like </w:t>
       </w:r>
       <w:r>
-        <w:t>"day_of_week"</w:t>
+        <w:t>"</w:t>
+      </w:r>
+      <w:proofErr w:type="spellStart"/>
+      <w:r>
+        <w:t>day_of_week</w:t>
+      </w:r>
+      <w:proofErr w:type="spellEnd"/>
+      <w:r>
+        <w:t>"</w:t>
       </w:r>
       <w:r>
         <w:t xml:space="preserve"> and </w:t>
       </w:r>
       <w:r>
-        <w:t>"weather_quality"</w:t>
+        <w:t>"</w:t>
+      </w:r>
+      <w:proofErr w:type="spellStart"/>
+      <w:r>
+        <w:t>weather_quality</w:t>
+      </w:r>
+      <w:proofErr w:type="spellEnd"/>
+      <w:r>
+        <w:t>"</w:t>
       </w:r>
       <w:r>
         <w:t xml:space="preserve"> </w:t>
@@ -4572,20 +7350,28 @@
         <w:t xml:space="preserve"> erase the ranking crated by its positions</w:t>
       </w:r>
       <w:r>
-        <w:t xml:space="preserve"> on the rows. By using </w:t>
-      </w:r>
-      <w:r>
-        <w:t>One-hot Encoding</w:t>
-      </w:r>
-      <w:r>
-        <w:t xml:space="preserve"> now all </w:t>
-      </w:r>
-      <w:r>
-        <w:t xml:space="preserve">categorical values contain it own independent value. </w:t>
-      </w:r>
-    </w:p>
-    <w:p>
-      <w:r>
+        <w:t xml:space="preserve"> on the rows. By using One-hot Encoding now all </w:t>
+      </w:r>
+      <w:r>
+        <w:t xml:space="preserve">categorical values contain </w:t>
+      </w:r>
+      <w:proofErr w:type="spellStart"/>
+      <w:r>
+        <w:t>it</w:t>
+      </w:r>
+      <w:proofErr w:type="spellEnd"/>
+      <w:r>
+        <w:t xml:space="preserve"> own independent value. </w:t>
+      </w:r>
+    </w:p>
+    <w:p>
+      <w:pPr>
+        <w:keepNext/>
+      </w:pPr>
+      <w:r>
+        <w:rPr>
+          <w:noProof/>
+        </w:rPr>
         <w:drawing>
           <wp:inline distT="0" distB="0" distL="0" distR="0" wp14:anchorId="3C531A37" wp14:editId="4EE0BA17">
             <wp:extent cx="5614670" cy="901065"/>
@@ -4602,7 +7388,7 @@
                     <pic:cNvPicPr/>
                   </pic:nvPicPr>
                   <pic:blipFill rotWithShape="1">
-                    <a:blip r:embed="rId37"/>
+                    <a:blip r:embed="rId32"/>
                     <a:srcRect r="4986"/>
                     <a:stretch>
                       <a:fillRect/>
@@ -4633,6 +7419,35 @@
       </w:r>
     </w:p>
     <w:p>
+      <w:pPr>
+        <w:pStyle w:val="Caption"/>
+      </w:pPr>
+      <w:r>
+        <w:t xml:space="preserve">Figure </w:t>
+      </w:r>
+      <w:r>
+        <w:fldChar w:fldCharType="begin"/>
+      </w:r>
+      <w:r>
+        <w:instrText xml:space="preserve"> SEQ Figure \* ARABIC </w:instrText>
+      </w:r>
+      <w:r>
+        <w:fldChar w:fldCharType="separate"/>
+      </w:r>
+      <w:r>
+        <w:rPr>
+          <w:noProof/>
+        </w:rPr>
+        <w:t>22</w:t>
+      </w:r>
+      <w:r>
+        <w:fldChar w:fldCharType="end"/>
+      </w:r>
+      <w:r>
+        <w:t>: One-hot Encoding for two features</w:t>
+      </w:r>
+    </w:p>
+    <w:p>
       <w:r>
         <w:t xml:space="preserve">Lag features were needed to provide sense to the data, to create repetitions to learn from. </w:t>
       </w:r>
@@ -4653,12 +7468,15 @@
       </w:r>
     </w:p>
     <w:p>
+      <w:pPr>
+        <w:keepNext/>
+      </w:pPr>
       <w:r>
         <w:drawing>
-          <wp:inline distT="0" distB="0" distL="0" distR="0" wp14:anchorId="736F5398" wp14:editId="5043ADB1">
-            <wp:extent cx="5615127" cy="2011091"/>
-            <wp:effectExtent l="0" t="0" r="5080" b="8255"/>
-            <wp:docPr id="48199663" name="Picture 1"/>
+          <wp:inline distT="0" distB="0" distL="0" distR="0" wp14:anchorId="0A6E3922" wp14:editId="2D32A480">
+            <wp:extent cx="5329767" cy="2028335"/>
+            <wp:effectExtent l="0" t="0" r="4445" b="0"/>
+            <wp:docPr id="563418395" name="Picture 1"/>
             <wp:cNvGraphicFramePr>
               <a:graphicFrameLocks xmlns:a="http://schemas.openxmlformats.org/drawingml/2006/main" noChangeAspect="1"/>
             </wp:cNvGraphicFramePr>
@@ -4666,11 +7484,11 @@
               <a:graphicData uri="http://schemas.openxmlformats.org/drawingml/2006/picture">
                 <pic:pic xmlns:pic="http://schemas.openxmlformats.org/drawingml/2006/picture">
                   <pic:nvPicPr>
-                    <pic:cNvPr id="48199663" name=""/>
+                    <pic:cNvPr id="563418395" name=""/>
                     <pic:cNvPicPr/>
                   </pic:nvPicPr>
                   <pic:blipFill>
-                    <a:blip r:embed="rId38"/>
+                    <a:blip r:embed="rId33"/>
                     <a:stretch>
                       <a:fillRect/>
                     </a:stretch>
@@ -4678,7 +7496,7 @@
                   <pic:spPr>
                     <a:xfrm>
                       <a:off x="0" y="0"/>
-                      <a:ext cx="5631455" cy="2016939"/>
+                      <a:ext cx="5332763" cy="2029475"/>
                     </a:xfrm>
                     <a:prstGeom prst="rect">
                       <a:avLst/>
@@ -4690,183 +7508,62 @@
           </wp:inline>
         </w:drawing>
       </w:r>
+    </w:p>
+    <w:p>
+      <w:pPr>
+        <w:pStyle w:val="Caption"/>
+      </w:pPr>
+      <w:r>
+        <w:t xml:space="preserve">Figure </w:t>
+      </w:r>
+      <w:r>
+        <w:fldChar w:fldCharType="begin"/>
+      </w:r>
+      <w:r>
+        <w:instrText xml:space="preserve"> SEQ Figure \* ARABIC </w:instrText>
+      </w:r>
+      <w:r>
+        <w:fldChar w:fldCharType="separate"/>
+      </w:r>
+      <w:r>
+        <w:rPr>
+          <w:noProof/>
+        </w:rPr>
+        <w:t>23</w:t>
+      </w:r>
+      <w:r>
+        <w:fldChar w:fldCharType="end"/>
+      </w:r>
+      <w:r>
+        <w:t>: Four Lag features  created to create concept of time</w:t>
+      </w:r>
+    </w:p>
+    <w:p>
       <w:r>
         <w:rPr>
           <w:highlight w:val="yellow"/>
         </w:rPr>
         <w:t xml:space="preserve"> </w:t>
       </w:r>
-      <w:r>
-        <w:drawing>
-          <wp:inline distT="0" distB="0" distL="0" distR="0" wp14:anchorId="14305F41" wp14:editId="635534B1">
-            <wp:extent cx="5731510" cy="665480"/>
-            <wp:effectExtent l="0" t="0" r="2540" b="1270"/>
-            <wp:docPr id="314448149" name="Picture 1"/>
-            <wp:cNvGraphicFramePr>
-              <a:graphicFrameLocks xmlns:a="http://schemas.openxmlformats.org/drawingml/2006/main" noChangeAspect="1"/>
-            </wp:cNvGraphicFramePr>
-            <a:graphic xmlns:a="http://schemas.openxmlformats.org/drawingml/2006/main">
-              <a:graphicData uri="http://schemas.openxmlformats.org/drawingml/2006/picture">
-                <pic:pic xmlns:pic="http://schemas.openxmlformats.org/drawingml/2006/picture">
-                  <pic:nvPicPr>
-                    <pic:cNvPr id="314448149" name=""/>
-                    <pic:cNvPicPr/>
-                  </pic:nvPicPr>
-                  <pic:blipFill>
-                    <a:blip r:embed="rId39"/>
-                    <a:stretch>
-                      <a:fillRect/>
-                    </a:stretch>
-                  </pic:blipFill>
-                  <pic:spPr>
-                    <a:xfrm>
-                      <a:off x="0" y="0"/>
-                      <a:ext cx="5731510" cy="665480"/>
-                    </a:xfrm>
-                    <a:prstGeom prst="rect">
-                      <a:avLst/>
-                    </a:prstGeom>
-                  </pic:spPr>
-                </pic:pic>
-              </a:graphicData>
-            </a:graphic>
-          </wp:inline>
-        </w:drawing>
-      </w:r>
-    </w:p>
-    <w:p>
-      <w:r>
+    </w:p>
+    <w:p>
+      <w:r>
+        <w:rPr>
+          <w:highlight w:val="yellow"/>
+        </w:rPr>
+        <w:t xml:space="preserve"> </w:t>
+      </w:r>
+    </w:p>
+    <w:p/>
+    <w:p>
+      <w:pPr>
+        <w:keepNext/>
+      </w:pPr>
+      <w:r>
+        <w:rPr>
+          <w:noProof/>
+        </w:rPr>
         <w:lastRenderedPageBreak/>
-        <w:drawing>
-          <wp:inline distT="0" distB="0" distL="0" distR="0" wp14:anchorId="7F0EF7F3" wp14:editId="731A4AB7">
-            <wp:extent cx="5573557" cy="2408712"/>
-            <wp:effectExtent l="0" t="0" r="8255" b="0"/>
-            <wp:docPr id="1848717817" name="Picture 1"/>
-            <wp:cNvGraphicFramePr>
-              <a:graphicFrameLocks xmlns:a="http://schemas.openxmlformats.org/drawingml/2006/main" noChangeAspect="1"/>
-            </wp:cNvGraphicFramePr>
-            <a:graphic xmlns:a="http://schemas.openxmlformats.org/drawingml/2006/main">
-              <a:graphicData uri="http://schemas.openxmlformats.org/drawingml/2006/picture">
-                <pic:pic xmlns:pic="http://schemas.openxmlformats.org/drawingml/2006/picture">
-                  <pic:nvPicPr>
-                    <pic:cNvPr id="1848717817" name=""/>
-                    <pic:cNvPicPr/>
-                  </pic:nvPicPr>
-                  <pic:blipFill>
-                    <a:blip r:embed="rId40"/>
-                    <a:stretch>
-                      <a:fillRect/>
-                    </a:stretch>
-                  </pic:blipFill>
-                  <pic:spPr>
-                    <a:xfrm>
-                      <a:off x="0" y="0"/>
-                      <a:ext cx="5588339" cy="2415100"/>
-                    </a:xfrm>
-                    <a:prstGeom prst="rect">
-                      <a:avLst/>
-                    </a:prstGeom>
-                  </pic:spPr>
-                </pic:pic>
-              </a:graphicData>
-            </a:graphic>
-          </wp:inline>
-        </w:drawing>
-      </w:r>
-      <w:r>
-        <w:rPr>
-          <w:highlight w:val="yellow"/>
-        </w:rPr>
-        <w:t xml:space="preserve"> </w:t>
-      </w:r>
-      <w:r>
-        <w:drawing>
-          <wp:inline distT="0" distB="0" distL="0" distR="0" wp14:anchorId="004F0C9E" wp14:editId="73A3C9D5">
-            <wp:extent cx="5487166" cy="1752845"/>
-            <wp:effectExtent l="0" t="0" r="0" b="0"/>
-            <wp:docPr id="914121302" name="Picture 1"/>
-            <wp:cNvGraphicFramePr>
-              <a:graphicFrameLocks xmlns:a="http://schemas.openxmlformats.org/drawingml/2006/main" noChangeAspect="1"/>
-            </wp:cNvGraphicFramePr>
-            <a:graphic xmlns:a="http://schemas.openxmlformats.org/drawingml/2006/main">
-              <a:graphicData uri="http://schemas.openxmlformats.org/drawingml/2006/picture">
-                <pic:pic xmlns:pic="http://schemas.openxmlformats.org/drawingml/2006/picture">
-                  <pic:nvPicPr>
-                    <pic:cNvPr id="914121302" name=""/>
-                    <pic:cNvPicPr/>
-                  </pic:nvPicPr>
-                  <pic:blipFill>
-                    <a:blip r:embed="rId41"/>
-                    <a:stretch>
-                      <a:fillRect/>
-                    </a:stretch>
-                  </pic:blipFill>
-                  <pic:spPr>
-                    <a:xfrm>
-                      <a:off x="0" y="0"/>
-                      <a:ext cx="5487166" cy="1752845"/>
-                    </a:xfrm>
-                    <a:prstGeom prst="rect">
-                      <a:avLst/>
-                    </a:prstGeom>
-                  </pic:spPr>
-                </pic:pic>
-              </a:graphicData>
-            </a:graphic>
-          </wp:inline>
-        </w:drawing>
-      </w:r>
-    </w:p>
-    <w:p>
-      <w:r>
-        <w:drawing>
-          <wp:inline distT="0" distB="0" distL="0" distR="0" wp14:anchorId="2861667F" wp14:editId="6A6E26D8">
-            <wp:extent cx="5581540" cy="409575"/>
-            <wp:effectExtent l="0" t="0" r="635" b="0"/>
-            <wp:docPr id="999667083" name="Picture 1"/>
-            <wp:cNvGraphicFramePr>
-              <a:graphicFrameLocks xmlns:a="http://schemas.openxmlformats.org/drawingml/2006/main" noChangeAspect="1"/>
-            </wp:cNvGraphicFramePr>
-            <a:graphic xmlns:a="http://schemas.openxmlformats.org/drawingml/2006/main">
-              <a:graphicData uri="http://schemas.openxmlformats.org/drawingml/2006/picture">
-                <pic:pic xmlns:pic="http://schemas.openxmlformats.org/drawingml/2006/picture">
-                  <pic:nvPicPr>
-                    <pic:cNvPr id="999667083" name=""/>
-                    <pic:cNvPicPr/>
-                  </pic:nvPicPr>
-                  <pic:blipFill rotWithShape="1">
-                    <a:blip r:embed="rId42"/>
-                    <a:srcRect r="9709"/>
-                    <a:stretch>
-                      <a:fillRect/>
-                    </a:stretch>
-                  </pic:blipFill>
-                  <pic:spPr bwMode="auto">
-                    <a:xfrm>
-                      <a:off x="0" y="0"/>
-                      <a:ext cx="5582317" cy="409632"/>
-                    </a:xfrm>
-                    <a:prstGeom prst="rect">
-                      <a:avLst/>
-                    </a:prstGeom>
-                    <a:ln>
-                      <a:noFill/>
-                    </a:ln>
-                    <a:extLst>
-                      <a:ext uri="{53640926-AAD7-44D8-BBD7-CCE9431645EC}">
-                        <a14:shadowObscured xmlns:a14="http://schemas.microsoft.com/office/drawing/2010/main"/>
-                      </a:ext>
-                    </a:extLst>
-                  </pic:spPr>
-                </pic:pic>
-              </a:graphicData>
-            </a:graphic>
-          </wp:inline>
-        </w:drawing>
-      </w:r>
-    </w:p>
-    <w:p>
-      <w:r>
         <w:drawing>
           <wp:inline distT="0" distB="0" distL="0" distR="0" wp14:anchorId="6C3086BA" wp14:editId="45A16FBD">
             <wp:extent cx="5983686" cy="615879"/>
@@ -4883,7 +7580,7 @@
                     <pic:cNvPicPr/>
                   </pic:nvPicPr>
                   <pic:blipFill>
-                    <a:blip r:embed="rId43"/>
+                    <a:blip r:embed="rId34"/>
                     <a:stretch>
                       <a:fillRect/>
                     </a:stretch>
@@ -4903,6 +7600,37 @@
           </wp:inline>
         </w:drawing>
       </w:r>
+    </w:p>
+    <w:p>
+      <w:pPr>
+        <w:pStyle w:val="Caption"/>
+      </w:pPr>
+      <w:r>
+        <w:t xml:space="preserve">Figure </w:t>
+      </w:r>
+      <w:r>
+        <w:fldChar w:fldCharType="begin"/>
+      </w:r>
+      <w:r>
+        <w:instrText xml:space="preserve"> SEQ Figure \* ARABIC </w:instrText>
+      </w:r>
+      <w:r>
+        <w:fldChar w:fldCharType="separate"/>
+      </w:r>
+      <w:r>
+        <w:rPr>
+          <w:noProof/>
+        </w:rPr>
+        <w:t>24</w:t>
+      </w:r>
+      <w:r>
+        <w:fldChar w:fldCharType="end"/>
+      </w:r>
+      <w:r>
+        <w:t>: Final list of features</w:t>
+      </w:r>
+    </w:p>
+    <w:p>
       <w:r>
         <w:t xml:space="preserve"> </w:t>
       </w:r>
@@ -4913,7 +7641,13 @@
         <w:t>,</w:t>
       </w:r>
       <w:r>
-        <w:t xml:space="preserve"> I created the categories that define and describe the weather </w:t>
+        <w:t xml:space="preserve"> I created the categories that define </w:t>
+      </w:r>
+      <w:r>
+        <w:t>and describe</w:t>
+      </w:r>
+      <w:r>
+        <w:t xml:space="preserve"> the weather </w:t>
       </w:r>
       <w:r>
         <w:t>seasons, this provides sense to row data that can be hard to</w:t>
@@ -4923,7 +7657,13 @@
       </w:r>
     </w:p>
     <w:p>
-      <w:r>
+      <w:pPr>
+        <w:keepNext/>
+      </w:pPr>
+      <w:r>
+        <w:rPr>
+          <w:noProof/>
+        </w:rPr>
         <w:drawing>
           <wp:inline distT="0" distB="0" distL="0" distR="0" wp14:anchorId="3646A9CF" wp14:editId="282A850D">
             <wp:extent cx="5341874" cy="2307934"/>
@@ -4940,7 +7680,7 @@
                     <pic:cNvPicPr/>
                   </pic:nvPicPr>
                   <pic:blipFill>
-                    <a:blip r:embed="rId44"/>
+                    <a:blip r:embed="rId35"/>
                     <a:stretch>
                       <a:fillRect/>
                     </a:stretch>
@@ -4962,8 +7702,42 @@
       </w:r>
     </w:p>
     <w:p>
-      <w:r>
-        <w:lastRenderedPageBreak/>
+      <w:pPr>
+        <w:pStyle w:val="Caption"/>
+      </w:pPr>
+      <w:r>
+        <w:t xml:space="preserve">Figure </w:t>
+      </w:r>
+      <w:r>
+        <w:fldChar w:fldCharType="begin"/>
+      </w:r>
+      <w:r>
+        <w:instrText xml:space="preserve"> SEQ Figure \* ARABIC </w:instrText>
+      </w:r>
+      <w:r>
+        <w:fldChar w:fldCharType="separate"/>
+      </w:r>
+      <w:r>
+        <w:rPr>
+          <w:noProof/>
+        </w:rPr>
+        <w:t>25</w:t>
+      </w:r>
+      <w:r>
+        <w:fldChar w:fldCharType="end"/>
+      </w:r>
+      <w:r>
+        <w:t>: Weather categories for easy interpretation</w:t>
+      </w:r>
+    </w:p>
+    <w:p>
+      <w:pPr>
+        <w:keepNext/>
+      </w:pPr>
+      <w:r>
+        <w:rPr>
+          <w:noProof/>
+        </w:rPr>
         <w:drawing>
           <wp:inline distT="0" distB="0" distL="0" distR="0" wp14:anchorId="5A5551C0" wp14:editId="162E095F">
             <wp:extent cx="3724795" cy="3248478"/>
@@ -4980,7 +7754,7 @@
                     <pic:cNvPicPr/>
                   </pic:nvPicPr>
                   <pic:blipFill>
-                    <a:blip r:embed="rId45"/>
+                    <a:blip r:embed="rId36"/>
                     <a:stretch>
                       <a:fillRect/>
                     </a:stretch>
@@ -5002,15 +7776,49 @@
       </w:r>
     </w:p>
     <w:p>
+      <w:pPr>
+        <w:pStyle w:val="Caption"/>
+      </w:pPr>
+      <w:r>
+        <w:t xml:space="preserve">Figure </w:t>
+      </w:r>
+      <w:r>
+        <w:fldChar w:fldCharType="begin"/>
+      </w:r>
+      <w:r>
+        <w:instrText xml:space="preserve"> SEQ Figure \* ARABIC </w:instrText>
+      </w:r>
+      <w:r>
+        <w:fldChar w:fldCharType="separate"/>
+      </w:r>
+      <w:r>
+        <w:rPr>
+          <w:noProof/>
+        </w:rPr>
+        <w:t>26</w:t>
+      </w:r>
+      <w:r>
+        <w:fldChar w:fldCharType="end"/>
+      </w:r>
+      <w:r>
+        <w:t>: Weather categories implemented on the weather data frame</w:t>
+      </w:r>
+    </w:p>
+    <w:p>
+      <w:pPr>
+        <w:pStyle w:val="Heading3"/>
+      </w:pPr>
+      <w:bookmarkStart w:id="14" w:name="_Toc231153658"/>
       <w:r>
         <w:t>3.</w:t>
       </w:r>
       <w:r>
-        <w:t>2</w:t>
+        <w:t>3</w:t>
       </w:r>
       <w:r>
         <w:t>. Integrated data</w:t>
       </w:r>
+      <w:bookmarkEnd w:id="14"/>
     </w:p>
     <w:p>
       <w:r>
@@ -5039,7 +7847,14 @@
       </w:r>
     </w:p>
     <w:p>
-      <w:r>
+      <w:pPr>
+        <w:keepNext/>
+      </w:pPr>
+      <w:r>
+        <w:rPr>
+          <w:noProof/>
+        </w:rPr>
+        <w:lastRenderedPageBreak/>
         <w:drawing>
           <wp:inline distT="0" distB="0" distL="0" distR="0" wp14:anchorId="3AF621E5" wp14:editId="38B38FED">
             <wp:extent cx="5984674" cy="2589379"/>
@@ -5056,7 +7871,7 @@
                     <pic:cNvPicPr/>
                   </pic:nvPicPr>
                   <pic:blipFill>
-                    <a:blip r:embed="rId46"/>
+                    <a:blip r:embed="rId37"/>
                     <a:stretch>
                       <a:fillRect/>
                     </a:stretch>
@@ -5079,36 +7894,81 @@
     </w:p>
     <w:p>
       <w:pPr>
+        <w:pStyle w:val="Caption"/>
+      </w:pPr>
+      <w:r>
+        <w:t xml:space="preserve">Figure </w:t>
+      </w:r>
+      <w:r>
+        <w:fldChar w:fldCharType="begin"/>
+      </w:r>
+      <w:r>
+        <w:instrText xml:space="preserve"> SEQ Figure \* ARABIC </w:instrText>
+      </w:r>
+      <w:r>
+        <w:fldChar w:fldCharType="separate"/>
+      </w:r>
+      <w:r>
+        <w:rPr>
+          <w:noProof/>
+        </w:rPr>
+        <w:t>27</w:t>
+      </w:r>
+      <w:r>
+        <w:fldChar w:fldCharType="end"/>
+      </w:r>
+      <w:r>
+        <w:t xml:space="preserve">: Final data frame after </w:t>
+      </w:r>
+      <w:r>
+        <w:t xml:space="preserve">implementing </w:t>
+      </w:r>
+      <w:r>
+        <w:rPr>
+          <w:noProof/>
+        </w:rPr>
+        <w:t>merges</w:t>
+      </w:r>
+      <w:r>
+        <w:rPr>
+          <w:noProof/>
+        </w:rPr>
+        <w:t>, categorization and</w:t>
+      </w:r>
+      <w:r>
+        <w:rPr>
+          <w:noProof/>
+        </w:rPr>
+        <w:t xml:space="preserve"> feature selection</w:t>
+      </w:r>
+    </w:p>
+    <w:p>
+      <w:pPr>
         <w:pStyle w:val="Heading1"/>
       </w:pPr>
+      <w:bookmarkStart w:id="15" w:name="_Toc231153659"/>
       <w:r>
         <w:t xml:space="preserve">4 </w:t>
       </w:r>
       <w:r>
         <w:t>Modelling</w:t>
       </w:r>
-    </w:p>
-    <w:p>
-      <w:pPr>
-        <w:rPr>
-          <w:b/>
-          <w:bCs/>
-          <w:color w:val="EE0000"/>
-        </w:rPr>
-      </w:pPr>
-      <w:r>
-        <w:rPr>
-          <w:b/>
-          <w:bCs/>
-        </w:rPr>
+      <w:bookmarkEnd w:id="15"/>
+    </w:p>
+    <w:p>
+      <w:pPr>
+        <w:pStyle w:val="Heading3"/>
+      </w:pPr>
+      <w:bookmarkStart w:id="16" w:name="_Toc231153660"/>
+      <w:r>
         <w:t xml:space="preserve">4.1 </w:t>
       </w:r>
       <w:r>
-        <w:rPr>
-          <w:b/>
-          <w:bCs/>
-        </w:rPr>
-        <w:t xml:space="preserve">Select modelling technique </w:t>
+        <w:t>Select modelling technique</w:t>
+      </w:r>
+      <w:bookmarkEnd w:id="16"/>
+      <w:r>
+        <w:t xml:space="preserve"> </w:t>
       </w:r>
     </w:p>
     <w:p>
@@ -5139,7 +7999,6 @@
     </w:p>
     <w:p>
       <w:r>
-        <w:lastRenderedPageBreak/>
         <w:t>The three options are supervised algorithms</w:t>
       </w:r>
       <w:r>
@@ -5190,7 +8049,15 @@
         <w:t>Decision Tree Regressor</w:t>
       </w:r>
       <w:r>
-        <w:t>, it can handle non linear relationships</w:t>
+        <w:t xml:space="preserve">, it can handle </w:t>
+      </w:r>
+      <w:proofErr w:type="spellStart"/>
+      <w:r>
+        <w:t>non linear</w:t>
+      </w:r>
+      <w:proofErr w:type="spellEnd"/>
+      <w:r>
+        <w:t xml:space="preserve"> relationships</w:t>
       </w:r>
       <w:r>
         <w:t xml:space="preserve"> and easy to interpret</w:t>
@@ -5294,25 +8161,14 @@
     <w:p/>
     <w:p>
       <w:pPr>
-        <w:rPr>
-          <w:b/>
-          <w:bCs/>
-        </w:rPr>
-      </w:pPr>
-      <w:r>
-        <w:rPr>
-          <w:b/>
-          <w:bCs/>
-        </w:rPr>
-        <w:t xml:space="preserve">4.2 </w:t>
-      </w:r>
-      <w:r>
-        <w:rPr>
-          <w:b/>
-          <w:bCs/>
-        </w:rPr>
-        <w:t>Generate test design</w:t>
-      </w:r>
+        <w:pStyle w:val="Heading3"/>
+      </w:pPr>
+      <w:bookmarkStart w:id="17" w:name="_Toc231153661"/>
+      <w:r>
+        <w:lastRenderedPageBreak/>
+        <w:t>4.2 Generate test design</w:t>
+      </w:r>
+      <w:bookmarkEnd w:id="17"/>
     </w:p>
     <w:p>
       <w:r>
@@ -5352,7 +8208,13 @@
       </w:r>
     </w:p>
     <w:p>
-      <w:r>
+      <w:pPr>
+        <w:keepNext/>
+      </w:pPr>
+      <w:r>
+        <w:rPr>
+          <w:noProof/>
+        </w:rPr>
         <w:drawing>
           <wp:inline distT="0" distB="0" distL="0" distR="0" wp14:anchorId="44C487B0" wp14:editId="42964CDE">
             <wp:extent cx="4801270" cy="219106"/>
@@ -5369,7 +8231,7 @@
                     <pic:cNvPicPr/>
                   </pic:nvPicPr>
                   <pic:blipFill>
-                    <a:blip r:embed="rId47"/>
+                    <a:blip r:embed="rId38"/>
                     <a:stretch>
                       <a:fillRect/>
                     </a:stretch>
@@ -5389,6 +8251,37 @@
           </wp:inline>
         </w:drawing>
       </w:r>
+    </w:p>
+    <w:p>
+      <w:pPr>
+        <w:pStyle w:val="Caption"/>
+      </w:pPr>
+      <w:r>
+        <w:t xml:space="preserve">Figure </w:t>
+      </w:r>
+      <w:r>
+        <w:fldChar w:fldCharType="begin"/>
+      </w:r>
+      <w:r>
+        <w:instrText xml:space="preserve"> SEQ Figure \* ARABIC </w:instrText>
+      </w:r>
+      <w:r>
+        <w:fldChar w:fldCharType="separate"/>
+      </w:r>
+      <w:r>
+        <w:rPr>
+          <w:noProof/>
+        </w:rPr>
+        <w:t>28</w:t>
+      </w:r>
+      <w:r>
+        <w:fldChar w:fldCharType="end"/>
+      </w:r>
+      <w:r>
+        <w:t>: Standard split 80/20</w:t>
+      </w:r>
+    </w:p>
+    <w:p>
       <w:r>
         <w:t xml:space="preserve"> </w:t>
       </w:r>
@@ -5400,12 +8293,25 @@
     </w:p>
     <w:p>
       <w:r>
-        <w:t xml:space="preserve">To fix this .iloc function was used. Integer Location assign a position to the rows, and right after it is possible to split the data indicating where exactly the test and train start and begin. </w:t>
-      </w:r>
-    </w:p>
-    <w:p>
-      <w:r>
-        <w:lastRenderedPageBreak/>
+        <w:t>To fix this .</w:t>
+      </w:r>
+      <w:proofErr w:type="spellStart"/>
+      <w:r>
+        <w:t>iloc</w:t>
+      </w:r>
+      <w:proofErr w:type="spellEnd"/>
+      <w:r>
+        <w:t xml:space="preserve"> function was used. Integer Location assign a position to the rows, and right after it is possible to split the data indicating where exactly the test and train start and begin. </w:t>
+      </w:r>
+    </w:p>
+    <w:p>
+      <w:pPr>
+        <w:keepNext/>
+      </w:pPr>
+      <w:r>
+        <w:rPr>
+          <w:noProof/>
+        </w:rPr>
         <w:drawing>
           <wp:inline distT="0" distB="0" distL="0" distR="0" wp14:anchorId="19602F62" wp14:editId="52D4376C">
             <wp:extent cx="5731510" cy="1358900"/>
@@ -5422,7 +8328,7 @@
                     <pic:cNvPicPr/>
                   </pic:nvPicPr>
                   <pic:blipFill>
-                    <a:blip r:embed="rId48"/>
+                    <a:blip r:embed="rId39"/>
                     <a:stretch>
                       <a:fillRect/>
                     </a:stretch>
@@ -5444,13 +8350,48 @@
       </w:r>
     </w:p>
     <w:p>
+      <w:pPr>
+        <w:pStyle w:val="Caption"/>
+      </w:pPr>
+      <w:r>
+        <w:t xml:space="preserve">Figure </w:t>
+      </w:r>
+      <w:r>
+        <w:fldChar w:fldCharType="begin"/>
+      </w:r>
+      <w:r>
+        <w:instrText xml:space="preserve"> SEQ Figure \* ARABIC </w:instrText>
+      </w:r>
+      <w:r>
+        <w:fldChar w:fldCharType="separate"/>
+      </w:r>
+      <w:r>
+        <w:rPr>
+          <w:noProof/>
+        </w:rPr>
+        <w:t>29</w:t>
+      </w:r>
+      <w:r>
+        <w:fldChar w:fldCharType="end"/>
+      </w:r>
+      <w:r>
+        <w:t>: Integer location function giving order to test and train data</w:t>
+      </w:r>
+    </w:p>
+    <w:p>
       <w:r>
         <w:t>And Cross validation was used to ensure that the training set follows the 5 splits we selected are working in chronological order, making sure each round is trained in the past, works on the future.</w:t>
       </w:r>
     </w:p>
     <w:p/>
     <w:p>
-      <w:r>
+      <w:pPr>
+        <w:keepNext/>
+      </w:pPr>
+      <w:r>
+        <w:rPr>
+          <w:noProof/>
+        </w:rPr>
         <w:drawing>
           <wp:inline distT="0" distB="0" distL="0" distR="0" wp14:anchorId="643266A7" wp14:editId="070FFB7A">
             <wp:extent cx="6342667" cy="253707"/>
@@ -5467,7 +8408,7 @@
                     <pic:cNvPicPr/>
                   </pic:nvPicPr>
                   <pic:blipFill>
-                    <a:blip r:embed="rId49"/>
+                    <a:blip r:embed="rId40"/>
                     <a:stretch>
                       <a:fillRect/>
                     </a:stretch>
@@ -5490,71 +8431,93 @@
     </w:p>
     <w:p>
       <w:pPr>
+        <w:pStyle w:val="Caption"/>
+      </w:pPr>
+      <w:r>
+        <w:t xml:space="preserve">Figure </w:t>
+      </w:r>
+      <w:r>
+        <w:fldChar w:fldCharType="begin"/>
+      </w:r>
+      <w:r>
+        <w:instrText xml:space="preserve"> SEQ Figure \* ARABIC </w:instrText>
+      </w:r>
+      <w:r>
+        <w:fldChar w:fldCharType="separate"/>
+      </w:r>
+      <w:r>
+        <w:rPr>
+          <w:noProof/>
+        </w:rPr>
+        <w:t>30</w:t>
+      </w:r>
+      <w:r>
+        <w:fldChar w:fldCharType="end"/>
+      </w:r>
+      <w:r>
+        <w:t>: Time Series Split set to 5</w:t>
+      </w:r>
+    </w:p>
+    <w:p>
+      <w:pPr>
+        <w:pStyle w:val="Heading3"/>
+      </w:pPr>
+      <w:bookmarkStart w:id="18" w:name="_Toc231153662"/>
+      <w:r>
+        <w:t>4.3 Build model</w:t>
+      </w:r>
+      <w:bookmarkEnd w:id="18"/>
+    </w:p>
+    <w:p>
+      <w:r>
+        <w:t xml:space="preserve">For </w:t>
+      </w:r>
+      <w:r>
+        <w:t>Linear regression no random state is needed, but for Decision Tree and Random Forest, add this characteristic is key to ensure reproducibility, for this case I choose 17</w:t>
+      </w:r>
+      <w:r>
+        <w:t xml:space="preserve">, to force them to </w:t>
+      </w:r>
+      <w:r>
+        <w:t>build</w:t>
+      </w:r>
+      <w:r>
+        <w:t xml:space="preserve"> the exact same way every time we run the code. </w:t>
+      </w:r>
+    </w:p>
+    <w:p>
+      <w:r>
+        <w:lastRenderedPageBreak/>
+        <w:t xml:space="preserve">This for loop will take all the models, </w:t>
+      </w:r>
+      <w:r>
+        <w:t xml:space="preserve">making sure to follow the cross validation I specified, and will allow the </w:t>
+      </w:r>
+      <w:r>
+        <w:t xml:space="preserve">train </w:t>
+      </w:r>
+      <w:r>
+        <w:t xml:space="preserve">data to split into 5 pieces and average </w:t>
+      </w:r>
+      <w:r>
+        <w:t xml:space="preserve">an R2 and a SD </w:t>
+      </w:r>
+      <w:r>
+        <w:t xml:space="preserve"> </w:t>
+      </w:r>
+      <w:r>
+        <w:t xml:space="preserve">to compare the models. </w:t>
+      </w:r>
+    </w:p>
+    <w:p>
+      <w:pPr>
+        <w:keepNext/>
+      </w:pPr>
+      <w:r>
         <w:rPr>
           <w:b/>
           <w:bCs/>
-        </w:rPr>
-      </w:pPr>
-      <w:r>
-        <w:rPr>
-          <w:b/>
-          <w:bCs/>
-        </w:rPr>
-        <w:t xml:space="preserve">4.3 </w:t>
-      </w:r>
-      <w:r>
-        <w:rPr>
-          <w:b/>
-          <w:bCs/>
-        </w:rPr>
-        <w:t>Build model</w:t>
-      </w:r>
-    </w:p>
-    <w:p>
-      <w:r>
-        <w:t xml:space="preserve">For </w:t>
-      </w:r>
-      <w:r>
-        <w:t>Linear regression no random state is needed, but for Decision Tree and Random Forest, add this characteristic is key to ensure reproducibility, for this case I choose 17</w:t>
-      </w:r>
-      <w:r>
-        <w:t xml:space="preserve">, to force them to </w:t>
-      </w:r>
-      <w:r>
-        <w:t>build</w:t>
-      </w:r>
-      <w:r>
-        <w:t xml:space="preserve"> the exact same way every time we run the code. </w:t>
-      </w:r>
-    </w:p>
-    <w:p>
-      <w:r>
-        <w:t xml:space="preserve">This for loop will take all the models, </w:t>
-      </w:r>
-      <w:r>
-        <w:t xml:space="preserve">making sure to follow the cross validation I specified, and will allow the </w:t>
-      </w:r>
-      <w:r>
-        <w:t xml:space="preserve">train </w:t>
-      </w:r>
-      <w:r>
-        <w:t xml:space="preserve">data to split into 5 pieces and average </w:t>
-      </w:r>
-      <w:r>
-        <w:t xml:space="preserve">an R2 and a SD </w:t>
-      </w:r>
-      <w:r>
-        <w:t xml:space="preserve"> </w:t>
-      </w:r>
-      <w:r>
-        <w:t xml:space="preserve">to compare the models. </w:t>
-      </w:r>
-    </w:p>
-    <w:p>
-      <w:r>
-        <w:rPr>
-          <w:b/>
-          <w:bCs/>
+          <w:noProof/>
         </w:rPr>
         <w:drawing>
           <wp:inline distT="0" distB="0" distL="0" distR="0" wp14:anchorId="66C5A656" wp14:editId="5D888E3C">
@@ -5572,7 +8535,7 @@
                     <pic:cNvPicPr/>
                   </pic:nvPicPr>
                   <pic:blipFill rotWithShape="1">
-                    <a:blip r:embed="rId50"/>
+                    <a:blip r:embed="rId41"/>
                     <a:srcRect r="8430" b="22705"/>
                     <a:stretch>
                       <a:fillRect/>
@@ -5603,7 +8566,42 @@
       </w:r>
     </w:p>
     <w:p>
-      <w:r>
+      <w:pPr>
+        <w:pStyle w:val="Caption"/>
+      </w:pPr>
+      <w:r>
+        <w:t xml:space="preserve">Figure </w:t>
+      </w:r>
+      <w:r>
+        <w:fldChar w:fldCharType="begin"/>
+      </w:r>
+      <w:r>
+        <w:instrText xml:space="preserve"> SEQ Figure \* ARABIC </w:instrText>
+      </w:r>
+      <w:r>
+        <w:fldChar w:fldCharType="separate"/>
+      </w:r>
+      <w:r>
+        <w:rPr>
+          <w:noProof/>
+        </w:rPr>
+        <w:t>31</w:t>
+      </w:r>
+      <w:r>
+        <w:fldChar w:fldCharType="end"/>
+      </w:r>
+      <w:r>
+        <w:t>: List of models to test</w:t>
+      </w:r>
+    </w:p>
+    <w:p>
+      <w:pPr>
+        <w:keepNext/>
+      </w:pPr>
+      <w:r>
+        <w:rPr>
+          <w:noProof/>
+        </w:rPr>
         <w:drawing>
           <wp:inline distT="0" distB="0" distL="0" distR="0" wp14:anchorId="1BA4B53D" wp14:editId="5C1F56BE">
             <wp:extent cx="5428316" cy="1221897"/>
@@ -5620,7 +8618,7 @@
                     <pic:cNvPicPr/>
                   </pic:nvPicPr>
                   <pic:blipFill>
-                    <a:blip r:embed="rId51"/>
+                    <a:blip r:embed="rId42"/>
                     <a:stretch>
                       <a:fillRect/>
                     </a:stretch>
@@ -5643,25 +8641,42 @@
     </w:p>
     <w:p>
       <w:pPr>
-        <w:rPr>
-          <w:b/>
-          <w:bCs/>
-        </w:rPr>
-      </w:pPr>
-      <w:r>
-        <w:rPr>
-          <w:b/>
-          <w:bCs/>
-        </w:rPr>
-        <w:t xml:space="preserve">4.4 </w:t>
-      </w:r>
-      <w:r>
-        <w:rPr>
-          <w:b/>
-          <w:bCs/>
-        </w:rPr>
-        <w:t>Assess model</w:t>
-      </w:r>
+        <w:pStyle w:val="Caption"/>
+      </w:pPr>
+      <w:r>
+        <w:t xml:space="preserve">Figure </w:t>
+      </w:r>
+      <w:r>
+        <w:fldChar w:fldCharType="begin"/>
+      </w:r>
+      <w:r>
+        <w:instrText xml:space="preserve"> SEQ Figure \* ARABIC </w:instrText>
+      </w:r>
+      <w:r>
+        <w:fldChar w:fldCharType="separate"/>
+      </w:r>
+      <w:r>
+        <w:rPr>
+          <w:noProof/>
+        </w:rPr>
+        <w:t>32</w:t>
+      </w:r>
+      <w:r>
+        <w:fldChar w:fldCharType="end"/>
+      </w:r>
+      <w:r>
+        <w:t>: Run the model evaluation using R2 and SD as results</w:t>
+      </w:r>
+    </w:p>
+    <w:p>
+      <w:pPr>
+        <w:pStyle w:val="Heading3"/>
+      </w:pPr>
+      <w:bookmarkStart w:id="19" w:name="_Toc231153663"/>
+      <w:r>
+        <w:t>4.4 Assess model</w:t>
+      </w:r>
+      <w:bookmarkEnd w:id="19"/>
     </w:p>
     <w:p>
       <w:r>
@@ -5687,47 +8702,55 @@
     </w:p>
     <w:p>
       <w:r>
+        <w:t>Decision Tree: The cross-validation results show that no single model wins on both metrics simultaneously. Decision Tree has the lowest standard deviation (0.3983) suggesting it is the most consistent, however its R² of -0.5540 is the worst of the three, meaning it is consistently wrong, not consistently good.</w:t>
+      </w:r>
+    </w:p>
+    <w:p>
+      <w:r>
+        <w:t>Linear Regression seems to have a box tall enough to ensure that contains very volatile and unpredictable information.</w:t>
+      </w:r>
+    </w:p>
+    <w:p>
+      <w:r>
+        <w:t>Finally Random Forest: This one shows a bit more compact box in comparison to Linear Regression, the data seems to be stable enough, and the consistency may not be the best but this model present to be the most reliable</w:t>
+      </w:r>
+      <w:r>
+        <w:t>.</w:t>
+      </w:r>
+    </w:p>
+    <w:p>
+      <w:r>
+        <w:t xml:space="preserve">Linear Regression and Randon Forest contain outlier split, representing their </w:t>
+      </w:r>
+      <w:r>
+        <w:t>worst-case</w:t>
+      </w:r>
+      <w:r>
+        <w:t xml:space="preserve"> performance. Linear Regression produced the most extreme outlier at approximately -3.5, Random Forest's outlier of approximately -1.8, confirming that even in its </w:t>
+      </w:r>
+      <w:r>
+        <w:t>worst-case</w:t>
+      </w:r>
+      <w:r>
+        <w:t xml:space="preserve"> scenario, RF remains the most reliable choice.</w:t>
+      </w:r>
+    </w:p>
+    <w:p>
+      <w:r>
         <w:lastRenderedPageBreak/>
-        <w:t>Decision Tree: The cross-validation results show that no single model wins on both metrics simultaneously. Decision Tree has the lowest standard deviation (0.3983) suggesting it is the most consistent, however its R² of -0.5540 is the worst of the three, meaning it is consistently wrong, not consistently good.</w:t>
-      </w:r>
-    </w:p>
-    <w:p>
-      <w:r>
-        <w:t>Linear Regression seems to have a box tall enough to ensure that contains very volatile and unpredictable information.</w:t>
-      </w:r>
-    </w:p>
-    <w:p>
-      <w:r>
-        <w:t>Finally Random Forest: This one shows a bit more compact box in comparison to Linear Regression, the data seems to be stable enough, and the consistency may not be the best but this model present to be the most reliable</w:t>
-      </w:r>
-      <w:r>
-        <w:t>.</w:t>
-      </w:r>
-    </w:p>
-    <w:p>
-      <w:r>
-        <w:t xml:space="preserve">Linear Regression and Randon Forest contain outlier split, representing their </w:t>
-      </w:r>
-      <w:r>
-        <w:t>worst-case</w:t>
-      </w:r>
-      <w:r>
-        <w:t xml:space="preserve"> performance. Linear Regression produced the most extreme outlier at approximately -3.5, Random Forest's outlier of approximately -1.8, confirming that even in its </w:t>
-      </w:r>
-      <w:r>
-        <w:t>worst-case</w:t>
-      </w:r>
-      <w:r>
-        <w:t xml:space="preserve"> scenario, RF remains the most reliable choice.</w:t>
-      </w:r>
-    </w:p>
-    <w:p>
+        <w:t xml:space="preserve">                           </w:t>
+      </w:r>
+    </w:p>
+    <w:p>
+      <w:pPr>
+        <w:keepNext/>
+      </w:pPr>
       <w:r>
         <w:drawing>
-          <wp:inline distT="0" distB="0" distL="0" distR="0" wp14:anchorId="55208FBD" wp14:editId="5D371B9A">
-            <wp:extent cx="4124901" cy="752580"/>
-            <wp:effectExtent l="0" t="0" r="9525" b="9525"/>
-            <wp:docPr id="1618345546" name="Picture 1"/>
+          <wp:inline distT="0" distB="0" distL="0" distR="0" wp14:anchorId="15F22565" wp14:editId="7B416A02">
+            <wp:extent cx="5731510" cy="4479925"/>
+            <wp:effectExtent l="0" t="0" r="2540" b="0"/>
+            <wp:docPr id="1650444673" name="Picture 1"/>
             <wp:cNvGraphicFramePr>
               <a:graphicFrameLocks xmlns:a="http://schemas.openxmlformats.org/drawingml/2006/main" noChangeAspect="1"/>
             </wp:cNvGraphicFramePr>
@@ -5735,11 +8758,11 @@
               <a:graphicData uri="http://schemas.openxmlformats.org/drawingml/2006/picture">
                 <pic:pic xmlns:pic="http://schemas.openxmlformats.org/drawingml/2006/picture">
                   <pic:nvPicPr>
-                    <pic:cNvPr id="1618345546" name=""/>
+                    <pic:cNvPr id="1650444673" name=""/>
                     <pic:cNvPicPr/>
                   </pic:nvPicPr>
                   <pic:blipFill>
-                    <a:blip r:embed="rId52"/>
+                    <a:blip r:embed="rId43"/>
                     <a:stretch>
                       <a:fillRect/>
                     </a:stretch>
@@ -5747,7 +8770,7 @@
                   <pic:spPr>
                     <a:xfrm>
                       <a:off x="0" y="0"/>
-                      <a:ext cx="4124901" cy="752580"/>
+                      <a:ext cx="5731510" cy="4479925"/>
                     </a:xfrm>
                     <a:prstGeom prst="rect">
                       <a:avLst/>
@@ -5761,70 +8784,66 @@
       </w:r>
     </w:p>
     <w:p>
-      <w:r>
+      <w:pPr>
+        <w:pStyle w:val="Caption"/>
+      </w:pPr>
+      <w:r>
+        <w:t xml:space="preserve">Figure </w:t>
+      </w:r>
+      <w:r>
+        <w:fldChar w:fldCharType="begin"/>
+      </w:r>
+      <w:r>
+        <w:instrText xml:space="preserve"> SEQ Figure \* ARABIC </w:instrText>
+      </w:r>
+      <w:r>
+        <w:fldChar w:fldCharType="separate"/>
+      </w:r>
+      <w:r>
+        <w:rPr>
+          <w:noProof/>
+        </w:rPr>
+        <w:t>33</w:t>
+      </w:r>
+      <w:r>
+        <w:fldChar w:fldCharType="end"/>
+      </w:r>
+      <w:r>
+        <w:t>: Model Evaluation Results</w:t>
+      </w:r>
+    </w:p>
+    <w:p>
+      <w:r>
+        <w:t>In fact</w:t>
+      </w:r>
+      <w:r>
+        <w:t>,</w:t>
+      </w:r>
+      <w:r>
+        <w:t xml:space="preserve"> once we run Random Forest individually, its R2 improved </w:t>
+      </w:r>
+      <w:r>
+        <w:t xml:space="preserve">up to 71.33% with an </w:t>
+      </w:r>
+      <w:r>
+        <w:t>Mean Average Error</w:t>
+      </w:r>
+      <w:r>
+        <w:t xml:space="preserve"> of 16.6 guests </w:t>
+      </w:r>
+    </w:p>
+    <w:p>
+      <w:pPr>
+        <w:keepNext/>
+      </w:pPr>
+      <w:r>
+        <w:rPr>
+          <w:noProof/>
+        </w:rPr>
         <w:drawing>
-          <wp:inline distT="0" distB="0" distL="0" distR="0" wp14:anchorId="1787CA5C" wp14:editId="65A2B43F">
-            <wp:extent cx="5466592" cy="3134331"/>
-            <wp:effectExtent l="0" t="0" r="1270" b="9525"/>
-            <wp:docPr id="1536219019" name="Picture 1"/>
-            <wp:cNvGraphicFramePr>
-              <a:graphicFrameLocks xmlns:a="http://schemas.openxmlformats.org/drawingml/2006/main" noChangeAspect="1"/>
-            </wp:cNvGraphicFramePr>
-            <a:graphic xmlns:a="http://schemas.openxmlformats.org/drawingml/2006/main">
-              <a:graphicData uri="http://schemas.openxmlformats.org/drawingml/2006/picture">
-                <pic:pic xmlns:pic="http://schemas.openxmlformats.org/drawingml/2006/picture">
-                  <pic:nvPicPr>
-                    <pic:cNvPr id="1536219019" name=""/>
-                    <pic:cNvPicPr/>
-                  </pic:nvPicPr>
-                  <pic:blipFill>
-                    <a:blip r:embed="rId53"/>
-                    <a:stretch>
-                      <a:fillRect/>
-                    </a:stretch>
-                  </pic:blipFill>
-                  <pic:spPr>
-                    <a:xfrm>
-                      <a:off x="0" y="0"/>
-                      <a:ext cx="5484042" cy="3144336"/>
-                    </a:xfrm>
-                    <a:prstGeom prst="rect">
-                      <a:avLst/>
-                    </a:prstGeom>
-                  </pic:spPr>
-                </pic:pic>
-              </a:graphicData>
-            </a:graphic>
-          </wp:inline>
-        </w:drawing>
-      </w:r>
-    </w:p>
-    <w:p>
-      <w:r>
-        <w:t>In fact</w:t>
-      </w:r>
-      <w:r>
-        <w:t>,</w:t>
-      </w:r>
-      <w:r>
-        <w:t xml:space="preserve"> once we run Random Forest individually, its R2 improved </w:t>
-      </w:r>
-      <w:r>
-        <w:t xml:space="preserve">up to 71.33% with an </w:t>
-      </w:r>
-      <w:r>
-        <w:t>Mean Average Error</w:t>
-      </w:r>
-      <w:r>
-        <w:t xml:space="preserve"> of 16.6 guests </w:t>
-      </w:r>
-    </w:p>
-    <w:p>
-      <w:r>
-        <w:drawing>
-          <wp:inline distT="0" distB="0" distL="0" distR="0" wp14:anchorId="1B934EDB" wp14:editId="7D44EF90">
-            <wp:extent cx="5249008" cy="438211"/>
-            <wp:effectExtent l="0" t="0" r="8890" b="0"/>
+          <wp:inline distT="0" distB="0" distL="0" distR="0" wp14:anchorId="1B934EDB" wp14:editId="6C119F0F">
+            <wp:extent cx="4838700" cy="788669"/>
+            <wp:effectExtent l="0" t="0" r="0" b="0"/>
             <wp:docPr id="1312952631" name="Picture 1"/>
             <wp:cNvGraphicFramePr>
               <a:graphicFrameLocks xmlns:a="http://schemas.openxmlformats.org/drawingml/2006/main" noChangeAspect="1"/>
@@ -5836,20 +8855,29 @@
                     <pic:cNvPr id="1312952631" name=""/>
                     <pic:cNvPicPr/>
                   </pic:nvPicPr>
-                  <pic:blipFill>
-                    <a:blip r:embed="rId54"/>
+                  <pic:blipFill rotWithShape="1">
+                    <a:blip r:embed="rId44"/>
+                    <a:srcRect r="48780"/>
                     <a:stretch>
                       <a:fillRect/>
                     </a:stretch>
                   </pic:blipFill>
-                  <pic:spPr>
+                  <pic:spPr bwMode="auto">
                     <a:xfrm>
                       <a:off x="0" y="0"/>
-                      <a:ext cx="5249008" cy="438211"/>
+                      <a:ext cx="4878888" cy="795219"/>
                     </a:xfrm>
                     <a:prstGeom prst="rect">
                       <a:avLst/>
                     </a:prstGeom>
+                    <a:ln>
+                      <a:noFill/>
+                    </a:ln>
+                    <a:extLst>
+                      <a:ext uri="{53640926-AAD7-44D8-BBD7-CCE9431645EC}">
+                        <a14:shadowObscured xmlns:a14="http://schemas.microsoft.com/office/drawing/2010/main"/>
+                      </a:ext>
+                    </a:extLst>
                   </pic:spPr>
                 </pic:pic>
               </a:graphicData>
@@ -5858,123 +8886,166 @@
         </w:drawing>
       </w:r>
     </w:p>
+    <w:p>
+      <w:pPr>
+        <w:pStyle w:val="Caption"/>
+      </w:pPr>
+      <w:r>
+        <w:t xml:space="preserve">Figure </w:t>
+      </w:r>
+      <w:r>
+        <w:fldChar w:fldCharType="begin"/>
+      </w:r>
+      <w:r>
+        <w:instrText xml:space="preserve"> SEQ Figure \* ARABIC </w:instrText>
+      </w:r>
+      <w:r>
+        <w:fldChar w:fldCharType="separate"/>
+      </w:r>
+      <w:r>
+        <w:rPr>
+          <w:noProof/>
+        </w:rPr>
+        <w:t>34</w:t>
+      </w:r>
+      <w:r>
+        <w:fldChar w:fldCharType="end"/>
+      </w:r>
+      <w:r>
+        <w:t>: Random Forest Results</w:t>
+      </w:r>
+    </w:p>
     <w:p/>
     <w:p>
       <w:pPr>
         <w:pStyle w:val="Heading1"/>
       </w:pPr>
+      <w:bookmarkStart w:id="20" w:name="_Toc231153664"/>
+      <w:r>
+        <w:t>5 Evaluation</w:t>
+      </w:r>
+      <w:bookmarkEnd w:id="20"/>
+    </w:p>
+    <w:p>
+      <w:pPr>
+        <w:pStyle w:val="Heading3"/>
+      </w:pPr>
+      <w:bookmarkStart w:id="21" w:name="_Toc231153665"/>
+      <w:r>
+        <w:t>5.1 Evaluate results</w:t>
+      </w:r>
+      <w:bookmarkEnd w:id="21"/>
+    </w:p>
+    <w:p>
+      <w:r>
+        <w:t xml:space="preserve">The result of this model evaluation ended proving that Random Fores was in fact the right </w:t>
+      </w:r>
+      <w:r>
+        <w:t xml:space="preserve">model. </w:t>
+      </w:r>
+      <w:r>
+        <w:t>It hit the target R2 which was at least 70%</w:t>
+      </w:r>
+      <w:r>
+        <w:t xml:space="preserve"> and the Mean Average Error is not too high, only 16 guests considering an hotel that normally may have </w:t>
+      </w:r>
+      <w:r>
+        <w:t>over</w:t>
+      </w:r>
+      <w:r>
+        <w:t xml:space="preserve"> 300 </w:t>
+      </w:r>
       <w:r>
         <w:lastRenderedPageBreak/>
-        <w:t>5 E</w:t>
-      </w:r>
-      <w:r>
-        <w:t>valuation</w:t>
-      </w:r>
-    </w:p>
-    <w:p>
-      <w:pPr>
+        <w:t>guests in a regular day</w:t>
+      </w:r>
+      <w:r>
+        <w:t xml:space="preserve">. </w:t>
+      </w:r>
+      <w:r>
+        <w:t>Also,</w:t>
+      </w:r>
+      <w:r>
+        <w:t xml:space="preserve"> </w:t>
+      </w:r>
+      <w:r>
+        <w:t>these numbers</w:t>
+      </w:r>
+      <w:r>
+        <w:t xml:space="preserve"> translated to staff members means that if our ratio is 1 staff per 10 guests, </w:t>
+      </w:r>
+      <w:r>
+        <w:t xml:space="preserve">this MAE only represents about 2 staffs of error. </w:t>
+      </w:r>
+    </w:p>
+    <w:p/>
+    <w:p>
+      <w:r>
         <w:rPr>
           <w:b/>
           <w:bCs/>
         </w:rPr>
-      </w:pPr>
+        <w:t>PLOT</w:t>
+      </w:r>
       <w:r>
         <w:rPr>
           <w:b/>
           <w:bCs/>
         </w:rPr>
-        <w:t xml:space="preserve">5.1 </w:t>
+        <w:t xml:space="preserve"> </w:t>
       </w:r>
       <w:r>
         <w:rPr>
           <w:b/>
           <w:bCs/>
         </w:rPr>
-        <w:t>Evaluate results</w:t>
-      </w:r>
-    </w:p>
-    <w:p>
-      <w:r>
-        <w:t xml:space="preserve">The result of this model evaluation ended proving that Random Fores was in fact the right </w:t>
-      </w:r>
-      <w:r>
-        <w:t xml:space="preserve">model. </w:t>
-      </w:r>
-      <w:r>
-        <w:t>It hit the target R2 which was at least 70%</w:t>
-      </w:r>
-      <w:r>
-        <w:t xml:space="preserve"> and the Mean Average Error is not too high, only 16 guests considering an hotel that normally may have </w:t>
-      </w:r>
-      <w:r>
-        <w:t>over</w:t>
-      </w:r>
-      <w:r>
-        <w:t xml:space="preserve"> 300 </w:t>
-      </w:r>
-      <w:r>
-        <w:t>guests in a regular day</w:t>
-      </w:r>
-      <w:r>
-        <w:t xml:space="preserve">. </w:t>
-      </w:r>
-      <w:r>
-        <w:t>Also,</w:t>
+        <w:t>8:</w:t>
+      </w:r>
+      <w:r>
+        <w:t xml:space="preserve"> Feature Importance</w:t>
+      </w:r>
+      <w:r>
+        <w:t>.</w:t>
+      </w:r>
+      <w:r>
+        <w:t xml:space="preserve"> This plot explain</w:t>
+      </w:r>
+      <w:r>
+        <w:t>s</w:t>
+      </w:r>
+      <w:r>
+        <w:t xml:space="preserve"> how much each feature contributed to the model, proving the importance of the</w:t>
+      </w:r>
+      <w:r>
+        <w:t xml:space="preserve"> lag variables like </w:t>
+      </w:r>
+      <w:r>
+        <w:t>“</w:t>
+      </w:r>
+      <w:r>
+        <w:t>occupancy_yesterday</w:t>
+      </w:r>
+      <w:r>
+        <w:t xml:space="preserve">” and </w:t>
+      </w:r>
+      <w:r>
+        <w:t>"occupancy_7d_avg"</w:t>
       </w:r>
       <w:r>
         <w:t xml:space="preserve"> </w:t>
       </w:r>
       <w:r>
-        <w:t>these numbers</w:t>
-      </w:r>
-      <w:r>
-        <w:t xml:space="preserve"> translated to staff members means that if our ratio is 1 staff per 10 guests, </w:t>
-      </w:r>
-      <w:r>
-        <w:t xml:space="preserve">this MAE only represents about 2 staffs of error. </w:t>
-      </w:r>
-    </w:p>
-    <w:p/>
-    <w:p>
-      <w:r>
-        <w:t>FIG 8: Feature Importance</w:t>
-      </w:r>
-      <w:r>
-        <w:t>.</w:t>
-      </w:r>
-      <w:r>
-        <w:t xml:space="preserve"> This plot explain</w:t>
-      </w:r>
-      <w:r>
-        <w:t>s</w:t>
-      </w:r>
-      <w:r>
-        <w:t xml:space="preserve"> how much each feature contributed to the model, proving the importance of the</w:t>
-      </w:r>
-      <w:r>
-        <w:t xml:space="preserve"> lag variables like </w:t>
-      </w:r>
-      <w:r>
-        <w:t>“</w:t>
-      </w:r>
-      <w:r>
-        <w:t>occupancy_yesterday</w:t>
-      </w:r>
-      <w:r>
-        <w:t xml:space="preserve">” and </w:t>
-      </w:r>
-      <w:r>
-        <w:t>"occupancy_7d_avg"</w:t>
-      </w:r>
-      <w:r>
-        <w:t xml:space="preserve"> </w:t>
-      </w:r>
-      <w:r>
         <w:t>were a strong predictor for the final guest count.</w:t>
       </w:r>
     </w:p>
     <w:p>
-      <w:r>
+      <w:pPr>
+        <w:keepNext/>
+      </w:pPr>
+      <w:r>
+        <w:rPr>
+          <w:noProof/>
+        </w:rPr>
         <w:drawing>
           <wp:inline distT="0" distB="0" distL="0" distR="0" wp14:anchorId="79817A90" wp14:editId="6AAE508E">
             <wp:extent cx="5161898" cy="2690223"/>
@@ -5991,7 +9062,7 @@
                     <pic:cNvPicPr/>
                   </pic:nvPicPr>
                   <pic:blipFill>
-                    <a:blip r:embed="rId55"/>
+                    <a:blip r:embed="rId45"/>
                     <a:stretch>
                       <a:fillRect/>
                     </a:stretch>
@@ -6013,8 +9084,61 @@
       </w:r>
     </w:p>
     <w:p>
-      <w:r>
-        <w:t>FIG 9 Actual vs Predicted Occupancy</w:t>
+      <w:pPr>
+        <w:pStyle w:val="Caption"/>
+      </w:pPr>
+      <w:r>
+        <w:t xml:space="preserve">Figure </w:t>
+      </w:r>
+      <w:r>
+        <w:fldChar w:fldCharType="begin"/>
+      </w:r>
+      <w:r>
+        <w:instrText xml:space="preserve"> SEQ Figure \* ARABIC </w:instrText>
+      </w:r>
+      <w:r>
+        <w:fldChar w:fldCharType="separate"/>
+      </w:r>
+      <w:r>
+        <w:rPr>
+          <w:noProof/>
+        </w:rPr>
+        <w:t>35</w:t>
+      </w:r>
+      <w:r>
+        <w:fldChar w:fldCharType="end"/>
+      </w:r>
+      <w:r>
+        <w:t xml:space="preserve">: </w:t>
+      </w:r>
+      <w:r>
+        <w:t>Features Driving the Predictions</w:t>
+      </w:r>
+    </w:p>
+    <w:p>
+      <w:r>
+        <w:rPr>
+          <w:b/>
+          <w:bCs/>
+        </w:rPr>
+        <w:t>PLOT</w:t>
+      </w:r>
+      <w:r>
+        <w:rPr>
+          <w:b/>
+          <w:bCs/>
+        </w:rPr>
+        <w:t xml:space="preserve"> </w:t>
+      </w:r>
+      <w:r>
+        <w:rPr>
+          <w:b/>
+          <w:bCs/>
+        </w:rPr>
+        <w:t>9</w:t>
+      </w:r>
+      <w:r>
+        <w:t xml:space="preserve"> Actual vs Predicted Occupancy</w:t>
       </w:r>
     </w:p>
     <w:p>
@@ -6037,7 +9161,13 @@
       </w:r>
     </w:p>
     <w:p>
-      <w:r>
+      <w:pPr>
+        <w:keepNext/>
+      </w:pPr>
+      <w:r>
+        <w:rPr>
+          <w:noProof/>
+        </w:rPr>
         <w:lastRenderedPageBreak/>
         <w:drawing>
           <wp:inline distT="0" distB="0" distL="0" distR="0" wp14:anchorId="5F1F0231" wp14:editId="538DFE24">
@@ -6055,7 +9185,7 @@
                     <pic:cNvPicPr/>
                   </pic:nvPicPr>
                   <pic:blipFill>
-                    <a:blip r:embed="rId56"/>
+                    <a:blip r:embed="rId46"/>
                     <a:stretch>
                       <a:fillRect/>
                     </a:stretch>
@@ -6076,15 +9206,65 @@
         </w:drawing>
       </w:r>
     </w:p>
+    <w:p>
+      <w:pPr>
+        <w:pStyle w:val="Caption"/>
+      </w:pPr>
+      <w:r>
+        <w:t xml:space="preserve">Figure </w:t>
+      </w:r>
+      <w:r>
+        <w:fldChar w:fldCharType="begin"/>
+      </w:r>
+      <w:r>
+        <w:instrText xml:space="preserve"> SEQ Figure \* ARABIC </w:instrText>
+      </w:r>
+      <w:r>
+        <w:fldChar w:fldCharType="separate"/>
+      </w:r>
+      <w:r>
+        <w:rPr>
+          <w:noProof/>
+        </w:rPr>
+        <w:t>36</w:t>
+      </w:r>
+      <w:r>
+        <w:fldChar w:fldCharType="end"/>
+      </w:r>
+      <w:r>
+        <w:t xml:space="preserve">: </w:t>
+      </w:r>
+      <w:r>
+        <w:t>Actual vs. Predicted Occupancy</w:t>
+      </w:r>
+    </w:p>
     <w:p/>
     <w:p>
       <w:r>
-        <w:t>FIG 10</w:t>
-      </w:r>
-      <w:r>
+        <w:rPr>
+          <w:b/>
+          <w:bCs/>
+        </w:rPr>
+        <w:t>PLOT</w:t>
+      </w:r>
+      <w:r>
+        <w:rPr>
+          <w:b/>
+          <w:bCs/>
+        </w:rPr>
         <w:t xml:space="preserve"> </w:t>
       </w:r>
       <w:r>
+        <w:rPr>
+          <w:b/>
+          <w:bCs/>
+        </w:rPr>
+        <w:t>10</w:t>
+      </w:r>
+      <w:r>
+        <w:t xml:space="preserve"> </w:t>
+      </w:r>
+      <w:r>
         <w:t>Prediction Error Distribution</w:t>
       </w:r>
     </w:p>
@@ -6113,7 +9293,13 @@
       </w:r>
     </w:p>
     <w:p>
-      <w:r>
+      <w:pPr>
+        <w:keepNext/>
+      </w:pPr>
+      <w:r>
+        <w:rPr>
+          <w:noProof/>
+        </w:rPr>
         <w:lastRenderedPageBreak/>
         <w:drawing>
           <wp:inline distT="0" distB="0" distL="0" distR="0" wp14:anchorId="7500AE54" wp14:editId="216D26ED">
@@ -6131,7 +9317,7 @@
                     <pic:cNvPicPr/>
                   </pic:nvPicPr>
                   <pic:blipFill>
-                    <a:blip r:embed="rId57"/>
+                    <a:blip r:embed="rId47"/>
                     <a:stretch>
                       <a:fillRect/>
                     </a:stretch>
@@ -6153,8 +9339,61 @@
       </w:r>
     </w:p>
     <w:p>
-      <w:r>
-        <w:t xml:space="preserve">FIG 11 </w:t>
+      <w:pPr>
+        <w:pStyle w:val="Caption"/>
+      </w:pPr>
+      <w:r>
+        <w:t xml:space="preserve">Figure </w:t>
+      </w:r>
+      <w:r>
+        <w:fldChar w:fldCharType="begin"/>
+      </w:r>
+      <w:r>
+        <w:instrText xml:space="preserve"> SEQ Figure \* ARABIC </w:instrText>
+      </w:r>
+      <w:r>
+        <w:fldChar w:fldCharType="separate"/>
+      </w:r>
+      <w:r>
+        <w:rPr>
+          <w:noProof/>
+        </w:rPr>
+        <w:t>37</w:t>
+      </w:r>
+      <w:r>
+        <w:fldChar w:fldCharType="end"/>
+      </w:r>
+      <w:r>
+        <w:t xml:space="preserve">: </w:t>
+      </w:r>
+      <w:r>
+        <w:t>Prediction Error Distribution</w:t>
+      </w:r>
+    </w:p>
+    <w:p>
+      <w:r>
+        <w:rPr>
+          <w:b/>
+          <w:bCs/>
+        </w:rPr>
+        <w:t>PLOT</w:t>
+      </w:r>
+      <w:r>
+        <w:rPr>
+          <w:b/>
+          <w:bCs/>
+        </w:rPr>
+        <w:t xml:space="preserve"> </w:t>
+      </w:r>
+      <w:r>
+        <w:rPr>
+          <w:b/>
+          <w:bCs/>
+        </w:rPr>
+        <w:t>11</w:t>
+      </w:r>
+      <w:r>
+        <w:t xml:space="preserve"> </w:t>
       </w:r>
       <w:r>
         <w:t>Daily Staffing Recommendation vs Actual Need</w:t>
@@ -6177,7 +9416,13 @@
       </w:r>
     </w:p>
     <w:p>
-      <w:r>
+      <w:pPr>
+        <w:keepNext/>
+      </w:pPr>
+      <w:r>
+        <w:rPr>
+          <w:noProof/>
+        </w:rPr>
         <w:drawing>
           <wp:inline distT="0" distB="0" distL="0" distR="0" wp14:anchorId="6FD79D1F" wp14:editId="32DDC72E">
             <wp:extent cx="5487775" cy="2329078"/>
@@ -6194,7 +9439,7 @@
                     <pic:cNvPicPr/>
                   </pic:nvPicPr>
                   <pic:blipFill>
-                    <a:blip r:embed="rId58"/>
+                    <a:blip r:embed="rId48"/>
                     <a:stretch>
                       <a:fillRect/>
                     </a:stretch>
@@ -6216,27 +9461,80 @@
       </w:r>
     </w:p>
     <w:p>
-      <w:r>
-        <w:t>FIG 12</w:t>
-      </w:r>
-      <w:r>
+      <w:pPr>
+        <w:pStyle w:val="Caption"/>
+      </w:pPr>
+      <w:r>
+        <w:t xml:space="preserve">Figure </w:t>
+      </w:r>
+      <w:r>
+        <w:fldChar w:fldCharType="begin"/>
+      </w:r>
+      <w:r>
+        <w:instrText xml:space="preserve"> SEQ Figure \* ARABIC </w:instrText>
+      </w:r>
+      <w:r>
+        <w:fldChar w:fldCharType="separate"/>
+      </w:r>
+      <w:r>
+        <w:rPr>
+          <w:noProof/>
+        </w:rPr>
+        <w:t>38</w:t>
+      </w:r>
+      <w:r>
+        <w:fldChar w:fldCharType="end"/>
+      </w:r>
+      <w:r>
+        <w:t xml:space="preserve">: </w:t>
+      </w:r>
+      <w:r>
+        <w:t>Daily Staffing Recommendation vs Actual Need</w:t>
+      </w:r>
+    </w:p>
+    <w:p>
+      <w:r>
+        <w:rPr>
+          <w:b/>
+          <w:bCs/>
+        </w:rPr>
+        <w:t>PLOT</w:t>
+      </w:r>
+      <w:r>
+        <w:rPr>
+          <w:b/>
+          <w:bCs/>
+        </w:rPr>
         <w:t xml:space="preserve"> </w:t>
       </w:r>
       <w:r>
+        <w:rPr>
+          <w:b/>
+          <w:bCs/>
+        </w:rPr>
+        <w:t>12</w:t>
+      </w:r>
+      <w:r>
+        <w:t xml:space="preserve"> </w:t>
+      </w:r>
+      <w:r>
         <w:t>Daily Staffing Recommendation (First 10 Days)</w:t>
       </w:r>
     </w:p>
     <w:p>
       <w:r>
-        <w:t xml:space="preserve">This format represents the direct practical output of the project. A hotel manager can look at this chart the week before and know how many staff to schedule each day without any further calculation. The numbers on top of each bar remove any ambiguity, </w:t>
-      </w:r>
-      <w:r>
         <w:lastRenderedPageBreak/>
-        <w:t>making this a ready-to-use planning tool that directly addresses the original project objective of preventing overstaffing and understaffing.</w:t>
-      </w:r>
-    </w:p>
-    <w:p>
-      <w:r>
+        <w:t>This format represents the direct practical output of the project. A hotel manager can look at this chart the week before and know how many staff to schedule each day without any further calculation. The numbers on top of each bar remove any ambiguity, making this a ready-to-use planning tool that directly addresses the original project objective of preventing overstaffing and understaffing.</w:t>
+      </w:r>
+    </w:p>
+    <w:p>
+      <w:pPr>
+        <w:keepNext/>
+      </w:pPr>
+      <w:r>
+        <w:rPr>
+          <w:noProof/>
+        </w:rPr>
         <w:drawing>
           <wp:inline distT="0" distB="0" distL="0" distR="0" wp14:anchorId="156D0371" wp14:editId="707EADC5">
             <wp:extent cx="5492951" cy="2693599"/>
@@ -6253,7 +9551,7 @@
                     <pic:cNvPicPr/>
                   </pic:nvPicPr>
                   <pic:blipFill>
-                    <a:blip r:embed="rId59"/>
+                    <a:blip r:embed="rId49"/>
                     <a:stretch>
                       <a:fillRect/>
                     </a:stretch>
@@ -6274,29 +9572,49 @@
         </w:drawing>
       </w:r>
     </w:p>
+    <w:p>
+      <w:pPr>
+        <w:pStyle w:val="Caption"/>
+      </w:pPr>
+      <w:r>
+        <w:t xml:space="preserve">Figure </w:t>
+      </w:r>
+      <w:r>
+        <w:fldChar w:fldCharType="begin"/>
+      </w:r>
+      <w:r>
+        <w:instrText xml:space="preserve"> SEQ Figure \* ARABIC </w:instrText>
+      </w:r>
+      <w:r>
+        <w:fldChar w:fldCharType="separate"/>
+      </w:r>
+      <w:r>
+        <w:rPr>
+          <w:noProof/>
+        </w:rPr>
+        <w:t>39</w:t>
+      </w:r>
+      <w:r>
+        <w:fldChar w:fldCharType="end"/>
+      </w:r>
+      <w:r>
+        <w:t xml:space="preserve">: </w:t>
+      </w:r>
+      <w:r>
+        <w:t>Daily Staffing Recommendation (First 10 Days)</w:t>
+      </w:r>
+    </w:p>
     <w:p/>
     <w:p/>
     <w:p>
       <w:pPr>
-        <w:rPr>
-          <w:b/>
-          <w:bCs/>
-        </w:rPr>
-      </w:pPr>
-      <w:r>
-        <w:rPr>
-          <w:b/>
-          <w:bCs/>
-        </w:rPr>
-        <w:t xml:space="preserve">5.2 </w:t>
-      </w:r>
-      <w:r>
-        <w:rPr>
-          <w:b/>
-          <w:bCs/>
-        </w:rPr>
-        <w:t>Review process</w:t>
-      </w:r>
+        <w:pStyle w:val="Heading3"/>
+      </w:pPr>
+      <w:bookmarkStart w:id="22" w:name="_Toc231153666"/>
+      <w:r>
+        <w:t>5.2 Review process</w:t>
+      </w:r>
+      <w:bookmarkEnd w:id="22"/>
     </w:p>
     <w:p>
       <w:r>
@@ -6377,25 +9695,13 @@
     </w:p>
     <w:p>
       <w:pPr>
-        <w:rPr>
-          <w:b/>
-          <w:bCs/>
-        </w:rPr>
-      </w:pPr>
-      <w:r>
-        <w:rPr>
-          <w:b/>
-          <w:bCs/>
-        </w:rPr>
-        <w:t xml:space="preserve">5.3 </w:t>
-      </w:r>
-      <w:r>
-        <w:rPr>
-          <w:b/>
-          <w:bCs/>
-        </w:rPr>
-        <w:t>Determine next steps</w:t>
-      </w:r>
+        <w:pStyle w:val="Heading3"/>
+      </w:pPr>
+      <w:bookmarkStart w:id="23" w:name="_Toc231153667"/>
+      <w:r>
+        <w:t>5.3 Determine next steps</w:t>
+      </w:r>
+      <w:bookmarkEnd w:id="23"/>
     </w:p>
     <w:p>
       <w:r>
@@ -6409,38 +9715,25 @@
       <w:pPr>
         <w:pStyle w:val="Heading1"/>
       </w:pPr>
-      <w:r>
-        <w:t>6 D</w:t>
-      </w:r>
-      <w:r>
-        <w:t>eployment</w:t>
-      </w:r>
-    </w:p>
-    <w:p>
-      <w:pPr>
-        <w:rPr>
-          <w:b/>
-          <w:bCs/>
-        </w:rPr>
-      </w:pPr>
-      <w:r>
-        <w:rPr>
-          <w:b/>
-          <w:bCs/>
-        </w:rPr>
-        <w:t xml:space="preserve">6.1 </w:t>
-      </w:r>
-      <w:r>
-        <w:rPr>
-          <w:b/>
-          <w:bCs/>
-        </w:rPr>
-        <w:t>Plan deployment</w:t>
-      </w:r>
-    </w:p>
-    <w:p>
+      <w:bookmarkStart w:id="24" w:name="_Toc231153668"/>
       <w:r>
         <w:lastRenderedPageBreak/>
+        <w:t>6 Deployment</w:t>
+      </w:r>
+      <w:bookmarkEnd w:id="24"/>
+    </w:p>
+    <w:p>
+      <w:pPr>
+        <w:pStyle w:val="Heading3"/>
+      </w:pPr>
+      <w:bookmarkStart w:id="25" w:name="_Toc231153669"/>
+      <w:r>
+        <w:t>6.1 Plan deployment</w:t>
+      </w:r>
+      <w:bookmarkEnd w:id="25"/>
+    </w:p>
+    <w:p>
+      <w:r>
         <w:t xml:space="preserve">The Random Forest model is meant to be a weekly tool to use </w:t>
       </w:r>
       <w:r>
@@ -6610,29 +9903,15 @@
       </w:r>
     </w:p>
     <w:p/>
-    <w:p/>
-    <w:p/>
-    <w:p>
-      <w:pPr>
-        <w:rPr>
-          <w:b/>
-          <w:bCs/>
-        </w:rPr>
-      </w:pPr>
-      <w:r>
-        <w:rPr>
-          <w:b/>
-          <w:bCs/>
-        </w:rPr>
-        <w:t xml:space="preserve">6.2 </w:t>
-      </w:r>
-      <w:r>
-        <w:rPr>
-          <w:b/>
-          <w:bCs/>
-        </w:rPr>
-        <w:t>Plan monitoring and maintenance</w:t>
-      </w:r>
+    <w:p>
+      <w:pPr>
+        <w:pStyle w:val="Heading3"/>
+      </w:pPr>
+      <w:bookmarkStart w:id="26" w:name="_Toc231153670"/>
+      <w:r>
+        <w:t>6.2 Plan monitoring and maintenance</w:t>
+      </w:r>
+      <w:bookmarkEnd w:id="26"/>
     </w:p>
     <w:tbl>
       <w:tblPr>
@@ -6881,250 +10160,260 @@
     <w:p>
       <w:pPr>
         <w:rPr>
-          <w:b/>
-          <w:bCs/>
-        </w:rPr>
-      </w:pPr>
-      <w:r>
-        <w:rPr>
-          <w:b/>
-          <w:bCs/>
-        </w:rPr>
+          <w:rFonts w:eastAsiaTheme="majorEastAsia" w:cstheme="majorBidi"/>
+          <w:color w:val="0F4761" w:themeColor="accent1" w:themeShade="BF"/>
+          <w:sz w:val="28"/>
+          <w:szCs w:val="28"/>
+        </w:rPr>
+      </w:pPr>
+      <w:bookmarkStart w:id="27" w:name="_Toc231153671"/>
+      <w:r>
+        <w:br w:type="page"/>
+      </w:r>
+    </w:p>
+    <w:p>
+      <w:pPr>
+        <w:pStyle w:val="Heading3"/>
+      </w:pPr>
+      <w:r>
+        <w:lastRenderedPageBreak/>
         <w:t>6.3</w:t>
       </w:r>
       <w:r>
-        <w:rPr>
-          <w:b/>
-          <w:bCs/>
-        </w:rPr>
         <w:t xml:space="preserve"> </w:t>
       </w:r>
       <w:r>
-        <w:rPr>
-          <w:b/>
-          <w:bCs/>
-        </w:rPr>
-        <w:t xml:space="preserve">Conclusions </w:t>
-      </w:r>
-    </w:p>
-    <w:p>
-      <w:pPr>
-        <w:rPr>
-          <w:b/>
-          <w:bCs/>
-        </w:rPr>
-      </w:pPr>
-      <w:r>
-        <w:rPr>
-          <w:b/>
-          <w:bCs/>
-        </w:rPr>
+        <w:t>Conclusions</w:t>
+      </w:r>
+      <w:bookmarkEnd w:id="27"/>
+      <w:r>
+        <w:t xml:space="preserve"> </w:t>
+      </w:r>
+    </w:p>
+    <w:p>
+      <w:r>
         <w:t xml:space="preserve">This project </w:t>
       </w:r>
       <w:r>
-        <w:rPr>
-          <w:b/>
-          <w:bCs/>
-        </w:rPr>
         <w:t>addresses</w:t>
       </w:r>
       <w:r>
-        <w:rPr>
-          <w:b/>
-          <w:bCs/>
-        </w:rPr>
         <w:t xml:space="preserve"> a real</w:t>
       </w:r>
       <w:r>
-        <w:rPr>
-          <w:b/>
-          <w:bCs/>
-        </w:rPr>
         <w:t xml:space="preserve"> operational</w:t>
       </w:r>
       <w:r>
-        <w:rPr>
-          <w:b/>
-          <w:bCs/>
-        </w:rPr>
         <w:t xml:space="preserve"> problem </w:t>
       </w:r>
       <w:r>
-        <w:rPr>
-          <w:b/>
-          <w:bCs/>
-        </w:rPr>
         <w:t>that many business owners face every day</w:t>
       </w:r>
       <w:r>
-        <w:rPr>
-          <w:b/>
-          <w:bCs/>
-        </w:rPr>
         <w:t xml:space="preserve">, </w:t>
       </w:r>
       <w:r>
-        <w:rPr>
-          <w:b/>
-          <w:bCs/>
-        </w:rPr>
         <w:t xml:space="preserve">how to predict the staff needed to avoid overstaff people and pay the extra cost of labour or avoid understand and </w:t>
       </w:r>
       <w:r>
-        <w:rPr>
-          <w:b/>
-          <w:bCs/>
-        </w:rPr>
         <w:t>make the customers have a bad experience.</w:t>
       </w:r>
     </w:p>
     <w:p>
-      <w:pPr>
-        <w:rPr>
-          <w:b/>
-          <w:bCs/>
-        </w:rPr>
-      </w:pPr>
-      <w:r>
-        <w:rPr>
-          <w:b/>
-          <w:bCs/>
-        </w:rPr>
-        <w:lastRenderedPageBreak/>
+      <w:r>
         <w:t>This projec</w:t>
       </w:r>
       <w:r>
-        <w:rPr>
-          <w:b/>
-          <w:bCs/>
-        </w:rPr>
         <w:t xml:space="preserve">t </w:t>
       </w:r>
       <w:r>
-        <w:rPr>
-          <w:b/>
-          <w:bCs/>
-        </w:rPr>
         <w:t>takes</w:t>
       </w:r>
       <w:r>
-        <w:rPr>
-          <w:b/>
-          <w:bCs/>
-        </w:rPr>
         <w:t xml:space="preserve"> in consideration some of the most important </w:t>
       </w:r>
       <w:r>
-        <w:rPr>
-          <w:b/>
-          <w:bCs/>
-        </w:rPr>
         <w:t xml:space="preserve">data that </w:t>
       </w:r>
       <w:r>
-        <w:rPr>
-          <w:b/>
-          <w:bCs/>
-        </w:rPr>
         <w:t>is</w:t>
       </w:r>
       <w:r>
-        <w:rPr>
-          <w:b/>
-          <w:bCs/>
-        </w:rPr>
         <w:t xml:space="preserve"> known for driving the </w:t>
       </w:r>
       <w:r>
-        <w:rPr>
-          <w:b/>
-          <w:bCs/>
-        </w:rPr>
         <w:t>hospitality sector, Weather</w:t>
       </w:r>
       <w:r>
-        <w:rPr>
-          <w:b/>
-          <w:bCs/>
-        </w:rPr>
         <w:t xml:space="preserve"> and</w:t>
       </w:r>
       <w:r>
-        <w:rPr>
-          <w:b/>
-          <w:bCs/>
-        </w:rPr>
         <w:t xml:space="preserve"> Events</w:t>
       </w:r>
       <w:r>
-        <w:rPr>
-          <w:b/>
-          <w:bCs/>
-        </w:rPr>
         <w:t>, along with the occupancy historical data set</w:t>
       </w:r>
       <w:r>
-        <w:rPr>
-          <w:b/>
-          <w:bCs/>
-        </w:rPr>
         <w:t xml:space="preserve"> and a robust model such Random Forest</w:t>
       </w:r>
       <w:r>
-        <w:rPr>
-          <w:b/>
-          <w:bCs/>
-        </w:rPr>
         <w:t>. Together</w:t>
       </w:r>
       <w:r>
-        <w:rPr>
-          <w:b/>
-          <w:bCs/>
-        </w:rPr>
         <w:t xml:space="preserve"> they</w:t>
       </w:r>
       <w:r>
-        <w:rPr>
-          <w:b/>
-          <w:bCs/>
-        </w:rPr>
         <w:t xml:space="preserve"> provide</w:t>
       </w:r>
       <w:r>
-        <w:rPr>
-          <w:b/>
-          <w:bCs/>
-        </w:rPr>
         <w:t xml:space="preserve"> a strong machine learning proposal to predict with a 71.33% of accuracy</w:t>
       </w:r>
       <w:r>
-        <w:rPr>
-          <w:b/>
-          <w:bCs/>
-        </w:rPr>
         <w:t xml:space="preserve">, exceeding the </w:t>
       </w:r>
       <w:r>
-        <w:rPr>
-          <w:b/>
-          <w:bCs/>
-        </w:rPr>
-        <w:t>success criteria of  70%</w:t>
-      </w:r>
-      <w:r>
-        <w:rPr>
-          <w:b/>
-          <w:bCs/>
-        </w:rPr>
+        <w:t xml:space="preserve">success criteria </w:t>
+      </w:r>
+      <w:r>
+        <w:t>of 70</w:t>
+      </w:r>
+      <w:r>
+        <w:t>%</w:t>
+      </w:r>
+      <w:r>
+        <w:t xml:space="preserve"> we stablish early, which is equivalent to about 2 staff</w:t>
+      </w:r>
+      <w:r>
+        <w:t xml:space="preserve"> members in a ratio of 1:10 guests. </w:t>
+      </w:r>
+      <w:r>
+        <w:t xml:space="preserve">These results prove that the model is capable of producing </w:t>
+      </w:r>
+      <w:proofErr w:type="spellStart"/>
+      <w:r>
+        <w:t>a</w:t>
+      </w:r>
+      <w:proofErr w:type="spellEnd"/>
+      <w:r>
         <w:t xml:space="preserve"> </w:t>
       </w:r>
       <w:r>
-        <w:rPr>
-          <w:b/>
-          <w:bCs/>
-        </w:rPr>
-        <w:t xml:space="preserve"> </w:t>
+        <w:t>accurate and low volatile prediction</w:t>
+      </w:r>
+      <w:r>
+        <w:t xml:space="preserve"> to support manager decisions. </w:t>
+      </w:r>
+    </w:p>
+    <w:p>
+      <w:r>
+        <w:t xml:space="preserve">One of the most important </w:t>
+      </w:r>
+      <w:r>
+        <w:t xml:space="preserve">issues was the logic behind the sum of guests and nights along the week, instead of just </w:t>
+      </w:r>
+      <w:r>
+        <w:t xml:space="preserve">take in consideration the </w:t>
+      </w:r>
+      <w:r>
+        <w:t>number</w:t>
+      </w:r>
+      <w:r>
+        <w:t xml:space="preserve"> of nights on the day of check in, that logic </w:t>
+      </w:r>
+      <w:r>
+        <w:t xml:space="preserve">brought the R2 way to low to be considered </w:t>
+      </w:r>
+      <w:r>
+        <w:t>as successful. After many fails on the data preparation</w:t>
+      </w:r>
+      <w:r>
+        <w:t xml:space="preserve"> and analyse </w:t>
+      </w:r>
+      <w:r>
+        <w:t xml:space="preserve">the logic behind the </w:t>
+      </w:r>
+      <w:r>
+        <w:t xml:space="preserve">booking system, I was able to correct the </w:t>
+      </w:r>
+      <w:r>
+        <w:t>addition and use the function .</w:t>
+      </w:r>
+      <w:proofErr w:type="spellStart"/>
+      <w:r>
+        <w:t>Timedelta</w:t>
+      </w:r>
+      <w:proofErr w:type="spellEnd"/>
+      <w:r>
+        <w:t xml:space="preserve"> to</w:t>
+      </w:r>
+      <w:r>
+        <w:t xml:space="preserve"> include the guests </w:t>
+      </w:r>
+      <w:r>
+        <w:t xml:space="preserve">over several nights in the calendar. This mistake took 2 weeks </w:t>
+      </w:r>
+      <w:r>
+        <w:t xml:space="preserve">but finally the R2 incremented substantially. </w:t>
+      </w:r>
+    </w:p>
+    <w:p>
+      <w:r>
+        <w:t xml:space="preserve">The CRISP value provided the right methodology to visualize, plan and implement this project, rather than </w:t>
+      </w:r>
+      <w:r>
+        <w:t xml:space="preserve">rushing into the modelling process. </w:t>
+      </w:r>
+      <w:r>
+        <w:t>CRISP clarified</w:t>
+      </w:r>
+      <w:r>
+        <w:t xml:space="preserve"> the steps  to follow and the options available in case of </w:t>
+      </w:r>
+      <w:r>
+        <w:t xml:space="preserve">mistakes or unexpected results. </w:t>
+      </w:r>
+    </w:p>
+    <w:p>
+      <w:r>
+        <w:t>The limitation remain as the inspiration for</w:t>
+      </w:r>
+      <w:r>
+        <w:t xml:space="preserve"> keep working on this project and improve, for example, implement recent data sets</w:t>
+      </w:r>
+      <w:r>
+        <w:t xml:space="preserve"> and increase the number of years to </w:t>
+      </w:r>
+      <w:r>
+        <w:t>work on</w:t>
+      </w:r>
+      <w:r>
+        <w:t>,</w:t>
+      </w:r>
+      <w:r>
+        <w:t xml:space="preserve"> create a</w:t>
+      </w:r>
+      <w:r>
+        <w:t xml:space="preserve"> more accurate events, according to Dublin and the most </w:t>
+      </w:r>
+      <w:r>
+        <w:t>local events</w:t>
+      </w:r>
+      <w:r>
+        <w:t xml:space="preserve"> for this particular hotel, </w:t>
+      </w:r>
+      <w:r>
+        <w:t xml:space="preserve">and finally, to be able to divide the staff according to their areas and departments. </w:t>
+      </w:r>
+    </w:p>
+    <w:p>
+      <w:r>
+        <w:t>This project demonstrates that Machine Learning can be used successfully to solve real world problems</w:t>
+      </w:r>
+      <w:r>
+        <w:t>, and that with the right tools, can be a practical a very useful</w:t>
+      </w:r>
+      <w:r>
+        <w:t xml:space="preserve"> resource for hotels, or managers in other sectors too. </w:t>
       </w:r>
     </w:p>
     <w:p>
@@ -7180,18 +10469,6 @@
         <w:br w:type="page"/>
       </w:r>
     </w:p>
-    <w:p>
-      <w:pPr>
-        <w:rPr>
-          <w:color w:val="EE0000"/>
-        </w:rPr>
-      </w:pPr>
-    </w:p>
-    <w:p/>
-    <w:p/>
-    <w:p/>
-    <w:p/>
-    <w:p/>
     <w:p/>
     <w:p>
       <w:r>
@@ -7229,7 +10506,7 @@
         </w:rPr>
         <w:t xml:space="preserve">. Chapter 4: Utilizing Expert Knowledge, p. 242. Available at: </w:t>
       </w:r>
-      <w:hyperlink r:id="rId60" w:tgtFrame="_blank" w:history="1">
+      <w:hyperlink r:id="rId50" w:tgtFrame="_blank" w:history="1">
         <w:r>
           <w:rPr>
             <w:rStyle w:val="Hyperlink"/>
@@ -7287,7 +10564,7 @@
         </w:rPr>
         <w:t xml:space="preserve">, GitHub repository. Available at: </w:t>
       </w:r>
-      <w:hyperlink r:id="rId61" w:tgtFrame="_blank" w:history="1">
+      <w:hyperlink r:id="rId51" w:tgtFrame="_blank" w:history="1">
         <w:r>
           <w:rPr>
             <w:rStyle w:val="Hyperlink"/>
@@ -7336,16 +10613,36 @@
           <w:i/>
           <w:iCs/>
         </w:rPr>
-        <w:t>Bug: Unexpected behaviour or documentation gap for pd.to_datetime with specific formats</w:t>
-      </w:r>
+        <w:t xml:space="preserve">Bug: Unexpected behaviour or documentation gap for </w:t>
+      </w:r>
+      <w:proofErr w:type="spellStart"/>
       <w:r>
         <w:rPr>
           <w:b/>
           <w:bCs/>
+          <w:i/>
+          <w:iCs/>
+        </w:rPr>
+        <w:t>pd.to_datetime</w:t>
+      </w:r>
+      <w:proofErr w:type="spellEnd"/>
+      <w:r>
+        <w:rPr>
+          <w:b/>
+          <w:bCs/>
+          <w:i/>
+          <w:iCs/>
+        </w:rPr>
+        <w:t xml:space="preserve"> with specific formats</w:t>
+      </w:r>
+      <w:r>
+        <w:rPr>
+          <w:b/>
+          <w:bCs/>
         </w:rPr>
         <w:t xml:space="preserve">, GitHub Issue #39142. Available at: </w:t>
       </w:r>
-      <w:hyperlink r:id="rId62" w:tgtFrame="_blank" w:history="1">
+      <w:hyperlink r:id="rId52" w:tgtFrame="_blank" w:history="1">
         <w:r>
           <w:rPr>
             <w:rStyle w:val="Hyperlink"/>
@@ -7403,7 +10700,7 @@
         </w:rPr>
         <w:t xml:space="preserve">, Met Éireann - The Irish Meteorological Service. Available at: </w:t>
       </w:r>
-      <w:hyperlink r:id="rId63" w:tgtFrame="_blank" w:history="1">
+      <w:hyperlink r:id="rId53" w:tgtFrame="_blank" w:history="1">
         <w:r>
           <w:rPr>
             <w:rStyle w:val="Hyperlink"/>
@@ -7438,12 +10735,21 @@
           <w:bCs/>
         </w:rPr>
       </w:pPr>
+      <w:proofErr w:type="spellStart"/>
       <w:r>
         <w:rPr>
           <w:b/>
           <w:bCs/>
         </w:rPr>
-        <w:t xml:space="preserve">Mostipak, J. (2020) </w:t>
+        <w:t>Mostipak</w:t>
+      </w:r>
+      <w:proofErr w:type="spellEnd"/>
+      <w:r>
+        <w:rPr>
+          <w:b/>
+          <w:bCs/>
+        </w:rPr>
+        <w:t xml:space="preserve">, J. (2020) </w:t>
       </w:r>
       <w:r>
         <w:rPr>
@@ -7461,7 +10767,7 @@
         </w:rPr>
         <w:t xml:space="preserve">, Kaggle Datasets. Available at: </w:t>
       </w:r>
-      <w:hyperlink r:id="rId64" w:tgtFrame="_blank" w:history="1">
+      <w:hyperlink r:id="rId54" w:tgtFrame="_blank" w:history="1">
         <w:r>
           <w:rPr>
             <w:rStyle w:val="Hyperlink"/>
@@ -7496,12 +10802,21 @@
           <w:bCs/>
         </w:rPr>
       </w:pPr>
+      <w:proofErr w:type="spellStart"/>
       <w:r>
         <w:rPr>
           <w:b/>
           <w:bCs/>
         </w:rPr>
-        <w:t xml:space="preserve">GeeksforGeeks (2023) </w:t>
+        <w:t>GeeksforGeeks</w:t>
+      </w:r>
+      <w:proofErr w:type="spellEnd"/>
+      <w:r>
+        <w:rPr>
+          <w:b/>
+          <w:bCs/>
+        </w:rPr>
+        <w:t xml:space="preserve"> (2023) </w:t>
       </w:r>
       <w:r>
         <w:rPr>
@@ -7517,9 +10832,25 @@
           <w:b/>
           <w:bCs/>
         </w:rPr>
-        <w:t xml:space="preserve">, GeeksforGeeks Programming Reference. Available at: </w:t>
-      </w:r>
-      <w:hyperlink r:id="rId65" w:tgtFrame="_blank" w:history="1">
+        <w:t xml:space="preserve">, </w:t>
+      </w:r>
+      <w:proofErr w:type="spellStart"/>
+      <w:r>
+        <w:rPr>
+          <w:b/>
+          <w:bCs/>
+        </w:rPr>
+        <w:t>GeeksforGeeks</w:t>
+      </w:r>
+      <w:proofErr w:type="spellEnd"/>
+      <w:r>
+        <w:rPr>
+          <w:b/>
+          <w:bCs/>
+        </w:rPr>
+        <w:t xml:space="preserve"> Programming Reference. Available at: </w:t>
+      </w:r>
+      <w:hyperlink r:id="rId55" w:tgtFrame="_blank" w:history="1">
         <w:r>
           <w:rPr>
             <w:rStyle w:val="Hyperlink"/>
@@ -7577,7 +10908,7 @@
         </w:rPr>
         <w:t xml:space="preserve">, W3Schools Python Reference. Available at: </w:t>
       </w:r>
-      <w:hyperlink r:id="rId66" w:tgtFrame="_blank" w:history="1">
+      <w:hyperlink r:id="rId56" w:tgtFrame="_blank" w:history="1">
         <w:r>
           <w:rPr>
             <w:rStyle w:val="Hyperlink"/>
@@ -7598,6 +10929,22 @@
     <w:p/>
     <w:p>
       <w:r>
+        <w:br w:type="page"/>
+      </w:r>
+    </w:p>
+    <w:p>
+      <w:pPr>
+        <w:rPr>
+          <w:b/>
+          <w:bCs/>
+        </w:rPr>
+      </w:pPr>
+      <w:r>
+        <w:rPr>
+          <w:b/>
+          <w:bCs/>
+        </w:rPr>
+        <w:lastRenderedPageBreak/>
         <w:t>AI ref:</w:t>
       </w:r>
     </w:p>
@@ -7763,24 +11110,587 @@
             <w:tcW w:w="3621" w:type="dxa"/>
           </w:tcPr>
           <w:p>
+            <w:hyperlink r:id="rId57" w:history="1">
+              <w:r>
+                <w:rPr>
+                  <w:rStyle w:val="Hyperlink"/>
+                </w:rPr>
+                <w:t>https://gemini.google.com/app/3006e339cbe8a9ce</w:t>
+              </w:r>
+            </w:hyperlink>
+          </w:p>
+        </w:tc>
+      </w:tr>
+      <w:tr>
+        <w:tc>
+          <w:tcPr>
+            <w:tcW w:w="985" w:type="dxa"/>
+          </w:tcPr>
+          <w:p>
+            <w:r>
+              <w:t>Gemini</w:t>
+            </w:r>
+          </w:p>
+        </w:tc>
+        <w:tc>
+          <w:tcPr>
+            <w:tcW w:w="810" w:type="dxa"/>
+          </w:tcPr>
+          <w:p>
+            <w:r>
+              <w:t>2026</w:t>
+            </w:r>
+          </w:p>
+        </w:tc>
+        <w:tc>
+          <w:tcPr>
+            <w:tcW w:w="1620" w:type="dxa"/>
+          </w:tcPr>
+          <w:p>
+            <w:r>
+              <w:t>Generate event data set</w:t>
+            </w:r>
+          </w:p>
+        </w:tc>
+        <w:tc>
+          <w:tcPr>
+            <w:tcW w:w="1980" w:type="dxa"/>
+          </w:tcPr>
+          <w:p>
+            <w:r>
+              <w:t>Gemini 3 Flash</w:t>
+            </w:r>
+          </w:p>
+        </w:tc>
+        <w:tc>
+          <w:tcPr>
+            <w:tcW w:w="3621" w:type="dxa"/>
+          </w:tcPr>
+          <w:p>
+            <w:hyperlink r:id="rId58" w:history="1">
+              <w:r>
+                <w:rPr>
+                  <w:rStyle w:val="Hyperlink"/>
+                </w:rPr>
+                <w:t>https://gemini.google.com/app/3006e339cbe8a9ce</w:t>
+              </w:r>
+            </w:hyperlink>
+          </w:p>
+        </w:tc>
+      </w:tr>
+      <w:tr>
+        <w:tc>
+          <w:tcPr>
+            <w:tcW w:w="985" w:type="dxa"/>
+          </w:tcPr>
+          <w:p>
+            <w:r>
+              <w:t>Gemini</w:t>
+            </w:r>
+          </w:p>
+        </w:tc>
+        <w:tc>
+          <w:tcPr>
+            <w:tcW w:w="810" w:type="dxa"/>
+          </w:tcPr>
+          <w:p>
+            <w:r>
+              <w:t>2026</w:t>
+            </w:r>
+          </w:p>
+        </w:tc>
+        <w:tc>
+          <w:tcPr>
+            <w:tcW w:w="1620" w:type="dxa"/>
+          </w:tcPr>
+          <w:p>
+            <w:proofErr w:type="spellStart"/>
+            <w:r>
+              <w:t>dt.day_name</w:t>
+            </w:r>
+            <w:proofErr w:type="spellEnd"/>
+            <w:r>
+              <w:t>()</w:t>
+            </w:r>
+          </w:p>
+        </w:tc>
+        <w:tc>
+          <w:tcPr>
+            <w:tcW w:w="1980" w:type="dxa"/>
+          </w:tcPr>
+          <w:p>
+            <w:r>
+              <w:t>Gemini 3 Flash</w:t>
+            </w:r>
+          </w:p>
+        </w:tc>
+        <w:tc>
+          <w:tcPr>
+            <w:tcW w:w="3621" w:type="dxa"/>
+          </w:tcPr>
+          <w:p>
+            <w:hyperlink r:id="rId59" w:history="1">
+              <w:r>
+                <w:rPr>
+                  <w:rStyle w:val="Hyperlink"/>
+                </w:rPr>
+                <w:t>https://gemini.google.com/app/3006e339cbe8a9ce</w:t>
+              </w:r>
+            </w:hyperlink>
+          </w:p>
+        </w:tc>
+      </w:tr>
+      <w:tr>
+        <w:tc>
+          <w:tcPr>
+            <w:tcW w:w="985" w:type="dxa"/>
+          </w:tcPr>
+          <w:p>
+            <w:r>
+              <w:t>Gemini</w:t>
+            </w:r>
+          </w:p>
+        </w:tc>
+        <w:tc>
+          <w:tcPr>
+            <w:tcW w:w="810" w:type="dxa"/>
+          </w:tcPr>
+          <w:p>
+            <w:r>
+              <w:t>2026</w:t>
+            </w:r>
+          </w:p>
+        </w:tc>
+        <w:tc>
+          <w:tcPr>
+            <w:tcW w:w="1620" w:type="dxa"/>
+          </w:tcPr>
+          <w:p>
+            <w:r>
+              <w:t>Categorize weather precipitation</w:t>
+            </w:r>
+          </w:p>
+        </w:tc>
+        <w:tc>
+          <w:tcPr>
+            <w:tcW w:w="1980" w:type="dxa"/>
+          </w:tcPr>
+          <w:p>
+            <w:r>
+              <w:t>Gemini 3 Flash</w:t>
+            </w:r>
+          </w:p>
+        </w:tc>
+        <w:tc>
+          <w:tcPr>
+            <w:tcW w:w="3621" w:type="dxa"/>
+          </w:tcPr>
+          <w:p>
+            <w:hyperlink r:id="rId60" w:history="1">
+              <w:r>
+                <w:rPr>
+                  <w:rStyle w:val="Hyperlink"/>
+                </w:rPr>
+                <w:t>https://gemini.google.com/app/3006e339cbe8a9ce</w:t>
+              </w:r>
+            </w:hyperlink>
+          </w:p>
+        </w:tc>
+      </w:tr>
+      <w:tr>
+        <w:tc>
+          <w:tcPr>
+            <w:tcW w:w="985" w:type="dxa"/>
+          </w:tcPr>
+          <w:p>
+            <w:r>
+              <w:t>Gemini</w:t>
+            </w:r>
+          </w:p>
+        </w:tc>
+        <w:tc>
+          <w:tcPr>
+            <w:tcW w:w="810" w:type="dxa"/>
+          </w:tcPr>
+          <w:p>
+            <w:r>
+              <w:t>2026</w:t>
+            </w:r>
+          </w:p>
+        </w:tc>
+        <w:tc>
+          <w:tcPr>
+            <w:tcW w:w="1620" w:type="dxa"/>
+          </w:tcPr>
+          <w:p>
+            <w:r>
+              <w:t>Ireland bank holidays</w:t>
+            </w:r>
+          </w:p>
+        </w:tc>
+        <w:tc>
+          <w:tcPr>
+            <w:tcW w:w="1980" w:type="dxa"/>
+          </w:tcPr>
+          <w:p>
+            <w:r>
+              <w:t>Gemini 3 Flash</w:t>
+            </w:r>
+          </w:p>
+        </w:tc>
+        <w:tc>
+          <w:tcPr>
+            <w:tcW w:w="3621" w:type="dxa"/>
+          </w:tcPr>
+          <w:p>
+            <w:hyperlink r:id="rId61" w:history="1">
+              <w:r>
+                <w:rPr>
+                  <w:rStyle w:val="Hyperlink"/>
+                </w:rPr>
+                <w:t>https://gemini.google.com/app/3006e339cbe8a9ce</w:t>
+              </w:r>
+            </w:hyperlink>
+          </w:p>
+        </w:tc>
+      </w:tr>
+      <w:tr>
+        <w:tc>
+          <w:tcPr>
+            <w:tcW w:w="985" w:type="dxa"/>
+          </w:tcPr>
+          <w:p>
+            <w:r>
+              <w:t>Gemini</w:t>
+            </w:r>
+          </w:p>
+        </w:tc>
+        <w:tc>
+          <w:tcPr>
+            <w:tcW w:w="810" w:type="dxa"/>
+          </w:tcPr>
+          <w:p>
+            <w:r>
+              <w:t>2026</w:t>
+            </w:r>
+          </w:p>
+        </w:tc>
+        <w:tc>
+          <w:tcPr>
+            <w:tcW w:w="1620" w:type="dxa"/>
+          </w:tcPr>
+          <w:p>
+            <w:r>
+              <w:t>P value explanation</w:t>
+            </w:r>
+          </w:p>
+        </w:tc>
+        <w:tc>
+          <w:tcPr>
+            <w:tcW w:w="1980" w:type="dxa"/>
+          </w:tcPr>
+          <w:p>
+            <w:r>
+              <w:t>Gemini 3 Flash</w:t>
+            </w:r>
+          </w:p>
+        </w:tc>
+        <w:tc>
+          <w:tcPr>
+            <w:tcW w:w="3621" w:type="dxa"/>
+          </w:tcPr>
+          <w:p>
+            <w:hyperlink r:id="rId62" w:history="1">
+              <w:r>
+                <w:rPr>
+                  <w:rStyle w:val="Hyperlink"/>
+                </w:rPr>
+                <w:t>https://gemini.google.com/app/3006e339cbe8a9ce</w:t>
+              </w:r>
+            </w:hyperlink>
+          </w:p>
+        </w:tc>
+      </w:tr>
+      <w:tr>
+        <w:tc>
+          <w:tcPr>
+            <w:tcW w:w="985" w:type="dxa"/>
+          </w:tcPr>
+          <w:p>
+            <w:r>
+              <w:t>Gemini</w:t>
+            </w:r>
+          </w:p>
+        </w:tc>
+        <w:tc>
+          <w:tcPr>
+            <w:tcW w:w="810" w:type="dxa"/>
+          </w:tcPr>
+          <w:p>
+            <w:r>
+              <w:t>2026</w:t>
+            </w:r>
+          </w:p>
+        </w:tc>
+        <w:tc>
+          <w:tcPr>
+            <w:tcW w:w="1620" w:type="dxa"/>
+          </w:tcPr>
+          <w:p>
+            <w:r>
+              <w:t>R-squared impact</w:t>
+            </w:r>
+          </w:p>
+        </w:tc>
+        <w:tc>
+          <w:tcPr>
+            <w:tcW w:w="1980" w:type="dxa"/>
+          </w:tcPr>
+          <w:p>
+            <w:r>
+              <w:t>Gemini 3 Flash</w:t>
+            </w:r>
+          </w:p>
+        </w:tc>
+        <w:tc>
+          <w:tcPr>
+            <w:tcW w:w="3621" w:type="dxa"/>
+          </w:tcPr>
+          <w:p>
+            <w:hyperlink r:id="rId63" w:history="1">
+              <w:r>
+                <w:rPr>
+                  <w:rStyle w:val="Hyperlink"/>
+                </w:rPr>
+                <w:t>https://gemini.google.com/app/3006e339cbe8a9ce</w:t>
+              </w:r>
+            </w:hyperlink>
+          </w:p>
+        </w:tc>
+      </w:tr>
+      <w:tr>
+        <w:tc>
+          <w:tcPr>
+            <w:tcW w:w="985" w:type="dxa"/>
+          </w:tcPr>
+          <w:p>
+            <w:r>
+              <w:t>Gemini</w:t>
+            </w:r>
+          </w:p>
+        </w:tc>
+        <w:tc>
+          <w:tcPr>
+            <w:tcW w:w="810" w:type="dxa"/>
+          </w:tcPr>
+          <w:p>
+            <w:r>
+              <w:t>2026</w:t>
+            </w:r>
+          </w:p>
+        </w:tc>
+        <w:tc>
+          <w:tcPr>
+            <w:tcW w:w="1620" w:type="dxa"/>
+          </w:tcPr>
+          <w:p>
+            <w:r>
+              <w:t>Techniques to increase r-square</w:t>
+            </w:r>
+          </w:p>
+        </w:tc>
+        <w:tc>
+          <w:tcPr>
+            <w:tcW w:w="1980" w:type="dxa"/>
+          </w:tcPr>
+          <w:p>
+            <w:r>
+              <w:t>Gemini 3 Flash</w:t>
+            </w:r>
+          </w:p>
+        </w:tc>
+        <w:tc>
+          <w:tcPr>
+            <w:tcW w:w="3621" w:type="dxa"/>
+          </w:tcPr>
+          <w:p>
+            <w:hyperlink r:id="rId64" w:history="1">
+              <w:r>
+                <w:rPr>
+                  <w:rStyle w:val="Hyperlink"/>
+                </w:rPr>
+                <w:t>https://gemini.google.com/app/3006e339cbe8a9ce</w:t>
+              </w:r>
+            </w:hyperlink>
+          </w:p>
+        </w:tc>
+      </w:tr>
+      <w:tr>
+        <w:tc>
+          <w:tcPr>
+            <w:tcW w:w="985" w:type="dxa"/>
+          </w:tcPr>
+          <w:p>
+            <w:r>
+              <w:t>Gemini</w:t>
+            </w:r>
+          </w:p>
+        </w:tc>
+        <w:tc>
+          <w:tcPr>
+            <w:tcW w:w="810" w:type="dxa"/>
+          </w:tcPr>
+          <w:p>
+            <w:r>
+              <w:t>2026</w:t>
+            </w:r>
+          </w:p>
+        </w:tc>
+        <w:tc>
+          <w:tcPr>
+            <w:tcW w:w="1620" w:type="dxa"/>
+          </w:tcPr>
+          <w:p>
+            <w:r>
+              <w:t>Time series shift()</w:t>
+            </w:r>
+          </w:p>
+        </w:tc>
+        <w:tc>
+          <w:tcPr>
+            <w:tcW w:w="1980" w:type="dxa"/>
+          </w:tcPr>
+          <w:p>
+            <w:r>
+              <w:t>Gemini 3 Flash</w:t>
+            </w:r>
+          </w:p>
+        </w:tc>
+        <w:tc>
+          <w:tcPr>
+            <w:tcW w:w="3621" w:type="dxa"/>
+          </w:tcPr>
+          <w:p>
+            <w:hyperlink r:id="rId65" w:history="1">
+              <w:r>
+                <w:rPr>
+                  <w:rStyle w:val="Hyperlink"/>
+                </w:rPr>
+                <w:t>https://gemini.google.com/app/3006e339cbe8a9ce</w:t>
+              </w:r>
+            </w:hyperlink>
+          </w:p>
+        </w:tc>
+      </w:tr>
+      <w:tr>
+        <w:tc>
+          <w:tcPr>
+            <w:tcW w:w="985" w:type="dxa"/>
+          </w:tcPr>
+          <w:p>
+            <w:r>
+              <w:t>Gemini</w:t>
+            </w:r>
+          </w:p>
+        </w:tc>
+        <w:tc>
+          <w:tcPr>
+            <w:tcW w:w="810" w:type="dxa"/>
+          </w:tcPr>
+          <w:p>
+            <w:r>
+              <w:t>2026</w:t>
+            </w:r>
+          </w:p>
+        </w:tc>
+        <w:tc>
+          <w:tcPr>
+            <w:tcW w:w="1620" w:type="dxa"/>
+          </w:tcPr>
+          <w:p>
+            <w:r>
+              <w:t>Vocabulary improvement</w:t>
+            </w:r>
+          </w:p>
+        </w:tc>
+        <w:tc>
+          <w:tcPr>
+            <w:tcW w:w="1980" w:type="dxa"/>
+          </w:tcPr>
+          <w:p>
+            <w:r>
+              <w:t>Gemini 3 Flash</w:t>
+            </w:r>
+          </w:p>
+        </w:tc>
+        <w:tc>
+          <w:tcPr>
+            <w:tcW w:w="3621" w:type="dxa"/>
+          </w:tcPr>
+          <w:p>
+            <w:hyperlink r:id="rId66" w:history="1">
+              <w:r>
+                <w:rPr>
+                  <w:rStyle w:val="Hyperlink"/>
+                </w:rPr>
+                <w:t>https://gemini.google.com/app/3006e339cbe8a9ce</w:t>
+              </w:r>
+            </w:hyperlink>
+          </w:p>
+        </w:tc>
+      </w:tr>
+      <w:tr>
+        <w:tc>
+          <w:tcPr>
+            <w:tcW w:w="985" w:type="dxa"/>
+          </w:tcPr>
+          <w:p>
+            <w:r>
+              <w:t>Gemini</w:t>
+            </w:r>
+          </w:p>
+        </w:tc>
+        <w:tc>
+          <w:tcPr>
+            <w:tcW w:w="810" w:type="dxa"/>
+          </w:tcPr>
+          <w:p>
+            <w:r>
+              <w:t>2026</w:t>
+            </w:r>
+          </w:p>
+        </w:tc>
+        <w:tc>
+          <w:tcPr>
+            <w:tcW w:w="1620" w:type="dxa"/>
+          </w:tcPr>
+          <w:p>
+            <w:r>
+              <w:t>ARIMA model</w:t>
+            </w:r>
+          </w:p>
+        </w:tc>
+        <w:tc>
+          <w:tcPr>
+            <w:tcW w:w="1980" w:type="dxa"/>
+          </w:tcPr>
+          <w:p>
+            <w:r>
+              <w:t>Gemini 3 Flash</w:t>
+            </w:r>
+          </w:p>
+        </w:tc>
+        <w:tc>
+          <w:tcPr>
+            <w:tcW w:w="3621" w:type="dxa"/>
+          </w:tcPr>
+          <w:p>
             <w:hyperlink r:id="rId67" w:history="1">
               <w:r>
                 <w:rPr>
                   <w:rStyle w:val="Hyperlink"/>
                 </w:rPr>
-                <w:t>https://gemini.google.com/app/3006e339cb</w:t>
-              </w:r>
-              <w:r>
-                <w:rPr>
-                  <w:rStyle w:val="Hyperlink"/>
-                </w:rPr>
-                <w:t>e</w:t>
-              </w:r>
-              <w:r>
-                <w:rPr>
-                  <w:rStyle w:val="Hyperlink"/>
-                </w:rPr>
-                <w:t>8a9ce</w:t>
+                <w:t>https://gemini.google.com/app/3006e339cbe8a9ce</w:t>
               </w:r>
             </w:hyperlink>
           </w:p>
@@ -7813,8 +11723,13 @@
           </w:tcPr>
           <w:p>
             <w:r>
-              <w:t>Generate event data set</w:t>
-            </w:r>
+              <w:t xml:space="preserve">How to use </w:t>
+            </w:r>
+            <w:proofErr w:type="spellStart"/>
+            <w:r>
+              <w:t>x.iloc</w:t>
+            </w:r>
+            <w:proofErr w:type="spellEnd"/>
           </w:p>
         </w:tc>
         <w:tc>
@@ -7870,8 +11785,13 @@
           </w:tcPr>
           <w:p>
             <w:r>
-              <w:t>dt.day_name()</w:t>
-            </w:r>
+              <w:t xml:space="preserve">What is </w:t>
+            </w:r>
+            <w:proofErr w:type="spellStart"/>
+            <w:r>
+              <w:t>pd.Timedelta</w:t>
+            </w:r>
+            <w:proofErr w:type="spellEnd"/>
           </w:p>
         </w:tc>
         <w:tc>
@@ -7927,7 +11847,7 @@
           </w:tcPr>
           <w:p>
             <w:r>
-              <w:t>Categorize weather precipitation</w:t>
+              <w:t>How many trees are needed</w:t>
             </w:r>
           </w:p>
         </w:tc>
@@ -7958,6 +11878,9 @@
         </w:tc>
       </w:tr>
       <w:tr>
+        <w:trPr>
+          <w:trHeight w:val="611"/>
+        </w:trPr>
         <w:tc>
           <w:tcPr>
             <w:tcW w:w="985" w:type="dxa"/>
@@ -7984,7 +11907,7 @@
           </w:tcPr>
           <w:p>
             <w:r>
-              <w:t>Ireland bank holidays</w:t>
+              <w:t>.sin and .cos meaning</w:t>
             </w:r>
           </w:p>
         </w:tc>
@@ -8041,7 +11964,7 @@
           </w:tcPr>
           <w:p>
             <w:r>
-              <w:t>P value explanation</w:t>
+              <w:t>Correcting grammar errors</w:t>
             </w:r>
           </w:p>
         </w:tc>
@@ -8061,580 +11984,6 @@
           </w:tcPr>
           <w:p>
             <w:hyperlink r:id="rId72" w:history="1">
-              <w:r>
-                <w:rPr>
-                  <w:rStyle w:val="Hyperlink"/>
-                </w:rPr>
-                <w:t>https://gemini.google.com/app/3006e339cbe8a9ce</w:t>
-              </w:r>
-            </w:hyperlink>
-          </w:p>
-        </w:tc>
-      </w:tr>
-      <w:tr>
-        <w:tc>
-          <w:tcPr>
-            <w:tcW w:w="985" w:type="dxa"/>
-          </w:tcPr>
-          <w:p>
-            <w:r>
-              <w:t>Gemini</w:t>
-            </w:r>
-          </w:p>
-        </w:tc>
-        <w:tc>
-          <w:tcPr>
-            <w:tcW w:w="810" w:type="dxa"/>
-          </w:tcPr>
-          <w:p>
-            <w:r>
-              <w:t>2026</w:t>
-            </w:r>
-          </w:p>
-        </w:tc>
-        <w:tc>
-          <w:tcPr>
-            <w:tcW w:w="1620" w:type="dxa"/>
-          </w:tcPr>
-          <w:p>
-            <w:r>
-              <w:t>R-squared impact</w:t>
-            </w:r>
-          </w:p>
-        </w:tc>
-        <w:tc>
-          <w:tcPr>
-            <w:tcW w:w="1980" w:type="dxa"/>
-          </w:tcPr>
-          <w:p>
-            <w:r>
-              <w:t>Gemini 3 Flash</w:t>
-            </w:r>
-          </w:p>
-        </w:tc>
-        <w:tc>
-          <w:tcPr>
-            <w:tcW w:w="3621" w:type="dxa"/>
-          </w:tcPr>
-          <w:p>
-            <w:hyperlink r:id="rId73" w:history="1">
-              <w:r>
-                <w:rPr>
-                  <w:rStyle w:val="Hyperlink"/>
-                </w:rPr>
-                <w:t>https://gemini.google.com/app/3006e339cbe8a9ce</w:t>
-              </w:r>
-            </w:hyperlink>
-          </w:p>
-        </w:tc>
-      </w:tr>
-      <w:tr>
-        <w:tc>
-          <w:tcPr>
-            <w:tcW w:w="985" w:type="dxa"/>
-          </w:tcPr>
-          <w:p>
-            <w:r>
-              <w:t>Gemini</w:t>
-            </w:r>
-          </w:p>
-        </w:tc>
-        <w:tc>
-          <w:tcPr>
-            <w:tcW w:w="810" w:type="dxa"/>
-          </w:tcPr>
-          <w:p>
-            <w:r>
-              <w:t>2026</w:t>
-            </w:r>
-          </w:p>
-        </w:tc>
-        <w:tc>
-          <w:tcPr>
-            <w:tcW w:w="1620" w:type="dxa"/>
-          </w:tcPr>
-          <w:p>
-            <w:r>
-              <w:t>Techniques to increase r-square</w:t>
-            </w:r>
-          </w:p>
-        </w:tc>
-        <w:tc>
-          <w:tcPr>
-            <w:tcW w:w="1980" w:type="dxa"/>
-          </w:tcPr>
-          <w:p>
-            <w:r>
-              <w:t>Gemini 3 Flash</w:t>
-            </w:r>
-          </w:p>
-        </w:tc>
-        <w:tc>
-          <w:tcPr>
-            <w:tcW w:w="3621" w:type="dxa"/>
-          </w:tcPr>
-          <w:p>
-            <w:hyperlink r:id="rId74" w:history="1">
-              <w:r>
-                <w:rPr>
-                  <w:rStyle w:val="Hyperlink"/>
-                </w:rPr>
-                <w:t>https://gemini.google.com/app/3006e339cbe8a9ce</w:t>
-              </w:r>
-            </w:hyperlink>
-          </w:p>
-        </w:tc>
-      </w:tr>
-      <w:tr>
-        <w:tc>
-          <w:tcPr>
-            <w:tcW w:w="985" w:type="dxa"/>
-          </w:tcPr>
-          <w:p>
-            <w:r>
-              <w:t>Gemini</w:t>
-            </w:r>
-          </w:p>
-        </w:tc>
-        <w:tc>
-          <w:tcPr>
-            <w:tcW w:w="810" w:type="dxa"/>
-          </w:tcPr>
-          <w:p>
-            <w:r>
-              <w:t>2026</w:t>
-            </w:r>
-          </w:p>
-        </w:tc>
-        <w:tc>
-          <w:tcPr>
-            <w:tcW w:w="1620" w:type="dxa"/>
-          </w:tcPr>
-          <w:p>
-            <w:r>
-              <w:t>Time series shift()</w:t>
-            </w:r>
-          </w:p>
-        </w:tc>
-        <w:tc>
-          <w:tcPr>
-            <w:tcW w:w="1980" w:type="dxa"/>
-          </w:tcPr>
-          <w:p>
-            <w:r>
-              <w:t>Gemini 3 Flash</w:t>
-            </w:r>
-          </w:p>
-        </w:tc>
-        <w:tc>
-          <w:tcPr>
-            <w:tcW w:w="3621" w:type="dxa"/>
-          </w:tcPr>
-          <w:p>
-            <w:hyperlink r:id="rId75" w:history="1">
-              <w:r>
-                <w:rPr>
-                  <w:rStyle w:val="Hyperlink"/>
-                </w:rPr>
-                <w:t>https://gemini.google.com/app/3006e339cbe8a9ce</w:t>
-              </w:r>
-            </w:hyperlink>
-          </w:p>
-        </w:tc>
-      </w:tr>
-      <w:tr>
-        <w:tc>
-          <w:tcPr>
-            <w:tcW w:w="985" w:type="dxa"/>
-          </w:tcPr>
-          <w:p>
-            <w:r>
-              <w:t>Gemini</w:t>
-            </w:r>
-          </w:p>
-        </w:tc>
-        <w:tc>
-          <w:tcPr>
-            <w:tcW w:w="810" w:type="dxa"/>
-          </w:tcPr>
-          <w:p>
-            <w:r>
-              <w:t>2026</w:t>
-            </w:r>
-          </w:p>
-        </w:tc>
-        <w:tc>
-          <w:tcPr>
-            <w:tcW w:w="1620" w:type="dxa"/>
-          </w:tcPr>
-          <w:p>
-            <w:r>
-              <w:t>Vocabulary improvement</w:t>
-            </w:r>
-          </w:p>
-        </w:tc>
-        <w:tc>
-          <w:tcPr>
-            <w:tcW w:w="1980" w:type="dxa"/>
-          </w:tcPr>
-          <w:p>
-            <w:r>
-              <w:t>Gemini 3 Flash</w:t>
-            </w:r>
-          </w:p>
-        </w:tc>
-        <w:tc>
-          <w:tcPr>
-            <w:tcW w:w="3621" w:type="dxa"/>
-          </w:tcPr>
-          <w:p>
-            <w:hyperlink r:id="rId76" w:history="1">
-              <w:r>
-                <w:rPr>
-                  <w:rStyle w:val="Hyperlink"/>
-                </w:rPr>
-                <w:t>https://gemini.google.com/app/3006e339cbe8a9ce</w:t>
-              </w:r>
-            </w:hyperlink>
-          </w:p>
-        </w:tc>
-      </w:tr>
-      <w:tr>
-        <w:tc>
-          <w:tcPr>
-            <w:tcW w:w="985" w:type="dxa"/>
-          </w:tcPr>
-          <w:p>
-            <w:r>
-              <w:t>Gemini</w:t>
-            </w:r>
-          </w:p>
-        </w:tc>
-        <w:tc>
-          <w:tcPr>
-            <w:tcW w:w="810" w:type="dxa"/>
-          </w:tcPr>
-          <w:p>
-            <w:r>
-              <w:t>2026</w:t>
-            </w:r>
-          </w:p>
-        </w:tc>
-        <w:tc>
-          <w:tcPr>
-            <w:tcW w:w="1620" w:type="dxa"/>
-          </w:tcPr>
-          <w:p>
-            <w:r>
-              <w:t>ARIMA model</w:t>
-            </w:r>
-          </w:p>
-        </w:tc>
-        <w:tc>
-          <w:tcPr>
-            <w:tcW w:w="1980" w:type="dxa"/>
-          </w:tcPr>
-          <w:p>
-            <w:r>
-              <w:t>Gemini 3 Flash</w:t>
-            </w:r>
-          </w:p>
-        </w:tc>
-        <w:tc>
-          <w:tcPr>
-            <w:tcW w:w="3621" w:type="dxa"/>
-          </w:tcPr>
-          <w:p>
-            <w:hyperlink r:id="rId77" w:history="1">
-              <w:r>
-                <w:rPr>
-                  <w:rStyle w:val="Hyperlink"/>
-                </w:rPr>
-                <w:t>https://gemini.google.com/app/3006e339cbe8a9ce</w:t>
-              </w:r>
-            </w:hyperlink>
-          </w:p>
-        </w:tc>
-      </w:tr>
-      <w:tr>
-        <w:tc>
-          <w:tcPr>
-            <w:tcW w:w="985" w:type="dxa"/>
-          </w:tcPr>
-          <w:p>
-            <w:r>
-              <w:t>Gemini</w:t>
-            </w:r>
-          </w:p>
-        </w:tc>
-        <w:tc>
-          <w:tcPr>
-            <w:tcW w:w="810" w:type="dxa"/>
-          </w:tcPr>
-          <w:p>
-            <w:r>
-              <w:t>2026</w:t>
-            </w:r>
-          </w:p>
-        </w:tc>
-        <w:tc>
-          <w:tcPr>
-            <w:tcW w:w="1620" w:type="dxa"/>
-          </w:tcPr>
-          <w:p>
-            <w:r>
-              <w:t>How to use x.iloc</w:t>
-            </w:r>
-          </w:p>
-        </w:tc>
-        <w:tc>
-          <w:tcPr>
-            <w:tcW w:w="1980" w:type="dxa"/>
-          </w:tcPr>
-          <w:p>
-            <w:r>
-              <w:t>Gemini 3 Flash</w:t>
-            </w:r>
-          </w:p>
-        </w:tc>
-        <w:tc>
-          <w:tcPr>
-            <w:tcW w:w="3621" w:type="dxa"/>
-          </w:tcPr>
-          <w:p>
-            <w:hyperlink r:id="rId78" w:history="1">
-              <w:r>
-                <w:rPr>
-                  <w:rStyle w:val="Hyperlink"/>
-                </w:rPr>
-                <w:t>https://gemini.google.com/app/3006e339cbe8a9ce</w:t>
-              </w:r>
-            </w:hyperlink>
-          </w:p>
-        </w:tc>
-      </w:tr>
-      <w:tr>
-        <w:tc>
-          <w:tcPr>
-            <w:tcW w:w="985" w:type="dxa"/>
-          </w:tcPr>
-          <w:p>
-            <w:r>
-              <w:t>Gemini</w:t>
-            </w:r>
-          </w:p>
-        </w:tc>
-        <w:tc>
-          <w:tcPr>
-            <w:tcW w:w="810" w:type="dxa"/>
-          </w:tcPr>
-          <w:p>
-            <w:r>
-              <w:t>2026</w:t>
-            </w:r>
-          </w:p>
-        </w:tc>
-        <w:tc>
-          <w:tcPr>
-            <w:tcW w:w="1620" w:type="dxa"/>
-          </w:tcPr>
-          <w:p>
-            <w:r>
-              <w:t>What is pd.Timedelta</w:t>
-            </w:r>
-          </w:p>
-        </w:tc>
-        <w:tc>
-          <w:tcPr>
-            <w:tcW w:w="1980" w:type="dxa"/>
-          </w:tcPr>
-          <w:p>
-            <w:r>
-              <w:t>Gemini 3 Flash</w:t>
-            </w:r>
-          </w:p>
-        </w:tc>
-        <w:tc>
-          <w:tcPr>
-            <w:tcW w:w="3621" w:type="dxa"/>
-          </w:tcPr>
-          <w:p>
-            <w:hyperlink r:id="rId79" w:history="1">
-              <w:r>
-                <w:rPr>
-                  <w:rStyle w:val="Hyperlink"/>
-                </w:rPr>
-                <w:t>https://gemini.google.com/app/3006e339cbe8a9ce</w:t>
-              </w:r>
-            </w:hyperlink>
-          </w:p>
-        </w:tc>
-      </w:tr>
-      <w:tr>
-        <w:tc>
-          <w:tcPr>
-            <w:tcW w:w="985" w:type="dxa"/>
-          </w:tcPr>
-          <w:p>
-            <w:r>
-              <w:t>Gemini</w:t>
-            </w:r>
-          </w:p>
-        </w:tc>
-        <w:tc>
-          <w:tcPr>
-            <w:tcW w:w="810" w:type="dxa"/>
-          </w:tcPr>
-          <w:p>
-            <w:r>
-              <w:t>2026</w:t>
-            </w:r>
-          </w:p>
-        </w:tc>
-        <w:tc>
-          <w:tcPr>
-            <w:tcW w:w="1620" w:type="dxa"/>
-          </w:tcPr>
-          <w:p>
-            <w:r>
-              <w:t>How many trees are needed</w:t>
-            </w:r>
-          </w:p>
-        </w:tc>
-        <w:tc>
-          <w:tcPr>
-            <w:tcW w:w="1980" w:type="dxa"/>
-          </w:tcPr>
-          <w:p>
-            <w:r>
-              <w:t>Gemini 3 Flash</w:t>
-            </w:r>
-          </w:p>
-        </w:tc>
-        <w:tc>
-          <w:tcPr>
-            <w:tcW w:w="3621" w:type="dxa"/>
-          </w:tcPr>
-          <w:p>
-            <w:hyperlink r:id="rId80" w:history="1">
-              <w:r>
-                <w:rPr>
-                  <w:rStyle w:val="Hyperlink"/>
-                </w:rPr>
-                <w:t>https://gemini.google.com/app/3006e339cbe8a9ce</w:t>
-              </w:r>
-            </w:hyperlink>
-          </w:p>
-        </w:tc>
-      </w:tr>
-      <w:tr>
-        <w:trPr>
-          <w:trHeight w:val="611"/>
-        </w:trPr>
-        <w:tc>
-          <w:tcPr>
-            <w:tcW w:w="985" w:type="dxa"/>
-          </w:tcPr>
-          <w:p>
-            <w:r>
-              <w:t>Gemini</w:t>
-            </w:r>
-          </w:p>
-        </w:tc>
-        <w:tc>
-          <w:tcPr>
-            <w:tcW w:w="810" w:type="dxa"/>
-          </w:tcPr>
-          <w:p>
-            <w:r>
-              <w:t>2026</w:t>
-            </w:r>
-          </w:p>
-        </w:tc>
-        <w:tc>
-          <w:tcPr>
-            <w:tcW w:w="1620" w:type="dxa"/>
-          </w:tcPr>
-          <w:p>
-            <w:r>
-              <w:t>.sin and .cos meaning</w:t>
-            </w:r>
-          </w:p>
-        </w:tc>
-        <w:tc>
-          <w:tcPr>
-            <w:tcW w:w="1980" w:type="dxa"/>
-          </w:tcPr>
-          <w:p>
-            <w:r>
-              <w:t>Gemini 3 Flash</w:t>
-            </w:r>
-          </w:p>
-        </w:tc>
-        <w:tc>
-          <w:tcPr>
-            <w:tcW w:w="3621" w:type="dxa"/>
-          </w:tcPr>
-          <w:p>
-            <w:hyperlink r:id="rId81" w:history="1">
-              <w:r>
-                <w:rPr>
-                  <w:rStyle w:val="Hyperlink"/>
-                </w:rPr>
-                <w:t>https://gemini.google.com/app/3006e339cbe8a9ce</w:t>
-              </w:r>
-            </w:hyperlink>
-          </w:p>
-        </w:tc>
-      </w:tr>
-      <w:tr>
-        <w:tc>
-          <w:tcPr>
-            <w:tcW w:w="985" w:type="dxa"/>
-          </w:tcPr>
-          <w:p>
-            <w:r>
-              <w:lastRenderedPageBreak/>
-              <w:t>Gemini</w:t>
-            </w:r>
-          </w:p>
-        </w:tc>
-        <w:tc>
-          <w:tcPr>
-            <w:tcW w:w="810" w:type="dxa"/>
-          </w:tcPr>
-          <w:p>
-            <w:r>
-              <w:t>2026</w:t>
-            </w:r>
-          </w:p>
-        </w:tc>
-        <w:tc>
-          <w:tcPr>
-            <w:tcW w:w="1620" w:type="dxa"/>
-          </w:tcPr>
-          <w:p>
-            <w:r>
-              <w:t>Correcting grammar errors</w:t>
-            </w:r>
-          </w:p>
-        </w:tc>
-        <w:tc>
-          <w:tcPr>
-            <w:tcW w:w="1980" w:type="dxa"/>
-          </w:tcPr>
-          <w:p>
-            <w:r>
-              <w:t>Gemini 3 Flash</w:t>
-            </w:r>
-          </w:p>
-        </w:tc>
-        <w:tc>
-          <w:tcPr>
-            <w:tcW w:w="3621" w:type="dxa"/>
-          </w:tcPr>
-          <w:p>
-            <w:hyperlink r:id="rId82" w:history="1">
               <w:r>
                 <w:rPr>
                   <w:rStyle w:val="Hyperlink"/>
@@ -15135,6 +18484,50 @@
       <w14:ligatures w14:val="none"/>
     </w:rPr>
   </w:style>
+  <w:style w:type="paragraph" w:styleId="TOC1">
+    <w:name w:val="toc 1"/>
+    <w:basedOn w:val="Normal"/>
+    <w:next w:val="Normal"/>
+    <w:autoRedefine/>
+    <w:uiPriority w:val="39"/>
+    <w:unhideWhenUsed/>
+    <w:rsid w:val="00FE7FE2"/>
+    <w:pPr>
+      <w:spacing w:after="100"/>
+    </w:pPr>
+  </w:style>
+  <w:style w:type="paragraph" w:styleId="TOC3">
+    <w:name w:val="toc 3"/>
+    <w:basedOn w:val="Normal"/>
+    <w:next w:val="Normal"/>
+    <w:autoRedefine/>
+    <w:uiPriority w:val="39"/>
+    <w:unhideWhenUsed/>
+    <w:rsid w:val="00FE7FE2"/>
+    <w:pPr>
+      <w:spacing w:after="100"/>
+      <w:ind w:left="480"/>
+    </w:pPr>
+  </w:style>
+  <w:style w:type="paragraph" w:styleId="Caption">
+    <w:name w:val="caption"/>
+    <w:basedOn w:val="Normal"/>
+    <w:next w:val="Normal"/>
+    <w:uiPriority w:val="35"/>
+    <w:unhideWhenUsed/>
+    <w:qFormat/>
+    <w:rsid w:val="00C0107F"/>
+    <w:pPr>
+      <w:spacing w:after="200" w:line="240" w:lineRule="auto"/>
+    </w:pPr>
+    <w:rPr>
+      <w:i/>
+      <w:iCs/>
+      <w:color w:val="0E2841" w:themeColor="text2"/>
+      <w:sz w:val="18"/>
+      <w:szCs w:val="18"/>
+    </w:rPr>
+  </w:style>
 </w:styles>
 </file>
 
